--- a/data/outputs/v2/General_Science/SS3.2_Linear_Motion/General_Science_Linear_Motion_CBE_LessonSequence.docx
+++ b/data/outputs/v2/General_Science/SS3.2_Linear_Motion/General_Science_Linear_Motion_CBE_LessonSequence.docx
@@ -3007,7 +3007,7 @@
             <w:pPr>
               <w:spacing w:after="20" w:before="0"/>
             </w:pPr>
-            <w:hyperlink w:history="1" r:id="rIdwcz6priwobwkcrcnwvggb">
+            <w:hyperlink w:history="1" r:id="rId1leiflv-96kqrpjxis7s_">
               <w:r>
                 <w:rPr>
                   <w:rFonts w:ascii="Arial" w:cs="Arial" w:eastAsia="Arial" w:hAnsi="Arial"/>
@@ -3016,7 +3016,7 @@
                   <w:szCs w:val="16"/>
                   <w:u w:val="single" w:color="2E75B6"/>
                 </w:rPr>
-                <w:t xml:space="preserve">Intro to angle bisector theorem</w:t>
+                <w:t xml:space="preserve">Position vs. time graphs</w:t>
               </w:r>
             </w:hyperlink>
           </w:p>
@@ -3040,7 +3040,7 @@
               <w:spacing w:after="10" w:before="0"/>
               <w:ind w:left="120"/>
             </w:pPr>
-            <w:hyperlink w:history="1" r:id="rIdk69ykwkvetubelzvllb3o">
+            <w:hyperlink w:history="1" r:id="rIdwtstkp7yksbqaajf5tzfr">
               <w:r>
                 <w:rPr>
                   <w:rFonts w:ascii="Arial" w:cs="Arial" w:eastAsia="Arial" w:hAnsi="Arial"/>
@@ -3078,14 +3078,14 @@
                 <w:sz w:val="16"/>
                 <w:szCs w:val="16"/>
               </w:rPr>
-              <w:t xml:space="preserve">📖 HTML:</w:t>
+              <w:t xml:space="preserve">📖 EXERCISE:</w:t>
             </w:r>
           </w:p>
           <w:p>
             <w:pPr>
               <w:spacing w:after="20" w:before="0"/>
             </w:pPr>
-            <w:hyperlink w:history="1" r:id="rIdncbkhiin-iuh8p6lbhy7u">
+            <w:hyperlink w:history="1" r:id="rIdos8c0ox7mwmi5b3yq0q-k">
               <w:r>
                 <w:rPr>
                   <w:rFonts w:ascii="Arial" w:cs="Arial" w:eastAsia="Arial" w:hAnsi="Arial"/>
@@ -3094,7 +3094,7 @@
                   <w:szCs w:val="16"/>
                   <w:u w:val="single" w:color="2E75B6"/>
                 </w:rPr>
-                <w:t xml:space="preserve">Linear Equations: Deep Dish Pizza (PLIX)</w:t>
+                <w:t xml:space="preserve">2D projectile motion: Vectors and comparing multiple trajectories</w:t>
               </w:r>
             </w:hyperlink>
           </w:p>
@@ -3110,7 +3110,7 @@
                 <w:sz w:val="14"/>
                 <w:szCs w:val="14"/>
               </w:rPr>
-              <w:t xml:space="preserve">Source: CK-12</w:t>
+              <w:t xml:space="preserve">Source: Khan Academy (English - US curriculum)</w:t>
             </w:r>
           </w:p>
           <w:p>
@@ -3118,7 +3118,7 @@
               <w:spacing w:after="10" w:before="0"/>
               <w:ind w:left="120"/>
             </w:pPr>
-            <w:hyperlink w:history="1" r:id="rIddig72isgq81horfihuc7o">
+            <w:hyperlink w:history="1" r:id="rIdqivcek7m6nps_m7_ouptl">
               <w:r>
                 <w:rPr>
                   <w:rFonts w:ascii="Arial" w:cs="Arial" w:eastAsia="Arial" w:hAnsi="Arial"/>
@@ -3313,7 +3313,7 @@
             <w:pPr>
               <w:spacing w:after="20" w:before="0"/>
             </w:pPr>
-            <w:hyperlink w:history="1" r:id="rIdchpw1-inwsu3x3puca8gu">
+            <w:hyperlink w:history="1" r:id="rIdhwb3k4w7-zskzmjfnsy0t">
               <w:r>
                 <w:rPr>
                   <w:rFonts w:ascii="Arial" w:cs="Arial" w:eastAsia="Arial" w:hAnsi="Arial"/>
@@ -3322,7 +3322,7 @@
                   <w:szCs w:val="16"/>
                   <w:u w:val="single" w:color="2E75B6"/>
                 </w:rPr>
-                <w:t xml:space="preserve">Intro to angle bisector theorem</w:t>
+                <w:t xml:space="preserve">Intro to vectors and scalars</w:t>
               </w:r>
             </w:hyperlink>
           </w:p>
@@ -3346,7 +3346,7 @@
               <w:spacing w:after="10" w:before="0"/>
               <w:ind w:left="120"/>
             </w:pPr>
-            <w:hyperlink w:history="1" r:id="rId1shhrvaig0bk8zluijist">
+            <w:hyperlink w:history="1" r:id="rId2tfrabasmthk4z4ymekm2">
               <w:r>
                 <w:rPr>
                   <w:rFonts w:ascii="Arial" w:cs="Arial" w:eastAsia="Arial" w:hAnsi="Arial"/>
@@ -3384,14 +3384,14 @@
                 <w:sz w:val="16"/>
                 <w:szCs w:val="16"/>
               </w:rPr>
-              <w:t xml:space="preserve">📖 HTML:</w:t>
+              <w:t xml:space="preserve">📖 EXERCISE:</w:t>
             </w:r>
           </w:p>
           <w:p>
             <w:pPr>
               <w:spacing w:after="20" w:before="0"/>
             </w:pPr>
-            <w:hyperlink w:history="1" r:id="rIdienzbisxjwskp4bxrzjvn">
+            <w:hyperlink w:history="1" r:id="rIdtrfoptaszwqbh3zw9ur96">
               <w:r>
                 <w:rPr>
                   <w:rFonts w:ascii="Arial" w:cs="Arial" w:eastAsia="Arial" w:hAnsi="Arial"/>
@@ -3400,7 +3400,7 @@
                   <w:szCs w:val="16"/>
                   <w:u w:val="single" w:color="2E75B6"/>
                 </w:rPr>
-                <w:t xml:space="preserve">Linear Equations: Deep Dish Pizza (PLIX)</w:t>
+                <w:t xml:space="preserve">2D projectile motion: Identifying graphs for projectiles</w:t>
               </w:r>
             </w:hyperlink>
           </w:p>
@@ -3416,7 +3416,7 @@
                 <w:sz w:val="14"/>
                 <w:szCs w:val="14"/>
               </w:rPr>
-              <w:t xml:space="preserve">Source: CK-12</w:t>
+              <w:t xml:space="preserve">Source: Khan Academy (English - US curriculum)</w:t>
             </w:r>
           </w:p>
           <w:p>
@@ -3424,7 +3424,7 @@
               <w:spacing w:after="10" w:before="0"/>
               <w:ind w:left="120"/>
             </w:pPr>
-            <w:hyperlink w:history="1" r:id="rId4hsxlogjptqntic2sghvd">
+            <w:hyperlink w:history="1" r:id="rIdt0yj9w5ytkxmmboqvhgju">
               <w:r>
                 <w:rPr>
                   <w:rFonts w:ascii="Arial" w:cs="Arial" w:eastAsia="Arial" w:hAnsi="Arial"/>
@@ -3619,7 +3619,7 @@
             <w:pPr>
               <w:spacing w:after="20" w:before="0"/>
             </w:pPr>
-            <w:hyperlink w:history="1" r:id="rIdwbjjca_i52daqapkhmbzs">
+            <w:hyperlink w:history="1" r:id="rIdm6c9zck4t0jidwarloaj7">
               <w:r>
                 <w:rPr>
                   <w:rFonts w:ascii="Arial" w:cs="Arial" w:eastAsia="Arial" w:hAnsi="Arial"/>
@@ -3628,7 +3628,7 @@
                   <w:szCs w:val="16"/>
                   <w:u w:val="single" w:color="2E75B6"/>
                 </w:rPr>
-                <w:t xml:space="preserve">Intro to angle bisector theorem</w:t>
+                <w:t xml:space="preserve">Calculating average velocity or speed</w:t>
               </w:r>
             </w:hyperlink>
           </w:p>
@@ -3652,7 +3652,7 @@
               <w:spacing w:after="10" w:before="0"/>
               <w:ind w:left="120"/>
             </w:pPr>
-            <w:hyperlink w:history="1" r:id="rIdeeojc3mtntuuxhjrkn-ga">
+            <w:hyperlink w:history="1" r:id="rIdy-l6hmdc7j2qdemvlmaoz">
               <w:r>
                 <w:rPr>
                   <w:rFonts w:ascii="Arial" w:cs="Arial" w:eastAsia="Arial" w:hAnsi="Arial"/>
@@ -3690,14 +3690,14 @@
                 <w:sz w:val="16"/>
                 <w:szCs w:val="16"/>
               </w:rPr>
-              <w:t xml:space="preserve">📖 HTML:</w:t>
+              <w:t xml:space="preserve">📖 EXERCISE:</w:t>
             </w:r>
           </w:p>
           <w:p>
             <w:pPr>
               <w:spacing w:after="20" w:before="0"/>
             </w:pPr>
-            <w:hyperlink w:history="1" r:id="rId0iysmns6ntdgzmzecusnk">
+            <w:hyperlink w:history="1" r:id="rIdn8y4uvaqeb4ur_y5cq1n_">
               <w:r>
                 <w:rPr>
                   <w:rFonts w:ascii="Arial" w:cs="Arial" w:eastAsia="Arial" w:hAnsi="Arial"/>
@@ -3706,7 +3706,7 @@
                   <w:szCs w:val="16"/>
                   <w:u w:val="single" w:color="2E75B6"/>
                 </w:rPr>
-                <w:t xml:space="preserve">Linear Equations: Deep Dish Pizza (PLIX)</w:t>
+                <w:t xml:space="preserve">Average velocity and average speed from graphs</w:t>
               </w:r>
             </w:hyperlink>
           </w:p>
@@ -3722,7 +3722,7 @@
                 <w:sz w:val="14"/>
                 <w:szCs w:val="14"/>
               </w:rPr>
-              <w:t xml:space="preserve">Source: CK-12</w:t>
+              <w:t xml:space="preserve">Source: Khan Academy (English - US curriculum)</w:t>
             </w:r>
           </w:p>
           <w:p>
@@ -3730,7 +3730,7 @@
               <w:spacing w:after="10" w:before="0"/>
               <w:ind w:left="120"/>
             </w:pPr>
-            <w:hyperlink w:history="1" r:id="rId-jdikludgwyxmdb4pydw2">
+            <w:hyperlink w:history="1" r:id="rIdocj4qr-_xzuilnp0sqtf5">
               <w:r>
                 <w:rPr>
                   <w:rFonts w:ascii="Arial" w:cs="Arial" w:eastAsia="Arial" w:hAnsi="Arial"/>
@@ -3925,7 +3925,7 @@
             <w:pPr>
               <w:spacing w:after="20" w:before="0"/>
             </w:pPr>
-            <w:hyperlink w:history="1" r:id="rIdabtpm8ybf5wr6tf2sqn2x">
+            <w:hyperlink w:history="1" r:id="rId-hbrvbqyuuooew8lceow7">
               <w:r>
                 <w:rPr>
                   <w:rFonts w:ascii="Arial" w:cs="Arial" w:eastAsia="Arial" w:hAnsi="Arial"/>
@@ -3934,7 +3934,7 @@
                   <w:szCs w:val="16"/>
                   <w:u w:val="single" w:color="2E75B6"/>
                 </w:rPr>
-                <w:t xml:space="preserve">Intro to angle bisector theorem</w:t>
+                <w:t xml:space="preserve">Motion problems with integrals: displacement vs. distance</w:t>
               </w:r>
             </w:hyperlink>
           </w:p>
@@ -3958,7 +3958,7 @@
               <w:spacing w:after="10" w:before="0"/>
               <w:ind w:left="120"/>
             </w:pPr>
-            <w:hyperlink w:history="1" r:id="rIdwov_i0rfxt9ewrgmuhjix">
+            <w:hyperlink w:history="1" r:id="rId-rncrky6x6wxhwpsgzhvp">
               <w:r>
                 <w:rPr>
                   <w:rFonts w:ascii="Arial" w:cs="Arial" w:eastAsia="Arial" w:hAnsi="Arial"/>
@@ -3996,14 +3996,14 @@
                 <w:sz w:val="16"/>
                 <w:szCs w:val="16"/>
               </w:rPr>
-              <w:t xml:space="preserve">📖 HTML:</w:t>
+              <w:t xml:space="preserve">📖 EXERCISE:</w:t>
             </w:r>
           </w:p>
           <w:p>
             <w:pPr>
               <w:spacing w:after="20" w:before="0"/>
             </w:pPr>
-            <w:hyperlink w:history="1" r:id="rIddayrnnhgjsqqfroph6cya">
+            <w:hyperlink w:history="1" r:id="rId48u-pn9x_5nntxi_urxb4">
               <w:r>
                 <w:rPr>
                   <w:rFonts w:ascii="Arial" w:cs="Arial" w:eastAsia="Arial" w:hAnsi="Arial"/>
@@ -4012,7 +4012,7 @@
                   <w:szCs w:val="16"/>
                   <w:u w:val="single" w:color="2E75B6"/>
                 </w:rPr>
-                <w:t xml:space="preserve">Linear Equations: Deep Dish Pizza (PLIX)</w:t>
+                <w:t xml:space="preserve">Instantaneous velocity and instantaneous speed from graphs</w:t>
               </w:r>
             </w:hyperlink>
           </w:p>
@@ -4028,7 +4028,7 @@
                 <w:sz w:val="14"/>
                 <w:szCs w:val="14"/>
               </w:rPr>
-              <w:t xml:space="preserve">Source: CK-12</w:t>
+              <w:t xml:space="preserve">Source: Khan Academy (English - US curriculum)</w:t>
             </w:r>
           </w:p>
           <w:p>
@@ -4036,7 +4036,7 @@
               <w:spacing w:after="10" w:before="0"/>
               <w:ind w:left="120"/>
             </w:pPr>
-            <w:hyperlink w:history="1" r:id="rIdfpcwp-lxjl17cimo4r48o">
+            <w:hyperlink w:history="1" r:id="rIdqi4k68l9aoi5h2o7sxxx8">
               <w:r>
                 <w:rPr>
                   <w:rFonts w:ascii="Arial" w:cs="Arial" w:eastAsia="Arial" w:hAnsi="Arial"/>
@@ -4231,7 +4231,7 @@
             <w:pPr>
               <w:spacing w:after="20" w:before="0"/>
             </w:pPr>
-            <w:hyperlink w:history="1" r:id="rId6kjllsuk_eexvdotqsvrg">
+            <w:hyperlink w:history="1" r:id="rId0mqckqwakh07kpksmq_g-">
               <w:r>
                 <w:rPr>
                   <w:rFonts w:ascii="Arial" w:cs="Arial" w:eastAsia="Arial" w:hAnsi="Arial"/>
@@ -4240,7 +4240,7 @@
                   <w:szCs w:val="16"/>
                   <w:u w:val="single" w:color="2E75B6"/>
                 </w:rPr>
-                <w:t xml:space="preserve">Intro to angle bisector theorem</w:t>
+                <w:t xml:space="preserve">Relating angular and regular motion variables</w:t>
               </w:r>
             </w:hyperlink>
           </w:p>
@@ -4264,7 +4264,7 @@
               <w:spacing w:after="10" w:before="0"/>
               <w:ind w:left="120"/>
             </w:pPr>
-            <w:hyperlink w:history="1" r:id="rIdoyt5ob2rtjlv4rnocccg4">
+            <w:hyperlink w:history="1" r:id="rIdzmnc8fs5cdncnmj9c-emd">
               <w:r>
                 <w:rPr>
                   <w:rFonts w:ascii="Arial" w:cs="Arial" w:eastAsia="Arial" w:hAnsi="Arial"/>
@@ -4302,14 +4302,14 @@
                 <w:sz w:val="16"/>
                 <w:szCs w:val="16"/>
               </w:rPr>
-              <w:t xml:space="preserve">📖 HTML:</w:t>
+              <w:t xml:space="preserve">📖 EXERCISE:</w:t>
             </w:r>
           </w:p>
           <w:p>
             <w:pPr>
               <w:spacing w:after="20" w:before="0"/>
             </w:pPr>
-            <w:hyperlink w:history="1" r:id="rIdksewiftex3rrsppds4zzc">
+            <w:hyperlink w:history="1" r:id="rIdvyg1vs18h12lshjg6cfn2">
               <w:r>
                 <w:rPr>
                   <w:rFonts w:ascii="Arial" w:cs="Arial" w:eastAsia="Arial" w:hAnsi="Arial"/>
@@ -4318,7 +4318,7 @@
                   <w:szCs w:val="16"/>
                   <w:u w:val="single" w:color="2E75B6"/>
                 </w:rPr>
-                <w:t xml:space="preserve">Linear Equations: Deep Dish Pizza (PLIX)</w:t>
+                <w:t xml:space="preserve">2D projectile motion: Vectors and comparing multiple trajectories</w:t>
               </w:r>
             </w:hyperlink>
           </w:p>
@@ -4334,7 +4334,7 @@
                 <w:sz w:val="14"/>
                 <w:szCs w:val="14"/>
               </w:rPr>
-              <w:t xml:space="preserve">Source: CK-12</w:t>
+              <w:t xml:space="preserve">Source: Khan Academy (English - US curriculum)</w:t>
             </w:r>
           </w:p>
           <w:p>
@@ -4342,7 +4342,7 @@
               <w:spacing w:after="10" w:before="0"/>
               <w:ind w:left="120"/>
             </w:pPr>
-            <w:hyperlink w:history="1" r:id="rIdxzbltbnkaxjhuxp5dqdby">
+            <w:hyperlink w:history="1" r:id="rIdz4kwj5onxffuvgqo1ykgn">
               <w:r>
                 <w:rPr>
                   <w:rFonts w:ascii="Arial" w:cs="Arial" w:eastAsia="Arial" w:hAnsi="Arial"/>
@@ -5829,7 +5829,7 @@
             <w:pPr>
               <w:spacing w:after="20" w:before="0"/>
             </w:pPr>
-            <w:hyperlink w:history="1" r:id="rIdy98apkyrogi6esb2m70_0">
+            <w:hyperlink w:history="1" r:id="rIdui0eqtq8hgzg8nne19zfi">
               <w:r>
                 <w:rPr>
                   <w:rFonts w:ascii="Arial" w:cs="Arial" w:eastAsia="Arial" w:hAnsi="Arial"/>
@@ -5838,7 +5838,7 @@
                   <w:szCs w:val="16"/>
                   <w:u w:val="single" w:color="2E75B6"/>
                 </w:rPr>
-                <w:t xml:space="preserve">Classifying shapes of distributions</w:t>
+                <w:t xml:space="preserve">Average velocity for constant acceleration</w:t>
               </w:r>
             </w:hyperlink>
           </w:p>
@@ -5862,7 +5862,7 @@
               <w:spacing w:after="10" w:before="0"/>
               <w:ind w:left="120"/>
             </w:pPr>
-            <w:hyperlink w:history="1" r:id="rIdb_afg3v0qz17zb6_4y67u">
+            <w:hyperlink w:history="1" r:id="rIdvwja47gykxcx68qf7axrg">
               <w:r>
                 <w:rPr>
                   <w:rFonts w:ascii="Arial" w:cs="Arial" w:eastAsia="Arial" w:hAnsi="Arial"/>
@@ -5900,14 +5900,14 @@
                 <w:sz w:val="16"/>
                 <w:szCs w:val="16"/>
               </w:rPr>
-              <w:t xml:space="preserve">📖 HTML:</w:t>
+              <w:t xml:space="preserve">📖 EXERCISE:</w:t>
             </w:r>
           </w:p>
           <w:p>
             <w:pPr>
               <w:spacing w:after="20" w:before="0"/>
             </w:pPr>
-            <w:hyperlink w:history="1" r:id="rIdvcf6xcshmmoylkamhc-r1">
+            <w:hyperlink w:history="1" r:id="rId0suexwnlwupdmalcmryow">
               <w:r>
                 <w:rPr>
                   <w:rFonts w:ascii="Arial" w:cs="Arial" w:eastAsia="Arial" w:hAnsi="Arial"/>
@@ -5916,7 +5916,7 @@
                   <w:szCs w:val="16"/>
                   <w:u w:val="single" w:color="2E75B6"/>
                 </w:rPr>
-                <w:t xml:space="preserve">Uniform Distributions (PLIX)</w:t>
+                <w:t xml:space="preserve">Displacement During Uniform Acceleration Practice</w:t>
               </w:r>
             </w:hyperlink>
           </w:p>
@@ -5940,7 +5940,7 @@
               <w:spacing w:after="10" w:before="0"/>
               <w:ind w:left="120"/>
             </w:pPr>
-            <w:hyperlink w:history="1" r:id="rIdysivi9kadhqpphal_-n3t">
+            <w:hyperlink w:history="1" r:id="rId4gpbuvvv0jswn-gzdio8w">
               <w:r>
                 <w:rPr>
                   <w:rFonts w:ascii="Arial" w:cs="Arial" w:eastAsia="Arial" w:hAnsi="Arial"/>
@@ -6135,7 +6135,7 @@
             <w:pPr>
               <w:spacing w:after="20" w:before="0"/>
             </w:pPr>
-            <w:hyperlink w:history="1" r:id="rIdy2i5qck2kxv5pkye9f1d2">
+            <w:hyperlink w:history="1" r:id="rId_wonndafdxosxtc8dvi7o">
               <w:r>
                 <w:rPr>
                   <w:rFonts w:ascii="Arial" w:cs="Arial" w:eastAsia="Arial" w:hAnsi="Arial"/>
@@ -6144,7 +6144,7 @@
                   <w:szCs w:val="16"/>
                   <w:u w:val="single" w:color="2E75B6"/>
                 </w:rPr>
-                <w:t xml:space="preserve">Classifying shapes of distributions</w:t>
+                <w:t xml:space="preserve">Deriving displacement as a function of time, acceleration, and initial velocity</w:t>
               </w:r>
             </w:hyperlink>
           </w:p>
@@ -6168,7 +6168,7 @@
               <w:spacing w:after="10" w:before="0"/>
               <w:ind w:left="120"/>
             </w:pPr>
-            <w:hyperlink w:history="1" r:id="rIdthe0aqlsp8hm14xfcddaa">
+            <w:hyperlink w:history="1" r:id="rIdlszb6lumxrd6bke_yxjfd">
               <w:r>
                 <w:rPr>
                   <w:rFonts w:ascii="Arial" w:cs="Arial" w:eastAsia="Arial" w:hAnsi="Arial"/>
@@ -6213,7 +6213,7 @@
             <w:pPr>
               <w:spacing w:after="20" w:before="0"/>
             </w:pPr>
-            <w:hyperlink w:history="1" r:id="rIdtctypytcbb-ujkt6xe3zg">
+            <w:hyperlink w:history="1" r:id="rIdgy4ajo203bi7lbdyvnnrc">
               <w:r>
                 <w:rPr>
                   <w:rFonts w:ascii="Arial" w:cs="Arial" w:eastAsia="Arial" w:hAnsi="Arial"/>
@@ -6222,7 +6222,7 @@
                   <w:szCs w:val="16"/>
                   <w:u w:val="single" w:color="2E75B6"/>
                 </w:rPr>
-                <w:t xml:space="preserve">Uniform Distributions (PLIX)</w:t>
+                <w:t xml:space="preserve">Displacement During Constant Acceleration (Flexbook)</w:t>
               </w:r>
             </w:hyperlink>
           </w:p>
@@ -6246,7 +6246,7 @@
               <w:spacing w:after="10" w:before="0"/>
               <w:ind w:left="120"/>
             </w:pPr>
-            <w:hyperlink w:history="1" r:id="rIdetrv8qsbwkwykbcpyw-aq">
+            <w:hyperlink w:history="1" r:id="rIdcgka1ydf8dknqjndltczi">
               <w:r>
                 <w:rPr>
                   <w:rFonts w:ascii="Arial" w:cs="Arial" w:eastAsia="Arial" w:hAnsi="Arial"/>
@@ -6441,7 +6441,7 @@
             <w:pPr>
               <w:spacing w:after="20" w:before="0"/>
             </w:pPr>
-            <w:hyperlink w:history="1" r:id="rIdbvdhciu99uelmw7dvcwwq">
+            <w:hyperlink w:history="1" r:id="rIdtxonqido_wogs44uw7pfl">
               <w:r>
                 <w:rPr>
                   <w:rFonts w:ascii="Arial" w:cs="Arial" w:eastAsia="Arial" w:hAnsi="Arial"/>
@@ -6450,7 +6450,7 @@
                   <w:szCs w:val="16"/>
                   <w:u w:val="single" w:color="2E75B6"/>
                 </w:rPr>
-                <w:t xml:space="preserve">Classifying shapes of distributions</w:t>
+                <w:t xml:space="preserve">Plotting projectile displacement, acceleration, and velocity</w:t>
               </w:r>
             </w:hyperlink>
           </w:p>
@@ -6474,7 +6474,7 @@
               <w:spacing w:after="10" w:before="0"/>
               <w:ind w:left="120"/>
             </w:pPr>
-            <w:hyperlink w:history="1" r:id="rIdvgavm0ucbdgmy6dpalh0x">
+            <w:hyperlink w:history="1" r:id="rId42hc5nqe130weeb-w6yan">
               <w:r>
                 <w:rPr>
                   <w:rFonts w:ascii="Arial" w:cs="Arial" w:eastAsia="Arial" w:hAnsi="Arial"/>
@@ -6519,7 +6519,7 @@
             <w:pPr>
               <w:spacing w:after="20" w:before="0"/>
             </w:pPr>
-            <w:hyperlink w:history="1" r:id="rIdqbv1ghajntvl8ib2uly2w">
+            <w:hyperlink w:history="1" r:id="rId6mnmbqlfkmbflqqkk6a0p">
               <w:r>
                 <w:rPr>
                   <w:rFonts w:ascii="Arial" w:cs="Arial" w:eastAsia="Arial" w:hAnsi="Arial"/>
@@ -6528,7 +6528,7 @@
                   <w:szCs w:val="16"/>
                   <w:u w:val="single" w:color="2E75B6"/>
                 </w:rPr>
-                <w:t xml:space="preserve">Uniform Distributions (PLIX)</w:t>
+                <w:t xml:space="preserve">Uniform Acceleration (Flexbook)</w:t>
               </w:r>
             </w:hyperlink>
           </w:p>
@@ -6552,7 +6552,7 @@
               <w:spacing w:after="10" w:before="0"/>
               <w:ind w:left="120"/>
             </w:pPr>
-            <w:hyperlink w:history="1" r:id="rIdgdue963wm5xgn5_hlfykm">
+            <w:hyperlink w:history="1" r:id="rIdllw0d8hv1v20rrltwwg-6">
               <w:r>
                 <w:rPr>
                   <w:rFonts w:ascii="Arial" w:cs="Arial" w:eastAsia="Arial" w:hAnsi="Arial"/>
@@ -6747,7 +6747,7 @@
             <w:pPr>
               <w:spacing w:after="20" w:before="0"/>
             </w:pPr>
-            <w:hyperlink w:history="1" r:id="rIddcw6chthe03u8h3brnfa2">
+            <w:hyperlink w:history="1" r:id="rIdmuphfufw9qnpcdfylhsjm">
               <w:r>
                 <w:rPr>
                   <w:rFonts w:ascii="Arial" w:cs="Arial" w:eastAsia="Arial" w:hAnsi="Arial"/>
@@ -6756,7 +6756,7 @@
                   <w:szCs w:val="16"/>
                   <w:u w:val="single" w:color="2E75B6"/>
                 </w:rPr>
-                <w:t xml:space="preserve">DNA as the "transforming principle"</w:t>
+                <w:t xml:space="preserve">Average velocity for constant acceleration</w:t>
               </w:r>
             </w:hyperlink>
           </w:p>
@@ -6780,7 +6780,7 @@
               <w:spacing w:after="10" w:before="0"/>
               <w:ind w:left="120"/>
             </w:pPr>
-            <w:hyperlink w:history="1" r:id="rIdkolgo437zcgubarjxiwe3">
+            <w:hyperlink w:history="1" r:id="rId1idifvhh8eudmwuen0sya">
               <w:r>
                 <w:rPr>
                   <w:rFonts w:ascii="Arial" w:cs="Arial" w:eastAsia="Arial" w:hAnsi="Arial"/>
@@ -6818,14 +6818,14 @@
                 <w:sz w:val="16"/>
                 <w:szCs w:val="16"/>
               </w:rPr>
-              <w:t xml:space="preserve">📖 HTML:</w:t>
+              <w:t xml:space="preserve">📖 EXERCISE:</w:t>
             </w:r>
           </w:p>
           <w:p>
             <w:pPr>
               <w:spacing w:after="20" w:before="0"/>
             </w:pPr>
-            <w:hyperlink w:history="1" r:id="rIdprqydldodjstaclnbkryl">
+            <w:hyperlink w:history="1" r:id="rId_ycgn6gto2uva75ntrv49">
               <w:r>
                 <w:rPr>
                   <w:rFonts w:ascii="Arial" w:cs="Arial" w:eastAsia="Arial" w:hAnsi="Arial"/>
@@ -6834,7 +6834,7 @@
                   <w:szCs w:val="16"/>
                   <w:u w:val="single" w:color="2E75B6"/>
                 </w:rPr>
-                <w:t xml:space="preserve">Uniform Distributions (PLIX)</w:t>
+                <w:t xml:space="preserve">Uniform Acceleration Practice</w:t>
               </w:r>
             </w:hyperlink>
           </w:p>
@@ -6858,7 +6858,7 @@
               <w:spacing w:after="10" w:before="0"/>
               <w:ind w:left="120"/>
             </w:pPr>
-            <w:hyperlink w:history="1" r:id="rIduyh1wohq3_cf0iwk_qpoq">
+            <w:hyperlink w:history="1" r:id="rIdsb4babgmwbdtuuvrjtcj2">
               <w:r>
                 <w:rPr>
                   <w:rFonts w:ascii="Arial" w:cs="Arial" w:eastAsia="Arial" w:hAnsi="Arial"/>
@@ -7053,7 +7053,7 @@
             <w:pPr>
               <w:spacing w:after="20" w:before="0"/>
             </w:pPr>
-            <w:hyperlink w:history="1" r:id="rIdywqelcsilg6mgcg9_tlez">
+            <w:hyperlink w:history="1" r:id="rIdbk9jo62grl3hclrfdoexx">
               <w:r>
                 <w:rPr>
                   <w:rFonts w:ascii="Arial" w:cs="Arial" w:eastAsia="Arial" w:hAnsi="Arial"/>
@@ -7062,7 +7062,7 @@
                   <w:szCs w:val="16"/>
                   <w:u w:val="single" w:color="2E75B6"/>
                 </w:rPr>
-                <w:t xml:space="preserve">Classifying shapes of distributions</w:t>
+                <w:t xml:space="preserve">Average velocity for constant acceleration</w:t>
               </w:r>
             </w:hyperlink>
           </w:p>
@@ -7086,7 +7086,7 @@
               <w:spacing w:after="10" w:before="0"/>
               <w:ind w:left="120"/>
             </w:pPr>
-            <w:hyperlink w:history="1" r:id="rIdoeofilepmktfrqk_oydmz">
+            <w:hyperlink w:history="1" r:id="rIdioyobuvxk9vctxblccrs4">
               <w:r>
                 <w:rPr>
                   <w:rFonts w:ascii="Arial" w:cs="Arial" w:eastAsia="Arial" w:hAnsi="Arial"/>
@@ -7131,7 +7131,7 @@
             <w:pPr>
               <w:spacing w:after="20" w:before="0"/>
             </w:pPr>
-            <w:hyperlink w:history="1" r:id="rId2qjdcpm1fyc4uj9mplspf">
+            <w:hyperlink w:history="1" r:id="rIdur0usphmtaoato8ej4wka">
               <w:r>
                 <w:rPr>
                   <w:rFonts w:ascii="Arial" w:cs="Arial" w:eastAsia="Arial" w:hAnsi="Arial"/>
@@ -7140,7 +7140,7 @@
                   <w:szCs w:val="16"/>
                   <w:u w:val="single" w:color="2E75B6"/>
                 </w:rPr>
-                <w:t xml:space="preserve">Uniform Distributions (PLIX)</w:t>
+                <w:t xml:space="preserve">Uniform Acceleration (PLIX)</w:t>
               </w:r>
             </w:hyperlink>
           </w:p>
@@ -7164,7 +7164,7 @@
               <w:spacing w:after="10" w:before="0"/>
               <w:ind w:left="120"/>
             </w:pPr>
-            <w:hyperlink w:history="1" r:id="rIduoreldovl7wgtujcvep3l">
+            <w:hyperlink w:history="1" r:id="rIdyjo_f8ifxrihcotl1mwmb">
               <w:r>
                 <w:rPr>
                   <w:rFonts w:ascii="Arial" w:cs="Arial" w:eastAsia="Arial" w:hAnsi="Arial"/>
@@ -8651,7 +8651,7 @@
             <w:pPr>
               <w:spacing w:after="20" w:before="0"/>
             </w:pPr>
-            <w:hyperlink w:history="1" r:id="rIdwbhfkh5kr4r21xah7l3xd">
+            <w:hyperlink w:history="1" r:id="rIdh4psqbe4-tkvowb1qzdfg">
               <w:r>
                 <w:rPr>
                   <w:rFonts w:ascii="Arial" w:cs="Arial" w:eastAsia="Arial" w:hAnsi="Arial"/>
@@ -8660,7 +8660,7 @@
                   <w:szCs w:val="16"/>
                   <w:u w:val="single" w:color="2E75B6"/>
                 </w:rPr>
-                <w:t xml:space="preserve">AP Physics 1 review of Forces and Newton's Laws</w:t>
+                <w:t xml:space="preserve">Choosing kinematic equations</w:t>
               </w:r>
             </w:hyperlink>
           </w:p>
@@ -8684,7 +8684,7 @@
               <w:spacing w:after="10" w:before="0"/>
               <w:ind w:left="120"/>
             </w:pPr>
-            <w:hyperlink w:history="1" r:id="rIdlk68syl6gbaxrl9aqmjoq">
+            <w:hyperlink w:history="1" r:id="rIde0qngxowndgalwel36t8m">
               <w:r>
                 <w:rPr>
                   <w:rFonts w:ascii="Arial" w:cs="Arial" w:eastAsia="Arial" w:hAnsi="Arial"/>
@@ -8722,14 +8722,14 @@
                 <w:sz w:val="16"/>
                 <w:szCs w:val="16"/>
               </w:rPr>
-              <w:t xml:space="preserve">📖 HTML:</w:t>
+              <w:t xml:space="preserve">📖 EXERCISE:</w:t>
             </w:r>
           </w:p>
           <w:p>
             <w:pPr>
               <w:spacing w:after="20" w:before="0"/>
             </w:pPr>
-            <w:hyperlink w:history="1" r:id="rIddwr5mgcyyytinzgjqlkxy">
+            <w:hyperlink w:history="1" r:id="rIdmkgsitecink0jqb-k8yow">
               <w:r>
                 <w:rPr>
                   <w:rFonts w:ascii="Arial" w:cs="Arial" w:eastAsia="Arial" w:hAnsi="Arial"/>
@@ -8738,7 +8738,7 @@
                   <w:szCs w:val="16"/>
                   <w:u w:val="single" w:color="2E75B6"/>
                 </w:rPr>
-                <w:t xml:space="preserve">Linear Equations: Deep Dish Pizza (PLIX)</w:t>
+                <w:t xml:space="preserve">Setting up problems with constant acceleration</w:t>
               </w:r>
             </w:hyperlink>
           </w:p>
@@ -8754,7 +8754,7 @@
                 <w:sz w:val="14"/>
                 <w:szCs w:val="14"/>
               </w:rPr>
-              <w:t xml:space="preserve">Source: CK-12</w:t>
+              <w:t xml:space="preserve">Source: Khan Academy (English - US curriculum)</w:t>
             </w:r>
           </w:p>
           <w:p>
@@ -8762,7 +8762,7 @@
               <w:spacing w:after="10" w:before="0"/>
               <w:ind w:left="120"/>
             </w:pPr>
-            <w:hyperlink w:history="1" r:id="rIdvkaa4o6qwf4tzou0lvkmc">
+            <w:hyperlink w:history="1" r:id="rIdvh1eaez1_a_ayqokevi_i">
               <w:r>
                 <w:rPr>
                   <w:rFonts w:ascii="Arial" w:cs="Arial" w:eastAsia="Arial" w:hAnsi="Arial"/>
@@ -8957,7 +8957,7 @@
             <w:pPr>
               <w:spacing w:after="20" w:before="0"/>
             </w:pPr>
-            <w:hyperlink w:history="1" r:id="rIdykjbznd0it58zpcgiiesv">
+            <w:hyperlink w:history="1" r:id="rIdcmogdafqem9rfxhitn-ax">
               <w:r>
                 <w:rPr>
                   <w:rFonts w:ascii="Arial" w:cs="Arial" w:eastAsia="Arial" w:hAnsi="Arial"/>
@@ -8966,7 +8966,7 @@
                   <w:szCs w:val="16"/>
                   <w:u w:val="single" w:color="2E75B6"/>
                 </w:rPr>
-                <w:t xml:space="preserve">AP Physics 1 review of Forces and Newton's Laws</w:t>
+                <w:t xml:space="preserve">Deriving displacement as a function of time, acceleration, and initial velocity</w:t>
               </w:r>
             </w:hyperlink>
           </w:p>
@@ -8990,7 +8990,7 @@
               <w:spacing w:after="10" w:before="0"/>
               <w:ind w:left="120"/>
             </w:pPr>
-            <w:hyperlink w:history="1" r:id="rIdwbaarbnc4ymmz8ftijkus">
+            <w:hyperlink w:history="1" r:id="rIdny2mazje97hazjxqvdy3s">
               <w:r>
                 <w:rPr>
                   <w:rFonts w:ascii="Arial" w:cs="Arial" w:eastAsia="Arial" w:hAnsi="Arial"/>
@@ -9035,7 +9035,7 @@
             <w:pPr>
               <w:spacing w:after="20" w:before="0"/>
             </w:pPr>
-            <w:hyperlink w:history="1" r:id="rIdsfqjugmuddmjopn-hoohr">
+            <w:hyperlink w:history="1" r:id="rIdadkcwud9ppgkp_shj5flk">
               <w:r>
                 <w:rPr>
                   <w:rFonts w:ascii="Arial" w:cs="Arial" w:eastAsia="Arial" w:hAnsi="Arial"/>
@@ -9044,7 +9044,7 @@
                   <w:szCs w:val="16"/>
                   <w:u w:val="single" w:color="2E75B6"/>
                 </w:rPr>
-                <w:t xml:space="preserve">Linear Equations: Deep Dish Pizza (PLIX)</w:t>
+                <w:t xml:space="preserve">Displacement During Constant Acceleration (Flexbook)</w:t>
               </w:r>
             </w:hyperlink>
           </w:p>
@@ -9068,7 +9068,7 @@
               <w:spacing w:after="10" w:before="0"/>
               <w:ind w:left="120"/>
             </w:pPr>
-            <w:hyperlink w:history="1" r:id="rIdpbr1v3wljxh-fzdie9mjw">
+            <w:hyperlink w:history="1" r:id="rIdajbltxdzmgsapdifrxpcz">
               <w:r>
                 <w:rPr>
                   <w:rFonts w:ascii="Arial" w:cs="Arial" w:eastAsia="Arial" w:hAnsi="Arial"/>
@@ -9263,7 +9263,7 @@
             <w:pPr>
               <w:spacing w:after="20" w:before="0"/>
             </w:pPr>
-            <w:hyperlink w:history="1" r:id="rIdzcerfm9wfjnogkpmidqvf">
+            <w:hyperlink w:history="1" r:id="rIdimozgawnvce9qsy-ky6g5">
               <w:r>
                 <w:rPr>
                   <w:rFonts w:ascii="Arial" w:cs="Arial" w:eastAsia="Arial" w:hAnsi="Arial"/>
@@ -9272,7 +9272,7 @@
                   <w:szCs w:val="16"/>
                   <w:u w:val="single" w:color="2E75B6"/>
                 </w:rPr>
-                <w:t xml:space="preserve">AP Physics 1 review of Forces and Newton's Laws</w:t>
+                <w:t xml:space="preserve">Choosing kinematic equations</w:t>
               </w:r>
             </w:hyperlink>
           </w:p>
@@ -9296,7 +9296,7 @@
               <w:spacing w:after="10" w:before="0"/>
               <w:ind w:left="120"/>
             </w:pPr>
-            <w:hyperlink w:history="1" r:id="rIdnpvs1y-mscz9yvr5k-ube">
+            <w:hyperlink w:history="1" r:id="rIduhf0hei6n4esrwzvwrijl">
               <w:r>
                 <w:rPr>
                   <w:rFonts w:ascii="Arial" w:cs="Arial" w:eastAsia="Arial" w:hAnsi="Arial"/>
@@ -9334,14 +9334,14 @@
                 <w:sz w:val="16"/>
                 <w:szCs w:val="16"/>
               </w:rPr>
-              <w:t xml:space="preserve">📖 HTML:</w:t>
+              <w:t xml:space="preserve">📖 EXERCISE:</w:t>
             </w:r>
           </w:p>
           <w:p>
             <w:pPr>
               <w:spacing w:after="20" w:before="0"/>
             </w:pPr>
-            <w:hyperlink w:history="1" r:id="rId6pkcgack0qnjkanfqiva3">
+            <w:hyperlink w:history="1" r:id="rIdyhtrwtnaol1dwixoqw0ep">
               <w:r>
                 <w:rPr>
                   <w:rFonts w:ascii="Arial" w:cs="Arial" w:eastAsia="Arial" w:hAnsi="Arial"/>
@@ -9350,7 +9350,7 @@
                   <w:szCs w:val="16"/>
                   <w:u w:val="single" w:color="2E75B6"/>
                 </w:rPr>
-                <w:t xml:space="preserve">Linear Equations: Deep Dish Pizza (PLIX)</w:t>
+                <w:t xml:space="preserve">Kinematic formulas in one-dimension</w:t>
               </w:r>
             </w:hyperlink>
           </w:p>
@@ -9366,7 +9366,7 @@
                 <w:sz w:val="14"/>
                 <w:szCs w:val="14"/>
               </w:rPr>
-              <w:t xml:space="preserve">Source: CK-12</w:t>
+              <w:t xml:space="preserve">Source: Khan Academy (English - US curriculum)</w:t>
             </w:r>
           </w:p>
           <w:p>
@@ -9374,7 +9374,7 @@
               <w:spacing w:after="10" w:before="0"/>
               <w:ind w:left="120"/>
             </w:pPr>
-            <w:hyperlink w:history="1" r:id="rIdacujklityx3otlh2lul2k">
+            <w:hyperlink w:history="1" r:id="rIdujc0ko5qwb6gcmogzunis">
               <w:r>
                 <w:rPr>
                   <w:rFonts w:ascii="Arial" w:cs="Arial" w:eastAsia="Arial" w:hAnsi="Arial"/>
@@ -9569,7 +9569,7 @@
             <w:pPr>
               <w:spacing w:after="20" w:before="0"/>
             </w:pPr>
-            <w:hyperlink w:history="1" r:id="rId0-5n30j7haoqomuxwayok">
+            <w:hyperlink w:history="1" r:id="rIdpi2nbc_pei4r5i5_6hpxj">
               <w:r>
                 <w:rPr>
                   <w:rFonts w:ascii="Arial" w:cs="Arial" w:eastAsia="Arial" w:hAnsi="Arial"/>
@@ -9578,7 +9578,7 @@
                   <w:szCs w:val="16"/>
                   <w:u w:val="single" w:color="2E75B6"/>
                 </w:rPr>
-                <w:t xml:space="preserve">AP Physics 1 review of Forces and Newton's Laws</w:t>
+                <w:t xml:space="preserve">Choosing kinematic equations</w:t>
               </w:r>
             </w:hyperlink>
           </w:p>
@@ -9602,7 +9602,7 @@
               <w:spacing w:after="10" w:before="0"/>
               <w:ind w:left="120"/>
             </w:pPr>
-            <w:hyperlink w:history="1" r:id="rIdjqdvlbkr1em1mnomasc_f">
+            <w:hyperlink w:history="1" r:id="rIdxonoposxl-tie1udcqj_u">
               <w:r>
                 <w:rPr>
                   <w:rFonts w:ascii="Arial" w:cs="Arial" w:eastAsia="Arial" w:hAnsi="Arial"/>
@@ -9647,7 +9647,7 @@
             <w:pPr>
               <w:spacing w:after="20" w:before="0"/>
             </w:pPr>
-            <w:hyperlink w:history="1" r:id="rIdwg3iqw1akdeq42i_k1l4l">
+            <w:hyperlink w:history="1" r:id="rIdqynlb3kyoym3evgrtdtio">
               <w:r>
                 <w:rPr>
                   <w:rFonts w:ascii="Arial" w:cs="Arial" w:eastAsia="Arial" w:hAnsi="Arial"/>
@@ -9656,7 +9656,7 @@
                   <w:szCs w:val="16"/>
                   <w:u w:val="single" w:color="2E75B6"/>
                 </w:rPr>
-                <w:t xml:space="preserve">Linear Equations: Deep Dish Pizza (PLIX)</w:t>
+                <w:t xml:space="preserve">Projectile Motion Problem Solving (Flexbook)</w:t>
               </w:r>
             </w:hyperlink>
           </w:p>
@@ -9680,7 +9680,7 @@
               <w:spacing w:after="10" w:before="0"/>
               <w:ind w:left="120"/>
             </w:pPr>
-            <w:hyperlink w:history="1" r:id="rIdsc7vntqy0nxym4k5jdlvw">
+            <w:hyperlink w:history="1" r:id="rIdwm0ldozyj7aemwum4ijcx">
               <w:r>
                 <w:rPr>
                   <w:rFonts w:ascii="Arial" w:cs="Arial" w:eastAsia="Arial" w:hAnsi="Arial"/>
@@ -9875,7 +9875,7 @@
             <w:pPr>
               <w:spacing w:after="20" w:before="0"/>
             </w:pPr>
-            <w:hyperlink w:history="1" r:id="rId8p8jfly5fi9d_s2qj8c6z">
+            <w:hyperlink w:history="1" r:id="rIdcfcxnwdkwwgrosqi9o3pe">
               <w:r>
                 <w:rPr>
                   <w:rFonts w:ascii="Arial" w:cs="Arial" w:eastAsia="Arial" w:hAnsi="Arial"/>
@@ -9884,7 +9884,7 @@
                   <w:szCs w:val="16"/>
                   <w:u w:val="single" w:color="2E75B6"/>
                 </w:rPr>
-                <w:t xml:space="preserve">AP Physics 1 review of Forces and Newton's Laws</w:t>
+                <w:t xml:space="preserve">Choosing kinematic equations</w:t>
               </w:r>
             </w:hyperlink>
           </w:p>
@@ -9908,7 +9908,7 @@
               <w:spacing w:after="10" w:before="0"/>
               <w:ind w:left="120"/>
             </w:pPr>
-            <w:hyperlink w:history="1" r:id="rIdgjtj1fk1v8bom5p6ji53x">
+            <w:hyperlink w:history="1" r:id="rIdt25qrztb9rlvfgevnwksn">
               <w:r>
                 <w:rPr>
                   <w:rFonts w:ascii="Arial" w:cs="Arial" w:eastAsia="Arial" w:hAnsi="Arial"/>
@@ -9953,7 +9953,7 @@
             <w:pPr>
               <w:spacing w:after="20" w:before="0"/>
             </w:pPr>
-            <w:hyperlink w:history="1" r:id="rIdruzx4vskyskj7h5bh-3cz">
+            <w:hyperlink w:history="1" r:id="rIdtcutgxxfkfihojylx4wdw">
               <w:r>
                 <w:rPr>
                   <w:rFonts w:ascii="Arial" w:cs="Arial" w:eastAsia="Arial" w:hAnsi="Arial"/>
@@ -9962,7 +9962,7 @@
                   <w:szCs w:val="16"/>
                   <w:u w:val="single" w:color="2E75B6"/>
                 </w:rPr>
-                <w:t xml:space="preserve">Linear Equations: Deep Dish Pizza (PLIX)</w:t>
+                <w:t xml:space="preserve">Problem Solving with Linear Models (Flexbook)</w:t>
               </w:r>
             </w:hyperlink>
           </w:p>
@@ -9986,7 +9986,7 @@
               <w:spacing w:after="10" w:before="0"/>
               <w:ind w:left="120"/>
             </w:pPr>
-            <w:hyperlink w:history="1" r:id="rIdlhrybl48s9x4-ajkykzcp">
+            <w:hyperlink w:history="1" r:id="rId8qkvwqc7cewjp-xsj1hso">
               <w:r>
                 <w:rPr>
                   <w:rFonts w:ascii="Arial" w:cs="Arial" w:eastAsia="Arial" w:hAnsi="Arial"/>
@@ -11473,7 +11473,7 @@
             <w:pPr>
               <w:spacing w:after="20" w:before="0"/>
             </w:pPr>
-            <w:hyperlink w:history="1" r:id="rIdazmayc-cjsodycdfynx4s">
+            <w:hyperlink w:history="1" r:id="rIdyjswiafmyxd4k_wfuj80o">
               <w:r>
                 <w:rPr>
                   <w:rFonts w:ascii="Arial" w:cs="Arial" w:eastAsia="Arial" w:hAnsi="Arial"/>
@@ -11482,7 +11482,7 @@
                   <w:szCs w:val="16"/>
                   <w:u w:val="single" w:color="2E75B6"/>
                 </w:rPr>
-                <w:t xml:space="preserve">Parametric equations intro</w:t>
+                <w:t xml:space="preserve">Period dependence for mass on spring</w:t>
               </w:r>
             </w:hyperlink>
           </w:p>
@@ -11506,7 +11506,7 @@
               <w:spacing w:after="10" w:before="0"/>
               <w:ind w:left="120"/>
             </w:pPr>
-            <w:hyperlink w:history="1" r:id="rIdjj-uwgetfpiicpf1__35g">
+            <w:hyperlink w:history="1" r:id="rIdiyw3gtuoznbt014cptqvc">
               <w:r>
                 <w:rPr>
                   <w:rFonts w:ascii="Arial" w:cs="Arial" w:eastAsia="Arial" w:hAnsi="Arial"/>
@@ -11544,14 +11544,241 @@
                 <w:sz w:val="16"/>
                 <w:szCs w:val="16"/>
               </w:rPr>
-              <w:t xml:space="preserve">📖 HTML:</w:t>
+              <w:t xml:space="preserve">📖 READING:</w:t>
             </w:r>
           </w:p>
           <w:p>
             <w:pPr>
               <w:spacing w:after="20" w:before="0"/>
             </w:pPr>
-            <w:hyperlink w:history="1" r:id="rIdl03tc-qsdzxlqtxkznbqr">
+            <w:r>
+              <w:rPr>
+                <w:rFonts w:ascii="Arial" w:cs="Arial" w:eastAsia="Arial" w:hAnsi="Arial"/>
+                <w:i/>
+                <w:iCs/>
+                <w:color w:val="595959"/>
+                <w:sz w:val="16"/>
+                <w:szCs w:val="16"/>
+              </w:rPr>
+              <w:t xml:space="preserve">No closely matching reading in the ARES library for this activity.</w:t>
+            </w:r>
+          </w:p>
+          <w:p>
+            <w:pPr>
+              <w:spacing w:after="10" w:before="0"/>
+              <w:ind w:left="120"/>
+            </w:pPr>
+            <w:hyperlink w:history="1" r:id="rId_mwfqzqhbdwqeogdxq9f0">
+              <w:r>
+                <w:rPr>
+                  <w:rFonts w:ascii="Arial" w:cs="Arial" w:eastAsia="Arial" w:hAnsi="Arial"/>
+                  <w:color w:val="595959"/>
+                  <w:sz w:val="14"/>
+                  <w:szCs w:val="14"/>
+                  <w:u w:val="single" w:color="595959"/>
+                </w:rPr>
+                <w:t xml:space="preserve">🔍 Search ARES for readings</w:t>
+              </w:r>
+            </w:hyperlink>
+          </w:p>
+          <w:p>
+            <w:pPr>
+              <w:spacing w:after="10" w:before="0"/>
+              <w:ind w:left="120"/>
+            </w:pPr>
+            <w:r>
+              <w:rPr>
+                <w:rFonts w:ascii="Arial" w:cs="Arial" w:eastAsia="Arial" w:hAnsi="Arial"/>
+                <w:color w:val="595959"/>
+                <w:sz w:val="14"/>
+                <w:szCs w:val="14"/>
+              </w:rPr>
+              <w:t xml:space="preserve">Search terms: linear motion free fall</w:t>
+            </w:r>
+          </w:p>
+        </w:tc>
+        <w:tc>
+          <w:tcPr>
+            <w:tcW w:type="dxa" w:w="3040"/>
+            <w:shd w:fill="FFFFFF" w:color="auto" w:val="clear"/>
+            <w:tcMar>
+              <w:top w:type="dxa" w:w="60"/>
+              <w:left w:type="dxa" w:w="120"/>
+              <w:bottom w:type="dxa" w:w="60"/>
+              <w:right w:type="dxa" w:w="120"/>
+            </w:tcMar>
+            <w:vAlign w:val="top"/>
+          </w:tcPr>
+          <w:p>
+            <w:pPr>
+              <w:spacing w:after="40" w:before="0"/>
+              <w:jc w:val="left"/>
+            </w:pPr>
+            <w:r>
+              <w:rPr>
+                <w:rFonts w:ascii="Arial" w:cs="Arial" w:eastAsia="Arial" w:hAnsi="Arial"/>
+                <w:b w:val="false"/>
+                <w:bCs w:val="false"/>
+                <w:i w:val="false"/>
+                <w:iCs w:val="false"/>
+                <w:color w:val="000000"/>
+                <w:sz w:val="18"/>
+                <w:szCs w:val="18"/>
+              </w:rPr>
+              <w:t xml:space="preserve">Each learner receives a half-sheet 'Prediction Slip' with three questions: (1) 'If you drop a ripe mango and a small pebble from the top of the Limuru escarpment wall at exactly the same time and height, which hits the ground first — or do they land together? Explain your reasoning in at least two sentences.' (2) 'Does a heavier mkokoteni roll down a slope faster than a lighter one because gravity pulls harder on heavier things? Yes / No / Not sure — explain.' (3) 'Predict: if an object is dropped from 2 m, roughly how many seconds will it take to reach the ground?' Learners work silently and individually for 5 minutes, writing their name on the slip. Slips are collected by the teacher but NOT marked — they will be returned and compared at the end of the lesson.</w:t>
+            </w:r>
+          </w:p>
+        </w:tc>
+        <w:tc>
+          <w:tcPr>
+            <w:tcW w:type="dxa" w:w="3040"/>
+            <w:shd w:fill="F2F2F2" w:color="auto" w:val="clear"/>
+            <w:tcMar>
+              <w:top w:type="dxa" w:w="60"/>
+              <w:left w:type="dxa" w:w="120"/>
+              <w:bottom w:type="dxa" w:w="60"/>
+              <w:right w:type="dxa" w:w="120"/>
+            </w:tcMar>
+            <w:vAlign w:val="top"/>
+          </w:tcPr>
+          <w:p>
+            <w:pPr>
+              <w:spacing w:after="40" w:before="0"/>
+              <w:jc w:val="left"/>
+            </w:pPr>
+            <w:r>
+              <w:rPr>
+                <w:rFonts w:ascii="Arial" w:cs="Arial" w:eastAsia="Arial" w:hAnsi="Arial"/>
+                <w:b w:val="false"/>
+                <w:bCs w:val="false"/>
+                <w:i w:val="false"/>
+                <w:iCs w:val="false"/>
+                <w:color w:val="000000"/>
+                <w:sz w:val="18"/>
+                <w:szCs w:val="18"/>
+              </w:rPr>
+              <w:t xml:space="preserve">Before distributing slips, display the phenomenon link: 'Remember our mkokoteni rolling down the Limuru escarpment road. Witnesses said it got faster and faster all on its own — no engine, no push. We said gravity was responsible. But HOW does gravity work on different masses?' Distribute prediction slips. Say: 'Work alone. Be honest — there is no wrong answer right now. What you write will not be graded; it is your scientific starting point.' Allow 5 minutes of silent writing. Circulate and observe (do NOT correct). After 5 minutes, run a rapid show-of-hands poll: 'Hands up — who says the mango hits first?' (count aloud: 'I see 8 hands.') 'Hands up — the pebble hits first?' (count) 'Hands up — they land at the same time?' (count). Record the three counts on the board in a tally table labelled 'Our Class Predictions — Before Evidence'. Say: 'Interesting split. Let us gather evidence and see who is right — including me.'</w:t>
+            </w:r>
+          </w:p>
+        </w:tc>
+        <w:tc>
+          <w:tcPr>
+            <w:tcW w:type="dxa" w:w="3040"/>
+            <w:shd w:fill="FFFFFF" w:color="auto" w:val="clear"/>
+            <w:tcMar>
+              <w:top w:type="dxa" w:w="60"/>
+              <w:left w:type="dxa" w:w="120"/>
+              <w:bottom w:type="dxa" w:w="60"/>
+              <w:right w:type="dxa" w:w="120"/>
+            </w:tcMar>
+            <w:vAlign w:val="top"/>
+          </w:tcPr>
+          <w:p>
+            <w:pPr>
+              <w:spacing w:after="40" w:before="0"/>
+              <w:jc w:val="left"/>
+            </w:pPr>
+            <w:r>
+              <w:rPr>
+                <w:rFonts w:ascii="Arial" w:cs="Arial" w:eastAsia="Arial" w:hAnsi="Arial"/>
+                <w:b w:val="false"/>
+                <w:bCs w:val="false"/>
+                <w:i w:val="false"/>
+                <w:iCs w:val="false"/>
+                <w:color w:val="000000"/>
+                <w:sz w:val="18"/>
+                <w:szCs w:val="18"/>
+              </w:rPr>
+              <w:t xml:space="preserve">Elicit–Confront–Resolve (ECR) opening move. By making predictions public and counting them, the teacher creates a class-level cognitive dissonance that motivates the experiment. Learners are personally invested in finding out whether their prediction is correct. The tally table on the board becomes a visible record of prior knowledge that will be explicitly revisited after the experiment.</w:t>
+            </w:r>
+          </w:p>
+        </w:tc>
+        <w:tc>
+          <w:tcPr>
+            <w:tcW w:type="dxa" w:w="3040"/>
+            <w:shd w:fill="F2F2F2" w:color="auto" w:val="clear"/>
+            <w:tcMar>
+              <w:top w:type="dxa" w:w="60"/>
+              <w:left w:type="dxa" w:w="120"/>
+              <w:bottom w:type="dxa" w:w="60"/>
+              <w:right w:type="dxa" w:w="120"/>
+            </w:tcMar>
+            <w:vAlign w:val="top"/>
+          </w:tcPr>
+          <w:p>
+            <w:pPr>
+              <w:spacing w:after="40" w:before="0"/>
+              <w:jc w:val="left"/>
+            </w:pPr>
+            <w:r>
+              <w:rPr>
+                <w:rFonts w:ascii="Arial" w:cs="Arial" w:eastAsia="Arial" w:hAnsi="Arial"/>
+                <w:b w:val="false"/>
+                <w:bCs w:val="false"/>
+                <w:i w:val="false"/>
+                <w:iCs w:val="false"/>
+                <w:color w:val="000000"/>
+                <w:sz w:val="18"/>
+                <w:szCs w:val="18"/>
+              </w:rPr>
+              <w:t xml:space="preserve">Teacher circulates and scans prediction slips for the dominant misconception: 'heavier objects fall faster' (Aristotelian view). Tally the proportion of learners holding this view from the show-of-hands count. This determines how much time to allocate to the post-experiment discussion. Observable indicator: ≥70% of learners produce a written prediction with at least one causal explanation (e.g., 'because it is heavier' or 'because gravity is bigger on heavy things').</w:t>
+            </w:r>
+          </w:p>
+        </w:tc>
+      </w:tr>
+      <w:tr>
+        <w:tc>
+          <w:tcPr>
+            <w:tcW w:type="dxa" w:w="1520"/>
+            <w:shd w:fill="D9EEF1" w:color="auto" w:val="clear"/>
+            <w:tcMar>
+              <w:top w:type="dxa" w:w="60"/>
+              <w:left w:type="dxa" w:w="120"/>
+              <w:bottom w:type="dxa" w:w="60"/>
+              <w:right w:type="dxa" w:w="120"/>
+            </w:tcMar>
+            <w:vAlign w:val="top"/>
+          </w:tcPr>
+          <w:p>
+            <w:pPr>
+              <w:spacing w:after="40" w:before="0"/>
+              <w:jc w:val="left"/>
+            </w:pPr>
+            <w:r>
+              <w:rPr>
+                <w:rFonts w:ascii="Arial" w:cs="Arial" w:eastAsia="Arial" w:hAnsi="Arial"/>
+                <w:b/>
+                <w:bCs/>
+                <w:i w:val="false"/>
+                <w:iCs w:val="false"/>
+                <w:color w:val="000000"/>
+                <w:sz w:val="18"/>
+                <w:szCs w:val="18"/>
+              </w:rPr>
+              <w:t xml:space="preserve">Observe Phase</w:t>
+            </w:r>
+          </w:p>
+          <w:p>
+            <w:pPr>
+              <w:spacing w:after="20" w:before="0"/>
+            </w:pPr>
+            <w:r>
+              <w:rPr>
+                <w:rFonts w:ascii="Arial" w:cs="Arial" w:eastAsia="Arial" w:hAnsi="Arial"/>
+                <w:b/>
+                <w:bCs/>
+                <w:color w:val="1F3864"/>
+                <w:sz w:val="16"/>
+                <w:szCs w:val="16"/>
+              </w:rPr>
+              <w:t xml:space="preserve">📹 VIDEO:</w:t>
+            </w:r>
+          </w:p>
+          <w:p>
+            <w:pPr>
+              <w:spacing w:after="20" w:before="0"/>
+            </w:pPr>
+            <w:hyperlink w:history="1" r:id="rId2tht7hbxj0jlijs4ttq1g">
               <w:r>
                 <w:rPr>
                   <w:rFonts w:ascii="Arial" w:cs="Arial" w:eastAsia="Arial" w:hAnsi="Arial"/>
@@ -11560,7 +11787,7 @@
                   <w:szCs w:val="16"/>
                   <w:u w:val="single" w:color="2E75B6"/>
                 </w:rPr>
-                <w:t xml:space="preserve">Free Energy (Flexbook)</w:t>
+                <w:t xml:space="preserve">Viewing g as the value of Earth's gravitational field near the surface</w:t>
               </w:r>
             </w:hyperlink>
           </w:p>
@@ -11576,7 +11803,7 @@
                 <w:sz w:val="14"/>
                 <w:szCs w:val="14"/>
               </w:rPr>
-              <w:t xml:space="preserve">Source: CK-12</w:t>
+              <w:t xml:space="preserve">Source: Khan Academy (English - US curriculum)</w:t>
             </w:r>
           </w:p>
           <w:p>
@@ -11584,235 +11811,7 @@
               <w:spacing w:after="10" w:before="0"/>
               <w:ind w:left="120"/>
             </w:pPr>
-            <w:hyperlink w:history="1" r:id="rIdvhiigxm4yumkmbglge8s0">
-              <w:r>
-                <w:rPr>
-                  <w:rFonts w:ascii="Arial" w:cs="Arial" w:eastAsia="Arial" w:hAnsi="Arial"/>
-                  <w:color w:val="595959"/>
-                  <w:sz w:val="14"/>
-                  <w:szCs w:val="14"/>
-                  <w:u w:val="single" w:color="595959"/>
-                </w:rPr>
-                <w:t xml:space="preserve">🔍 Search ARES for similar readings</w:t>
-              </w:r>
-            </w:hyperlink>
-          </w:p>
-        </w:tc>
-        <w:tc>
-          <w:tcPr>
-            <w:tcW w:type="dxa" w:w="3040"/>
-            <w:shd w:fill="FFFFFF" w:color="auto" w:val="clear"/>
-            <w:tcMar>
-              <w:top w:type="dxa" w:w="60"/>
-              <w:left w:type="dxa" w:w="120"/>
-              <w:bottom w:type="dxa" w:w="60"/>
-              <w:right w:type="dxa" w:w="120"/>
-            </w:tcMar>
-            <w:vAlign w:val="top"/>
-          </w:tcPr>
-          <w:p>
-            <w:pPr>
-              <w:spacing w:after="40" w:before="0"/>
-              <w:jc w:val="left"/>
-            </w:pPr>
-            <w:r>
-              <w:rPr>
-                <w:rFonts w:ascii="Arial" w:cs="Arial" w:eastAsia="Arial" w:hAnsi="Arial"/>
-                <w:b w:val="false"/>
-                <w:bCs w:val="false"/>
-                <w:i w:val="false"/>
-                <w:iCs w:val="false"/>
-                <w:color w:val="000000"/>
-                <w:sz w:val="18"/>
-                <w:szCs w:val="18"/>
-              </w:rPr>
-              <w:t xml:space="preserve">Each learner receives a half-sheet 'Prediction Slip' with three questions: (1) 'If you drop a ripe mango and a small pebble from the top of the Limuru escarpment wall at exactly the same time and height, which hits the ground first — or do they land together? Explain your reasoning in at least two sentences.' (2) 'Does a heavier mkokoteni roll down a slope faster than a lighter one because gravity pulls harder on heavier things? Yes / No / Not sure — explain.' (3) 'Predict: if an object is dropped from 2 m, roughly how many seconds will it take to reach the ground?' Learners work silently and individually for 5 minutes, writing their name on the slip. Slips are collected by the teacher but NOT marked — they will be returned and compared at the end of the lesson.</w:t>
-            </w:r>
-          </w:p>
-        </w:tc>
-        <w:tc>
-          <w:tcPr>
-            <w:tcW w:type="dxa" w:w="3040"/>
-            <w:shd w:fill="F2F2F2" w:color="auto" w:val="clear"/>
-            <w:tcMar>
-              <w:top w:type="dxa" w:w="60"/>
-              <w:left w:type="dxa" w:w="120"/>
-              <w:bottom w:type="dxa" w:w="60"/>
-              <w:right w:type="dxa" w:w="120"/>
-            </w:tcMar>
-            <w:vAlign w:val="top"/>
-          </w:tcPr>
-          <w:p>
-            <w:pPr>
-              <w:spacing w:after="40" w:before="0"/>
-              <w:jc w:val="left"/>
-            </w:pPr>
-            <w:r>
-              <w:rPr>
-                <w:rFonts w:ascii="Arial" w:cs="Arial" w:eastAsia="Arial" w:hAnsi="Arial"/>
-                <w:b w:val="false"/>
-                <w:bCs w:val="false"/>
-                <w:i w:val="false"/>
-                <w:iCs w:val="false"/>
-                <w:color w:val="000000"/>
-                <w:sz w:val="18"/>
-                <w:szCs w:val="18"/>
-              </w:rPr>
-              <w:t xml:space="preserve">Before distributing slips, display the phenomenon link: 'Remember our mkokoteni rolling down the Limuru escarpment road. Witnesses said it got faster and faster all on its own — no engine, no push. We said gravity was responsible. But HOW does gravity work on different masses?' Distribute prediction slips. Say: 'Work alone. Be honest — there is no wrong answer right now. What you write will not be graded; it is your scientific starting point.' Allow 5 minutes of silent writing. Circulate and observe (do NOT correct). After 5 minutes, run a rapid show-of-hands poll: 'Hands up — who says the mango hits first?' (count aloud: 'I see 8 hands.') 'Hands up — the pebble hits first?' (count) 'Hands up — they land at the same time?' (count). Record the three counts on the board in a tally table labelled 'Our Class Predictions — Before Evidence'. Say: 'Interesting split. Let us gather evidence and see who is right — including me.'</w:t>
-            </w:r>
-          </w:p>
-        </w:tc>
-        <w:tc>
-          <w:tcPr>
-            <w:tcW w:type="dxa" w:w="3040"/>
-            <w:shd w:fill="FFFFFF" w:color="auto" w:val="clear"/>
-            <w:tcMar>
-              <w:top w:type="dxa" w:w="60"/>
-              <w:left w:type="dxa" w:w="120"/>
-              <w:bottom w:type="dxa" w:w="60"/>
-              <w:right w:type="dxa" w:w="120"/>
-            </w:tcMar>
-            <w:vAlign w:val="top"/>
-          </w:tcPr>
-          <w:p>
-            <w:pPr>
-              <w:spacing w:after="40" w:before="0"/>
-              <w:jc w:val="left"/>
-            </w:pPr>
-            <w:r>
-              <w:rPr>
-                <w:rFonts w:ascii="Arial" w:cs="Arial" w:eastAsia="Arial" w:hAnsi="Arial"/>
-                <w:b w:val="false"/>
-                <w:bCs w:val="false"/>
-                <w:i w:val="false"/>
-                <w:iCs w:val="false"/>
-                <w:color w:val="000000"/>
-                <w:sz w:val="18"/>
-                <w:szCs w:val="18"/>
-              </w:rPr>
-              <w:t xml:space="preserve">Elicit–Confront–Resolve (ECR) opening move. By making predictions public and counting them, the teacher creates a class-level cognitive dissonance that motivates the experiment. Learners are personally invested in finding out whether their prediction is correct. The tally table on the board becomes a visible record of prior knowledge that will be explicitly revisited after the experiment.</w:t>
-            </w:r>
-          </w:p>
-        </w:tc>
-        <w:tc>
-          <w:tcPr>
-            <w:tcW w:type="dxa" w:w="3040"/>
-            <w:shd w:fill="F2F2F2" w:color="auto" w:val="clear"/>
-            <w:tcMar>
-              <w:top w:type="dxa" w:w="60"/>
-              <w:left w:type="dxa" w:w="120"/>
-              <w:bottom w:type="dxa" w:w="60"/>
-              <w:right w:type="dxa" w:w="120"/>
-            </w:tcMar>
-            <w:vAlign w:val="top"/>
-          </w:tcPr>
-          <w:p>
-            <w:pPr>
-              <w:spacing w:after="40" w:before="0"/>
-              <w:jc w:val="left"/>
-            </w:pPr>
-            <w:r>
-              <w:rPr>
-                <w:rFonts w:ascii="Arial" w:cs="Arial" w:eastAsia="Arial" w:hAnsi="Arial"/>
-                <w:b w:val="false"/>
-                <w:bCs w:val="false"/>
-                <w:i w:val="false"/>
-                <w:iCs w:val="false"/>
-                <w:color w:val="000000"/>
-                <w:sz w:val="18"/>
-                <w:szCs w:val="18"/>
-              </w:rPr>
-              <w:t xml:space="preserve">Teacher circulates and scans prediction slips for the dominant misconception: 'heavier objects fall faster' (Aristotelian view). Tally the proportion of learners holding this view from the show-of-hands count. This determines how much time to allocate to the post-experiment discussion. Observable indicator: ≥70% of learners produce a written prediction with at least one causal explanation (e.g., 'because it is heavier' or 'because gravity is bigger on heavy things').</w:t>
-            </w:r>
-          </w:p>
-        </w:tc>
-      </w:tr>
-      <w:tr>
-        <w:tc>
-          <w:tcPr>
-            <w:tcW w:type="dxa" w:w="1520"/>
-            <w:shd w:fill="D9EEF1" w:color="auto" w:val="clear"/>
-            <w:tcMar>
-              <w:top w:type="dxa" w:w="60"/>
-              <w:left w:type="dxa" w:w="120"/>
-              <w:bottom w:type="dxa" w:w="60"/>
-              <w:right w:type="dxa" w:w="120"/>
-            </w:tcMar>
-            <w:vAlign w:val="top"/>
-          </w:tcPr>
-          <w:p>
-            <w:pPr>
-              <w:spacing w:after="40" w:before="0"/>
-              <w:jc w:val="left"/>
-            </w:pPr>
-            <w:r>
-              <w:rPr>
-                <w:rFonts w:ascii="Arial" w:cs="Arial" w:eastAsia="Arial" w:hAnsi="Arial"/>
-                <w:b/>
-                <w:bCs/>
-                <w:i w:val="false"/>
-                <w:iCs w:val="false"/>
-                <w:color w:val="000000"/>
-                <w:sz w:val="18"/>
-                <w:szCs w:val="18"/>
-              </w:rPr>
-              <w:t xml:space="preserve">Observe Phase</w:t>
-            </w:r>
-          </w:p>
-          <w:p>
-            <w:pPr>
-              <w:spacing w:after="20" w:before="0"/>
-            </w:pPr>
-            <w:r>
-              <w:rPr>
-                <w:rFonts w:ascii="Arial" w:cs="Arial" w:eastAsia="Arial" w:hAnsi="Arial"/>
-                <w:b/>
-                <w:bCs/>
-                <w:color w:val="1F3864"/>
-                <w:sz w:val="16"/>
-                <w:szCs w:val="16"/>
-              </w:rPr>
-              <w:t xml:space="preserve">📹 VIDEO:</w:t>
-            </w:r>
-          </w:p>
-          <w:p>
-            <w:pPr>
-              <w:spacing w:after="20" w:before="0"/>
-            </w:pPr>
-            <w:hyperlink w:history="1" r:id="rIdn6e3koe1wupjkmxxjj1o3">
-              <w:r>
-                <w:rPr>
-                  <w:rFonts w:ascii="Arial" w:cs="Arial" w:eastAsia="Arial" w:hAnsi="Arial"/>
-                  <w:color w:val="2E75B6"/>
-                  <w:sz w:val="16"/>
-                  <w:szCs w:val="16"/>
-                  <w:u w:val="single" w:color="2E75B6"/>
-                </w:rPr>
-                <w:t xml:space="preserve">Parametric equations intro</w:t>
-              </w:r>
-            </w:hyperlink>
-          </w:p>
-          <w:p>
-            <w:pPr>
-              <w:spacing w:after="10" w:before="0"/>
-              <w:ind w:left="120"/>
-            </w:pPr>
-            <w:r>
-              <w:rPr>
-                <w:rFonts w:ascii="Arial" w:cs="Arial" w:eastAsia="Arial" w:hAnsi="Arial"/>
-                <w:color w:val="595959"/>
-                <w:sz w:val="14"/>
-                <w:szCs w:val="14"/>
-              </w:rPr>
-              <w:t xml:space="preserve">Source: Khan Academy (English - US curriculum)</w:t>
-            </w:r>
-          </w:p>
-          <w:p>
-            <w:pPr>
-              <w:spacing w:after="10" w:before="0"/>
-              <w:ind w:left="120"/>
-            </w:pPr>
-            <w:hyperlink w:history="1" r:id="rId_cr-6wdoyaf-aoo27gfgm">
+            <w:hyperlink w:history="1" r:id="rIdaighskkwd-yar6bdkbpp3">
               <w:r>
                 <w:rPr>
                   <w:rFonts w:ascii="Arial" w:cs="Arial" w:eastAsia="Arial" w:hAnsi="Arial"/>
@@ -11850,14 +11849,241 @@
                 <w:sz w:val="16"/>
                 <w:szCs w:val="16"/>
               </w:rPr>
-              <w:t xml:space="preserve">📖 HTML:</w:t>
+              <w:t xml:space="preserve">📖 READING:</w:t>
             </w:r>
           </w:p>
           <w:p>
             <w:pPr>
               <w:spacing w:after="20" w:before="0"/>
             </w:pPr>
-            <w:hyperlink w:history="1" r:id="rId3opfi7yjeuj7qqgp3m6sl">
+            <w:r>
+              <w:rPr>
+                <w:rFonts w:ascii="Arial" w:cs="Arial" w:eastAsia="Arial" w:hAnsi="Arial"/>
+                <w:i/>
+                <w:iCs/>
+                <w:color w:val="595959"/>
+                <w:sz w:val="16"/>
+                <w:szCs w:val="16"/>
+              </w:rPr>
+              <w:t xml:space="preserve">No closely matching reading in the ARES library for this activity.</w:t>
+            </w:r>
+          </w:p>
+          <w:p>
+            <w:pPr>
+              <w:spacing w:after="10" w:before="0"/>
+              <w:ind w:left="120"/>
+            </w:pPr>
+            <w:hyperlink w:history="1" r:id="rId8cdv4je1hf73ttyo2o7-l">
+              <w:r>
+                <w:rPr>
+                  <w:rFonts w:ascii="Arial" w:cs="Arial" w:eastAsia="Arial" w:hAnsi="Arial"/>
+                  <w:color w:val="595959"/>
+                  <w:sz w:val="14"/>
+                  <w:szCs w:val="14"/>
+                  <w:u w:val="single" w:color="595959"/>
+                </w:rPr>
+                <w:t xml:space="preserve">🔍 Search ARES for readings</w:t>
+              </w:r>
+            </w:hyperlink>
+          </w:p>
+          <w:p>
+            <w:pPr>
+              <w:spacing w:after="10" w:before="0"/>
+              <w:ind w:left="120"/>
+            </w:pPr>
+            <w:r>
+              <w:rPr>
+                <w:rFonts w:ascii="Arial" w:cs="Arial" w:eastAsia="Arial" w:hAnsi="Arial"/>
+                <w:color w:val="595959"/>
+                <w:sz w:val="14"/>
+                <w:szCs w:val="14"/>
+              </w:rPr>
+              <w:t xml:space="preserve">Search terms: linear motion free fall</w:t>
+            </w:r>
+          </w:p>
+        </w:tc>
+        <w:tc>
+          <w:tcPr>
+            <w:tcW w:type="dxa" w:w="3040"/>
+            <w:shd w:fill="FFFFFF" w:color="auto" w:val="clear"/>
+            <w:tcMar>
+              <w:top w:type="dxa" w:w="60"/>
+              <w:left w:type="dxa" w:w="120"/>
+              <w:bottom w:type="dxa" w:w="60"/>
+              <w:right w:type="dxa" w:w="120"/>
+            </w:tcMar>
+            <w:vAlign w:val="top"/>
+          </w:tcPr>
+          <w:p>
+            <w:pPr>
+              <w:spacing w:after="40" w:before="0"/>
+              <w:jc w:val="left"/>
+            </w:pPr>
+            <w:r>
+              <w:rPr>
+                <w:rFonts w:ascii="Arial" w:cs="Arial" w:eastAsia="Arial" w:hAnsi="Arial"/>
+                <w:b w:val="false"/>
+                <w:bCs w:val="false"/>
+                <w:i w:val="false"/>
+                <w:iCs w:val="false"/>
+                <w:color w:val="000000"/>
+                <w:sz w:val="18"/>
+                <w:szCs w:val="18"/>
+              </w:rPr>
+              <w:t xml:space="preserve">Groups of four are assigned roles: Dropper (holds objects at exactly 2 m using a marked wall), Timer 1 (starts stopwatch at release), Timer 2 (stops stopwatch at impact sound), Recorder (enters data in table). Each group conducts THREE types of drop trials: Trial A — rubber bung (≈50 g) vs. crumpled paper ball (≈2 g) dropped simultaneously from the same hand; Trial B — stone (≈100 g) dropped alone, timed three times; Trial C — crumpled paper ball dropped alone, timed three times. Height is measured with a metre rule taped to the wall. Time data for Trials B and C are entered into a class data table on the board (one row per group). Learners also observe and note whether the rubber bung and crumpled paper ball land at the same time in Trial A. After all groups have contributed data, the class calculates g for each timing pair using g = 2h/t², averages the results, and compares to 9.8 m/s².</w:t>
+            </w:r>
+          </w:p>
+        </w:tc>
+        <w:tc>
+          <w:tcPr>
+            <w:tcW w:type="dxa" w:w="3040"/>
+            <w:shd w:fill="F2F2F2" w:color="auto" w:val="clear"/>
+            <w:tcMar>
+              <w:top w:type="dxa" w:w="60"/>
+              <w:left w:type="dxa" w:w="120"/>
+              <w:bottom w:type="dxa" w:w="60"/>
+              <w:right w:type="dxa" w:w="120"/>
+            </w:tcMar>
+            <w:vAlign w:val="top"/>
+          </w:tcPr>
+          <w:p>
+            <w:pPr>
+              <w:spacing w:after="40" w:before="0"/>
+              <w:jc w:val="left"/>
+            </w:pPr>
+            <w:r>
+              <w:rPr>
+                <w:rFonts w:ascii="Arial" w:cs="Arial" w:eastAsia="Arial" w:hAnsi="Arial"/>
+                <w:b w:val="false"/>
+                <w:bCs w:val="false"/>
+                <w:i w:val="false"/>
+                <w:iCs w:val="false"/>
+                <w:color w:val="000000"/>
+                <w:sz w:val="18"/>
+                <w:szCs w:val="18"/>
+              </w:rPr>
+              <w:t xml:space="preserve">Demonstrate the setup before groups begin: 'Watch carefully — I am holding the rubber bung at exactly 2 m — you can see the mark on the wall. I release WITHOUT throwing. The Dropper must open their hand, not flick. Timer 1, start the moment the hand opens; Timer 2, stop the moment you HEAR the impact. Ready?' Perform one demonstration drop. Then say: 'In your groups, complete Trial A first — both objects together. What do you observe?' (WAIT 10 seconds after each group's Trial A.) Cold-call 3 groups: 'Group Wangari — what did you observe in Trial A?' 'Group Kipchoge — same or different?' 'Group Maathai — anything surprising?' After all trials, build the class data table on the board together. Ask: 'Now use g = 2h/t² — calculate your group's value of g. You have 4 minutes.' After 4 minutes, cold-call 4 groups to share their g values. Record all values. Ask: 'The accepted value of g is 9.8 m/s². How close are we? What might have caused differences?' (WAIT 12 seconds before taking answers.) Say: 'Notice — whether we used the heavy stone or the light paper ball, g comes out roughly the same. What does that tell us about gravity?'</w:t>
+            </w:r>
+          </w:p>
+        </w:tc>
+        <w:tc>
+          <w:tcPr>
+            <w:tcW w:type="dxa" w:w="3040"/>
+            <w:shd w:fill="FFFFFF" w:color="auto" w:val="clear"/>
+            <w:tcMar>
+              <w:top w:type="dxa" w:w="60"/>
+              <w:left w:type="dxa" w:w="120"/>
+              <w:bottom w:type="dxa" w:w="60"/>
+              <w:right w:type="dxa" w:w="120"/>
+            </w:tcMar>
+            <w:vAlign w:val="top"/>
+          </w:tcPr>
+          <w:p>
+            <w:pPr>
+              <w:spacing w:after="40" w:before="0"/>
+              <w:jc w:val="left"/>
+            </w:pPr>
+            <w:r>
+              <w:rPr>
+                <w:rFonts w:ascii="Arial" w:cs="Arial" w:eastAsia="Arial" w:hAnsi="Arial"/>
+                <w:b w:val="false"/>
+                <w:bCs w:val="false"/>
+                <w:i w:val="false"/>
+                <w:iCs w:val="false"/>
+                <w:color w:val="000000"/>
+                <w:sz w:val="18"/>
+                <w:szCs w:val="18"/>
+              </w:rPr>
+              <w:t xml:space="preserve">Data Aggregation and Class Averaging. By pooling data from all groups into a single class table, learners see that random timing errors cancel out and the class average converges on the true value of g. This models real scientific practice (replication and averaging) and directly mirrors how Kenyan meteorologists at the Kenya Meteorological Department average readings across stations. The simultaneous drop of Trial A provides a dramatic, memorable 'Galileo moment' that anchors the conceptual claim.</w:t>
+            </w:r>
+          </w:p>
+        </w:tc>
+        <w:tc>
+          <w:tcPr>
+            <w:tcW w:type="dxa" w:w="3040"/>
+            <w:shd w:fill="F2F2F2" w:color="auto" w:val="clear"/>
+            <w:tcMar>
+              <w:top w:type="dxa" w:w="60"/>
+              <w:left w:type="dxa" w:w="120"/>
+              <w:bottom w:type="dxa" w:w="60"/>
+              <w:right w:type="dxa" w:w="120"/>
+            </w:tcMar>
+            <w:vAlign w:val="top"/>
+          </w:tcPr>
+          <w:p>
+            <w:pPr>
+              <w:spacing w:after="40" w:before="0"/>
+              <w:jc w:val="left"/>
+            </w:pPr>
+            <w:r>
+              <w:rPr>
+                <w:rFonts w:ascii="Arial" w:cs="Arial" w:eastAsia="Arial" w:hAnsi="Arial"/>
+                <w:b w:val="false"/>
+                <w:bCs w:val="false"/>
+                <w:i w:val="false"/>
+                <w:iCs w:val="false"/>
+                <w:color w:val="000000"/>
+                <w:sz w:val="18"/>
+                <w:szCs w:val="18"/>
+              </w:rPr>
+              <w:t xml:space="preserve">Observable indicators: (1) Every group successfully records at least 3 timed trials for the stone drop. (2) Every group correctly substitutes into g = 2h/t² and obtains a value between 7.0 and 12.0 m/s² (accounting for human reaction-time error). (3) In Trial A, at least 80% of groups observe that the rubber bung and crumpled paper ball land at approximately the same time and record this correctly. Teacher circulates, checking that Recorders are using correct units (m for height, s for time, m/s² for g). Prompt groups with incorrect units: 'Check your units — what unit does acceleration have?'</w:t>
+            </w:r>
+          </w:p>
+        </w:tc>
+      </w:tr>
+      <w:tr>
+        <w:tc>
+          <w:tcPr>
+            <w:tcW w:type="dxa" w:w="1520"/>
+            <w:shd w:fill="E2EFDA" w:color="auto" w:val="clear"/>
+            <w:tcMar>
+              <w:top w:type="dxa" w:w="60"/>
+              <w:left w:type="dxa" w:w="120"/>
+              <w:bottom w:type="dxa" w:w="60"/>
+              <w:right w:type="dxa" w:w="120"/>
+            </w:tcMar>
+            <w:vAlign w:val="top"/>
+          </w:tcPr>
+          <w:p>
+            <w:pPr>
+              <w:spacing w:after="40" w:before="0"/>
+              <w:jc w:val="left"/>
+            </w:pPr>
+            <w:r>
+              <w:rPr>
+                <w:rFonts w:ascii="Arial" w:cs="Arial" w:eastAsia="Arial" w:hAnsi="Arial"/>
+                <w:b/>
+                <w:bCs/>
+                <w:i w:val="false"/>
+                <w:iCs w:val="false"/>
+                <w:color w:val="000000"/>
+                <w:sz w:val="18"/>
+                <w:szCs w:val="18"/>
+              </w:rPr>
+              <w:t xml:space="preserve">Explain Phase</w:t>
+            </w:r>
+          </w:p>
+          <w:p>
+            <w:pPr>
+              <w:spacing w:after="20" w:before="0"/>
+            </w:pPr>
+            <w:r>
+              <w:rPr>
+                <w:rFonts w:ascii="Arial" w:cs="Arial" w:eastAsia="Arial" w:hAnsi="Arial"/>
+                <w:b/>
+                <w:bCs/>
+                <w:color w:val="1F3864"/>
+                <w:sz w:val="16"/>
+                <w:szCs w:val="16"/>
+              </w:rPr>
+              <w:t xml:space="preserve">📹 VIDEO:</w:t>
+            </w:r>
+          </w:p>
+          <w:p>
+            <w:pPr>
+              <w:spacing w:after="20" w:before="0"/>
+            </w:pPr>
+            <w:hyperlink w:history="1" r:id="rId-qcfcsg-uym_a639_4paj">
               <w:r>
                 <w:rPr>
                   <w:rFonts w:ascii="Arial" w:cs="Arial" w:eastAsia="Arial" w:hAnsi="Arial"/>
@@ -11866,7 +12092,7 @@
                   <w:szCs w:val="16"/>
                   <w:u w:val="single" w:color="2E75B6"/>
                 </w:rPr>
-                <w:t xml:space="preserve">Free Energy (Flexbook)</w:t>
+                <w:t xml:space="preserve">Period dependence for mass on spring</w:t>
               </w:r>
             </w:hyperlink>
           </w:p>
@@ -11882,7 +12108,7 @@
                 <w:sz w:val="14"/>
                 <w:szCs w:val="14"/>
               </w:rPr>
-              <w:t xml:space="preserve">Source: CK-12</w:t>
+              <w:t xml:space="preserve">Source: Khan Academy (English - US curriculum)</w:t>
             </w:r>
           </w:p>
           <w:p>
@@ -11890,235 +12116,7 @@
               <w:spacing w:after="10" w:before="0"/>
               <w:ind w:left="120"/>
             </w:pPr>
-            <w:hyperlink w:history="1" r:id="rId3ms3kdvrg-9nwv1qc5vh4">
-              <w:r>
-                <w:rPr>
-                  <w:rFonts w:ascii="Arial" w:cs="Arial" w:eastAsia="Arial" w:hAnsi="Arial"/>
-                  <w:color w:val="595959"/>
-                  <w:sz w:val="14"/>
-                  <w:szCs w:val="14"/>
-                  <w:u w:val="single" w:color="595959"/>
-                </w:rPr>
-                <w:t xml:space="preserve">🔍 Search ARES for similar readings</w:t>
-              </w:r>
-            </w:hyperlink>
-          </w:p>
-        </w:tc>
-        <w:tc>
-          <w:tcPr>
-            <w:tcW w:type="dxa" w:w="3040"/>
-            <w:shd w:fill="FFFFFF" w:color="auto" w:val="clear"/>
-            <w:tcMar>
-              <w:top w:type="dxa" w:w="60"/>
-              <w:left w:type="dxa" w:w="120"/>
-              <w:bottom w:type="dxa" w:w="60"/>
-              <w:right w:type="dxa" w:w="120"/>
-            </w:tcMar>
-            <w:vAlign w:val="top"/>
-          </w:tcPr>
-          <w:p>
-            <w:pPr>
-              <w:spacing w:after="40" w:before="0"/>
-              <w:jc w:val="left"/>
-            </w:pPr>
-            <w:r>
-              <w:rPr>
-                <w:rFonts w:ascii="Arial" w:cs="Arial" w:eastAsia="Arial" w:hAnsi="Arial"/>
-                <w:b w:val="false"/>
-                <w:bCs w:val="false"/>
-                <w:i w:val="false"/>
-                <w:iCs w:val="false"/>
-                <w:color w:val="000000"/>
-                <w:sz w:val="18"/>
-                <w:szCs w:val="18"/>
-              </w:rPr>
-              <w:t xml:space="preserve">Groups of four are assigned roles: Dropper (holds objects at exactly 2 m using a marked wall), Timer 1 (starts stopwatch at release), Timer 2 (stops stopwatch at impact sound), Recorder (enters data in table). Each group conducts THREE types of drop trials: Trial A — rubber bung (≈50 g) vs. crumpled paper ball (≈2 g) dropped simultaneously from the same hand; Trial B — stone (≈100 g) dropped alone, timed three times; Trial C — crumpled paper ball dropped alone, timed three times. Height is measured with a metre rule taped to the wall. Time data for Trials B and C are entered into a class data table on the board (one row per group). Learners also observe and note whether the rubber bung and crumpled paper ball land at the same time in Trial A. After all groups have contributed data, the class calculates g for each timing pair using g = 2h/t², averages the results, and compares to 9.8 m/s².</w:t>
-            </w:r>
-          </w:p>
-        </w:tc>
-        <w:tc>
-          <w:tcPr>
-            <w:tcW w:type="dxa" w:w="3040"/>
-            <w:shd w:fill="F2F2F2" w:color="auto" w:val="clear"/>
-            <w:tcMar>
-              <w:top w:type="dxa" w:w="60"/>
-              <w:left w:type="dxa" w:w="120"/>
-              <w:bottom w:type="dxa" w:w="60"/>
-              <w:right w:type="dxa" w:w="120"/>
-            </w:tcMar>
-            <w:vAlign w:val="top"/>
-          </w:tcPr>
-          <w:p>
-            <w:pPr>
-              <w:spacing w:after="40" w:before="0"/>
-              <w:jc w:val="left"/>
-            </w:pPr>
-            <w:r>
-              <w:rPr>
-                <w:rFonts w:ascii="Arial" w:cs="Arial" w:eastAsia="Arial" w:hAnsi="Arial"/>
-                <w:b w:val="false"/>
-                <w:bCs w:val="false"/>
-                <w:i w:val="false"/>
-                <w:iCs w:val="false"/>
-                <w:color w:val="000000"/>
-                <w:sz w:val="18"/>
-                <w:szCs w:val="18"/>
-              </w:rPr>
-              <w:t xml:space="preserve">Demonstrate the setup before groups begin: 'Watch carefully — I am holding the rubber bung at exactly 2 m — you can see the mark on the wall. I release WITHOUT throwing. The Dropper must open their hand, not flick. Timer 1, start the moment the hand opens; Timer 2, stop the moment you HEAR the impact. Ready?' Perform one demonstration drop. Then say: 'In your groups, complete Trial A first — both objects together. What do you observe?' (WAIT 10 seconds after each group's Trial A.) Cold-call 3 groups: 'Group Wangari — what did you observe in Trial A?' 'Group Kipchoge — same or different?' 'Group Maathai — anything surprising?' After all trials, build the class data table on the board together. Ask: 'Now use g = 2h/t² — calculate your group's value of g. You have 4 minutes.' After 4 minutes, cold-call 4 groups to share their g values. Record all values. Ask: 'The accepted value of g is 9.8 m/s². How close are we? What might have caused differences?' (WAIT 12 seconds before taking answers.) Say: 'Notice — whether we used the heavy stone or the light paper ball, g comes out roughly the same. What does that tell us about gravity?'</w:t>
-            </w:r>
-          </w:p>
-        </w:tc>
-        <w:tc>
-          <w:tcPr>
-            <w:tcW w:type="dxa" w:w="3040"/>
-            <w:shd w:fill="FFFFFF" w:color="auto" w:val="clear"/>
-            <w:tcMar>
-              <w:top w:type="dxa" w:w="60"/>
-              <w:left w:type="dxa" w:w="120"/>
-              <w:bottom w:type="dxa" w:w="60"/>
-              <w:right w:type="dxa" w:w="120"/>
-            </w:tcMar>
-            <w:vAlign w:val="top"/>
-          </w:tcPr>
-          <w:p>
-            <w:pPr>
-              <w:spacing w:after="40" w:before="0"/>
-              <w:jc w:val="left"/>
-            </w:pPr>
-            <w:r>
-              <w:rPr>
-                <w:rFonts w:ascii="Arial" w:cs="Arial" w:eastAsia="Arial" w:hAnsi="Arial"/>
-                <w:b w:val="false"/>
-                <w:bCs w:val="false"/>
-                <w:i w:val="false"/>
-                <w:iCs w:val="false"/>
-                <w:color w:val="000000"/>
-                <w:sz w:val="18"/>
-                <w:szCs w:val="18"/>
-              </w:rPr>
-              <w:t xml:space="preserve">Data Aggregation and Class Averaging. By pooling data from all groups into a single class table, learners see that random timing errors cancel out and the class average converges on the true value of g. This models real scientific practice (replication and averaging) and directly mirrors how Kenyan meteorologists at the Kenya Meteorological Department average readings across stations. The simultaneous drop of Trial A provides a dramatic, memorable 'Galileo moment' that anchors the conceptual claim.</w:t>
-            </w:r>
-          </w:p>
-        </w:tc>
-        <w:tc>
-          <w:tcPr>
-            <w:tcW w:type="dxa" w:w="3040"/>
-            <w:shd w:fill="F2F2F2" w:color="auto" w:val="clear"/>
-            <w:tcMar>
-              <w:top w:type="dxa" w:w="60"/>
-              <w:left w:type="dxa" w:w="120"/>
-              <w:bottom w:type="dxa" w:w="60"/>
-              <w:right w:type="dxa" w:w="120"/>
-            </w:tcMar>
-            <w:vAlign w:val="top"/>
-          </w:tcPr>
-          <w:p>
-            <w:pPr>
-              <w:spacing w:after="40" w:before="0"/>
-              <w:jc w:val="left"/>
-            </w:pPr>
-            <w:r>
-              <w:rPr>
-                <w:rFonts w:ascii="Arial" w:cs="Arial" w:eastAsia="Arial" w:hAnsi="Arial"/>
-                <w:b w:val="false"/>
-                <w:bCs w:val="false"/>
-                <w:i w:val="false"/>
-                <w:iCs w:val="false"/>
-                <w:color w:val="000000"/>
-                <w:sz w:val="18"/>
-                <w:szCs w:val="18"/>
-              </w:rPr>
-              <w:t xml:space="preserve">Observable indicators: (1) Every group successfully records at least 3 timed trials for the stone drop. (2) Every group correctly substitutes into g = 2h/t² and obtains a value between 7.0 and 12.0 m/s² (accounting for human reaction-time error). (3) In Trial A, at least 80% of groups observe that the rubber bung and crumpled paper ball land at approximately the same time and record this correctly. Teacher circulates, checking that Recorders are using correct units (m for height, s for time, m/s² for g). Prompt groups with incorrect units: 'Check your units — what unit does acceleration have?'</w:t>
-            </w:r>
-          </w:p>
-        </w:tc>
-      </w:tr>
-      <w:tr>
-        <w:tc>
-          <w:tcPr>
-            <w:tcW w:type="dxa" w:w="1520"/>
-            <w:shd w:fill="E2EFDA" w:color="auto" w:val="clear"/>
-            <w:tcMar>
-              <w:top w:type="dxa" w:w="60"/>
-              <w:left w:type="dxa" w:w="120"/>
-              <w:bottom w:type="dxa" w:w="60"/>
-              <w:right w:type="dxa" w:w="120"/>
-            </w:tcMar>
-            <w:vAlign w:val="top"/>
-          </w:tcPr>
-          <w:p>
-            <w:pPr>
-              <w:spacing w:after="40" w:before="0"/>
-              <w:jc w:val="left"/>
-            </w:pPr>
-            <w:r>
-              <w:rPr>
-                <w:rFonts w:ascii="Arial" w:cs="Arial" w:eastAsia="Arial" w:hAnsi="Arial"/>
-                <w:b/>
-                <w:bCs/>
-                <w:i w:val="false"/>
-                <w:iCs w:val="false"/>
-                <w:color w:val="000000"/>
-                <w:sz w:val="18"/>
-                <w:szCs w:val="18"/>
-              </w:rPr>
-              <w:t xml:space="preserve">Explain Phase</w:t>
-            </w:r>
-          </w:p>
-          <w:p>
-            <w:pPr>
-              <w:spacing w:after="20" w:before="0"/>
-            </w:pPr>
-            <w:r>
-              <w:rPr>
-                <w:rFonts w:ascii="Arial" w:cs="Arial" w:eastAsia="Arial" w:hAnsi="Arial"/>
-                <w:b/>
-                <w:bCs/>
-                <w:color w:val="1F3864"/>
-                <w:sz w:val="16"/>
-                <w:szCs w:val="16"/>
-              </w:rPr>
-              <w:t xml:space="preserve">📹 VIDEO:</w:t>
-            </w:r>
-          </w:p>
-          <w:p>
-            <w:pPr>
-              <w:spacing w:after="20" w:before="0"/>
-            </w:pPr>
-            <w:hyperlink w:history="1" r:id="rIdvn8oksragncvew3lwvyyf">
-              <w:r>
-                <w:rPr>
-                  <w:rFonts w:ascii="Arial" w:cs="Arial" w:eastAsia="Arial" w:hAnsi="Arial"/>
-                  <w:color w:val="2E75B6"/>
-                  <w:sz w:val="16"/>
-                  <w:szCs w:val="16"/>
-                  <w:u w:val="single" w:color="2E75B6"/>
-                </w:rPr>
-                <w:t xml:space="preserve">Parametric equations intro</w:t>
-              </w:r>
-            </w:hyperlink>
-          </w:p>
-          <w:p>
-            <w:pPr>
-              <w:spacing w:after="10" w:before="0"/>
-              <w:ind w:left="120"/>
-            </w:pPr>
-            <w:r>
-              <w:rPr>
-                <w:rFonts w:ascii="Arial" w:cs="Arial" w:eastAsia="Arial" w:hAnsi="Arial"/>
-                <w:color w:val="595959"/>
-                <w:sz w:val="14"/>
-                <w:szCs w:val="14"/>
-              </w:rPr>
-              <w:t xml:space="preserve">Source: Khan Academy (English - US curriculum)</w:t>
-            </w:r>
-          </w:p>
-          <w:p>
-            <w:pPr>
-              <w:spacing w:after="10" w:before="0"/>
-              <w:ind w:left="120"/>
-            </w:pPr>
-            <w:hyperlink w:history="1" r:id="rIdik1uabqjozshret_gqagm">
+            <w:hyperlink w:history="1" r:id="rIdkdannroj62zinerskah6k">
               <w:r>
                 <w:rPr>
                   <w:rFonts w:ascii="Arial" w:cs="Arial" w:eastAsia="Arial" w:hAnsi="Arial"/>
@@ -12156,14 +12154,241 @@
                 <w:sz w:val="16"/>
                 <w:szCs w:val="16"/>
               </w:rPr>
-              <w:t xml:space="preserve">📖 HTML:</w:t>
+              <w:t xml:space="preserve">📖 READING:</w:t>
             </w:r>
           </w:p>
           <w:p>
             <w:pPr>
               <w:spacing w:after="20" w:before="0"/>
             </w:pPr>
-            <w:hyperlink w:history="1" r:id="rIds8hprrcq-sziwqrh6eqa4">
+            <w:r>
+              <w:rPr>
+                <w:rFonts w:ascii="Arial" w:cs="Arial" w:eastAsia="Arial" w:hAnsi="Arial"/>
+                <w:i/>
+                <w:iCs/>
+                <w:color w:val="595959"/>
+                <w:sz w:val="16"/>
+                <w:szCs w:val="16"/>
+              </w:rPr>
+              <w:t xml:space="preserve">No closely matching reading in the ARES library for this activity.</w:t>
+            </w:r>
+          </w:p>
+          <w:p>
+            <w:pPr>
+              <w:spacing w:after="10" w:before="0"/>
+              <w:ind w:left="120"/>
+            </w:pPr>
+            <w:hyperlink w:history="1" r:id="rIdavo5utkk1gtgw2todjhso">
+              <w:r>
+                <w:rPr>
+                  <w:rFonts w:ascii="Arial" w:cs="Arial" w:eastAsia="Arial" w:hAnsi="Arial"/>
+                  <w:color w:val="595959"/>
+                  <w:sz w:val="14"/>
+                  <w:szCs w:val="14"/>
+                  <w:u w:val="single" w:color="595959"/>
+                </w:rPr>
+                <w:t xml:space="preserve">🔍 Search ARES for readings</w:t>
+              </w:r>
+            </w:hyperlink>
+          </w:p>
+          <w:p>
+            <w:pPr>
+              <w:spacing w:after="10" w:before="0"/>
+              <w:ind w:left="120"/>
+            </w:pPr>
+            <w:r>
+              <w:rPr>
+                <w:rFonts w:ascii="Arial" w:cs="Arial" w:eastAsia="Arial" w:hAnsi="Arial"/>
+                <w:color w:val="595959"/>
+                <w:sz w:val="14"/>
+                <w:szCs w:val="14"/>
+              </w:rPr>
+              <w:t xml:space="preserve">Search terms: linear motion free fall</w:t>
+            </w:r>
+          </w:p>
+        </w:tc>
+        <w:tc>
+          <w:tcPr>
+            <w:tcW w:type="dxa" w:w="3040"/>
+            <w:shd w:fill="FFFFFF" w:color="auto" w:val="clear"/>
+            <w:tcMar>
+              <w:top w:type="dxa" w:w="60"/>
+              <w:left w:type="dxa" w:w="120"/>
+              <w:bottom w:type="dxa" w:w="60"/>
+              <w:right w:type="dxa" w:w="120"/>
+            </w:tcMar>
+            <w:vAlign w:val="top"/>
+          </w:tcPr>
+          <w:p>
+            <w:pPr>
+              <w:spacing w:after="40" w:before="0"/>
+              <w:jc w:val="left"/>
+            </w:pPr>
+            <w:r>
+              <w:rPr>
+                <w:rFonts w:ascii="Arial" w:cs="Arial" w:eastAsia="Arial" w:hAnsi="Arial"/>
+                <w:b w:val="false"/>
+                <w:bCs w:val="false"/>
+                <w:i w:val="false"/>
+                <w:iCs w:val="false"/>
+                <w:color w:val="000000"/>
+                <w:sz w:val="18"/>
+                <w:szCs w:val="18"/>
+              </w:rPr>
+              <w:t xml:space="preserve">Learners return to their seats for a guided explanation sequence. First, they receive a structured 'Explain It' worksheet with three scaffolded tasks: (Task 1) 'Using your class average value of g, calculate: (a) the speed of the mkokoteni after 3 seconds of free acceleration down the Limuru escarpment [use v = gt]; (b) the distance it travels in those 3 seconds [use s = ½gt²].' (Task 2) 'A farmer in Kericho drops a ripe mango from a height of 5 m to test if it bruises. How long does it take to hit the ground? Use h = ½gt².' (Task 3) 'Why does the mkokoteni keep getting faster even though no one is pushing it? Write a three-sentence scientific explanation using the words: gravity, acceleration, constant force.' After 10 minutes of individual work, learners share answers in pairs ('pair-check'), then the teacher facilitates a whole-class discussion to consolidate the explanation.</w:t>
+            </w:r>
+          </w:p>
+        </w:tc>
+        <w:tc>
+          <w:tcPr>
+            <w:tcW w:type="dxa" w:w="3040"/>
+            <w:shd w:fill="F2F2F2" w:color="auto" w:val="clear"/>
+            <w:tcMar>
+              <w:top w:type="dxa" w:w="60"/>
+              <w:left w:type="dxa" w:w="120"/>
+              <w:bottom w:type="dxa" w:w="60"/>
+              <w:right w:type="dxa" w:w="120"/>
+            </w:tcMar>
+            <w:vAlign w:val="top"/>
+          </w:tcPr>
+          <w:p>
+            <w:pPr>
+              <w:spacing w:after="40" w:before="0"/>
+              <w:jc w:val="left"/>
+            </w:pPr>
+            <w:r>
+              <w:rPr>
+                <w:rFonts w:ascii="Arial" w:cs="Arial" w:eastAsia="Arial" w:hAnsi="Arial"/>
+                <w:b w:val="false"/>
+                <w:bCs w:val="false"/>
+                <w:i w:val="false"/>
+                <w:iCs w:val="false"/>
+                <w:color w:val="000000"/>
+                <w:sz w:val="18"/>
+                <w:szCs w:val="18"/>
+              </w:rPr>
+              <w:t xml:space="preserve">Introduce the Explain phase by connecting back to the phenomenon: 'We have now measured g experimentally. Let us use it to answer our driving question.' Distribute the worksheet. Say: 'Work individually for 8 minutes — show all substitutions and units.' After 8 minutes: 'Now pair-check with the person next to you — compare Task 3 explanations especially.' Allow 3 minutes for pair discussion. Bring the class together. Cold-call 3 learners for Task 1a: 'Achieng, what speed did you calculate?' 'Kamau, same or different?' 'Fatuma, can you explain why the speed keeps increasing?' (WAIT 15 seconds after asking Fatuma.) For Task 3, cold-call 2 learners to read their three-sentence explanations aloud. After each, ask the class: 'Does this explanation use all three required words? Does it correctly say that the FORCE OF GRAVITY is constant and DOWNWARD?' Correct any conflation of weight and mass: 'Remember — gravity pulls on every kilogram of the cart equally. A heavier cart feels more total force, but it also has more mass to accelerate. The ratio — which is acceleration — stays the same. This is why g is a constant.' Write on the board: 'F = mg → a = F/m = mg/m = g (constant)'. Say: 'This is why our mkokoteni accelerates at the same rate regardless of how many sacks of maize are loaded on it.'</w:t>
+            </w:r>
+          </w:p>
+        </w:tc>
+        <w:tc>
+          <w:tcPr>
+            <w:tcW w:type="dxa" w:w="3040"/>
+            <w:shd w:fill="FFFFFF" w:color="auto" w:val="clear"/>
+            <w:tcMar>
+              <w:top w:type="dxa" w:w="60"/>
+              <w:left w:type="dxa" w:w="120"/>
+              <w:bottom w:type="dxa" w:w="60"/>
+              <w:right w:type="dxa" w:w="120"/>
+            </w:tcMar>
+            <w:vAlign w:val="top"/>
+          </w:tcPr>
+          <w:p>
+            <w:pPr>
+              <w:spacing w:after="40" w:before="0"/>
+              <w:jc w:val="left"/>
+            </w:pPr>
+            <w:r>
+              <w:rPr>
+                <w:rFonts w:ascii="Arial" w:cs="Arial" w:eastAsia="Arial" w:hAnsi="Arial"/>
+                <w:b w:val="false"/>
+                <w:bCs w:val="false"/>
+                <w:i w:val="false"/>
+                <w:iCs w:val="false"/>
+                <w:color w:val="000000"/>
+                <w:sz w:val="18"/>
+                <w:szCs w:val="18"/>
+              </w:rPr>
+              <w:t xml:space="preserve">Worked Example → Student Application → Peer Verification. The teacher first demonstrates the algebraic logic (F = mg cancellation) on the board, then learners apply it to familiar Kenyan contexts (mango drop in Kericho, mkokoteni calculation). Pair-checking before whole-class discussion reduces anxiety and surfaces lingering errors at scale. The three-sentence writing task (Task 3) forces learners to synthesise observation, data and theory into a coherent causal narrative — a core science practice.</w:t>
+            </w:r>
+          </w:p>
+        </w:tc>
+        <w:tc>
+          <w:tcPr>
+            <w:tcW w:type="dxa" w:w="3040"/>
+            <w:shd w:fill="F2F2F2" w:color="auto" w:val="clear"/>
+            <w:tcMar>
+              <w:top w:type="dxa" w:w="60"/>
+              <w:left w:type="dxa" w:w="120"/>
+              <w:bottom w:type="dxa" w:w="60"/>
+              <w:right w:type="dxa" w:w="120"/>
+            </w:tcMar>
+            <w:vAlign w:val="top"/>
+          </w:tcPr>
+          <w:p>
+            <w:pPr>
+              <w:spacing w:after="40" w:before="0"/>
+              <w:jc w:val="left"/>
+            </w:pPr>
+            <w:r>
+              <w:rPr>
+                <w:rFonts w:ascii="Arial" w:cs="Arial" w:eastAsia="Arial" w:hAnsi="Arial"/>
+                <w:b w:val="false"/>
+                <w:bCs w:val="false"/>
+                <w:i w:val="false"/>
+                <w:iCs w:val="false"/>
+                <w:color w:val="000000"/>
+                <w:sz w:val="18"/>
+                <w:szCs w:val="18"/>
+              </w:rPr>
+              <w:t xml:space="preserve">Observable indicators: (1) ≥80% of learners correctly calculate v = gt for Task 1a with correct units (m/s). (2) ≥75% of learners correctly rearrange h = ½gt² to solve for t in Task 2 (t = √(2h/g) ≈ 1.01 s). (3) In Task 3, the three-sentence explanation must include: a named force (gravity/weight), the word 'acceleration' or 'accelerates', and the phrase 'constant' or 'continuously'. Teacher marks Task 3 responses during the lesson close for misconceptions to address in Lesson 5.</w:t>
+            </w:r>
+          </w:p>
+        </w:tc>
+      </w:tr>
+      <w:tr>
+        <w:tc>
+          <w:tcPr>
+            <w:tcW w:type="dxa" w:w="1520"/>
+            <w:shd w:fill="FCE4D6" w:color="auto" w:val="clear"/>
+            <w:tcMar>
+              <w:top w:type="dxa" w:w="60"/>
+              <w:left w:type="dxa" w:w="120"/>
+              <w:bottom w:type="dxa" w:w="60"/>
+              <w:right w:type="dxa" w:w="120"/>
+            </w:tcMar>
+            <w:vAlign w:val="top"/>
+          </w:tcPr>
+          <w:p>
+            <w:pPr>
+              <w:spacing w:after="40" w:before="0"/>
+              <w:jc w:val="left"/>
+            </w:pPr>
+            <w:r>
+              <w:rPr>
+                <w:rFonts w:ascii="Arial" w:cs="Arial" w:eastAsia="Arial" w:hAnsi="Arial"/>
+                <w:b/>
+                <w:bCs/>
+                <w:i w:val="false"/>
+                <w:iCs w:val="false"/>
+                <w:color w:val="000000"/>
+                <w:sz w:val="18"/>
+                <w:szCs w:val="18"/>
+              </w:rPr>
+              <w:t xml:space="preserve">Driving Question Board (DQB) Creation</w:t>
+            </w:r>
+          </w:p>
+          <w:p>
+            <w:pPr>
+              <w:spacing w:after="20" w:before="0"/>
+            </w:pPr>
+            <w:r>
+              <w:rPr>
+                <w:rFonts w:ascii="Arial" w:cs="Arial" w:eastAsia="Arial" w:hAnsi="Arial"/>
+                <w:b/>
+                <w:bCs/>
+                <w:color w:val="1F3864"/>
+                <w:sz w:val="16"/>
+                <w:szCs w:val="16"/>
+              </w:rPr>
+              <w:t xml:space="preserve">📹 VIDEO:</w:t>
+            </w:r>
+          </w:p>
+          <w:p>
+            <w:pPr>
+              <w:spacing w:after="20" w:before="0"/>
+            </w:pPr>
+            <w:hyperlink w:history="1" r:id="rIdhslucvnx-jkboxd4cahhp">
               <w:r>
                 <w:rPr>
                   <w:rFonts w:ascii="Arial" w:cs="Arial" w:eastAsia="Arial" w:hAnsi="Arial"/>
@@ -12172,7 +12397,7 @@
                   <w:szCs w:val="16"/>
                   <w:u w:val="single" w:color="2E75B6"/>
                 </w:rPr>
-                <w:t xml:space="preserve">Free Energy (Flexbook)</w:t>
+                <w:t xml:space="preserve">Period dependence for mass on spring</w:t>
               </w:r>
             </w:hyperlink>
           </w:p>
@@ -12188,7 +12413,7 @@
                 <w:sz w:val="14"/>
                 <w:szCs w:val="14"/>
               </w:rPr>
-              <w:t xml:space="preserve">Source: CK-12</w:t>
+              <w:t xml:space="preserve">Source: Khan Academy (English - US curriculum)</w:t>
             </w:r>
           </w:p>
           <w:p>
@@ -12196,235 +12421,7 @@
               <w:spacing w:after="10" w:before="0"/>
               <w:ind w:left="120"/>
             </w:pPr>
-            <w:hyperlink w:history="1" r:id="rIdqgtnrllmwl0afb25k-h1v">
-              <w:r>
-                <w:rPr>
-                  <w:rFonts w:ascii="Arial" w:cs="Arial" w:eastAsia="Arial" w:hAnsi="Arial"/>
-                  <w:color w:val="595959"/>
-                  <w:sz w:val="14"/>
-                  <w:szCs w:val="14"/>
-                  <w:u w:val="single" w:color="595959"/>
-                </w:rPr>
-                <w:t xml:space="preserve">🔍 Search ARES for similar readings</w:t>
-              </w:r>
-            </w:hyperlink>
-          </w:p>
-        </w:tc>
-        <w:tc>
-          <w:tcPr>
-            <w:tcW w:type="dxa" w:w="3040"/>
-            <w:shd w:fill="FFFFFF" w:color="auto" w:val="clear"/>
-            <w:tcMar>
-              <w:top w:type="dxa" w:w="60"/>
-              <w:left w:type="dxa" w:w="120"/>
-              <w:bottom w:type="dxa" w:w="60"/>
-              <w:right w:type="dxa" w:w="120"/>
-            </w:tcMar>
-            <w:vAlign w:val="top"/>
-          </w:tcPr>
-          <w:p>
-            <w:pPr>
-              <w:spacing w:after="40" w:before="0"/>
-              <w:jc w:val="left"/>
-            </w:pPr>
-            <w:r>
-              <w:rPr>
-                <w:rFonts w:ascii="Arial" w:cs="Arial" w:eastAsia="Arial" w:hAnsi="Arial"/>
-                <w:b w:val="false"/>
-                <w:bCs w:val="false"/>
-                <w:i w:val="false"/>
-                <w:iCs w:val="false"/>
-                <w:color w:val="000000"/>
-                <w:sz w:val="18"/>
-                <w:szCs w:val="18"/>
-              </w:rPr>
-              <w:t xml:space="preserve">Learners return to their seats for a guided explanation sequence. First, they receive a structured 'Explain It' worksheet with three scaffolded tasks: (Task 1) 'Using your class average value of g, calculate: (a) the speed of the mkokoteni after 3 seconds of free acceleration down the Limuru escarpment [use v = gt]; (b) the distance it travels in those 3 seconds [use s = ½gt²].' (Task 2) 'A farmer in Kericho drops a ripe mango from a height of 5 m to test if it bruises. How long does it take to hit the ground? Use h = ½gt².' (Task 3) 'Why does the mkokoteni keep getting faster even though no one is pushing it? Write a three-sentence scientific explanation using the words: gravity, acceleration, constant force.' After 10 minutes of individual work, learners share answers in pairs ('pair-check'), then the teacher facilitates a whole-class discussion to consolidate the explanation.</w:t>
-            </w:r>
-          </w:p>
-        </w:tc>
-        <w:tc>
-          <w:tcPr>
-            <w:tcW w:type="dxa" w:w="3040"/>
-            <w:shd w:fill="F2F2F2" w:color="auto" w:val="clear"/>
-            <w:tcMar>
-              <w:top w:type="dxa" w:w="60"/>
-              <w:left w:type="dxa" w:w="120"/>
-              <w:bottom w:type="dxa" w:w="60"/>
-              <w:right w:type="dxa" w:w="120"/>
-            </w:tcMar>
-            <w:vAlign w:val="top"/>
-          </w:tcPr>
-          <w:p>
-            <w:pPr>
-              <w:spacing w:after="40" w:before="0"/>
-              <w:jc w:val="left"/>
-            </w:pPr>
-            <w:r>
-              <w:rPr>
-                <w:rFonts w:ascii="Arial" w:cs="Arial" w:eastAsia="Arial" w:hAnsi="Arial"/>
-                <w:b w:val="false"/>
-                <w:bCs w:val="false"/>
-                <w:i w:val="false"/>
-                <w:iCs w:val="false"/>
-                <w:color w:val="000000"/>
-                <w:sz w:val="18"/>
-                <w:szCs w:val="18"/>
-              </w:rPr>
-              <w:t xml:space="preserve">Introduce the Explain phase by connecting back to the phenomenon: 'We have now measured g experimentally. Let us use it to answer our driving question.' Distribute the worksheet. Say: 'Work individually for 8 minutes — show all substitutions and units.' After 8 minutes: 'Now pair-check with the person next to you — compare Task 3 explanations especially.' Allow 3 minutes for pair discussion. Bring the class together. Cold-call 3 learners for Task 1a: 'Achieng, what speed did you calculate?' 'Kamau, same or different?' 'Fatuma, can you explain why the speed keeps increasing?' (WAIT 15 seconds after asking Fatuma.) For Task 3, cold-call 2 learners to read their three-sentence explanations aloud. After each, ask the class: 'Does this explanation use all three required words? Does it correctly say that the FORCE OF GRAVITY is constant and DOWNWARD?' Correct any conflation of weight and mass: 'Remember — gravity pulls on every kilogram of the cart equally. A heavier cart feels more total force, but it also has more mass to accelerate. The ratio — which is acceleration — stays the same. This is why g is a constant.' Write on the board: 'F = mg → a = F/m = mg/m = g (constant)'. Say: 'This is why our mkokoteni accelerates at the same rate regardless of how many sacks of maize are loaded on it.'</w:t>
-            </w:r>
-          </w:p>
-        </w:tc>
-        <w:tc>
-          <w:tcPr>
-            <w:tcW w:type="dxa" w:w="3040"/>
-            <w:shd w:fill="FFFFFF" w:color="auto" w:val="clear"/>
-            <w:tcMar>
-              <w:top w:type="dxa" w:w="60"/>
-              <w:left w:type="dxa" w:w="120"/>
-              <w:bottom w:type="dxa" w:w="60"/>
-              <w:right w:type="dxa" w:w="120"/>
-            </w:tcMar>
-            <w:vAlign w:val="top"/>
-          </w:tcPr>
-          <w:p>
-            <w:pPr>
-              <w:spacing w:after="40" w:before="0"/>
-              <w:jc w:val="left"/>
-            </w:pPr>
-            <w:r>
-              <w:rPr>
-                <w:rFonts w:ascii="Arial" w:cs="Arial" w:eastAsia="Arial" w:hAnsi="Arial"/>
-                <w:b w:val="false"/>
-                <w:bCs w:val="false"/>
-                <w:i w:val="false"/>
-                <w:iCs w:val="false"/>
-                <w:color w:val="000000"/>
-                <w:sz w:val="18"/>
-                <w:szCs w:val="18"/>
-              </w:rPr>
-              <w:t xml:space="preserve">Worked Example → Student Application → Peer Verification. The teacher first demonstrates the algebraic logic (F = mg cancellation) on the board, then learners apply it to familiar Kenyan contexts (mango drop in Kericho, mkokoteni calculation). Pair-checking before whole-class discussion reduces anxiety and surfaces lingering errors at scale. The three-sentence writing task (Task 3) forces learners to synthesise observation, data and theory into a coherent causal narrative — a core science practice.</w:t>
-            </w:r>
-          </w:p>
-        </w:tc>
-        <w:tc>
-          <w:tcPr>
-            <w:tcW w:type="dxa" w:w="3040"/>
-            <w:shd w:fill="F2F2F2" w:color="auto" w:val="clear"/>
-            <w:tcMar>
-              <w:top w:type="dxa" w:w="60"/>
-              <w:left w:type="dxa" w:w="120"/>
-              <w:bottom w:type="dxa" w:w="60"/>
-              <w:right w:type="dxa" w:w="120"/>
-            </w:tcMar>
-            <w:vAlign w:val="top"/>
-          </w:tcPr>
-          <w:p>
-            <w:pPr>
-              <w:spacing w:after="40" w:before="0"/>
-              <w:jc w:val="left"/>
-            </w:pPr>
-            <w:r>
-              <w:rPr>
-                <w:rFonts w:ascii="Arial" w:cs="Arial" w:eastAsia="Arial" w:hAnsi="Arial"/>
-                <w:b w:val="false"/>
-                <w:bCs w:val="false"/>
-                <w:i w:val="false"/>
-                <w:iCs w:val="false"/>
-                <w:color w:val="000000"/>
-                <w:sz w:val="18"/>
-                <w:szCs w:val="18"/>
-              </w:rPr>
-              <w:t xml:space="preserve">Observable indicators: (1) ≥80% of learners correctly calculate v = gt for Task 1a with correct units (m/s). (2) ≥75% of learners correctly rearrange h = ½gt² to solve for t in Task 2 (t = √(2h/g) ≈ 1.01 s). (3) In Task 3, the three-sentence explanation must include: a named force (gravity/weight), the word 'acceleration' or 'accelerates', and the phrase 'constant' or 'continuously'. Teacher marks Task 3 responses during the lesson close for misconceptions to address in Lesson 5.</w:t>
-            </w:r>
-          </w:p>
-        </w:tc>
-      </w:tr>
-      <w:tr>
-        <w:tc>
-          <w:tcPr>
-            <w:tcW w:type="dxa" w:w="1520"/>
-            <w:shd w:fill="FCE4D6" w:color="auto" w:val="clear"/>
-            <w:tcMar>
-              <w:top w:type="dxa" w:w="60"/>
-              <w:left w:type="dxa" w:w="120"/>
-              <w:bottom w:type="dxa" w:w="60"/>
-              <w:right w:type="dxa" w:w="120"/>
-            </w:tcMar>
-            <w:vAlign w:val="top"/>
-          </w:tcPr>
-          <w:p>
-            <w:pPr>
-              <w:spacing w:after="40" w:before="0"/>
-              <w:jc w:val="left"/>
-            </w:pPr>
-            <w:r>
-              <w:rPr>
-                <w:rFonts w:ascii="Arial" w:cs="Arial" w:eastAsia="Arial" w:hAnsi="Arial"/>
-                <w:b/>
-                <w:bCs/>
-                <w:i w:val="false"/>
-                <w:iCs w:val="false"/>
-                <w:color w:val="000000"/>
-                <w:sz w:val="18"/>
-                <w:szCs w:val="18"/>
-              </w:rPr>
-              <w:t xml:space="preserve">Driving Question Board (DQB) Creation</w:t>
-            </w:r>
-          </w:p>
-          <w:p>
-            <w:pPr>
-              <w:spacing w:after="20" w:before="0"/>
-            </w:pPr>
-            <w:r>
-              <w:rPr>
-                <w:rFonts w:ascii="Arial" w:cs="Arial" w:eastAsia="Arial" w:hAnsi="Arial"/>
-                <w:b/>
-                <w:bCs/>
-                <w:color w:val="1F3864"/>
-                <w:sz w:val="16"/>
-                <w:szCs w:val="16"/>
-              </w:rPr>
-              <w:t xml:space="preserve">📹 VIDEO:</w:t>
-            </w:r>
-          </w:p>
-          <w:p>
-            <w:pPr>
-              <w:spacing w:after="20" w:before="0"/>
-            </w:pPr>
-            <w:hyperlink w:history="1" r:id="rIday5kpc0eq83w9w3aevue8">
-              <w:r>
-                <w:rPr>
-                  <w:rFonts w:ascii="Arial" w:cs="Arial" w:eastAsia="Arial" w:hAnsi="Arial"/>
-                  <w:color w:val="2E75B6"/>
-                  <w:sz w:val="16"/>
-                  <w:szCs w:val="16"/>
-                  <w:u w:val="single" w:color="2E75B6"/>
-                </w:rPr>
-                <w:t xml:space="preserve">Parametric equations intro</w:t>
-              </w:r>
-            </w:hyperlink>
-          </w:p>
-          <w:p>
-            <w:pPr>
-              <w:spacing w:after="10" w:before="0"/>
-              <w:ind w:left="120"/>
-            </w:pPr>
-            <w:r>
-              <w:rPr>
-                <w:rFonts w:ascii="Arial" w:cs="Arial" w:eastAsia="Arial" w:hAnsi="Arial"/>
-                <w:color w:val="595959"/>
-                <w:sz w:val="14"/>
-                <w:szCs w:val="14"/>
-              </w:rPr>
-              <w:t xml:space="preserve">Source: Khan Academy (English - US curriculum)</w:t>
-            </w:r>
-          </w:p>
-          <w:p>
-            <w:pPr>
-              <w:spacing w:after="10" w:before="0"/>
-              <w:ind w:left="120"/>
-            </w:pPr>
-            <w:hyperlink w:history="1" r:id="rIddapgyg-awvggbkj1pdgm9">
+            <w:hyperlink w:history="1" r:id="rIdmqvvgqxolqu2wojgj--f3">
               <w:r>
                 <w:rPr>
                   <w:rFonts w:ascii="Arial" w:cs="Arial" w:eastAsia="Arial" w:hAnsi="Arial"/>
@@ -12462,14 +12459,241 @@
                 <w:sz w:val="16"/>
                 <w:szCs w:val="16"/>
               </w:rPr>
-              <w:t xml:space="preserve">📖 HTML:</w:t>
+              <w:t xml:space="preserve">📖 READING:</w:t>
             </w:r>
           </w:p>
           <w:p>
             <w:pPr>
               <w:spacing w:after="20" w:before="0"/>
             </w:pPr>
-            <w:hyperlink w:history="1" r:id="rIdd_x6f13tajgy4pwvp5llj">
+            <w:r>
+              <w:rPr>
+                <w:rFonts w:ascii="Arial" w:cs="Arial" w:eastAsia="Arial" w:hAnsi="Arial"/>
+                <w:i/>
+                <w:iCs/>
+                <w:color w:val="595959"/>
+                <w:sz w:val="16"/>
+                <w:szCs w:val="16"/>
+              </w:rPr>
+              <w:t xml:space="preserve">No closely matching reading in the ARES library for this activity.</w:t>
+            </w:r>
+          </w:p>
+          <w:p>
+            <w:pPr>
+              <w:spacing w:after="10" w:before="0"/>
+              <w:ind w:left="120"/>
+            </w:pPr>
+            <w:hyperlink w:history="1" r:id="rIdrwtc0psxg_xduneqj27qb">
+              <w:r>
+                <w:rPr>
+                  <w:rFonts w:ascii="Arial" w:cs="Arial" w:eastAsia="Arial" w:hAnsi="Arial"/>
+                  <w:color w:val="595959"/>
+                  <w:sz w:val="14"/>
+                  <w:szCs w:val="14"/>
+                  <w:u w:val="single" w:color="595959"/>
+                </w:rPr>
+                <w:t xml:space="preserve">🔍 Search ARES for readings</w:t>
+              </w:r>
+            </w:hyperlink>
+          </w:p>
+          <w:p>
+            <w:pPr>
+              <w:spacing w:after="10" w:before="0"/>
+              <w:ind w:left="120"/>
+            </w:pPr>
+            <w:r>
+              <w:rPr>
+                <w:rFonts w:ascii="Arial" w:cs="Arial" w:eastAsia="Arial" w:hAnsi="Arial"/>
+                <w:color w:val="595959"/>
+                <w:sz w:val="14"/>
+                <w:szCs w:val="14"/>
+              </w:rPr>
+              <w:t xml:space="preserve">Search terms: linear motion free fall</w:t>
+            </w:r>
+          </w:p>
+        </w:tc>
+        <w:tc>
+          <w:tcPr>
+            <w:tcW w:type="dxa" w:w="3040"/>
+            <w:shd w:fill="FFFFFF" w:color="auto" w:val="clear"/>
+            <w:tcMar>
+              <w:top w:type="dxa" w:w="60"/>
+              <w:left w:type="dxa" w:w="120"/>
+              <w:bottom w:type="dxa" w:w="60"/>
+              <w:right w:type="dxa" w:w="120"/>
+            </w:tcMar>
+            <w:vAlign w:val="top"/>
+          </w:tcPr>
+          <w:p>
+            <w:pPr>
+              <w:spacing w:after="40" w:before="0"/>
+              <w:jc w:val="left"/>
+            </w:pPr>
+            <w:r>
+              <w:rPr>
+                <w:rFonts w:ascii="Arial" w:cs="Arial" w:eastAsia="Arial" w:hAnsi="Arial"/>
+                <w:b w:val="false"/>
+                <w:bCs w:val="false"/>
+                <w:i w:val="false"/>
+                <w:iCs w:val="false"/>
+                <w:color w:val="000000"/>
+                <w:sz w:val="18"/>
+                <w:szCs w:val="18"/>
+              </w:rPr>
+              <w:t xml:space="preserve">The class Driving Question Board is displayed (or projected). Learners individually write on sticky notes: (Green note) 'Something I now KNOW that I did not know before this lesson.' (Orange note) 'A new question this lesson has raised for me.' They post their notes in the correct columns of the DQB. The teacher reads selected notes aloud and facilitates a 5-minute class discussion to: (a) mark questions from previous lessons that today's evidence has answered; (b) identify new questions that connect to upcoming lessons (e.g., 'What if the road is not vertical — does the mkokoteni still accelerate at 9.8 m/s²?' previewing inclined plane concepts).</w:t>
+            </w:r>
+          </w:p>
+        </w:tc>
+        <w:tc>
+          <w:tcPr>
+            <w:tcW w:type="dxa" w:w="3040"/>
+            <w:shd w:fill="F2F2F2" w:color="auto" w:val="clear"/>
+            <w:tcMar>
+              <w:top w:type="dxa" w:w="60"/>
+              <w:left w:type="dxa" w:w="120"/>
+              <w:bottom w:type="dxa" w:w="60"/>
+              <w:right w:type="dxa" w:w="120"/>
+            </w:tcMar>
+            <w:vAlign w:val="top"/>
+          </w:tcPr>
+          <w:p>
+            <w:pPr>
+              <w:spacing w:after="40" w:before="0"/>
+              <w:jc w:val="left"/>
+            </w:pPr>
+            <w:r>
+              <w:rPr>
+                <w:rFonts w:ascii="Arial" w:cs="Arial" w:eastAsia="Arial" w:hAnsi="Arial"/>
+                <w:b w:val="false"/>
+                <w:bCs w:val="false"/>
+                <w:i w:val="false"/>
+                <w:iCs w:val="false"/>
+                <w:color w:val="000000"/>
+                <w:sz w:val="18"/>
+                <w:szCs w:val="18"/>
+              </w:rPr>
+              <w:t xml:space="preserve">Direct learners to the DQB: 'Look at the questions we posted in Lessons 1, 2 and 3. Find the card that says: Does a heavier mkokoteni accelerate faster because gravity pulls harder on it? What does today's evidence tell us?' (WAIT 10 seconds.) Take 3 responses, then say: 'That question is now answered — let us move it to the ANSWERED column and write our consensus answer on it: All objects experience the same gravitational acceleration of approximately 9.8 m/s² regardless of mass.' Hand out sticky notes. Say: 'You have 3 minutes — one green note, one orange note. Be specific — do not just write I learned about gravity. Write: I learned that g = 9.8 m/s² because gravity's greater pull on heavier objects is exactly cancelled by their greater inertia.' After posting, read 4–5 selected notes aloud. For each orange question, say: 'Hold that question — write it down — we will return to it.' Specifically flag any note mentioning 'inclined surface' or 'friction' as a bridge to Lesson 5.</w:t>
+            </w:r>
+          </w:p>
+        </w:tc>
+        <w:tc>
+          <w:tcPr>
+            <w:tcW w:type="dxa" w:w="3040"/>
+            <w:shd w:fill="FFFFFF" w:color="auto" w:val="clear"/>
+            <w:tcMar>
+              <w:top w:type="dxa" w:w="60"/>
+              <w:left w:type="dxa" w:w="120"/>
+              <w:bottom w:type="dxa" w:w="60"/>
+              <w:right w:type="dxa" w:w="120"/>
+            </w:tcMar>
+            <w:vAlign w:val="top"/>
+          </w:tcPr>
+          <w:p>
+            <w:pPr>
+              <w:spacing w:after="40" w:before="0"/>
+              <w:jc w:val="left"/>
+            </w:pPr>
+            <w:r>
+              <w:rPr>
+                <w:rFonts w:ascii="Arial" w:cs="Arial" w:eastAsia="Arial" w:hAnsi="Arial"/>
+                <w:b w:val="false"/>
+                <w:bCs w:val="false"/>
+                <w:i w:val="false"/>
+                <w:iCs w:val="false"/>
+                <w:color w:val="000000"/>
+                <w:sz w:val="18"/>
+                <w:szCs w:val="18"/>
+              </w:rPr>
+              <w:t xml:space="preserve">Driving Question Board as a Living Metacognitive Artefact. The act of physically moving a card from 'Questions' to 'Answered' gives learners a visible, satisfying record of growing understanding. Orange notes that preview future lessons create continuity across the 8-lesson sequence and help learners see science as a progressive, self-correcting process — mirroring how Kenyan engineers at KENHA (Kenya National Highways Authority) iteratively update road safety models.</w:t>
+            </w:r>
+          </w:p>
+        </w:tc>
+        <w:tc>
+          <w:tcPr>
+            <w:tcW w:type="dxa" w:w="3040"/>
+            <w:shd w:fill="F2F2F2" w:color="auto" w:val="clear"/>
+            <w:tcMar>
+              <w:top w:type="dxa" w:w="60"/>
+              <w:left w:type="dxa" w:w="120"/>
+              <w:bottom w:type="dxa" w:w="60"/>
+              <w:right w:type="dxa" w:w="120"/>
+            </w:tcMar>
+            <w:vAlign w:val="top"/>
+          </w:tcPr>
+          <w:p>
+            <w:pPr>
+              <w:spacing w:after="40" w:before="0"/>
+              <w:jc w:val="left"/>
+            </w:pPr>
+            <w:r>
+              <w:rPr>
+                <w:rFonts w:ascii="Arial" w:cs="Arial" w:eastAsia="Arial" w:hAnsi="Arial"/>
+                <w:b w:val="false"/>
+                <w:bCs w:val="false"/>
+                <w:i w:val="false"/>
+                <w:iCs w:val="false"/>
+                <w:color w:val="000000"/>
+                <w:sz w:val="18"/>
+                <w:szCs w:val="18"/>
+              </w:rPr>
+              <w:t xml:space="preserve">Observable indicators: (1) Every learner posts at least one green and one orange note within 3 minutes. (2) Green notes reference specific content (g value, experimental observation, or equation). Vague notes ('I learned about falling') prompt the teacher to ask a follow-up question before the lesson ends. (3) The proportion of orange notes asking about inclined surfaces, friction, or air resistance signals readiness for Lesson 5 content.</w:t>
+            </w:r>
+          </w:p>
+        </w:tc>
+      </w:tr>
+      <w:tr>
+        <w:tc>
+          <w:tcPr>
+            <w:tcW w:type="dxa" w:w="1520"/>
+            <w:shd w:fill="D5E8F0" w:color="auto" w:val="clear"/>
+            <w:tcMar>
+              <w:top w:type="dxa" w:w="60"/>
+              <w:left w:type="dxa" w:w="120"/>
+              <w:bottom w:type="dxa" w:w="60"/>
+              <w:right w:type="dxa" w:w="120"/>
+            </w:tcMar>
+            <w:vAlign w:val="top"/>
+          </w:tcPr>
+          <w:p>
+            <w:pPr>
+              <w:spacing w:after="40" w:before="0"/>
+              <w:jc w:val="left"/>
+            </w:pPr>
+            <w:r>
+              <w:rPr>
+                <w:rFonts w:ascii="Arial" w:cs="Arial" w:eastAsia="Arial" w:hAnsi="Arial"/>
+                <w:b/>
+                <w:bCs/>
+                <w:i w:val="false"/>
+                <w:iCs w:val="false"/>
+                <w:color w:val="000000"/>
+                <w:sz w:val="18"/>
+                <w:szCs w:val="18"/>
+              </w:rPr>
+              <w:t xml:space="preserve">Model Building Phase</w:t>
+            </w:r>
+          </w:p>
+          <w:p>
+            <w:pPr>
+              <w:spacing w:after="20" w:before="0"/>
+            </w:pPr>
+            <w:r>
+              <w:rPr>
+                <w:rFonts w:ascii="Arial" w:cs="Arial" w:eastAsia="Arial" w:hAnsi="Arial"/>
+                <w:b/>
+                <w:bCs/>
+                <w:color w:val="1F3864"/>
+                <w:sz w:val="16"/>
+                <w:szCs w:val="16"/>
+              </w:rPr>
+              <w:t xml:space="preserve">📹 VIDEO:</w:t>
+            </w:r>
+          </w:p>
+          <w:p>
+            <w:pPr>
+              <w:spacing w:after="20" w:before="0"/>
+            </w:pPr>
+            <w:hyperlink w:history="1" r:id="rId0jtemjqeyoncascwqbq2r">
               <w:r>
                 <w:rPr>
                   <w:rFonts w:ascii="Arial" w:cs="Arial" w:eastAsia="Arial" w:hAnsi="Arial"/>
@@ -12478,7 +12702,7 @@
                   <w:szCs w:val="16"/>
                   <w:u w:val="single" w:color="2E75B6"/>
                 </w:rPr>
-                <w:t xml:space="preserve">Free Energy (Flexbook)</w:t>
+                <w:t xml:space="preserve">Period dependence for mass on spring</w:t>
               </w:r>
             </w:hyperlink>
           </w:p>
@@ -12494,7 +12718,7 @@
                 <w:sz w:val="14"/>
                 <w:szCs w:val="14"/>
               </w:rPr>
-              <w:t xml:space="preserve">Source: CK-12</w:t>
+              <w:t xml:space="preserve">Source: Khan Academy (English - US curriculum)</w:t>
             </w:r>
           </w:p>
           <w:p>
@@ -12502,235 +12726,7 @@
               <w:spacing w:after="10" w:before="0"/>
               <w:ind w:left="120"/>
             </w:pPr>
-            <w:hyperlink w:history="1" r:id="rIdbzdh4kk-cgsaslyyh6jk7">
-              <w:r>
-                <w:rPr>
-                  <w:rFonts w:ascii="Arial" w:cs="Arial" w:eastAsia="Arial" w:hAnsi="Arial"/>
-                  <w:color w:val="595959"/>
-                  <w:sz w:val="14"/>
-                  <w:szCs w:val="14"/>
-                  <w:u w:val="single" w:color="595959"/>
-                </w:rPr>
-                <w:t xml:space="preserve">🔍 Search ARES for similar readings</w:t>
-              </w:r>
-            </w:hyperlink>
-          </w:p>
-        </w:tc>
-        <w:tc>
-          <w:tcPr>
-            <w:tcW w:type="dxa" w:w="3040"/>
-            <w:shd w:fill="FFFFFF" w:color="auto" w:val="clear"/>
-            <w:tcMar>
-              <w:top w:type="dxa" w:w="60"/>
-              <w:left w:type="dxa" w:w="120"/>
-              <w:bottom w:type="dxa" w:w="60"/>
-              <w:right w:type="dxa" w:w="120"/>
-            </w:tcMar>
-            <w:vAlign w:val="top"/>
-          </w:tcPr>
-          <w:p>
-            <w:pPr>
-              <w:spacing w:after="40" w:before="0"/>
-              <w:jc w:val="left"/>
-            </w:pPr>
-            <w:r>
-              <w:rPr>
-                <w:rFonts w:ascii="Arial" w:cs="Arial" w:eastAsia="Arial" w:hAnsi="Arial"/>
-                <w:b w:val="false"/>
-                <w:bCs w:val="false"/>
-                <w:i w:val="false"/>
-                <w:iCs w:val="false"/>
-                <w:color w:val="000000"/>
-                <w:sz w:val="18"/>
-                <w:szCs w:val="18"/>
-              </w:rPr>
-              <w:t xml:space="preserve">The class Driving Question Board is displayed (or projected). Learners individually write on sticky notes: (Green note) 'Something I now KNOW that I did not know before this lesson.' (Orange note) 'A new question this lesson has raised for me.' They post their notes in the correct columns of the DQB. The teacher reads selected notes aloud and facilitates a 5-minute class discussion to: (a) mark questions from previous lessons that today's evidence has answered; (b) identify new questions that connect to upcoming lessons (e.g., 'What if the road is not vertical — does the mkokoteni still accelerate at 9.8 m/s²?' previewing inclined plane concepts).</w:t>
-            </w:r>
-          </w:p>
-        </w:tc>
-        <w:tc>
-          <w:tcPr>
-            <w:tcW w:type="dxa" w:w="3040"/>
-            <w:shd w:fill="F2F2F2" w:color="auto" w:val="clear"/>
-            <w:tcMar>
-              <w:top w:type="dxa" w:w="60"/>
-              <w:left w:type="dxa" w:w="120"/>
-              <w:bottom w:type="dxa" w:w="60"/>
-              <w:right w:type="dxa" w:w="120"/>
-            </w:tcMar>
-            <w:vAlign w:val="top"/>
-          </w:tcPr>
-          <w:p>
-            <w:pPr>
-              <w:spacing w:after="40" w:before="0"/>
-              <w:jc w:val="left"/>
-            </w:pPr>
-            <w:r>
-              <w:rPr>
-                <w:rFonts w:ascii="Arial" w:cs="Arial" w:eastAsia="Arial" w:hAnsi="Arial"/>
-                <w:b w:val="false"/>
-                <w:bCs w:val="false"/>
-                <w:i w:val="false"/>
-                <w:iCs w:val="false"/>
-                <w:color w:val="000000"/>
-                <w:sz w:val="18"/>
-                <w:szCs w:val="18"/>
-              </w:rPr>
-              <w:t xml:space="preserve">Direct learners to the DQB: 'Look at the questions we posted in Lessons 1, 2 and 3. Find the card that says: Does a heavier mkokoteni accelerate faster because gravity pulls harder on it? What does today's evidence tell us?' (WAIT 10 seconds.) Take 3 responses, then say: 'That question is now answered — let us move it to the ANSWERED column and write our consensus answer on it: All objects experience the same gravitational acceleration of approximately 9.8 m/s² regardless of mass.' Hand out sticky notes. Say: 'You have 3 minutes — one green note, one orange note. Be specific — do not just write I learned about gravity. Write: I learned that g = 9.8 m/s² because gravity's greater pull on heavier objects is exactly cancelled by their greater inertia.' After posting, read 4–5 selected notes aloud. For each orange question, say: 'Hold that question — write it down — we will return to it.' Specifically flag any note mentioning 'inclined surface' or 'friction' as a bridge to Lesson 5.</w:t>
-            </w:r>
-          </w:p>
-        </w:tc>
-        <w:tc>
-          <w:tcPr>
-            <w:tcW w:type="dxa" w:w="3040"/>
-            <w:shd w:fill="FFFFFF" w:color="auto" w:val="clear"/>
-            <w:tcMar>
-              <w:top w:type="dxa" w:w="60"/>
-              <w:left w:type="dxa" w:w="120"/>
-              <w:bottom w:type="dxa" w:w="60"/>
-              <w:right w:type="dxa" w:w="120"/>
-            </w:tcMar>
-            <w:vAlign w:val="top"/>
-          </w:tcPr>
-          <w:p>
-            <w:pPr>
-              <w:spacing w:after="40" w:before="0"/>
-              <w:jc w:val="left"/>
-            </w:pPr>
-            <w:r>
-              <w:rPr>
-                <w:rFonts w:ascii="Arial" w:cs="Arial" w:eastAsia="Arial" w:hAnsi="Arial"/>
-                <w:b w:val="false"/>
-                <w:bCs w:val="false"/>
-                <w:i w:val="false"/>
-                <w:iCs w:val="false"/>
-                <w:color w:val="000000"/>
-                <w:sz w:val="18"/>
-                <w:szCs w:val="18"/>
-              </w:rPr>
-              <w:t xml:space="preserve">Driving Question Board as a Living Metacognitive Artefact. The act of physically moving a card from 'Questions' to 'Answered' gives learners a visible, satisfying record of growing understanding. Orange notes that preview future lessons create continuity across the 8-lesson sequence and help learners see science as a progressive, self-correcting process — mirroring how Kenyan engineers at KENHA (Kenya National Highways Authority) iteratively update road safety models.</w:t>
-            </w:r>
-          </w:p>
-        </w:tc>
-        <w:tc>
-          <w:tcPr>
-            <w:tcW w:type="dxa" w:w="3040"/>
-            <w:shd w:fill="F2F2F2" w:color="auto" w:val="clear"/>
-            <w:tcMar>
-              <w:top w:type="dxa" w:w="60"/>
-              <w:left w:type="dxa" w:w="120"/>
-              <w:bottom w:type="dxa" w:w="60"/>
-              <w:right w:type="dxa" w:w="120"/>
-            </w:tcMar>
-            <w:vAlign w:val="top"/>
-          </w:tcPr>
-          <w:p>
-            <w:pPr>
-              <w:spacing w:after="40" w:before="0"/>
-              <w:jc w:val="left"/>
-            </w:pPr>
-            <w:r>
-              <w:rPr>
-                <w:rFonts w:ascii="Arial" w:cs="Arial" w:eastAsia="Arial" w:hAnsi="Arial"/>
-                <w:b w:val="false"/>
-                <w:bCs w:val="false"/>
-                <w:i w:val="false"/>
-                <w:iCs w:val="false"/>
-                <w:color w:val="000000"/>
-                <w:sz w:val="18"/>
-                <w:szCs w:val="18"/>
-              </w:rPr>
-              <w:t xml:space="preserve">Observable indicators: (1) Every learner posts at least one green and one orange note within 3 minutes. (2) Green notes reference specific content (g value, experimental observation, or equation). Vague notes ('I learned about falling') prompt the teacher to ask a follow-up question before the lesson ends. (3) The proportion of orange notes asking about inclined surfaces, friction, or air resistance signals readiness for Lesson 5 content.</w:t>
-            </w:r>
-          </w:p>
-        </w:tc>
-      </w:tr>
-      <w:tr>
-        <w:tc>
-          <w:tcPr>
-            <w:tcW w:type="dxa" w:w="1520"/>
-            <w:shd w:fill="D5E8F0" w:color="auto" w:val="clear"/>
-            <w:tcMar>
-              <w:top w:type="dxa" w:w="60"/>
-              <w:left w:type="dxa" w:w="120"/>
-              <w:bottom w:type="dxa" w:w="60"/>
-              <w:right w:type="dxa" w:w="120"/>
-            </w:tcMar>
-            <w:vAlign w:val="top"/>
-          </w:tcPr>
-          <w:p>
-            <w:pPr>
-              <w:spacing w:after="40" w:before="0"/>
-              <w:jc w:val="left"/>
-            </w:pPr>
-            <w:r>
-              <w:rPr>
-                <w:rFonts w:ascii="Arial" w:cs="Arial" w:eastAsia="Arial" w:hAnsi="Arial"/>
-                <w:b/>
-                <w:bCs/>
-                <w:i w:val="false"/>
-                <w:iCs w:val="false"/>
-                <w:color w:val="000000"/>
-                <w:sz w:val="18"/>
-                <w:szCs w:val="18"/>
-              </w:rPr>
-              <w:t xml:space="preserve">Model Building Phase</w:t>
-            </w:r>
-          </w:p>
-          <w:p>
-            <w:pPr>
-              <w:spacing w:after="20" w:before="0"/>
-            </w:pPr>
-            <w:r>
-              <w:rPr>
-                <w:rFonts w:ascii="Arial" w:cs="Arial" w:eastAsia="Arial" w:hAnsi="Arial"/>
-                <w:b/>
-                <w:bCs/>
-                <w:color w:val="1F3864"/>
-                <w:sz w:val="16"/>
-                <w:szCs w:val="16"/>
-              </w:rPr>
-              <w:t xml:space="preserve">📹 VIDEO:</w:t>
-            </w:r>
-          </w:p>
-          <w:p>
-            <w:pPr>
-              <w:spacing w:after="20" w:before="0"/>
-            </w:pPr>
-            <w:hyperlink w:history="1" r:id="rId7vth7i26j7taqleafjbg9">
-              <w:r>
-                <w:rPr>
-                  <w:rFonts w:ascii="Arial" w:cs="Arial" w:eastAsia="Arial" w:hAnsi="Arial"/>
-                  <w:color w:val="2E75B6"/>
-                  <w:sz w:val="16"/>
-                  <w:szCs w:val="16"/>
-                  <w:u w:val="single" w:color="2E75B6"/>
-                </w:rPr>
-                <w:t xml:space="preserve">Parametric equations intro</w:t>
-              </w:r>
-            </w:hyperlink>
-          </w:p>
-          <w:p>
-            <w:pPr>
-              <w:spacing w:after="10" w:before="0"/>
-              <w:ind w:left="120"/>
-            </w:pPr>
-            <w:r>
-              <w:rPr>
-                <w:rFonts w:ascii="Arial" w:cs="Arial" w:eastAsia="Arial" w:hAnsi="Arial"/>
-                <w:color w:val="595959"/>
-                <w:sz w:val="14"/>
-                <w:szCs w:val="14"/>
-              </w:rPr>
-              <w:t xml:space="preserve">Source: Khan Academy (English - US curriculum)</w:t>
-            </w:r>
-          </w:p>
-          <w:p>
-            <w:pPr>
-              <w:spacing w:after="10" w:before="0"/>
-              <w:ind w:left="120"/>
-            </w:pPr>
-            <w:hyperlink w:history="1" r:id="rIdgromp7cagbsea407nseoh">
+            <w:hyperlink w:history="1" r:id="rId9gq5dhy8rdpmrkxqyatde">
               <w:r>
                 <w:rPr>
                   <w:rFonts w:ascii="Arial" w:cs="Arial" w:eastAsia="Arial" w:hAnsi="Arial"/>
@@ -12768,47 +12764,31 @@
                 <w:sz w:val="16"/>
                 <w:szCs w:val="16"/>
               </w:rPr>
-              <w:t xml:space="preserve">📖 HTML:</w:t>
+              <w:t xml:space="preserve">📖 READING:</w:t>
             </w:r>
           </w:p>
           <w:p>
             <w:pPr>
               <w:spacing w:after="20" w:before="0"/>
             </w:pPr>
-            <w:hyperlink w:history="1" r:id="rIdvs50hjair7olrdoqslb1z">
-              <w:r>
-                <w:rPr>
-                  <w:rFonts w:ascii="Arial" w:cs="Arial" w:eastAsia="Arial" w:hAnsi="Arial"/>
-                  <w:color w:val="2E75B6"/>
-                  <w:sz w:val="16"/>
-                  <w:szCs w:val="16"/>
-                  <w:u w:val="single" w:color="2E75B6"/>
-                </w:rPr>
-                <w:t xml:space="preserve">Free Energy (Flexbook)</w:t>
-              </w:r>
-            </w:hyperlink>
+            <w:r>
+              <w:rPr>
+                <w:rFonts w:ascii="Arial" w:cs="Arial" w:eastAsia="Arial" w:hAnsi="Arial"/>
+                <w:i/>
+                <w:iCs/>
+                <w:color w:val="595959"/>
+                <w:sz w:val="16"/>
+                <w:szCs w:val="16"/>
+              </w:rPr>
+              <w:t xml:space="preserve">No closely matching reading in the ARES library for this activity.</w:t>
+            </w:r>
           </w:p>
           <w:p>
             <w:pPr>
               <w:spacing w:after="10" w:before="0"/>
               <w:ind w:left="120"/>
             </w:pPr>
-            <w:r>
-              <w:rPr>
-                <w:rFonts w:ascii="Arial" w:cs="Arial" w:eastAsia="Arial" w:hAnsi="Arial"/>
-                <w:color w:val="595959"/>
-                <w:sz w:val="14"/>
-                <w:szCs w:val="14"/>
-              </w:rPr>
-              <w:t xml:space="preserve">Source: CK-12</w:t>
-            </w:r>
-          </w:p>
-          <w:p>
-            <w:pPr>
-              <w:spacing w:after="10" w:before="0"/>
-              <w:ind w:left="120"/>
-            </w:pPr>
-            <w:hyperlink w:history="1" r:id="rIdlcwaus0b95zzgoomegm5f">
+            <w:hyperlink w:history="1" r:id="rIdbb4x-d8xa5r7pjgfbaor1">
               <w:r>
                 <w:rPr>
                   <w:rFonts w:ascii="Arial" w:cs="Arial" w:eastAsia="Arial" w:hAnsi="Arial"/>
@@ -12817,9 +12797,24 @@
                   <w:szCs w:val="14"/>
                   <w:u w:val="single" w:color="595959"/>
                 </w:rPr>
-                <w:t xml:space="preserve">🔍 Search ARES for similar readings</w:t>
+                <w:t xml:space="preserve">🔍 Search ARES for readings</w:t>
               </w:r>
             </w:hyperlink>
+          </w:p>
+          <w:p>
+            <w:pPr>
+              <w:spacing w:after="10" w:before="0"/>
+              <w:ind w:left="120"/>
+            </w:pPr>
+            <w:r>
+              <w:rPr>
+                <w:rFonts w:ascii="Arial" w:cs="Arial" w:eastAsia="Arial" w:hAnsi="Arial"/>
+                <w:color w:val="595959"/>
+                <w:sz w:val="14"/>
+                <w:szCs w:val="14"/>
+              </w:rPr>
+              <w:t xml:space="preserve">Search terms: linear motion free fall</w:t>
+            </w:r>
           </w:p>
         </w:tc>
         <w:tc>
@@ -14295,7 +14290,7 @@
             <w:pPr>
               <w:spacing w:after="20" w:before="0"/>
             </w:pPr>
-            <w:hyperlink w:history="1" r:id="rIdel4abylywsmpec42ydr_t">
+            <w:hyperlink w:history="1" r:id="rIdschl94wjdic-_knp-ruyu">
               <w:r>
                 <w:rPr>
                   <w:rFonts w:ascii="Arial" w:cs="Arial" w:eastAsia="Arial" w:hAnsi="Arial"/>
@@ -14304,7 +14299,7 @@
                   <w:szCs w:val="16"/>
                   <w:u w:val="single" w:color="2E75B6"/>
                 </w:rPr>
-                <w:t xml:space="preserve">Video: Plinko Probability</w:t>
+                <w:t xml:space="preserve">Motion problems with integrals: displacement vs. distance</w:t>
               </w:r>
             </w:hyperlink>
           </w:p>
@@ -14320,7 +14315,7 @@
                 <w:sz w:val="14"/>
                 <w:szCs w:val="14"/>
               </w:rPr>
-              <w:t xml:space="preserve">Source: PhET Interactive Simulations (English)</w:t>
+              <w:t xml:space="preserve">Source: Khan Academy (English - US curriculum)</w:t>
             </w:r>
           </w:p>
           <w:p>
@@ -14328,7 +14323,7 @@
               <w:spacing w:after="10" w:before="0"/>
               <w:ind w:left="120"/>
             </w:pPr>
-            <w:hyperlink w:history="1" r:id="rId2suowipicfghtuzaagmjn">
+            <w:hyperlink w:history="1" r:id="rIdixt8wq2lac4ua1zxeuykq">
               <w:r>
                 <w:rPr>
                   <w:rFonts w:ascii="Arial" w:cs="Arial" w:eastAsia="Arial" w:hAnsi="Arial"/>
@@ -14366,14 +14361,14 @@
                 <w:sz w:val="16"/>
                 <w:szCs w:val="16"/>
               </w:rPr>
-              <w:t xml:space="preserve">📖 HTML:</w:t>
+              <w:t xml:space="preserve">📖 EXERCISE:</w:t>
             </w:r>
           </w:p>
           <w:p>
             <w:pPr>
               <w:spacing w:after="20" w:before="0"/>
             </w:pPr>
-            <w:hyperlink w:history="1" r:id="rIddn7ewxsdw29xvmky3wicz">
+            <w:hyperlink w:history="1" r:id="rIdknyzmlclt-jqx-rl_ip9o">
               <w:r>
                 <w:rPr>
                   <w:rFonts w:ascii="Arial" w:cs="Arial" w:eastAsia="Arial" w:hAnsi="Arial"/>
@@ -14382,7 +14377,7 @@
                   <w:szCs w:val="16"/>
                   <w:u w:val="single" w:color="2E75B6"/>
                 </w:rPr>
-                <w:t xml:space="preserve">Linear Equations: Deep Dish Pizza (PLIX)</w:t>
+                <w:t xml:space="preserve">Motion along a curve (differential calc)</w:t>
               </w:r>
             </w:hyperlink>
           </w:p>
@@ -14398,7 +14393,7 @@
                 <w:sz w:val="14"/>
                 <w:szCs w:val="14"/>
               </w:rPr>
-              <w:t xml:space="preserve">Source: CK-12</w:t>
+              <w:t xml:space="preserve">Source: Khan Academy (English - US curriculum)</w:t>
             </w:r>
           </w:p>
           <w:p>
@@ -14406,7 +14401,7 @@
               <w:spacing w:after="10" w:before="0"/>
               <w:ind w:left="120"/>
             </w:pPr>
-            <w:hyperlink w:history="1" r:id="rIdjf5phkc9dn8u-_lz9jhpa">
+            <w:hyperlink w:history="1" r:id="rIdxv368qvwsjxmegzgbdyyn">
               <w:r>
                 <w:rPr>
                   <w:rFonts w:ascii="Arial" w:cs="Arial" w:eastAsia="Arial" w:hAnsi="Arial"/>
@@ -14601,7 +14596,7 @@
             <w:pPr>
               <w:spacing w:after="20" w:before="0"/>
             </w:pPr>
-            <w:hyperlink w:history="1" r:id="rIdegkmk8_0_lg1ysunwagh0">
+            <w:hyperlink w:history="1" r:id="rIdosr8ivbtnksytfocituwq">
               <w:r>
                 <w:rPr>
                   <w:rFonts w:ascii="Arial" w:cs="Arial" w:eastAsia="Arial" w:hAnsi="Arial"/>
@@ -14610,7 +14605,7 @@
                   <w:szCs w:val="16"/>
                   <w:u w:val="single" w:color="2E75B6"/>
                 </w:rPr>
-                <w:t xml:space="preserve">Video: Plinko Probability</w:t>
+                <w:t xml:space="preserve">Average velocity for constant acceleration</w:t>
               </w:r>
             </w:hyperlink>
           </w:p>
@@ -14626,7 +14621,7 @@
                 <w:sz w:val="14"/>
                 <w:szCs w:val="14"/>
               </w:rPr>
-              <w:t xml:space="preserve">Source: PhET Interactive Simulations (English)</w:t>
+              <w:t xml:space="preserve">Source: Khan Academy (English - US curriculum)</w:t>
             </w:r>
           </w:p>
           <w:p>
@@ -14634,7 +14629,7 @@
               <w:spacing w:after="10" w:before="0"/>
               <w:ind w:left="120"/>
             </w:pPr>
-            <w:hyperlink w:history="1" r:id="rIdndacsva8fksemgp4hya3g">
+            <w:hyperlink w:history="1" r:id="rIdrgyuht03zmf4blu8cikrx">
               <w:r>
                 <w:rPr>
                   <w:rFonts w:ascii="Arial" w:cs="Arial" w:eastAsia="Arial" w:hAnsi="Arial"/>
@@ -14672,14 +14667,14 @@
                 <w:sz w:val="16"/>
                 <w:szCs w:val="16"/>
               </w:rPr>
-              <w:t xml:space="preserve">📖 HTML:</w:t>
+              <w:t xml:space="preserve">📖 EXERCISE:</w:t>
             </w:r>
           </w:p>
           <w:p>
             <w:pPr>
               <w:spacing w:after="20" w:before="0"/>
             </w:pPr>
-            <w:hyperlink w:history="1" r:id="rIdhe2t9krfebz1a1xap95kd">
+            <w:hyperlink w:history="1" r:id="rIdn0q1lo1rntxizayi3t6ag">
               <w:r>
                 <w:rPr>
                   <w:rFonts w:ascii="Arial" w:cs="Arial" w:eastAsia="Arial" w:hAnsi="Arial"/>
@@ -14688,7 +14683,7 @@
                   <w:szCs w:val="16"/>
                   <w:u w:val="single" w:color="2E75B6"/>
                 </w:rPr>
-                <w:t xml:space="preserve">Linear Equations: Deep Dish Pizza (PLIX)</w:t>
+                <w:t xml:space="preserve">Motion along a curve (differential calc)</w:t>
               </w:r>
             </w:hyperlink>
           </w:p>
@@ -14704,7 +14699,7 @@
                 <w:sz w:val="14"/>
                 <w:szCs w:val="14"/>
               </w:rPr>
-              <w:t xml:space="preserve">Source: CK-12</w:t>
+              <w:t xml:space="preserve">Source: Khan Academy (English - US curriculum)</w:t>
             </w:r>
           </w:p>
           <w:p>
@@ -14712,7 +14707,7 @@
               <w:spacing w:after="10" w:before="0"/>
               <w:ind w:left="120"/>
             </w:pPr>
-            <w:hyperlink w:history="1" r:id="rIdlnsndkhmmnvivo_ypkew9">
+            <w:hyperlink w:history="1" r:id="rIdlwwejvz3zncjddyuomprm">
               <w:r>
                 <w:rPr>
                   <w:rFonts w:ascii="Arial" w:cs="Arial" w:eastAsia="Arial" w:hAnsi="Arial"/>
@@ -14907,7 +14902,7 @@
             <w:pPr>
               <w:spacing w:after="20" w:before="0"/>
             </w:pPr>
-            <w:hyperlink w:history="1" r:id="rIdjbgqofjo8f4wyfkfl4tb2">
+            <w:hyperlink w:history="1" r:id="rIdaj0bltitv2co00cdybzjf">
               <w:r>
                 <w:rPr>
                   <w:rFonts w:ascii="Arial" w:cs="Arial" w:eastAsia="Arial" w:hAnsi="Arial"/>
@@ -14916,7 +14911,7 @@
                   <w:szCs w:val="16"/>
                   <w:u w:val="single" w:color="2E75B6"/>
                 </w:rPr>
-                <w:t xml:space="preserve">Video: Plinko Probability</w:t>
+                <w:t xml:space="preserve">Position vs. time graphs</w:t>
               </w:r>
             </w:hyperlink>
           </w:p>
@@ -14932,7 +14927,7 @@
                 <w:sz w:val="14"/>
                 <w:szCs w:val="14"/>
               </w:rPr>
-              <w:t xml:space="preserve">Source: PhET Interactive Simulations (English)</w:t>
+              <w:t xml:space="preserve">Source: Khan Academy (English - US curriculum)</w:t>
             </w:r>
           </w:p>
           <w:p>
@@ -14940,7 +14935,7 @@
               <w:spacing w:after="10" w:before="0"/>
               <w:ind w:left="120"/>
             </w:pPr>
-            <w:hyperlink w:history="1" r:id="rIdujvdftm2jdi_18z5csio_">
+            <w:hyperlink w:history="1" r:id="rId0bgnigduiso-zfyisho4b">
               <w:r>
                 <w:rPr>
                   <w:rFonts w:ascii="Arial" w:cs="Arial" w:eastAsia="Arial" w:hAnsi="Arial"/>
@@ -14978,14 +14973,14 @@
                 <w:sz w:val="16"/>
                 <w:szCs w:val="16"/>
               </w:rPr>
-              <w:t xml:space="preserve">📖 HTML:</w:t>
+              <w:t xml:space="preserve">📖 EXERCISE:</w:t>
             </w:r>
           </w:p>
           <w:p>
             <w:pPr>
               <w:spacing w:after="20" w:before="0"/>
             </w:pPr>
-            <w:hyperlink w:history="1" r:id="rIdiozovzju7hofwgof7s4px">
+            <w:hyperlink w:history="1" r:id="rIdryb3rpjx47gj-1lqksrex">
               <w:r>
                 <w:rPr>
                   <w:rFonts w:ascii="Arial" w:cs="Arial" w:eastAsia="Arial" w:hAnsi="Arial"/>
@@ -14994,7 +14989,7 @@
                   <w:szCs w:val="16"/>
                   <w:u w:val="single" w:color="2E75B6"/>
                 </w:rPr>
-                <w:t xml:space="preserve">Linear Equations: Deep Dish Pizza (PLIX)</w:t>
+                <w:t xml:space="preserve">Motion along a curve (differential calc)</w:t>
               </w:r>
             </w:hyperlink>
           </w:p>
@@ -15010,7 +15005,7 @@
                 <w:sz w:val="14"/>
                 <w:szCs w:val="14"/>
               </w:rPr>
-              <w:t xml:space="preserve">Source: CK-12</w:t>
+              <w:t xml:space="preserve">Source: Khan Academy (English - US curriculum)</w:t>
             </w:r>
           </w:p>
           <w:p>
@@ -15018,7 +15013,7 @@
               <w:spacing w:after="10" w:before="0"/>
               <w:ind w:left="120"/>
             </w:pPr>
-            <w:hyperlink w:history="1" r:id="rIdoyr-l31s8lrfuvowa2owp">
+            <w:hyperlink w:history="1" r:id="rIdc-7qugpt64pu5mw3nik0_">
               <w:r>
                 <w:rPr>
                   <w:rFonts w:ascii="Arial" w:cs="Arial" w:eastAsia="Arial" w:hAnsi="Arial"/>
@@ -15213,7 +15208,7 @@
             <w:pPr>
               <w:spacing w:after="20" w:before="0"/>
             </w:pPr>
-            <w:hyperlink w:history="1" r:id="rId4hqemkrkqt6nk06ljkti4">
+            <w:hyperlink w:history="1" r:id="rIdmyqllzpapezanim-ufkti">
               <w:r>
                 <w:rPr>
                   <w:rFonts w:ascii="Arial" w:cs="Arial" w:eastAsia="Arial" w:hAnsi="Arial"/>
@@ -15222,7 +15217,7 @@
                   <w:szCs w:val="16"/>
                   <w:u w:val="single" w:color="2E75B6"/>
                 </w:rPr>
-                <w:t xml:space="preserve">Video: Plinko Probability</w:t>
+                <w:t xml:space="preserve">Projectile motion (part 1)</w:t>
               </w:r>
             </w:hyperlink>
           </w:p>
@@ -15238,7 +15233,7 @@
                 <w:sz w:val="14"/>
                 <w:szCs w:val="14"/>
               </w:rPr>
-              <w:t xml:space="preserve">Source: PhET Interactive Simulations (English)</w:t>
+              <w:t xml:space="preserve">Source: Khan Academy (English - US curriculum)</w:t>
             </w:r>
           </w:p>
           <w:p>
@@ -15246,7 +15241,7 @@
               <w:spacing w:after="10" w:before="0"/>
               <w:ind w:left="120"/>
             </w:pPr>
-            <w:hyperlink w:history="1" r:id="rIdf56l3i4zlxp8umoesvfmm">
+            <w:hyperlink w:history="1" r:id="rIdjs3gtsn0e8qjsltmx5f3i">
               <w:r>
                 <w:rPr>
                   <w:rFonts w:ascii="Arial" w:cs="Arial" w:eastAsia="Arial" w:hAnsi="Arial"/>
@@ -15284,14 +15279,14 @@
                 <w:sz w:val="16"/>
                 <w:szCs w:val="16"/>
               </w:rPr>
-              <w:t xml:space="preserve">📖 HTML:</w:t>
+              <w:t xml:space="preserve">📖 EXERCISE:</w:t>
             </w:r>
           </w:p>
           <w:p>
             <w:pPr>
               <w:spacing w:after="20" w:before="0"/>
             </w:pPr>
-            <w:hyperlink w:history="1" r:id="rIdlyhgk5lp3vvmbucmuwpxn">
+            <w:hyperlink w:history="1" r:id="rIdx7kebxsqmggtdroymrjsj">
               <w:r>
                 <w:rPr>
                   <w:rFonts w:ascii="Arial" w:cs="Arial" w:eastAsia="Arial" w:hAnsi="Arial"/>
@@ -15300,7 +15295,7 @@
                   <w:szCs w:val="16"/>
                   <w:u w:val="single" w:color="2E75B6"/>
                 </w:rPr>
-                <w:t xml:space="preserve">Linear Equations: Deep Dish Pizza (PLIX)</w:t>
+                <w:t xml:space="preserve">Motion along a curve (differential calc)</w:t>
               </w:r>
             </w:hyperlink>
           </w:p>
@@ -15316,7 +15311,7 @@
                 <w:sz w:val="14"/>
                 <w:szCs w:val="14"/>
               </w:rPr>
-              <w:t xml:space="preserve">Source: CK-12</w:t>
+              <w:t xml:space="preserve">Source: Khan Academy (English - US curriculum)</w:t>
             </w:r>
           </w:p>
           <w:p>
@@ -15324,7 +15319,7 @@
               <w:spacing w:after="10" w:before="0"/>
               <w:ind w:left="120"/>
             </w:pPr>
-            <w:hyperlink w:history="1" r:id="rIdqaizud-ryhae2ddbpgln4">
+            <w:hyperlink w:history="1" r:id="rIdw5inhf4ngpbenn3mgsu-s">
               <w:r>
                 <w:rPr>
                   <w:rFonts w:ascii="Arial" w:cs="Arial" w:eastAsia="Arial" w:hAnsi="Arial"/>
@@ -15519,7 +15514,7 @@
             <w:pPr>
               <w:spacing w:after="20" w:before="0"/>
             </w:pPr>
-            <w:hyperlink w:history="1" r:id="rIdn9mnefi90vznjult4q1wt">
+            <w:hyperlink w:history="1" r:id="rIdaw7aqyfoddsknxzb2exqr">
               <w:r>
                 <w:rPr>
                   <w:rFonts w:ascii="Arial" w:cs="Arial" w:eastAsia="Arial" w:hAnsi="Arial"/>
@@ -15528,7 +15523,7 @@
                   <w:szCs w:val="16"/>
                   <w:u w:val="single" w:color="2E75B6"/>
                 </w:rPr>
-                <w:t xml:space="preserve">Video: Plinko Probability</w:t>
+                <w:t xml:space="preserve">Calculating average velocity or speed</w:t>
               </w:r>
             </w:hyperlink>
           </w:p>
@@ -15544,7 +15539,7 @@
                 <w:sz w:val="14"/>
                 <w:szCs w:val="14"/>
               </w:rPr>
-              <w:t xml:space="preserve">Source: PhET Interactive Simulations (English)</w:t>
+              <w:t xml:space="preserve">Source: Khan Academy (English - US curriculum)</w:t>
             </w:r>
           </w:p>
           <w:p>
@@ -15552,7 +15547,7 @@
               <w:spacing w:after="10" w:before="0"/>
               <w:ind w:left="120"/>
             </w:pPr>
-            <w:hyperlink w:history="1" r:id="rIdhy1ocynxlfa9jsxurwwhd">
+            <w:hyperlink w:history="1" r:id="rIdq00yj09v1ujli4xkr64vl">
               <w:r>
                 <w:rPr>
                   <w:rFonts w:ascii="Arial" w:cs="Arial" w:eastAsia="Arial" w:hAnsi="Arial"/>
@@ -15590,14 +15585,14 @@
                 <w:sz w:val="16"/>
                 <w:szCs w:val="16"/>
               </w:rPr>
-              <w:t xml:space="preserve">📖 HTML:</w:t>
+              <w:t xml:space="preserve">📖 EXERCISE:</w:t>
             </w:r>
           </w:p>
           <w:p>
             <w:pPr>
               <w:spacing w:after="20" w:before="0"/>
             </w:pPr>
-            <w:hyperlink w:history="1" r:id="rId_f5qguhrhu88rwtxc0a8y">
+            <w:hyperlink w:history="1" r:id="rIdeihxqc4zvvo6lugkhfxmp">
               <w:r>
                 <w:rPr>
                   <w:rFonts w:ascii="Arial" w:cs="Arial" w:eastAsia="Arial" w:hAnsi="Arial"/>
@@ -15606,7 +15601,7 @@
                   <w:szCs w:val="16"/>
                   <w:u w:val="single" w:color="2E75B6"/>
                 </w:rPr>
-                <w:t xml:space="preserve">Linear Equations: Deep Dish Pizza (PLIX)</w:t>
+                <w:t xml:space="preserve">Motion along a curve (differential calc)</w:t>
               </w:r>
             </w:hyperlink>
           </w:p>
@@ -15622,7 +15617,7 @@
                 <w:sz w:val="14"/>
                 <w:szCs w:val="14"/>
               </w:rPr>
-              <w:t xml:space="preserve">Source: CK-12</w:t>
+              <w:t xml:space="preserve">Source: Khan Academy (English - US curriculum)</w:t>
             </w:r>
           </w:p>
           <w:p>
@@ -15630,7 +15625,7 @@
               <w:spacing w:after="10" w:before="0"/>
               <w:ind w:left="120"/>
             </w:pPr>
-            <w:hyperlink w:history="1" r:id="rIdsdrpq71tab7cmyzcbtiih">
+            <w:hyperlink w:history="1" r:id="rIdsvwnbctgbblxmst6lmbvl">
               <w:r>
                 <w:rPr>
                   <w:rFonts w:ascii="Arial" w:cs="Arial" w:eastAsia="Arial" w:hAnsi="Arial"/>
@@ -17117,40 +17112,24 @@
             <w:pPr>
               <w:spacing w:after="20" w:before="0"/>
             </w:pPr>
-            <w:hyperlink w:history="1" r:id="rIdkmqwbawkc2gmwqohuuzvx">
-              <w:r>
-                <w:rPr>
-                  <w:rFonts w:ascii="Arial" w:cs="Arial" w:eastAsia="Arial" w:hAnsi="Arial"/>
-                  <w:color w:val="2E75B6"/>
-                  <w:sz w:val="16"/>
-                  <w:szCs w:val="16"/>
-                  <w:u w:val="single" w:color="2E75B6"/>
-                </w:rPr>
-                <w:t xml:space="preserve">AP Physics 1 review of Forces and Newton's Laws</w:t>
-              </w:r>
-            </w:hyperlink>
+            <w:r>
+              <w:rPr>
+                <w:rFonts w:ascii="Arial" w:cs="Arial" w:eastAsia="Arial" w:hAnsi="Arial"/>
+                <w:i/>
+                <w:iCs/>
+                <w:color w:val="595959"/>
+                <w:sz w:val="16"/>
+                <w:szCs w:val="16"/>
+              </w:rPr>
+              <w:t xml:space="preserve">No closely matching video in the ARES library for this activity.</w:t>
+            </w:r>
           </w:p>
           <w:p>
             <w:pPr>
               <w:spacing w:after="10" w:before="0"/>
               <w:ind w:left="120"/>
             </w:pPr>
-            <w:r>
-              <w:rPr>
-                <w:rFonts w:ascii="Arial" w:cs="Arial" w:eastAsia="Arial" w:hAnsi="Arial"/>
-                <w:color w:val="595959"/>
-                <w:sz w:val="14"/>
-                <w:szCs w:val="14"/>
-              </w:rPr>
-              <w:t xml:space="preserve">Source: Khan Academy (English - US curriculum)</w:t>
-            </w:r>
-          </w:p>
-          <w:p>
-            <w:pPr>
-              <w:spacing w:after="10" w:before="0"/>
-              <w:ind w:left="120"/>
-            </w:pPr>
-            <w:hyperlink w:history="1" r:id="rId_z7nlvcrjrwjlrushejfa">
+            <w:hyperlink w:history="1" r:id="rIdt-tfzahl1lbxjdm2l3zuu">
               <w:r>
                 <w:rPr>
                   <w:rFonts w:ascii="Arial" w:cs="Arial" w:eastAsia="Arial" w:hAnsi="Arial"/>
@@ -17159,9 +17138,24 @@
                   <w:szCs w:val="14"/>
                   <w:u w:val="single" w:color="595959"/>
                 </w:rPr>
-                <w:t xml:space="preserve">🔍 Search ARES for similar videos</w:t>
+                <w:t xml:space="preserve">🔍 Search ARES for videos</w:t>
               </w:r>
             </w:hyperlink>
+          </w:p>
+          <w:p>
+            <w:pPr>
+              <w:spacing w:after="10" w:before="0"/>
+              <w:ind w:left="120"/>
+            </w:pPr>
+            <w:r>
+              <w:rPr>
+                <w:rFonts w:ascii="Arial" w:cs="Arial" w:eastAsia="Arial" w:hAnsi="Arial"/>
+                <w:color w:val="595959"/>
+                <w:sz w:val="14"/>
+                <w:szCs w:val="14"/>
+              </w:rPr>
+              <w:t xml:space="preserve">Search terms: linear motion braking distance</w:t>
+            </w:r>
           </w:p>
           <w:p>
             <w:pPr>
@@ -17188,47 +17182,31 @@
                 <w:sz w:val="16"/>
                 <w:szCs w:val="16"/>
               </w:rPr>
-              <w:t xml:space="preserve">📖 HTML:</w:t>
+              <w:t xml:space="preserve">📖 READING:</w:t>
             </w:r>
           </w:p>
           <w:p>
             <w:pPr>
               <w:spacing w:after="20" w:before="0"/>
             </w:pPr>
-            <w:hyperlink w:history="1" r:id="rIdsvyz5o6j5_2ovvzeytdcp">
-              <w:r>
-                <w:rPr>
-                  <w:rFonts w:ascii="Arial" w:cs="Arial" w:eastAsia="Arial" w:hAnsi="Arial"/>
-                  <w:color w:val="2E75B6"/>
-                  <w:sz w:val="16"/>
-                  <w:szCs w:val="16"/>
-                  <w:u w:val="single" w:color="2E75B6"/>
-                </w:rPr>
-                <w:t xml:space="preserve">Linear Equations: Deep Dish Pizza (PLIX)</w:t>
-              </w:r>
-            </w:hyperlink>
+            <w:r>
+              <w:rPr>
+                <w:rFonts w:ascii="Arial" w:cs="Arial" w:eastAsia="Arial" w:hAnsi="Arial"/>
+                <w:i/>
+                <w:iCs/>
+                <w:color w:val="595959"/>
+                <w:sz w:val="16"/>
+                <w:szCs w:val="16"/>
+              </w:rPr>
+              <w:t xml:space="preserve">No closely matching reading in the ARES library for this activity.</w:t>
+            </w:r>
           </w:p>
           <w:p>
             <w:pPr>
               <w:spacing w:after="10" w:before="0"/>
               <w:ind w:left="120"/>
             </w:pPr>
-            <w:r>
-              <w:rPr>
-                <w:rFonts w:ascii="Arial" w:cs="Arial" w:eastAsia="Arial" w:hAnsi="Arial"/>
-                <w:color w:val="595959"/>
-                <w:sz w:val="14"/>
-                <w:szCs w:val="14"/>
-              </w:rPr>
-              <w:t xml:space="preserve">Source: CK-12</w:t>
-            </w:r>
-          </w:p>
-          <w:p>
-            <w:pPr>
-              <w:spacing w:after="10" w:before="0"/>
-              <w:ind w:left="120"/>
-            </w:pPr>
-            <w:hyperlink w:history="1" r:id="rIdlgsei1kn3ekew-dgqmxht">
+            <w:hyperlink w:history="1" r:id="rId31a63xf2yvkhqmcxtf3kx">
               <w:r>
                 <w:rPr>
                   <w:rFonts w:ascii="Arial" w:cs="Arial" w:eastAsia="Arial" w:hAnsi="Arial"/>
@@ -17237,9 +17215,24 @@
                   <w:szCs w:val="14"/>
                   <w:u w:val="single" w:color="595959"/>
                 </w:rPr>
-                <w:t xml:space="preserve">🔍 Search ARES for similar readings</w:t>
+                <w:t xml:space="preserve">🔍 Search ARES for readings</w:t>
               </w:r>
             </w:hyperlink>
+          </w:p>
+          <w:p>
+            <w:pPr>
+              <w:spacing w:after="10" w:before="0"/>
+              <w:ind w:left="120"/>
+            </w:pPr>
+            <w:r>
+              <w:rPr>
+                <w:rFonts w:ascii="Arial" w:cs="Arial" w:eastAsia="Arial" w:hAnsi="Arial"/>
+                <w:color w:val="595959"/>
+                <w:sz w:val="14"/>
+                <w:szCs w:val="14"/>
+              </w:rPr>
+              <w:t xml:space="preserve">Search terms: linear motion braking distance</w:t>
+            </w:r>
           </w:p>
         </w:tc>
         <w:tc>
@@ -17423,40 +17416,24 @@
             <w:pPr>
               <w:spacing w:after="20" w:before="0"/>
             </w:pPr>
-            <w:hyperlink w:history="1" r:id="rIdzdqapdsm53_ek1wski1d1">
-              <w:r>
-                <w:rPr>
-                  <w:rFonts w:ascii="Arial" w:cs="Arial" w:eastAsia="Arial" w:hAnsi="Arial"/>
-                  <w:color w:val="2E75B6"/>
-                  <w:sz w:val="16"/>
-                  <w:szCs w:val="16"/>
-                  <w:u w:val="single" w:color="2E75B6"/>
-                </w:rPr>
-                <w:t xml:space="preserve">AP Physics 1 review of Forces and Newton's Laws</w:t>
-              </w:r>
-            </w:hyperlink>
+            <w:r>
+              <w:rPr>
+                <w:rFonts w:ascii="Arial" w:cs="Arial" w:eastAsia="Arial" w:hAnsi="Arial"/>
+                <w:i/>
+                <w:iCs/>
+                <w:color w:val="595959"/>
+                <w:sz w:val="16"/>
+                <w:szCs w:val="16"/>
+              </w:rPr>
+              <w:t xml:space="preserve">No closely matching video in the ARES library for this activity.</w:t>
+            </w:r>
           </w:p>
           <w:p>
             <w:pPr>
               <w:spacing w:after="10" w:before="0"/>
               <w:ind w:left="120"/>
             </w:pPr>
-            <w:r>
-              <w:rPr>
-                <w:rFonts w:ascii="Arial" w:cs="Arial" w:eastAsia="Arial" w:hAnsi="Arial"/>
-                <w:color w:val="595959"/>
-                <w:sz w:val="14"/>
-                <w:szCs w:val="14"/>
-              </w:rPr>
-              <w:t xml:space="preserve">Source: Khan Academy (English - US curriculum)</w:t>
-            </w:r>
-          </w:p>
-          <w:p>
-            <w:pPr>
-              <w:spacing w:after="10" w:before="0"/>
-              <w:ind w:left="120"/>
-            </w:pPr>
-            <w:hyperlink w:history="1" r:id="rIde6xkozsmxf6eolkqnz4i7">
+            <w:hyperlink w:history="1" r:id="rIdajkopd-1uhbofsh750mvy">
               <w:r>
                 <w:rPr>
                   <w:rFonts w:ascii="Arial" w:cs="Arial" w:eastAsia="Arial" w:hAnsi="Arial"/>
@@ -17465,9 +17442,24 @@
                   <w:szCs w:val="14"/>
                   <w:u w:val="single" w:color="595959"/>
                 </w:rPr>
-                <w:t xml:space="preserve">🔍 Search ARES for similar videos</w:t>
+                <w:t xml:space="preserve">🔍 Search ARES for videos</w:t>
               </w:r>
             </w:hyperlink>
+          </w:p>
+          <w:p>
+            <w:pPr>
+              <w:spacing w:after="10" w:before="0"/>
+              <w:ind w:left="120"/>
+            </w:pPr>
+            <w:r>
+              <w:rPr>
+                <w:rFonts w:ascii="Arial" w:cs="Arial" w:eastAsia="Arial" w:hAnsi="Arial"/>
+                <w:color w:val="595959"/>
+                <w:sz w:val="14"/>
+                <w:szCs w:val="14"/>
+              </w:rPr>
+              <w:t xml:space="preserve">Search terms: linear motion braking distance</w:t>
+            </w:r>
           </w:p>
           <w:p>
             <w:pPr>
@@ -17494,47 +17486,31 @@
                 <w:sz w:val="16"/>
                 <w:szCs w:val="16"/>
               </w:rPr>
-              <w:t xml:space="preserve">📖 HTML:</w:t>
+              <w:t xml:space="preserve">📖 READING:</w:t>
             </w:r>
           </w:p>
           <w:p>
             <w:pPr>
               <w:spacing w:after="20" w:before="0"/>
             </w:pPr>
-            <w:hyperlink w:history="1" r:id="rIdej1cv0hnuaxat-pouzi2o">
-              <w:r>
-                <w:rPr>
-                  <w:rFonts w:ascii="Arial" w:cs="Arial" w:eastAsia="Arial" w:hAnsi="Arial"/>
-                  <w:color w:val="2E75B6"/>
-                  <w:sz w:val="16"/>
-                  <w:szCs w:val="16"/>
-                  <w:u w:val="single" w:color="2E75B6"/>
-                </w:rPr>
-                <w:t xml:space="preserve">Linear Equations: Deep Dish Pizza (PLIX)</w:t>
-              </w:r>
-            </w:hyperlink>
+            <w:r>
+              <w:rPr>
+                <w:rFonts w:ascii="Arial" w:cs="Arial" w:eastAsia="Arial" w:hAnsi="Arial"/>
+                <w:i/>
+                <w:iCs/>
+                <w:color w:val="595959"/>
+                <w:sz w:val="16"/>
+                <w:szCs w:val="16"/>
+              </w:rPr>
+              <w:t xml:space="preserve">No closely matching reading in the ARES library for this activity.</w:t>
+            </w:r>
           </w:p>
           <w:p>
             <w:pPr>
               <w:spacing w:after="10" w:before="0"/>
               <w:ind w:left="120"/>
             </w:pPr>
-            <w:r>
-              <w:rPr>
-                <w:rFonts w:ascii="Arial" w:cs="Arial" w:eastAsia="Arial" w:hAnsi="Arial"/>
-                <w:color w:val="595959"/>
-                <w:sz w:val="14"/>
-                <w:szCs w:val="14"/>
-              </w:rPr>
-              <w:t xml:space="preserve">Source: CK-12</w:t>
-            </w:r>
-          </w:p>
-          <w:p>
-            <w:pPr>
-              <w:spacing w:after="10" w:before="0"/>
-              <w:ind w:left="120"/>
-            </w:pPr>
-            <w:hyperlink w:history="1" r:id="rId58ce7wjd-px1fa_sfg8pe">
+            <w:hyperlink w:history="1" r:id="rIdwyyowbgfcuds5pothpktj">
               <w:r>
                 <w:rPr>
                   <w:rFonts w:ascii="Arial" w:cs="Arial" w:eastAsia="Arial" w:hAnsi="Arial"/>
@@ -17543,9 +17519,24 @@
                   <w:szCs w:val="14"/>
                   <w:u w:val="single" w:color="595959"/>
                 </w:rPr>
-                <w:t xml:space="preserve">🔍 Search ARES for similar readings</w:t>
+                <w:t xml:space="preserve">🔍 Search ARES for readings</w:t>
               </w:r>
             </w:hyperlink>
+          </w:p>
+          <w:p>
+            <w:pPr>
+              <w:spacing w:after="10" w:before="0"/>
+              <w:ind w:left="120"/>
+            </w:pPr>
+            <w:r>
+              <w:rPr>
+                <w:rFonts w:ascii="Arial" w:cs="Arial" w:eastAsia="Arial" w:hAnsi="Arial"/>
+                <w:color w:val="595959"/>
+                <w:sz w:val="14"/>
+                <w:szCs w:val="14"/>
+              </w:rPr>
+              <w:t xml:space="preserve">Search terms: linear motion braking distance</w:t>
+            </w:r>
           </w:p>
         </w:tc>
         <w:tc>
@@ -17729,40 +17720,24 @@
             <w:pPr>
               <w:spacing w:after="20" w:before="0"/>
             </w:pPr>
-            <w:hyperlink w:history="1" r:id="rIdsz-92sg5vzl_cfgxcw8si">
-              <w:r>
-                <w:rPr>
-                  <w:rFonts w:ascii="Arial" w:cs="Arial" w:eastAsia="Arial" w:hAnsi="Arial"/>
-                  <w:color w:val="2E75B6"/>
-                  <w:sz w:val="16"/>
-                  <w:szCs w:val="16"/>
-                  <w:u w:val="single" w:color="2E75B6"/>
-                </w:rPr>
-                <w:t xml:space="preserve">AP Physics 1 review of Forces and Newton's Laws</w:t>
-              </w:r>
-            </w:hyperlink>
+            <w:r>
+              <w:rPr>
+                <w:rFonts w:ascii="Arial" w:cs="Arial" w:eastAsia="Arial" w:hAnsi="Arial"/>
+                <w:i/>
+                <w:iCs/>
+                <w:color w:val="595959"/>
+                <w:sz w:val="16"/>
+                <w:szCs w:val="16"/>
+              </w:rPr>
+              <w:t xml:space="preserve">No closely matching video in the ARES library for this activity.</w:t>
+            </w:r>
           </w:p>
           <w:p>
             <w:pPr>
               <w:spacing w:after="10" w:before="0"/>
               <w:ind w:left="120"/>
             </w:pPr>
-            <w:r>
-              <w:rPr>
-                <w:rFonts w:ascii="Arial" w:cs="Arial" w:eastAsia="Arial" w:hAnsi="Arial"/>
-                <w:color w:val="595959"/>
-                <w:sz w:val="14"/>
-                <w:szCs w:val="14"/>
-              </w:rPr>
-              <w:t xml:space="preserve">Source: Khan Academy (English - US curriculum)</w:t>
-            </w:r>
-          </w:p>
-          <w:p>
-            <w:pPr>
-              <w:spacing w:after="10" w:before="0"/>
-              <w:ind w:left="120"/>
-            </w:pPr>
-            <w:hyperlink w:history="1" r:id="rId618i7idtlyqxvnij-gycj">
+            <w:hyperlink w:history="1" r:id="rIdej-bompmzmpjgsdnmwnya">
               <w:r>
                 <w:rPr>
                   <w:rFonts w:ascii="Arial" w:cs="Arial" w:eastAsia="Arial" w:hAnsi="Arial"/>
@@ -17771,9 +17746,24 @@
                   <w:szCs w:val="14"/>
                   <w:u w:val="single" w:color="595959"/>
                 </w:rPr>
-                <w:t xml:space="preserve">🔍 Search ARES for similar videos</w:t>
+                <w:t xml:space="preserve">🔍 Search ARES for videos</w:t>
               </w:r>
             </w:hyperlink>
+          </w:p>
+          <w:p>
+            <w:pPr>
+              <w:spacing w:after="10" w:before="0"/>
+              <w:ind w:left="120"/>
+            </w:pPr>
+            <w:r>
+              <w:rPr>
+                <w:rFonts w:ascii="Arial" w:cs="Arial" w:eastAsia="Arial" w:hAnsi="Arial"/>
+                <w:color w:val="595959"/>
+                <w:sz w:val="14"/>
+                <w:szCs w:val="14"/>
+              </w:rPr>
+              <w:t xml:space="preserve">Search terms: linear motion braking distance</w:t>
+            </w:r>
           </w:p>
           <w:p>
             <w:pPr>
@@ -17800,47 +17790,31 @@
                 <w:sz w:val="16"/>
                 <w:szCs w:val="16"/>
               </w:rPr>
-              <w:t xml:space="preserve">📖 HTML:</w:t>
+              <w:t xml:space="preserve">📖 READING:</w:t>
             </w:r>
           </w:p>
           <w:p>
             <w:pPr>
               <w:spacing w:after="20" w:before="0"/>
             </w:pPr>
-            <w:hyperlink w:history="1" r:id="rIdfokgy00gcxfstboj1iu8c">
-              <w:r>
-                <w:rPr>
-                  <w:rFonts w:ascii="Arial" w:cs="Arial" w:eastAsia="Arial" w:hAnsi="Arial"/>
-                  <w:color w:val="2E75B6"/>
-                  <w:sz w:val="16"/>
-                  <w:szCs w:val="16"/>
-                  <w:u w:val="single" w:color="2E75B6"/>
-                </w:rPr>
-                <w:t xml:space="preserve">Linear Equations: Deep Dish Pizza (PLIX)</w:t>
-              </w:r>
-            </w:hyperlink>
+            <w:r>
+              <w:rPr>
+                <w:rFonts w:ascii="Arial" w:cs="Arial" w:eastAsia="Arial" w:hAnsi="Arial"/>
+                <w:i/>
+                <w:iCs/>
+                <w:color w:val="595959"/>
+                <w:sz w:val="16"/>
+                <w:szCs w:val="16"/>
+              </w:rPr>
+              <w:t xml:space="preserve">No closely matching reading in the ARES library for this activity.</w:t>
+            </w:r>
           </w:p>
           <w:p>
             <w:pPr>
               <w:spacing w:after="10" w:before="0"/>
               <w:ind w:left="120"/>
             </w:pPr>
-            <w:r>
-              <w:rPr>
-                <w:rFonts w:ascii="Arial" w:cs="Arial" w:eastAsia="Arial" w:hAnsi="Arial"/>
-                <w:color w:val="595959"/>
-                <w:sz w:val="14"/>
-                <w:szCs w:val="14"/>
-              </w:rPr>
-              <w:t xml:space="preserve">Source: CK-12</w:t>
-            </w:r>
-          </w:p>
-          <w:p>
-            <w:pPr>
-              <w:spacing w:after="10" w:before="0"/>
-              <w:ind w:left="120"/>
-            </w:pPr>
-            <w:hyperlink w:history="1" r:id="rIdpg2zvymcyrse2j-uebgg6">
+            <w:hyperlink w:history="1" r:id="rIdrlj5o5xtuqykbv-edrwe9">
               <w:r>
                 <w:rPr>
                   <w:rFonts w:ascii="Arial" w:cs="Arial" w:eastAsia="Arial" w:hAnsi="Arial"/>
@@ -17849,9 +17823,24 @@
                   <w:szCs w:val="14"/>
                   <w:u w:val="single" w:color="595959"/>
                 </w:rPr>
-                <w:t xml:space="preserve">🔍 Search ARES for similar readings</w:t>
+                <w:t xml:space="preserve">🔍 Search ARES for readings</w:t>
               </w:r>
             </w:hyperlink>
+          </w:p>
+          <w:p>
+            <w:pPr>
+              <w:spacing w:after="10" w:before="0"/>
+              <w:ind w:left="120"/>
+            </w:pPr>
+            <w:r>
+              <w:rPr>
+                <w:rFonts w:ascii="Arial" w:cs="Arial" w:eastAsia="Arial" w:hAnsi="Arial"/>
+                <w:color w:val="595959"/>
+                <w:sz w:val="14"/>
+                <w:szCs w:val="14"/>
+              </w:rPr>
+              <w:t xml:space="preserve">Search terms: linear motion braking distance</w:t>
+            </w:r>
           </w:p>
         </w:tc>
         <w:tc>
@@ -18035,40 +18024,24 @@
             <w:pPr>
               <w:spacing w:after="20" w:before="0"/>
             </w:pPr>
-            <w:hyperlink w:history="1" r:id="rIddke_f9so-3almhv7qzpkm">
-              <w:r>
-                <w:rPr>
-                  <w:rFonts w:ascii="Arial" w:cs="Arial" w:eastAsia="Arial" w:hAnsi="Arial"/>
-                  <w:color w:val="2E75B6"/>
-                  <w:sz w:val="16"/>
-                  <w:szCs w:val="16"/>
-                  <w:u w:val="single" w:color="2E75B6"/>
-                </w:rPr>
-                <w:t xml:space="preserve">AP Physics 1 review of Forces and Newton's Laws</w:t>
-              </w:r>
-            </w:hyperlink>
+            <w:r>
+              <w:rPr>
+                <w:rFonts w:ascii="Arial" w:cs="Arial" w:eastAsia="Arial" w:hAnsi="Arial"/>
+                <w:i/>
+                <w:iCs/>
+                <w:color w:val="595959"/>
+                <w:sz w:val="16"/>
+                <w:szCs w:val="16"/>
+              </w:rPr>
+              <w:t xml:space="preserve">No closely matching video in the ARES library for this activity.</w:t>
+            </w:r>
           </w:p>
           <w:p>
             <w:pPr>
               <w:spacing w:after="10" w:before="0"/>
               <w:ind w:left="120"/>
             </w:pPr>
-            <w:r>
-              <w:rPr>
-                <w:rFonts w:ascii="Arial" w:cs="Arial" w:eastAsia="Arial" w:hAnsi="Arial"/>
-                <w:color w:val="595959"/>
-                <w:sz w:val="14"/>
-                <w:szCs w:val="14"/>
-              </w:rPr>
-              <w:t xml:space="preserve">Source: Khan Academy (English - US curriculum)</w:t>
-            </w:r>
-          </w:p>
-          <w:p>
-            <w:pPr>
-              <w:spacing w:after="10" w:before="0"/>
-              <w:ind w:left="120"/>
-            </w:pPr>
-            <w:hyperlink w:history="1" r:id="rId18ikzw3mat0fpks4ikirh">
+            <w:hyperlink w:history="1" r:id="rId-cvapmnajtaeazyonkki8">
               <w:r>
                 <w:rPr>
                   <w:rFonts w:ascii="Arial" w:cs="Arial" w:eastAsia="Arial" w:hAnsi="Arial"/>
@@ -18077,9 +18050,24 @@
                   <w:szCs w:val="14"/>
                   <w:u w:val="single" w:color="595959"/>
                 </w:rPr>
-                <w:t xml:space="preserve">🔍 Search ARES for similar videos</w:t>
+                <w:t xml:space="preserve">🔍 Search ARES for videos</w:t>
               </w:r>
             </w:hyperlink>
+          </w:p>
+          <w:p>
+            <w:pPr>
+              <w:spacing w:after="10" w:before="0"/>
+              <w:ind w:left="120"/>
+            </w:pPr>
+            <w:r>
+              <w:rPr>
+                <w:rFonts w:ascii="Arial" w:cs="Arial" w:eastAsia="Arial" w:hAnsi="Arial"/>
+                <w:color w:val="595959"/>
+                <w:sz w:val="14"/>
+                <w:szCs w:val="14"/>
+              </w:rPr>
+              <w:t xml:space="preserve">Search terms: linear motion braking distance</w:t>
+            </w:r>
           </w:p>
           <w:p>
             <w:pPr>
@@ -18106,47 +18094,31 @@
                 <w:sz w:val="16"/>
                 <w:szCs w:val="16"/>
               </w:rPr>
-              <w:t xml:space="preserve">📖 HTML:</w:t>
+              <w:t xml:space="preserve">📖 READING:</w:t>
             </w:r>
           </w:p>
           <w:p>
             <w:pPr>
               <w:spacing w:after="20" w:before="0"/>
             </w:pPr>
-            <w:hyperlink w:history="1" r:id="rIdv5mvaqwwmim5oxxw9z3xa">
-              <w:r>
-                <w:rPr>
-                  <w:rFonts w:ascii="Arial" w:cs="Arial" w:eastAsia="Arial" w:hAnsi="Arial"/>
-                  <w:color w:val="2E75B6"/>
-                  <w:sz w:val="16"/>
-                  <w:szCs w:val="16"/>
-                  <w:u w:val="single" w:color="2E75B6"/>
-                </w:rPr>
-                <w:t xml:space="preserve">Linear Equations: Deep Dish Pizza (PLIX)</w:t>
-              </w:r>
-            </w:hyperlink>
+            <w:r>
+              <w:rPr>
+                <w:rFonts w:ascii="Arial" w:cs="Arial" w:eastAsia="Arial" w:hAnsi="Arial"/>
+                <w:i/>
+                <w:iCs/>
+                <w:color w:val="595959"/>
+                <w:sz w:val="16"/>
+                <w:szCs w:val="16"/>
+              </w:rPr>
+              <w:t xml:space="preserve">No closely matching reading in the ARES library for this activity.</w:t>
+            </w:r>
           </w:p>
           <w:p>
             <w:pPr>
               <w:spacing w:after="10" w:before="0"/>
               <w:ind w:left="120"/>
             </w:pPr>
-            <w:r>
-              <w:rPr>
-                <w:rFonts w:ascii="Arial" w:cs="Arial" w:eastAsia="Arial" w:hAnsi="Arial"/>
-                <w:color w:val="595959"/>
-                <w:sz w:val="14"/>
-                <w:szCs w:val="14"/>
-              </w:rPr>
-              <w:t xml:space="preserve">Source: CK-12</w:t>
-            </w:r>
-          </w:p>
-          <w:p>
-            <w:pPr>
-              <w:spacing w:after="10" w:before="0"/>
-              <w:ind w:left="120"/>
-            </w:pPr>
-            <w:hyperlink w:history="1" r:id="rIdqdi4xusrmqqdtorej3ulh">
+            <w:hyperlink w:history="1" r:id="rIdtoqqgfdnqhsdof-fi4tld">
               <w:r>
                 <w:rPr>
                   <w:rFonts w:ascii="Arial" w:cs="Arial" w:eastAsia="Arial" w:hAnsi="Arial"/>
@@ -18155,9 +18127,24 @@
                   <w:szCs w:val="14"/>
                   <w:u w:val="single" w:color="595959"/>
                 </w:rPr>
-                <w:t xml:space="preserve">🔍 Search ARES for similar readings</w:t>
+                <w:t xml:space="preserve">🔍 Search ARES for readings</w:t>
               </w:r>
             </w:hyperlink>
+          </w:p>
+          <w:p>
+            <w:pPr>
+              <w:spacing w:after="10" w:before="0"/>
+              <w:ind w:left="120"/>
+            </w:pPr>
+            <w:r>
+              <w:rPr>
+                <w:rFonts w:ascii="Arial" w:cs="Arial" w:eastAsia="Arial" w:hAnsi="Arial"/>
+                <w:color w:val="595959"/>
+                <w:sz w:val="14"/>
+                <w:szCs w:val="14"/>
+              </w:rPr>
+              <w:t xml:space="preserve">Search terms: linear motion braking distance</w:t>
+            </w:r>
           </w:p>
         </w:tc>
         <w:tc>
@@ -18341,40 +18328,24 @@
             <w:pPr>
               <w:spacing w:after="20" w:before="0"/>
             </w:pPr>
-            <w:hyperlink w:history="1" r:id="rIddih-pnh_b4umslpkmzqh_">
-              <w:r>
-                <w:rPr>
-                  <w:rFonts w:ascii="Arial" w:cs="Arial" w:eastAsia="Arial" w:hAnsi="Arial"/>
-                  <w:color w:val="2E75B6"/>
-                  <w:sz w:val="16"/>
-                  <w:szCs w:val="16"/>
-                  <w:u w:val="single" w:color="2E75B6"/>
-                </w:rPr>
-                <w:t xml:space="preserve">AP Physics 1 review of Forces and Newton's Laws</w:t>
-              </w:r>
-            </w:hyperlink>
+            <w:r>
+              <w:rPr>
+                <w:rFonts w:ascii="Arial" w:cs="Arial" w:eastAsia="Arial" w:hAnsi="Arial"/>
+                <w:i/>
+                <w:iCs/>
+                <w:color w:val="595959"/>
+                <w:sz w:val="16"/>
+                <w:szCs w:val="16"/>
+              </w:rPr>
+              <w:t xml:space="preserve">No closely matching video in the ARES library for this activity.</w:t>
+            </w:r>
           </w:p>
           <w:p>
             <w:pPr>
               <w:spacing w:after="10" w:before="0"/>
               <w:ind w:left="120"/>
             </w:pPr>
-            <w:r>
-              <w:rPr>
-                <w:rFonts w:ascii="Arial" w:cs="Arial" w:eastAsia="Arial" w:hAnsi="Arial"/>
-                <w:color w:val="595959"/>
-                <w:sz w:val="14"/>
-                <w:szCs w:val="14"/>
-              </w:rPr>
-              <w:t xml:space="preserve">Source: Khan Academy (English - US curriculum)</w:t>
-            </w:r>
-          </w:p>
-          <w:p>
-            <w:pPr>
-              <w:spacing w:after="10" w:before="0"/>
-              <w:ind w:left="120"/>
-            </w:pPr>
-            <w:hyperlink w:history="1" r:id="rIdfy_9qgwojznuxu4-5t1px">
+            <w:hyperlink w:history="1" r:id="rIdmzd8ygga8maxrbickfows">
               <w:r>
                 <w:rPr>
                   <w:rFonts w:ascii="Arial" w:cs="Arial" w:eastAsia="Arial" w:hAnsi="Arial"/>
@@ -18383,9 +18354,24 @@
                   <w:szCs w:val="14"/>
                   <w:u w:val="single" w:color="595959"/>
                 </w:rPr>
-                <w:t xml:space="preserve">🔍 Search ARES for similar videos</w:t>
+                <w:t xml:space="preserve">🔍 Search ARES for videos</w:t>
               </w:r>
             </w:hyperlink>
+          </w:p>
+          <w:p>
+            <w:pPr>
+              <w:spacing w:after="10" w:before="0"/>
+              <w:ind w:left="120"/>
+            </w:pPr>
+            <w:r>
+              <w:rPr>
+                <w:rFonts w:ascii="Arial" w:cs="Arial" w:eastAsia="Arial" w:hAnsi="Arial"/>
+                <w:color w:val="595959"/>
+                <w:sz w:val="14"/>
+                <w:szCs w:val="14"/>
+              </w:rPr>
+              <w:t xml:space="preserve">Search terms: linear motion braking distance</w:t>
+            </w:r>
           </w:p>
           <w:p>
             <w:pPr>
@@ -18412,47 +18398,31 @@
                 <w:sz w:val="16"/>
                 <w:szCs w:val="16"/>
               </w:rPr>
-              <w:t xml:space="preserve">📖 HTML:</w:t>
+              <w:t xml:space="preserve">📖 READING:</w:t>
             </w:r>
           </w:p>
           <w:p>
             <w:pPr>
               <w:spacing w:after="20" w:before="0"/>
             </w:pPr>
-            <w:hyperlink w:history="1" r:id="rIdbwhgwlg1iesqwbfzspxls">
-              <w:r>
-                <w:rPr>
-                  <w:rFonts w:ascii="Arial" w:cs="Arial" w:eastAsia="Arial" w:hAnsi="Arial"/>
-                  <w:color w:val="2E75B6"/>
-                  <w:sz w:val="16"/>
-                  <w:szCs w:val="16"/>
-                  <w:u w:val="single" w:color="2E75B6"/>
-                </w:rPr>
-                <w:t xml:space="preserve">Linear Equations: Deep Dish Pizza (PLIX)</w:t>
-              </w:r>
-            </w:hyperlink>
+            <w:r>
+              <w:rPr>
+                <w:rFonts w:ascii="Arial" w:cs="Arial" w:eastAsia="Arial" w:hAnsi="Arial"/>
+                <w:i/>
+                <w:iCs/>
+                <w:color w:val="595959"/>
+                <w:sz w:val="16"/>
+                <w:szCs w:val="16"/>
+              </w:rPr>
+              <w:t xml:space="preserve">No closely matching reading in the ARES library for this activity.</w:t>
+            </w:r>
           </w:p>
           <w:p>
             <w:pPr>
               <w:spacing w:after="10" w:before="0"/>
               <w:ind w:left="120"/>
             </w:pPr>
-            <w:r>
-              <w:rPr>
-                <w:rFonts w:ascii="Arial" w:cs="Arial" w:eastAsia="Arial" w:hAnsi="Arial"/>
-                <w:color w:val="595959"/>
-                <w:sz w:val="14"/>
-                <w:szCs w:val="14"/>
-              </w:rPr>
-              <w:t xml:space="preserve">Source: CK-12</w:t>
-            </w:r>
-          </w:p>
-          <w:p>
-            <w:pPr>
-              <w:spacing w:after="10" w:before="0"/>
-              <w:ind w:left="120"/>
-            </w:pPr>
-            <w:hyperlink w:history="1" r:id="rIdwuhqqxuzrdeceffiwxyji">
+            <w:hyperlink w:history="1" r:id="rIdvcrp9v0xtedwqnuqxyoes">
               <w:r>
                 <w:rPr>
                   <w:rFonts w:ascii="Arial" w:cs="Arial" w:eastAsia="Arial" w:hAnsi="Arial"/>
@@ -18461,9 +18431,24 @@
                   <w:szCs w:val="14"/>
                   <w:u w:val="single" w:color="595959"/>
                 </w:rPr>
-                <w:t xml:space="preserve">🔍 Search ARES for similar readings</w:t>
+                <w:t xml:space="preserve">🔍 Search ARES for readings</w:t>
               </w:r>
             </w:hyperlink>
+          </w:p>
+          <w:p>
+            <w:pPr>
+              <w:spacing w:after="10" w:before="0"/>
+              <w:ind w:left="120"/>
+            </w:pPr>
+            <w:r>
+              <w:rPr>
+                <w:rFonts w:ascii="Arial" w:cs="Arial" w:eastAsia="Arial" w:hAnsi="Arial"/>
+                <w:color w:val="595959"/>
+                <w:sz w:val="14"/>
+                <w:szCs w:val="14"/>
+              </w:rPr>
+              <w:t xml:space="preserve">Search terms: linear motion braking distance</w:t>
+            </w:r>
           </w:p>
         </w:tc>
         <w:tc>
@@ -19939,7 +19924,7 @@
             <w:pPr>
               <w:spacing w:after="20" w:before="0"/>
             </w:pPr>
-            <w:hyperlink w:history="1" r:id="rId46fju9ubapzmrja5q6a5i">
+            <w:hyperlink w:history="1" r:id="rIdybzhspsozu9ohdufsfk_i">
               <w:r>
                 <w:rPr>
                   <w:rFonts w:ascii="Arial" w:cs="Arial" w:eastAsia="Arial" w:hAnsi="Arial"/>
@@ -19948,7 +19933,7 @@
                   <w:szCs w:val="16"/>
                   <w:u w:val="single" w:color="2E75B6"/>
                 </w:rPr>
-                <w:t xml:space="preserve">Graphing Linear Inequalities in the Coordinate Plane: A Sample Application</w:t>
+                <w:t xml:space="preserve">Angular motion variables</w:t>
               </w:r>
             </w:hyperlink>
           </w:p>
@@ -19964,7 +19949,7 @@
                 <w:sz w:val="14"/>
                 <w:szCs w:val="14"/>
               </w:rPr>
-              <w:t xml:space="preserve">Source: CK-12</w:t>
+              <w:t xml:space="preserve">Source: Khan Academy (English - US curriculum)</w:t>
             </w:r>
           </w:p>
           <w:p>
@@ -19972,7 +19957,7 @@
               <w:spacing w:after="10" w:before="0"/>
               <w:ind w:left="120"/>
             </w:pPr>
-            <w:hyperlink w:history="1" r:id="rIdyuxk9sqbjir9k5suiib8d">
+            <w:hyperlink w:history="1" r:id="rIdoor1wezmyubiyefobzspc">
               <w:r>
                 <w:rPr>
                   <w:rFonts w:ascii="Arial" w:cs="Arial" w:eastAsia="Arial" w:hAnsi="Arial"/>
@@ -20010,14 +19995,14 @@
                 <w:sz w:val="16"/>
                 <w:szCs w:val="16"/>
               </w:rPr>
-              <w:t xml:space="preserve">📖 HTML:</w:t>
+              <w:t xml:space="preserve">📖 EXERCISE:</w:t>
             </w:r>
           </w:p>
           <w:p>
             <w:pPr>
               <w:spacing w:after="20" w:before="0"/>
             </w:pPr>
-            <w:hyperlink w:history="1" r:id="rIdbmewknmn94jcb_gpn5buz">
+            <w:hyperlink w:history="1" r:id="rIdenqlwf397o7gg0g5trswc">
               <w:r>
                 <w:rPr>
                   <w:rFonts w:ascii="Arial" w:cs="Arial" w:eastAsia="Arial" w:hAnsi="Arial"/>
@@ -20026,7 +20011,7 @@
                   <w:szCs w:val="16"/>
                   <w:u w:val="single" w:color="2E75B6"/>
                 </w:rPr>
-                <w:t xml:space="preserve">Linear Equations: Deep Dish Pizza (PLIX)</w:t>
+                <w:t xml:space="preserve">2D projectile motion: Identifying graphs for projectiles</w:t>
               </w:r>
             </w:hyperlink>
           </w:p>
@@ -20042,7 +20027,7 @@
                 <w:sz w:val="14"/>
                 <w:szCs w:val="14"/>
               </w:rPr>
-              <w:t xml:space="preserve">Source: CK-12</w:t>
+              <w:t xml:space="preserve">Source: Khan Academy (English - US curriculum)</w:t>
             </w:r>
           </w:p>
           <w:p>
@@ -20050,7 +20035,7 @@
               <w:spacing w:after="10" w:before="0"/>
               <w:ind w:left="120"/>
             </w:pPr>
-            <w:hyperlink w:history="1" r:id="rId-vbve0qclwemqqvayhawv">
+            <w:hyperlink w:history="1" r:id="rIdxleezewyb0vjyrxqi-ma-">
               <w:r>
                 <w:rPr>
                   <w:rFonts w:ascii="Arial" w:cs="Arial" w:eastAsia="Arial" w:hAnsi="Arial"/>
@@ -20245,7 +20230,7 @@
             <w:pPr>
               <w:spacing w:after="20" w:before="0"/>
             </w:pPr>
-            <w:hyperlink w:history="1" r:id="rIdt4kmxpaqulsvzi0kcv8bg">
+            <w:hyperlink w:history="1" r:id="rIdezvvbg12ry1ambczvmg5y">
               <w:r>
                 <w:rPr>
                   <w:rFonts w:ascii="Arial" w:cs="Arial" w:eastAsia="Arial" w:hAnsi="Arial"/>
@@ -20254,7 +20239,7 @@
                   <w:szCs w:val="16"/>
                   <w:u w:val="single" w:color="2E75B6"/>
                 </w:rPr>
-                <w:t xml:space="preserve">Graphing Linear Inequalities in the Coordinate Plane: A Sample Application</w:t>
+                <w:t xml:space="preserve">Plotting projectile displacement, acceleration, and velocity</w:t>
               </w:r>
             </w:hyperlink>
           </w:p>
@@ -20270,7 +20255,7 @@
                 <w:sz w:val="14"/>
                 <w:szCs w:val="14"/>
               </w:rPr>
-              <w:t xml:space="preserve">Source: CK-12</w:t>
+              <w:t xml:space="preserve">Source: Khan Academy (English - US curriculum)</w:t>
             </w:r>
           </w:p>
           <w:p>
@@ -20278,7 +20263,7 @@
               <w:spacing w:after="10" w:before="0"/>
               <w:ind w:left="120"/>
             </w:pPr>
-            <w:hyperlink w:history="1" r:id="rIdrn2lvhjymohci7wwoo38h">
+            <w:hyperlink w:history="1" r:id="rId7ilu5cpkdqh7y7lsvxiuv">
               <w:r>
                 <w:rPr>
                   <w:rFonts w:ascii="Arial" w:cs="Arial" w:eastAsia="Arial" w:hAnsi="Arial"/>
@@ -20316,14 +20301,14 @@
                 <w:sz w:val="16"/>
                 <w:szCs w:val="16"/>
               </w:rPr>
-              <w:t xml:space="preserve">📖 HTML:</w:t>
+              <w:t xml:space="preserve">📖 EXERCISE:</w:t>
             </w:r>
           </w:p>
           <w:p>
             <w:pPr>
               <w:spacing w:after="20" w:before="0"/>
             </w:pPr>
-            <w:hyperlink w:history="1" r:id="rIdkpcqiryeui7vkqocyrtfm">
+            <w:hyperlink w:history="1" r:id="rIdnxt5ztik7o158sa_ktusb">
               <w:r>
                 <w:rPr>
                   <w:rFonts w:ascii="Arial" w:cs="Arial" w:eastAsia="Arial" w:hAnsi="Arial"/>
@@ -20332,7 +20317,7 @@
                   <w:szCs w:val="16"/>
                   <w:u w:val="single" w:color="2E75B6"/>
                 </w:rPr>
-                <w:t xml:space="preserve">Linear Equations: Deep Dish Pizza (PLIX)</w:t>
+                <w:t xml:space="preserve">2D projectile motion: Vectors and comparing multiple trajectories</w:t>
               </w:r>
             </w:hyperlink>
           </w:p>
@@ -20348,7 +20333,7 @@
                 <w:sz w:val="14"/>
                 <w:szCs w:val="14"/>
               </w:rPr>
-              <w:t xml:space="preserve">Source: CK-12</w:t>
+              <w:t xml:space="preserve">Source: Khan Academy (English - US curriculum)</w:t>
             </w:r>
           </w:p>
           <w:p>
@@ -20356,7 +20341,7 @@
               <w:spacing w:after="10" w:before="0"/>
               <w:ind w:left="120"/>
             </w:pPr>
-            <w:hyperlink w:history="1" r:id="rIdnogyuc-dgeawy_cfvfy3i">
+            <w:hyperlink w:history="1" r:id="rIdhuwmfs9rlvc8rff1eytzw">
               <w:r>
                 <w:rPr>
                   <w:rFonts w:ascii="Arial" w:cs="Arial" w:eastAsia="Arial" w:hAnsi="Arial"/>
@@ -20551,7 +20536,7 @@
             <w:pPr>
               <w:spacing w:after="20" w:before="0"/>
             </w:pPr>
-            <w:hyperlink w:history="1" r:id="rIdsr09o_ehtq-eo-8lmfink">
+            <w:hyperlink w:history="1" r:id="rIdkgnz_pwbh1edjkt2igueo">
               <w:r>
                 <w:rPr>
                   <w:rFonts w:ascii="Arial" w:cs="Arial" w:eastAsia="Arial" w:hAnsi="Arial"/>
@@ -20560,7 +20545,7 @@
                   <w:szCs w:val="16"/>
                   <w:u w:val="single" w:color="2E75B6"/>
                 </w:rPr>
-                <w:t xml:space="preserve">Graphing Linear Inequalities in the Coordinate Plane: A Sample Application</w:t>
+                <w:t xml:space="preserve">Relating angular and regular motion variables</w:t>
               </w:r>
             </w:hyperlink>
           </w:p>
@@ -20576,7 +20561,7 @@
                 <w:sz w:val="14"/>
                 <w:szCs w:val="14"/>
               </w:rPr>
-              <w:t xml:space="preserve">Source: CK-12</w:t>
+              <w:t xml:space="preserve">Source: Khan Academy (English - US curriculum)</w:t>
             </w:r>
           </w:p>
           <w:p>
@@ -20584,7 +20569,7 @@
               <w:spacing w:after="10" w:before="0"/>
               <w:ind w:left="120"/>
             </w:pPr>
-            <w:hyperlink w:history="1" r:id="rId7pv698vp_3kytwdynkwjs">
+            <w:hyperlink w:history="1" r:id="rId5bj56dyhbz_attom1izjq">
               <w:r>
                 <w:rPr>
                   <w:rFonts w:ascii="Arial" w:cs="Arial" w:eastAsia="Arial" w:hAnsi="Arial"/>
@@ -20622,14 +20607,14 @@
                 <w:sz w:val="16"/>
                 <w:szCs w:val="16"/>
               </w:rPr>
-              <w:t xml:space="preserve">📖 HTML:</w:t>
+              <w:t xml:space="preserve">📖 EXERCISE:</w:t>
             </w:r>
           </w:p>
           <w:p>
             <w:pPr>
               <w:spacing w:after="20" w:before="0"/>
             </w:pPr>
-            <w:hyperlink w:history="1" r:id="rIdrxc6ltfqo_ibgqrqlu3k2">
+            <w:hyperlink w:history="1" r:id="rId6aieeqjncz7simc2h0ykw">
               <w:r>
                 <w:rPr>
                   <w:rFonts w:ascii="Arial" w:cs="Arial" w:eastAsia="Arial" w:hAnsi="Arial"/>
@@ -20638,7 +20623,7 @@
                   <w:szCs w:val="16"/>
                   <w:u w:val="single" w:color="2E75B6"/>
                 </w:rPr>
-                <w:t xml:space="preserve">Linear Equations: Deep Dish Pizza (PLIX)</w:t>
+                <w:t xml:space="preserve">Acceleration and velocity</w:t>
               </w:r>
             </w:hyperlink>
           </w:p>
@@ -20654,7 +20639,7 @@
                 <w:sz w:val="14"/>
                 <w:szCs w:val="14"/>
               </w:rPr>
-              <w:t xml:space="preserve">Source: CK-12</w:t>
+              <w:t xml:space="preserve">Source: Khan Academy (English - US curriculum)</w:t>
             </w:r>
           </w:p>
           <w:p>
@@ -20662,7 +20647,7 @@
               <w:spacing w:after="10" w:before="0"/>
               <w:ind w:left="120"/>
             </w:pPr>
-            <w:hyperlink w:history="1" r:id="rIdk7ubd4pyiwrbgh9pbm7ty">
+            <w:hyperlink w:history="1" r:id="rId8fco0iigvu4myshrmbzg7">
               <w:r>
                 <w:rPr>
                   <w:rFonts w:ascii="Arial" w:cs="Arial" w:eastAsia="Arial" w:hAnsi="Arial"/>
@@ -20857,7 +20842,7 @@
             <w:pPr>
               <w:spacing w:after="20" w:before="0"/>
             </w:pPr>
-            <w:hyperlink w:history="1" r:id="rIdc4yynafs5nyoj75-dbnfe">
+            <w:hyperlink w:history="1" r:id="rIdyqbp6recojrjewnv2z3gy">
               <w:r>
                 <w:rPr>
                   <w:rFonts w:ascii="Arial" w:cs="Arial" w:eastAsia="Arial" w:hAnsi="Arial"/>
@@ -20866,7 +20851,7 @@
                   <w:szCs w:val="16"/>
                   <w:u w:val="single" w:color="2E75B6"/>
                 </w:rPr>
-                <w:t xml:space="preserve">DNA as the "transforming principle"</w:t>
+                <w:t xml:space="preserve">Deriving displacement as a function of time, acceleration, and initial velocity</w:t>
               </w:r>
             </w:hyperlink>
           </w:p>
@@ -20890,7 +20875,7 @@
               <w:spacing w:after="10" w:before="0"/>
               <w:ind w:left="120"/>
             </w:pPr>
-            <w:hyperlink w:history="1" r:id="rIdsb_0kcqsqcxkdhxlnt3r-">
+            <w:hyperlink w:history="1" r:id="rIdcc3ypqzlndogbfiuviskm">
               <w:r>
                 <w:rPr>
                   <w:rFonts w:ascii="Arial" w:cs="Arial" w:eastAsia="Arial" w:hAnsi="Arial"/>
@@ -20928,14 +20913,14 @@
                 <w:sz w:val="16"/>
                 <w:szCs w:val="16"/>
               </w:rPr>
-              <w:t xml:space="preserve">📖 HTML:</w:t>
+              <w:t xml:space="preserve">📖 EXERCISE:</w:t>
             </w:r>
           </w:p>
           <w:p>
             <w:pPr>
               <w:spacing w:after="20" w:before="0"/>
             </w:pPr>
-            <w:hyperlink w:history="1" r:id="rId4oo1vwsqcoj-ja0dtgk6t">
+            <w:hyperlink w:history="1" r:id="rId7y8blq1djxs6v5d3_k5kx">
               <w:r>
                 <w:rPr>
                   <w:rFonts w:ascii="Arial" w:cs="Arial" w:eastAsia="Arial" w:hAnsi="Arial"/>
@@ -20944,7 +20929,7 @@
                   <w:szCs w:val="16"/>
                   <w:u w:val="single" w:color="2E75B6"/>
                 </w:rPr>
-                <w:t xml:space="preserve">Linear Equations: Deep Dish Pizza (PLIX)</w:t>
+                <w:t xml:space="preserve">Motion problems (differential calc)</w:t>
               </w:r>
             </w:hyperlink>
           </w:p>
@@ -20960,7 +20945,7 @@
                 <w:sz w:val="14"/>
                 <w:szCs w:val="14"/>
               </w:rPr>
-              <w:t xml:space="preserve">Source: CK-12</w:t>
+              <w:t xml:space="preserve">Source: Khan Academy (English - US curriculum)</w:t>
             </w:r>
           </w:p>
           <w:p>
@@ -20968,7 +20953,7 @@
               <w:spacing w:after="10" w:before="0"/>
               <w:ind w:left="120"/>
             </w:pPr>
-            <w:hyperlink w:history="1" r:id="rIdb1y_cvlvchrmr3fiujz7h">
+            <w:hyperlink w:history="1" r:id="rIdjzb0jsxfhctlcmld5ecsu">
               <w:r>
                 <w:rPr>
                   <w:rFonts w:ascii="Arial" w:cs="Arial" w:eastAsia="Arial" w:hAnsi="Arial"/>
@@ -21163,7 +21148,7 @@
             <w:pPr>
               <w:spacing w:after="20" w:before="0"/>
             </w:pPr>
-            <w:hyperlink w:history="1" r:id="rIddc1blrowwlmpgkkxkr_2p">
+            <w:hyperlink w:history="1" r:id="rIdq-udssw3u4supx9hrdjut">
               <w:r>
                 <w:rPr>
                   <w:rFonts w:ascii="Arial" w:cs="Arial" w:eastAsia="Arial" w:hAnsi="Arial"/>
@@ -21172,7 +21157,7 @@
                   <w:szCs w:val="16"/>
                   <w:u w:val="single" w:color="2E75B6"/>
                 </w:rPr>
-                <w:t xml:space="preserve">Graphing Linear Inequalities in the Coordinate Plane: A Sample Application</w:t>
+                <w:t xml:space="preserve">Projectile motion (part 4)</w:t>
               </w:r>
             </w:hyperlink>
           </w:p>
@@ -21188,7 +21173,7 @@
                 <w:sz w:val="14"/>
                 <w:szCs w:val="14"/>
               </w:rPr>
-              <w:t xml:space="preserve">Source: CK-12</w:t>
+              <w:t xml:space="preserve">Source: Khan Academy (English - US curriculum)</w:t>
             </w:r>
           </w:p>
           <w:p>
@@ -21196,7 +21181,7 @@
               <w:spacing w:after="10" w:before="0"/>
               <w:ind w:left="120"/>
             </w:pPr>
-            <w:hyperlink w:history="1" r:id="rId3_lb8_eipeesd5jiembo3">
+            <w:hyperlink w:history="1" r:id="rIdkcw64m7343to3afkcmzvh">
               <w:r>
                 <w:rPr>
                   <w:rFonts w:ascii="Arial" w:cs="Arial" w:eastAsia="Arial" w:hAnsi="Arial"/>
@@ -21241,7 +21226,7 @@
             <w:pPr>
               <w:spacing w:after="20" w:before="0"/>
             </w:pPr>
-            <w:hyperlink w:history="1" r:id="rId8dhyxuoci1cigjaq8fhe3">
+            <w:hyperlink w:history="1" r:id="rIdyervebpazcwrwe7n3kyva">
               <w:r>
                 <w:rPr>
                   <w:rFonts w:ascii="Arial" w:cs="Arial" w:eastAsia="Arial" w:hAnsi="Arial"/>
@@ -21250,7 +21235,7 @@
                   <w:szCs w:val="16"/>
                   <w:u w:val="single" w:color="2E75B6"/>
                 </w:rPr>
-                <w:t xml:space="preserve">Linear Equations: Deep Dish Pizza (PLIX)</w:t>
+                <w:t xml:space="preserve">Displacement During Constant Acceleration (Flexbook)</w:t>
               </w:r>
             </w:hyperlink>
           </w:p>
@@ -21274,7 +21259,7 @@
               <w:spacing w:after="10" w:before="0"/>
               <w:ind w:left="120"/>
             </w:pPr>
-            <w:hyperlink w:history="1" r:id="rId4zkt0oqzuow3se1yvqn1y">
+            <w:hyperlink w:history="1" r:id="rId7dqg67yq3dglbinbn7utk">
               <w:r>
                 <w:rPr>
                   <w:rFonts w:ascii="Arial" w:cs="Arial" w:eastAsia="Arial" w:hAnsi="Arial"/>
@@ -22761,7 +22746,7 @@
             <w:pPr>
               <w:spacing w:after="20" w:before="0"/>
             </w:pPr>
-            <w:hyperlink w:history="1" r:id="rIdjuz4rwwgkko3p9w9xyzo2">
+            <w:hyperlink w:history="1" r:id="rId6zuipus0cggw3c2jqwjrq">
               <w:r>
                 <w:rPr>
                   <w:rFonts w:ascii="Arial" w:cs="Arial" w:eastAsia="Arial" w:hAnsi="Arial"/>
@@ -22770,7 +22755,7 @@
                   <w:szCs w:val="16"/>
                   <w:u w:val="single" w:color="2E75B6"/>
                 </w:rPr>
-                <w:t xml:space="preserve">Completion of Number Patterns</w:t>
+                <w:t xml:space="preserve">Deriving displacement as a function of time, acceleration, and initial velocity</w:t>
               </w:r>
             </w:hyperlink>
           </w:p>
@@ -22786,7 +22771,7 @@
                 <w:sz w:val="14"/>
                 <w:szCs w:val="14"/>
               </w:rPr>
-              <w:t xml:space="preserve">Source: CK-12</w:t>
+              <w:t xml:space="preserve">Source: Khan Academy (English - US curriculum)</w:t>
             </w:r>
           </w:p>
           <w:p>
@@ -22794,7 +22779,7 @@
               <w:spacing w:after="10" w:before="0"/>
               <w:ind w:left="120"/>
             </w:pPr>
-            <w:hyperlink w:history="1" r:id="rIdu6ml6rlgn-vrnfjhfrtmc">
+            <w:hyperlink w:history="1" r:id="rIdw-8bgtzviomvd80tp3ge3">
               <w:r>
                 <w:rPr>
                   <w:rFonts w:ascii="Arial" w:cs="Arial" w:eastAsia="Arial" w:hAnsi="Arial"/>
@@ -22839,7 +22824,7 @@
             <w:pPr>
               <w:spacing w:after="20" w:before="0"/>
             </w:pPr>
-            <w:hyperlink w:history="1" r:id="rIdutsfiyqkr--izlueyu6qj">
+            <w:hyperlink w:history="1" r:id="rId1xv0cilvvhlvydgbmc2vy">
               <w:r>
                 <w:rPr>
                   <w:rFonts w:ascii="Arial" w:cs="Arial" w:eastAsia="Arial" w:hAnsi="Arial"/>
@@ -22848,7 +22833,7 @@
                   <w:szCs w:val="16"/>
                   <w:u w:val="single" w:color="2E75B6"/>
                 </w:rPr>
-                <w:t xml:space="preserve">Linear Equations: Deep Dish Pizza (PLIX)</w:t>
+                <w:t xml:space="preserve">Displacement During Constant Acceleration (Flexbook)</w:t>
               </w:r>
             </w:hyperlink>
           </w:p>
@@ -22872,7 +22857,7 @@
               <w:spacing w:after="10" w:before="0"/>
               <w:ind w:left="120"/>
             </w:pPr>
-            <w:hyperlink w:history="1" r:id="rIdtda3phan8jdv-c1ubisou">
+            <w:hyperlink w:history="1" r:id="rId8klwbtgmlqzb07q3eurss">
               <w:r>
                 <w:rPr>
                   <w:rFonts w:ascii="Arial" w:cs="Arial" w:eastAsia="Arial" w:hAnsi="Arial"/>
@@ -23067,7 +23052,7 @@
             <w:pPr>
               <w:spacing w:after="20" w:before="0"/>
             </w:pPr>
-            <w:hyperlink w:history="1" r:id="rIdacpwzh7phmehprkvoi5du">
+            <w:hyperlink w:history="1" r:id="rIdj3vpm6mtv74cpj_vjqswb">
               <w:r>
                 <w:rPr>
                   <w:rFonts w:ascii="Arial" w:cs="Arial" w:eastAsia="Arial" w:hAnsi="Arial"/>
@@ -23076,7 +23061,7 @@
                   <w:szCs w:val="16"/>
                   <w:u w:val="single" w:color="2E75B6"/>
                 </w:rPr>
-                <w:t xml:space="preserve">Completion of Number Patterns</w:t>
+                <w:t xml:space="preserve">Average velocity for constant acceleration</w:t>
               </w:r>
             </w:hyperlink>
           </w:p>
@@ -23092,7 +23077,7 @@
                 <w:sz w:val="14"/>
                 <w:szCs w:val="14"/>
               </w:rPr>
-              <w:t xml:space="preserve">Source: CK-12</w:t>
+              <w:t xml:space="preserve">Source: Khan Academy (English - US curriculum)</w:t>
             </w:r>
           </w:p>
           <w:p>
@@ -23100,7 +23085,7 @@
               <w:spacing w:after="10" w:before="0"/>
               <w:ind w:left="120"/>
             </w:pPr>
-            <w:hyperlink w:history="1" r:id="rIdthlhe3lrodklwifigcqnj">
+            <w:hyperlink w:history="1" r:id="rIdrannoonozm4un7wwsqwg1">
               <w:r>
                 <w:rPr>
                   <w:rFonts w:ascii="Arial" w:cs="Arial" w:eastAsia="Arial" w:hAnsi="Arial"/>
@@ -23145,7 +23130,7 @@
             <w:pPr>
               <w:spacing w:after="20" w:before="0"/>
             </w:pPr>
-            <w:hyperlink w:history="1" r:id="rIdpbkhpsejmnxz8r2dgp1mn">
+            <w:hyperlink w:history="1" r:id="rId66ocye6tc_aw2se3rkx1h">
               <w:r>
                 <w:rPr>
                   <w:rFonts w:ascii="Arial" w:cs="Arial" w:eastAsia="Arial" w:hAnsi="Arial"/>
@@ -23154,7 +23139,7 @@
                   <w:szCs w:val="16"/>
                   <w:u w:val="single" w:color="2E75B6"/>
                 </w:rPr>
-                <w:t xml:space="preserve">Linear Equations: Deep Dish Pizza (PLIX)</w:t>
+                <w:t xml:space="preserve">Constant Acceleration and Inertia (PLIX)</w:t>
               </w:r>
             </w:hyperlink>
           </w:p>
@@ -23178,7 +23163,7 @@
               <w:spacing w:after="10" w:before="0"/>
               <w:ind w:left="120"/>
             </w:pPr>
-            <w:hyperlink w:history="1" r:id="rIdy8b_ggtpdryqesc5ejnex">
+            <w:hyperlink w:history="1" r:id="rIdw3k3kmlkbxnsg1abjtiz3">
               <w:r>
                 <w:rPr>
                   <w:rFonts w:ascii="Arial" w:cs="Arial" w:eastAsia="Arial" w:hAnsi="Arial"/>
@@ -23601,7 +23586,7 @@
             <w:pPr>
               <w:spacing w:after="20" w:before="0"/>
             </w:pPr>
-            <w:hyperlink w:history="1" r:id="rId7y_mumepeza__x0pv-zif">
+            <w:hyperlink w:history="1" r:id="rIdnzod2x93mxjugkzlq-cok">
               <w:r>
                 <w:rPr>
                   <w:rFonts w:ascii="Arial" w:cs="Arial" w:eastAsia="Arial" w:hAnsi="Arial"/>
@@ -23610,7 +23595,7 @@
                   <w:szCs w:val="16"/>
                   <w:u w:val="single" w:color="2E75B6"/>
                 </w:rPr>
-                <w:t xml:space="preserve">Completion of Number Patterns</w:t>
+                <w:t xml:space="preserve">Period dependence for mass on spring</w:t>
               </w:r>
             </w:hyperlink>
           </w:p>
@@ -23626,7 +23611,7 @@
                 <w:sz w:val="14"/>
                 <w:szCs w:val="14"/>
               </w:rPr>
-              <w:t xml:space="preserve">Source: CK-12</w:t>
+              <w:t xml:space="preserve">Source: Khan Academy (English - US curriculum)</w:t>
             </w:r>
           </w:p>
           <w:p>
@@ -23634,7 +23619,7 @@
               <w:spacing w:after="10" w:before="0"/>
               <w:ind w:left="120"/>
             </w:pPr>
-            <w:hyperlink w:history="1" r:id="rIdpxzyqbsat8y9_rpzxtoax">
+            <w:hyperlink w:history="1" r:id="rIdwo_oeovokneonk1t3lyha">
               <w:r>
                 <w:rPr>
                   <w:rFonts w:ascii="Arial" w:cs="Arial" w:eastAsia="Arial" w:hAnsi="Arial"/>
@@ -23672,14 +23657,14 @@
                 <w:sz w:val="16"/>
                 <w:szCs w:val="16"/>
               </w:rPr>
-              <w:t xml:space="preserve">📖 HTML:</w:t>
+              <w:t xml:space="preserve">📖 EXERCISE:</w:t>
             </w:r>
           </w:p>
           <w:p>
             <w:pPr>
               <w:spacing w:after="20" w:before="0"/>
             </w:pPr>
-            <w:hyperlink w:history="1" r:id="rIdr2tybmqyrodxmgog--gc2">
+            <w:hyperlink w:history="1" r:id="rIdwk0du0ow-lmwuik7n5usb">
               <w:r>
                 <w:rPr>
                   <w:rFonts w:ascii="Arial" w:cs="Arial" w:eastAsia="Arial" w:hAnsi="Arial"/>
@@ -23688,7 +23673,7 @@
                   <w:szCs w:val="16"/>
                   <w:u w:val="single" w:color="2E75B6"/>
                 </w:rPr>
-                <w:t xml:space="preserve">Linear Equations: Deep Dish Pizza (PLIX)</w:t>
+                <w:t xml:space="preserve">Setting up problems with constant acceleration</w:t>
               </w:r>
             </w:hyperlink>
           </w:p>
@@ -23704,7 +23689,7 @@
                 <w:sz w:val="14"/>
                 <w:szCs w:val="14"/>
               </w:rPr>
-              <w:t xml:space="preserve">Source: CK-12</w:t>
+              <w:t xml:space="preserve">Source: Khan Academy (English - US curriculum)</w:t>
             </w:r>
           </w:p>
           <w:p>
@@ -23712,7 +23697,7 @@
               <w:spacing w:after="10" w:before="0"/>
               <w:ind w:left="120"/>
             </w:pPr>
-            <w:hyperlink w:history="1" r:id="rIdrgvuwzvgc2g3tfkunvhli">
+            <w:hyperlink w:history="1" r:id="rIdxu9a4ffwwhch-gug5vcjw">
               <w:r>
                 <w:rPr>
                   <w:rFonts w:ascii="Arial" w:cs="Arial" w:eastAsia="Arial" w:hAnsi="Arial"/>
@@ -23907,7 +23892,7 @@
             <w:pPr>
               <w:spacing w:after="20" w:before="0"/>
             </w:pPr>
-            <w:hyperlink w:history="1" r:id="rIdqaqvuzqgsn8paiesp1w1r">
+            <w:hyperlink w:history="1" r:id="rIdduslohmxdzilroinoyu0b">
               <w:r>
                 <w:rPr>
                   <w:rFonts w:ascii="Arial" w:cs="Arial" w:eastAsia="Arial" w:hAnsi="Arial"/>
@@ -23916,7 +23901,7 @@
                   <w:szCs w:val="16"/>
                   <w:u w:val="single" w:color="2E75B6"/>
                 </w:rPr>
-                <w:t xml:space="preserve">Completion of Number Patterns</w:t>
+                <w:t xml:space="preserve">Choosing kinematic equations</w:t>
               </w:r>
             </w:hyperlink>
           </w:p>
@@ -23932,7 +23917,7 @@
                 <w:sz w:val="14"/>
                 <w:szCs w:val="14"/>
               </w:rPr>
-              <w:t xml:space="preserve">Source: CK-12</w:t>
+              <w:t xml:space="preserve">Source: Khan Academy (English - US curriculum)</w:t>
             </w:r>
           </w:p>
           <w:p>
@@ -23940,7 +23925,7 @@
               <w:spacing w:after="10" w:before="0"/>
               <w:ind w:left="120"/>
             </w:pPr>
-            <w:hyperlink w:history="1" r:id="rIdenwsleb9cjuvfvwbdy0ny">
+            <w:hyperlink w:history="1" r:id="rIdpn00mi8kyqnvgm2tx_otn">
               <w:r>
                 <w:rPr>
                   <w:rFonts w:ascii="Arial" w:cs="Arial" w:eastAsia="Arial" w:hAnsi="Arial"/>
@@ -23985,7 +23970,7 @@
             <w:pPr>
               <w:spacing w:after="20" w:before="0"/>
             </w:pPr>
-            <w:hyperlink w:history="1" r:id="rIdwhsgohwkogbsqhnljzk6w">
+            <w:hyperlink w:history="1" r:id="rIdub7wtnwgqmdgfxvjpppm7">
               <w:r>
                 <w:rPr>
                   <w:rFonts w:ascii="Arial" w:cs="Arial" w:eastAsia="Arial" w:hAnsi="Arial"/>
@@ -23994,7 +23979,7 @@
                   <w:szCs w:val="16"/>
                   <w:u w:val="single" w:color="2E75B6"/>
                 </w:rPr>
-                <w:t xml:space="preserve">Linear Equations: Deep Dish Pizza (PLIX)</w:t>
+                <w:t xml:space="preserve">Displacement During Constant Acceleration (Flexbook)</w:t>
               </w:r>
             </w:hyperlink>
           </w:p>
@@ -24018,7 +24003,7 @@
               <w:spacing w:after="10" w:before="0"/>
               <w:ind w:left="120"/>
             </w:pPr>
-            <w:hyperlink w:history="1" r:id="rIdhvci1wuds7zir6lxthd6h">
+            <w:hyperlink w:history="1" r:id="rIdzcnlnog1ugvthsn2f1lon">
               <w:r>
                 <w:rPr>
                   <w:rFonts w:ascii="Arial" w:cs="Arial" w:eastAsia="Arial" w:hAnsi="Arial"/>
@@ -24213,7 +24198,7 @@
             <w:pPr>
               <w:spacing w:after="20" w:before="0"/>
             </w:pPr>
-            <w:hyperlink w:history="1" r:id="rId1ghvmauc6hhkggtzjblpc">
+            <w:hyperlink w:history="1" r:id="rIdreiabjgerwdqjsbzbj8mv">
               <w:r>
                 <w:rPr>
                   <w:rFonts w:ascii="Arial" w:cs="Arial" w:eastAsia="Arial" w:hAnsi="Arial"/>
@@ -24222,7 +24207,7 @@
                   <w:szCs w:val="16"/>
                   <w:u w:val="single" w:color="2E75B6"/>
                 </w:rPr>
-                <w:t xml:space="preserve">Completion of Number Patterns</w:t>
+                <w:t xml:space="preserve">Airbus A380 take-off time</w:t>
               </w:r>
             </w:hyperlink>
           </w:p>
@@ -24238,7 +24223,7 @@
                 <w:sz w:val="14"/>
                 <w:szCs w:val="14"/>
               </w:rPr>
-              <w:t xml:space="preserve">Source: CK-12</w:t>
+              <w:t xml:space="preserve">Source: Khan Academy (English - US curriculum)</w:t>
             </w:r>
           </w:p>
           <w:p>
@@ -24246,7 +24231,7 @@
               <w:spacing w:after="10" w:before="0"/>
               <w:ind w:left="120"/>
             </w:pPr>
-            <w:hyperlink w:history="1" r:id="rIdwj-phy9bnmtfw0ydrezxw">
+            <w:hyperlink w:history="1" r:id="rIddgxx5g6qhccvprib32f4z">
               <w:r>
                 <w:rPr>
                   <w:rFonts w:ascii="Arial" w:cs="Arial" w:eastAsia="Arial" w:hAnsi="Arial"/>
@@ -24291,7 +24276,7 @@
             <w:pPr>
               <w:spacing w:after="20" w:before="0"/>
             </w:pPr>
-            <w:hyperlink w:history="1" r:id="rIdvd2qjeu9sptlfkyxsth0k">
+            <w:hyperlink w:history="1" r:id="rIdmzvsaekckcpx7ac2euvt9">
               <w:r>
                 <w:rPr>
                   <w:rFonts w:ascii="Arial" w:cs="Arial" w:eastAsia="Arial" w:hAnsi="Arial"/>
@@ -24300,7 +24285,7 @@
                   <w:szCs w:val="16"/>
                   <w:u w:val="single" w:color="2E75B6"/>
                 </w:rPr>
-                <w:t xml:space="preserve">Linear Equations: Deep Dish Pizza (PLIX)</w:t>
+                <w:t xml:space="preserve">Displacement During Constant Acceleration (Flexbook)</w:t>
               </w:r>
             </w:hyperlink>
           </w:p>
@@ -24324,7 +24309,7 @@
               <w:spacing w:after="10" w:before="0"/>
               <w:ind w:left="120"/>
             </w:pPr>
-            <w:hyperlink w:history="1" r:id="rIdlpp72groeg93fng7lpo73">
+            <w:hyperlink w:history="1" r:id="rIdx2dujlw7r0v8m8dtjjotp">
               <w:r>
                 <w:rPr>
                   <w:rFonts w:ascii="Arial" w:cs="Arial" w:eastAsia="Arial" w:hAnsi="Arial"/>

--- a/data/outputs/v2/General_Science/SS3.2_Linear_Motion/General_Science_Linear_Motion_CBE_LessonSequence.docx
+++ b/data/outputs/v2/General_Science/SS3.2_Linear_Motion/General_Science_Linear_Motion_CBE_LessonSequence.docx
@@ -3007,7 +3007,7 @@
             <w:pPr>
               <w:spacing w:after="20" w:before="0"/>
             </w:pPr>
-            <w:hyperlink w:history="1" r:id="rId1leiflv-96kqrpjxis7s_">
+            <w:hyperlink w:history="1" r:id="rIdbqdssk9rqxeokcmsrgxai">
               <w:r>
                 <w:rPr>
                   <w:rFonts w:ascii="Arial" w:cs="Arial" w:eastAsia="Arial" w:hAnsi="Arial"/>
@@ -3040,7 +3040,7 @@
               <w:spacing w:after="10" w:before="0"/>
               <w:ind w:left="120"/>
             </w:pPr>
-            <w:hyperlink w:history="1" r:id="rIdwtstkp7yksbqaajf5tzfr">
+            <w:hyperlink w:history="1" r:id="rId13nvzdhwktz3lb5cxmz6w">
               <w:r>
                 <w:rPr>
                   <w:rFonts w:ascii="Arial" w:cs="Arial" w:eastAsia="Arial" w:hAnsi="Arial"/>
@@ -3085,7 +3085,7 @@
             <w:pPr>
               <w:spacing w:after="20" w:before="0"/>
             </w:pPr>
-            <w:hyperlink w:history="1" r:id="rIdos8c0ox7mwmi5b3yq0q-k">
+            <w:hyperlink w:history="1" r:id="rIdonl8xnrndcno33q-661fh">
               <w:r>
                 <w:rPr>
                   <w:rFonts w:ascii="Arial" w:cs="Arial" w:eastAsia="Arial" w:hAnsi="Arial"/>
@@ -3118,7 +3118,7 @@
               <w:spacing w:after="10" w:before="0"/>
               <w:ind w:left="120"/>
             </w:pPr>
-            <w:hyperlink w:history="1" r:id="rIdqivcek7m6nps_m7_ouptl">
+            <w:hyperlink w:history="1" r:id="rIdei_j_lo5c70cwdtujhs5j">
               <w:r>
                 <w:rPr>
                   <w:rFonts w:ascii="Arial" w:cs="Arial" w:eastAsia="Arial" w:hAnsi="Arial"/>
@@ -3313,7 +3313,7 @@
             <w:pPr>
               <w:spacing w:after="20" w:before="0"/>
             </w:pPr>
-            <w:hyperlink w:history="1" r:id="rIdhwb3k4w7-zskzmjfnsy0t">
+            <w:hyperlink w:history="1" r:id="rIdi7trfuguom8dwpro5mb3j">
               <w:r>
                 <w:rPr>
                   <w:rFonts w:ascii="Arial" w:cs="Arial" w:eastAsia="Arial" w:hAnsi="Arial"/>
@@ -3346,7 +3346,7 @@
               <w:spacing w:after="10" w:before="0"/>
               <w:ind w:left="120"/>
             </w:pPr>
-            <w:hyperlink w:history="1" r:id="rId2tfrabasmthk4z4ymekm2">
+            <w:hyperlink w:history="1" r:id="rIduw2qqu3jzcweti7vo_ek9">
               <w:r>
                 <w:rPr>
                   <w:rFonts w:ascii="Arial" w:cs="Arial" w:eastAsia="Arial" w:hAnsi="Arial"/>
@@ -3391,7 +3391,7 @@
             <w:pPr>
               <w:spacing w:after="20" w:before="0"/>
             </w:pPr>
-            <w:hyperlink w:history="1" r:id="rIdtrfoptaszwqbh3zw9ur96">
+            <w:hyperlink w:history="1" r:id="rIdwdf9fueiqmunnyoo2qqvz">
               <w:r>
                 <w:rPr>
                   <w:rFonts w:ascii="Arial" w:cs="Arial" w:eastAsia="Arial" w:hAnsi="Arial"/>
@@ -3424,7 +3424,7 @@
               <w:spacing w:after="10" w:before="0"/>
               <w:ind w:left="120"/>
             </w:pPr>
-            <w:hyperlink w:history="1" r:id="rIdt0yj9w5ytkxmmboqvhgju">
+            <w:hyperlink w:history="1" r:id="rIdf5yimk1vaew7nmxdfe8km">
               <w:r>
                 <w:rPr>
                   <w:rFonts w:ascii="Arial" w:cs="Arial" w:eastAsia="Arial" w:hAnsi="Arial"/>
@@ -3619,7 +3619,7 @@
             <w:pPr>
               <w:spacing w:after="20" w:before="0"/>
             </w:pPr>
-            <w:hyperlink w:history="1" r:id="rIdm6c9zck4t0jidwarloaj7">
+            <w:hyperlink w:history="1" r:id="rIdbgmpfljbhjn2dosoova_y">
               <w:r>
                 <w:rPr>
                   <w:rFonts w:ascii="Arial" w:cs="Arial" w:eastAsia="Arial" w:hAnsi="Arial"/>
@@ -3652,7 +3652,7 @@
               <w:spacing w:after="10" w:before="0"/>
               <w:ind w:left="120"/>
             </w:pPr>
-            <w:hyperlink w:history="1" r:id="rIdy-l6hmdc7j2qdemvlmaoz">
+            <w:hyperlink w:history="1" r:id="rIdoex99grjyyyqbscbfr58p">
               <w:r>
                 <w:rPr>
                   <w:rFonts w:ascii="Arial" w:cs="Arial" w:eastAsia="Arial" w:hAnsi="Arial"/>
@@ -3697,7 +3697,7 @@
             <w:pPr>
               <w:spacing w:after="20" w:before="0"/>
             </w:pPr>
-            <w:hyperlink w:history="1" r:id="rIdn8y4uvaqeb4ur_y5cq1n_">
+            <w:hyperlink w:history="1" r:id="rIdoctw8mp4627rttadgc5-n">
               <w:r>
                 <w:rPr>
                   <w:rFonts w:ascii="Arial" w:cs="Arial" w:eastAsia="Arial" w:hAnsi="Arial"/>
@@ -3730,7 +3730,7 @@
               <w:spacing w:after="10" w:before="0"/>
               <w:ind w:left="120"/>
             </w:pPr>
-            <w:hyperlink w:history="1" r:id="rIdocj4qr-_xzuilnp0sqtf5">
+            <w:hyperlink w:history="1" r:id="rIdv2ku2zw_0ohwcjkbuydaw">
               <w:r>
                 <w:rPr>
                   <w:rFonts w:ascii="Arial" w:cs="Arial" w:eastAsia="Arial" w:hAnsi="Arial"/>
@@ -3925,7 +3925,7 @@
             <w:pPr>
               <w:spacing w:after="20" w:before="0"/>
             </w:pPr>
-            <w:hyperlink w:history="1" r:id="rId-hbrvbqyuuooew8lceow7">
+            <w:hyperlink w:history="1" r:id="rId0nx_3079cmr8nl4cdo4f5">
               <w:r>
                 <w:rPr>
                   <w:rFonts w:ascii="Arial" w:cs="Arial" w:eastAsia="Arial" w:hAnsi="Arial"/>
@@ -3958,7 +3958,7 @@
               <w:spacing w:after="10" w:before="0"/>
               <w:ind w:left="120"/>
             </w:pPr>
-            <w:hyperlink w:history="1" r:id="rId-rncrky6x6wxhwpsgzhvp">
+            <w:hyperlink w:history="1" r:id="rIdrg2el5ldbjlav9xagpgfy">
               <w:r>
                 <w:rPr>
                   <w:rFonts w:ascii="Arial" w:cs="Arial" w:eastAsia="Arial" w:hAnsi="Arial"/>
@@ -4003,7 +4003,7 @@
             <w:pPr>
               <w:spacing w:after="20" w:before="0"/>
             </w:pPr>
-            <w:hyperlink w:history="1" r:id="rId48u-pn9x_5nntxi_urxb4">
+            <w:hyperlink w:history="1" r:id="rIdycjponumdlntzhnppgk-e">
               <w:r>
                 <w:rPr>
                   <w:rFonts w:ascii="Arial" w:cs="Arial" w:eastAsia="Arial" w:hAnsi="Arial"/>
@@ -4036,7 +4036,7 @@
               <w:spacing w:after="10" w:before="0"/>
               <w:ind w:left="120"/>
             </w:pPr>
-            <w:hyperlink w:history="1" r:id="rIdqi4k68l9aoi5h2o7sxxx8">
+            <w:hyperlink w:history="1" r:id="rIduzqwghp0pg1zdenpezfkv">
               <w:r>
                 <w:rPr>
                   <w:rFonts w:ascii="Arial" w:cs="Arial" w:eastAsia="Arial" w:hAnsi="Arial"/>
@@ -4231,7 +4231,7 @@
             <w:pPr>
               <w:spacing w:after="20" w:before="0"/>
             </w:pPr>
-            <w:hyperlink w:history="1" r:id="rId0mqckqwakh07kpksmq_g-">
+            <w:hyperlink w:history="1" r:id="rIdoaklirhhowtjqfz2f0vbf">
               <w:r>
                 <w:rPr>
                   <w:rFonts w:ascii="Arial" w:cs="Arial" w:eastAsia="Arial" w:hAnsi="Arial"/>
@@ -4264,7 +4264,7 @@
               <w:spacing w:after="10" w:before="0"/>
               <w:ind w:left="120"/>
             </w:pPr>
-            <w:hyperlink w:history="1" r:id="rIdzmnc8fs5cdncnmj9c-emd">
+            <w:hyperlink w:history="1" r:id="rId4hhbfrlttigrp7egmygnn">
               <w:r>
                 <w:rPr>
                   <w:rFonts w:ascii="Arial" w:cs="Arial" w:eastAsia="Arial" w:hAnsi="Arial"/>
@@ -4309,7 +4309,7 @@
             <w:pPr>
               <w:spacing w:after="20" w:before="0"/>
             </w:pPr>
-            <w:hyperlink w:history="1" r:id="rIdvyg1vs18h12lshjg6cfn2">
+            <w:hyperlink w:history="1" r:id="rId-3cvsswxhykqnand0plii">
               <w:r>
                 <w:rPr>
                   <w:rFonts w:ascii="Arial" w:cs="Arial" w:eastAsia="Arial" w:hAnsi="Arial"/>
@@ -4342,7 +4342,7 @@
               <w:spacing w:after="10" w:before="0"/>
               <w:ind w:left="120"/>
             </w:pPr>
-            <w:hyperlink w:history="1" r:id="rIdz4kwj5onxffuvgqo1ykgn">
+            <w:hyperlink w:history="1" r:id="rIdx8yr1wbcvqfbedr8utdpx">
               <w:r>
                 <w:rPr>
                   <w:rFonts w:ascii="Arial" w:cs="Arial" w:eastAsia="Arial" w:hAnsi="Arial"/>
@@ -5829,7 +5829,7 @@
             <w:pPr>
               <w:spacing w:after="20" w:before="0"/>
             </w:pPr>
-            <w:hyperlink w:history="1" r:id="rIdui0eqtq8hgzg8nne19zfi">
+            <w:hyperlink w:history="1" r:id="rIdolrqnzln2lvoa9qmnoosv">
               <w:r>
                 <w:rPr>
                   <w:rFonts w:ascii="Arial" w:cs="Arial" w:eastAsia="Arial" w:hAnsi="Arial"/>
@@ -5862,7 +5862,7 @@
               <w:spacing w:after="10" w:before="0"/>
               <w:ind w:left="120"/>
             </w:pPr>
-            <w:hyperlink w:history="1" r:id="rIdvwja47gykxcx68qf7axrg">
+            <w:hyperlink w:history="1" r:id="rIdp-dwhzbiwnbzowngld6vr">
               <w:r>
                 <w:rPr>
                   <w:rFonts w:ascii="Arial" w:cs="Arial" w:eastAsia="Arial" w:hAnsi="Arial"/>
@@ -5907,7 +5907,7 @@
             <w:pPr>
               <w:spacing w:after="20" w:before="0"/>
             </w:pPr>
-            <w:hyperlink w:history="1" r:id="rId0suexwnlwupdmalcmryow">
+            <w:hyperlink w:history="1" r:id="rIdyxewdxrgn2yvx9rcbg0in">
               <w:r>
                 <w:rPr>
                   <w:rFonts w:ascii="Arial" w:cs="Arial" w:eastAsia="Arial" w:hAnsi="Arial"/>
@@ -5940,7 +5940,7 @@
               <w:spacing w:after="10" w:before="0"/>
               <w:ind w:left="120"/>
             </w:pPr>
-            <w:hyperlink w:history="1" r:id="rId4gpbuvvv0jswn-gzdio8w">
+            <w:hyperlink w:history="1" r:id="rIdjsbq5s3orl4zh1zj86n8i">
               <w:r>
                 <w:rPr>
                   <w:rFonts w:ascii="Arial" w:cs="Arial" w:eastAsia="Arial" w:hAnsi="Arial"/>
@@ -6135,7 +6135,7 @@
             <w:pPr>
               <w:spacing w:after="20" w:before="0"/>
             </w:pPr>
-            <w:hyperlink w:history="1" r:id="rId_wonndafdxosxtc8dvi7o">
+            <w:hyperlink w:history="1" r:id="rIdopamjtot9oesvew9qawnl">
               <w:r>
                 <w:rPr>
                   <w:rFonts w:ascii="Arial" w:cs="Arial" w:eastAsia="Arial" w:hAnsi="Arial"/>
@@ -6168,7 +6168,7 @@
               <w:spacing w:after="10" w:before="0"/>
               <w:ind w:left="120"/>
             </w:pPr>
-            <w:hyperlink w:history="1" r:id="rIdlszb6lumxrd6bke_yxjfd">
+            <w:hyperlink w:history="1" r:id="rIdlfp7i39zpybrfweunkdj0">
               <w:r>
                 <w:rPr>
                   <w:rFonts w:ascii="Arial" w:cs="Arial" w:eastAsia="Arial" w:hAnsi="Arial"/>
@@ -6213,7 +6213,7 @@
             <w:pPr>
               <w:spacing w:after="20" w:before="0"/>
             </w:pPr>
-            <w:hyperlink w:history="1" r:id="rIdgy4ajo203bi7lbdyvnnrc">
+            <w:hyperlink w:history="1" r:id="rIdq__6oomvpcbw8-siwj4or">
               <w:r>
                 <w:rPr>
                   <w:rFonts w:ascii="Arial" w:cs="Arial" w:eastAsia="Arial" w:hAnsi="Arial"/>
@@ -6246,7 +6246,7 @@
               <w:spacing w:after="10" w:before="0"/>
               <w:ind w:left="120"/>
             </w:pPr>
-            <w:hyperlink w:history="1" r:id="rIdcgka1ydf8dknqjndltczi">
+            <w:hyperlink w:history="1" r:id="rIdoeseiegwyafhx4iy75nyl">
               <w:r>
                 <w:rPr>
                   <w:rFonts w:ascii="Arial" w:cs="Arial" w:eastAsia="Arial" w:hAnsi="Arial"/>
@@ -6441,7 +6441,7 @@
             <w:pPr>
               <w:spacing w:after="20" w:before="0"/>
             </w:pPr>
-            <w:hyperlink w:history="1" r:id="rIdtxonqido_wogs44uw7pfl">
+            <w:hyperlink w:history="1" r:id="rIddz9bzbq1xlxwxtzsofb3g">
               <w:r>
                 <w:rPr>
                   <w:rFonts w:ascii="Arial" w:cs="Arial" w:eastAsia="Arial" w:hAnsi="Arial"/>
@@ -6474,7 +6474,7 @@
               <w:spacing w:after="10" w:before="0"/>
               <w:ind w:left="120"/>
             </w:pPr>
-            <w:hyperlink w:history="1" r:id="rId42hc5nqe130weeb-w6yan">
+            <w:hyperlink w:history="1" r:id="rIdhuzhqeorfbsbchbvs2c3v">
               <w:r>
                 <w:rPr>
                   <w:rFonts w:ascii="Arial" w:cs="Arial" w:eastAsia="Arial" w:hAnsi="Arial"/>
@@ -6519,7 +6519,7 @@
             <w:pPr>
               <w:spacing w:after="20" w:before="0"/>
             </w:pPr>
-            <w:hyperlink w:history="1" r:id="rId6mnmbqlfkmbflqqkk6a0p">
+            <w:hyperlink w:history="1" r:id="rIdccbzz-uvdnv1yeyz5pyfv">
               <w:r>
                 <w:rPr>
                   <w:rFonts w:ascii="Arial" w:cs="Arial" w:eastAsia="Arial" w:hAnsi="Arial"/>
@@ -6552,7 +6552,7 @@
               <w:spacing w:after="10" w:before="0"/>
               <w:ind w:left="120"/>
             </w:pPr>
-            <w:hyperlink w:history="1" r:id="rIdllw0d8hv1v20rrltwwg-6">
+            <w:hyperlink w:history="1" r:id="rIdcofvzzd5zgzo_epzzu9zm">
               <w:r>
                 <w:rPr>
                   <w:rFonts w:ascii="Arial" w:cs="Arial" w:eastAsia="Arial" w:hAnsi="Arial"/>
@@ -6747,7 +6747,7 @@
             <w:pPr>
               <w:spacing w:after="20" w:before="0"/>
             </w:pPr>
-            <w:hyperlink w:history="1" r:id="rIdmuphfufw9qnpcdfylhsjm">
+            <w:hyperlink w:history="1" r:id="rId6rewfroj3hyh2t-wvfefe">
               <w:r>
                 <w:rPr>
                   <w:rFonts w:ascii="Arial" w:cs="Arial" w:eastAsia="Arial" w:hAnsi="Arial"/>
@@ -6780,7 +6780,7 @@
               <w:spacing w:after="10" w:before="0"/>
               <w:ind w:left="120"/>
             </w:pPr>
-            <w:hyperlink w:history="1" r:id="rId1idifvhh8eudmwuen0sya">
+            <w:hyperlink w:history="1" r:id="rIduezhbtblqvcrqckg_m2lu">
               <w:r>
                 <w:rPr>
                   <w:rFonts w:ascii="Arial" w:cs="Arial" w:eastAsia="Arial" w:hAnsi="Arial"/>
@@ -6825,7 +6825,7 @@
             <w:pPr>
               <w:spacing w:after="20" w:before="0"/>
             </w:pPr>
-            <w:hyperlink w:history="1" r:id="rId_ycgn6gto2uva75ntrv49">
+            <w:hyperlink w:history="1" r:id="rIdf7xbota7yqbnsbri1ybcv">
               <w:r>
                 <w:rPr>
                   <w:rFonts w:ascii="Arial" w:cs="Arial" w:eastAsia="Arial" w:hAnsi="Arial"/>
@@ -6858,7 +6858,7 @@
               <w:spacing w:after="10" w:before="0"/>
               <w:ind w:left="120"/>
             </w:pPr>
-            <w:hyperlink w:history="1" r:id="rIdsb4babgmwbdtuuvrjtcj2">
+            <w:hyperlink w:history="1" r:id="rIdlxk0lew2opgyvnvakfgyd">
               <w:r>
                 <w:rPr>
                   <w:rFonts w:ascii="Arial" w:cs="Arial" w:eastAsia="Arial" w:hAnsi="Arial"/>
@@ -7053,7 +7053,7 @@
             <w:pPr>
               <w:spacing w:after="20" w:before="0"/>
             </w:pPr>
-            <w:hyperlink w:history="1" r:id="rIdbk9jo62grl3hclrfdoexx">
+            <w:hyperlink w:history="1" r:id="rIdkuoowtgjhdzpqaunljcco">
               <w:r>
                 <w:rPr>
                   <w:rFonts w:ascii="Arial" w:cs="Arial" w:eastAsia="Arial" w:hAnsi="Arial"/>
@@ -7086,7 +7086,7 @@
               <w:spacing w:after="10" w:before="0"/>
               <w:ind w:left="120"/>
             </w:pPr>
-            <w:hyperlink w:history="1" r:id="rIdioyobuvxk9vctxblccrs4">
+            <w:hyperlink w:history="1" r:id="rIdoaudkrymigi6jnjl1aoel">
               <w:r>
                 <w:rPr>
                   <w:rFonts w:ascii="Arial" w:cs="Arial" w:eastAsia="Arial" w:hAnsi="Arial"/>
@@ -7131,7 +7131,7 @@
             <w:pPr>
               <w:spacing w:after="20" w:before="0"/>
             </w:pPr>
-            <w:hyperlink w:history="1" r:id="rIdur0usphmtaoato8ej4wka">
+            <w:hyperlink w:history="1" r:id="rIdqxzgo2-_fwsgxkqfviguv">
               <w:r>
                 <w:rPr>
                   <w:rFonts w:ascii="Arial" w:cs="Arial" w:eastAsia="Arial" w:hAnsi="Arial"/>
@@ -7164,7 +7164,7 @@
               <w:spacing w:after="10" w:before="0"/>
               <w:ind w:left="120"/>
             </w:pPr>
-            <w:hyperlink w:history="1" r:id="rIdyjo_f8ifxrihcotl1mwmb">
+            <w:hyperlink w:history="1" r:id="rIdmisdb4bvizkkgkwood9ze">
               <w:r>
                 <w:rPr>
                   <w:rFonts w:ascii="Arial" w:cs="Arial" w:eastAsia="Arial" w:hAnsi="Arial"/>
@@ -8651,7 +8651,7 @@
             <w:pPr>
               <w:spacing w:after="20" w:before="0"/>
             </w:pPr>
-            <w:hyperlink w:history="1" r:id="rIdh4psqbe4-tkvowb1qzdfg">
+            <w:hyperlink w:history="1" r:id="rIdzjto9vpcm4edezfz3bvax">
               <w:r>
                 <w:rPr>
                   <w:rFonts w:ascii="Arial" w:cs="Arial" w:eastAsia="Arial" w:hAnsi="Arial"/>
@@ -8684,7 +8684,7 @@
               <w:spacing w:after="10" w:before="0"/>
               <w:ind w:left="120"/>
             </w:pPr>
-            <w:hyperlink w:history="1" r:id="rIde0qngxowndgalwel36t8m">
+            <w:hyperlink w:history="1" r:id="rId8xz0562q9uxtjnp-gbom6">
               <w:r>
                 <w:rPr>
                   <w:rFonts w:ascii="Arial" w:cs="Arial" w:eastAsia="Arial" w:hAnsi="Arial"/>
@@ -8729,7 +8729,7 @@
             <w:pPr>
               <w:spacing w:after="20" w:before="0"/>
             </w:pPr>
-            <w:hyperlink w:history="1" r:id="rIdmkgsitecink0jqb-k8yow">
+            <w:hyperlink w:history="1" r:id="rIdslbkbmcfleizspuij5tfc">
               <w:r>
                 <w:rPr>
                   <w:rFonts w:ascii="Arial" w:cs="Arial" w:eastAsia="Arial" w:hAnsi="Arial"/>
@@ -8762,7 +8762,7 @@
               <w:spacing w:after="10" w:before="0"/>
               <w:ind w:left="120"/>
             </w:pPr>
-            <w:hyperlink w:history="1" r:id="rIdvh1eaez1_a_ayqokevi_i">
+            <w:hyperlink w:history="1" r:id="rIdcscerplecf_kenygz2p8c">
               <w:r>
                 <w:rPr>
                   <w:rFonts w:ascii="Arial" w:cs="Arial" w:eastAsia="Arial" w:hAnsi="Arial"/>
@@ -8957,7 +8957,7 @@
             <w:pPr>
               <w:spacing w:after="20" w:before="0"/>
             </w:pPr>
-            <w:hyperlink w:history="1" r:id="rIdcmogdafqem9rfxhitn-ax">
+            <w:hyperlink w:history="1" r:id="rIdxshwvyp3deppnvr6xumhl">
               <w:r>
                 <w:rPr>
                   <w:rFonts w:ascii="Arial" w:cs="Arial" w:eastAsia="Arial" w:hAnsi="Arial"/>
@@ -8990,7 +8990,7 @@
               <w:spacing w:after="10" w:before="0"/>
               <w:ind w:left="120"/>
             </w:pPr>
-            <w:hyperlink w:history="1" r:id="rIdny2mazje97hazjxqvdy3s">
+            <w:hyperlink w:history="1" r:id="rIdpeuol-typtaoe4bdct6tx">
               <w:r>
                 <w:rPr>
                   <w:rFonts w:ascii="Arial" w:cs="Arial" w:eastAsia="Arial" w:hAnsi="Arial"/>
@@ -9035,7 +9035,7 @@
             <w:pPr>
               <w:spacing w:after="20" w:before="0"/>
             </w:pPr>
-            <w:hyperlink w:history="1" r:id="rIdadkcwud9ppgkp_shj5flk">
+            <w:hyperlink w:history="1" r:id="rIdujcblspdfo_uibxkesh1j">
               <w:r>
                 <w:rPr>
                   <w:rFonts w:ascii="Arial" w:cs="Arial" w:eastAsia="Arial" w:hAnsi="Arial"/>
@@ -9068,7 +9068,7 @@
               <w:spacing w:after="10" w:before="0"/>
               <w:ind w:left="120"/>
             </w:pPr>
-            <w:hyperlink w:history="1" r:id="rIdajbltxdzmgsapdifrxpcz">
+            <w:hyperlink w:history="1" r:id="rId-_iqh42hzhzu-uiqi-ric">
               <w:r>
                 <w:rPr>
                   <w:rFonts w:ascii="Arial" w:cs="Arial" w:eastAsia="Arial" w:hAnsi="Arial"/>
@@ -9263,7 +9263,7 @@
             <w:pPr>
               <w:spacing w:after="20" w:before="0"/>
             </w:pPr>
-            <w:hyperlink w:history="1" r:id="rIdimozgawnvce9qsy-ky6g5">
+            <w:hyperlink w:history="1" r:id="rIdc5rmwvwgllcuvq4uz4ezu">
               <w:r>
                 <w:rPr>
                   <w:rFonts w:ascii="Arial" w:cs="Arial" w:eastAsia="Arial" w:hAnsi="Arial"/>
@@ -9296,7 +9296,7 @@
               <w:spacing w:after="10" w:before="0"/>
               <w:ind w:left="120"/>
             </w:pPr>
-            <w:hyperlink w:history="1" r:id="rIduhf0hei6n4esrwzvwrijl">
+            <w:hyperlink w:history="1" r:id="rId1z7ecywbemgogs8tyefzd">
               <w:r>
                 <w:rPr>
                   <w:rFonts w:ascii="Arial" w:cs="Arial" w:eastAsia="Arial" w:hAnsi="Arial"/>
@@ -9341,7 +9341,7 @@
             <w:pPr>
               <w:spacing w:after="20" w:before="0"/>
             </w:pPr>
-            <w:hyperlink w:history="1" r:id="rIdyhtrwtnaol1dwixoqw0ep">
+            <w:hyperlink w:history="1" r:id="rIdw8wmwqoauqbsmgejphn3f">
               <w:r>
                 <w:rPr>
                   <w:rFonts w:ascii="Arial" w:cs="Arial" w:eastAsia="Arial" w:hAnsi="Arial"/>
@@ -9374,7 +9374,7 @@
               <w:spacing w:after="10" w:before="0"/>
               <w:ind w:left="120"/>
             </w:pPr>
-            <w:hyperlink w:history="1" r:id="rIdujc0ko5qwb6gcmogzunis">
+            <w:hyperlink w:history="1" r:id="rIdg6pfatinw6-yrxhoxj4ok">
               <w:r>
                 <w:rPr>
                   <w:rFonts w:ascii="Arial" w:cs="Arial" w:eastAsia="Arial" w:hAnsi="Arial"/>
@@ -9569,7 +9569,7 @@
             <w:pPr>
               <w:spacing w:after="20" w:before="0"/>
             </w:pPr>
-            <w:hyperlink w:history="1" r:id="rIdpi2nbc_pei4r5i5_6hpxj">
+            <w:hyperlink w:history="1" r:id="rId5peilsmylqql-nyumnk_i">
               <w:r>
                 <w:rPr>
                   <w:rFonts w:ascii="Arial" w:cs="Arial" w:eastAsia="Arial" w:hAnsi="Arial"/>
@@ -9602,7 +9602,7 @@
               <w:spacing w:after="10" w:before="0"/>
               <w:ind w:left="120"/>
             </w:pPr>
-            <w:hyperlink w:history="1" r:id="rIdxonoposxl-tie1udcqj_u">
+            <w:hyperlink w:history="1" r:id="rIduqgmesnu-0ynvr4dlnjp9">
               <w:r>
                 <w:rPr>
                   <w:rFonts w:ascii="Arial" w:cs="Arial" w:eastAsia="Arial" w:hAnsi="Arial"/>
@@ -9647,7 +9647,7 @@
             <w:pPr>
               <w:spacing w:after="20" w:before="0"/>
             </w:pPr>
-            <w:hyperlink w:history="1" r:id="rIdqynlb3kyoym3evgrtdtio">
+            <w:hyperlink w:history="1" r:id="rIdse5ym1yooilcxfdhqcrq6">
               <w:r>
                 <w:rPr>
                   <w:rFonts w:ascii="Arial" w:cs="Arial" w:eastAsia="Arial" w:hAnsi="Arial"/>
@@ -9680,7 +9680,7 @@
               <w:spacing w:after="10" w:before="0"/>
               <w:ind w:left="120"/>
             </w:pPr>
-            <w:hyperlink w:history="1" r:id="rIdwm0ldozyj7aemwum4ijcx">
+            <w:hyperlink w:history="1" r:id="rIdor-mygnelc15czmqe39wn">
               <w:r>
                 <w:rPr>
                   <w:rFonts w:ascii="Arial" w:cs="Arial" w:eastAsia="Arial" w:hAnsi="Arial"/>
@@ -9875,7 +9875,7 @@
             <w:pPr>
               <w:spacing w:after="20" w:before="0"/>
             </w:pPr>
-            <w:hyperlink w:history="1" r:id="rIdcfcxnwdkwwgrosqi9o3pe">
+            <w:hyperlink w:history="1" r:id="rIdt9jdxlv6wzd7ajtivmoei">
               <w:r>
                 <w:rPr>
                   <w:rFonts w:ascii="Arial" w:cs="Arial" w:eastAsia="Arial" w:hAnsi="Arial"/>
@@ -9908,7 +9908,7 @@
               <w:spacing w:after="10" w:before="0"/>
               <w:ind w:left="120"/>
             </w:pPr>
-            <w:hyperlink w:history="1" r:id="rIdt25qrztb9rlvfgevnwksn">
+            <w:hyperlink w:history="1" r:id="rIdu4jumcihgba_rhjxhe5-d">
               <w:r>
                 <w:rPr>
                   <w:rFonts w:ascii="Arial" w:cs="Arial" w:eastAsia="Arial" w:hAnsi="Arial"/>
@@ -9953,7 +9953,7 @@
             <w:pPr>
               <w:spacing w:after="20" w:before="0"/>
             </w:pPr>
-            <w:hyperlink w:history="1" r:id="rIdtcutgxxfkfihojylx4wdw">
+            <w:hyperlink w:history="1" r:id="rIdazsmldkzhenm-inet7t_1">
               <w:r>
                 <w:rPr>
                   <w:rFonts w:ascii="Arial" w:cs="Arial" w:eastAsia="Arial" w:hAnsi="Arial"/>
@@ -9986,7 +9986,7 @@
               <w:spacing w:after="10" w:before="0"/>
               <w:ind w:left="120"/>
             </w:pPr>
-            <w:hyperlink w:history="1" r:id="rId8qkvwqc7cewjp-xsj1hso">
+            <w:hyperlink w:history="1" r:id="rIdc52bgrjotzrrmdr2x_yjj">
               <w:r>
                 <w:rPr>
                   <w:rFonts w:ascii="Arial" w:cs="Arial" w:eastAsia="Arial" w:hAnsi="Arial"/>
@@ -11473,7 +11473,7 @@
             <w:pPr>
               <w:spacing w:after="20" w:before="0"/>
             </w:pPr>
-            <w:hyperlink w:history="1" r:id="rIdyjswiafmyxd4k_wfuj80o">
+            <w:hyperlink w:history="1" r:id="rIdxwkd-lvuvsbdt-mduigho">
               <w:r>
                 <w:rPr>
                   <w:rFonts w:ascii="Arial" w:cs="Arial" w:eastAsia="Arial" w:hAnsi="Arial"/>
@@ -11506,7 +11506,7 @@
               <w:spacing w:after="10" w:before="0"/>
               <w:ind w:left="120"/>
             </w:pPr>
-            <w:hyperlink w:history="1" r:id="rIdiyw3gtuoznbt014cptqvc">
+            <w:hyperlink w:history="1" r:id="rIdi2dtrxmmmb5bwtisxa-1c">
               <w:r>
                 <w:rPr>
                   <w:rFonts w:ascii="Arial" w:cs="Arial" w:eastAsia="Arial" w:hAnsi="Arial"/>
@@ -11568,7 +11568,7 @@
               <w:spacing w:after="10" w:before="0"/>
               <w:ind w:left="120"/>
             </w:pPr>
-            <w:hyperlink w:history="1" r:id="rId_mwfqzqhbdwqeogdxq9f0">
+            <w:hyperlink w:history="1" r:id="rIdibgnsdwaf2i0-cr8d2oki">
               <w:r>
                 <w:rPr>
                   <w:rFonts w:ascii="Arial" w:cs="Arial" w:eastAsia="Arial" w:hAnsi="Arial"/>
@@ -11778,7 +11778,7 @@
             <w:pPr>
               <w:spacing w:after="20" w:before="0"/>
             </w:pPr>
-            <w:hyperlink w:history="1" r:id="rId2tht7hbxj0jlijs4ttq1g">
+            <w:hyperlink w:history="1" r:id="rId-t2kzliqcmzyxsk7zve1l">
               <w:r>
                 <w:rPr>
                   <w:rFonts w:ascii="Arial" w:cs="Arial" w:eastAsia="Arial" w:hAnsi="Arial"/>
@@ -11811,7 +11811,7 @@
               <w:spacing w:after="10" w:before="0"/>
               <w:ind w:left="120"/>
             </w:pPr>
-            <w:hyperlink w:history="1" r:id="rIdaighskkwd-yar6bdkbpp3">
+            <w:hyperlink w:history="1" r:id="rIdzweagaxbzu42th8lnr2zz">
               <w:r>
                 <w:rPr>
                   <w:rFonts w:ascii="Arial" w:cs="Arial" w:eastAsia="Arial" w:hAnsi="Arial"/>
@@ -11873,7 +11873,7 @@
               <w:spacing w:after="10" w:before="0"/>
               <w:ind w:left="120"/>
             </w:pPr>
-            <w:hyperlink w:history="1" r:id="rId8cdv4je1hf73ttyo2o7-l">
+            <w:hyperlink w:history="1" r:id="rIde2qk5px--jdty__ivquln">
               <w:r>
                 <w:rPr>
                   <w:rFonts w:ascii="Arial" w:cs="Arial" w:eastAsia="Arial" w:hAnsi="Arial"/>
@@ -12083,7 +12083,7 @@
             <w:pPr>
               <w:spacing w:after="20" w:before="0"/>
             </w:pPr>
-            <w:hyperlink w:history="1" r:id="rId-qcfcsg-uym_a639_4paj">
+            <w:hyperlink w:history="1" r:id="rIdxdcensbjboqiscuwpwp9c">
               <w:r>
                 <w:rPr>
                   <w:rFonts w:ascii="Arial" w:cs="Arial" w:eastAsia="Arial" w:hAnsi="Arial"/>
@@ -12116,7 +12116,7 @@
               <w:spacing w:after="10" w:before="0"/>
               <w:ind w:left="120"/>
             </w:pPr>
-            <w:hyperlink w:history="1" r:id="rIdkdannroj62zinerskah6k">
+            <w:hyperlink w:history="1" r:id="rIddrzmeuun_lv2o8b2qba60">
               <w:r>
                 <w:rPr>
                   <w:rFonts w:ascii="Arial" w:cs="Arial" w:eastAsia="Arial" w:hAnsi="Arial"/>
@@ -12178,7 +12178,7 @@
               <w:spacing w:after="10" w:before="0"/>
               <w:ind w:left="120"/>
             </w:pPr>
-            <w:hyperlink w:history="1" r:id="rIdavo5utkk1gtgw2todjhso">
+            <w:hyperlink w:history="1" r:id="rIdvdrt2w07nsawb1mxvrvv-">
               <w:r>
                 <w:rPr>
                   <w:rFonts w:ascii="Arial" w:cs="Arial" w:eastAsia="Arial" w:hAnsi="Arial"/>
@@ -12388,7 +12388,7 @@
             <w:pPr>
               <w:spacing w:after="20" w:before="0"/>
             </w:pPr>
-            <w:hyperlink w:history="1" r:id="rIdhslucvnx-jkboxd4cahhp">
+            <w:hyperlink w:history="1" r:id="rIdhwzempu_iafnxzssoyuvx">
               <w:r>
                 <w:rPr>
                   <w:rFonts w:ascii="Arial" w:cs="Arial" w:eastAsia="Arial" w:hAnsi="Arial"/>
@@ -12421,7 +12421,7 @@
               <w:spacing w:after="10" w:before="0"/>
               <w:ind w:left="120"/>
             </w:pPr>
-            <w:hyperlink w:history="1" r:id="rIdmqvvgqxolqu2wojgj--f3">
+            <w:hyperlink w:history="1" r:id="rIdhtxgq-obv61z50d3mxt2c">
               <w:r>
                 <w:rPr>
                   <w:rFonts w:ascii="Arial" w:cs="Arial" w:eastAsia="Arial" w:hAnsi="Arial"/>
@@ -12483,7 +12483,7 @@
               <w:spacing w:after="10" w:before="0"/>
               <w:ind w:left="120"/>
             </w:pPr>
-            <w:hyperlink w:history="1" r:id="rIdrwtc0psxg_xduneqj27qb">
+            <w:hyperlink w:history="1" r:id="rId4kmshkvapkxs513end_ft">
               <w:r>
                 <w:rPr>
                   <w:rFonts w:ascii="Arial" w:cs="Arial" w:eastAsia="Arial" w:hAnsi="Arial"/>
@@ -12693,7 +12693,7 @@
             <w:pPr>
               <w:spacing w:after="20" w:before="0"/>
             </w:pPr>
-            <w:hyperlink w:history="1" r:id="rId0jtemjqeyoncascwqbq2r">
+            <w:hyperlink w:history="1" r:id="rIdmdxoruwxdcc4olytvw7v7">
               <w:r>
                 <w:rPr>
                   <w:rFonts w:ascii="Arial" w:cs="Arial" w:eastAsia="Arial" w:hAnsi="Arial"/>
@@ -12726,7 +12726,7 @@
               <w:spacing w:after="10" w:before="0"/>
               <w:ind w:left="120"/>
             </w:pPr>
-            <w:hyperlink w:history="1" r:id="rId9gq5dhy8rdpmrkxqyatde">
+            <w:hyperlink w:history="1" r:id="rIdis_bb7ghpjbk3nohayp6p">
               <w:r>
                 <w:rPr>
                   <w:rFonts w:ascii="Arial" w:cs="Arial" w:eastAsia="Arial" w:hAnsi="Arial"/>
@@ -12788,7 +12788,7 @@
               <w:spacing w:after="10" w:before="0"/>
               <w:ind w:left="120"/>
             </w:pPr>
-            <w:hyperlink w:history="1" r:id="rIdbb4x-d8xa5r7pjgfbaor1">
+            <w:hyperlink w:history="1" r:id="rIdr8s7mdemjkkdun_bu1cg-">
               <w:r>
                 <w:rPr>
                   <w:rFonts w:ascii="Arial" w:cs="Arial" w:eastAsia="Arial" w:hAnsi="Arial"/>
@@ -14290,7 +14290,7 @@
             <w:pPr>
               <w:spacing w:after="20" w:before="0"/>
             </w:pPr>
-            <w:hyperlink w:history="1" r:id="rIdschl94wjdic-_knp-ruyu">
+            <w:hyperlink w:history="1" r:id="rIdep3ayjn4kxvbrtmrk8gvt">
               <w:r>
                 <w:rPr>
                   <w:rFonts w:ascii="Arial" w:cs="Arial" w:eastAsia="Arial" w:hAnsi="Arial"/>
@@ -14323,7 +14323,7 @@
               <w:spacing w:after="10" w:before="0"/>
               <w:ind w:left="120"/>
             </w:pPr>
-            <w:hyperlink w:history="1" r:id="rIdixt8wq2lac4ua1zxeuykq">
+            <w:hyperlink w:history="1" r:id="rId_oih3tcghw-vptf1w0gea">
               <w:r>
                 <w:rPr>
                   <w:rFonts w:ascii="Arial" w:cs="Arial" w:eastAsia="Arial" w:hAnsi="Arial"/>
@@ -14368,7 +14368,7 @@
             <w:pPr>
               <w:spacing w:after="20" w:before="0"/>
             </w:pPr>
-            <w:hyperlink w:history="1" r:id="rIdknyzmlclt-jqx-rl_ip9o">
+            <w:hyperlink w:history="1" r:id="rIdhmqqih-e4kp41jvmgbqs0">
               <w:r>
                 <w:rPr>
                   <w:rFonts w:ascii="Arial" w:cs="Arial" w:eastAsia="Arial" w:hAnsi="Arial"/>
@@ -14401,7 +14401,7 @@
               <w:spacing w:after="10" w:before="0"/>
               <w:ind w:left="120"/>
             </w:pPr>
-            <w:hyperlink w:history="1" r:id="rIdxv368qvwsjxmegzgbdyyn">
+            <w:hyperlink w:history="1" r:id="rIdgyklghnukj0ehvglblnov">
               <w:r>
                 <w:rPr>
                   <w:rFonts w:ascii="Arial" w:cs="Arial" w:eastAsia="Arial" w:hAnsi="Arial"/>
@@ -14596,7 +14596,7 @@
             <w:pPr>
               <w:spacing w:after="20" w:before="0"/>
             </w:pPr>
-            <w:hyperlink w:history="1" r:id="rIdosr8ivbtnksytfocituwq">
+            <w:hyperlink w:history="1" r:id="rIdvlcbhw7uz2gmdc0caifjj">
               <w:r>
                 <w:rPr>
                   <w:rFonts w:ascii="Arial" w:cs="Arial" w:eastAsia="Arial" w:hAnsi="Arial"/>
@@ -14629,7 +14629,7 @@
               <w:spacing w:after="10" w:before="0"/>
               <w:ind w:left="120"/>
             </w:pPr>
-            <w:hyperlink w:history="1" r:id="rIdrgyuht03zmf4blu8cikrx">
+            <w:hyperlink w:history="1" r:id="rIdh080gkezwayctbnp6a9o8">
               <w:r>
                 <w:rPr>
                   <w:rFonts w:ascii="Arial" w:cs="Arial" w:eastAsia="Arial" w:hAnsi="Arial"/>
@@ -14674,7 +14674,7 @@
             <w:pPr>
               <w:spacing w:after="20" w:before="0"/>
             </w:pPr>
-            <w:hyperlink w:history="1" r:id="rIdn0q1lo1rntxizayi3t6ag">
+            <w:hyperlink w:history="1" r:id="rId1uy8uslzepvbyytjfpd0w">
               <w:r>
                 <w:rPr>
                   <w:rFonts w:ascii="Arial" w:cs="Arial" w:eastAsia="Arial" w:hAnsi="Arial"/>
@@ -14707,7 +14707,7 @@
               <w:spacing w:after="10" w:before="0"/>
               <w:ind w:left="120"/>
             </w:pPr>
-            <w:hyperlink w:history="1" r:id="rIdlwwejvz3zncjddyuomprm">
+            <w:hyperlink w:history="1" r:id="rIdo4ud1qcovtdh_dbe3c9aq">
               <w:r>
                 <w:rPr>
                   <w:rFonts w:ascii="Arial" w:cs="Arial" w:eastAsia="Arial" w:hAnsi="Arial"/>
@@ -14902,7 +14902,7 @@
             <w:pPr>
               <w:spacing w:after="20" w:before="0"/>
             </w:pPr>
-            <w:hyperlink w:history="1" r:id="rIdaj0bltitv2co00cdybzjf">
+            <w:hyperlink w:history="1" r:id="rIdhcmsqfqurcgybhrnwdoi6">
               <w:r>
                 <w:rPr>
                   <w:rFonts w:ascii="Arial" w:cs="Arial" w:eastAsia="Arial" w:hAnsi="Arial"/>
@@ -14935,7 +14935,7 @@
               <w:spacing w:after="10" w:before="0"/>
               <w:ind w:left="120"/>
             </w:pPr>
-            <w:hyperlink w:history="1" r:id="rId0bgnigduiso-zfyisho4b">
+            <w:hyperlink w:history="1" r:id="rIde7kho-zfxfeehwi72qj_q">
               <w:r>
                 <w:rPr>
                   <w:rFonts w:ascii="Arial" w:cs="Arial" w:eastAsia="Arial" w:hAnsi="Arial"/>
@@ -14980,7 +14980,7 @@
             <w:pPr>
               <w:spacing w:after="20" w:before="0"/>
             </w:pPr>
-            <w:hyperlink w:history="1" r:id="rIdryb3rpjx47gj-1lqksrex">
+            <w:hyperlink w:history="1" r:id="rId2q8rinugeka3yw9x9lk0l">
               <w:r>
                 <w:rPr>
                   <w:rFonts w:ascii="Arial" w:cs="Arial" w:eastAsia="Arial" w:hAnsi="Arial"/>
@@ -15013,7 +15013,7 @@
               <w:spacing w:after="10" w:before="0"/>
               <w:ind w:left="120"/>
             </w:pPr>
-            <w:hyperlink w:history="1" r:id="rIdc-7qugpt64pu5mw3nik0_">
+            <w:hyperlink w:history="1" r:id="rIdxxju_67j8od6rkfydjbux">
               <w:r>
                 <w:rPr>
                   <w:rFonts w:ascii="Arial" w:cs="Arial" w:eastAsia="Arial" w:hAnsi="Arial"/>
@@ -15208,7 +15208,7 @@
             <w:pPr>
               <w:spacing w:after="20" w:before="0"/>
             </w:pPr>
-            <w:hyperlink w:history="1" r:id="rIdmyqllzpapezanim-ufkti">
+            <w:hyperlink w:history="1" r:id="rIdkgmzv5rzszxqjnichgiwf">
               <w:r>
                 <w:rPr>
                   <w:rFonts w:ascii="Arial" w:cs="Arial" w:eastAsia="Arial" w:hAnsi="Arial"/>
@@ -15241,7 +15241,7 @@
               <w:spacing w:after="10" w:before="0"/>
               <w:ind w:left="120"/>
             </w:pPr>
-            <w:hyperlink w:history="1" r:id="rIdjs3gtsn0e8qjsltmx5f3i">
+            <w:hyperlink w:history="1" r:id="rIdovtdxpu-azexox9bn-5xu">
               <w:r>
                 <w:rPr>
                   <w:rFonts w:ascii="Arial" w:cs="Arial" w:eastAsia="Arial" w:hAnsi="Arial"/>
@@ -15286,7 +15286,7 @@
             <w:pPr>
               <w:spacing w:after="20" w:before="0"/>
             </w:pPr>
-            <w:hyperlink w:history="1" r:id="rIdx7kebxsqmggtdroymrjsj">
+            <w:hyperlink w:history="1" r:id="rId9ge5j1vgnfos_zh6yzq_8">
               <w:r>
                 <w:rPr>
                   <w:rFonts w:ascii="Arial" w:cs="Arial" w:eastAsia="Arial" w:hAnsi="Arial"/>
@@ -15319,7 +15319,7 @@
               <w:spacing w:after="10" w:before="0"/>
               <w:ind w:left="120"/>
             </w:pPr>
-            <w:hyperlink w:history="1" r:id="rIdw5inhf4ngpbenn3mgsu-s">
+            <w:hyperlink w:history="1" r:id="rIdgpgks4vcxk2wdt7gmrqsz">
               <w:r>
                 <w:rPr>
                   <w:rFonts w:ascii="Arial" w:cs="Arial" w:eastAsia="Arial" w:hAnsi="Arial"/>
@@ -15514,7 +15514,7 @@
             <w:pPr>
               <w:spacing w:after="20" w:before="0"/>
             </w:pPr>
-            <w:hyperlink w:history="1" r:id="rIdaw7aqyfoddsknxzb2exqr">
+            <w:hyperlink w:history="1" r:id="rIdjo-efvbn9khugg2x2-cpq">
               <w:r>
                 <w:rPr>
                   <w:rFonts w:ascii="Arial" w:cs="Arial" w:eastAsia="Arial" w:hAnsi="Arial"/>
@@ -15547,7 +15547,7 @@
               <w:spacing w:after="10" w:before="0"/>
               <w:ind w:left="120"/>
             </w:pPr>
-            <w:hyperlink w:history="1" r:id="rIdq00yj09v1ujli4xkr64vl">
+            <w:hyperlink w:history="1" r:id="rIdliguc62pyqh3n9mjw2nij">
               <w:r>
                 <w:rPr>
                   <w:rFonts w:ascii="Arial" w:cs="Arial" w:eastAsia="Arial" w:hAnsi="Arial"/>
@@ -15592,7 +15592,7 @@
             <w:pPr>
               <w:spacing w:after="20" w:before="0"/>
             </w:pPr>
-            <w:hyperlink w:history="1" r:id="rIdeihxqc4zvvo6lugkhfxmp">
+            <w:hyperlink w:history="1" r:id="rIdfysv7qayfnb0iuoeoio4x">
               <w:r>
                 <w:rPr>
                   <w:rFonts w:ascii="Arial" w:cs="Arial" w:eastAsia="Arial" w:hAnsi="Arial"/>
@@ -15625,7 +15625,7 @@
               <w:spacing w:after="10" w:before="0"/>
               <w:ind w:left="120"/>
             </w:pPr>
-            <w:hyperlink w:history="1" r:id="rIdsvwnbctgbblxmst6lmbvl">
+            <w:hyperlink w:history="1" r:id="rIdxochq5y84gbfjydk7fopw">
               <w:r>
                 <w:rPr>
                   <w:rFonts w:ascii="Arial" w:cs="Arial" w:eastAsia="Arial" w:hAnsi="Arial"/>
@@ -17129,7 +17129,7 @@
               <w:spacing w:after="10" w:before="0"/>
               <w:ind w:left="120"/>
             </w:pPr>
-            <w:hyperlink w:history="1" r:id="rIdt-tfzahl1lbxjdm2l3zuu">
+            <w:hyperlink w:history="1" r:id="rIdezefp932krxlactktcsof">
               <w:r>
                 <w:rPr>
                   <w:rFonts w:ascii="Arial" w:cs="Arial" w:eastAsia="Arial" w:hAnsi="Arial"/>
@@ -17206,7 +17206,7 @@
               <w:spacing w:after="10" w:before="0"/>
               <w:ind w:left="120"/>
             </w:pPr>
-            <w:hyperlink w:history="1" r:id="rId31a63xf2yvkhqmcxtf3kx">
+            <w:hyperlink w:history="1" r:id="rIdo_jl1nkghn62kvmnbxw7b">
               <w:r>
                 <w:rPr>
                   <w:rFonts w:ascii="Arial" w:cs="Arial" w:eastAsia="Arial" w:hAnsi="Arial"/>
@@ -17433,7 +17433,7 @@
               <w:spacing w:after="10" w:before="0"/>
               <w:ind w:left="120"/>
             </w:pPr>
-            <w:hyperlink w:history="1" r:id="rIdajkopd-1uhbofsh750mvy">
+            <w:hyperlink w:history="1" r:id="rIdd2l7tttwu_mtfcnxyep7i">
               <w:r>
                 <w:rPr>
                   <w:rFonts w:ascii="Arial" w:cs="Arial" w:eastAsia="Arial" w:hAnsi="Arial"/>
@@ -17510,7 +17510,7 @@
               <w:spacing w:after="10" w:before="0"/>
               <w:ind w:left="120"/>
             </w:pPr>
-            <w:hyperlink w:history="1" r:id="rIdwyyowbgfcuds5pothpktj">
+            <w:hyperlink w:history="1" r:id="rIdui_tpbrt8wljcggvt1yek">
               <w:r>
                 <w:rPr>
                   <w:rFonts w:ascii="Arial" w:cs="Arial" w:eastAsia="Arial" w:hAnsi="Arial"/>
@@ -17737,7 +17737,7 @@
               <w:spacing w:after="10" w:before="0"/>
               <w:ind w:left="120"/>
             </w:pPr>
-            <w:hyperlink w:history="1" r:id="rIdej-bompmzmpjgsdnmwnya">
+            <w:hyperlink w:history="1" r:id="rId5zx15p-emq5n_jsvdwpfh">
               <w:r>
                 <w:rPr>
                   <w:rFonts w:ascii="Arial" w:cs="Arial" w:eastAsia="Arial" w:hAnsi="Arial"/>
@@ -17814,7 +17814,7 @@
               <w:spacing w:after="10" w:before="0"/>
               <w:ind w:left="120"/>
             </w:pPr>
-            <w:hyperlink w:history="1" r:id="rIdrlj5o5xtuqykbv-edrwe9">
+            <w:hyperlink w:history="1" r:id="rIddmluvhzyrlrif1djzlgrn">
               <w:r>
                 <w:rPr>
                   <w:rFonts w:ascii="Arial" w:cs="Arial" w:eastAsia="Arial" w:hAnsi="Arial"/>
@@ -18041,7 +18041,7 @@
               <w:spacing w:after="10" w:before="0"/>
               <w:ind w:left="120"/>
             </w:pPr>
-            <w:hyperlink w:history="1" r:id="rId-cvapmnajtaeazyonkki8">
+            <w:hyperlink w:history="1" r:id="rIdiyzwtjvmukgqp54m97euy">
               <w:r>
                 <w:rPr>
                   <w:rFonts w:ascii="Arial" w:cs="Arial" w:eastAsia="Arial" w:hAnsi="Arial"/>
@@ -18118,7 +18118,7 @@
               <w:spacing w:after="10" w:before="0"/>
               <w:ind w:left="120"/>
             </w:pPr>
-            <w:hyperlink w:history="1" r:id="rIdtoqqgfdnqhsdof-fi4tld">
+            <w:hyperlink w:history="1" r:id="rId_fudjq79yxpwigl8rqby9">
               <w:r>
                 <w:rPr>
                   <w:rFonts w:ascii="Arial" w:cs="Arial" w:eastAsia="Arial" w:hAnsi="Arial"/>
@@ -18345,7 +18345,7 @@
               <w:spacing w:after="10" w:before="0"/>
               <w:ind w:left="120"/>
             </w:pPr>
-            <w:hyperlink w:history="1" r:id="rIdmzd8ygga8maxrbickfows">
+            <w:hyperlink w:history="1" r:id="rIdpl9eyn68i9vlqugm6yqh3">
               <w:r>
                 <w:rPr>
                   <w:rFonts w:ascii="Arial" w:cs="Arial" w:eastAsia="Arial" w:hAnsi="Arial"/>
@@ -18422,7 +18422,7 @@
               <w:spacing w:after="10" w:before="0"/>
               <w:ind w:left="120"/>
             </w:pPr>
-            <w:hyperlink w:history="1" r:id="rIdvcrp9v0xtedwqnuqxyoes">
+            <w:hyperlink w:history="1" r:id="rId7avn6gavs8xwcgzuqqmvv">
               <w:r>
                 <w:rPr>
                   <w:rFonts w:ascii="Arial" w:cs="Arial" w:eastAsia="Arial" w:hAnsi="Arial"/>
@@ -19924,7 +19924,7 @@
             <w:pPr>
               <w:spacing w:after="20" w:before="0"/>
             </w:pPr>
-            <w:hyperlink w:history="1" r:id="rIdybzhspsozu9ohdufsfk_i">
+            <w:hyperlink w:history="1" r:id="rId6brybsfssxgl0zvkcz-dv">
               <w:r>
                 <w:rPr>
                   <w:rFonts w:ascii="Arial" w:cs="Arial" w:eastAsia="Arial" w:hAnsi="Arial"/>
@@ -19957,7 +19957,7 @@
               <w:spacing w:after="10" w:before="0"/>
               <w:ind w:left="120"/>
             </w:pPr>
-            <w:hyperlink w:history="1" r:id="rIdoor1wezmyubiyefobzspc">
+            <w:hyperlink w:history="1" r:id="rIdszf2p5wqtnipyhoj8kfvp">
               <w:r>
                 <w:rPr>
                   <w:rFonts w:ascii="Arial" w:cs="Arial" w:eastAsia="Arial" w:hAnsi="Arial"/>
@@ -20002,7 +20002,7 @@
             <w:pPr>
               <w:spacing w:after="20" w:before="0"/>
             </w:pPr>
-            <w:hyperlink w:history="1" r:id="rIdenqlwf397o7gg0g5trswc">
+            <w:hyperlink w:history="1" r:id="rIdoslrzrmiydvhyt1saeszm">
               <w:r>
                 <w:rPr>
                   <w:rFonts w:ascii="Arial" w:cs="Arial" w:eastAsia="Arial" w:hAnsi="Arial"/>
@@ -20035,7 +20035,7 @@
               <w:spacing w:after="10" w:before="0"/>
               <w:ind w:left="120"/>
             </w:pPr>
-            <w:hyperlink w:history="1" r:id="rIdxleezewyb0vjyrxqi-ma-">
+            <w:hyperlink w:history="1" r:id="rIdzu7elw7jjtj-h_sbwbkpi">
               <w:r>
                 <w:rPr>
                   <w:rFonts w:ascii="Arial" w:cs="Arial" w:eastAsia="Arial" w:hAnsi="Arial"/>
@@ -20230,7 +20230,7 @@
             <w:pPr>
               <w:spacing w:after="20" w:before="0"/>
             </w:pPr>
-            <w:hyperlink w:history="1" r:id="rIdezvvbg12ry1ambczvmg5y">
+            <w:hyperlink w:history="1" r:id="rIdvsuiiq5cnfjp7xewgvf3k">
               <w:r>
                 <w:rPr>
                   <w:rFonts w:ascii="Arial" w:cs="Arial" w:eastAsia="Arial" w:hAnsi="Arial"/>
@@ -20263,7 +20263,7 @@
               <w:spacing w:after="10" w:before="0"/>
               <w:ind w:left="120"/>
             </w:pPr>
-            <w:hyperlink w:history="1" r:id="rId7ilu5cpkdqh7y7lsvxiuv">
+            <w:hyperlink w:history="1" r:id="rIdiijodfpssgzcgs8exaj5h">
               <w:r>
                 <w:rPr>
                   <w:rFonts w:ascii="Arial" w:cs="Arial" w:eastAsia="Arial" w:hAnsi="Arial"/>
@@ -20308,7 +20308,7 @@
             <w:pPr>
               <w:spacing w:after="20" w:before="0"/>
             </w:pPr>
-            <w:hyperlink w:history="1" r:id="rIdnxt5ztik7o158sa_ktusb">
+            <w:hyperlink w:history="1" r:id="rIdcwzbhoqa5a7eancb8dgdg">
               <w:r>
                 <w:rPr>
                   <w:rFonts w:ascii="Arial" w:cs="Arial" w:eastAsia="Arial" w:hAnsi="Arial"/>
@@ -20341,7 +20341,7 @@
               <w:spacing w:after="10" w:before="0"/>
               <w:ind w:left="120"/>
             </w:pPr>
-            <w:hyperlink w:history="1" r:id="rIdhuwmfs9rlvc8rff1eytzw">
+            <w:hyperlink w:history="1" r:id="rIdtojkkmpcbsifyzpzirmj1">
               <w:r>
                 <w:rPr>
                   <w:rFonts w:ascii="Arial" w:cs="Arial" w:eastAsia="Arial" w:hAnsi="Arial"/>
@@ -20536,7 +20536,7 @@
             <w:pPr>
               <w:spacing w:after="20" w:before="0"/>
             </w:pPr>
-            <w:hyperlink w:history="1" r:id="rIdkgnz_pwbh1edjkt2igueo">
+            <w:hyperlink w:history="1" r:id="rIdpz_dyhzf3qgridwxajoly">
               <w:r>
                 <w:rPr>
                   <w:rFonts w:ascii="Arial" w:cs="Arial" w:eastAsia="Arial" w:hAnsi="Arial"/>
@@ -20569,7 +20569,7 @@
               <w:spacing w:after="10" w:before="0"/>
               <w:ind w:left="120"/>
             </w:pPr>
-            <w:hyperlink w:history="1" r:id="rId5bj56dyhbz_attom1izjq">
+            <w:hyperlink w:history="1" r:id="rIdnvxvlmufqutadtapcj5ra">
               <w:r>
                 <w:rPr>
                   <w:rFonts w:ascii="Arial" w:cs="Arial" w:eastAsia="Arial" w:hAnsi="Arial"/>
@@ -20614,7 +20614,7 @@
             <w:pPr>
               <w:spacing w:after="20" w:before="0"/>
             </w:pPr>
-            <w:hyperlink w:history="1" r:id="rId6aieeqjncz7simc2h0ykw">
+            <w:hyperlink w:history="1" r:id="rIdzdztg0jbdoigjb7qzspzo">
               <w:r>
                 <w:rPr>
                   <w:rFonts w:ascii="Arial" w:cs="Arial" w:eastAsia="Arial" w:hAnsi="Arial"/>
@@ -20647,7 +20647,7 @@
               <w:spacing w:after="10" w:before="0"/>
               <w:ind w:left="120"/>
             </w:pPr>
-            <w:hyperlink w:history="1" r:id="rId8fco0iigvu4myshrmbzg7">
+            <w:hyperlink w:history="1" r:id="rIdglo12jyq1qq2dkgkcfkmh">
               <w:r>
                 <w:rPr>
                   <w:rFonts w:ascii="Arial" w:cs="Arial" w:eastAsia="Arial" w:hAnsi="Arial"/>
@@ -20842,7 +20842,7 @@
             <w:pPr>
               <w:spacing w:after="20" w:before="0"/>
             </w:pPr>
-            <w:hyperlink w:history="1" r:id="rIdyqbp6recojrjewnv2z3gy">
+            <w:hyperlink w:history="1" r:id="rIdnqfeuu05m7l7h8besmeim">
               <w:r>
                 <w:rPr>
                   <w:rFonts w:ascii="Arial" w:cs="Arial" w:eastAsia="Arial" w:hAnsi="Arial"/>
@@ -20875,7 +20875,7 @@
               <w:spacing w:after="10" w:before="0"/>
               <w:ind w:left="120"/>
             </w:pPr>
-            <w:hyperlink w:history="1" r:id="rIdcc3ypqzlndogbfiuviskm">
+            <w:hyperlink w:history="1" r:id="rIdswsrcysndk98csm41lukw">
               <w:r>
                 <w:rPr>
                   <w:rFonts w:ascii="Arial" w:cs="Arial" w:eastAsia="Arial" w:hAnsi="Arial"/>
@@ -20920,7 +20920,7 @@
             <w:pPr>
               <w:spacing w:after="20" w:before="0"/>
             </w:pPr>
-            <w:hyperlink w:history="1" r:id="rId7y8blq1djxs6v5d3_k5kx">
+            <w:hyperlink w:history="1" r:id="rId15c4hqsuvvsgazwgkcqf0">
               <w:r>
                 <w:rPr>
                   <w:rFonts w:ascii="Arial" w:cs="Arial" w:eastAsia="Arial" w:hAnsi="Arial"/>
@@ -20953,7 +20953,7 @@
               <w:spacing w:after="10" w:before="0"/>
               <w:ind w:left="120"/>
             </w:pPr>
-            <w:hyperlink w:history="1" r:id="rIdjzb0jsxfhctlcmld5ecsu">
+            <w:hyperlink w:history="1" r:id="rIdkt1b6o6jt3qz-orrn9yta">
               <w:r>
                 <w:rPr>
                   <w:rFonts w:ascii="Arial" w:cs="Arial" w:eastAsia="Arial" w:hAnsi="Arial"/>
@@ -21148,7 +21148,7 @@
             <w:pPr>
               <w:spacing w:after="20" w:before="0"/>
             </w:pPr>
-            <w:hyperlink w:history="1" r:id="rIdq-udssw3u4supx9hrdjut">
+            <w:hyperlink w:history="1" r:id="rIdq3xamp_vudj0qis0jpokv">
               <w:r>
                 <w:rPr>
                   <w:rFonts w:ascii="Arial" w:cs="Arial" w:eastAsia="Arial" w:hAnsi="Arial"/>
@@ -21181,7 +21181,7 @@
               <w:spacing w:after="10" w:before="0"/>
               <w:ind w:left="120"/>
             </w:pPr>
-            <w:hyperlink w:history="1" r:id="rIdkcw64m7343to3afkcmzvh">
+            <w:hyperlink w:history="1" r:id="rId2rebbmzqeacw1uxqa-j3n">
               <w:r>
                 <w:rPr>
                   <w:rFonts w:ascii="Arial" w:cs="Arial" w:eastAsia="Arial" w:hAnsi="Arial"/>
@@ -21226,7 +21226,7 @@
             <w:pPr>
               <w:spacing w:after="20" w:before="0"/>
             </w:pPr>
-            <w:hyperlink w:history="1" r:id="rIdyervebpazcwrwe7n3kyva">
+            <w:hyperlink w:history="1" r:id="rId_x_sb2xwv2diyhaqvgpn8">
               <w:r>
                 <w:rPr>
                   <w:rFonts w:ascii="Arial" w:cs="Arial" w:eastAsia="Arial" w:hAnsi="Arial"/>
@@ -21259,7 +21259,7 @@
               <w:spacing w:after="10" w:before="0"/>
               <w:ind w:left="120"/>
             </w:pPr>
-            <w:hyperlink w:history="1" r:id="rId7dqg67yq3dglbinbn7utk">
+            <w:hyperlink w:history="1" r:id="rId8rzxywdnbhc0mtrlmv8k2">
               <w:r>
                 <w:rPr>
                   <w:rFonts w:ascii="Arial" w:cs="Arial" w:eastAsia="Arial" w:hAnsi="Arial"/>
@@ -22746,7 +22746,7 @@
             <w:pPr>
               <w:spacing w:after="20" w:before="0"/>
             </w:pPr>
-            <w:hyperlink w:history="1" r:id="rId6zuipus0cggw3c2jqwjrq">
+            <w:hyperlink w:history="1" r:id="rIdggadsvn2iqzntwynnkmpg">
               <w:r>
                 <w:rPr>
                   <w:rFonts w:ascii="Arial" w:cs="Arial" w:eastAsia="Arial" w:hAnsi="Arial"/>
@@ -22779,7 +22779,7 @@
               <w:spacing w:after="10" w:before="0"/>
               <w:ind w:left="120"/>
             </w:pPr>
-            <w:hyperlink w:history="1" r:id="rIdw-8bgtzviomvd80tp3ge3">
+            <w:hyperlink w:history="1" r:id="rIdwq-3bozwjibwbfca6vuh0">
               <w:r>
                 <w:rPr>
                   <w:rFonts w:ascii="Arial" w:cs="Arial" w:eastAsia="Arial" w:hAnsi="Arial"/>
@@ -22824,7 +22824,7 @@
             <w:pPr>
               <w:spacing w:after="20" w:before="0"/>
             </w:pPr>
-            <w:hyperlink w:history="1" r:id="rId1xv0cilvvhlvydgbmc2vy">
+            <w:hyperlink w:history="1" r:id="rIdsagufhg4903n0jru2eezl">
               <w:r>
                 <w:rPr>
                   <w:rFonts w:ascii="Arial" w:cs="Arial" w:eastAsia="Arial" w:hAnsi="Arial"/>
@@ -22857,7 +22857,7 @@
               <w:spacing w:after="10" w:before="0"/>
               <w:ind w:left="120"/>
             </w:pPr>
-            <w:hyperlink w:history="1" r:id="rId8klwbtgmlqzb07q3eurss">
+            <w:hyperlink w:history="1" r:id="rIdheb1bfllntlod1i-zpzsp">
               <w:r>
                 <w:rPr>
                   <w:rFonts w:ascii="Arial" w:cs="Arial" w:eastAsia="Arial" w:hAnsi="Arial"/>
@@ -23052,7 +23052,7 @@
             <w:pPr>
               <w:spacing w:after="20" w:before="0"/>
             </w:pPr>
-            <w:hyperlink w:history="1" r:id="rIdj3vpm6mtv74cpj_vjqswb">
+            <w:hyperlink w:history="1" r:id="rIdbvi-gzmvjbmyuudzo1bld">
               <w:r>
                 <w:rPr>
                   <w:rFonts w:ascii="Arial" w:cs="Arial" w:eastAsia="Arial" w:hAnsi="Arial"/>
@@ -23085,7 +23085,7 @@
               <w:spacing w:after="10" w:before="0"/>
               <w:ind w:left="120"/>
             </w:pPr>
-            <w:hyperlink w:history="1" r:id="rIdrannoonozm4un7wwsqwg1">
+            <w:hyperlink w:history="1" r:id="rIdhntki3j1nce_m4tkbfn1o">
               <w:r>
                 <w:rPr>
                   <w:rFonts w:ascii="Arial" w:cs="Arial" w:eastAsia="Arial" w:hAnsi="Arial"/>
@@ -23130,7 +23130,7 @@
             <w:pPr>
               <w:spacing w:after="20" w:before="0"/>
             </w:pPr>
-            <w:hyperlink w:history="1" r:id="rId66ocye6tc_aw2se3rkx1h">
+            <w:hyperlink w:history="1" r:id="rIdrwfvcqr_io1ad2_nqpxj2">
               <w:r>
                 <w:rPr>
                   <w:rFonts w:ascii="Arial" w:cs="Arial" w:eastAsia="Arial" w:hAnsi="Arial"/>
@@ -23163,7 +23163,7 @@
               <w:spacing w:after="10" w:before="0"/>
               <w:ind w:left="120"/>
             </w:pPr>
-            <w:hyperlink w:history="1" r:id="rIdw3k3kmlkbxnsg1abjtiz3">
+            <w:hyperlink w:history="1" r:id="rId7tgszphypxa6axlofyw4b">
               <w:r>
                 <w:rPr>
                   <w:rFonts w:ascii="Arial" w:cs="Arial" w:eastAsia="Arial" w:hAnsi="Arial"/>
@@ -23586,7 +23586,7 @@
             <w:pPr>
               <w:spacing w:after="20" w:before="0"/>
             </w:pPr>
-            <w:hyperlink w:history="1" r:id="rIdnzod2x93mxjugkzlq-cok">
+            <w:hyperlink w:history="1" r:id="rIdoh4mwzoehhapq1i6vekqf">
               <w:r>
                 <w:rPr>
                   <w:rFonts w:ascii="Arial" w:cs="Arial" w:eastAsia="Arial" w:hAnsi="Arial"/>
@@ -23619,7 +23619,7 @@
               <w:spacing w:after="10" w:before="0"/>
               <w:ind w:left="120"/>
             </w:pPr>
-            <w:hyperlink w:history="1" r:id="rIdwo_oeovokneonk1t3lyha">
+            <w:hyperlink w:history="1" r:id="rIdzxcvezxt_nwvxkc4hvrej">
               <w:r>
                 <w:rPr>
                   <w:rFonts w:ascii="Arial" w:cs="Arial" w:eastAsia="Arial" w:hAnsi="Arial"/>
@@ -23664,7 +23664,7 @@
             <w:pPr>
               <w:spacing w:after="20" w:before="0"/>
             </w:pPr>
-            <w:hyperlink w:history="1" r:id="rIdwk0du0ow-lmwuik7n5usb">
+            <w:hyperlink w:history="1" r:id="rIdh5obswcoll_4l6akvgreq">
               <w:r>
                 <w:rPr>
                   <w:rFonts w:ascii="Arial" w:cs="Arial" w:eastAsia="Arial" w:hAnsi="Arial"/>
@@ -23697,7 +23697,7 @@
               <w:spacing w:after="10" w:before="0"/>
               <w:ind w:left="120"/>
             </w:pPr>
-            <w:hyperlink w:history="1" r:id="rIdxu9a4ffwwhch-gug5vcjw">
+            <w:hyperlink w:history="1" r:id="rId9ggi82cabe78mj8uwjpwd">
               <w:r>
                 <w:rPr>
                   <w:rFonts w:ascii="Arial" w:cs="Arial" w:eastAsia="Arial" w:hAnsi="Arial"/>
@@ -23892,7 +23892,7 @@
             <w:pPr>
               <w:spacing w:after="20" w:before="0"/>
             </w:pPr>
-            <w:hyperlink w:history="1" r:id="rIdduslohmxdzilroinoyu0b">
+            <w:hyperlink w:history="1" r:id="rId-knur_jowqz5vgxfhkd5u">
               <w:r>
                 <w:rPr>
                   <w:rFonts w:ascii="Arial" w:cs="Arial" w:eastAsia="Arial" w:hAnsi="Arial"/>
@@ -23925,7 +23925,7 @@
               <w:spacing w:after="10" w:before="0"/>
               <w:ind w:left="120"/>
             </w:pPr>
-            <w:hyperlink w:history="1" r:id="rIdpn00mi8kyqnvgm2tx_otn">
+            <w:hyperlink w:history="1" r:id="rIdzfmjlvikvupeb8ylmwouj">
               <w:r>
                 <w:rPr>
                   <w:rFonts w:ascii="Arial" w:cs="Arial" w:eastAsia="Arial" w:hAnsi="Arial"/>
@@ -23970,7 +23970,7 @@
             <w:pPr>
               <w:spacing w:after="20" w:before="0"/>
             </w:pPr>
-            <w:hyperlink w:history="1" r:id="rIdub7wtnwgqmdgfxvjpppm7">
+            <w:hyperlink w:history="1" r:id="rIdzox2koqzmgjays2ecqwch">
               <w:r>
                 <w:rPr>
                   <w:rFonts w:ascii="Arial" w:cs="Arial" w:eastAsia="Arial" w:hAnsi="Arial"/>
@@ -24003,7 +24003,7 @@
               <w:spacing w:after="10" w:before="0"/>
               <w:ind w:left="120"/>
             </w:pPr>
-            <w:hyperlink w:history="1" r:id="rIdzcnlnog1ugvthsn2f1lon">
+            <w:hyperlink w:history="1" r:id="rIdjwx4rfhsjtvtw4g5ijjqz">
               <w:r>
                 <w:rPr>
                   <w:rFonts w:ascii="Arial" w:cs="Arial" w:eastAsia="Arial" w:hAnsi="Arial"/>
@@ -24198,7 +24198,7 @@
             <w:pPr>
               <w:spacing w:after="20" w:before="0"/>
             </w:pPr>
-            <w:hyperlink w:history="1" r:id="rIdreiabjgerwdqjsbzbj8mv">
+            <w:hyperlink w:history="1" r:id="rIdyvvp0o4namom_rvqikru4">
               <w:r>
                 <w:rPr>
                   <w:rFonts w:ascii="Arial" w:cs="Arial" w:eastAsia="Arial" w:hAnsi="Arial"/>
@@ -24231,7 +24231,7 @@
               <w:spacing w:after="10" w:before="0"/>
               <w:ind w:left="120"/>
             </w:pPr>
-            <w:hyperlink w:history="1" r:id="rIddgxx5g6qhccvprib32f4z">
+            <w:hyperlink w:history="1" r:id="rIdeb7ou60ovjhafpiuetxvo">
               <w:r>
                 <w:rPr>
                   <w:rFonts w:ascii="Arial" w:cs="Arial" w:eastAsia="Arial" w:hAnsi="Arial"/>
@@ -24276,7 +24276,7 @@
             <w:pPr>
               <w:spacing w:after="20" w:before="0"/>
             </w:pPr>
-            <w:hyperlink w:history="1" r:id="rIdmzvsaekckcpx7ac2euvt9">
+            <w:hyperlink w:history="1" r:id="rIdsnr7tigh6m41rwg5jhtbk">
               <w:r>
                 <w:rPr>
                   <w:rFonts w:ascii="Arial" w:cs="Arial" w:eastAsia="Arial" w:hAnsi="Arial"/>
@@ -24309,7 +24309,7 @@
               <w:spacing w:after="10" w:before="0"/>
               <w:ind w:left="120"/>
             </w:pPr>
-            <w:hyperlink w:history="1" r:id="rIdx2dujlw7r0v8m8dtjjotp">
+            <w:hyperlink w:history="1" r:id="rIdvf0r6wavkf74x2rsdu-zb">
               <w:r>
                 <w:rPr>
                   <w:rFonts w:ascii="Arial" w:cs="Arial" w:eastAsia="Arial" w:hAnsi="Arial"/>

--- a/data/outputs/v2/General_Science/SS3.2_Linear_Motion/General_Science_Linear_Motion_CBE_LessonSequence.docx
+++ b/data/outputs/v2/General_Science/SS3.2_Linear_Motion/General_Science_Linear_Motion_CBE_LessonSequence.docx
@@ -42,6 +42,177 @@
     </w:p>
     <w:p>
       <w:pPr>
+        <w:spacing w:after="80" w:before="120"/>
+      </w:pPr>
+      <w:r>
+        <w:rPr>
+          <w:rFonts w:ascii="Arial" w:cs="Arial" w:eastAsia="Arial" w:hAnsi="Arial"/>
+          <w:b/>
+          <w:bCs/>
+          <w:color w:val="1F3864"/>
+          <w:sz w:val="20"/>
+          <w:szCs w:val="20"/>
+        </w:rPr>
+        <w:t xml:space="preserve">ATTRIBUTION AND LICENSING</w:t>
+      </w:r>
+    </w:p>
+    <w:p>
+      <w:pPr>
+        <w:spacing w:after="60" w:before="0"/>
+      </w:pPr>
+      <w:r>
+        <w:rPr>
+          <w:rFonts w:ascii="Arial" w:cs="Arial" w:eastAsia="Arial" w:hAnsi="Arial"/>
+          <w:b/>
+          <w:bCs/>
+          <w:sz w:val="17"/>
+          <w:szCs w:val="17"/>
+        </w:rPr>
+        <w:t xml:space="preserve">Curriculum Alignment: </w:t>
+      </w:r>
+      <w:r>
+        <w:rPr>
+          <w:rFonts w:ascii="Arial" w:cs="Arial" w:eastAsia="Arial" w:hAnsi="Arial"/>
+          <w:sz w:val="17"/>
+          <w:szCs w:val="17"/>
+        </w:rPr>
+        <w:t xml:space="preserve">Structured in pedagogical alignment with the competence-based curriculum format and learning outcomes established by the Kenya Institute of Curriculum Development (KICD). This material is independently developed and is not officially endorsed or published by KICD.</w:t>
+      </w:r>
+    </w:p>
+    <w:p>
+      <w:pPr>
+        <w:spacing w:after="60" w:before="0"/>
+      </w:pPr>
+      <w:r>
+        <w:rPr>
+          <w:rFonts w:ascii="Arial" w:cs="Arial" w:eastAsia="Arial" w:hAnsi="Arial"/>
+          <w:b/>
+          <w:bCs/>
+          <w:sz w:val="17"/>
+          <w:szCs w:val="17"/>
+        </w:rPr>
+        <w:t xml:space="preserve">Content &amp; Pedagogy: </w:t>
+      </w:r>
+      <w:r>
+        <w:rPr>
+          <w:rFonts w:ascii="Arial" w:cs="Arial" w:eastAsia="Arial" w:hAnsi="Arial"/>
+          <w:sz w:val="17"/>
+          <w:szCs w:val="17"/>
+        </w:rPr>
+        <w:t xml:space="preserve">Developed and adapted by the educator team at SeaVuria (registered 501(c)(3) in the United States and registered NGO in Kenya, No. 872-850A-BF11), who designed the pedagogical framework, lesson templates and exemplar lessons on which this material is based.</w:t>
+      </w:r>
+    </w:p>
+    <w:p>
+      <w:pPr>
+        <w:spacing w:after="60" w:before="0"/>
+      </w:pPr>
+      <w:r>
+        <w:rPr>
+          <w:rFonts w:ascii="Arial" w:cs="Arial" w:eastAsia="Arial" w:hAnsi="Arial"/>
+          <w:b/>
+          <w:bCs/>
+          <w:sz w:val="17"/>
+          <w:szCs w:val="17"/>
+        </w:rPr>
+        <w:t xml:space="preserve">Production &amp; Layout: </w:t>
+      </w:r>
+      <w:r>
+        <w:rPr>
+          <w:rFonts w:ascii="Arial" w:cs="Arial" w:eastAsia="Arial" w:hAnsi="Arial"/>
+          <w:sz w:val="17"/>
+          <w:szCs w:val="17"/>
+        </w:rPr>
+        <w:t xml:space="preserve">Educational design and curriculum sequencing by SeaVuria. Technical layout, structural formatting, and digital optimization/implementation executed in partnership with ARES Education (registered 501(c)(3) in the United States and Canada (as Afretech Aid) and registered NGO in Kenya), with lesson drafting and compilation assisted by AI (Claude, Anthropic).</w:t>
+      </w:r>
+    </w:p>
+    <w:p>
+      <w:pPr>
+        <w:pBdr>
+          <w:bottom w:val="single" w:color="1F3864" w:sz="6" w:space="6"/>
+        </w:pBdr>
+        <w:spacing w:after="60" w:before="0"/>
+      </w:pPr>
+      <w:r>
+        <w:rPr>
+          <w:rFonts w:ascii="Arial" w:cs="Arial" w:eastAsia="Arial" w:hAnsi="Arial"/>
+          <w:b/>
+          <w:bCs/>
+          <w:sz w:val="17"/>
+          <w:szCs w:val="17"/>
+        </w:rPr>
+        <w:t xml:space="preserve">Licensing &amp; Copyright: </w:t>
+      </w:r>
+      <w:r>
+        <w:rPr>
+          <w:rFonts w:ascii="Arial" w:cs="Arial" w:eastAsia="Arial" w:hAnsi="Arial"/>
+          <w:sz w:val="17"/>
+          <w:szCs w:val="17"/>
+        </w:rPr>
+        <w:t xml:space="preserve">© 2026 SeaVuria and ARES. This work is licensed under a </w:t>
+      </w:r>
+      <w:hyperlink w:history="1" r:id="rIdtv4qvnvd3j4mtiswp1nxr">
+        <w:r>
+          <w:rPr>
+            <w:rFonts w:ascii="Arial" w:cs="Arial" w:eastAsia="Arial" w:hAnsi="Arial"/>
+            <w:color w:val="1F6B75"/>
+            <w:sz w:val="17"/>
+            <w:szCs w:val="17"/>
+            <w:u w:val="single" w:color="1F6B75"/>
+          </w:rPr>
+          <w:t xml:space="preserve">Creative Commons Attribution-NonCommercial 4.0 International License</w:t>
+        </w:r>
+      </w:hyperlink>
+      <w:r>
+        <w:rPr>
+          <w:rFonts w:ascii="Arial" w:cs="Arial" w:eastAsia="Arial" w:hAnsi="Arial"/>
+          <w:sz w:val="17"/>
+          <w:szCs w:val="17"/>
+        </w:rPr>
+        <w:t xml:space="preserve"> (</w:t>
+      </w:r>
+      <w:hyperlink w:history="1" r:id="rIdvk5xqyyzi3skffuwx5ilo">
+        <w:r>
+          <w:rPr>
+            <w:rFonts w:ascii="Arial" w:cs="Arial" w:eastAsia="Arial" w:hAnsi="Arial"/>
+            <w:color w:val="1F6B75"/>
+            <w:sz w:val="17"/>
+            <w:szCs w:val="17"/>
+            <w:u w:val="single" w:color="1F6B75"/>
+          </w:rPr>
+          <w:t xml:space="preserve">CC BY-NC 4.0</w:t>
+        </w:r>
+      </w:hyperlink>
+      <w:r>
+        <w:rPr>
+          <w:rFonts w:ascii="Arial" w:cs="Arial" w:eastAsia="Arial" w:hAnsi="Arial"/>
+          <w:sz w:val="17"/>
+          <w:szCs w:val="17"/>
+        </w:rPr>
+        <w:t xml:space="preserve">). To view a copy of this license, visit </w:t>
+      </w:r>
+      <w:hyperlink w:history="1" r:id="rIdb2bkzzh-otcl-tuxroxw8">
+        <w:r>
+          <w:rPr>
+            <w:rFonts w:ascii="Arial" w:cs="Arial" w:eastAsia="Arial" w:hAnsi="Arial"/>
+            <w:color w:val="1F6B75"/>
+            <w:sz w:val="17"/>
+            <w:szCs w:val="17"/>
+            <w:u w:val="single" w:color="1F6B75"/>
+          </w:rPr>
+          <w:t xml:space="preserve">https://creativecommons.org/licenses/by-nc/4.0/</w:t>
+        </w:r>
+      </w:hyperlink>
+      <w:r>
+        <w:rPr>
+          <w:rFonts w:ascii="Arial" w:cs="Arial" w:eastAsia="Arial" w:hAnsi="Arial"/>
+          <w:sz w:val="17"/>
+          <w:szCs w:val="17"/>
+        </w:rPr>
+        <w:t xml:space="preserve">. You are free to copy, redistribute, and adapt this material in any medium or format, provided appropriate credit is given and the material is not used for commercial purposes. KICD learning outcomes and curriculum designations reproduced here for alignment purposes remain the property of KICD and are not covered by this license. Linked external resources (e.g. CK-12, Khan Academy, PhET) are subject to their own licenses.</w:t>
+      </w:r>
+    </w:p>
+    <w:p>
+      <w:pPr>
         <w:spacing w:after="120"/>
       </w:pPr>
       <w:r>
@@ -3007,7 +3178,7 @@
             <w:pPr>
               <w:spacing w:after="20" w:before="0"/>
             </w:pPr>
-            <w:hyperlink w:history="1" r:id="rIdbqdssk9rqxeokcmsrgxai">
+            <w:hyperlink w:history="1" r:id="rId4ldabvbpy2vfi9bqn21ln">
               <w:r>
                 <w:rPr>
                   <w:rFonts w:ascii="Arial" w:cs="Arial" w:eastAsia="Arial" w:hAnsi="Arial"/>
@@ -3040,7 +3211,7 @@
               <w:spacing w:after="10" w:before="0"/>
               <w:ind w:left="120"/>
             </w:pPr>
-            <w:hyperlink w:history="1" r:id="rId13nvzdhwktz3lb5cxmz6w">
+            <w:hyperlink w:history="1" r:id="rIdsa4vnxihsim4qdgfy7au_">
               <w:r>
                 <w:rPr>
                   <w:rFonts w:ascii="Arial" w:cs="Arial" w:eastAsia="Arial" w:hAnsi="Arial"/>
@@ -3085,7 +3256,7 @@
             <w:pPr>
               <w:spacing w:after="20" w:before="0"/>
             </w:pPr>
-            <w:hyperlink w:history="1" r:id="rIdonl8xnrndcno33q-661fh">
+            <w:hyperlink w:history="1" r:id="rId46otbkqufhgnd9udumbjc">
               <w:r>
                 <w:rPr>
                   <w:rFonts w:ascii="Arial" w:cs="Arial" w:eastAsia="Arial" w:hAnsi="Arial"/>
@@ -3118,7 +3289,7 @@
               <w:spacing w:after="10" w:before="0"/>
               <w:ind w:left="120"/>
             </w:pPr>
-            <w:hyperlink w:history="1" r:id="rIdei_j_lo5c70cwdtujhs5j">
+            <w:hyperlink w:history="1" r:id="rIdjxjfq67jf4mi314qyyezq">
               <w:r>
                 <w:rPr>
                   <w:rFonts w:ascii="Arial" w:cs="Arial" w:eastAsia="Arial" w:hAnsi="Arial"/>
@@ -3313,7 +3484,7 @@
             <w:pPr>
               <w:spacing w:after="20" w:before="0"/>
             </w:pPr>
-            <w:hyperlink w:history="1" r:id="rIdi7trfuguom8dwpro5mb3j">
+            <w:hyperlink w:history="1" r:id="rIdszq_4-dwc0uomowt9zauq">
               <w:r>
                 <w:rPr>
                   <w:rFonts w:ascii="Arial" w:cs="Arial" w:eastAsia="Arial" w:hAnsi="Arial"/>
@@ -3346,7 +3517,7 @@
               <w:spacing w:after="10" w:before="0"/>
               <w:ind w:left="120"/>
             </w:pPr>
-            <w:hyperlink w:history="1" r:id="rIduw2qqu3jzcweti7vo_ek9">
+            <w:hyperlink w:history="1" r:id="rIdnoip9ay4m1wmk8uwl_rtn">
               <w:r>
                 <w:rPr>
                   <w:rFonts w:ascii="Arial" w:cs="Arial" w:eastAsia="Arial" w:hAnsi="Arial"/>
@@ -3391,7 +3562,7 @@
             <w:pPr>
               <w:spacing w:after="20" w:before="0"/>
             </w:pPr>
-            <w:hyperlink w:history="1" r:id="rIdwdf9fueiqmunnyoo2qqvz">
+            <w:hyperlink w:history="1" r:id="rIddjyrdjzegfv5gti9hgqoq">
               <w:r>
                 <w:rPr>
                   <w:rFonts w:ascii="Arial" w:cs="Arial" w:eastAsia="Arial" w:hAnsi="Arial"/>
@@ -3424,7 +3595,7 @@
               <w:spacing w:after="10" w:before="0"/>
               <w:ind w:left="120"/>
             </w:pPr>
-            <w:hyperlink w:history="1" r:id="rIdf5yimk1vaew7nmxdfe8km">
+            <w:hyperlink w:history="1" r:id="rIdrjx_egejrhf_qjnsaapps">
               <w:r>
                 <w:rPr>
                   <w:rFonts w:ascii="Arial" w:cs="Arial" w:eastAsia="Arial" w:hAnsi="Arial"/>
@@ -3619,7 +3790,7 @@
             <w:pPr>
               <w:spacing w:after="20" w:before="0"/>
             </w:pPr>
-            <w:hyperlink w:history="1" r:id="rIdbgmpfljbhjn2dosoova_y">
+            <w:hyperlink w:history="1" r:id="rId_kgwmtxld5abo3pkzc3jn">
               <w:r>
                 <w:rPr>
                   <w:rFonts w:ascii="Arial" w:cs="Arial" w:eastAsia="Arial" w:hAnsi="Arial"/>
@@ -3652,7 +3823,7 @@
               <w:spacing w:after="10" w:before="0"/>
               <w:ind w:left="120"/>
             </w:pPr>
-            <w:hyperlink w:history="1" r:id="rIdoex99grjyyyqbscbfr58p">
+            <w:hyperlink w:history="1" r:id="rIdcmwt2bmb6zu1jcu-d_snd">
               <w:r>
                 <w:rPr>
                   <w:rFonts w:ascii="Arial" w:cs="Arial" w:eastAsia="Arial" w:hAnsi="Arial"/>
@@ -3697,7 +3868,7 @@
             <w:pPr>
               <w:spacing w:after="20" w:before="0"/>
             </w:pPr>
-            <w:hyperlink w:history="1" r:id="rIdoctw8mp4627rttadgc5-n">
+            <w:hyperlink w:history="1" r:id="rIdwvcmcz74-hdw7icxivsfu">
               <w:r>
                 <w:rPr>
                   <w:rFonts w:ascii="Arial" w:cs="Arial" w:eastAsia="Arial" w:hAnsi="Arial"/>
@@ -3730,7 +3901,7 @@
               <w:spacing w:after="10" w:before="0"/>
               <w:ind w:left="120"/>
             </w:pPr>
-            <w:hyperlink w:history="1" r:id="rIdv2ku2zw_0ohwcjkbuydaw">
+            <w:hyperlink w:history="1" r:id="rIdf3nkwdfhxvqptgs4h6ysg">
               <w:r>
                 <w:rPr>
                   <w:rFonts w:ascii="Arial" w:cs="Arial" w:eastAsia="Arial" w:hAnsi="Arial"/>
@@ -3925,7 +4096,7 @@
             <w:pPr>
               <w:spacing w:after="20" w:before="0"/>
             </w:pPr>
-            <w:hyperlink w:history="1" r:id="rId0nx_3079cmr8nl4cdo4f5">
+            <w:hyperlink w:history="1" r:id="rId7o7bfrcz1bitzd8o24oej">
               <w:r>
                 <w:rPr>
                   <w:rFonts w:ascii="Arial" w:cs="Arial" w:eastAsia="Arial" w:hAnsi="Arial"/>
@@ -3958,7 +4129,7 @@
               <w:spacing w:after="10" w:before="0"/>
               <w:ind w:left="120"/>
             </w:pPr>
-            <w:hyperlink w:history="1" r:id="rIdrg2el5ldbjlav9xagpgfy">
+            <w:hyperlink w:history="1" r:id="rIdwsw8lnpqfqwcrav5-ij4b">
               <w:r>
                 <w:rPr>
                   <w:rFonts w:ascii="Arial" w:cs="Arial" w:eastAsia="Arial" w:hAnsi="Arial"/>
@@ -4003,7 +4174,7 @@
             <w:pPr>
               <w:spacing w:after="20" w:before="0"/>
             </w:pPr>
-            <w:hyperlink w:history="1" r:id="rIdycjponumdlntzhnppgk-e">
+            <w:hyperlink w:history="1" r:id="rIdvg63zxox2axylavm8xqnd">
               <w:r>
                 <w:rPr>
                   <w:rFonts w:ascii="Arial" w:cs="Arial" w:eastAsia="Arial" w:hAnsi="Arial"/>
@@ -4036,7 +4207,7 @@
               <w:spacing w:after="10" w:before="0"/>
               <w:ind w:left="120"/>
             </w:pPr>
-            <w:hyperlink w:history="1" r:id="rIduzqwghp0pg1zdenpezfkv">
+            <w:hyperlink w:history="1" r:id="rId79xpukr__yft4lvrnsu3b">
               <w:r>
                 <w:rPr>
                   <w:rFonts w:ascii="Arial" w:cs="Arial" w:eastAsia="Arial" w:hAnsi="Arial"/>
@@ -4231,7 +4402,7 @@
             <w:pPr>
               <w:spacing w:after="20" w:before="0"/>
             </w:pPr>
-            <w:hyperlink w:history="1" r:id="rIdoaklirhhowtjqfz2f0vbf">
+            <w:hyperlink w:history="1" r:id="rIddn5ywqspzoqqvcuab-gm5">
               <w:r>
                 <w:rPr>
                   <w:rFonts w:ascii="Arial" w:cs="Arial" w:eastAsia="Arial" w:hAnsi="Arial"/>
@@ -4264,7 +4435,7 @@
               <w:spacing w:after="10" w:before="0"/>
               <w:ind w:left="120"/>
             </w:pPr>
-            <w:hyperlink w:history="1" r:id="rId4hhbfrlttigrp7egmygnn">
+            <w:hyperlink w:history="1" r:id="rIdyh0cxgtwayant3xduhe2-">
               <w:r>
                 <w:rPr>
                   <w:rFonts w:ascii="Arial" w:cs="Arial" w:eastAsia="Arial" w:hAnsi="Arial"/>
@@ -4309,7 +4480,7 @@
             <w:pPr>
               <w:spacing w:after="20" w:before="0"/>
             </w:pPr>
-            <w:hyperlink w:history="1" r:id="rId-3cvsswxhykqnand0plii">
+            <w:hyperlink w:history="1" r:id="rIdjddotc3aodhe349sx4cwe">
               <w:r>
                 <w:rPr>
                   <w:rFonts w:ascii="Arial" w:cs="Arial" w:eastAsia="Arial" w:hAnsi="Arial"/>
@@ -4342,7 +4513,7 @@
               <w:spacing w:after="10" w:before="0"/>
               <w:ind w:left="120"/>
             </w:pPr>
-            <w:hyperlink w:history="1" r:id="rIdx8yr1wbcvqfbedr8utdpx">
+            <w:hyperlink w:history="1" r:id="rIdtw7kv_dgkoirspxleji2-">
               <w:r>
                 <w:rPr>
                   <w:rFonts w:ascii="Arial" w:cs="Arial" w:eastAsia="Arial" w:hAnsi="Arial"/>
@@ -4838,6 +5009,65 @@
         </w:tc>
       </w:tr>
     </w:tbl>
+    <w:p>
+      <w:pPr>
+        <w:pBdr>
+          <w:top w:val="single" w:color="BBBBBB" w:sz="4" w:space="4"/>
+        </w:pBdr>
+        <w:spacing w:after="0" w:before="160"/>
+      </w:pPr>
+      <w:r>
+        <w:rPr>
+          <w:rFonts w:ascii="Arial" w:cs="Arial" w:eastAsia="Arial" w:hAnsi="Arial"/>
+          <w:color w:val="666666"/>
+          <w:sz w:val="14"/>
+          <w:szCs w:val="14"/>
+        </w:rPr>
+        <w:t xml:space="preserve">© 2026 SeaVuria and ARES. Aligned with KICD objectives. Developed by SeaVuria; technical implementation by ARES (with AI assistance from Claude). Licensed under </w:t>
+      </w:r>
+      <w:hyperlink w:history="1" r:id="rIdlfcva8rsra7vlfl2eawyj">
+        <w:r>
+          <w:rPr>
+            <w:rFonts w:ascii="Arial" w:cs="Arial" w:eastAsia="Arial" w:hAnsi="Arial"/>
+            <w:color w:val="1F6B75"/>
+            <w:sz w:val="14"/>
+            <w:szCs w:val="14"/>
+            <w:u w:val="single" w:color="1F6B75"/>
+          </w:rPr>
+          <w:t xml:space="preserve">CC BY-NC 4.0</w:t>
+        </w:r>
+      </w:hyperlink>
+      <w:r>
+        <w:rPr>
+          <w:rFonts w:ascii="Arial" w:cs="Arial" w:eastAsia="Arial" w:hAnsi="Arial"/>
+          <w:color w:val="666666"/>
+          <w:sz w:val="14"/>
+          <w:szCs w:val="14"/>
+        </w:rPr>
+        <w:t xml:space="preserve"> (</w:t>
+      </w:r>
+      <w:hyperlink w:history="1" r:id="rIdzzapk6-na39qzy7kfiasi">
+        <w:r>
+          <w:rPr>
+            <w:rFonts w:ascii="Arial" w:cs="Arial" w:eastAsia="Arial" w:hAnsi="Arial"/>
+            <w:color w:val="1F6B75"/>
+            <w:sz w:val="14"/>
+            <w:szCs w:val="14"/>
+            <w:u w:val="single" w:color="1F6B75"/>
+          </w:rPr>
+          <w:t xml:space="preserve">https://creativecommons.org/licenses/by-nc/4.0/</w:t>
+        </w:r>
+      </w:hyperlink>
+      <w:r>
+        <w:rPr>
+          <w:rFonts w:ascii="Arial" w:cs="Arial" w:eastAsia="Arial" w:hAnsi="Arial"/>
+          <w:color w:val="666666"/>
+          <w:sz w:val="14"/>
+          <w:szCs w:val="14"/>
+        </w:rPr>
+        <w:t xml:space="preserve">).</w:t>
+      </w:r>
+    </w:p>
     <w:p>
       <w:r>
         <w:br w:type="page"/>
@@ -5829,7 +6059,7 @@
             <w:pPr>
               <w:spacing w:after="20" w:before="0"/>
             </w:pPr>
-            <w:hyperlink w:history="1" r:id="rIdolrqnzln2lvoa9qmnoosv">
+            <w:hyperlink w:history="1" r:id="rIdydiztsblz9eoimvvxbrho">
               <w:r>
                 <w:rPr>
                   <w:rFonts w:ascii="Arial" w:cs="Arial" w:eastAsia="Arial" w:hAnsi="Arial"/>
@@ -5862,7 +6092,7 @@
               <w:spacing w:after="10" w:before="0"/>
               <w:ind w:left="120"/>
             </w:pPr>
-            <w:hyperlink w:history="1" r:id="rIdp-dwhzbiwnbzowngld6vr">
+            <w:hyperlink w:history="1" r:id="rId3uyxs3qw9og1wuxb_gfh1">
               <w:r>
                 <w:rPr>
                   <w:rFonts w:ascii="Arial" w:cs="Arial" w:eastAsia="Arial" w:hAnsi="Arial"/>
@@ -5907,7 +6137,7 @@
             <w:pPr>
               <w:spacing w:after="20" w:before="0"/>
             </w:pPr>
-            <w:hyperlink w:history="1" r:id="rIdyxewdxrgn2yvx9rcbg0in">
+            <w:hyperlink w:history="1" r:id="rIdshrgz6_rrag6t3gdw6vbf">
               <w:r>
                 <w:rPr>
                   <w:rFonts w:ascii="Arial" w:cs="Arial" w:eastAsia="Arial" w:hAnsi="Arial"/>
@@ -5940,7 +6170,7 @@
               <w:spacing w:after="10" w:before="0"/>
               <w:ind w:left="120"/>
             </w:pPr>
-            <w:hyperlink w:history="1" r:id="rIdjsbq5s3orl4zh1zj86n8i">
+            <w:hyperlink w:history="1" r:id="rIdf4jjpbn9ugh45ypwioyhp">
               <w:r>
                 <w:rPr>
                   <w:rFonts w:ascii="Arial" w:cs="Arial" w:eastAsia="Arial" w:hAnsi="Arial"/>
@@ -6135,7 +6365,7 @@
             <w:pPr>
               <w:spacing w:after="20" w:before="0"/>
             </w:pPr>
-            <w:hyperlink w:history="1" r:id="rIdopamjtot9oesvew9qawnl">
+            <w:hyperlink w:history="1" r:id="rIdhjj-dksvitnglnrvox43s">
               <w:r>
                 <w:rPr>
                   <w:rFonts w:ascii="Arial" w:cs="Arial" w:eastAsia="Arial" w:hAnsi="Arial"/>
@@ -6168,7 +6398,7 @@
               <w:spacing w:after="10" w:before="0"/>
               <w:ind w:left="120"/>
             </w:pPr>
-            <w:hyperlink w:history="1" r:id="rIdlfp7i39zpybrfweunkdj0">
+            <w:hyperlink w:history="1" r:id="rIdctdmpn8kklb0pbuplrcut">
               <w:r>
                 <w:rPr>
                   <w:rFonts w:ascii="Arial" w:cs="Arial" w:eastAsia="Arial" w:hAnsi="Arial"/>
@@ -6213,7 +6443,7 @@
             <w:pPr>
               <w:spacing w:after="20" w:before="0"/>
             </w:pPr>
-            <w:hyperlink w:history="1" r:id="rIdq__6oomvpcbw8-siwj4or">
+            <w:hyperlink w:history="1" r:id="rIds3ps1rnkqdyy4axw2p9hb">
               <w:r>
                 <w:rPr>
                   <w:rFonts w:ascii="Arial" w:cs="Arial" w:eastAsia="Arial" w:hAnsi="Arial"/>
@@ -6246,7 +6476,7 @@
               <w:spacing w:after="10" w:before="0"/>
               <w:ind w:left="120"/>
             </w:pPr>
-            <w:hyperlink w:history="1" r:id="rIdoeseiegwyafhx4iy75nyl">
+            <w:hyperlink w:history="1" r:id="rIdnsxbtp4esmazficxcha8k">
               <w:r>
                 <w:rPr>
                   <w:rFonts w:ascii="Arial" w:cs="Arial" w:eastAsia="Arial" w:hAnsi="Arial"/>
@@ -6441,7 +6671,7 @@
             <w:pPr>
               <w:spacing w:after="20" w:before="0"/>
             </w:pPr>
-            <w:hyperlink w:history="1" r:id="rIddz9bzbq1xlxwxtzsofb3g">
+            <w:hyperlink w:history="1" r:id="rIdl2wwu4bqkfjngd97pzgz8">
               <w:r>
                 <w:rPr>
                   <w:rFonts w:ascii="Arial" w:cs="Arial" w:eastAsia="Arial" w:hAnsi="Arial"/>
@@ -6474,7 +6704,7 @@
               <w:spacing w:after="10" w:before="0"/>
               <w:ind w:left="120"/>
             </w:pPr>
-            <w:hyperlink w:history="1" r:id="rIdhuzhqeorfbsbchbvs2c3v">
+            <w:hyperlink w:history="1" r:id="rIdqd6fysa0ar1_40rs1i24g">
               <w:r>
                 <w:rPr>
                   <w:rFonts w:ascii="Arial" w:cs="Arial" w:eastAsia="Arial" w:hAnsi="Arial"/>
@@ -6519,7 +6749,7 @@
             <w:pPr>
               <w:spacing w:after="20" w:before="0"/>
             </w:pPr>
-            <w:hyperlink w:history="1" r:id="rIdccbzz-uvdnv1yeyz5pyfv">
+            <w:hyperlink w:history="1" r:id="rIdfmk_iftrh0zjb5_vhkuxd">
               <w:r>
                 <w:rPr>
                   <w:rFonts w:ascii="Arial" w:cs="Arial" w:eastAsia="Arial" w:hAnsi="Arial"/>
@@ -6552,7 +6782,7 @@
               <w:spacing w:after="10" w:before="0"/>
               <w:ind w:left="120"/>
             </w:pPr>
-            <w:hyperlink w:history="1" r:id="rIdcofvzzd5zgzo_epzzu9zm">
+            <w:hyperlink w:history="1" r:id="rIdufkzs37xsw_pktp65uyad">
               <w:r>
                 <w:rPr>
                   <w:rFonts w:ascii="Arial" w:cs="Arial" w:eastAsia="Arial" w:hAnsi="Arial"/>
@@ -6747,7 +6977,7 @@
             <w:pPr>
               <w:spacing w:after="20" w:before="0"/>
             </w:pPr>
-            <w:hyperlink w:history="1" r:id="rId6rewfroj3hyh2t-wvfefe">
+            <w:hyperlink w:history="1" r:id="rId4nmohbnwdbnpjcgklefzt">
               <w:r>
                 <w:rPr>
                   <w:rFonts w:ascii="Arial" w:cs="Arial" w:eastAsia="Arial" w:hAnsi="Arial"/>
@@ -6780,7 +7010,7 @@
               <w:spacing w:after="10" w:before="0"/>
               <w:ind w:left="120"/>
             </w:pPr>
-            <w:hyperlink w:history="1" r:id="rIduezhbtblqvcrqckg_m2lu">
+            <w:hyperlink w:history="1" r:id="rIdkgpwzilsczdo491m9moj4">
               <w:r>
                 <w:rPr>
                   <w:rFonts w:ascii="Arial" w:cs="Arial" w:eastAsia="Arial" w:hAnsi="Arial"/>
@@ -6825,7 +7055,7 @@
             <w:pPr>
               <w:spacing w:after="20" w:before="0"/>
             </w:pPr>
-            <w:hyperlink w:history="1" r:id="rIdf7xbota7yqbnsbri1ybcv">
+            <w:hyperlink w:history="1" r:id="rId_q_uvvryksltobmjjscxu">
               <w:r>
                 <w:rPr>
                   <w:rFonts w:ascii="Arial" w:cs="Arial" w:eastAsia="Arial" w:hAnsi="Arial"/>
@@ -6858,7 +7088,7 @@
               <w:spacing w:after="10" w:before="0"/>
               <w:ind w:left="120"/>
             </w:pPr>
-            <w:hyperlink w:history="1" r:id="rIdlxk0lew2opgyvnvakfgyd">
+            <w:hyperlink w:history="1" r:id="rIdstn_g_v2qawckojp_ihb1">
               <w:r>
                 <w:rPr>
                   <w:rFonts w:ascii="Arial" w:cs="Arial" w:eastAsia="Arial" w:hAnsi="Arial"/>
@@ -7053,7 +7283,7 @@
             <w:pPr>
               <w:spacing w:after="20" w:before="0"/>
             </w:pPr>
-            <w:hyperlink w:history="1" r:id="rIdkuoowtgjhdzpqaunljcco">
+            <w:hyperlink w:history="1" r:id="rIdr0bw3nvj0swey6ognu6pc">
               <w:r>
                 <w:rPr>
                   <w:rFonts w:ascii="Arial" w:cs="Arial" w:eastAsia="Arial" w:hAnsi="Arial"/>
@@ -7086,7 +7316,7 @@
               <w:spacing w:after="10" w:before="0"/>
               <w:ind w:left="120"/>
             </w:pPr>
-            <w:hyperlink w:history="1" r:id="rIdoaudkrymigi6jnjl1aoel">
+            <w:hyperlink w:history="1" r:id="rId-uhcnj6cycbdir_mppnqb">
               <w:r>
                 <w:rPr>
                   <w:rFonts w:ascii="Arial" w:cs="Arial" w:eastAsia="Arial" w:hAnsi="Arial"/>
@@ -7131,7 +7361,7 @@
             <w:pPr>
               <w:spacing w:after="20" w:before="0"/>
             </w:pPr>
-            <w:hyperlink w:history="1" r:id="rIdqxzgo2-_fwsgxkqfviguv">
+            <w:hyperlink w:history="1" r:id="rIdndplmh6-ptoztqk8qfip8">
               <w:r>
                 <w:rPr>
                   <w:rFonts w:ascii="Arial" w:cs="Arial" w:eastAsia="Arial" w:hAnsi="Arial"/>
@@ -7164,7 +7394,7 @@
               <w:spacing w:after="10" w:before="0"/>
               <w:ind w:left="120"/>
             </w:pPr>
-            <w:hyperlink w:history="1" r:id="rIdmisdb4bvizkkgkwood9ze">
+            <w:hyperlink w:history="1" r:id="rId3byocpyvk8b83fs3plhau">
               <w:r>
                 <w:rPr>
                   <w:rFonts w:ascii="Arial" w:cs="Arial" w:eastAsia="Arial" w:hAnsi="Arial"/>
@@ -7660,6 +7890,65 @@
         </w:tc>
       </w:tr>
     </w:tbl>
+    <w:p>
+      <w:pPr>
+        <w:pBdr>
+          <w:top w:val="single" w:color="BBBBBB" w:sz="4" w:space="4"/>
+        </w:pBdr>
+        <w:spacing w:after="0" w:before="160"/>
+      </w:pPr>
+      <w:r>
+        <w:rPr>
+          <w:rFonts w:ascii="Arial" w:cs="Arial" w:eastAsia="Arial" w:hAnsi="Arial"/>
+          <w:color w:val="666666"/>
+          <w:sz w:val="14"/>
+          <w:szCs w:val="14"/>
+        </w:rPr>
+        <w:t xml:space="preserve">© 2026 SeaVuria and ARES. Aligned with KICD objectives. Developed by SeaVuria; technical implementation by ARES (with AI assistance from Claude). Licensed under </w:t>
+      </w:r>
+      <w:hyperlink w:history="1" r:id="rIdegus5cdj9bznlbuhlwcvh">
+        <w:r>
+          <w:rPr>
+            <w:rFonts w:ascii="Arial" w:cs="Arial" w:eastAsia="Arial" w:hAnsi="Arial"/>
+            <w:color w:val="1F6B75"/>
+            <w:sz w:val="14"/>
+            <w:szCs w:val="14"/>
+            <w:u w:val="single" w:color="1F6B75"/>
+          </w:rPr>
+          <w:t xml:space="preserve">CC BY-NC 4.0</w:t>
+        </w:r>
+      </w:hyperlink>
+      <w:r>
+        <w:rPr>
+          <w:rFonts w:ascii="Arial" w:cs="Arial" w:eastAsia="Arial" w:hAnsi="Arial"/>
+          <w:color w:val="666666"/>
+          <w:sz w:val="14"/>
+          <w:szCs w:val="14"/>
+        </w:rPr>
+        <w:t xml:space="preserve"> (</w:t>
+      </w:r>
+      <w:hyperlink w:history="1" r:id="rIdeg7evy6wvcwin-r-gxvu7">
+        <w:r>
+          <w:rPr>
+            <w:rFonts w:ascii="Arial" w:cs="Arial" w:eastAsia="Arial" w:hAnsi="Arial"/>
+            <w:color w:val="1F6B75"/>
+            <w:sz w:val="14"/>
+            <w:szCs w:val="14"/>
+            <w:u w:val="single" w:color="1F6B75"/>
+          </w:rPr>
+          <w:t xml:space="preserve">https://creativecommons.org/licenses/by-nc/4.0/</w:t>
+        </w:r>
+      </w:hyperlink>
+      <w:r>
+        <w:rPr>
+          <w:rFonts w:ascii="Arial" w:cs="Arial" w:eastAsia="Arial" w:hAnsi="Arial"/>
+          <w:color w:val="666666"/>
+          <w:sz w:val="14"/>
+          <w:szCs w:val="14"/>
+        </w:rPr>
+        <w:t xml:space="preserve">).</w:t>
+      </w:r>
+    </w:p>
     <w:p>
       <w:r>
         <w:br w:type="page"/>
@@ -8651,7 +8940,7 @@
             <w:pPr>
               <w:spacing w:after="20" w:before="0"/>
             </w:pPr>
-            <w:hyperlink w:history="1" r:id="rIdzjto9vpcm4edezfz3bvax">
+            <w:hyperlink w:history="1" r:id="rIdudlzywjnil6oxrvfff2uh">
               <w:r>
                 <w:rPr>
                   <w:rFonts w:ascii="Arial" w:cs="Arial" w:eastAsia="Arial" w:hAnsi="Arial"/>
@@ -8684,7 +8973,7 @@
               <w:spacing w:after="10" w:before="0"/>
               <w:ind w:left="120"/>
             </w:pPr>
-            <w:hyperlink w:history="1" r:id="rId8xz0562q9uxtjnp-gbom6">
+            <w:hyperlink w:history="1" r:id="rIduqpqtovtzxyd9toysyqf8">
               <w:r>
                 <w:rPr>
                   <w:rFonts w:ascii="Arial" w:cs="Arial" w:eastAsia="Arial" w:hAnsi="Arial"/>
@@ -8729,7 +9018,7 @@
             <w:pPr>
               <w:spacing w:after="20" w:before="0"/>
             </w:pPr>
-            <w:hyperlink w:history="1" r:id="rIdslbkbmcfleizspuij5tfc">
+            <w:hyperlink w:history="1" r:id="rIdtjaxoujeogisn5ecgtcbj">
               <w:r>
                 <w:rPr>
                   <w:rFonts w:ascii="Arial" w:cs="Arial" w:eastAsia="Arial" w:hAnsi="Arial"/>
@@ -8762,7 +9051,7 @@
               <w:spacing w:after="10" w:before="0"/>
               <w:ind w:left="120"/>
             </w:pPr>
-            <w:hyperlink w:history="1" r:id="rIdcscerplecf_kenygz2p8c">
+            <w:hyperlink w:history="1" r:id="rIdi53hujw32r6zm-modm5gw">
               <w:r>
                 <w:rPr>
                   <w:rFonts w:ascii="Arial" w:cs="Arial" w:eastAsia="Arial" w:hAnsi="Arial"/>
@@ -8957,7 +9246,7 @@
             <w:pPr>
               <w:spacing w:after="20" w:before="0"/>
             </w:pPr>
-            <w:hyperlink w:history="1" r:id="rIdxshwvyp3deppnvr6xumhl">
+            <w:hyperlink w:history="1" r:id="rIddtnjb_-jfdms-r75_2i4s">
               <w:r>
                 <w:rPr>
                   <w:rFonts w:ascii="Arial" w:cs="Arial" w:eastAsia="Arial" w:hAnsi="Arial"/>
@@ -8990,7 +9279,7 @@
               <w:spacing w:after="10" w:before="0"/>
               <w:ind w:left="120"/>
             </w:pPr>
-            <w:hyperlink w:history="1" r:id="rIdpeuol-typtaoe4bdct6tx">
+            <w:hyperlink w:history="1" r:id="rId9dvmtucu1ub8aqhppr2kk">
               <w:r>
                 <w:rPr>
                   <w:rFonts w:ascii="Arial" w:cs="Arial" w:eastAsia="Arial" w:hAnsi="Arial"/>
@@ -9035,7 +9324,7 @@
             <w:pPr>
               <w:spacing w:after="20" w:before="0"/>
             </w:pPr>
-            <w:hyperlink w:history="1" r:id="rIdujcblspdfo_uibxkesh1j">
+            <w:hyperlink w:history="1" r:id="rIdi_uzttjqruz_vq0qlpaav">
               <w:r>
                 <w:rPr>
                   <w:rFonts w:ascii="Arial" w:cs="Arial" w:eastAsia="Arial" w:hAnsi="Arial"/>
@@ -9068,7 +9357,7 @@
               <w:spacing w:after="10" w:before="0"/>
               <w:ind w:left="120"/>
             </w:pPr>
-            <w:hyperlink w:history="1" r:id="rId-_iqh42hzhzu-uiqi-ric">
+            <w:hyperlink w:history="1" r:id="rId4jk5jwk9cg2iwcw0lmux2">
               <w:r>
                 <w:rPr>
                   <w:rFonts w:ascii="Arial" w:cs="Arial" w:eastAsia="Arial" w:hAnsi="Arial"/>
@@ -9263,7 +9552,7 @@
             <w:pPr>
               <w:spacing w:after="20" w:before="0"/>
             </w:pPr>
-            <w:hyperlink w:history="1" r:id="rIdc5rmwvwgllcuvq4uz4ezu">
+            <w:hyperlink w:history="1" r:id="rIdlo_c5zdyitfn2yuqb46hk">
               <w:r>
                 <w:rPr>
                   <w:rFonts w:ascii="Arial" w:cs="Arial" w:eastAsia="Arial" w:hAnsi="Arial"/>
@@ -9296,7 +9585,7 @@
               <w:spacing w:after="10" w:before="0"/>
               <w:ind w:left="120"/>
             </w:pPr>
-            <w:hyperlink w:history="1" r:id="rId1z7ecywbemgogs8tyefzd">
+            <w:hyperlink w:history="1" r:id="rIdfd_zt9_pyvevawu8y9x8w">
               <w:r>
                 <w:rPr>
                   <w:rFonts w:ascii="Arial" w:cs="Arial" w:eastAsia="Arial" w:hAnsi="Arial"/>
@@ -9341,7 +9630,7 @@
             <w:pPr>
               <w:spacing w:after="20" w:before="0"/>
             </w:pPr>
-            <w:hyperlink w:history="1" r:id="rIdw8wmwqoauqbsmgejphn3f">
+            <w:hyperlink w:history="1" r:id="rId9yud_mxtjyeegcsnffy0j">
               <w:r>
                 <w:rPr>
                   <w:rFonts w:ascii="Arial" w:cs="Arial" w:eastAsia="Arial" w:hAnsi="Arial"/>
@@ -9374,7 +9663,7 @@
               <w:spacing w:after="10" w:before="0"/>
               <w:ind w:left="120"/>
             </w:pPr>
-            <w:hyperlink w:history="1" r:id="rIdg6pfatinw6-yrxhoxj4ok">
+            <w:hyperlink w:history="1" r:id="rIdzch7q7sjbb72nds5ykgrk">
               <w:r>
                 <w:rPr>
                   <w:rFonts w:ascii="Arial" w:cs="Arial" w:eastAsia="Arial" w:hAnsi="Arial"/>
@@ -9569,7 +9858,7 @@
             <w:pPr>
               <w:spacing w:after="20" w:before="0"/>
             </w:pPr>
-            <w:hyperlink w:history="1" r:id="rId5peilsmylqql-nyumnk_i">
+            <w:hyperlink w:history="1" r:id="rId_pahyvxuvxhncjrbeq7ru">
               <w:r>
                 <w:rPr>
                   <w:rFonts w:ascii="Arial" w:cs="Arial" w:eastAsia="Arial" w:hAnsi="Arial"/>
@@ -9602,7 +9891,7 @@
               <w:spacing w:after="10" w:before="0"/>
               <w:ind w:left="120"/>
             </w:pPr>
-            <w:hyperlink w:history="1" r:id="rIduqgmesnu-0ynvr4dlnjp9">
+            <w:hyperlink w:history="1" r:id="rIdm9fqwhghlwkynzoelekcu">
               <w:r>
                 <w:rPr>
                   <w:rFonts w:ascii="Arial" w:cs="Arial" w:eastAsia="Arial" w:hAnsi="Arial"/>
@@ -9647,7 +9936,7 @@
             <w:pPr>
               <w:spacing w:after="20" w:before="0"/>
             </w:pPr>
-            <w:hyperlink w:history="1" r:id="rIdse5ym1yooilcxfdhqcrq6">
+            <w:hyperlink w:history="1" r:id="rIdzrnjptmvmgnfvc5rdwt-e">
               <w:r>
                 <w:rPr>
                   <w:rFonts w:ascii="Arial" w:cs="Arial" w:eastAsia="Arial" w:hAnsi="Arial"/>
@@ -9680,7 +9969,7 @@
               <w:spacing w:after="10" w:before="0"/>
               <w:ind w:left="120"/>
             </w:pPr>
-            <w:hyperlink w:history="1" r:id="rIdor-mygnelc15czmqe39wn">
+            <w:hyperlink w:history="1" r:id="rId7t37nfihymrcsl4ixrogx">
               <w:r>
                 <w:rPr>
                   <w:rFonts w:ascii="Arial" w:cs="Arial" w:eastAsia="Arial" w:hAnsi="Arial"/>
@@ -9875,7 +10164,7 @@
             <w:pPr>
               <w:spacing w:after="20" w:before="0"/>
             </w:pPr>
-            <w:hyperlink w:history="1" r:id="rIdt9jdxlv6wzd7ajtivmoei">
+            <w:hyperlink w:history="1" r:id="rIdzrkvvaoqx_dsqatdeanin">
               <w:r>
                 <w:rPr>
                   <w:rFonts w:ascii="Arial" w:cs="Arial" w:eastAsia="Arial" w:hAnsi="Arial"/>
@@ -9908,7 +10197,7 @@
               <w:spacing w:after="10" w:before="0"/>
               <w:ind w:left="120"/>
             </w:pPr>
-            <w:hyperlink w:history="1" r:id="rIdu4jumcihgba_rhjxhe5-d">
+            <w:hyperlink w:history="1" r:id="rIdm1ya4lknok7mm0wbwr7-t">
               <w:r>
                 <w:rPr>
                   <w:rFonts w:ascii="Arial" w:cs="Arial" w:eastAsia="Arial" w:hAnsi="Arial"/>
@@ -9953,7 +10242,7 @@
             <w:pPr>
               <w:spacing w:after="20" w:before="0"/>
             </w:pPr>
-            <w:hyperlink w:history="1" r:id="rIdazsmldkzhenm-inet7t_1">
+            <w:hyperlink w:history="1" r:id="rId4plmkv71o7dsmubxzyne3">
               <w:r>
                 <w:rPr>
                   <w:rFonts w:ascii="Arial" w:cs="Arial" w:eastAsia="Arial" w:hAnsi="Arial"/>
@@ -9986,7 +10275,7 @@
               <w:spacing w:after="10" w:before="0"/>
               <w:ind w:left="120"/>
             </w:pPr>
-            <w:hyperlink w:history="1" r:id="rIdc52bgrjotzrrmdr2x_yjj">
+            <w:hyperlink w:history="1" r:id="rIdafkjmqupovzvjefxdaql9">
               <w:r>
                 <w:rPr>
                   <w:rFonts w:ascii="Arial" w:cs="Arial" w:eastAsia="Arial" w:hAnsi="Arial"/>
@@ -10482,6 +10771,65 @@
         </w:tc>
       </w:tr>
     </w:tbl>
+    <w:p>
+      <w:pPr>
+        <w:pBdr>
+          <w:top w:val="single" w:color="BBBBBB" w:sz="4" w:space="4"/>
+        </w:pBdr>
+        <w:spacing w:after="0" w:before="160"/>
+      </w:pPr>
+      <w:r>
+        <w:rPr>
+          <w:rFonts w:ascii="Arial" w:cs="Arial" w:eastAsia="Arial" w:hAnsi="Arial"/>
+          <w:color w:val="666666"/>
+          <w:sz w:val="14"/>
+          <w:szCs w:val="14"/>
+        </w:rPr>
+        <w:t xml:space="preserve">© 2026 SeaVuria and ARES. Aligned with KICD objectives. Developed by SeaVuria; technical implementation by ARES (with AI assistance from Claude). Licensed under </w:t>
+      </w:r>
+      <w:hyperlink w:history="1" r:id="rIdad6ljk5qqezw1ktwszxmk">
+        <w:r>
+          <w:rPr>
+            <w:rFonts w:ascii="Arial" w:cs="Arial" w:eastAsia="Arial" w:hAnsi="Arial"/>
+            <w:color w:val="1F6B75"/>
+            <w:sz w:val="14"/>
+            <w:szCs w:val="14"/>
+            <w:u w:val="single" w:color="1F6B75"/>
+          </w:rPr>
+          <w:t xml:space="preserve">CC BY-NC 4.0</w:t>
+        </w:r>
+      </w:hyperlink>
+      <w:r>
+        <w:rPr>
+          <w:rFonts w:ascii="Arial" w:cs="Arial" w:eastAsia="Arial" w:hAnsi="Arial"/>
+          <w:color w:val="666666"/>
+          <w:sz w:val="14"/>
+          <w:szCs w:val="14"/>
+        </w:rPr>
+        <w:t xml:space="preserve"> (</w:t>
+      </w:r>
+      <w:hyperlink w:history="1" r:id="rIdyvo3tn938xl7ieoqkrr6s">
+        <w:r>
+          <w:rPr>
+            <w:rFonts w:ascii="Arial" w:cs="Arial" w:eastAsia="Arial" w:hAnsi="Arial"/>
+            <w:color w:val="1F6B75"/>
+            <w:sz w:val="14"/>
+            <w:szCs w:val="14"/>
+            <w:u w:val="single" w:color="1F6B75"/>
+          </w:rPr>
+          <w:t xml:space="preserve">https://creativecommons.org/licenses/by-nc/4.0/</w:t>
+        </w:r>
+      </w:hyperlink>
+      <w:r>
+        <w:rPr>
+          <w:rFonts w:ascii="Arial" w:cs="Arial" w:eastAsia="Arial" w:hAnsi="Arial"/>
+          <w:color w:val="666666"/>
+          <w:sz w:val="14"/>
+          <w:szCs w:val="14"/>
+        </w:rPr>
+        <w:t xml:space="preserve">).</w:t>
+      </w:r>
+    </w:p>
     <w:p>
       <w:r>
         <w:br w:type="page"/>
@@ -11473,7 +11821,7 @@
             <w:pPr>
               <w:spacing w:after="20" w:before="0"/>
             </w:pPr>
-            <w:hyperlink w:history="1" r:id="rIdxwkd-lvuvsbdt-mduigho">
+            <w:hyperlink w:history="1" r:id="rId7rhvceo_a8-moxw_bzlev">
               <w:r>
                 <w:rPr>
                   <w:rFonts w:ascii="Arial" w:cs="Arial" w:eastAsia="Arial" w:hAnsi="Arial"/>
@@ -11506,7 +11854,7 @@
               <w:spacing w:after="10" w:before="0"/>
               <w:ind w:left="120"/>
             </w:pPr>
-            <w:hyperlink w:history="1" r:id="rIdi2dtrxmmmb5bwtisxa-1c">
+            <w:hyperlink w:history="1" r:id="rIdqhydmjikd8rwxibeo3nkm">
               <w:r>
                 <w:rPr>
                   <w:rFonts w:ascii="Arial" w:cs="Arial" w:eastAsia="Arial" w:hAnsi="Arial"/>
@@ -11568,7 +11916,7 @@
               <w:spacing w:after="10" w:before="0"/>
               <w:ind w:left="120"/>
             </w:pPr>
-            <w:hyperlink w:history="1" r:id="rIdibgnsdwaf2i0-cr8d2oki">
+            <w:hyperlink w:history="1" r:id="rIdlab1bzewx643pbykm4rkw">
               <w:r>
                 <w:rPr>
                   <w:rFonts w:ascii="Arial" w:cs="Arial" w:eastAsia="Arial" w:hAnsi="Arial"/>
@@ -11778,7 +12126,7 @@
             <w:pPr>
               <w:spacing w:after="20" w:before="0"/>
             </w:pPr>
-            <w:hyperlink w:history="1" r:id="rId-t2kzliqcmzyxsk7zve1l">
+            <w:hyperlink w:history="1" r:id="rId4g6jd4mbngdvkwczcilw8">
               <w:r>
                 <w:rPr>
                   <w:rFonts w:ascii="Arial" w:cs="Arial" w:eastAsia="Arial" w:hAnsi="Arial"/>
@@ -11811,7 +12159,7 @@
               <w:spacing w:after="10" w:before="0"/>
               <w:ind w:left="120"/>
             </w:pPr>
-            <w:hyperlink w:history="1" r:id="rIdzweagaxbzu42th8lnr2zz">
+            <w:hyperlink w:history="1" r:id="rIdmk_4bj_sqyjwjrbr0l7wl">
               <w:r>
                 <w:rPr>
                   <w:rFonts w:ascii="Arial" w:cs="Arial" w:eastAsia="Arial" w:hAnsi="Arial"/>
@@ -11873,7 +12221,7 @@
               <w:spacing w:after="10" w:before="0"/>
               <w:ind w:left="120"/>
             </w:pPr>
-            <w:hyperlink w:history="1" r:id="rIde2qk5px--jdty__ivquln">
+            <w:hyperlink w:history="1" r:id="rId215olf2ezponpnht0jubv">
               <w:r>
                 <w:rPr>
                   <w:rFonts w:ascii="Arial" w:cs="Arial" w:eastAsia="Arial" w:hAnsi="Arial"/>
@@ -12083,7 +12431,7 @@
             <w:pPr>
               <w:spacing w:after="20" w:before="0"/>
             </w:pPr>
-            <w:hyperlink w:history="1" r:id="rIdxdcensbjboqiscuwpwp9c">
+            <w:hyperlink w:history="1" r:id="rIdmdpibzlleayeoh5lr3lq6">
               <w:r>
                 <w:rPr>
                   <w:rFonts w:ascii="Arial" w:cs="Arial" w:eastAsia="Arial" w:hAnsi="Arial"/>
@@ -12116,7 +12464,7 @@
               <w:spacing w:after="10" w:before="0"/>
               <w:ind w:left="120"/>
             </w:pPr>
-            <w:hyperlink w:history="1" r:id="rIddrzmeuun_lv2o8b2qba60">
+            <w:hyperlink w:history="1" r:id="rIdononc9drtwr8zr-yujue3">
               <w:r>
                 <w:rPr>
                   <w:rFonts w:ascii="Arial" w:cs="Arial" w:eastAsia="Arial" w:hAnsi="Arial"/>
@@ -12178,7 +12526,7 @@
               <w:spacing w:after="10" w:before="0"/>
               <w:ind w:left="120"/>
             </w:pPr>
-            <w:hyperlink w:history="1" r:id="rIdvdrt2w07nsawb1mxvrvv-">
+            <w:hyperlink w:history="1" r:id="rId7cegqqr1sjmm58yrste6q">
               <w:r>
                 <w:rPr>
                   <w:rFonts w:ascii="Arial" w:cs="Arial" w:eastAsia="Arial" w:hAnsi="Arial"/>
@@ -12388,7 +12736,7 @@
             <w:pPr>
               <w:spacing w:after="20" w:before="0"/>
             </w:pPr>
-            <w:hyperlink w:history="1" r:id="rIdhwzempu_iafnxzssoyuvx">
+            <w:hyperlink w:history="1" r:id="rIdz5yzsczsi20dgtmvatgge">
               <w:r>
                 <w:rPr>
                   <w:rFonts w:ascii="Arial" w:cs="Arial" w:eastAsia="Arial" w:hAnsi="Arial"/>
@@ -12421,7 +12769,7 @@
               <w:spacing w:after="10" w:before="0"/>
               <w:ind w:left="120"/>
             </w:pPr>
-            <w:hyperlink w:history="1" r:id="rIdhtxgq-obv61z50d3mxt2c">
+            <w:hyperlink w:history="1" r:id="rIdlexdbhrfukjalfxprv1m9">
               <w:r>
                 <w:rPr>
                   <w:rFonts w:ascii="Arial" w:cs="Arial" w:eastAsia="Arial" w:hAnsi="Arial"/>
@@ -12483,7 +12831,7 @@
               <w:spacing w:after="10" w:before="0"/>
               <w:ind w:left="120"/>
             </w:pPr>
-            <w:hyperlink w:history="1" r:id="rId4kmshkvapkxs513end_ft">
+            <w:hyperlink w:history="1" r:id="rId4rpal_2_bm8m3yp8urzr4">
               <w:r>
                 <w:rPr>
                   <w:rFonts w:ascii="Arial" w:cs="Arial" w:eastAsia="Arial" w:hAnsi="Arial"/>
@@ -12693,7 +13041,7 @@
             <w:pPr>
               <w:spacing w:after="20" w:before="0"/>
             </w:pPr>
-            <w:hyperlink w:history="1" r:id="rIdmdxoruwxdcc4olytvw7v7">
+            <w:hyperlink w:history="1" r:id="rIdlg38huzebfmdbpabf80xb">
               <w:r>
                 <w:rPr>
                   <w:rFonts w:ascii="Arial" w:cs="Arial" w:eastAsia="Arial" w:hAnsi="Arial"/>
@@ -12726,7 +13074,7 @@
               <w:spacing w:after="10" w:before="0"/>
               <w:ind w:left="120"/>
             </w:pPr>
-            <w:hyperlink w:history="1" r:id="rIdis_bb7ghpjbk3nohayp6p">
+            <w:hyperlink w:history="1" r:id="rId0jejou_zcgugt_58spb4j">
               <w:r>
                 <w:rPr>
                   <w:rFonts w:ascii="Arial" w:cs="Arial" w:eastAsia="Arial" w:hAnsi="Arial"/>
@@ -12788,7 +13136,7 @@
               <w:spacing w:after="10" w:before="0"/>
               <w:ind w:left="120"/>
             </w:pPr>
-            <w:hyperlink w:history="1" r:id="rIdr8s7mdemjkkdun_bu1cg-">
+            <w:hyperlink w:history="1" r:id="rIdtlewpw5sgdtqbqh2lt_yr">
               <w:r>
                 <w:rPr>
                   <w:rFonts w:ascii="Arial" w:cs="Arial" w:eastAsia="Arial" w:hAnsi="Arial"/>
@@ -13299,6 +13647,65 @@
         </w:tc>
       </w:tr>
     </w:tbl>
+    <w:p>
+      <w:pPr>
+        <w:pBdr>
+          <w:top w:val="single" w:color="BBBBBB" w:sz="4" w:space="4"/>
+        </w:pBdr>
+        <w:spacing w:after="0" w:before="160"/>
+      </w:pPr>
+      <w:r>
+        <w:rPr>
+          <w:rFonts w:ascii="Arial" w:cs="Arial" w:eastAsia="Arial" w:hAnsi="Arial"/>
+          <w:color w:val="666666"/>
+          <w:sz w:val="14"/>
+          <w:szCs w:val="14"/>
+        </w:rPr>
+        <w:t xml:space="preserve">© 2026 SeaVuria and ARES. Aligned with KICD objectives. Developed by SeaVuria; technical implementation by ARES (with AI assistance from Claude). Licensed under </w:t>
+      </w:r>
+      <w:hyperlink w:history="1" r:id="rIdjlwltnnvxzui_8ocuw8q7">
+        <w:r>
+          <w:rPr>
+            <w:rFonts w:ascii="Arial" w:cs="Arial" w:eastAsia="Arial" w:hAnsi="Arial"/>
+            <w:color w:val="1F6B75"/>
+            <w:sz w:val="14"/>
+            <w:szCs w:val="14"/>
+            <w:u w:val="single" w:color="1F6B75"/>
+          </w:rPr>
+          <w:t xml:space="preserve">CC BY-NC 4.0</w:t>
+        </w:r>
+      </w:hyperlink>
+      <w:r>
+        <w:rPr>
+          <w:rFonts w:ascii="Arial" w:cs="Arial" w:eastAsia="Arial" w:hAnsi="Arial"/>
+          <w:color w:val="666666"/>
+          <w:sz w:val="14"/>
+          <w:szCs w:val="14"/>
+        </w:rPr>
+        <w:t xml:space="preserve"> (</w:t>
+      </w:r>
+      <w:hyperlink w:history="1" r:id="rIddbii7utw6yoip9h91j7cj">
+        <w:r>
+          <w:rPr>
+            <w:rFonts w:ascii="Arial" w:cs="Arial" w:eastAsia="Arial" w:hAnsi="Arial"/>
+            <w:color w:val="1F6B75"/>
+            <w:sz w:val="14"/>
+            <w:szCs w:val="14"/>
+            <w:u w:val="single" w:color="1F6B75"/>
+          </w:rPr>
+          <w:t xml:space="preserve">https://creativecommons.org/licenses/by-nc/4.0/</w:t>
+        </w:r>
+      </w:hyperlink>
+      <w:r>
+        <w:rPr>
+          <w:rFonts w:ascii="Arial" w:cs="Arial" w:eastAsia="Arial" w:hAnsi="Arial"/>
+          <w:color w:val="666666"/>
+          <w:sz w:val="14"/>
+          <w:szCs w:val="14"/>
+        </w:rPr>
+        <w:t xml:space="preserve">).</w:t>
+      </w:r>
+    </w:p>
     <w:p>
       <w:r>
         <w:br w:type="page"/>
@@ -14290,7 +14697,7 @@
             <w:pPr>
               <w:spacing w:after="20" w:before="0"/>
             </w:pPr>
-            <w:hyperlink w:history="1" r:id="rIdep3ayjn4kxvbrtmrk8gvt">
+            <w:hyperlink w:history="1" r:id="rId5jxdqkpkfrdkaiqkpbeka">
               <w:r>
                 <w:rPr>
                   <w:rFonts w:ascii="Arial" w:cs="Arial" w:eastAsia="Arial" w:hAnsi="Arial"/>
@@ -14323,7 +14730,7 @@
               <w:spacing w:after="10" w:before="0"/>
               <w:ind w:left="120"/>
             </w:pPr>
-            <w:hyperlink w:history="1" r:id="rId_oih3tcghw-vptf1w0gea">
+            <w:hyperlink w:history="1" r:id="rIdpki5oz21kexchdrlv2tll">
               <w:r>
                 <w:rPr>
                   <w:rFonts w:ascii="Arial" w:cs="Arial" w:eastAsia="Arial" w:hAnsi="Arial"/>
@@ -14368,7 +14775,7 @@
             <w:pPr>
               <w:spacing w:after="20" w:before="0"/>
             </w:pPr>
-            <w:hyperlink w:history="1" r:id="rIdhmqqih-e4kp41jvmgbqs0">
+            <w:hyperlink w:history="1" r:id="rIdhcer8zy0wcifmssf9pqqk">
               <w:r>
                 <w:rPr>
                   <w:rFonts w:ascii="Arial" w:cs="Arial" w:eastAsia="Arial" w:hAnsi="Arial"/>
@@ -14401,7 +14808,7 @@
               <w:spacing w:after="10" w:before="0"/>
               <w:ind w:left="120"/>
             </w:pPr>
-            <w:hyperlink w:history="1" r:id="rIdgyklghnukj0ehvglblnov">
+            <w:hyperlink w:history="1" r:id="rIdzxb_7wjbl0tf8qg59zlky">
               <w:r>
                 <w:rPr>
                   <w:rFonts w:ascii="Arial" w:cs="Arial" w:eastAsia="Arial" w:hAnsi="Arial"/>
@@ -14596,7 +15003,7 @@
             <w:pPr>
               <w:spacing w:after="20" w:before="0"/>
             </w:pPr>
-            <w:hyperlink w:history="1" r:id="rIdvlcbhw7uz2gmdc0caifjj">
+            <w:hyperlink w:history="1" r:id="rIdsufnlmau4tr1mxrwnuvl7">
               <w:r>
                 <w:rPr>
                   <w:rFonts w:ascii="Arial" w:cs="Arial" w:eastAsia="Arial" w:hAnsi="Arial"/>
@@ -14629,7 +15036,7 @@
               <w:spacing w:after="10" w:before="0"/>
               <w:ind w:left="120"/>
             </w:pPr>
-            <w:hyperlink w:history="1" r:id="rIdh080gkezwayctbnp6a9o8">
+            <w:hyperlink w:history="1" r:id="rId2sprmw75spmwwk3pys7ts">
               <w:r>
                 <w:rPr>
                   <w:rFonts w:ascii="Arial" w:cs="Arial" w:eastAsia="Arial" w:hAnsi="Arial"/>
@@ -14674,7 +15081,7 @@
             <w:pPr>
               <w:spacing w:after="20" w:before="0"/>
             </w:pPr>
-            <w:hyperlink w:history="1" r:id="rId1uy8uslzepvbyytjfpd0w">
+            <w:hyperlink w:history="1" r:id="rIdaomjrmtjuvtd3msatdild">
               <w:r>
                 <w:rPr>
                   <w:rFonts w:ascii="Arial" w:cs="Arial" w:eastAsia="Arial" w:hAnsi="Arial"/>
@@ -14707,7 +15114,7 @@
               <w:spacing w:after="10" w:before="0"/>
               <w:ind w:left="120"/>
             </w:pPr>
-            <w:hyperlink w:history="1" r:id="rIdo4ud1qcovtdh_dbe3c9aq">
+            <w:hyperlink w:history="1" r:id="rIdu2wqleqpz27kteqmvbkzw">
               <w:r>
                 <w:rPr>
                   <w:rFonts w:ascii="Arial" w:cs="Arial" w:eastAsia="Arial" w:hAnsi="Arial"/>
@@ -14902,7 +15309,7 @@
             <w:pPr>
               <w:spacing w:after="20" w:before="0"/>
             </w:pPr>
-            <w:hyperlink w:history="1" r:id="rIdhcmsqfqurcgybhrnwdoi6">
+            <w:hyperlink w:history="1" r:id="rIde218apdrfr8dsdfnveuzk">
               <w:r>
                 <w:rPr>
                   <w:rFonts w:ascii="Arial" w:cs="Arial" w:eastAsia="Arial" w:hAnsi="Arial"/>
@@ -14935,7 +15342,7 @@
               <w:spacing w:after="10" w:before="0"/>
               <w:ind w:left="120"/>
             </w:pPr>
-            <w:hyperlink w:history="1" r:id="rIde7kho-zfxfeehwi72qj_q">
+            <w:hyperlink w:history="1" r:id="rIdqw2gxoim3vjyqjfhv8lyn">
               <w:r>
                 <w:rPr>
                   <w:rFonts w:ascii="Arial" w:cs="Arial" w:eastAsia="Arial" w:hAnsi="Arial"/>
@@ -14980,7 +15387,7 @@
             <w:pPr>
               <w:spacing w:after="20" w:before="0"/>
             </w:pPr>
-            <w:hyperlink w:history="1" r:id="rId2q8rinugeka3yw9x9lk0l">
+            <w:hyperlink w:history="1" r:id="rIdvdlqyo6vfrmmcjgt_plzt">
               <w:r>
                 <w:rPr>
                   <w:rFonts w:ascii="Arial" w:cs="Arial" w:eastAsia="Arial" w:hAnsi="Arial"/>
@@ -15013,7 +15420,7 @@
               <w:spacing w:after="10" w:before="0"/>
               <w:ind w:left="120"/>
             </w:pPr>
-            <w:hyperlink w:history="1" r:id="rIdxxju_67j8od6rkfydjbux">
+            <w:hyperlink w:history="1" r:id="rIdhrguxxspyrvln9pv3ol99">
               <w:r>
                 <w:rPr>
                   <w:rFonts w:ascii="Arial" w:cs="Arial" w:eastAsia="Arial" w:hAnsi="Arial"/>
@@ -15208,7 +15615,7 @@
             <w:pPr>
               <w:spacing w:after="20" w:before="0"/>
             </w:pPr>
-            <w:hyperlink w:history="1" r:id="rIdkgmzv5rzszxqjnichgiwf">
+            <w:hyperlink w:history="1" r:id="rIdptslrqlofahoeud0eeh97">
               <w:r>
                 <w:rPr>
                   <w:rFonts w:ascii="Arial" w:cs="Arial" w:eastAsia="Arial" w:hAnsi="Arial"/>
@@ -15241,7 +15648,7 @@
               <w:spacing w:after="10" w:before="0"/>
               <w:ind w:left="120"/>
             </w:pPr>
-            <w:hyperlink w:history="1" r:id="rIdovtdxpu-azexox9bn-5xu">
+            <w:hyperlink w:history="1" r:id="rIdasoretbuxricp6merccw6">
               <w:r>
                 <w:rPr>
                   <w:rFonts w:ascii="Arial" w:cs="Arial" w:eastAsia="Arial" w:hAnsi="Arial"/>
@@ -15286,7 +15693,7 @@
             <w:pPr>
               <w:spacing w:after="20" w:before="0"/>
             </w:pPr>
-            <w:hyperlink w:history="1" r:id="rId9ge5j1vgnfos_zh6yzq_8">
+            <w:hyperlink w:history="1" r:id="rIdx6-a3kucaypnvfgnwig1g">
               <w:r>
                 <w:rPr>
                   <w:rFonts w:ascii="Arial" w:cs="Arial" w:eastAsia="Arial" w:hAnsi="Arial"/>
@@ -15319,7 +15726,7 @@
               <w:spacing w:after="10" w:before="0"/>
               <w:ind w:left="120"/>
             </w:pPr>
-            <w:hyperlink w:history="1" r:id="rIdgpgks4vcxk2wdt7gmrqsz">
+            <w:hyperlink w:history="1" r:id="rIdfea6pnth51szuda06f4_q">
               <w:r>
                 <w:rPr>
                   <w:rFonts w:ascii="Arial" w:cs="Arial" w:eastAsia="Arial" w:hAnsi="Arial"/>
@@ -15514,7 +15921,7 @@
             <w:pPr>
               <w:spacing w:after="20" w:before="0"/>
             </w:pPr>
-            <w:hyperlink w:history="1" r:id="rIdjo-efvbn9khugg2x2-cpq">
+            <w:hyperlink w:history="1" r:id="rIdptye8952vwucmuuxwxwju">
               <w:r>
                 <w:rPr>
                   <w:rFonts w:ascii="Arial" w:cs="Arial" w:eastAsia="Arial" w:hAnsi="Arial"/>
@@ -15547,7 +15954,7 @@
               <w:spacing w:after="10" w:before="0"/>
               <w:ind w:left="120"/>
             </w:pPr>
-            <w:hyperlink w:history="1" r:id="rIdliguc62pyqh3n9mjw2nij">
+            <w:hyperlink w:history="1" r:id="rIdyndjojswa-h3skaggtcdi">
               <w:r>
                 <w:rPr>
                   <w:rFonts w:ascii="Arial" w:cs="Arial" w:eastAsia="Arial" w:hAnsi="Arial"/>
@@ -15592,7 +15999,7 @@
             <w:pPr>
               <w:spacing w:after="20" w:before="0"/>
             </w:pPr>
-            <w:hyperlink w:history="1" r:id="rIdfysv7qayfnb0iuoeoio4x">
+            <w:hyperlink w:history="1" r:id="rId9tmfqyaz_0lv6k0o-kbc2">
               <w:r>
                 <w:rPr>
                   <w:rFonts w:ascii="Arial" w:cs="Arial" w:eastAsia="Arial" w:hAnsi="Arial"/>
@@ -15625,7 +16032,7 @@
               <w:spacing w:after="10" w:before="0"/>
               <w:ind w:left="120"/>
             </w:pPr>
-            <w:hyperlink w:history="1" r:id="rIdxochq5y84gbfjydk7fopw">
+            <w:hyperlink w:history="1" r:id="rIdtnd5tcnajiaflxl-c5yxy">
               <w:r>
                 <w:rPr>
                   <w:rFonts w:ascii="Arial" w:cs="Arial" w:eastAsia="Arial" w:hAnsi="Arial"/>
@@ -16121,6 +16528,65 @@
         </w:tc>
       </w:tr>
     </w:tbl>
+    <w:p>
+      <w:pPr>
+        <w:pBdr>
+          <w:top w:val="single" w:color="BBBBBB" w:sz="4" w:space="4"/>
+        </w:pBdr>
+        <w:spacing w:after="0" w:before="160"/>
+      </w:pPr>
+      <w:r>
+        <w:rPr>
+          <w:rFonts w:ascii="Arial" w:cs="Arial" w:eastAsia="Arial" w:hAnsi="Arial"/>
+          <w:color w:val="666666"/>
+          <w:sz w:val="14"/>
+          <w:szCs w:val="14"/>
+        </w:rPr>
+        <w:t xml:space="preserve">© 2026 SeaVuria and ARES. Aligned with KICD objectives. Developed by SeaVuria; technical implementation by ARES (with AI assistance from Claude). Licensed under </w:t>
+      </w:r>
+      <w:hyperlink w:history="1" r:id="rId_95l3xzsxxy6kz4zyin60">
+        <w:r>
+          <w:rPr>
+            <w:rFonts w:ascii="Arial" w:cs="Arial" w:eastAsia="Arial" w:hAnsi="Arial"/>
+            <w:color w:val="1F6B75"/>
+            <w:sz w:val="14"/>
+            <w:szCs w:val="14"/>
+            <w:u w:val="single" w:color="1F6B75"/>
+          </w:rPr>
+          <w:t xml:space="preserve">CC BY-NC 4.0</w:t>
+        </w:r>
+      </w:hyperlink>
+      <w:r>
+        <w:rPr>
+          <w:rFonts w:ascii="Arial" w:cs="Arial" w:eastAsia="Arial" w:hAnsi="Arial"/>
+          <w:color w:val="666666"/>
+          <w:sz w:val="14"/>
+          <w:szCs w:val="14"/>
+        </w:rPr>
+        <w:t xml:space="preserve"> (</w:t>
+      </w:r>
+      <w:hyperlink w:history="1" r:id="rIdl440fgnjobbzucqqjiudi">
+        <w:r>
+          <w:rPr>
+            <w:rFonts w:ascii="Arial" w:cs="Arial" w:eastAsia="Arial" w:hAnsi="Arial"/>
+            <w:color w:val="1F6B75"/>
+            <w:sz w:val="14"/>
+            <w:szCs w:val="14"/>
+            <w:u w:val="single" w:color="1F6B75"/>
+          </w:rPr>
+          <w:t xml:space="preserve">https://creativecommons.org/licenses/by-nc/4.0/</w:t>
+        </w:r>
+      </w:hyperlink>
+      <w:r>
+        <w:rPr>
+          <w:rFonts w:ascii="Arial" w:cs="Arial" w:eastAsia="Arial" w:hAnsi="Arial"/>
+          <w:color w:val="666666"/>
+          <w:sz w:val="14"/>
+          <w:szCs w:val="14"/>
+        </w:rPr>
+        <w:t xml:space="preserve">).</w:t>
+      </w:r>
+    </w:p>
     <w:p>
       <w:r>
         <w:br w:type="page"/>
@@ -17129,7 +17595,7 @@
               <w:spacing w:after="10" w:before="0"/>
               <w:ind w:left="120"/>
             </w:pPr>
-            <w:hyperlink w:history="1" r:id="rIdezefp932krxlactktcsof">
+            <w:hyperlink w:history="1" r:id="rIdcpzoi7qyafe4gpreklkfd">
               <w:r>
                 <w:rPr>
                   <w:rFonts w:ascii="Arial" w:cs="Arial" w:eastAsia="Arial" w:hAnsi="Arial"/>
@@ -17206,7 +17672,7 @@
               <w:spacing w:after="10" w:before="0"/>
               <w:ind w:left="120"/>
             </w:pPr>
-            <w:hyperlink w:history="1" r:id="rIdo_jl1nkghn62kvmnbxw7b">
+            <w:hyperlink w:history="1" r:id="rIdpikgdtkt2p7ezky66d0ag">
               <w:r>
                 <w:rPr>
                   <w:rFonts w:ascii="Arial" w:cs="Arial" w:eastAsia="Arial" w:hAnsi="Arial"/>
@@ -17433,7 +17899,7 @@
               <w:spacing w:after="10" w:before="0"/>
               <w:ind w:left="120"/>
             </w:pPr>
-            <w:hyperlink w:history="1" r:id="rIdd2l7tttwu_mtfcnxyep7i">
+            <w:hyperlink w:history="1" r:id="rIdg-0xpf28qenkvq_b4l6hz">
               <w:r>
                 <w:rPr>
                   <w:rFonts w:ascii="Arial" w:cs="Arial" w:eastAsia="Arial" w:hAnsi="Arial"/>
@@ -17510,7 +17976,7 @@
               <w:spacing w:after="10" w:before="0"/>
               <w:ind w:left="120"/>
             </w:pPr>
-            <w:hyperlink w:history="1" r:id="rIdui_tpbrt8wljcggvt1yek">
+            <w:hyperlink w:history="1" r:id="rIdmrgzmgramdnnqgtaqn8jg">
               <w:r>
                 <w:rPr>
                   <w:rFonts w:ascii="Arial" w:cs="Arial" w:eastAsia="Arial" w:hAnsi="Arial"/>
@@ -17737,7 +18203,7 @@
               <w:spacing w:after="10" w:before="0"/>
               <w:ind w:left="120"/>
             </w:pPr>
-            <w:hyperlink w:history="1" r:id="rId5zx15p-emq5n_jsvdwpfh">
+            <w:hyperlink w:history="1" r:id="rIdkzebbsyprxi7nubnyqnvj">
               <w:r>
                 <w:rPr>
                   <w:rFonts w:ascii="Arial" w:cs="Arial" w:eastAsia="Arial" w:hAnsi="Arial"/>
@@ -17814,7 +18280,7 @@
               <w:spacing w:after="10" w:before="0"/>
               <w:ind w:left="120"/>
             </w:pPr>
-            <w:hyperlink w:history="1" r:id="rIddmluvhzyrlrif1djzlgrn">
+            <w:hyperlink w:history="1" r:id="rId3yuovtqp2fo2ykuvftyea">
               <w:r>
                 <w:rPr>
                   <w:rFonts w:ascii="Arial" w:cs="Arial" w:eastAsia="Arial" w:hAnsi="Arial"/>
@@ -18041,7 +18507,7 @@
               <w:spacing w:after="10" w:before="0"/>
               <w:ind w:left="120"/>
             </w:pPr>
-            <w:hyperlink w:history="1" r:id="rIdiyzwtjvmukgqp54m97euy">
+            <w:hyperlink w:history="1" r:id="rId4z6r0ew5gplgkttqkrgbl">
               <w:r>
                 <w:rPr>
                   <w:rFonts w:ascii="Arial" w:cs="Arial" w:eastAsia="Arial" w:hAnsi="Arial"/>
@@ -18118,7 +18584,7 @@
               <w:spacing w:after="10" w:before="0"/>
               <w:ind w:left="120"/>
             </w:pPr>
-            <w:hyperlink w:history="1" r:id="rId_fudjq79yxpwigl8rqby9">
+            <w:hyperlink w:history="1" r:id="rIdqh4yiegbmd3wewgjimbdw">
               <w:r>
                 <w:rPr>
                   <w:rFonts w:ascii="Arial" w:cs="Arial" w:eastAsia="Arial" w:hAnsi="Arial"/>
@@ -18345,7 +18811,7 @@
               <w:spacing w:after="10" w:before="0"/>
               <w:ind w:left="120"/>
             </w:pPr>
-            <w:hyperlink w:history="1" r:id="rIdpl9eyn68i9vlqugm6yqh3">
+            <w:hyperlink w:history="1" r:id="rId_7xi1doolb8coftxaks4b">
               <w:r>
                 <w:rPr>
                   <w:rFonts w:ascii="Arial" w:cs="Arial" w:eastAsia="Arial" w:hAnsi="Arial"/>
@@ -18422,7 +18888,7 @@
               <w:spacing w:after="10" w:before="0"/>
               <w:ind w:left="120"/>
             </w:pPr>
-            <w:hyperlink w:history="1" r:id="rId7avn6gavs8xwcgzuqqmvv">
+            <w:hyperlink w:history="1" r:id="rIdsd_xq6xydjopf1rbhv7f7">
               <w:r>
                 <w:rPr>
                   <w:rFonts w:ascii="Arial" w:cs="Arial" w:eastAsia="Arial" w:hAnsi="Arial"/>
@@ -18933,6 +19399,65 @@
         </w:tc>
       </w:tr>
     </w:tbl>
+    <w:p>
+      <w:pPr>
+        <w:pBdr>
+          <w:top w:val="single" w:color="BBBBBB" w:sz="4" w:space="4"/>
+        </w:pBdr>
+        <w:spacing w:after="0" w:before="160"/>
+      </w:pPr>
+      <w:r>
+        <w:rPr>
+          <w:rFonts w:ascii="Arial" w:cs="Arial" w:eastAsia="Arial" w:hAnsi="Arial"/>
+          <w:color w:val="666666"/>
+          <w:sz w:val="14"/>
+          <w:szCs w:val="14"/>
+        </w:rPr>
+        <w:t xml:space="preserve">© 2026 SeaVuria and ARES. Aligned with KICD objectives. Developed by SeaVuria; technical implementation by ARES (with AI assistance from Claude). Licensed under </w:t>
+      </w:r>
+      <w:hyperlink w:history="1" r:id="rIdc6_gs5hkwc73tj2lt5ho7">
+        <w:r>
+          <w:rPr>
+            <w:rFonts w:ascii="Arial" w:cs="Arial" w:eastAsia="Arial" w:hAnsi="Arial"/>
+            <w:color w:val="1F6B75"/>
+            <w:sz w:val="14"/>
+            <w:szCs w:val="14"/>
+            <w:u w:val="single" w:color="1F6B75"/>
+          </w:rPr>
+          <w:t xml:space="preserve">CC BY-NC 4.0</w:t>
+        </w:r>
+      </w:hyperlink>
+      <w:r>
+        <w:rPr>
+          <w:rFonts w:ascii="Arial" w:cs="Arial" w:eastAsia="Arial" w:hAnsi="Arial"/>
+          <w:color w:val="666666"/>
+          <w:sz w:val="14"/>
+          <w:szCs w:val="14"/>
+        </w:rPr>
+        <w:t xml:space="preserve"> (</w:t>
+      </w:r>
+      <w:hyperlink w:history="1" r:id="rIdub7pgbrjcvodupathymwt">
+        <w:r>
+          <w:rPr>
+            <w:rFonts w:ascii="Arial" w:cs="Arial" w:eastAsia="Arial" w:hAnsi="Arial"/>
+            <w:color w:val="1F6B75"/>
+            <w:sz w:val="14"/>
+            <w:szCs w:val="14"/>
+            <w:u w:val="single" w:color="1F6B75"/>
+          </w:rPr>
+          <w:t xml:space="preserve">https://creativecommons.org/licenses/by-nc/4.0/</w:t>
+        </w:r>
+      </w:hyperlink>
+      <w:r>
+        <w:rPr>
+          <w:rFonts w:ascii="Arial" w:cs="Arial" w:eastAsia="Arial" w:hAnsi="Arial"/>
+          <w:color w:val="666666"/>
+          <w:sz w:val="14"/>
+          <w:szCs w:val="14"/>
+        </w:rPr>
+        <w:t xml:space="preserve">).</w:t>
+      </w:r>
+    </w:p>
     <w:p>
       <w:r>
         <w:br w:type="page"/>
@@ -19924,7 +20449,7 @@
             <w:pPr>
               <w:spacing w:after="20" w:before="0"/>
             </w:pPr>
-            <w:hyperlink w:history="1" r:id="rId6brybsfssxgl0zvkcz-dv">
+            <w:hyperlink w:history="1" r:id="rIdl7lx8lkekhaaykeqwab2v">
               <w:r>
                 <w:rPr>
                   <w:rFonts w:ascii="Arial" w:cs="Arial" w:eastAsia="Arial" w:hAnsi="Arial"/>
@@ -19957,7 +20482,7 @@
               <w:spacing w:after="10" w:before="0"/>
               <w:ind w:left="120"/>
             </w:pPr>
-            <w:hyperlink w:history="1" r:id="rIdszf2p5wqtnipyhoj8kfvp">
+            <w:hyperlink w:history="1" r:id="rIdcptb6fnbhee_3puvmyl_w">
               <w:r>
                 <w:rPr>
                   <w:rFonts w:ascii="Arial" w:cs="Arial" w:eastAsia="Arial" w:hAnsi="Arial"/>
@@ -20002,7 +20527,7 @@
             <w:pPr>
               <w:spacing w:after="20" w:before="0"/>
             </w:pPr>
-            <w:hyperlink w:history="1" r:id="rIdoslrzrmiydvhyt1saeszm">
+            <w:hyperlink w:history="1" r:id="rIdw6pqtxtww5t3u9kzvqdva">
               <w:r>
                 <w:rPr>
                   <w:rFonts w:ascii="Arial" w:cs="Arial" w:eastAsia="Arial" w:hAnsi="Arial"/>
@@ -20035,7 +20560,7 @@
               <w:spacing w:after="10" w:before="0"/>
               <w:ind w:left="120"/>
             </w:pPr>
-            <w:hyperlink w:history="1" r:id="rIdzu7elw7jjtj-h_sbwbkpi">
+            <w:hyperlink w:history="1" r:id="rIdvhnhbxvllah84qkmfnrzf">
               <w:r>
                 <w:rPr>
                   <w:rFonts w:ascii="Arial" w:cs="Arial" w:eastAsia="Arial" w:hAnsi="Arial"/>
@@ -20230,7 +20755,7 @@
             <w:pPr>
               <w:spacing w:after="20" w:before="0"/>
             </w:pPr>
-            <w:hyperlink w:history="1" r:id="rIdvsuiiq5cnfjp7xewgvf3k">
+            <w:hyperlink w:history="1" r:id="rId6nhsu5b_2ucsqhgfxds-a">
               <w:r>
                 <w:rPr>
                   <w:rFonts w:ascii="Arial" w:cs="Arial" w:eastAsia="Arial" w:hAnsi="Arial"/>
@@ -20263,7 +20788,7 @@
               <w:spacing w:after="10" w:before="0"/>
               <w:ind w:left="120"/>
             </w:pPr>
-            <w:hyperlink w:history="1" r:id="rIdiijodfpssgzcgs8exaj5h">
+            <w:hyperlink w:history="1" r:id="rIdzrahohy35m3ycbfn6jrpw">
               <w:r>
                 <w:rPr>
                   <w:rFonts w:ascii="Arial" w:cs="Arial" w:eastAsia="Arial" w:hAnsi="Arial"/>
@@ -20308,7 +20833,7 @@
             <w:pPr>
               <w:spacing w:after="20" w:before="0"/>
             </w:pPr>
-            <w:hyperlink w:history="1" r:id="rIdcwzbhoqa5a7eancb8dgdg">
+            <w:hyperlink w:history="1" r:id="rIdpdtr00x_oxs2vxiig1w-a">
               <w:r>
                 <w:rPr>
                   <w:rFonts w:ascii="Arial" w:cs="Arial" w:eastAsia="Arial" w:hAnsi="Arial"/>
@@ -20341,7 +20866,7 @@
               <w:spacing w:after="10" w:before="0"/>
               <w:ind w:left="120"/>
             </w:pPr>
-            <w:hyperlink w:history="1" r:id="rIdtojkkmpcbsifyzpzirmj1">
+            <w:hyperlink w:history="1" r:id="rIdtxrjgz33j-jyecxrkxx6l">
               <w:r>
                 <w:rPr>
                   <w:rFonts w:ascii="Arial" w:cs="Arial" w:eastAsia="Arial" w:hAnsi="Arial"/>
@@ -20536,7 +21061,7 @@
             <w:pPr>
               <w:spacing w:after="20" w:before="0"/>
             </w:pPr>
-            <w:hyperlink w:history="1" r:id="rIdpz_dyhzf3qgridwxajoly">
+            <w:hyperlink w:history="1" r:id="rIdbidd-gnf78rcabu1j1wwk">
               <w:r>
                 <w:rPr>
                   <w:rFonts w:ascii="Arial" w:cs="Arial" w:eastAsia="Arial" w:hAnsi="Arial"/>
@@ -20569,7 +21094,7 @@
               <w:spacing w:after="10" w:before="0"/>
               <w:ind w:left="120"/>
             </w:pPr>
-            <w:hyperlink w:history="1" r:id="rIdnvxvlmufqutadtapcj5ra">
+            <w:hyperlink w:history="1" r:id="rIdezijvr0gk3_rzg26rqpqt">
               <w:r>
                 <w:rPr>
                   <w:rFonts w:ascii="Arial" w:cs="Arial" w:eastAsia="Arial" w:hAnsi="Arial"/>
@@ -20614,7 +21139,7 @@
             <w:pPr>
               <w:spacing w:after="20" w:before="0"/>
             </w:pPr>
-            <w:hyperlink w:history="1" r:id="rIdzdztg0jbdoigjb7qzspzo">
+            <w:hyperlink w:history="1" r:id="rIdbzt5jr7aj3wry96s5gaft">
               <w:r>
                 <w:rPr>
                   <w:rFonts w:ascii="Arial" w:cs="Arial" w:eastAsia="Arial" w:hAnsi="Arial"/>
@@ -20647,7 +21172,7 @@
               <w:spacing w:after="10" w:before="0"/>
               <w:ind w:left="120"/>
             </w:pPr>
-            <w:hyperlink w:history="1" r:id="rIdglo12jyq1qq2dkgkcfkmh">
+            <w:hyperlink w:history="1" r:id="rIdvlgffak9jglkz9v4t84ps">
               <w:r>
                 <w:rPr>
                   <w:rFonts w:ascii="Arial" w:cs="Arial" w:eastAsia="Arial" w:hAnsi="Arial"/>
@@ -20842,7 +21367,7 @@
             <w:pPr>
               <w:spacing w:after="20" w:before="0"/>
             </w:pPr>
-            <w:hyperlink w:history="1" r:id="rIdnqfeuu05m7l7h8besmeim">
+            <w:hyperlink w:history="1" r:id="rIdqbbdg6j-60zc5b8upcwgb">
               <w:r>
                 <w:rPr>
                   <w:rFonts w:ascii="Arial" w:cs="Arial" w:eastAsia="Arial" w:hAnsi="Arial"/>
@@ -20875,7 +21400,7 @@
               <w:spacing w:after="10" w:before="0"/>
               <w:ind w:left="120"/>
             </w:pPr>
-            <w:hyperlink w:history="1" r:id="rIdswsrcysndk98csm41lukw">
+            <w:hyperlink w:history="1" r:id="rIdr8yxu4xhpv-mmu4dci5mp">
               <w:r>
                 <w:rPr>
                   <w:rFonts w:ascii="Arial" w:cs="Arial" w:eastAsia="Arial" w:hAnsi="Arial"/>
@@ -20920,7 +21445,7 @@
             <w:pPr>
               <w:spacing w:after="20" w:before="0"/>
             </w:pPr>
-            <w:hyperlink w:history="1" r:id="rId15c4hqsuvvsgazwgkcqf0">
+            <w:hyperlink w:history="1" r:id="rIdvoek-_3yzkqznvzfd8am5">
               <w:r>
                 <w:rPr>
                   <w:rFonts w:ascii="Arial" w:cs="Arial" w:eastAsia="Arial" w:hAnsi="Arial"/>
@@ -20953,7 +21478,7 @@
               <w:spacing w:after="10" w:before="0"/>
               <w:ind w:left="120"/>
             </w:pPr>
-            <w:hyperlink w:history="1" r:id="rIdkt1b6o6jt3qz-orrn9yta">
+            <w:hyperlink w:history="1" r:id="rIdgfy0nlcugzc0t7zhfvgt-">
               <w:r>
                 <w:rPr>
                   <w:rFonts w:ascii="Arial" w:cs="Arial" w:eastAsia="Arial" w:hAnsi="Arial"/>
@@ -21148,7 +21673,7 @@
             <w:pPr>
               <w:spacing w:after="20" w:before="0"/>
             </w:pPr>
-            <w:hyperlink w:history="1" r:id="rIdq3xamp_vudj0qis0jpokv">
+            <w:hyperlink w:history="1" r:id="rIda3qyixln4ner8ybspfwql">
               <w:r>
                 <w:rPr>
                   <w:rFonts w:ascii="Arial" w:cs="Arial" w:eastAsia="Arial" w:hAnsi="Arial"/>
@@ -21181,7 +21706,7 @@
               <w:spacing w:after="10" w:before="0"/>
               <w:ind w:left="120"/>
             </w:pPr>
-            <w:hyperlink w:history="1" r:id="rId2rebbmzqeacw1uxqa-j3n">
+            <w:hyperlink w:history="1" r:id="rId60-vuyf-at8b3s9lfdbtz">
               <w:r>
                 <w:rPr>
                   <w:rFonts w:ascii="Arial" w:cs="Arial" w:eastAsia="Arial" w:hAnsi="Arial"/>
@@ -21226,7 +21751,7 @@
             <w:pPr>
               <w:spacing w:after="20" w:before="0"/>
             </w:pPr>
-            <w:hyperlink w:history="1" r:id="rId_x_sb2xwv2diyhaqvgpn8">
+            <w:hyperlink w:history="1" r:id="rIdut9gsdaitqhs390qgruwe">
               <w:r>
                 <w:rPr>
                   <w:rFonts w:ascii="Arial" w:cs="Arial" w:eastAsia="Arial" w:hAnsi="Arial"/>
@@ -21259,7 +21784,7 @@
               <w:spacing w:after="10" w:before="0"/>
               <w:ind w:left="120"/>
             </w:pPr>
-            <w:hyperlink w:history="1" r:id="rId8rzxywdnbhc0mtrlmv8k2">
+            <w:hyperlink w:history="1" r:id="rId74oodi3oohis1zgafxtfz">
               <w:r>
                 <w:rPr>
                   <w:rFonts w:ascii="Arial" w:cs="Arial" w:eastAsia="Arial" w:hAnsi="Arial"/>
@@ -21755,6 +22280,65 @@
         </w:tc>
       </w:tr>
     </w:tbl>
+    <w:p>
+      <w:pPr>
+        <w:pBdr>
+          <w:top w:val="single" w:color="BBBBBB" w:sz="4" w:space="4"/>
+        </w:pBdr>
+        <w:spacing w:after="0" w:before="160"/>
+      </w:pPr>
+      <w:r>
+        <w:rPr>
+          <w:rFonts w:ascii="Arial" w:cs="Arial" w:eastAsia="Arial" w:hAnsi="Arial"/>
+          <w:color w:val="666666"/>
+          <w:sz w:val="14"/>
+          <w:szCs w:val="14"/>
+        </w:rPr>
+        <w:t xml:space="preserve">© 2026 SeaVuria and ARES. Aligned with KICD objectives. Developed by SeaVuria; technical implementation by ARES (with AI assistance from Claude). Licensed under </w:t>
+      </w:r>
+      <w:hyperlink w:history="1" r:id="rIdg_6lytnjwntia_ormcesg">
+        <w:r>
+          <w:rPr>
+            <w:rFonts w:ascii="Arial" w:cs="Arial" w:eastAsia="Arial" w:hAnsi="Arial"/>
+            <w:color w:val="1F6B75"/>
+            <w:sz w:val="14"/>
+            <w:szCs w:val="14"/>
+            <w:u w:val="single" w:color="1F6B75"/>
+          </w:rPr>
+          <w:t xml:space="preserve">CC BY-NC 4.0</w:t>
+        </w:r>
+      </w:hyperlink>
+      <w:r>
+        <w:rPr>
+          <w:rFonts w:ascii="Arial" w:cs="Arial" w:eastAsia="Arial" w:hAnsi="Arial"/>
+          <w:color w:val="666666"/>
+          <w:sz w:val="14"/>
+          <w:szCs w:val="14"/>
+        </w:rPr>
+        <w:t xml:space="preserve"> (</w:t>
+      </w:r>
+      <w:hyperlink w:history="1" r:id="rIdtdotkj_gtbr5m-6tkuqms">
+        <w:r>
+          <w:rPr>
+            <w:rFonts w:ascii="Arial" w:cs="Arial" w:eastAsia="Arial" w:hAnsi="Arial"/>
+            <w:color w:val="1F6B75"/>
+            <w:sz w:val="14"/>
+            <w:szCs w:val="14"/>
+            <w:u w:val="single" w:color="1F6B75"/>
+          </w:rPr>
+          <w:t xml:space="preserve">https://creativecommons.org/licenses/by-nc/4.0/</w:t>
+        </w:r>
+      </w:hyperlink>
+      <w:r>
+        <w:rPr>
+          <w:rFonts w:ascii="Arial" w:cs="Arial" w:eastAsia="Arial" w:hAnsi="Arial"/>
+          <w:color w:val="666666"/>
+          <w:sz w:val="14"/>
+          <w:szCs w:val="14"/>
+        </w:rPr>
+        <w:t xml:space="preserve">).</w:t>
+      </w:r>
+    </w:p>
     <w:p>
       <w:r>
         <w:br w:type="page"/>
@@ -22746,7 +23330,7 @@
             <w:pPr>
               <w:spacing w:after="20" w:before="0"/>
             </w:pPr>
-            <w:hyperlink w:history="1" r:id="rIdggadsvn2iqzntwynnkmpg">
+            <w:hyperlink w:history="1" r:id="rIduy-duf5r9uby_6c4olum6">
               <w:r>
                 <w:rPr>
                   <w:rFonts w:ascii="Arial" w:cs="Arial" w:eastAsia="Arial" w:hAnsi="Arial"/>
@@ -22779,7 +23363,7 @@
               <w:spacing w:after="10" w:before="0"/>
               <w:ind w:left="120"/>
             </w:pPr>
-            <w:hyperlink w:history="1" r:id="rIdwq-3bozwjibwbfca6vuh0">
+            <w:hyperlink w:history="1" r:id="rIdye-u7u-mtmwcizkhtic6a">
               <w:r>
                 <w:rPr>
                   <w:rFonts w:ascii="Arial" w:cs="Arial" w:eastAsia="Arial" w:hAnsi="Arial"/>
@@ -22824,7 +23408,7 @@
             <w:pPr>
               <w:spacing w:after="20" w:before="0"/>
             </w:pPr>
-            <w:hyperlink w:history="1" r:id="rIdsagufhg4903n0jru2eezl">
+            <w:hyperlink w:history="1" r:id="rIdwmvjk0egypwfysdpliwex">
               <w:r>
                 <w:rPr>
                   <w:rFonts w:ascii="Arial" w:cs="Arial" w:eastAsia="Arial" w:hAnsi="Arial"/>
@@ -22857,7 +23441,7 @@
               <w:spacing w:after="10" w:before="0"/>
               <w:ind w:left="120"/>
             </w:pPr>
-            <w:hyperlink w:history="1" r:id="rIdheb1bfllntlod1i-zpzsp">
+            <w:hyperlink w:history="1" r:id="rIdb6mhrtodmrncfabqcgmu0">
               <w:r>
                 <w:rPr>
                   <w:rFonts w:ascii="Arial" w:cs="Arial" w:eastAsia="Arial" w:hAnsi="Arial"/>
@@ -23052,7 +23636,7 @@
             <w:pPr>
               <w:spacing w:after="20" w:before="0"/>
             </w:pPr>
-            <w:hyperlink w:history="1" r:id="rIdbvi-gzmvjbmyuudzo1bld">
+            <w:hyperlink w:history="1" r:id="rId3lkpwu9o52ezznxrtwyhk">
               <w:r>
                 <w:rPr>
                   <w:rFonts w:ascii="Arial" w:cs="Arial" w:eastAsia="Arial" w:hAnsi="Arial"/>
@@ -23085,7 +23669,7 @@
               <w:spacing w:after="10" w:before="0"/>
               <w:ind w:left="120"/>
             </w:pPr>
-            <w:hyperlink w:history="1" r:id="rIdhntki3j1nce_m4tkbfn1o">
+            <w:hyperlink w:history="1" r:id="rId71kv5_-ghq2qzwwaw87fz">
               <w:r>
                 <w:rPr>
                   <w:rFonts w:ascii="Arial" w:cs="Arial" w:eastAsia="Arial" w:hAnsi="Arial"/>
@@ -23130,7 +23714,7 @@
             <w:pPr>
               <w:spacing w:after="20" w:before="0"/>
             </w:pPr>
-            <w:hyperlink w:history="1" r:id="rIdrwfvcqr_io1ad2_nqpxj2">
+            <w:hyperlink w:history="1" r:id="rIdyb2ii2tlltucind70_hsm">
               <w:r>
                 <w:rPr>
                   <w:rFonts w:ascii="Arial" w:cs="Arial" w:eastAsia="Arial" w:hAnsi="Arial"/>
@@ -23163,7 +23747,7 @@
               <w:spacing w:after="10" w:before="0"/>
               <w:ind w:left="120"/>
             </w:pPr>
-            <w:hyperlink w:history="1" r:id="rId7tgszphypxa6axlofyw4b">
+            <w:hyperlink w:history="1" r:id="rId-1eqq_x19jm2sbxoei00h">
               <w:r>
                 <w:rPr>
                   <w:rFonts w:ascii="Arial" w:cs="Arial" w:eastAsia="Arial" w:hAnsi="Arial"/>
@@ -23586,7 +24170,7 @@
             <w:pPr>
               <w:spacing w:after="20" w:before="0"/>
             </w:pPr>
-            <w:hyperlink w:history="1" r:id="rIdoh4mwzoehhapq1i6vekqf">
+            <w:hyperlink w:history="1" r:id="rIdksgximrnt-veuh2jd7b_g">
               <w:r>
                 <w:rPr>
                   <w:rFonts w:ascii="Arial" w:cs="Arial" w:eastAsia="Arial" w:hAnsi="Arial"/>
@@ -23619,7 +24203,7 @@
               <w:spacing w:after="10" w:before="0"/>
               <w:ind w:left="120"/>
             </w:pPr>
-            <w:hyperlink w:history="1" r:id="rIdzxcvezxt_nwvxkc4hvrej">
+            <w:hyperlink w:history="1" r:id="rIdm-6lk-8wefw3iszly4rzi">
               <w:r>
                 <w:rPr>
                   <w:rFonts w:ascii="Arial" w:cs="Arial" w:eastAsia="Arial" w:hAnsi="Arial"/>
@@ -23664,7 +24248,7 @@
             <w:pPr>
               <w:spacing w:after="20" w:before="0"/>
             </w:pPr>
-            <w:hyperlink w:history="1" r:id="rIdh5obswcoll_4l6akvgreq">
+            <w:hyperlink w:history="1" r:id="rIdpqy6cg8vwcwf0bl62sjn5">
               <w:r>
                 <w:rPr>
                   <w:rFonts w:ascii="Arial" w:cs="Arial" w:eastAsia="Arial" w:hAnsi="Arial"/>
@@ -23697,7 +24281,7 @@
               <w:spacing w:after="10" w:before="0"/>
               <w:ind w:left="120"/>
             </w:pPr>
-            <w:hyperlink w:history="1" r:id="rId9ggi82cabe78mj8uwjpwd">
+            <w:hyperlink w:history="1" r:id="rIdewg0vfxb9xrocvy2rsqxq">
               <w:r>
                 <w:rPr>
                   <w:rFonts w:ascii="Arial" w:cs="Arial" w:eastAsia="Arial" w:hAnsi="Arial"/>
@@ -23892,7 +24476,7 @@
             <w:pPr>
               <w:spacing w:after="20" w:before="0"/>
             </w:pPr>
-            <w:hyperlink w:history="1" r:id="rId-knur_jowqz5vgxfhkd5u">
+            <w:hyperlink w:history="1" r:id="rIdjaosevt3w9bqmesvdlh01">
               <w:r>
                 <w:rPr>
                   <w:rFonts w:ascii="Arial" w:cs="Arial" w:eastAsia="Arial" w:hAnsi="Arial"/>
@@ -23925,7 +24509,7 @@
               <w:spacing w:after="10" w:before="0"/>
               <w:ind w:left="120"/>
             </w:pPr>
-            <w:hyperlink w:history="1" r:id="rIdzfmjlvikvupeb8ylmwouj">
+            <w:hyperlink w:history="1" r:id="rIdgpdht62d9ggmuqgbbrsqc">
               <w:r>
                 <w:rPr>
                   <w:rFonts w:ascii="Arial" w:cs="Arial" w:eastAsia="Arial" w:hAnsi="Arial"/>
@@ -23970,7 +24554,7 @@
             <w:pPr>
               <w:spacing w:after="20" w:before="0"/>
             </w:pPr>
-            <w:hyperlink w:history="1" r:id="rIdzox2koqzmgjays2ecqwch">
+            <w:hyperlink w:history="1" r:id="rIdw9kvswkbkh6ydpr0avanz">
               <w:r>
                 <w:rPr>
                   <w:rFonts w:ascii="Arial" w:cs="Arial" w:eastAsia="Arial" w:hAnsi="Arial"/>
@@ -24003,7 +24587,7 @@
               <w:spacing w:after="10" w:before="0"/>
               <w:ind w:left="120"/>
             </w:pPr>
-            <w:hyperlink w:history="1" r:id="rIdjwx4rfhsjtvtw4g5ijjqz">
+            <w:hyperlink w:history="1" r:id="rIdkjjx1ow78xcxcd6j6aicf">
               <w:r>
                 <w:rPr>
                   <w:rFonts w:ascii="Arial" w:cs="Arial" w:eastAsia="Arial" w:hAnsi="Arial"/>
@@ -24198,7 +24782,7 @@
             <w:pPr>
               <w:spacing w:after="20" w:before="0"/>
             </w:pPr>
-            <w:hyperlink w:history="1" r:id="rIdyvvp0o4namom_rvqikru4">
+            <w:hyperlink w:history="1" r:id="rIdykd7pbc2urjto7hyevbpz">
               <w:r>
                 <w:rPr>
                   <w:rFonts w:ascii="Arial" w:cs="Arial" w:eastAsia="Arial" w:hAnsi="Arial"/>
@@ -24231,7 +24815,7 @@
               <w:spacing w:after="10" w:before="0"/>
               <w:ind w:left="120"/>
             </w:pPr>
-            <w:hyperlink w:history="1" r:id="rIdeb7ou60ovjhafpiuetxvo">
+            <w:hyperlink w:history="1" r:id="rIdw6_cscgnuouaafo82op5x">
               <w:r>
                 <w:rPr>
                   <w:rFonts w:ascii="Arial" w:cs="Arial" w:eastAsia="Arial" w:hAnsi="Arial"/>
@@ -24276,7 +24860,7 @@
             <w:pPr>
               <w:spacing w:after="20" w:before="0"/>
             </w:pPr>
-            <w:hyperlink w:history="1" r:id="rIdsnr7tigh6m41rwg5jhtbk">
+            <w:hyperlink w:history="1" r:id="rIdzhuhifqoatgwhsklq4369">
               <w:r>
                 <w:rPr>
                   <w:rFonts w:ascii="Arial" w:cs="Arial" w:eastAsia="Arial" w:hAnsi="Arial"/>
@@ -24309,7 +24893,7 @@
               <w:spacing w:after="10" w:before="0"/>
               <w:ind w:left="120"/>
             </w:pPr>
-            <w:hyperlink w:history="1" r:id="rIdvf0r6wavkf74x2rsdu-zb">
+            <w:hyperlink w:history="1" r:id="rIdu6xniozovt5jmpbq3pmtq">
               <w:r>
                 <w:rPr>
                   <w:rFonts w:ascii="Arial" w:cs="Arial" w:eastAsia="Arial" w:hAnsi="Arial"/>
@@ -25033,6 +25617,65 @@
         </w:tc>
       </w:tr>
     </w:tbl>
+    <w:p>
+      <w:pPr>
+        <w:pBdr>
+          <w:top w:val="single" w:color="BBBBBB" w:sz="4" w:space="4"/>
+        </w:pBdr>
+        <w:spacing w:after="0" w:before="160"/>
+      </w:pPr>
+      <w:r>
+        <w:rPr>
+          <w:rFonts w:ascii="Arial" w:cs="Arial" w:eastAsia="Arial" w:hAnsi="Arial"/>
+          <w:color w:val="666666"/>
+          <w:sz w:val="14"/>
+          <w:szCs w:val="14"/>
+        </w:rPr>
+        <w:t xml:space="preserve">© 2026 SeaVuria and ARES. Aligned with KICD objectives. Developed by SeaVuria; technical implementation by ARES (with AI assistance from Claude). Licensed under </w:t>
+      </w:r>
+      <w:hyperlink w:history="1" r:id="rId6xowhu_t1w4czp37qzhck">
+        <w:r>
+          <w:rPr>
+            <w:rFonts w:ascii="Arial" w:cs="Arial" w:eastAsia="Arial" w:hAnsi="Arial"/>
+            <w:color w:val="1F6B75"/>
+            <w:sz w:val="14"/>
+            <w:szCs w:val="14"/>
+            <w:u w:val="single" w:color="1F6B75"/>
+          </w:rPr>
+          <w:t xml:space="preserve">CC BY-NC 4.0</w:t>
+        </w:r>
+      </w:hyperlink>
+      <w:r>
+        <w:rPr>
+          <w:rFonts w:ascii="Arial" w:cs="Arial" w:eastAsia="Arial" w:hAnsi="Arial"/>
+          <w:color w:val="666666"/>
+          <w:sz w:val="14"/>
+          <w:szCs w:val="14"/>
+        </w:rPr>
+        <w:t xml:space="preserve"> (</w:t>
+      </w:r>
+      <w:hyperlink w:history="1" r:id="rIdhtzjzuqsttxyzvpjypw5d">
+        <w:r>
+          <w:rPr>
+            <w:rFonts w:ascii="Arial" w:cs="Arial" w:eastAsia="Arial" w:hAnsi="Arial"/>
+            <w:color w:val="1F6B75"/>
+            <w:sz w:val="14"/>
+            <w:szCs w:val="14"/>
+            <w:u w:val="single" w:color="1F6B75"/>
+          </w:rPr>
+          <w:t xml:space="preserve">https://creativecommons.org/licenses/by-nc/4.0/</w:t>
+        </w:r>
+      </w:hyperlink>
+      <w:r>
+        <w:rPr>
+          <w:rFonts w:ascii="Arial" w:cs="Arial" w:eastAsia="Arial" w:hAnsi="Arial"/>
+          <w:color w:val="666666"/>
+          <w:sz w:val="14"/>
+          <w:szCs w:val="14"/>
+        </w:rPr>
+        <w:t xml:space="preserve">).</w:t>
+      </w:r>
+    </w:p>
     <w:p>
       <w:r>
         <w:br w:type="page"/>

--- a/data/outputs/v2/General_Science/SS3.2_Linear_Motion/General_Science_Linear_Motion_CBE_LessonSequence.docx
+++ b/data/outputs/v2/General_Science/SS3.2_Linear_Motion/General_Science_Linear_Motion_CBE_LessonSequence.docx
@@ -38,6 +38,1982 @@
           <w:szCs w:val="22"/>
         </w:rPr>
         <w:t xml:space="preserve">CBE Phenomenon-Driven Lesson Sequence — Sub-Strand 3.2 (8 Lessons)</w:t>
+      </w:r>
+    </w:p>
+    <w:p>
+      <w:pPr>
+        <w:spacing w:after="120"/>
+      </w:pPr>
+      <w:r>
+        <w:t xml:space="preserve"/>
+      </w:r>
+    </w:p>
+    <w:tbl>
+      <w:tblPr>
+        <w:tblW w:type="dxa" w:w="13680"/>
+        <w:tblBorders>
+          <w:top w:val="single" w:color="AAAAAA" w:sz="4"/>
+          <w:left w:val="single" w:color="AAAAAA" w:sz="4"/>
+          <w:bottom w:val="single" w:color="AAAAAA" w:sz="4"/>
+          <w:right w:val="single" w:color="AAAAAA" w:sz="4"/>
+          <w:insideH w:val="single" w:color="auto" w:sz="4"/>
+          <w:insideV w:val="single" w:color="auto" w:sz="4"/>
+        </w:tblBorders>
+        <w:tblLayout w:type="fixed"/>
+      </w:tblPr>
+      <w:tblGrid>
+        <w:gridCol w:w="3000"/>
+        <w:gridCol w:w="10680"/>
+      </w:tblGrid>
+      <w:tr>
+        <w:tc>
+          <w:tcPr>
+            <w:tcW w:type="dxa" w:w="13680"/>
+            <w:gridSpan w:val="2"/>
+            <w:shd w:fill="1F3864" w:color="auto" w:val="clear"/>
+            <w:tcMar>
+              <w:top w:type="dxa" w:w="60"/>
+              <w:left w:type="dxa" w:w="120"/>
+              <w:bottom w:type="dxa" w:w="60"/>
+              <w:right w:type="dxa" w:w="120"/>
+            </w:tcMar>
+            <w:vAlign w:val="top"/>
+          </w:tcPr>
+          <w:p>
+            <w:pPr>
+              <w:spacing w:after="40" w:before="0"/>
+              <w:jc w:val="center"/>
+            </w:pPr>
+            <w:r>
+              <w:rPr>
+                <w:rFonts w:ascii="Arial" w:cs="Arial" w:eastAsia="Arial" w:hAnsi="Arial"/>
+                <w:b/>
+                <w:bCs/>
+                <w:i w:val="false"/>
+                <w:iCs w:val="false"/>
+                <w:color w:val="FFFFFF"/>
+                <w:sz w:val="22"/>
+                <w:szCs w:val="22"/>
+              </w:rPr>
+              <w:t xml:space="preserve">SUB-STRAND OVERVIEW</w:t>
+            </w:r>
+          </w:p>
+        </w:tc>
+      </w:tr>
+      <w:tr>
+        <w:tc>
+          <w:tcPr>
+            <w:tcW w:type="dxa" w:w="3000"/>
+            <w:shd w:fill="D5E8F0" w:color="auto" w:val="clear"/>
+            <w:tcMar>
+              <w:top w:type="dxa" w:w="60"/>
+              <w:left w:type="dxa" w:w="120"/>
+              <w:bottom w:type="dxa" w:w="60"/>
+              <w:right w:type="dxa" w:w="120"/>
+            </w:tcMar>
+            <w:vAlign w:val="top"/>
+          </w:tcPr>
+          <w:p>
+            <w:pPr>
+              <w:spacing w:after="40" w:before="0"/>
+              <w:jc w:val="left"/>
+            </w:pPr>
+            <w:r>
+              <w:rPr>
+                <w:rFonts w:ascii="Arial" w:cs="Arial" w:eastAsia="Arial" w:hAnsi="Arial"/>
+                <w:b/>
+                <w:bCs/>
+                <w:i w:val="false"/>
+                <w:iCs w:val="false"/>
+                <w:color w:val="000000"/>
+                <w:sz w:val="18"/>
+                <w:szCs w:val="18"/>
+              </w:rPr>
+              <w:t xml:space="preserve">Grade Level</w:t>
+            </w:r>
+          </w:p>
+        </w:tc>
+        <w:tc>
+          <w:tcPr>
+            <w:tcW w:type="dxa" w:w="10680"/>
+            <w:shd w:fill="FFFFFF" w:color="auto" w:val="clear"/>
+            <w:tcMar>
+              <w:top w:type="dxa" w:w="60"/>
+              <w:left w:type="dxa" w:w="120"/>
+              <w:bottom w:type="dxa" w:w="60"/>
+              <w:right w:type="dxa" w:w="120"/>
+            </w:tcMar>
+            <w:vAlign w:val="top"/>
+          </w:tcPr>
+          <w:p>
+            <w:pPr>
+              <w:spacing w:after="40" w:before="0"/>
+              <w:jc w:val="left"/>
+            </w:pPr>
+            <w:r>
+              <w:rPr>
+                <w:rFonts w:ascii="Arial" w:cs="Arial" w:eastAsia="Arial" w:hAnsi="Arial"/>
+                <w:b w:val="false"/>
+                <w:bCs w:val="false"/>
+                <w:i w:val="false"/>
+                <w:iCs w:val="false"/>
+                <w:color w:val="000000"/>
+                <w:sz w:val="18"/>
+                <w:szCs w:val="18"/>
+              </w:rPr>
+              <w:t xml:space="preserve">10</w:t>
+            </w:r>
+          </w:p>
+        </w:tc>
+      </w:tr>
+      <w:tr>
+        <w:tc>
+          <w:tcPr>
+            <w:tcW w:type="dxa" w:w="3000"/>
+            <w:shd w:fill="D5E8F0" w:color="auto" w:val="clear"/>
+            <w:tcMar>
+              <w:top w:type="dxa" w:w="60"/>
+              <w:left w:type="dxa" w:w="120"/>
+              <w:bottom w:type="dxa" w:w="60"/>
+              <w:right w:type="dxa" w:w="120"/>
+            </w:tcMar>
+            <w:vAlign w:val="top"/>
+          </w:tcPr>
+          <w:p>
+            <w:pPr>
+              <w:spacing w:after="40" w:before="0"/>
+              <w:jc w:val="left"/>
+            </w:pPr>
+            <w:r>
+              <w:rPr>
+                <w:rFonts w:ascii="Arial" w:cs="Arial" w:eastAsia="Arial" w:hAnsi="Arial"/>
+                <w:b/>
+                <w:bCs/>
+                <w:i w:val="false"/>
+                <w:iCs w:val="false"/>
+                <w:color w:val="000000"/>
+                <w:sz w:val="18"/>
+                <w:szCs w:val="18"/>
+              </w:rPr>
+              <w:t xml:space="preserve">Subject</w:t>
+            </w:r>
+          </w:p>
+        </w:tc>
+        <w:tc>
+          <w:tcPr>
+            <w:tcW w:type="dxa" w:w="10680"/>
+            <w:shd w:fill="FFFFFF" w:color="auto" w:val="clear"/>
+            <w:tcMar>
+              <w:top w:type="dxa" w:w="60"/>
+              <w:left w:type="dxa" w:w="120"/>
+              <w:bottom w:type="dxa" w:w="60"/>
+              <w:right w:type="dxa" w:w="120"/>
+            </w:tcMar>
+            <w:vAlign w:val="top"/>
+          </w:tcPr>
+          <w:p>
+            <w:pPr>
+              <w:spacing w:after="40" w:before="0"/>
+              <w:jc w:val="left"/>
+            </w:pPr>
+            <w:r>
+              <w:rPr>
+                <w:rFonts w:ascii="Arial" w:cs="Arial" w:eastAsia="Arial" w:hAnsi="Arial"/>
+                <w:b w:val="false"/>
+                <w:bCs w:val="false"/>
+                <w:i w:val="false"/>
+                <w:iCs w:val="false"/>
+                <w:color w:val="000000"/>
+                <w:sz w:val="18"/>
+                <w:szCs w:val="18"/>
+              </w:rPr>
+              <w:t xml:space="preserve">General Science</w:t>
+            </w:r>
+          </w:p>
+        </w:tc>
+      </w:tr>
+      <w:tr>
+        <w:tc>
+          <w:tcPr>
+            <w:tcW w:type="dxa" w:w="3000"/>
+            <w:shd w:fill="D5E8F0" w:color="auto" w:val="clear"/>
+            <w:tcMar>
+              <w:top w:type="dxa" w:w="60"/>
+              <w:left w:type="dxa" w:w="120"/>
+              <w:bottom w:type="dxa" w:w="60"/>
+              <w:right w:type="dxa" w:w="120"/>
+            </w:tcMar>
+            <w:vAlign w:val="top"/>
+          </w:tcPr>
+          <w:p>
+            <w:pPr>
+              <w:spacing w:after="40" w:before="0"/>
+              <w:jc w:val="left"/>
+            </w:pPr>
+            <w:r>
+              <w:rPr>
+                <w:rFonts w:ascii="Arial" w:cs="Arial" w:eastAsia="Arial" w:hAnsi="Arial"/>
+                <w:b/>
+                <w:bCs/>
+                <w:i w:val="false"/>
+                <w:iCs w:val="false"/>
+                <w:color w:val="000000"/>
+                <w:sz w:val="18"/>
+                <w:szCs w:val="18"/>
+              </w:rPr>
+              <w:t xml:space="preserve">Strand</w:t>
+            </w:r>
+          </w:p>
+        </w:tc>
+        <w:tc>
+          <w:tcPr>
+            <w:tcW w:type="dxa" w:w="10680"/>
+            <w:shd w:fill="FFFFFF" w:color="auto" w:val="clear"/>
+            <w:tcMar>
+              <w:top w:type="dxa" w:w="60"/>
+              <w:left w:type="dxa" w:w="120"/>
+              <w:bottom w:type="dxa" w:w="60"/>
+              <w:right w:type="dxa" w:w="120"/>
+            </w:tcMar>
+            <w:vAlign w:val="top"/>
+          </w:tcPr>
+          <w:p>
+            <w:pPr>
+              <w:spacing w:after="40" w:before="0"/>
+              <w:jc w:val="left"/>
+            </w:pPr>
+            <w:r>
+              <w:rPr>
+                <w:rFonts w:ascii="Arial" w:cs="Arial" w:eastAsia="Arial" w:hAnsi="Arial"/>
+                <w:b w:val="false"/>
+                <w:bCs w:val="false"/>
+                <w:i w:val="false"/>
+                <w:iCs w:val="false"/>
+                <w:color w:val="000000"/>
+                <w:sz w:val="18"/>
+                <w:szCs w:val="18"/>
+              </w:rPr>
+              <w:t xml:space="preserve">Strand 3.0: Natural Physical Science</w:t>
+            </w:r>
+          </w:p>
+        </w:tc>
+      </w:tr>
+      <w:tr>
+        <w:tc>
+          <w:tcPr>
+            <w:tcW w:type="dxa" w:w="3000"/>
+            <w:shd w:fill="D5E8F0" w:color="auto" w:val="clear"/>
+            <w:tcMar>
+              <w:top w:type="dxa" w:w="60"/>
+              <w:left w:type="dxa" w:w="120"/>
+              <w:bottom w:type="dxa" w:w="60"/>
+              <w:right w:type="dxa" w:w="120"/>
+            </w:tcMar>
+            <w:vAlign w:val="top"/>
+          </w:tcPr>
+          <w:p>
+            <w:pPr>
+              <w:spacing w:after="40" w:before="0"/>
+              <w:jc w:val="left"/>
+            </w:pPr>
+            <w:r>
+              <w:rPr>
+                <w:rFonts w:ascii="Arial" w:cs="Arial" w:eastAsia="Arial" w:hAnsi="Arial"/>
+                <w:b/>
+                <w:bCs/>
+                <w:i w:val="false"/>
+                <w:iCs w:val="false"/>
+                <w:color w:val="000000"/>
+                <w:sz w:val="18"/>
+                <w:szCs w:val="18"/>
+              </w:rPr>
+              <w:t xml:space="preserve">Sub-Strand</w:t>
+            </w:r>
+          </w:p>
+        </w:tc>
+        <w:tc>
+          <w:tcPr>
+            <w:tcW w:type="dxa" w:w="10680"/>
+            <w:shd w:fill="FFFFFF" w:color="auto" w:val="clear"/>
+            <w:tcMar>
+              <w:top w:type="dxa" w:w="60"/>
+              <w:left w:type="dxa" w:w="120"/>
+              <w:bottom w:type="dxa" w:w="60"/>
+              <w:right w:type="dxa" w:w="120"/>
+            </w:tcMar>
+            <w:vAlign w:val="top"/>
+          </w:tcPr>
+          <w:p>
+            <w:pPr>
+              <w:spacing w:after="40" w:before="0"/>
+              <w:jc w:val="left"/>
+            </w:pPr>
+            <w:r>
+              <w:rPr>
+                <w:rFonts w:ascii="Arial" w:cs="Arial" w:eastAsia="Arial" w:hAnsi="Arial"/>
+                <w:b w:val="false"/>
+                <w:bCs w:val="false"/>
+                <w:i w:val="false"/>
+                <w:iCs w:val="false"/>
+                <w:color w:val="000000"/>
+                <w:sz w:val="18"/>
+                <w:szCs w:val="18"/>
+              </w:rPr>
+              <w:t xml:space="preserve">Sub-Strand 3.2: Linear Motion</w:t>
+            </w:r>
+          </w:p>
+        </w:tc>
+      </w:tr>
+      <w:tr>
+        <w:tc>
+          <w:tcPr>
+            <w:tcW w:type="dxa" w:w="3000"/>
+            <w:shd w:fill="D5E8F0" w:color="auto" w:val="clear"/>
+            <w:tcMar>
+              <w:top w:type="dxa" w:w="60"/>
+              <w:left w:type="dxa" w:w="120"/>
+              <w:bottom w:type="dxa" w:w="60"/>
+              <w:right w:type="dxa" w:w="120"/>
+            </w:tcMar>
+            <w:vAlign w:val="top"/>
+          </w:tcPr>
+          <w:p>
+            <w:pPr>
+              <w:spacing w:after="40" w:before="0"/>
+              <w:jc w:val="left"/>
+            </w:pPr>
+            <w:r>
+              <w:rPr>
+                <w:rFonts w:ascii="Arial" w:cs="Arial" w:eastAsia="Arial" w:hAnsi="Arial"/>
+                <w:b/>
+                <w:bCs/>
+                <w:i w:val="false"/>
+                <w:iCs w:val="false"/>
+                <w:color w:val="000000"/>
+                <w:sz w:val="18"/>
+                <w:szCs w:val="18"/>
+              </w:rPr>
+              <w:t xml:space="preserve">Total Duration</w:t>
+            </w:r>
+          </w:p>
+        </w:tc>
+        <w:tc>
+          <w:tcPr>
+            <w:tcW w:type="dxa" w:w="10680"/>
+            <w:shd w:fill="FFFFFF" w:color="auto" w:val="clear"/>
+            <w:tcMar>
+              <w:top w:type="dxa" w:w="60"/>
+              <w:left w:type="dxa" w:w="120"/>
+              <w:bottom w:type="dxa" w:w="60"/>
+              <w:right w:type="dxa" w:w="120"/>
+            </w:tcMar>
+            <w:vAlign w:val="top"/>
+          </w:tcPr>
+          <w:p>
+            <w:pPr>
+              <w:spacing w:after="40" w:before="0"/>
+              <w:jc w:val="left"/>
+            </w:pPr>
+            <w:r>
+              <w:rPr>
+                <w:rFonts w:ascii="Arial" w:cs="Arial" w:eastAsia="Arial" w:hAnsi="Arial"/>
+                <w:b w:val="false"/>
+                <w:bCs w:val="false"/>
+                <w:i w:val="false"/>
+                <w:iCs w:val="false"/>
+                <w:color w:val="000000"/>
+                <w:sz w:val="18"/>
+                <w:szCs w:val="18"/>
+              </w:rPr>
+              <w:t xml:space="preserve">8 lessons × 40 minutes = 320 minutes total</w:t>
+            </w:r>
+          </w:p>
+        </w:tc>
+      </w:tr>
+      <w:tr>
+        <w:tc>
+          <w:tcPr>
+            <w:tcW w:type="dxa" w:w="3000"/>
+            <w:shd w:fill="D5E8F0" w:color="auto" w:val="clear"/>
+            <w:tcMar>
+              <w:top w:type="dxa" w:w="60"/>
+              <w:left w:type="dxa" w:w="120"/>
+              <w:bottom w:type="dxa" w:w="60"/>
+              <w:right w:type="dxa" w:w="120"/>
+            </w:tcMar>
+            <w:vAlign w:val="top"/>
+          </w:tcPr>
+          <w:p>
+            <w:pPr>
+              <w:spacing w:after="40" w:before="0"/>
+              <w:jc w:val="left"/>
+            </w:pPr>
+            <w:r>
+              <w:rPr>
+                <w:rFonts w:ascii="Arial" w:cs="Arial" w:eastAsia="Arial" w:hAnsi="Arial"/>
+                <w:b/>
+                <w:bCs/>
+                <w:i w:val="false"/>
+                <w:iCs w:val="false"/>
+                <w:color w:val="000000"/>
+                <w:sz w:val="18"/>
+                <w:szCs w:val="18"/>
+              </w:rPr>
+              <w:t xml:space="preserve">Sub-Strand Content</w:t>
+            </w:r>
+          </w:p>
+        </w:tc>
+        <w:tc>
+          <w:tcPr>
+            <w:tcW w:type="dxa" w:w="10680"/>
+            <w:shd w:fill="FFFFFF" w:color="auto" w:val="clear"/>
+            <w:tcMar>
+              <w:top w:type="dxa" w:w="60"/>
+              <w:left w:type="dxa" w:w="120"/>
+              <w:bottom w:type="dxa" w:w="60"/>
+              <w:right w:type="dxa" w:w="120"/>
+            </w:tcMar>
+            <w:vAlign w:val="top"/>
+          </w:tcPr>
+          <w:p>
+            <w:pPr>
+              <w:spacing w:after="30" w:before="0"/>
+              <w:ind w:left="360" w:hanging="180"/>
+              <w:jc w:val="left"/>
+            </w:pPr>
+            <w:r>
+              <w:rPr>
+                <w:rFonts w:ascii="Arial" w:cs="Arial" w:eastAsia="Arial" w:hAnsi="Arial"/>
+                <w:b w:val="false"/>
+                <w:bCs w:val="false"/>
+                <w:i w:val="false"/>
+                <w:iCs w:val="false"/>
+                <w:color w:val="000000"/>
+                <w:sz w:val="18"/>
+                <w:szCs w:val="18"/>
+              </w:rPr>
+              <w:t xml:space="preserve">–  Terms used in linear motion (distance, displacement, speed, velocity, acceleration)</w:t>
+            </w:r>
+          </w:p>
+          <w:p>
+            <w:pPr>
+              <w:spacing w:after="30" w:before="0"/>
+              <w:ind w:left="360" w:hanging="180"/>
+              <w:jc w:val="left"/>
+            </w:pPr>
+            <w:r>
+              <w:rPr>
+                <w:rFonts w:ascii="Arial" w:cs="Arial" w:eastAsia="Arial" w:hAnsi="Arial"/>
+                <w:b w:val="false"/>
+                <w:bCs w:val="false"/>
+                <w:i w:val="false"/>
+                <w:iCs w:val="false"/>
+                <w:color w:val="000000"/>
+                <w:sz w:val="18"/>
+                <w:szCs w:val="18"/>
+              </w:rPr>
+              <w:t xml:space="preserve">–  Equations of linear motion with constant acceleration (no derivations needed)</w:t>
+            </w:r>
+          </w:p>
+          <w:p>
+            <w:pPr>
+              <w:spacing w:after="30" w:before="0"/>
+              <w:ind w:left="360" w:hanging="180"/>
+              <w:jc w:val="left"/>
+            </w:pPr>
+            <w:r>
+              <w:rPr>
+                <w:rFonts w:ascii="Arial" w:cs="Arial" w:eastAsia="Arial" w:hAnsi="Arial"/>
+                <w:b w:val="false"/>
+                <w:bCs w:val="false"/>
+                <w:i w:val="false"/>
+                <w:iCs w:val="false"/>
+                <w:color w:val="000000"/>
+                <w:sz w:val="18"/>
+                <w:szCs w:val="18"/>
+              </w:rPr>
+              <w:t xml:space="preserve">–  Examples of linear motion with constant acceleration</w:t>
+            </w:r>
+          </w:p>
+          <w:p>
+            <w:pPr>
+              <w:spacing w:after="30" w:before="0"/>
+              <w:ind w:left="360" w:hanging="180"/>
+              <w:jc w:val="left"/>
+            </w:pPr>
+            <w:r>
+              <w:rPr>
+                <w:rFonts w:ascii="Arial" w:cs="Arial" w:eastAsia="Arial" w:hAnsi="Arial"/>
+                <w:b w:val="false"/>
+                <w:bCs w:val="false"/>
+                <w:i w:val="false"/>
+                <w:iCs w:val="false"/>
+                <w:color w:val="000000"/>
+                <w:sz w:val="18"/>
+                <w:szCs w:val="18"/>
+              </w:rPr>
+              <w:t xml:space="preserve">–  Freely falling bodies and the effect of gravity</w:t>
+            </w:r>
+          </w:p>
+        </w:tc>
+      </w:tr>
+      <w:tr>
+        <w:tc>
+          <w:tcPr>
+            <w:tcW w:type="dxa" w:w="3000"/>
+            <w:shd w:fill="D5E8F0" w:color="auto" w:val="clear"/>
+            <w:tcMar>
+              <w:top w:type="dxa" w:w="60"/>
+              <w:left w:type="dxa" w:w="120"/>
+              <w:bottom w:type="dxa" w:w="60"/>
+              <w:right w:type="dxa" w:w="120"/>
+            </w:tcMar>
+            <w:vAlign w:val="top"/>
+          </w:tcPr>
+          <w:p>
+            <w:pPr>
+              <w:spacing w:after="40" w:before="0"/>
+              <w:jc w:val="left"/>
+            </w:pPr>
+            <w:r>
+              <w:rPr>
+                <w:rFonts w:ascii="Arial" w:cs="Arial" w:eastAsia="Arial" w:hAnsi="Arial"/>
+                <w:b/>
+                <w:bCs/>
+                <w:i w:val="false"/>
+                <w:iCs w:val="false"/>
+                <w:color w:val="000000"/>
+                <w:sz w:val="18"/>
+                <w:szCs w:val="18"/>
+              </w:rPr>
+              <w:t xml:space="preserve">Learning Outcomes</w:t>
+            </w:r>
+          </w:p>
+        </w:tc>
+        <w:tc>
+          <w:tcPr>
+            <w:tcW w:type="dxa" w:w="10680"/>
+            <w:shd w:fill="FFFFFF" w:color="auto" w:val="clear"/>
+            <w:tcMar>
+              <w:top w:type="dxa" w:w="60"/>
+              <w:left w:type="dxa" w:w="120"/>
+              <w:bottom w:type="dxa" w:w="60"/>
+              <w:right w:type="dxa" w:w="120"/>
+            </w:tcMar>
+            <w:vAlign w:val="top"/>
+          </w:tcPr>
+          <w:p>
+            <w:pPr>
+              <w:spacing w:after="40" w:before="0"/>
+              <w:jc w:val="left"/>
+            </w:pPr>
+            <w:r>
+              <w:rPr>
+                <w:rFonts w:ascii="Arial" w:cs="Arial" w:eastAsia="Arial" w:hAnsi="Arial"/>
+                <w:b w:val="false"/>
+                <w:bCs w:val="false"/>
+                <w:i w:val="false"/>
+                <w:iCs w:val="false"/>
+                <w:color w:val="000000"/>
+                <w:sz w:val="18"/>
+                <w:szCs w:val="18"/>
+              </w:rPr>
+              <w:t xml:space="preserve">By the end of the sub-strand, the learner should be able to:</w:t>
+            </w:r>
+          </w:p>
+          <w:p>
+            <w:pPr>
+              <w:spacing w:after="40" w:before="0"/>
+              <w:jc w:val="left"/>
+            </w:pPr>
+            <w:r>
+              <w:rPr>
+                <w:rFonts w:ascii="Arial" w:cs="Arial" w:eastAsia="Arial" w:hAnsi="Arial"/>
+                <w:b w:val="false"/>
+                <w:bCs w:val="false"/>
+                <w:i w:val="false"/>
+                <w:iCs w:val="false"/>
+                <w:color w:val="000000"/>
+                <w:sz w:val="18"/>
+                <w:szCs w:val="18"/>
+              </w:rPr>
+              <w:t xml:space="preserve">a) explain terms used in linear motion;</w:t>
+            </w:r>
+          </w:p>
+          <w:p>
+            <w:pPr>
+              <w:spacing w:after="40" w:before="0"/>
+              <w:jc w:val="left"/>
+            </w:pPr>
+            <w:r>
+              <w:rPr>
+                <w:rFonts w:ascii="Arial" w:cs="Arial" w:eastAsia="Arial" w:hAnsi="Arial"/>
+                <w:b w:val="false"/>
+                <w:bCs w:val="false"/>
+                <w:i w:val="false"/>
+                <w:iCs w:val="false"/>
+                <w:color w:val="000000"/>
+                <w:sz w:val="18"/>
+                <w:szCs w:val="18"/>
+              </w:rPr>
+              <w:t xml:space="preserve">b) calculate variables of motion using equations of linear motion with constant acceleration;</w:t>
+            </w:r>
+          </w:p>
+          <w:p>
+            <w:pPr>
+              <w:spacing w:after="40" w:before="0"/>
+              <w:jc w:val="left"/>
+            </w:pPr>
+            <w:r>
+              <w:rPr>
+                <w:rFonts w:ascii="Arial" w:cs="Arial" w:eastAsia="Arial" w:hAnsi="Arial"/>
+                <w:b w:val="false"/>
+                <w:bCs w:val="false"/>
+                <w:i w:val="false"/>
+                <w:iCs w:val="false"/>
+                <w:color w:val="000000"/>
+                <w:sz w:val="18"/>
+                <w:szCs w:val="18"/>
+              </w:rPr>
+              <w:t xml:space="preserve">c) investigate the effect of gravity on bodies under free fall;</w:t>
+            </w:r>
+          </w:p>
+          <w:p>
+            <w:pPr>
+              <w:spacing w:after="40" w:before="0"/>
+              <w:jc w:val="left"/>
+            </w:pPr>
+            <w:r>
+              <w:rPr>
+                <w:rFonts w:ascii="Arial" w:cs="Arial" w:eastAsia="Arial" w:hAnsi="Arial"/>
+                <w:b w:val="false"/>
+                <w:bCs w:val="false"/>
+                <w:i w:val="false"/>
+                <w:iCs w:val="false"/>
+                <w:color w:val="000000"/>
+                <w:sz w:val="18"/>
+                <w:szCs w:val="18"/>
+              </w:rPr>
+              <w:t xml:space="preserve">d) appreciate the significance of linear motion and free fall in real life.</w:t>
+            </w:r>
+          </w:p>
+        </w:tc>
+      </w:tr>
+      <w:tr>
+        <w:tc>
+          <w:tcPr>
+            <w:tcW w:type="dxa" w:w="3000"/>
+            <w:shd w:fill="D5E8F0" w:color="auto" w:val="clear"/>
+            <w:tcMar>
+              <w:top w:type="dxa" w:w="60"/>
+              <w:left w:type="dxa" w:w="120"/>
+              <w:bottom w:type="dxa" w:w="60"/>
+              <w:right w:type="dxa" w:w="120"/>
+            </w:tcMar>
+            <w:vAlign w:val="top"/>
+          </w:tcPr>
+          <w:p>
+            <w:pPr>
+              <w:spacing w:after="40" w:before="0"/>
+              <w:jc w:val="left"/>
+            </w:pPr>
+            <w:r>
+              <w:rPr>
+                <w:rFonts w:ascii="Arial" w:cs="Arial" w:eastAsia="Arial" w:hAnsi="Arial"/>
+                <w:b/>
+                <w:bCs/>
+                <w:i w:val="false"/>
+                <w:iCs w:val="false"/>
+                <w:color w:val="000000"/>
+                <w:sz w:val="18"/>
+                <w:szCs w:val="18"/>
+              </w:rPr>
+              <w:t xml:space="preserve">Core Competencies</w:t>
+            </w:r>
+          </w:p>
+        </w:tc>
+        <w:tc>
+          <w:tcPr>
+            <w:tcW w:type="dxa" w:w="10680"/>
+            <w:shd w:fill="FFFFFF" w:color="auto" w:val="clear"/>
+            <w:tcMar>
+              <w:top w:type="dxa" w:w="60"/>
+              <w:left w:type="dxa" w:w="120"/>
+              <w:bottom w:type="dxa" w:w="60"/>
+              <w:right w:type="dxa" w:w="120"/>
+            </w:tcMar>
+            <w:vAlign w:val="top"/>
+          </w:tcPr>
+          <w:p>
+            <w:pPr>
+              <w:spacing w:after="30" w:before="0"/>
+              <w:ind w:left="360" w:hanging="180"/>
+              <w:jc w:val="left"/>
+            </w:pPr>
+            <w:r>
+              <w:rPr>
+                <w:rFonts w:ascii="Arial" w:cs="Arial" w:eastAsia="Arial" w:hAnsi="Arial"/>
+                <w:b w:val="false"/>
+                <w:bCs w:val="false"/>
+                <w:i w:val="false"/>
+                <w:iCs w:val="false"/>
+                <w:color w:val="000000"/>
+                <w:sz w:val="18"/>
+                <w:szCs w:val="18"/>
+              </w:rPr>
+              <w:t xml:space="preserve">–  Communication and Collaboration: as the learner works with peers to discuss and present in plenary the application of linear motion in real life.</w:t>
+            </w:r>
+          </w:p>
+          <w:p>
+            <w:pPr>
+              <w:spacing w:after="30" w:before="0"/>
+              <w:ind w:left="360" w:hanging="180"/>
+              <w:jc w:val="left"/>
+            </w:pPr>
+            <w:r>
+              <w:rPr>
+                <w:rFonts w:ascii="Arial" w:cs="Arial" w:eastAsia="Arial" w:hAnsi="Arial"/>
+                <w:b w:val="false"/>
+                <w:bCs w:val="false"/>
+                <w:i w:val="false"/>
+                <w:iCs w:val="false"/>
+                <w:color w:val="000000"/>
+                <w:sz w:val="18"/>
+                <w:szCs w:val="18"/>
+              </w:rPr>
+              <w:t xml:space="preserve">–  Learning to Learn: as the learner carries out assignments on examples of bodies under free-fall motion and presents the findings in a group discussion.</w:t>
+            </w:r>
+          </w:p>
+        </w:tc>
+      </w:tr>
+      <w:tr>
+        <w:tc>
+          <w:tcPr>
+            <w:tcW w:type="dxa" w:w="3000"/>
+            <w:shd w:fill="E2EFDA" w:color="auto" w:val="clear"/>
+            <w:tcMar>
+              <w:top w:type="dxa" w:w="60"/>
+              <w:left w:type="dxa" w:w="120"/>
+              <w:bottom w:type="dxa" w:w="60"/>
+              <w:right w:type="dxa" w:w="120"/>
+            </w:tcMar>
+            <w:vAlign w:val="top"/>
+          </w:tcPr>
+          <w:p>
+            <w:pPr>
+              <w:spacing w:after="40" w:before="0"/>
+              <w:jc w:val="left"/>
+            </w:pPr>
+            <w:r>
+              <w:rPr>
+                <w:rFonts w:ascii="Arial" w:cs="Arial" w:eastAsia="Arial" w:hAnsi="Arial"/>
+                <w:b/>
+                <w:bCs/>
+                <w:i w:val="false"/>
+                <w:iCs w:val="false"/>
+                <w:color w:val="000000"/>
+                <w:sz w:val="18"/>
+                <w:szCs w:val="18"/>
+              </w:rPr>
+              <w:t xml:space="preserve">Core Values</w:t>
+            </w:r>
+          </w:p>
+        </w:tc>
+        <w:tc>
+          <w:tcPr>
+            <w:tcW w:type="dxa" w:w="10680"/>
+            <w:shd w:fill="FFFFFF" w:color="auto" w:val="clear"/>
+            <w:tcMar>
+              <w:top w:type="dxa" w:w="60"/>
+              <w:left w:type="dxa" w:w="120"/>
+              <w:bottom w:type="dxa" w:w="60"/>
+              <w:right w:type="dxa" w:w="120"/>
+            </w:tcMar>
+            <w:vAlign w:val="top"/>
+          </w:tcPr>
+          <w:p>
+            <w:pPr>
+              <w:spacing w:after="30" w:before="0"/>
+              <w:ind w:left="360" w:hanging="180"/>
+              <w:jc w:val="left"/>
+            </w:pPr>
+            <w:r>
+              <w:rPr>
+                <w:rFonts w:ascii="Arial" w:cs="Arial" w:eastAsia="Arial" w:hAnsi="Arial"/>
+                <w:b w:val="false"/>
+                <w:bCs w:val="false"/>
+                <w:i w:val="false"/>
+                <w:iCs w:val="false"/>
+                <w:color w:val="000000"/>
+                <w:sz w:val="18"/>
+                <w:szCs w:val="18"/>
+              </w:rPr>
+              <w:t xml:space="preserve">–  Peace: the learner displays tolerance and calmness when discussing the application of linear motion in real life.</w:t>
+            </w:r>
+          </w:p>
+          <w:p>
+            <w:pPr>
+              <w:spacing w:after="30" w:before="0"/>
+              <w:ind w:left="360" w:hanging="180"/>
+              <w:jc w:val="left"/>
+            </w:pPr>
+            <w:r>
+              <w:rPr>
+                <w:rFonts w:ascii="Arial" w:cs="Arial" w:eastAsia="Arial" w:hAnsi="Arial"/>
+                <w:b w:val="false"/>
+                <w:bCs w:val="false"/>
+                <w:i w:val="false"/>
+                <w:iCs w:val="false"/>
+                <w:color w:val="000000"/>
+                <w:sz w:val="18"/>
+                <w:szCs w:val="18"/>
+              </w:rPr>
+              <w:t xml:space="preserve">–  Unity: the learner displays cooperation and collaboration with others while investigating the effect of gravity on objects.</w:t>
+            </w:r>
+          </w:p>
+        </w:tc>
+      </w:tr>
+      <w:tr>
+        <w:tc>
+          <w:tcPr>
+            <w:tcW w:type="dxa" w:w="3000"/>
+            <w:shd w:fill="D5E8F0" w:color="auto" w:val="clear"/>
+            <w:tcMar>
+              <w:top w:type="dxa" w:w="60"/>
+              <w:left w:type="dxa" w:w="120"/>
+              <w:bottom w:type="dxa" w:w="60"/>
+              <w:right w:type="dxa" w:w="120"/>
+            </w:tcMar>
+            <w:vAlign w:val="top"/>
+          </w:tcPr>
+          <w:p>
+            <w:pPr>
+              <w:spacing w:after="40" w:before="0"/>
+              <w:jc w:val="left"/>
+            </w:pPr>
+            <w:r>
+              <w:rPr>
+                <w:rFonts w:ascii="Arial" w:cs="Arial" w:eastAsia="Arial" w:hAnsi="Arial"/>
+                <w:b/>
+                <w:bCs/>
+                <w:i w:val="false"/>
+                <w:iCs w:val="false"/>
+                <w:color w:val="000000"/>
+                <w:sz w:val="18"/>
+                <w:szCs w:val="18"/>
+              </w:rPr>
+              <w:t xml:space="preserve">Science &amp; Engineering Practices</w:t>
+            </w:r>
+          </w:p>
+        </w:tc>
+        <w:tc>
+          <w:tcPr>
+            <w:tcW w:type="dxa" w:w="10680"/>
+            <w:shd w:fill="FFFFFF" w:color="auto" w:val="clear"/>
+            <w:tcMar>
+              <w:top w:type="dxa" w:w="60"/>
+              <w:left w:type="dxa" w:w="120"/>
+              <w:bottom w:type="dxa" w:w="60"/>
+              <w:right w:type="dxa" w:w="120"/>
+            </w:tcMar>
+            <w:vAlign w:val="top"/>
+          </w:tcPr>
+          <w:p>
+            <w:pPr>
+              <w:spacing w:after="30" w:before="0"/>
+              <w:ind w:left="360" w:hanging="180"/>
+              <w:jc w:val="left"/>
+            </w:pPr>
+            <w:r>
+              <w:rPr>
+                <w:rFonts w:ascii="Arial" w:cs="Arial" w:eastAsia="Arial" w:hAnsi="Arial"/>
+                <w:b w:val="false"/>
+                <w:bCs w:val="false"/>
+                <w:i w:val="false"/>
+                <w:iCs w:val="false"/>
+                <w:color w:val="000000"/>
+                <w:sz w:val="18"/>
+                <w:szCs w:val="18"/>
+              </w:rPr>
+              <w:t xml:space="preserve">–  Asking Questions and Defining Problems: as the learner formulates questions about why dropped objects speed up and how gravity influences free fall near Nairobi and other locations.</w:t>
+            </w:r>
+          </w:p>
+          <w:p>
+            <w:pPr>
+              <w:spacing w:after="30" w:before="0"/>
+              <w:ind w:left="360" w:hanging="180"/>
+              <w:jc w:val="left"/>
+            </w:pPr>
+            <w:r>
+              <w:rPr>
+                <w:rFonts w:ascii="Arial" w:cs="Arial" w:eastAsia="Arial" w:hAnsi="Arial"/>
+                <w:b w:val="false"/>
+                <w:bCs w:val="false"/>
+                <w:i w:val="false"/>
+                <w:iCs w:val="false"/>
+                <w:color w:val="000000"/>
+                <w:sz w:val="18"/>
+                <w:szCs w:val="18"/>
+              </w:rPr>
+              <w:t xml:space="preserve">–  Planning and Carrying Out Investigations: as the learner drops objects from measured heights to observe increasing speed and infer the effect of gravity.</w:t>
+            </w:r>
+          </w:p>
+          <w:p>
+            <w:pPr>
+              <w:spacing w:after="30" w:before="0"/>
+              <w:ind w:left="360" w:hanging="180"/>
+              <w:jc w:val="left"/>
+            </w:pPr>
+            <w:r>
+              <w:rPr>
+                <w:rFonts w:ascii="Arial" w:cs="Arial" w:eastAsia="Arial" w:hAnsi="Arial"/>
+                <w:b w:val="false"/>
+                <w:bCs w:val="false"/>
+                <w:i w:val="false"/>
+                <w:iCs w:val="false"/>
+                <w:color w:val="000000"/>
+                <w:sz w:val="18"/>
+                <w:szCs w:val="18"/>
+              </w:rPr>
+              <w:t xml:space="preserve">–  Analysing and Interpreting Data: as the learner uses collected timing data from free-fall observations to calculate acceleration due to gravity and compare with g = 10 m/s².</w:t>
+            </w:r>
+          </w:p>
+          <w:p>
+            <w:pPr>
+              <w:spacing w:after="30" w:before="0"/>
+              <w:ind w:left="360" w:hanging="180"/>
+              <w:jc w:val="left"/>
+            </w:pPr>
+            <w:r>
+              <w:rPr>
+                <w:rFonts w:ascii="Arial" w:cs="Arial" w:eastAsia="Arial" w:hAnsi="Arial"/>
+                <w:b w:val="false"/>
+                <w:bCs w:val="false"/>
+                <w:i w:val="false"/>
+                <w:iCs w:val="false"/>
+                <w:color w:val="000000"/>
+                <w:sz w:val="18"/>
+                <w:szCs w:val="18"/>
+              </w:rPr>
+              <w:t xml:space="preserve">–  Using Mathematics and Computational Thinking: as the learner solves numerical problems on linear motion using the equations of motion with constant acceleration.</w:t>
+            </w:r>
+          </w:p>
+          <w:p>
+            <w:pPr>
+              <w:spacing w:after="30" w:before="0"/>
+              <w:ind w:left="360" w:hanging="180"/>
+              <w:jc w:val="left"/>
+            </w:pPr>
+            <w:r>
+              <w:rPr>
+                <w:rFonts w:ascii="Arial" w:cs="Arial" w:eastAsia="Arial" w:hAnsi="Arial"/>
+                <w:b w:val="false"/>
+                <w:bCs w:val="false"/>
+                <w:i w:val="false"/>
+                <w:iCs w:val="false"/>
+                <w:color w:val="000000"/>
+                <w:sz w:val="18"/>
+                <w:szCs w:val="18"/>
+              </w:rPr>
+              <w:t xml:space="preserve">–  Constructing Explanations: as the learner explains observed differences in the speed of objects dropped from different heights using the concept of gravitational acceleration.</w:t>
+            </w:r>
+          </w:p>
+          <w:p>
+            <w:pPr>
+              <w:spacing w:after="30" w:before="0"/>
+              <w:ind w:left="360" w:hanging="180"/>
+              <w:jc w:val="left"/>
+            </w:pPr>
+            <w:r>
+              <w:rPr>
+                <w:rFonts w:ascii="Arial" w:cs="Arial" w:eastAsia="Arial" w:hAnsi="Arial"/>
+                <w:b w:val="false"/>
+                <w:bCs w:val="false"/>
+                <w:i w:val="false"/>
+                <w:iCs w:val="false"/>
+                <w:color w:val="000000"/>
+                <w:sz w:val="18"/>
+                <w:szCs w:val="18"/>
+              </w:rPr>
+              <w:t xml:space="preserve">–  Obtaining, Evaluating, and Communicating Information: as the learner researches applications of linear motion and free fall using digital and print media and presents findings to peers.</w:t>
+            </w:r>
+          </w:p>
+        </w:tc>
+      </w:tr>
+      <w:tr>
+        <w:tc>
+          <w:tcPr>
+            <w:tcW w:type="dxa" w:w="3000"/>
+            <w:shd w:fill="FCE4D6" w:color="auto" w:val="clear"/>
+            <w:tcMar>
+              <w:top w:type="dxa" w:w="60"/>
+              <w:left w:type="dxa" w:w="120"/>
+              <w:bottom w:type="dxa" w:w="60"/>
+              <w:right w:type="dxa" w:w="120"/>
+            </w:tcMar>
+            <w:vAlign w:val="top"/>
+          </w:tcPr>
+          <w:p>
+            <w:pPr>
+              <w:spacing w:after="40" w:before="0"/>
+              <w:jc w:val="left"/>
+            </w:pPr>
+            <w:r>
+              <w:rPr>
+                <w:rFonts w:ascii="Arial" w:cs="Arial" w:eastAsia="Arial" w:hAnsi="Arial"/>
+                <w:b/>
+                <w:bCs/>
+                <w:i w:val="false"/>
+                <w:iCs w:val="false"/>
+                <w:color w:val="000000"/>
+                <w:sz w:val="18"/>
+                <w:szCs w:val="18"/>
+              </w:rPr>
+              <w:t xml:space="preserve">Pertinent &amp; Contemporary Issues (PCIs)</w:t>
+            </w:r>
+          </w:p>
+        </w:tc>
+        <w:tc>
+          <w:tcPr>
+            <w:tcW w:type="dxa" w:w="10680"/>
+            <w:shd w:fill="FFFFFF" w:color="auto" w:val="clear"/>
+            <w:tcMar>
+              <w:top w:type="dxa" w:w="60"/>
+              <w:left w:type="dxa" w:w="120"/>
+              <w:bottom w:type="dxa" w:w="60"/>
+              <w:right w:type="dxa" w:w="120"/>
+            </w:tcMar>
+            <w:vAlign w:val="top"/>
+          </w:tcPr>
+          <w:p>
+            <w:pPr>
+              <w:spacing w:after="30" w:before="0"/>
+              <w:ind w:left="360" w:hanging="180"/>
+              <w:jc w:val="left"/>
+            </w:pPr>
+            <w:r>
+              <w:rPr>
+                <w:rFonts w:ascii="Arial" w:cs="Arial" w:eastAsia="Arial" w:hAnsi="Arial"/>
+                <w:b w:val="false"/>
+                <w:bCs w:val="false"/>
+                <w:i w:val="false"/>
+                <w:iCs w:val="false"/>
+                <w:color w:val="000000"/>
+                <w:sz w:val="18"/>
+                <w:szCs w:val="18"/>
+              </w:rPr>
+              <w:t xml:space="preserve">–  Road Safety: increased awareness on how to minimise fatal injuries resulting from road crashes on sloping roads using the concept of free fall of objects (e.g., lorries descending the steep Kinangop escarpment or the Limuru–Nairobi road).</w:t>
+            </w:r>
+          </w:p>
+          <w:p>
+            <w:pPr>
+              <w:spacing w:after="30" w:before="0"/>
+              <w:ind w:left="360" w:hanging="180"/>
+              <w:jc w:val="left"/>
+            </w:pPr>
+            <w:r>
+              <w:rPr>
+                <w:rFonts w:ascii="Arial" w:cs="Arial" w:eastAsia="Arial" w:hAnsi="Arial"/>
+                <w:b w:val="false"/>
+                <w:bCs w:val="false"/>
+                <w:i w:val="false"/>
+                <w:iCs w:val="false"/>
+                <w:color w:val="000000"/>
+                <w:sz w:val="18"/>
+                <w:szCs w:val="18"/>
+              </w:rPr>
+              <w:t xml:space="preserve">–  Life Skills Education (Self-Awareness): the learner observes safety measures when dropping objects to investigate the effect of gravity on objects.</w:t>
+            </w:r>
+          </w:p>
+        </w:tc>
+      </w:tr>
+      <w:tr>
+        <w:tc>
+          <w:tcPr>
+            <w:tcW w:type="dxa" w:w="3000"/>
+            <w:shd w:fill="D9EEF1" w:color="auto" w:val="clear"/>
+            <w:tcMar>
+              <w:top w:type="dxa" w:w="60"/>
+              <w:left w:type="dxa" w:w="120"/>
+              <w:bottom w:type="dxa" w:w="60"/>
+              <w:right w:type="dxa" w:w="120"/>
+            </w:tcMar>
+            <w:vAlign w:val="top"/>
+          </w:tcPr>
+          <w:p>
+            <w:pPr>
+              <w:spacing w:after="40" w:before="0"/>
+              <w:jc w:val="left"/>
+            </w:pPr>
+            <w:r>
+              <w:rPr>
+                <w:rFonts w:ascii="Arial" w:cs="Arial" w:eastAsia="Arial" w:hAnsi="Arial"/>
+                <w:b/>
+                <w:bCs/>
+                <w:i w:val="false"/>
+                <w:iCs w:val="false"/>
+                <w:color w:val="000000"/>
+                <w:sz w:val="18"/>
+                <w:szCs w:val="18"/>
+              </w:rPr>
+              <w:t xml:space="preserve">Career Connections</w:t>
+            </w:r>
+          </w:p>
+        </w:tc>
+        <w:tc>
+          <w:tcPr>
+            <w:tcW w:type="dxa" w:w="10680"/>
+            <w:shd w:fill="FFFFFF" w:color="auto" w:val="clear"/>
+            <w:tcMar>
+              <w:top w:type="dxa" w:w="60"/>
+              <w:left w:type="dxa" w:w="120"/>
+              <w:bottom w:type="dxa" w:w="60"/>
+              <w:right w:type="dxa" w:w="120"/>
+            </w:tcMar>
+            <w:vAlign w:val="top"/>
+          </w:tcPr>
+          <w:p>
+            <w:pPr>
+              <w:spacing w:after="30" w:before="0"/>
+              <w:ind w:left="360" w:hanging="180"/>
+              <w:jc w:val="left"/>
+            </w:pPr>
+            <w:r>
+              <w:rPr>
+                <w:rFonts w:ascii="Arial" w:cs="Arial" w:eastAsia="Arial" w:hAnsi="Arial"/>
+                <w:b w:val="false"/>
+                <w:bCs w:val="false"/>
+                <w:i w:val="false"/>
+                <w:iCs w:val="false"/>
+                <w:color w:val="000000"/>
+                <w:sz w:val="18"/>
+                <w:szCs w:val="18"/>
+              </w:rPr>
+              <w:t xml:space="preserve">–  Civil and Structural Engineering: understanding linear motion and free fall is essential for designing safe roads, bridges, and buildings in Kenya's expanding infrastructure (e.g., the Nairobi Expressway, SGR).</w:t>
+            </w:r>
+          </w:p>
+          <w:p>
+            <w:pPr>
+              <w:spacing w:after="30" w:before="0"/>
+              <w:ind w:left="360" w:hanging="180"/>
+              <w:jc w:val="left"/>
+            </w:pPr>
+            <w:r>
+              <w:rPr>
+                <w:rFonts w:ascii="Arial" w:cs="Arial" w:eastAsia="Arial" w:hAnsi="Arial"/>
+                <w:b w:val="false"/>
+                <w:bCs w:val="false"/>
+                <w:i w:val="false"/>
+                <w:iCs w:val="false"/>
+                <w:color w:val="000000"/>
+                <w:sz w:val="18"/>
+                <w:szCs w:val="18"/>
+              </w:rPr>
+              <w:t xml:space="preserve">–  Sports Science and Athletics: Kenyan elite runners and jumpers (e.g., athletes from the Rift Valley) rely on principles of velocity, acceleration, and displacement for performance analysis and coaching.</w:t>
+            </w:r>
+          </w:p>
+          <w:p>
+            <w:pPr>
+              <w:spacing w:after="30" w:before="0"/>
+              <w:ind w:left="360" w:hanging="180"/>
+              <w:jc w:val="left"/>
+            </w:pPr>
+            <w:r>
+              <w:rPr>
+                <w:rFonts w:ascii="Arial" w:cs="Arial" w:eastAsia="Arial" w:hAnsi="Arial"/>
+                <w:b w:val="false"/>
+                <w:bCs w:val="false"/>
+                <w:i w:val="false"/>
+                <w:iCs w:val="false"/>
+                <w:color w:val="000000"/>
+                <w:sz w:val="18"/>
+                <w:szCs w:val="18"/>
+              </w:rPr>
+              <w:t xml:space="preserve">–  Aviation and Aerospace Technology: free-fall calculations and motion equations underpin pilot training and the growing Aviation track at Senior School.</w:t>
+            </w:r>
+          </w:p>
+          <w:p>
+            <w:pPr>
+              <w:spacing w:after="30" w:before="0"/>
+              <w:ind w:left="360" w:hanging="180"/>
+              <w:jc w:val="left"/>
+            </w:pPr>
+            <w:r>
+              <w:rPr>
+                <w:rFonts w:ascii="Arial" w:cs="Arial" w:eastAsia="Arial" w:hAnsi="Arial"/>
+                <w:b w:val="false"/>
+                <w:bCs w:val="false"/>
+                <w:i w:val="false"/>
+                <w:iCs w:val="false"/>
+                <w:color w:val="000000"/>
+                <w:sz w:val="18"/>
+                <w:szCs w:val="18"/>
+              </w:rPr>
+              <w:t xml:space="preserve">–  Traffic and Road Safety Management: NTSA officers and road engineers apply motion equations to set speed limits and design warning systems on steep Kenyan roads.</w:t>
+            </w:r>
+          </w:p>
+          <w:p>
+            <w:pPr>
+              <w:spacing w:after="30" w:before="0"/>
+              <w:ind w:left="360" w:hanging="180"/>
+              <w:jc w:val="left"/>
+            </w:pPr>
+            <w:r>
+              <w:rPr>
+                <w:rFonts w:ascii="Arial" w:cs="Arial" w:eastAsia="Arial" w:hAnsi="Arial"/>
+                <w:b w:val="false"/>
+                <w:bCs w:val="false"/>
+                <w:i w:val="false"/>
+                <w:iCs w:val="false"/>
+                <w:color w:val="000000"/>
+                <w:sz w:val="18"/>
+                <w:szCs w:val="18"/>
+              </w:rPr>
+              <w:t xml:space="preserve">–  Medicine and Biomechanics: understanding free fall and impact forces informs injury prevention and rehabilitation for falls — relevant to Kenya's hospitals and physiotherapy sector.</w:t>
+            </w:r>
+          </w:p>
+        </w:tc>
+      </w:tr>
+      <w:tr>
+        <w:tc>
+          <w:tcPr>
+            <w:tcW w:type="dxa" w:w="3000"/>
+            <w:shd w:fill="D5E8F0" w:color="auto" w:val="clear"/>
+            <w:tcMar>
+              <w:top w:type="dxa" w:w="60"/>
+              <w:left w:type="dxa" w:w="120"/>
+              <w:bottom w:type="dxa" w:w="60"/>
+              <w:right w:type="dxa" w:w="120"/>
+            </w:tcMar>
+            <w:vAlign w:val="top"/>
+          </w:tcPr>
+          <w:p>
+            <w:pPr>
+              <w:spacing w:after="40" w:before="0"/>
+              <w:jc w:val="left"/>
+            </w:pPr>
+            <w:r>
+              <w:rPr>
+                <w:rFonts w:ascii="Arial" w:cs="Arial" w:eastAsia="Arial" w:hAnsi="Arial"/>
+                <w:b/>
+                <w:bCs/>
+                <w:i w:val="false"/>
+                <w:iCs w:val="false"/>
+                <w:color w:val="000000"/>
+                <w:sz w:val="18"/>
+                <w:szCs w:val="18"/>
+              </w:rPr>
+              <w:t xml:space="preserve">Focus for Lessons</w:t>
+            </w:r>
+          </w:p>
+        </w:tc>
+        <w:tc>
+          <w:tcPr>
+            <w:tcW w:type="dxa" w:w="10680"/>
+            <w:shd w:fill="FFFFFF" w:color="auto" w:val="clear"/>
+            <w:tcMar>
+              <w:top w:type="dxa" w:w="60"/>
+              <w:left w:type="dxa" w:w="120"/>
+              <w:bottom w:type="dxa" w:w="60"/>
+              <w:right w:type="dxa" w:w="120"/>
+            </w:tcMar>
+            <w:vAlign w:val="top"/>
+          </w:tcPr>
+          <w:p>
+            <w:pPr>
+              <w:spacing w:after="40" w:before="0"/>
+              <w:jc w:val="left"/>
+            </w:pPr>
+            <w:r>
+              <w:rPr>
+                <w:rFonts w:ascii="Arial" w:cs="Arial" w:eastAsia="Arial" w:hAnsi="Arial"/>
+                <w:b w:val="false"/>
+                <w:bCs w:val="false"/>
+                <w:i w:val="false"/>
+                <w:iCs w:val="false"/>
+                <w:color w:val="000000"/>
+                <w:sz w:val="18"/>
+                <w:szCs w:val="18"/>
+              </w:rPr>
+              <w:t xml:space="preserve">This unit develops learners' ability to describe, quantify, and apply the principles of linear motion — from defining key terms to solving real-world problems using the equations of constant acceleration and investigating free fall. Instruction anchors physics concepts in Kenyan everyday contexts such as road safety on escarpment roads, the flight path of a maize cob dropped from a granary, and the sprint mechanics of Rift Valley athletes. Learners progress from qualitative understanding of motion vocabulary to quantitative problem-solving and experimental investigation of gravitational acceleration.</w:t>
+            </w:r>
+          </w:p>
+        </w:tc>
+      </w:tr>
+      <w:tr>
+        <w:tc>
+          <w:tcPr>
+            <w:tcW w:type="dxa" w:w="3000"/>
+            <w:shd w:fill="EAD1F5" w:color="auto" w:val="clear"/>
+            <w:tcMar>
+              <w:top w:type="dxa" w:w="60"/>
+              <w:left w:type="dxa" w:w="120"/>
+              <w:bottom w:type="dxa" w:w="60"/>
+              <w:right w:type="dxa" w:w="120"/>
+            </w:tcMar>
+            <w:vAlign w:val="top"/>
+          </w:tcPr>
+          <w:p>
+            <w:pPr>
+              <w:spacing w:after="40" w:before="0"/>
+              <w:jc w:val="left"/>
+            </w:pPr>
+            <w:r>
+              <w:rPr>
+                <w:rFonts w:ascii="Arial" w:cs="Arial" w:eastAsia="Arial" w:hAnsi="Arial"/>
+                <w:b/>
+                <w:bCs/>
+                <w:i w:val="false"/>
+                <w:iCs w:val="false"/>
+                <w:color w:val="000000"/>
+                <w:sz w:val="18"/>
+                <w:szCs w:val="18"/>
+              </w:rPr>
+              <w:t xml:space="preserve">Driving Question / Key Inquiry Questions</w:t>
+            </w:r>
+          </w:p>
+        </w:tc>
+        <w:tc>
+          <w:tcPr>
+            <w:tcW w:type="dxa" w:w="10680"/>
+            <w:shd w:fill="FFFFFF" w:color="auto" w:val="clear"/>
+            <w:tcMar>
+              <w:top w:type="dxa" w:w="60"/>
+              <w:left w:type="dxa" w:w="120"/>
+              <w:bottom w:type="dxa" w:w="60"/>
+              <w:right w:type="dxa" w:w="120"/>
+            </w:tcMar>
+            <w:vAlign w:val="top"/>
+          </w:tcPr>
+          <w:p>
+            <w:pPr>
+              <w:spacing w:after="40" w:before="0"/>
+              <w:jc w:val="left"/>
+            </w:pPr>
+            <w:r>
+              <w:rPr>
+                <w:rFonts w:ascii="Arial" w:cs="Arial" w:eastAsia="Arial" w:hAnsi="Arial"/>
+                <w:b w:val="false"/>
+                <w:bCs w:val="false"/>
+                <w:i w:val="false"/>
+                <w:iCs w:val="false"/>
+                <w:color w:val="000000"/>
+                <w:sz w:val="18"/>
+                <w:szCs w:val="18"/>
+              </w:rPr>
+              <w:t xml:space="preserve">DRIVING QUESTION: Why does a runaway mkokoteni on the Limuru escarpment keep getting faster — and how can we use mathematics to predict exactly how fast and how far it will travel before it crashes?</w:t>
+            </w:r>
+          </w:p>
+          <w:p>
+            <w:pPr>
+              <w:spacing w:after="40" w:before="0"/>
+              <w:jc w:val="left"/>
+            </w:pPr>
+            <w:r>
+              <w:rPr>
+                <w:rFonts w:ascii="Arial" w:cs="Arial" w:eastAsia="Arial" w:hAnsi="Arial"/>
+                <w:b w:val="false"/>
+                <w:bCs w:val="false"/>
+                <w:i w:val="false"/>
+                <w:iCs w:val="false"/>
+                <w:color w:val="000000"/>
+                <w:sz w:val="18"/>
+                <w:szCs w:val="18"/>
+              </w:rPr>
+              <w:t xml:space="preserve"/>
+            </w:r>
+          </w:p>
+          <w:p>
+            <w:pPr>
+              <w:spacing w:after="40" w:before="0"/>
+              <w:jc w:val="left"/>
+            </w:pPr>
+            <w:r>
+              <w:rPr>
+                <w:rFonts w:ascii="Arial" w:cs="Arial" w:eastAsia="Arial" w:hAnsi="Arial"/>
+                <w:b w:val="false"/>
+                <w:bCs w:val="false"/>
+                <w:i w:val="false"/>
+                <w:iCs w:val="false"/>
+                <w:color w:val="000000"/>
+                <w:sz w:val="18"/>
+                <w:szCs w:val="18"/>
+              </w:rPr>
+              <w:t xml:space="preserve">KICD KEY INQUIRY QUESTIONS:</w:t>
+            </w:r>
+          </w:p>
+          <w:p>
+            <w:pPr>
+              <w:spacing w:after="40" w:before="0"/>
+              <w:jc w:val="left"/>
+            </w:pPr>
+            <w:r>
+              <w:rPr>
+                <w:rFonts w:ascii="Arial" w:cs="Arial" w:eastAsia="Arial" w:hAnsi="Arial"/>
+                <w:b w:val="false"/>
+                <w:bCs w:val="false"/>
+                <w:i w:val="false"/>
+                <w:iCs w:val="false"/>
+                <w:color w:val="000000"/>
+                <w:sz w:val="18"/>
+                <w:szCs w:val="18"/>
+              </w:rPr>
+              <w:t xml:space="preserve">1. How is free fall motion important in real life?</w:t>
+            </w:r>
+          </w:p>
+          <w:p>
+            <w:pPr>
+              <w:spacing w:after="40" w:before="0"/>
+              <w:jc w:val="left"/>
+            </w:pPr>
+            <w:r>
+              <w:rPr>
+                <w:rFonts w:ascii="Arial" w:cs="Arial" w:eastAsia="Arial" w:hAnsi="Arial"/>
+                <w:b w:val="false"/>
+                <w:bCs w:val="false"/>
+                <w:i w:val="false"/>
+                <w:iCs w:val="false"/>
+                <w:color w:val="000000"/>
+                <w:sz w:val="18"/>
+                <w:szCs w:val="18"/>
+              </w:rPr>
+              <w:t xml:space="preserve">2. How can the dangers of free fall in our day-to-day life be mitigated?</w:t>
+            </w:r>
+          </w:p>
+        </w:tc>
+      </w:tr>
+      <w:tr>
+        <w:tc>
+          <w:tcPr>
+            <w:tcW w:type="dxa" w:w="3000"/>
+            <w:shd w:fill="EAD1F5" w:color="auto" w:val="clear"/>
+            <w:tcMar>
+              <w:top w:type="dxa" w:w="60"/>
+              <w:left w:type="dxa" w:w="120"/>
+              <w:bottom w:type="dxa" w:w="60"/>
+              <w:right w:type="dxa" w:w="120"/>
+            </w:tcMar>
+            <w:vAlign w:val="top"/>
+          </w:tcPr>
+          <w:p>
+            <w:pPr>
+              <w:spacing w:after="40" w:before="0"/>
+              <w:jc w:val="left"/>
+            </w:pPr>
+            <w:r>
+              <w:rPr>
+                <w:rFonts w:ascii="Arial" w:cs="Arial" w:eastAsia="Arial" w:hAnsi="Arial"/>
+                <w:b/>
+                <w:bCs/>
+                <w:i w:val="false"/>
+                <w:iCs w:val="false"/>
+                <w:color w:val="000000"/>
+                <w:sz w:val="18"/>
+                <w:szCs w:val="18"/>
+              </w:rPr>
+              <w:t xml:space="preserve">Anchoring Phenomenon</w:t>
+            </w:r>
+          </w:p>
+        </w:tc>
+        <w:tc>
+          <w:tcPr>
+            <w:tcW w:type="dxa" w:w="10680"/>
+            <w:shd w:fill="FFFFFF" w:color="auto" w:val="clear"/>
+            <w:tcMar>
+              <w:top w:type="dxa" w:w="60"/>
+              <w:left w:type="dxa" w:w="120"/>
+              <w:bottom w:type="dxa" w:w="60"/>
+              <w:right w:type="dxa" w:w="120"/>
+            </w:tcMar>
+            <w:vAlign w:val="top"/>
+          </w:tcPr>
+          <w:p>
+            <w:pPr>
+              <w:spacing w:after="40" w:before="0"/>
+              <w:jc w:val="left"/>
+            </w:pPr>
+            <w:r>
+              <w:rPr>
+                <w:rFonts w:ascii="Arial" w:cs="Arial" w:eastAsia="Arial" w:hAnsi="Arial"/>
+                <w:b w:val="false"/>
+                <w:bCs w:val="false"/>
+                <w:i w:val="false"/>
+                <w:iCs w:val="false"/>
+                <w:color w:val="000000"/>
+                <w:sz w:val="18"/>
+                <w:szCs w:val="18"/>
+              </w:rPr>
+              <w:t xml:space="preserve">A mkokoteni (hand-cart) loaded with sacks of maize is accidentally released from rest at the top of the steep Limuru–Nairobi escarpment road and rolls freely downhill. Witnesses describe how it starts moving slowly but becomes dangerously fast within seconds, eventually crashing. Students view a short video clip of a runaway vehicle on a Kenyan escarpment road and are asked: "Why does the cart keep getting faster even though no one is pushing it, and could we have predicted how fast it would be going before it crashed?" This is puzzling because the cart has no engine, yet its speed continuously increases — suggesting an invisible force (gravity) is continuously doing work on it. The phenomenon directly motivates the need to define motion terms precisely, develop equations that can predict the cart's speed and distance at any moment, and understand free fall as the purest expression of gravitational acceleration.</w:t>
+            </w:r>
+          </w:p>
+        </w:tc>
+      </w:tr>
+      <w:tr>
+        <w:tc>
+          <w:tcPr>
+            <w:tcW w:type="dxa" w:w="3000"/>
+            <w:shd w:fill="D9EEF1" w:color="auto" w:val="clear"/>
+            <w:tcMar>
+              <w:top w:type="dxa" w:w="60"/>
+              <w:left w:type="dxa" w:w="120"/>
+              <w:bottom w:type="dxa" w:w="60"/>
+              <w:right w:type="dxa" w:w="120"/>
+            </w:tcMar>
+            <w:vAlign w:val="top"/>
+          </w:tcPr>
+          <w:p>
+            <w:pPr>
+              <w:spacing w:after="40" w:before="0"/>
+              <w:jc w:val="left"/>
+            </w:pPr>
+            <w:r>
+              <w:rPr>
+                <w:rFonts w:ascii="Arial" w:cs="Arial" w:eastAsia="Arial" w:hAnsi="Arial"/>
+                <w:b/>
+                <w:bCs/>
+                <w:i w:val="false"/>
+                <w:iCs w:val="false"/>
+                <w:color w:val="000000"/>
+                <w:sz w:val="18"/>
+                <w:szCs w:val="18"/>
+              </w:rPr>
+              <w:t xml:space="preserve">Storyline Thread</w:t>
+            </w:r>
+          </w:p>
+        </w:tc>
+        <w:tc>
+          <w:tcPr>
+            <w:tcW w:type="dxa" w:w="10680"/>
+            <w:shd w:fill="FFFFFF" w:color="auto" w:val="clear"/>
+            <w:tcMar>
+              <w:top w:type="dxa" w:w="60"/>
+              <w:left w:type="dxa" w:w="120"/>
+              <w:bottom w:type="dxa" w:w="60"/>
+              <w:right w:type="dxa" w:w="120"/>
+            </w:tcMar>
+            <w:vAlign w:val="top"/>
+          </w:tcPr>
+          <w:p>
+            <w:pPr>
+              <w:spacing w:after="40" w:before="0"/>
+              <w:jc w:val="left"/>
+            </w:pPr>
+            <w:r>
+              <w:rPr>
+                <w:rFonts w:ascii="Arial" w:cs="Arial" w:eastAsia="Arial" w:hAnsi="Arial"/>
+                <w:b w:val="false"/>
+                <w:bCs w:val="false"/>
+                <w:i w:val="false"/>
+                <w:iCs w:val="false"/>
+                <w:color w:val="000000"/>
+                <w:sz w:val="18"/>
+                <w:szCs w:val="18"/>
+              </w:rPr>
+              <w:t xml:space="preserve">Lesson 1 — Anchoring Phenomenon &amp; Motion Vocabulary: Students watch a video clip of a runaway vehicle on a steep Kenyan escarpment road. They record initial observations and predictions about why the vehicle accelerates. The teacher facilitates a whole-class discussion to surface prior knowledge and misconceptions. Students are introduced to and distinguish between distance, displacement, speed, velocity, and acceleration using the mkokoteni scenario and Kenyan athletics examples. A class Driving Question Board (DQB) is created and initial questions are posted.</w:t>
+            </w:r>
+          </w:p>
+          <w:p>
+            <w:pPr>
+              <w:spacing w:after="40" w:before="0"/>
+              <w:jc w:val="left"/>
+            </w:pPr>
+            <w:r>
+              <w:rPr>
+                <w:rFonts w:ascii="Arial" w:cs="Arial" w:eastAsia="Arial" w:hAnsi="Arial"/>
+                <w:b w:val="false"/>
+                <w:bCs w:val="false"/>
+                <w:i w:val="false"/>
+                <w:iCs w:val="false"/>
+                <w:color w:val="000000"/>
+                <w:sz w:val="18"/>
+                <w:szCs w:val="18"/>
+              </w:rPr>
+              <w:t xml:space="preserve"/>
+            </w:r>
+          </w:p>
+          <w:p>
+            <w:pPr>
+              <w:spacing w:after="40" w:before="0"/>
+              <w:jc w:val="left"/>
+            </w:pPr>
+            <w:r>
+              <w:rPr>
+                <w:rFonts w:ascii="Arial" w:cs="Arial" w:eastAsia="Arial" w:hAnsi="Arial"/>
+                <w:b w:val="false"/>
+                <w:bCs w:val="false"/>
+                <w:i w:val="false"/>
+                <w:iCs w:val="false"/>
+                <w:color w:val="000000"/>
+                <w:sz w:val="18"/>
+                <w:szCs w:val="18"/>
+              </w:rPr>
+              <w:t xml:space="preserve">Lesson 2 — Equations of Linear Motion (Part 1): Using the mkokoteni context, the teacher introduces the four equations of linear motion with constant acceleration (presented without derivation as per KICD). Students identify the five variables (u, v, a, s, t) and practise selecting the correct equation for given problems. Worked examples use Kenyan road and athletics contexts (e.g., a matatu accelerating from a bus stop on Thika Road). Students solve structured numerical problems in pairs.</w:t>
+            </w:r>
+          </w:p>
+          <w:p>
+            <w:pPr>
+              <w:spacing w:after="40" w:before="0"/>
+              <w:jc w:val="left"/>
+            </w:pPr>
+            <w:r>
+              <w:rPr>
+                <w:rFonts w:ascii="Arial" w:cs="Arial" w:eastAsia="Arial" w:hAnsi="Arial"/>
+                <w:b w:val="false"/>
+                <w:bCs w:val="false"/>
+                <w:i w:val="false"/>
+                <w:iCs w:val="false"/>
+                <w:color w:val="000000"/>
+                <w:sz w:val="18"/>
+                <w:szCs w:val="18"/>
+              </w:rPr>
+              <w:t xml:space="preserve"/>
+            </w:r>
+          </w:p>
+          <w:p>
+            <w:pPr>
+              <w:spacing w:after="40" w:before="0"/>
+              <w:jc w:val="left"/>
+            </w:pPr>
+            <w:r>
+              <w:rPr>
+                <w:rFonts w:ascii="Arial" w:cs="Arial" w:eastAsia="Arial" w:hAnsi="Arial"/>
+                <w:b w:val="false"/>
+                <w:bCs w:val="false"/>
+                <w:i w:val="false"/>
+                <w:iCs w:val="false"/>
+                <w:color w:val="000000"/>
+                <w:sz w:val="18"/>
+                <w:szCs w:val="18"/>
+              </w:rPr>
+              <w:t xml:space="preserve">Lesson 3 — Equations of Linear Motion (Part 2 — Problem Solving): Students work in small groups to solve a set of progressively challenging problems using all four equations of motion, including contexts such as a Rift Valley athlete's 400 m race, a boda-boda decelerating before a police check, and a ball thrown upward from a Mombasa rooftop. Groups present solutions on the board; the teacher uses cold-calling (minimum 3 groups per problem set) and provides 30-second wait time before taking responses. The DQB is updated with new insights.</w:t>
+            </w:r>
+          </w:p>
+          <w:p>
+            <w:pPr>
+              <w:spacing w:after="40" w:before="0"/>
+              <w:jc w:val="left"/>
+            </w:pPr>
+            <w:r>
+              <w:rPr>
+                <w:rFonts w:ascii="Arial" w:cs="Arial" w:eastAsia="Arial" w:hAnsi="Arial"/>
+                <w:b w:val="false"/>
+                <w:bCs w:val="false"/>
+                <w:i w:val="false"/>
+                <w:iCs w:val="false"/>
+                <w:color w:val="000000"/>
+                <w:sz w:val="18"/>
+                <w:szCs w:val="18"/>
+              </w:rPr>
+              <w:t xml:space="preserve"/>
+            </w:r>
+          </w:p>
+          <w:p>
+            <w:pPr>
+              <w:spacing w:after="40" w:before="0"/>
+              <w:jc w:val="left"/>
+            </w:pPr>
+            <w:r>
+              <w:rPr>
+                <w:rFonts w:ascii="Arial" w:cs="Arial" w:eastAsia="Arial" w:hAnsi="Arial"/>
+                <w:b w:val="false"/>
+                <w:bCs w:val="false"/>
+                <w:i w:val="false"/>
+                <w:iCs w:val="false"/>
+                <w:color w:val="000000"/>
+                <w:sz w:val="18"/>
+                <w:szCs w:val="18"/>
+              </w:rPr>
+              <w:t xml:space="preserve">Lesson 4 — Investigating Free Fall (Predict &amp; Observe): Students first predict: "If you drop a ripe mango and a pebble from the same height, which hits the ground first?" They record predictions individually. The class then drops objects (rubber bung, crumpled paper, stone) from a fixed height of 2 m and observes that all reach the ground at the same time (in the absence of significant air resistance). Students infer that gravity accelerates all objects equally. Data on drop height and time are recorded and used to estimate g.</w:t>
+            </w:r>
+          </w:p>
+          <w:p>
+            <w:pPr>
+              <w:spacing w:after="40" w:before="0"/>
+              <w:jc w:val="left"/>
+            </w:pPr>
+            <w:r>
+              <w:rPr>
+                <w:rFonts w:ascii="Arial" w:cs="Arial" w:eastAsia="Arial" w:hAnsi="Arial"/>
+                <w:b w:val="false"/>
+                <w:bCs w:val="false"/>
+                <w:i w:val="false"/>
+                <w:iCs w:val="false"/>
+                <w:color w:val="000000"/>
+                <w:sz w:val="18"/>
+                <w:szCs w:val="18"/>
+              </w:rPr>
+              <w:t xml:space="preserve"/>
+            </w:r>
+          </w:p>
+          <w:p>
+            <w:pPr>
+              <w:spacing w:after="40" w:before="0"/>
+              <w:jc w:val="left"/>
+            </w:pPr>
+            <w:r>
+              <w:rPr>
+                <w:rFonts w:ascii="Arial" w:cs="Arial" w:eastAsia="Arial" w:hAnsi="Arial"/>
+                <w:b w:val="false"/>
+                <w:bCs w:val="false"/>
+                <w:i w:val="false"/>
+                <w:iCs w:val="false"/>
+                <w:color w:val="000000"/>
+                <w:sz w:val="18"/>
+                <w:szCs w:val="18"/>
+              </w:rPr>
+              <w:t xml:space="preserve">Lesson 5 — Freely Falling Bodies (Explain &amp; Calculate): Students use their experimental data from Lesson 4 and the equations of linear motion (with u = 0, a = g ≈ 10 m/s²) to calculate the speed of the mkokoteni at various points along the escarpment, the time taken for the mango to fall from the tree, and the height from which an object was dropped given its impact speed. The teacher explicitly connects each calculation back to the anchoring phenomenon. Students discuss the dangers of free fall on sloping surfaces and steep roads in Kenya.</w:t>
+            </w:r>
+          </w:p>
+          <w:p>
+            <w:pPr>
+              <w:spacing w:after="40" w:before="0"/>
+              <w:jc w:val="left"/>
+            </w:pPr>
+            <w:r>
+              <w:rPr>
+                <w:rFonts w:ascii="Arial" w:cs="Arial" w:eastAsia="Arial" w:hAnsi="Arial"/>
+                <w:b w:val="false"/>
+                <w:bCs w:val="false"/>
+                <w:i w:val="false"/>
+                <w:iCs w:val="false"/>
+                <w:color w:val="000000"/>
+                <w:sz w:val="18"/>
+                <w:szCs w:val="18"/>
+              </w:rPr>
+              <w:t xml:space="preserve"/>
+            </w:r>
+          </w:p>
+          <w:p>
+            <w:pPr>
+              <w:spacing w:after="40" w:before="0"/>
+              <w:jc w:val="left"/>
+            </w:pPr>
+            <w:r>
+              <w:rPr>
+                <w:rFonts w:ascii="Arial" w:cs="Arial" w:eastAsia="Arial" w:hAnsi="Arial"/>
+                <w:b w:val="false"/>
+                <w:bCs w:val="false"/>
+                <w:i w:val="false"/>
+                <w:iCs w:val="false"/>
+                <w:color w:val="000000"/>
+                <w:sz w:val="18"/>
+                <w:szCs w:val="18"/>
+              </w:rPr>
+              <w:t xml:space="preserve">Lesson 6 — Applications, Road Safety &amp; Real-Life Contexts: Using the equations and free-fall principles, students investigate the braking distance of a matatu travelling at different speeds on Mombasa Road. They discuss road safety (NTSA guidelines, signage on steep roads such as the Kinangop descent) and how understanding linear motion can save lives. Students research (using digital devices or print media) one additional real-life application of linear motion in Kenya (e.g., SGR train scheduling, pole-vault athletics, construction safety) and prepare a brief group presentation.</w:t>
+            </w:r>
+          </w:p>
+          <w:p>
+            <w:pPr>
+              <w:spacing w:after="40" w:before="0"/>
+              <w:jc w:val="left"/>
+            </w:pPr>
+            <w:r>
+              <w:rPr>
+                <w:rFonts w:ascii="Arial" w:cs="Arial" w:eastAsia="Arial" w:hAnsi="Arial"/>
+                <w:b w:val="false"/>
+                <w:bCs w:val="false"/>
+                <w:i w:val="false"/>
+                <w:iCs w:val="false"/>
+                <w:color w:val="000000"/>
+                <w:sz w:val="18"/>
+                <w:szCs w:val="18"/>
+              </w:rPr>
+              <w:t xml:space="preserve"/>
+            </w:r>
+          </w:p>
+          <w:p>
+            <w:pPr>
+              <w:spacing w:after="40" w:before="0"/>
+              <w:jc w:val="left"/>
+            </w:pPr>
+            <w:r>
+              <w:rPr>
+                <w:rFonts w:ascii="Arial" w:cs="Arial" w:eastAsia="Arial" w:hAnsi="Arial"/>
+                <w:b w:val="false"/>
+                <w:bCs w:val="false"/>
+                <w:i w:val="false"/>
+                <w:iCs w:val="false"/>
+                <w:color w:val="000000"/>
+                <w:sz w:val="18"/>
+                <w:szCs w:val="18"/>
+              </w:rPr>
+              <w:t xml:space="preserve">Lesson 7 — Group Presentations &amp; Model Building: Groups present their real-life application research from Lesson 6 (3 minutes per group; teacher cold-calls 2 members per group for follow-up questions). The class collaboratively builds and refines a visual explanatory model (annotated diagram or motion-time graph sequence) connecting the anchoring phenomenon — the mkokoteni on the escarpment — to all sub-strand concepts: motion terms, equations, free fall, gravity, and road safety mitigation. The DQB is reviewed and students identify which questions have been answered and which remain.</w:t>
+            </w:r>
+          </w:p>
+          <w:p>
+            <w:pPr>
+              <w:spacing w:after="40" w:before="0"/>
+              <w:jc w:val="left"/>
+            </w:pPr>
+            <w:r>
+              <w:rPr>
+                <w:rFonts w:ascii="Arial" w:cs="Arial" w:eastAsia="Arial" w:hAnsi="Arial"/>
+                <w:b w:val="false"/>
+                <w:bCs w:val="false"/>
+                <w:i w:val="false"/>
+                <w:iCs w:val="false"/>
+                <w:color w:val="000000"/>
+                <w:sz w:val="18"/>
+                <w:szCs w:val="18"/>
+              </w:rPr>
+              <w:t xml:space="preserve"/>
+            </w:r>
+          </w:p>
+          <w:p>
+            <w:pPr>
+              <w:spacing w:after="40" w:before="0"/>
+              <w:jc w:val="left"/>
+            </w:pPr>
+            <w:r>
+              <w:rPr>
+                <w:rFonts w:ascii="Arial" w:cs="Arial" w:eastAsia="Arial" w:hAnsi="Arial"/>
+                <w:b w:val="false"/>
+                <w:bCs w:val="false"/>
+                <w:i w:val="false"/>
+                <w:iCs w:val="false"/>
+                <w:color w:val="000000"/>
+                <w:sz w:val="18"/>
+                <w:szCs w:val="18"/>
+              </w:rPr>
+              <w:t xml:space="preserve">Lesson 8 — Consolidation, DQB Review &amp; Assessment: Students individually solve a structured set of problems revisiting all four equations and free fall, set in the context of the anchoring phenomenon (the mkokoteni) and supporting phenomena (Kenyan sprinter, falling mango). The class conducts a final DQB review — remaining questions are discussed and answered collectively. Students reflect in their journals on how their thinking about the anchoring phenomenon has changed since Lesson 1, articulating the role of gravity, constant acceleration, and the equations of motion in explaining and predicting the mkokoteni's dangerous descent.</w:t>
+            </w:r>
+          </w:p>
+        </w:tc>
+      </w:tr>
+      <w:tr>
+        <w:tc>
+          <w:tcPr>
+            <w:tcW w:type="dxa" w:w="3000"/>
+            <w:shd w:fill="EAD1F5" w:color="auto" w:val="clear"/>
+            <w:tcMar>
+              <w:top w:type="dxa" w:w="60"/>
+              <w:left w:type="dxa" w:w="120"/>
+              <w:bottom w:type="dxa" w:w="60"/>
+              <w:right w:type="dxa" w:w="120"/>
+            </w:tcMar>
+            <w:vAlign w:val="top"/>
+          </w:tcPr>
+          <w:p>
+            <w:pPr>
+              <w:spacing w:after="40" w:before="0"/>
+              <w:jc w:val="left"/>
+            </w:pPr>
+            <w:r>
+              <w:rPr>
+                <w:rFonts w:ascii="Arial" w:cs="Arial" w:eastAsia="Arial" w:hAnsi="Arial"/>
+                <w:b/>
+                <w:bCs/>
+                <w:i w:val="false"/>
+                <w:iCs w:val="false"/>
+                <w:color w:val="000000"/>
+                <w:sz w:val="18"/>
+                <w:szCs w:val="18"/>
+              </w:rPr>
+              <w:t xml:space="preserve">Supporting Phenomena</w:t>
+            </w:r>
+          </w:p>
+        </w:tc>
+        <w:tc>
+          <w:tcPr>
+            <w:tcW w:type="dxa" w:w="10680"/>
+            <w:shd w:fill="FFFFFF" w:color="auto" w:val="clear"/>
+            <w:tcMar>
+              <w:top w:type="dxa" w:w="60"/>
+              <w:left w:type="dxa" w:w="120"/>
+              <w:bottom w:type="dxa" w:w="60"/>
+              <w:right w:type="dxa" w:w="120"/>
+            </w:tcMar>
+            <w:vAlign w:val="top"/>
+          </w:tcPr>
+          <w:p>
+            <w:pPr>
+              <w:spacing w:after="30" w:before="0"/>
+              <w:ind w:left="360" w:hanging="180"/>
+              <w:jc w:val="left"/>
+            </w:pPr>
+            <w:r>
+              <w:rPr>
+                <w:rFonts w:ascii="Arial" w:cs="Arial" w:eastAsia="Arial" w:hAnsi="Arial"/>
+                <w:b w:val="false"/>
+                <w:bCs w:val="false"/>
+                <w:i w:val="false"/>
+                <w:iCs w:val="false"/>
+                <w:color w:val="000000"/>
+                <w:sz w:val="18"/>
+                <w:szCs w:val="18"/>
+              </w:rPr>
+              <w:t xml:space="preserve">–  A ripe mango falling from a tree on a Kisumu farm — students notice it falls faster and faster rather than at a constant speed, raising the question of what determines how quickly it accelerates.</w:t>
+            </w:r>
+          </w:p>
+          <w:p>
+            <w:pPr>
+              <w:spacing w:after="30" w:before="0"/>
+              <w:ind w:left="360" w:hanging="180"/>
+              <w:jc w:val="left"/>
+            </w:pPr>
+            <w:r>
+              <w:rPr>
+                <w:rFonts w:ascii="Arial" w:cs="Arial" w:eastAsia="Arial" w:hAnsi="Arial"/>
+                <w:b w:val="false"/>
+                <w:bCs w:val="false"/>
+                <w:i w:val="false"/>
+                <w:iCs w:val="false"/>
+                <w:color w:val="000000"/>
+                <w:sz w:val="18"/>
+                <w:szCs w:val="18"/>
+              </w:rPr>
+              <w:t xml:space="preserve">–  A Kenyan 100 m sprinter (e.g., a school athletics champion) filmed from the starting blocks — the video shows the athlete accelerating from rest to top speed, illustrating real-world non-uniform linear motion with measurable displacement and time intervals.</w:t>
+            </w:r>
+          </w:p>
+          <w:p>
+            <w:pPr>
+              <w:spacing w:after="30" w:before="0"/>
+              <w:ind w:left="360" w:hanging="180"/>
+              <w:jc w:val="left"/>
+            </w:pPr>
+            <w:r>
+              <w:rPr>
+                <w:rFonts w:ascii="Arial" w:cs="Arial" w:eastAsia="Arial" w:hAnsi="Arial"/>
+                <w:b w:val="false"/>
+                <w:bCs w:val="false"/>
+                <w:i w:val="false"/>
+                <w:iCs w:val="false"/>
+                <w:color w:val="000000"/>
+                <w:sz w:val="18"/>
+                <w:szCs w:val="18"/>
+              </w:rPr>
+              <w:t xml:space="preserve">–  A water tank filling on a Nairobi rooftop where a pipe drips at constant intervals — drops photographed with a phone stroboscope show increasing spacing between successive positions, providing visual evidence of acceleration under gravity.</w:t>
+            </w:r>
+          </w:p>
+          <w:p>
+            <w:pPr>
+              <w:spacing w:after="30" w:before="0"/>
+              <w:ind w:left="360" w:hanging="180"/>
+              <w:jc w:val="left"/>
+            </w:pPr>
+            <w:r>
+              <w:rPr>
+                <w:rFonts w:ascii="Arial" w:cs="Arial" w:eastAsia="Arial" w:hAnsi="Arial"/>
+                <w:b w:val="false"/>
+                <w:bCs w:val="false"/>
+                <w:i w:val="false"/>
+                <w:iCs w:val="false"/>
+                <w:color w:val="000000"/>
+                <w:sz w:val="18"/>
+                <w:szCs w:val="18"/>
+              </w:rPr>
+              <w:t xml:space="preserve">–  A matatu braking to a stop on Mombasa Road — passengers lurch forward, prompting discussion of deceleration (negative acceleration), braking distance, and road safety.</w:t>
+            </w:r>
+          </w:p>
+        </w:tc>
+      </w:tr>
+    </w:tbl>
+    <w:p>
+      <w:pPr>
+        <w:spacing w:after="120"/>
+      </w:pPr>
+      <w:r>
+        <w:t xml:space="preserve"/>
       </w:r>
     </w:p>
     <w:p>
@@ -150,7 +2126,7 @@
         </w:rPr>
         <w:t xml:space="preserve">© 2026 SeaVuria and ARES. This work is licensed under a </w:t>
       </w:r>
-      <w:hyperlink w:history="1" r:id="rIdtv4qvnvd3j4mtiswp1nxr">
+      <w:hyperlink w:history="1" r:id="rIdhbjjrw5hqla9ztkwx-uk5">
         <w:r>
           <w:rPr>
             <w:rFonts w:ascii="Arial" w:cs="Arial" w:eastAsia="Arial" w:hAnsi="Arial"/>
@@ -170,7 +2146,7 @@
         </w:rPr>
         <w:t xml:space="preserve"> (</w:t>
       </w:r>
-      <w:hyperlink w:history="1" r:id="rIdvk5xqyyzi3skffuwx5ilo">
+      <w:hyperlink w:history="1" r:id="rIdf3hwq7n8uob-6si_oqzfh">
         <w:r>
           <w:rPr>
             <w:rFonts w:ascii="Arial" w:cs="Arial" w:eastAsia="Arial" w:hAnsi="Arial"/>
@@ -190,7 +2166,7 @@
         </w:rPr>
         <w:t xml:space="preserve">). To view a copy of this license, visit </w:t>
       </w:r>
-      <w:hyperlink w:history="1" r:id="rIdb2bkzzh-otcl-tuxroxw8">
+      <w:hyperlink w:history="1" r:id="rIdvonj7ksxh8grezivswkll">
         <w:r>
           <w:rPr>
             <w:rFonts w:ascii="Arial" w:cs="Arial" w:eastAsia="Arial" w:hAnsi="Arial"/>
@@ -209,1982 +2185,6 @@
           <w:szCs w:val="17"/>
         </w:rPr>
         <w:t xml:space="preserve">. You are free to copy, redistribute, and adapt this material in any medium or format, provided appropriate credit is given and the material is not used for commercial purposes. KICD learning outcomes and curriculum designations reproduced here for alignment purposes remain the property of KICD and are not covered by this license. Linked external resources (e.g. CK-12, Khan Academy, PhET) are subject to their own licenses.</w:t>
-      </w:r>
-    </w:p>
-    <w:p>
-      <w:pPr>
-        <w:spacing w:after="120"/>
-      </w:pPr>
-      <w:r>
-        <w:t xml:space="preserve"/>
-      </w:r>
-    </w:p>
-    <w:tbl>
-      <w:tblPr>
-        <w:tblW w:type="dxa" w:w="13680"/>
-        <w:tblBorders>
-          <w:top w:val="single" w:color="AAAAAA" w:sz="4"/>
-          <w:left w:val="single" w:color="AAAAAA" w:sz="4"/>
-          <w:bottom w:val="single" w:color="AAAAAA" w:sz="4"/>
-          <w:right w:val="single" w:color="AAAAAA" w:sz="4"/>
-          <w:insideH w:val="single" w:color="auto" w:sz="4"/>
-          <w:insideV w:val="single" w:color="auto" w:sz="4"/>
-        </w:tblBorders>
-        <w:tblLayout w:type="fixed"/>
-      </w:tblPr>
-      <w:tblGrid>
-        <w:gridCol w:w="3000"/>
-        <w:gridCol w:w="10680"/>
-      </w:tblGrid>
-      <w:tr>
-        <w:tc>
-          <w:tcPr>
-            <w:tcW w:type="dxa" w:w="13680"/>
-            <w:gridSpan w:val="2"/>
-            <w:shd w:fill="1F3864" w:color="auto" w:val="clear"/>
-            <w:tcMar>
-              <w:top w:type="dxa" w:w="60"/>
-              <w:left w:type="dxa" w:w="120"/>
-              <w:bottom w:type="dxa" w:w="60"/>
-              <w:right w:type="dxa" w:w="120"/>
-            </w:tcMar>
-            <w:vAlign w:val="top"/>
-          </w:tcPr>
-          <w:p>
-            <w:pPr>
-              <w:spacing w:after="40" w:before="0"/>
-              <w:jc w:val="center"/>
-            </w:pPr>
-            <w:r>
-              <w:rPr>
-                <w:rFonts w:ascii="Arial" w:cs="Arial" w:eastAsia="Arial" w:hAnsi="Arial"/>
-                <w:b/>
-                <w:bCs/>
-                <w:i w:val="false"/>
-                <w:iCs w:val="false"/>
-                <w:color w:val="FFFFFF"/>
-                <w:sz w:val="22"/>
-                <w:szCs w:val="22"/>
-              </w:rPr>
-              <w:t xml:space="preserve">SUB-STRAND OVERVIEW</w:t>
-            </w:r>
-          </w:p>
-        </w:tc>
-      </w:tr>
-      <w:tr>
-        <w:tc>
-          <w:tcPr>
-            <w:tcW w:type="dxa" w:w="3000"/>
-            <w:shd w:fill="D5E8F0" w:color="auto" w:val="clear"/>
-            <w:tcMar>
-              <w:top w:type="dxa" w:w="60"/>
-              <w:left w:type="dxa" w:w="120"/>
-              <w:bottom w:type="dxa" w:w="60"/>
-              <w:right w:type="dxa" w:w="120"/>
-            </w:tcMar>
-            <w:vAlign w:val="top"/>
-          </w:tcPr>
-          <w:p>
-            <w:pPr>
-              <w:spacing w:after="40" w:before="0"/>
-              <w:jc w:val="left"/>
-            </w:pPr>
-            <w:r>
-              <w:rPr>
-                <w:rFonts w:ascii="Arial" w:cs="Arial" w:eastAsia="Arial" w:hAnsi="Arial"/>
-                <w:b/>
-                <w:bCs/>
-                <w:i w:val="false"/>
-                <w:iCs w:val="false"/>
-                <w:color w:val="000000"/>
-                <w:sz w:val="18"/>
-                <w:szCs w:val="18"/>
-              </w:rPr>
-              <w:t xml:space="preserve">Grade Level</w:t>
-            </w:r>
-          </w:p>
-        </w:tc>
-        <w:tc>
-          <w:tcPr>
-            <w:tcW w:type="dxa" w:w="10680"/>
-            <w:shd w:fill="FFFFFF" w:color="auto" w:val="clear"/>
-            <w:tcMar>
-              <w:top w:type="dxa" w:w="60"/>
-              <w:left w:type="dxa" w:w="120"/>
-              <w:bottom w:type="dxa" w:w="60"/>
-              <w:right w:type="dxa" w:w="120"/>
-            </w:tcMar>
-            <w:vAlign w:val="top"/>
-          </w:tcPr>
-          <w:p>
-            <w:pPr>
-              <w:spacing w:after="40" w:before="0"/>
-              <w:jc w:val="left"/>
-            </w:pPr>
-            <w:r>
-              <w:rPr>
-                <w:rFonts w:ascii="Arial" w:cs="Arial" w:eastAsia="Arial" w:hAnsi="Arial"/>
-                <w:b w:val="false"/>
-                <w:bCs w:val="false"/>
-                <w:i w:val="false"/>
-                <w:iCs w:val="false"/>
-                <w:color w:val="000000"/>
-                <w:sz w:val="18"/>
-                <w:szCs w:val="18"/>
-              </w:rPr>
-              <w:t xml:space="preserve">10</w:t>
-            </w:r>
-          </w:p>
-        </w:tc>
-      </w:tr>
-      <w:tr>
-        <w:tc>
-          <w:tcPr>
-            <w:tcW w:type="dxa" w:w="3000"/>
-            <w:shd w:fill="D5E8F0" w:color="auto" w:val="clear"/>
-            <w:tcMar>
-              <w:top w:type="dxa" w:w="60"/>
-              <w:left w:type="dxa" w:w="120"/>
-              <w:bottom w:type="dxa" w:w="60"/>
-              <w:right w:type="dxa" w:w="120"/>
-            </w:tcMar>
-            <w:vAlign w:val="top"/>
-          </w:tcPr>
-          <w:p>
-            <w:pPr>
-              <w:spacing w:after="40" w:before="0"/>
-              <w:jc w:val="left"/>
-            </w:pPr>
-            <w:r>
-              <w:rPr>
-                <w:rFonts w:ascii="Arial" w:cs="Arial" w:eastAsia="Arial" w:hAnsi="Arial"/>
-                <w:b/>
-                <w:bCs/>
-                <w:i w:val="false"/>
-                <w:iCs w:val="false"/>
-                <w:color w:val="000000"/>
-                <w:sz w:val="18"/>
-                <w:szCs w:val="18"/>
-              </w:rPr>
-              <w:t xml:space="preserve">Subject</w:t>
-            </w:r>
-          </w:p>
-        </w:tc>
-        <w:tc>
-          <w:tcPr>
-            <w:tcW w:type="dxa" w:w="10680"/>
-            <w:shd w:fill="FFFFFF" w:color="auto" w:val="clear"/>
-            <w:tcMar>
-              <w:top w:type="dxa" w:w="60"/>
-              <w:left w:type="dxa" w:w="120"/>
-              <w:bottom w:type="dxa" w:w="60"/>
-              <w:right w:type="dxa" w:w="120"/>
-            </w:tcMar>
-            <w:vAlign w:val="top"/>
-          </w:tcPr>
-          <w:p>
-            <w:pPr>
-              <w:spacing w:after="40" w:before="0"/>
-              <w:jc w:val="left"/>
-            </w:pPr>
-            <w:r>
-              <w:rPr>
-                <w:rFonts w:ascii="Arial" w:cs="Arial" w:eastAsia="Arial" w:hAnsi="Arial"/>
-                <w:b w:val="false"/>
-                <w:bCs w:val="false"/>
-                <w:i w:val="false"/>
-                <w:iCs w:val="false"/>
-                <w:color w:val="000000"/>
-                <w:sz w:val="18"/>
-                <w:szCs w:val="18"/>
-              </w:rPr>
-              <w:t xml:space="preserve">General Science</w:t>
-            </w:r>
-          </w:p>
-        </w:tc>
-      </w:tr>
-      <w:tr>
-        <w:tc>
-          <w:tcPr>
-            <w:tcW w:type="dxa" w:w="3000"/>
-            <w:shd w:fill="D5E8F0" w:color="auto" w:val="clear"/>
-            <w:tcMar>
-              <w:top w:type="dxa" w:w="60"/>
-              <w:left w:type="dxa" w:w="120"/>
-              <w:bottom w:type="dxa" w:w="60"/>
-              <w:right w:type="dxa" w:w="120"/>
-            </w:tcMar>
-            <w:vAlign w:val="top"/>
-          </w:tcPr>
-          <w:p>
-            <w:pPr>
-              <w:spacing w:after="40" w:before="0"/>
-              <w:jc w:val="left"/>
-            </w:pPr>
-            <w:r>
-              <w:rPr>
-                <w:rFonts w:ascii="Arial" w:cs="Arial" w:eastAsia="Arial" w:hAnsi="Arial"/>
-                <w:b/>
-                <w:bCs/>
-                <w:i w:val="false"/>
-                <w:iCs w:val="false"/>
-                <w:color w:val="000000"/>
-                <w:sz w:val="18"/>
-                <w:szCs w:val="18"/>
-              </w:rPr>
-              <w:t xml:space="preserve">Strand</w:t>
-            </w:r>
-          </w:p>
-        </w:tc>
-        <w:tc>
-          <w:tcPr>
-            <w:tcW w:type="dxa" w:w="10680"/>
-            <w:shd w:fill="FFFFFF" w:color="auto" w:val="clear"/>
-            <w:tcMar>
-              <w:top w:type="dxa" w:w="60"/>
-              <w:left w:type="dxa" w:w="120"/>
-              <w:bottom w:type="dxa" w:w="60"/>
-              <w:right w:type="dxa" w:w="120"/>
-            </w:tcMar>
-            <w:vAlign w:val="top"/>
-          </w:tcPr>
-          <w:p>
-            <w:pPr>
-              <w:spacing w:after="40" w:before="0"/>
-              <w:jc w:val="left"/>
-            </w:pPr>
-            <w:r>
-              <w:rPr>
-                <w:rFonts w:ascii="Arial" w:cs="Arial" w:eastAsia="Arial" w:hAnsi="Arial"/>
-                <w:b w:val="false"/>
-                <w:bCs w:val="false"/>
-                <w:i w:val="false"/>
-                <w:iCs w:val="false"/>
-                <w:color w:val="000000"/>
-                <w:sz w:val="18"/>
-                <w:szCs w:val="18"/>
-              </w:rPr>
-              <w:t xml:space="preserve">Strand 3.0: Natural Physical Science</w:t>
-            </w:r>
-          </w:p>
-        </w:tc>
-      </w:tr>
-      <w:tr>
-        <w:tc>
-          <w:tcPr>
-            <w:tcW w:type="dxa" w:w="3000"/>
-            <w:shd w:fill="D5E8F0" w:color="auto" w:val="clear"/>
-            <w:tcMar>
-              <w:top w:type="dxa" w:w="60"/>
-              <w:left w:type="dxa" w:w="120"/>
-              <w:bottom w:type="dxa" w:w="60"/>
-              <w:right w:type="dxa" w:w="120"/>
-            </w:tcMar>
-            <w:vAlign w:val="top"/>
-          </w:tcPr>
-          <w:p>
-            <w:pPr>
-              <w:spacing w:after="40" w:before="0"/>
-              <w:jc w:val="left"/>
-            </w:pPr>
-            <w:r>
-              <w:rPr>
-                <w:rFonts w:ascii="Arial" w:cs="Arial" w:eastAsia="Arial" w:hAnsi="Arial"/>
-                <w:b/>
-                <w:bCs/>
-                <w:i w:val="false"/>
-                <w:iCs w:val="false"/>
-                <w:color w:val="000000"/>
-                <w:sz w:val="18"/>
-                <w:szCs w:val="18"/>
-              </w:rPr>
-              <w:t xml:space="preserve">Sub-Strand</w:t>
-            </w:r>
-          </w:p>
-        </w:tc>
-        <w:tc>
-          <w:tcPr>
-            <w:tcW w:type="dxa" w:w="10680"/>
-            <w:shd w:fill="FFFFFF" w:color="auto" w:val="clear"/>
-            <w:tcMar>
-              <w:top w:type="dxa" w:w="60"/>
-              <w:left w:type="dxa" w:w="120"/>
-              <w:bottom w:type="dxa" w:w="60"/>
-              <w:right w:type="dxa" w:w="120"/>
-            </w:tcMar>
-            <w:vAlign w:val="top"/>
-          </w:tcPr>
-          <w:p>
-            <w:pPr>
-              <w:spacing w:after="40" w:before="0"/>
-              <w:jc w:val="left"/>
-            </w:pPr>
-            <w:r>
-              <w:rPr>
-                <w:rFonts w:ascii="Arial" w:cs="Arial" w:eastAsia="Arial" w:hAnsi="Arial"/>
-                <w:b w:val="false"/>
-                <w:bCs w:val="false"/>
-                <w:i w:val="false"/>
-                <w:iCs w:val="false"/>
-                <w:color w:val="000000"/>
-                <w:sz w:val="18"/>
-                <w:szCs w:val="18"/>
-              </w:rPr>
-              <w:t xml:space="preserve">Sub-Strand 3.2: Linear Motion</w:t>
-            </w:r>
-          </w:p>
-        </w:tc>
-      </w:tr>
-      <w:tr>
-        <w:tc>
-          <w:tcPr>
-            <w:tcW w:type="dxa" w:w="3000"/>
-            <w:shd w:fill="D5E8F0" w:color="auto" w:val="clear"/>
-            <w:tcMar>
-              <w:top w:type="dxa" w:w="60"/>
-              <w:left w:type="dxa" w:w="120"/>
-              <w:bottom w:type="dxa" w:w="60"/>
-              <w:right w:type="dxa" w:w="120"/>
-            </w:tcMar>
-            <w:vAlign w:val="top"/>
-          </w:tcPr>
-          <w:p>
-            <w:pPr>
-              <w:spacing w:after="40" w:before="0"/>
-              <w:jc w:val="left"/>
-            </w:pPr>
-            <w:r>
-              <w:rPr>
-                <w:rFonts w:ascii="Arial" w:cs="Arial" w:eastAsia="Arial" w:hAnsi="Arial"/>
-                <w:b/>
-                <w:bCs/>
-                <w:i w:val="false"/>
-                <w:iCs w:val="false"/>
-                <w:color w:val="000000"/>
-                <w:sz w:val="18"/>
-                <w:szCs w:val="18"/>
-              </w:rPr>
-              <w:t xml:space="preserve">Total Duration</w:t>
-            </w:r>
-          </w:p>
-        </w:tc>
-        <w:tc>
-          <w:tcPr>
-            <w:tcW w:type="dxa" w:w="10680"/>
-            <w:shd w:fill="FFFFFF" w:color="auto" w:val="clear"/>
-            <w:tcMar>
-              <w:top w:type="dxa" w:w="60"/>
-              <w:left w:type="dxa" w:w="120"/>
-              <w:bottom w:type="dxa" w:w="60"/>
-              <w:right w:type="dxa" w:w="120"/>
-            </w:tcMar>
-            <w:vAlign w:val="top"/>
-          </w:tcPr>
-          <w:p>
-            <w:pPr>
-              <w:spacing w:after="40" w:before="0"/>
-              <w:jc w:val="left"/>
-            </w:pPr>
-            <w:r>
-              <w:rPr>
-                <w:rFonts w:ascii="Arial" w:cs="Arial" w:eastAsia="Arial" w:hAnsi="Arial"/>
-                <w:b w:val="false"/>
-                <w:bCs w:val="false"/>
-                <w:i w:val="false"/>
-                <w:iCs w:val="false"/>
-                <w:color w:val="000000"/>
-                <w:sz w:val="18"/>
-                <w:szCs w:val="18"/>
-              </w:rPr>
-              <w:t xml:space="preserve">8 lessons × 40 minutes = 320 minutes total</w:t>
-            </w:r>
-          </w:p>
-        </w:tc>
-      </w:tr>
-      <w:tr>
-        <w:tc>
-          <w:tcPr>
-            <w:tcW w:type="dxa" w:w="3000"/>
-            <w:shd w:fill="D5E8F0" w:color="auto" w:val="clear"/>
-            <w:tcMar>
-              <w:top w:type="dxa" w:w="60"/>
-              <w:left w:type="dxa" w:w="120"/>
-              <w:bottom w:type="dxa" w:w="60"/>
-              <w:right w:type="dxa" w:w="120"/>
-            </w:tcMar>
-            <w:vAlign w:val="top"/>
-          </w:tcPr>
-          <w:p>
-            <w:pPr>
-              <w:spacing w:after="40" w:before="0"/>
-              <w:jc w:val="left"/>
-            </w:pPr>
-            <w:r>
-              <w:rPr>
-                <w:rFonts w:ascii="Arial" w:cs="Arial" w:eastAsia="Arial" w:hAnsi="Arial"/>
-                <w:b/>
-                <w:bCs/>
-                <w:i w:val="false"/>
-                <w:iCs w:val="false"/>
-                <w:color w:val="000000"/>
-                <w:sz w:val="18"/>
-                <w:szCs w:val="18"/>
-              </w:rPr>
-              <w:t xml:space="preserve">Sub-Strand Content</w:t>
-            </w:r>
-          </w:p>
-        </w:tc>
-        <w:tc>
-          <w:tcPr>
-            <w:tcW w:type="dxa" w:w="10680"/>
-            <w:shd w:fill="FFFFFF" w:color="auto" w:val="clear"/>
-            <w:tcMar>
-              <w:top w:type="dxa" w:w="60"/>
-              <w:left w:type="dxa" w:w="120"/>
-              <w:bottom w:type="dxa" w:w="60"/>
-              <w:right w:type="dxa" w:w="120"/>
-            </w:tcMar>
-            <w:vAlign w:val="top"/>
-          </w:tcPr>
-          <w:p>
-            <w:pPr>
-              <w:spacing w:after="30" w:before="0"/>
-              <w:ind w:left="360" w:hanging="180"/>
-              <w:jc w:val="left"/>
-            </w:pPr>
-            <w:r>
-              <w:rPr>
-                <w:rFonts w:ascii="Arial" w:cs="Arial" w:eastAsia="Arial" w:hAnsi="Arial"/>
-                <w:b w:val="false"/>
-                <w:bCs w:val="false"/>
-                <w:i w:val="false"/>
-                <w:iCs w:val="false"/>
-                <w:color w:val="000000"/>
-                <w:sz w:val="18"/>
-                <w:szCs w:val="18"/>
-              </w:rPr>
-              <w:t xml:space="preserve">–  Terms used in linear motion (distance, displacement, speed, velocity, acceleration)</w:t>
-            </w:r>
-          </w:p>
-          <w:p>
-            <w:pPr>
-              <w:spacing w:after="30" w:before="0"/>
-              <w:ind w:left="360" w:hanging="180"/>
-              <w:jc w:val="left"/>
-            </w:pPr>
-            <w:r>
-              <w:rPr>
-                <w:rFonts w:ascii="Arial" w:cs="Arial" w:eastAsia="Arial" w:hAnsi="Arial"/>
-                <w:b w:val="false"/>
-                <w:bCs w:val="false"/>
-                <w:i w:val="false"/>
-                <w:iCs w:val="false"/>
-                <w:color w:val="000000"/>
-                <w:sz w:val="18"/>
-                <w:szCs w:val="18"/>
-              </w:rPr>
-              <w:t xml:space="preserve">–  Equations of linear motion with constant acceleration (no derivations needed)</w:t>
-            </w:r>
-          </w:p>
-          <w:p>
-            <w:pPr>
-              <w:spacing w:after="30" w:before="0"/>
-              <w:ind w:left="360" w:hanging="180"/>
-              <w:jc w:val="left"/>
-            </w:pPr>
-            <w:r>
-              <w:rPr>
-                <w:rFonts w:ascii="Arial" w:cs="Arial" w:eastAsia="Arial" w:hAnsi="Arial"/>
-                <w:b w:val="false"/>
-                <w:bCs w:val="false"/>
-                <w:i w:val="false"/>
-                <w:iCs w:val="false"/>
-                <w:color w:val="000000"/>
-                <w:sz w:val="18"/>
-                <w:szCs w:val="18"/>
-              </w:rPr>
-              <w:t xml:space="preserve">–  Examples of linear motion with constant acceleration</w:t>
-            </w:r>
-          </w:p>
-          <w:p>
-            <w:pPr>
-              <w:spacing w:after="30" w:before="0"/>
-              <w:ind w:left="360" w:hanging="180"/>
-              <w:jc w:val="left"/>
-            </w:pPr>
-            <w:r>
-              <w:rPr>
-                <w:rFonts w:ascii="Arial" w:cs="Arial" w:eastAsia="Arial" w:hAnsi="Arial"/>
-                <w:b w:val="false"/>
-                <w:bCs w:val="false"/>
-                <w:i w:val="false"/>
-                <w:iCs w:val="false"/>
-                <w:color w:val="000000"/>
-                <w:sz w:val="18"/>
-                <w:szCs w:val="18"/>
-              </w:rPr>
-              <w:t xml:space="preserve">–  Freely falling bodies and the effect of gravity</w:t>
-            </w:r>
-          </w:p>
-        </w:tc>
-      </w:tr>
-      <w:tr>
-        <w:tc>
-          <w:tcPr>
-            <w:tcW w:type="dxa" w:w="3000"/>
-            <w:shd w:fill="D5E8F0" w:color="auto" w:val="clear"/>
-            <w:tcMar>
-              <w:top w:type="dxa" w:w="60"/>
-              <w:left w:type="dxa" w:w="120"/>
-              <w:bottom w:type="dxa" w:w="60"/>
-              <w:right w:type="dxa" w:w="120"/>
-            </w:tcMar>
-            <w:vAlign w:val="top"/>
-          </w:tcPr>
-          <w:p>
-            <w:pPr>
-              <w:spacing w:after="40" w:before="0"/>
-              <w:jc w:val="left"/>
-            </w:pPr>
-            <w:r>
-              <w:rPr>
-                <w:rFonts w:ascii="Arial" w:cs="Arial" w:eastAsia="Arial" w:hAnsi="Arial"/>
-                <w:b/>
-                <w:bCs/>
-                <w:i w:val="false"/>
-                <w:iCs w:val="false"/>
-                <w:color w:val="000000"/>
-                <w:sz w:val="18"/>
-                <w:szCs w:val="18"/>
-              </w:rPr>
-              <w:t xml:space="preserve">Learning Outcomes</w:t>
-            </w:r>
-          </w:p>
-        </w:tc>
-        <w:tc>
-          <w:tcPr>
-            <w:tcW w:type="dxa" w:w="10680"/>
-            <w:shd w:fill="FFFFFF" w:color="auto" w:val="clear"/>
-            <w:tcMar>
-              <w:top w:type="dxa" w:w="60"/>
-              <w:left w:type="dxa" w:w="120"/>
-              <w:bottom w:type="dxa" w:w="60"/>
-              <w:right w:type="dxa" w:w="120"/>
-            </w:tcMar>
-            <w:vAlign w:val="top"/>
-          </w:tcPr>
-          <w:p>
-            <w:pPr>
-              <w:spacing w:after="40" w:before="0"/>
-              <w:jc w:val="left"/>
-            </w:pPr>
-            <w:r>
-              <w:rPr>
-                <w:rFonts w:ascii="Arial" w:cs="Arial" w:eastAsia="Arial" w:hAnsi="Arial"/>
-                <w:b w:val="false"/>
-                <w:bCs w:val="false"/>
-                <w:i w:val="false"/>
-                <w:iCs w:val="false"/>
-                <w:color w:val="000000"/>
-                <w:sz w:val="18"/>
-                <w:szCs w:val="18"/>
-              </w:rPr>
-              <w:t xml:space="preserve">By the end of the sub-strand, the learner should be able to:</w:t>
-            </w:r>
-          </w:p>
-          <w:p>
-            <w:pPr>
-              <w:spacing w:after="40" w:before="0"/>
-              <w:jc w:val="left"/>
-            </w:pPr>
-            <w:r>
-              <w:rPr>
-                <w:rFonts w:ascii="Arial" w:cs="Arial" w:eastAsia="Arial" w:hAnsi="Arial"/>
-                <w:b w:val="false"/>
-                <w:bCs w:val="false"/>
-                <w:i w:val="false"/>
-                <w:iCs w:val="false"/>
-                <w:color w:val="000000"/>
-                <w:sz w:val="18"/>
-                <w:szCs w:val="18"/>
-              </w:rPr>
-              <w:t xml:space="preserve">a) explain terms used in linear motion;</w:t>
-            </w:r>
-          </w:p>
-          <w:p>
-            <w:pPr>
-              <w:spacing w:after="40" w:before="0"/>
-              <w:jc w:val="left"/>
-            </w:pPr>
-            <w:r>
-              <w:rPr>
-                <w:rFonts w:ascii="Arial" w:cs="Arial" w:eastAsia="Arial" w:hAnsi="Arial"/>
-                <w:b w:val="false"/>
-                <w:bCs w:val="false"/>
-                <w:i w:val="false"/>
-                <w:iCs w:val="false"/>
-                <w:color w:val="000000"/>
-                <w:sz w:val="18"/>
-                <w:szCs w:val="18"/>
-              </w:rPr>
-              <w:t xml:space="preserve">b) calculate variables of motion using equations of linear motion with constant acceleration;</w:t>
-            </w:r>
-          </w:p>
-          <w:p>
-            <w:pPr>
-              <w:spacing w:after="40" w:before="0"/>
-              <w:jc w:val="left"/>
-            </w:pPr>
-            <w:r>
-              <w:rPr>
-                <w:rFonts w:ascii="Arial" w:cs="Arial" w:eastAsia="Arial" w:hAnsi="Arial"/>
-                <w:b w:val="false"/>
-                <w:bCs w:val="false"/>
-                <w:i w:val="false"/>
-                <w:iCs w:val="false"/>
-                <w:color w:val="000000"/>
-                <w:sz w:val="18"/>
-                <w:szCs w:val="18"/>
-              </w:rPr>
-              <w:t xml:space="preserve">c) investigate the effect of gravity on bodies under free fall;</w:t>
-            </w:r>
-          </w:p>
-          <w:p>
-            <w:pPr>
-              <w:spacing w:after="40" w:before="0"/>
-              <w:jc w:val="left"/>
-            </w:pPr>
-            <w:r>
-              <w:rPr>
-                <w:rFonts w:ascii="Arial" w:cs="Arial" w:eastAsia="Arial" w:hAnsi="Arial"/>
-                <w:b w:val="false"/>
-                <w:bCs w:val="false"/>
-                <w:i w:val="false"/>
-                <w:iCs w:val="false"/>
-                <w:color w:val="000000"/>
-                <w:sz w:val="18"/>
-                <w:szCs w:val="18"/>
-              </w:rPr>
-              <w:t xml:space="preserve">d) appreciate the significance of linear motion and free fall in real life.</w:t>
-            </w:r>
-          </w:p>
-        </w:tc>
-      </w:tr>
-      <w:tr>
-        <w:tc>
-          <w:tcPr>
-            <w:tcW w:type="dxa" w:w="3000"/>
-            <w:shd w:fill="D5E8F0" w:color="auto" w:val="clear"/>
-            <w:tcMar>
-              <w:top w:type="dxa" w:w="60"/>
-              <w:left w:type="dxa" w:w="120"/>
-              <w:bottom w:type="dxa" w:w="60"/>
-              <w:right w:type="dxa" w:w="120"/>
-            </w:tcMar>
-            <w:vAlign w:val="top"/>
-          </w:tcPr>
-          <w:p>
-            <w:pPr>
-              <w:spacing w:after="40" w:before="0"/>
-              <w:jc w:val="left"/>
-            </w:pPr>
-            <w:r>
-              <w:rPr>
-                <w:rFonts w:ascii="Arial" w:cs="Arial" w:eastAsia="Arial" w:hAnsi="Arial"/>
-                <w:b/>
-                <w:bCs/>
-                <w:i w:val="false"/>
-                <w:iCs w:val="false"/>
-                <w:color w:val="000000"/>
-                <w:sz w:val="18"/>
-                <w:szCs w:val="18"/>
-              </w:rPr>
-              <w:t xml:space="preserve">Core Competencies</w:t>
-            </w:r>
-          </w:p>
-        </w:tc>
-        <w:tc>
-          <w:tcPr>
-            <w:tcW w:type="dxa" w:w="10680"/>
-            <w:shd w:fill="FFFFFF" w:color="auto" w:val="clear"/>
-            <w:tcMar>
-              <w:top w:type="dxa" w:w="60"/>
-              <w:left w:type="dxa" w:w="120"/>
-              <w:bottom w:type="dxa" w:w="60"/>
-              <w:right w:type="dxa" w:w="120"/>
-            </w:tcMar>
-            <w:vAlign w:val="top"/>
-          </w:tcPr>
-          <w:p>
-            <w:pPr>
-              <w:spacing w:after="30" w:before="0"/>
-              <w:ind w:left="360" w:hanging="180"/>
-              <w:jc w:val="left"/>
-            </w:pPr>
-            <w:r>
-              <w:rPr>
-                <w:rFonts w:ascii="Arial" w:cs="Arial" w:eastAsia="Arial" w:hAnsi="Arial"/>
-                <w:b w:val="false"/>
-                <w:bCs w:val="false"/>
-                <w:i w:val="false"/>
-                <w:iCs w:val="false"/>
-                <w:color w:val="000000"/>
-                <w:sz w:val="18"/>
-                <w:szCs w:val="18"/>
-              </w:rPr>
-              <w:t xml:space="preserve">–  Communication and Collaboration: as the learner works with peers to discuss and present in plenary the application of linear motion in real life.</w:t>
-            </w:r>
-          </w:p>
-          <w:p>
-            <w:pPr>
-              <w:spacing w:after="30" w:before="0"/>
-              <w:ind w:left="360" w:hanging="180"/>
-              <w:jc w:val="left"/>
-            </w:pPr>
-            <w:r>
-              <w:rPr>
-                <w:rFonts w:ascii="Arial" w:cs="Arial" w:eastAsia="Arial" w:hAnsi="Arial"/>
-                <w:b w:val="false"/>
-                <w:bCs w:val="false"/>
-                <w:i w:val="false"/>
-                <w:iCs w:val="false"/>
-                <w:color w:val="000000"/>
-                <w:sz w:val="18"/>
-                <w:szCs w:val="18"/>
-              </w:rPr>
-              <w:t xml:space="preserve">–  Learning to Learn: as the learner carries out assignments on examples of bodies under free-fall motion and presents the findings in a group discussion.</w:t>
-            </w:r>
-          </w:p>
-        </w:tc>
-      </w:tr>
-      <w:tr>
-        <w:tc>
-          <w:tcPr>
-            <w:tcW w:type="dxa" w:w="3000"/>
-            <w:shd w:fill="E2EFDA" w:color="auto" w:val="clear"/>
-            <w:tcMar>
-              <w:top w:type="dxa" w:w="60"/>
-              <w:left w:type="dxa" w:w="120"/>
-              <w:bottom w:type="dxa" w:w="60"/>
-              <w:right w:type="dxa" w:w="120"/>
-            </w:tcMar>
-            <w:vAlign w:val="top"/>
-          </w:tcPr>
-          <w:p>
-            <w:pPr>
-              <w:spacing w:after="40" w:before="0"/>
-              <w:jc w:val="left"/>
-            </w:pPr>
-            <w:r>
-              <w:rPr>
-                <w:rFonts w:ascii="Arial" w:cs="Arial" w:eastAsia="Arial" w:hAnsi="Arial"/>
-                <w:b/>
-                <w:bCs/>
-                <w:i w:val="false"/>
-                <w:iCs w:val="false"/>
-                <w:color w:val="000000"/>
-                <w:sz w:val="18"/>
-                <w:szCs w:val="18"/>
-              </w:rPr>
-              <w:t xml:space="preserve">Core Values</w:t>
-            </w:r>
-          </w:p>
-        </w:tc>
-        <w:tc>
-          <w:tcPr>
-            <w:tcW w:type="dxa" w:w="10680"/>
-            <w:shd w:fill="FFFFFF" w:color="auto" w:val="clear"/>
-            <w:tcMar>
-              <w:top w:type="dxa" w:w="60"/>
-              <w:left w:type="dxa" w:w="120"/>
-              <w:bottom w:type="dxa" w:w="60"/>
-              <w:right w:type="dxa" w:w="120"/>
-            </w:tcMar>
-            <w:vAlign w:val="top"/>
-          </w:tcPr>
-          <w:p>
-            <w:pPr>
-              <w:spacing w:after="30" w:before="0"/>
-              <w:ind w:left="360" w:hanging="180"/>
-              <w:jc w:val="left"/>
-            </w:pPr>
-            <w:r>
-              <w:rPr>
-                <w:rFonts w:ascii="Arial" w:cs="Arial" w:eastAsia="Arial" w:hAnsi="Arial"/>
-                <w:b w:val="false"/>
-                <w:bCs w:val="false"/>
-                <w:i w:val="false"/>
-                <w:iCs w:val="false"/>
-                <w:color w:val="000000"/>
-                <w:sz w:val="18"/>
-                <w:szCs w:val="18"/>
-              </w:rPr>
-              <w:t xml:space="preserve">–  Peace: the learner displays tolerance and calmness when discussing the application of linear motion in real life.</w:t>
-            </w:r>
-          </w:p>
-          <w:p>
-            <w:pPr>
-              <w:spacing w:after="30" w:before="0"/>
-              <w:ind w:left="360" w:hanging="180"/>
-              <w:jc w:val="left"/>
-            </w:pPr>
-            <w:r>
-              <w:rPr>
-                <w:rFonts w:ascii="Arial" w:cs="Arial" w:eastAsia="Arial" w:hAnsi="Arial"/>
-                <w:b w:val="false"/>
-                <w:bCs w:val="false"/>
-                <w:i w:val="false"/>
-                <w:iCs w:val="false"/>
-                <w:color w:val="000000"/>
-                <w:sz w:val="18"/>
-                <w:szCs w:val="18"/>
-              </w:rPr>
-              <w:t xml:space="preserve">–  Unity: the learner displays cooperation and collaboration with others while investigating the effect of gravity on objects.</w:t>
-            </w:r>
-          </w:p>
-        </w:tc>
-      </w:tr>
-      <w:tr>
-        <w:tc>
-          <w:tcPr>
-            <w:tcW w:type="dxa" w:w="3000"/>
-            <w:shd w:fill="D5E8F0" w:color="auto" w:val="clear"/>
-            <w:tcMar>
-              <w:top w:type="dxa" w:w="60"/>
-              <w:left w:type="dxa" w:w="120"/>
-              <w:bottom w:type="dxa" w:w="60"/>
-              <w:right w:type="dxa" w:w="120"/>
-            </w:tcMar>
-            <w:vAlign w:val="top"/>
-          </w:tcPr>
-          <w:p>
-            <w:pPr>
-              <w:spacing w:after="40" w:before="0"/>
-              <w:jc w:val="left"/>
-            </w:pPr>
-            <w:r>
-              <w:rPr>
-                <w:rFonts w:ascii="Arial" w:cs="Arial" w:eastAsia="Arial" w:hAnsi="Arial"/>
-                <w:b/>
-                <w:bCs/>
-                <w:i w:val="false"/>
-                <w:iCs w:val="false"/>
-                <w:color w:val="000000"/>
-                <w:sz w:val="18"/>
-                <w:szCs w:val="18"/>
-              </w:rPr>
-              <w:t xml:space="preserve">Science &amp; Engineering Practices</w:t>
-            </w:r>
-          </w:p>
-        </w:tc>
-        <w:tc>
-          <w:tcPr>
-            <w:tcW w:type="dxa" w:w="10680"/>
-            <w:shd w:fill="FFFFFF" w:color="auto" w:val="clear"/>
-            <w:tcMar>
-              <w:top w:type="dxa" w:w="60"/>
-              <w:left w:type="dxa" w:w="120"/>
-              <w:bottom w:type="dxa" w:w="60"/>
-              <w:right w:type="dxa" w:w="120"/>
-            </w:tcMar>
-            <w:vAlign w:val="top"/>
-          </w:tcPr>
-          <w:p>
-            <w:pPr>
-              <w:spacing w:after="30" w:before="0"/>
-              <w:ind w:left="360" w:hanging="180"/>
-              <w:jc w:val="left"/>
-            </w:pPr>
-            <w:r>
-              <w:rPr>
-                <w:rFonts w:ascii="Arial" w:cs="Arial" w:eastAsia="Arial" w:hAnsi="Arial"/>
-                <w:b w:val="false"/>
-                <w:bCs w:val="false"/>
-                <w:i w:val="false"/>
-                <w:iCs w:val="false"/>
-                <w:color w:val="000000"/>
-                <w:sz w:val="18"/>
-                <w:szCs w:val="18"/>
-              </w:rPr>
-              <w:t xml:space="preserve">–  Asking Questions and Defining Problems: as the learner formulates questions about why dropped objects speed up and how gravity influences free fall near Nairobi and other locations.</w:t>
-            </w:r>
-          </w:p>
-          <w:p>
-            <w:pPr>
-              <w:spacing w:after="30" w:before="0"/>
-              <w:ind w:left="360" w:hanging="180"/>
-              <w:jc w:val="left"/>
-            </w:pPr>
-            <w:r>
-              <w:rPr>
-                <w:rFonts w:ascii="Arial" w:cs="Arial" w:eastAsia="Arial" w:hAnsi="Arial"/>
-                <w:b w:val="false"/>
-                <w:bCs w:val="false"/>
-                <w:i w:val="false"/>
-                <w:iCs w:val="false"/>
-                <w:color w:val="000000"/>
-                <w:sz w:val="18"/>
-                <w:szCs w:val="18"/>
-              </w:rPr>
-              <w:t xml:space="preserve">–  Planning and Carrying Out Investigations: as the learner drops objects from measured heights to observe increasing speed and infer the effect of gravity.</w:t>
-            </w:r>
-          </w:p>
-          <w:p>
-            <w:pPr>
-              <w:spacing w:after="30" w:before="0"/>
-              <w:ind w:left="360" w:hanging="180"/>
-              <w:jc w:val="left"/>
-            </w:pPr>
-            <w:r>
-              <w:rPr>
-                <w:rFonts w:ascii="Arial" w:cs="Arial" w:eastAsia="Arial" w:hAnsi="Arial"/>
-                <w:b w:val="false"/>
-                <w:bCs w:val="false"/>
-                <w:i w:val="false"/>
-                <w:iCs w:val="false"/>
-                <w:color w:val="000000"/>
-                <w:sz w:val="18"/>
-                <w:szCs w:val="18"/>
-              </w:rPr>
-              <w:t xml:space="preserve">–  Analysing and Interpreting Data: as the learner uses collected timing data from free-fall observations to calculate acceleration due to gravity and compare with g = 10 m/s².</w:t>
-            </w:r>
-          </w:p>
-          <w:p>
-            <w:pPr>
-              <w:spacing w:after="30" w:before="0"/>
-              <w:ind w:left="360" w:hanging="180"/>
-              <w:jc w:val="left"/>
-            </w:pPr>
-            <w:r>
-              <w:rPr>
-                <w:rFonts w:ascii="Arial" w:cs="Arial" w:eastAsia="Arial" w:hAnsi="Arial"/>
-                <w:b w:val="false"/>
-                <w:bCs w:val="false"/>
-                <w:i w:val="false"/>
-                <w:iCs w:val="false"/>
-                <w:color w:val="000000"/>
-                <w:sz w:val="18"/>
-                <w:szCs w:val="18"/>
-              </w:rPr>
-              <w:t xml:space="preserve">–  Using Mathematics and Computational Thinking: as the learner solves numerical problems on linear motion using the equations of motion with constant acceleration.</w:t>
-            </w:r>
-          </w:p>
-          <w:p>
-            <w:pPr>
-              <w:spacing w:after="30" w:before="0"/>
-              <w:ind w:left="360" w:hanging="180"/>
-              <w:jc w:val="left"/>
-            </w:pPr>
-            <w:r>
-              <w:rPr>
-                <w:rFonts w:ascii="Arial" w:cs="Arial" w:eastAsia="Arial" w:hAnsi="Arial"/>
-                <w:b w:val="false"/>
-                <w:bCs w:val="false"/>
-                <w:i w:val="false"/>
-                <w:iCs w:val="false"/>
-                <w:color w:val="000000"/>
-                <w:sz w:val="18"/>
-                <w:szCs w:val="18"/>
-              </w:rPr>
-              <w:t xml:space="preserve">–  Constructing Explanations: as the learner explains observed differences in the speed of objects dropped from different heights using the concept of gravitational acceleration.</w:t>
-            </w:r>
-          </w:p>
-          <w:p>
-            <w:pPr>
-              <w:spacing w:after="30" w:before="0"/>
-              <w:ind w:left="360" w:hanging="180"/>
-              <w:jc w:val="left"/>
-            </w:pPr>
-            <w:r>
-              <w:rPr>
-                <w:rFonts w:ascii="Arial" w:cs="Arial" w:eastAsia="Arial" w:hAnsi="Arial"/>
-                <w:b w:val="false"/>
-                <w:bCs w:val="false"/>
-                <w:i w:val="false"/>
-                <w:iCs w:val="false"/>
-                <w:color w:val="000000"/>
-                <w:sz w:val="18"/>
-                <w:szCs w:val="18"/>
-              </w:rPr>
-              <w:t xml:space="preserve">–  Obtaining, Evaluating, and Communicating Information: as the learner researches applications of linear motion and free fall using digital and print media and presents findings to peers.</w:t>
-            </w:r>
-          </w:p>
-        </w:tc>
-      </w:tr>
-      <w:tr>
-        <w:tc>
-          <w:tcPr>
-            <w:tcW w:type="dxa" w:w="3000"/>
-            <w:shd w:fill="FCE4D6" w:color="auto" w:val="clear"/>
-            <w:tcMar>
-              <w:top w:type="dxa" w:w="60"/>
-              <w:left w:type="dxa" w:w="120"/>
-              <w:bottom w:type="dxa" w:w="60"/>
-              <w:right w:type="dxa" w:w="120"/>
-            </w:tcMar>
-            <w:vAlign w:val="top"/>
-          </w:tcPr>
-          <w:p>
-            <w:pPr>
-              <w:spacing w:after="40" w:before="0"/>
-              <w:jc w:val="left"/>
-            </w:pPr>
-            <w:r>
-              <w:rPr>
-                <w:rFonts w:ascii="Arial" w:cs="Arial" w:eastAsia="Arial" w:hAnsi="Arial"/>
-                <w:b/>
-                <w:bCs/>
-                <w:i w:val="false"/>
-                <w:iCs w:val="false"/>
-                <w:color w:val="000000"/>
-                <w:sz w:val="18"/>
-                <w:szCs w:val="18"/>
-              </w:rPr>
-              <w:t xml:space="preserve">Pertinent &amp; Contemporary Issues (PCIs)</w:t>
-            </w:r>
-          </w:p>
-        </w:tc>
-        <w:tc>
-          <w:tcPr>
-            <w:tcW w:type="dxa" w:w="10680"/>
-            <w:shd w:fill="FFFFFF" w:color="auto" w:val="clear"/>
-            <w:tcMar>
-              <w:top w:type="dxa" w:w="60"/>
-              <w:left w:type="dxa" w:w="120"/>
-              <w:bottom w:type="dxa" w:w="60"/>
-              <w:right w:type="dxa" w:w="120"/>
-            </w:tcMar>
-            <w:vAlign w:val="top"/>
-          </w:tcPr>
-          <w:p>
-            <w:pPr>
-              <w:spacing w:after="30" w:before="0"/>
-              <w:ind w:left="360" w:hanging="180"/>
-              <w:jc w:val="left"/>
-            </w:pPr>
-            <w:r>
-              <w:rPr>
-                <w:rFonts w:ascii="Arial" w:cs="Arial" w:eastAsia="Arial" w:hAnsi="Arial"/>
-                <w:b w:val="false"/>
-                <w:bCs w:val="false"/>
-                <w:i w:val="false"/>
-                <w:iCs w:val="false"/>
-                <w:color w:val="000000"/>
-                <w:sz w:val="18"/>
-                <w:szCs w:val="18"/>
-              </w:rPr>
-              <w:t xml:space="preserve">–  Road Safety: increased awareness on how to minimise fatal injuries resulting from road crashes on sloping roads using the concept of free fall of objects (e.g., lorries descending the steep Kinangop escarpment or the Limuru–Nairobi road).</w:t>
-            </w:r>
-          </w:p>
-          <w:p>
-            <w:pPr>
-              <w:spacing w:after="30" w:before="0"/>
-              <w:ind w:left="360" w:hanging="180"/>
-              <w:jc w:val="left"/>
-            </w:pPr>
-            <w:r>
-              <w:rPr>
-                <w:rFonts w:ascii="Arial" w:cs="Arial" w:eastAsia="Arial" w:hAnsi="Arial"/>
-                <w:b w:val="false"/>
-                <w:bCs w:val="false"/>
-                <w:i w:val="false"/>
-                <w:iCs w:val="false"/>
-                <w:color w:val="000000"/>
-                <w:sz w:val="18"/>
-                <w:szCs w:val="18"/>
-              </w:rPr>
-              <w:t xml:space="preserve">–  Life Skills Education (Self-Awareness): the learner observes safety measures when dropping objects to investigate the effect of gravity on objects.</w:t>
-            </w:r>
-          </w:p>
-        </w:tc>
-      </w:tr>
-      <w:tr>
-        <w:tc>
-          <w:tcPr>
-            <w:tcW w:type="dxa" w:w="3000"/>
-            <w:shd w:fill="D9EEF1" w:color="auto" w:val="clear"/>
-            <w:tcMar>
-              <w:top w:type="dxa" w:w="60"/>
-              <w:left w:type="dxa" w:w="120"/>
-              <w:bottom w:type="dxa" w:w="60"/>
-              <w:right w:type="dxa" w:w="120"/>
-            </w:tcMar>
-            <w:vAlign w:val="top"/>
-          </w:tcPr>
-          <w:p>
-            <w:pPr>
-              <w:spacing w:after="40" w:before="0"/>
-              <w:jc w:val="left"/>
-            </w:pPr>
-            <w:r>
-              <w:rPr>
-                <w:rFonts w:ascii="Arial" w:cs="Arial" w:eastAsia="Arial" w:hAnsi="Arial"/>
-                <w:b/>
-                <w:bCs/>
-                <w:i w:val="false"/>
-                <w:iCs w:val="false"/>
-                <w:color w:val="000000"/>
-                <w:sz w:val="18"/>
-                <w:szCs w:val="18"/>
-              </w:rPr>
-              <w:t xml:space="preserve">Career Connections</w:t>
-            </w:r>
-          </w:p>
-        </w:tc>
-        <w:tc>
-          <w:tcPr>
-            <w:tcW w:type="dxa" w:w="10680"/>
-            <w:shd w:fill="FFFFFF" w:color="auto" w:val="clear"/>
-            <w:tcMar>
-              <w:top w:type="dxa" w:w="60"/>
-              <w:left w:type="dxa" w:w="120"/>
-              <w:bottom w:type="dxa" w:w="60"/>
-              <w:right w:type="dxa" w:w="120"/>
-            </w:tcMar>
-            <w:vAlign w:val="top"/>
-          </w:tcPr>
-          <w:p>
-            <w:pPr>
-              <w:spacing w:after="30" w:before="0"/>
-              <w:ind w:left="360" w:hanging="180"/>
-              <w:jc w:val="left"/>
-            </w:pPr>
-            <w:r>
-              <w:rPr>
-                <w:rFonts w:ascii="Arial" w:cs="Arial" w:eastAsia="Arial" w:hAnsi="Arial"/>
-                <w:b w:val="false"/>
-                <w:bCs w:val="false"/>
-                <w:i w:val="false"/>
-                <w:iCs w:val="false"/>
-                <w:color w:val="000000"/>
-                <w:sz w:val="18"/>
-                <w:szCs w:val="18"/>
-              </w:rPr>
-              <w:t xml:space="preserve">–  Civil and Structural Engineering: understanding linear motion and free fall is essential for designing safe roads, bridges, and buildings in Kenya's expanding infrastructure (e.g., the Nairobi Expressway, SGR).</w:t>
-            </w:r>
-          </w:p>
-          <w:p>
-            <w:pPr>
-              <w:spacing w:after="30" w:before="0"/>
-              <w:ind w:left="360" w:hanging="180"/>
-              <w:jc w:val="left"/>
-            </w:pPr>
-            <w:r>
-              <w:rPr>
-                <w:rFonts w:ascii="Arial" w:cs="Arial" w:eastAsia="Arial" w:hAnsi="Arial"/>
-                <w:b w:val="false"/>
-                <w:bCs w:val="false"/>
-                <w:i w:val="false"/>
-                <w:iCs w:val="false"/>
-                <w:color w:val="000000"/>
-                <w:sz w:val="18"/>
-                <w:szCs w:val="18"/>
-              </w:rPr>
-              <w:t xml:space="preserve">–  Sports Science and Athletics: Kenyan elite runners and jumpers (e.g., athletes from the Rift Valley) rely on principles of velocity, acceleration, and displacement for performance analysis and coaching.</w:t>
-            </w:r>
-          </w:p>
-          <w:p>
-            <w:pPr>
-              <w:spacing w:after="30" w:before="0"/>
-              <w:ind w:left="360" w:hanging="180"/>
-              <w:jc w:val="left"/>
-            </w:pPr>
-            <w:r>
-              <w:rPr>
-                <w:rFonts w:ascii="Arial" w:cs="Arial" w:eastAsia="Arial" w:hAnsi="Arial"/>
-                <w:b w:val="false"/>
-                <w:bCs w:val="false"/>
-                <w:i w:val="false"/>
-                <w:iCs w:val="false"/>
-                <w:color w:val="000000"/>
-                <w:sz w:val="18"/>
-                <w:szCs w:val="18"/>
-              </w:rPr>
-              <w:t xml:space="preserve">–  Aviation and Aerospace Technology: free-fall calculations and motion equations underpin pilot training and the growing Aviation track at Senior School.</w:t>
-            </w:r>
-          </w:p>
-          <w:p>
-            <w:pPr>
-              <w:spacing w:after="30" w:before="0"/>
-              <w:ind w:left="360" w:hanging="180"/>
-              <w:jc w:val="left"/>
-            </w:pPr>
-            <w:r>
-              <w:rPr>
-                <w:rFonts w:ascii="Arial" w:cs="Arial" w:eastAsia="Arial" w:hAnsi="Arial"/>
-                <w:b w:val="false"/>
-                <w:bCs w:val="false"/>
-                <w:i w:val="false"/>
-                <w:iCs w:val="false"/>
-                <w:color w:val="000000"/>
-                <w:sz w:val="18"/>
-                <w:szCs w:val="18"/>
-              </w:rPr>
-              <w:t xml:space="preserve">–  Traffic and Road Safety Management: NTSA officers and road engineers apply motion equations to set speed limits and design warning systems on steep Kenyan roads.</w:t>
-            </w:r>
-          </w:p>
-          <w:p>
-            <w:pPr>
-              <w:spacing w:after="30" w:before="0"/>
-              <w:ind w:left="360" w:hanging="180"/>
-              <w:jc w:val="left"/>
-            </w:pPr>
-            <w:r>
-              <w:rPr>
-                <w:rFonts w:ascii="Arial" w:cs="Arial" w:eastAsia="Arial" w:hAnsi="Arial"/>
-                <w:b w:val="false"/>
-                <w:bCs w:val="false"/>
-                <w:i w:val="false"/>
-                <w:iCs w:val="false"/>
-                <w:color w:val="000000"/>
-                <w:sz w:val="18"/>
-                <w:szCs w:val="18"/>
-              </w:rPr>
-              <w:t xml:space="preserve">–  Medicine and Biomechanics: understanding free fall and impact forces informs injury prevention and rehabilitation for falls — relevant to Kenya's hospitals and physiotherapy sector.</w:t>
-            </w:r>
-          </w:p>
-        </w:tc>
-      </w:tr>
-      <w:tr>
-        <w:tc>
-          <w:tcPr>
-            <w:tcW w:type="dxa" w:w="3000"/>
-            <w:shd w:fill="D5E8F0" w:color="auto" w:val="clear"/>
-            <w:tcMar>
-              <w:top w:type="dxa" w:w="60"/>
-              <w:left w:type="dxa" w:w="120"/>
-              <w:bottom w:type="dxa" w:w="60"/>
-              <w:right w:type="dxa" w:w="120"/>
-            </w:tcMar>
-            <w:vAlign w:val="top"/>
-          </w:tcPr>
-          <w:p>
-            <w:pPr>
-              <w:spacing w:after="40" w:before="0"/>
-              <w:jc w:val="left"/>
-            </w:pPr>
-            <w:r>
-              <w:rPr>
-                <w:rFonts w:ascii="Arial" w:cs="Arial" w:eastAsia="Arial" w:hAnsi="Arial"/>
-                <w:b/>
-                <w:bCs/>
-                <w:i w:val="false"/>
-                <w:iCs w:val="false"/>
-                <w:color w:val="000000"/>
-                <w:sz w:val="18"/>
-                <w:szCs w:val="18"/>
-              </w:rPr>
-              <w:t xml:space="preserve">Focus for Lessons</w:t>
-            </w:r>
-          </w:p>
-        </w:tc>
-        <w:tc>
-          <w:tcPr>
-            <w:tcW w:type="dxa" w:w="10680"/>
-            <w:shd w:fill="FFFFFF" w:color="auto" w:val="clear"/>
-            <w:tcMar>
-              <w:top w:type="dxa" w:w="60"/>
-              <w:left w:type="dxa" w:w="120"/>
-              <w:bottom w:type="dxa" w:w="60"/>
-              <w:right w:type="dxa" w:w="120"/>
-            </w:tcMar>
-            <w:vAlign w:val="top"/>
-          </w:tcPr>
-          <w:p>
-            <w:pPr>
-              <w:spacing w:after="40" w:before="0"/>
-              <w:jc w:val="left"/>
-            </w:pPr>
-            <w:r>
-              <w:rPr>
-                <w:rFonts w:ascii="Arial" w:cs="Arial" w:eastAsia="Arial" w:hAnsi="Arial"/>
-                <w:b w:val="false"/>
-                <w:bCs w:val="false"/>
-                <w:i w:val="false"/>
-                <w:iCs w:val="false"/>
-                <w:color w:val="000000"/>
-                <w:sz w:val="18"/>
-                <w:szCs w:val="18"/>
-              </w:rPr>
-              <w:t xml:space="preserve">This unit develops learners' ability to describe, quantify, and apply the principles of linear motion — from defining key terms to solving real-world problems using the equations of constant acceleration and investigating free fall. Instruction anchors physics concepts in Kenyan everyday contexts such as road safety on escarpment roads, the flight path of a maize cob dropped from a granary, and the sprint mechanics of Rift Valley athletes. Learners progress from qualitative understanding of motion vocabulary to quantitative problem-solving and experimental investigation of gravitational acceleration.</w:t>
-            </w:r>
-          </w:p>
-        </w:tc>
-      </w:tr>
-      <w:tr>
-        <w:tc>
-          <w:tcPr>
-            <w:tcW w:type="dxa" w:w="3000"/>
-            <w:shd w:fill="EAD1F5" w:color="auto" w:val="clear"/>
-            <w:tcMar>
-              <w:top w:type="dxa" w:w="60"/>
-              <w:left w:type="dxa" w:w="120"/>
-              <w:bottom w:type="dxa" w:w="60"/>
-              <w:right w:type="dxa" w:w="120"/>
-            </w:tcMar>
-            <w:vAlign w:val="top"/>
-          </w:tcPr>
-          <w:p>
-            <w:pPr>
-              <w:spacing w:after="40" w:before="0"/>
-              <w:jc w:val="left"/>
-            </w:pPr>
-            <w:r>
-              <w:rPr>
-                <w:rFonts w:ascii="Arial" w:cs="Arial" w:eastAsia="Arial" w:hAnsi="Arial"/>
-                <w:b/>
-                <w:bCs/>
-                <w:i w:val="false"/>
-                <w:iCs w:val="false"/>
-                <w:color w:val="000000"/>
-                <w:sz w:val="18"/>
-                <w:szCs w:val="18"/>
-              </w:rPr>
-              <w:t xml:space="preserve">Driving Question / Key Inquiry Questions</w:t>
-            </w:r>
-          </w:p>
-        </w:tc>
-        <w:tc>
-          <w:tcPr>
-            <w:tcW w:type="dxa" w:w="10680"/>
-            <w:shd w:fill="FFFFFF" w:color="auto" w:val="clear"/>
-            <w:tcMar>
-              <w:top w:type="dxa" w:w="60"/>
-              <w:left w:type="dxa" w:w="120"/>
-              <w:bottom w:type="dxa" w:w="60"/>
-              <w:right w:type="dxa" w:w="120"/>
-            </w:tcMar>
-            <w:vAlign w:val="top"/>
-          </w:tcPr>
-          <w:p>
-            <w:pPr>
-              <w:spacing w:after="40" w:before="0"/>
-              <w:jc w:val="left"/>
-            </w:pPr>
-            <w:r>
-              <w:rPr>
-                <w:rFonts w:ascii="Arial" w:cs="Arial" w:eastAsia="Arial" w:hAnsi="Arial"/>
-                <w:b w:val="false"/>
-                <w:bCs w:val="false"/>
-                <w:i w:val="false"/>
-                <w:iCs w:val="false"/>
-                <w:color w:val="000000"/>
-                <w:sz w:val="18"/>
-                <w:szCs w:val="18"/>
-              </w:rPr>
-              <w:t xml:space="preserve">DRIVING QUESTION: Why does a runaway mkokoteni on the Limuru escarpment keep getting faster — and how can we use mathematics to predict exactly how fast and how far it will travel before it crashes?</w:t>
-            </w:r>
-          </w:p>
-          <w:p>
-            <w:pPr>
-              <w:spacing w:after="40" w:before="0"/>
-              <w:jc w:val="left"/>
-            </w:pPr>
-            <w:r>
-              <w:rPr>
-                <w:rFonts w:ascii="Arial" w:cs="Arial" w:eastAsia="Arial" w:hAnsi="Arial"/>
-                <w:b w:val="false"/>
-                <w:bCs w:val="false"/>
-                <w:i w:val="false"/>
-                <w:iCs w:val="false"/>
-                <w:color w:val="000000"/>
-                <w:sz w:val="18"/>
-                <w:szCs w:val="18"/>
-              </w:rPr>
-              <w:t xml:space="preserve"/>
-            </w:r>
-          </w:p>
-          <w:p>
-            <w:pPr>
-              <w:spacing w:after="40" w:before="0"/>
-              <w:jc w:val="left"/>
-            </w:pPr>
-            <w:r>
-              <w:rPr>
-                <w:rFonts w:ascii="Arial" w:cs="Arial" w:eastAsia="Arial" w:hAnsi="Arial"/>
-                <w:b w:val="false"/>
-                <w:bCs w:val="false"/>
-                <w:i w:val="false"/>
-                <w:iCs w:val="false"/>
-                <w:color w:val="000000"/>
-                <w:sz w:val="18"/>
-                <w:szCs w:val="18"/>
-              </w:rPr>
-              <w:t xml:space="preserve">KICD KEY INQUIRY QUESTIONS:</w:t>
-            </w:r>
-          </w:p>
-          <w:p>
-            <w:pPr>
-              <w:spacing w:after="40" w:before="0"/>
-              <w:jc w:val="left"/>
-            </w:pPr>
-            <w:r>
-              <w:rPr>
-                <w:rFonts w:ascii="Arial" w:cs="Arial" w:eastAsia="Arial" w:hAnsi="Arial"/>
-                <w:b w:val="false"/>
-                <w:bCs w:val="false"/>
-                <w:i w:val="false"/>
-                <w:iCs w:val="false"/>
-                <w:color w:val="000000"/>
-                <w:sz w:val="18"/>
-                <w:szCs w:val="18"/>
-              </w:rPr>
-              <w:t xml:space="preserve">1. How is free fall motion important in real life?</w:t>
-            </w:r>
-          </w:p>
-          <w:p>
-            <w:pPr>
-              <w:spacing w:after="40" w:before="0"/>
-              <w:jc w:val="left"/>
-            </w:pPr>
-            <w:r>
-              <w:rPr>
-                <w:rFonts w:ascii="Arial" w:cs="Arial" w:eastAsia="Arial" w:hAnsi="Arial"/>
-                <w:b w:val="false"/>
-                <w:bCs w:val="false"/>
-                <w:i w:val="false"/>
-                <w:iCs w:val="false"/>
-                <w:color w:val="000000"/>
-                <w:sz w:val="18"/>
-                <w:szCs w:val="18"/>
-              </w:rPr>
-              <w:t xml:space="preserve">2. How can the dangers of free fall in our day-to-day life be mitigated?</w:t>
-            </w:r>
-          </w:p>
-        </w:tc>
-      </w:tr>
-      <w:tr>
-        <w:tc>
-          <w:tcPr>
-            <w:tcW w:type="dxa" w:w="3000"/>
-            <w:shd w:fill="EAD1F5" w:color="auto" w:val="clear"/>
-            <w:tcMar>
-              <w:top w:type="dxa" w:w="60"/>
-              <w:left w:type="dxa" w:w="120"/>
-              <w:bottom w:type="dxa" w:w="60"/>
-              <w:right w:type="dxa" w:w="120"/>
-            </w:tcMar>
-            <w:vAlign w:val="top"/>
-          </w:tcPr>
-          <w:p>
-            <w:pPr>
-              <w:spacing w:after="40" w:before="0"/>
-              <w:jc w:val="left"/>
-            </w:pPr>
-            <w:r>
-              <w:rPr>
-                <w:rFonts w:ascii="Arial" w:cs="Arial" w:eastAsia="Arial" w:hAnsi="Arial"/>
-                <w:b/>
-                <w:bCs/>
-                <w:i w:val="false"/>
-                <w:iCs w:val="false"/>
-                <w:color w:val="000000"/>
-                <w:sz w:val="18"/>
-                <w:szCs w:val="18"/>
-              </w:rPr>
-              <w:t xml:space="preserve">Anchoring Phenomenon</w:t>
-            </w:r>
-          </w:p>
-        </w:tc>
-        <w:tc>
-          <w:tcPr>
-            <w:tcW w:type="dxa" w:w="10680"/>
-            <w:shd w:fill="FFFFFF" w:color="auto" w:val="clear"/>
-            <w:tcMar>
-              <w:top w:type="dxa" w:w="60"/>
-              <w:left w:type="dxa" w:w="120"/>
-              <w:bottom w:type="dxa" w:w="60"/>
-              <w:right w:type="dxa" w:w="120"/>
-            </w:tcMar>
-            <w:vAlign w:val="top"/>
-          </w:tcPr>
-          <w:p>
-            <w:pPr>
-              <w:spacing w:after="40" w:before="0"/>
-              <w:jc w:val="left"/>
-            </w:pPr>
-            <w:r>
-              <w:rPr>
-                <w:rFonts w:ascii="Arial" w:cs="Arial" w:eastAsia="Arial" w:hAnsi="Arial"/>
-                <w:b w:val="false"/>
-                <w:bCs w:val="false"/>
-                <w:i w:val="false"/>
-                <w:iCs w:val="false"/>
-                <w:color w:val="000000"/>
-                <w:sz w:val="18"/>
-                <w:szCs w:val="18"/>
-              </w:rPr>
-              <w:t xml:space="preserve">A mkokoteni (hand-cart) loaded with sacks of maize is accidentally released from rest at the top of the steep Limuru–Nairobi escarpment road and rolls freely downhill. Witnesses describe how it starts moving slowly but becomes dangerously fast within seconds, eventually crashing. Students view a short video clip of a runaway vehicle on a Kenyan escarpment road and are asked: "Why does the cart keep getting faster even though no one is pushing it, and could we have predicted how fast it would be going before it crashed?" This is puzzling because the cart has no engine, yet its speed continuously increases — suggesting an invisible force (gravity) is continuously doing work on it. The phenomenon directly motivates the need to define motion terms precisely, develop equations that can predict the cart's speed and distance at any moment, and understand free fall as the purest expression of gravitational acceleration.</w:t>
-            </w:r>
-          </w:p>
-        </w:tc>
-      </w:tr>
-      <w:tr>
-        <w:tc>
-          <w:tcPr>
-            <w:tcW w:type="dxa" w:w="3000"/>
-            <w:shd w:fill="D9EEF1" w:color="auto" w:val="clear"/>
-            <w:tcMar>
-              <w:top w:type="dxa" w:w="60"/>
-              <w:left w:type="dxa" w:w="120"/>
-              <w:bottom w:type="dxa" w:w="60"/>
-              <w:right w:type="dxa" w:w="120"/>
-            </w:tcMar>
-            <w:vAlign w:val="top"/>
-          </w:tcPr>
-          <w:p>
-            <w:pPr>
-              <w:spacing w:after="40" w:before="0"/>
-              <w:jc w:val="left"/>
-            </w:pPr>
-            <w:r>
-              <w:rPr>
-                <w:rFonts w:ascii="Arial" w:cs="Arial" w:eastAsia="Arial" w:hAnsi="Arial"/>
-                <w:b/>
-                <w:bCs/>
-                <w:i w:val="false"/>
-                <w:iCs w:val="false"/>
-                <w:color w:val="000000"/>
-                <w:sz w:val="18"/>
-                <w:szCs w:val="18"/>
-              </w:rPr>
-              <w:t xml:space="preserve">Storyline Thread</w:t>
-            </w:r>
-          </w:p>
-        </w:tc>
-        <w:tc>
-          <w:tcPr>
-            <w:tcW w:type="dxa" w:w="10680"/>
-            <w:shd w:fill="FFFFFF" w:color="auto" w:val="clear"/>
-            <w:tcMar>
-              <w:top w:type="dxa" w:w="60"/>
-              <w:left w:type="dxa" w:w="120"/>
-              <w:bottom w:type="dxa" w:w="60"/>
-              <w:right w:type="dxa" w:w="120"/>
-            </w:tcMar>
-            <w:vAlign w:val="top"/>
-          </w:tcPr>
-          <w:p>
-            <w:pPr>
-              <w:spacing w:after="40" w:before="0"/>
-              <w:jc w:val="left"/>
-            </w:pPr>
-            <w:r>
-              <w:rPr>
-                <w:rFonts w:ascii="Arial" w:cs="Arial" w:eastAsia="Arial" w:hAnsi="Arial"/>
-                <w:b w:val="false"/>
-                <w:bCs w:val="false"/>
-                <w:i w:val="false"/>
-                <w:iCs w:val="false"/>
-                <w:color w:val="000000"/>
-                <w:sz w:val="18"/>
-                <w:szCs w:val="18"/>
-              </w:rPr>
-              <w:t xml:space="preserve">Lesson 1 — Anchoring Phenomenon &amp; Motion Vocabulary: Students watch a video clip of a runaway vehicle on a steep Kenyan escarpment road. They record initial observations and predictions about why the vehicle accelerates. The teacher facilitates a whole-class discussion to surface prior knowledge and misconceptions. Students are introduced to and distinguish between distance, displacement, speed, velocity, and acceleration using the mkokoteni scenario and Kenyan athletics examples. A class Driving Question Board (DQB) is created and initial questions are posted.</w:t>
-            </w:r>
-          </w:p>
-          <w:p>
-            <w:pPr>
-              <w:spacing w:after="40" w:before="0"/>
-              <w:jc w:val="left"/>
-            </w:pPr>
-            <w:r>
-              <w:rPr>
-                <w:rFonts w:ascii="Arial" w:cs="Arial" w:eastAsia="Arial" w:hAnsi="Arial"/>
-                <w:b w:val="false"/>
-                <w:bCs w:val="false"/>
-                <w:i w:val="false"/>
-                <w:iCs w:val="false"/>
-                <w:color w:val="000000"/>
-                <w:sz w:val="18"/>
-                <w:szCs w:val="18"/>
-              </w:rPr>
-              <w:t xml:space="preserve"/>
-            </w:r>
-          </w:p>
-          <w:p>
-            <w:pPr>
-              <w:spacing w:after="40" w:before="0"/>
-              <w:jc w:val="left"/>
-            </w:pPr>
-            <w:r>
-              <w:rPr>
-                <w:rFonts w:ascii="Arial" w:cs="Arial" w:eastAsia="Arial" w:hAnsi="Arial"/>
-                <w:b w:val="false"/>
-                <w:bCs w:val="false"/>
-                <w:i w:val="false"/>
-                <w:iCs w:val="false"/>
-                <w:color w:val="000000"/>
-                <w:sz w:val="18"/>
-                <w:szCs w:val="18"/>
-              </w:rPr>
-              <w:t xml:space="preserve">Lesson 2 — Equations of Linear Motion (Part 1): Using the mkokoteni context, the teacher introduces the four equations of linear motion with constant acceleration (presented without derivation as per KICD). Students identify the five variables (u, v, a, s, t) and practise selecting the correct equation for given problems. Worked examples use Kenyan road and athletics contexts (e.g., a matatu accelerating from a bus stop on Thika Road). Students solve structured numerical problems in pairs.</w:t>
-            </w:r>
-          </w:p>
-          <w:p>
-            <w:pPr>
-              <w:spacing w:after="40" w:before="0"/>
-              <w:jc w:val="left"/>
-            </w:pPr>
-            <w:r>
-              <w:rPr>
-                <w:rFonts w:ascii="Arial" w:cs="Arial" w:eastAsia="Arial" w:hAnsi="Arial"/>
-                <w:b w:val="false"/>
-                <w:bCs w:val="false"/>
-                <w:i w:val="false"/>
-                <w:iCs w:val="false"/>
-                <w:color w:val="000000"/>
-                <w:sz w:val="18"/>
-                <w:szCs w:val="18"/>
-              </w:rPr>
-              <w:t xml:space="preserve"/>
-            </w:r>
-          </w:p>
-          <w:p>
-            <w:pPr>
-              <w:spacing w:after="40" w:before="0"/>
-              <w:jc w:val="left"/>
-            </w:pPr>
-            <w:r>
-              <w:rPr>
-                <w:rFonts w:ascii="Arial" w:cs="Arial" w:eastAsia="Arial" w:hAnsi="Arial"/>
-                <w:b w:val="false"/>
-                <w:bCs w:val="false"/>
-                <w:i w:val="false"/>
-                <w:iCs w:val="false"/>
-                <w:color w:val="000000"/>
-                <w:sz w:val="18"/>
-                <w:szCs w:val="18"/>
-              </w:rPr>
-              <w:t xml:space="preserve">Lesson 3 — Equations of Linear Motion (Part 2 — Problem Solving): Students work in small groups to solve a set of progressively challenging problems using all four equations of motion, including contexts such as a Rift Valley athlete's 400 m race, a boda-boda decelerating before a police check, and a ball thrown upward from a Mombasa rooftop. Groups present solutions on the board; the teacher uses cold-calling (minimum 3 groups per problem set) and provides 30-second wait time before taking responses. The DQB is updated with new insights.</w:t>
-            </w:r>
-          </w:p>
-          <w:p>
-            <w:pPr>
-              <w:spacing w:after="40" w:before="0"/>
-              <w:jc w:val="left"/>
-            </w:pPr>
-            <w:r>
-              <w:rPr>
-                <w:rFonts w:ascii="Arial" w:cs="Arial" w:eastAsia="Arial" w:hAnsi="Arial"/>
-                <w:b w:val="false"/>
-                <w:bCs w:val="false"/>
-                <w:i w:val="false"/>
-                <w:iCs w:val="false"/>
-                <w:color w:val="000000"/>
-                <w:sz w:val="18"/>
-                <w:szCs w:val="18"/>
-              </w:rPr>
-              <w:t xml:space="preserve"/>
-            </w:r>
-          </w:p>
-          <w:p>
-            <w:pPr>
-              <w:spacing w:after="40" w:before="0"/>
-              <w:jc w:val="left"/>
-            </w:pPr>
-            <w:r>
-              <w:rPr>
-                <w:rFonts w:ascii="Arial" w:cs="Arial" w:eastAsia="Arial" w:hAnsi="Arial"/>
-                <w:b w:val="false"/>
-                <w:bCs w:val="false"/>
-                <w:i w:val="false"/>
-                <w:iCs w:val="false"/>
-                <w:color w:val="000000"/>
-                <w:sz w:val="18"/>
-                <w:szCs w:val="18"/>
-              </w:rPr>
-              <w:t xml:space="preserve">Lesson 4 — Investigating Free Fall (Predict &amp; Observe): Students first predict: "If you drop a ripe mango and a pebble from the same height, which hits the ground first?" They record predictions individually. The class then drops objects (rubber bung, crumpled paper, stone) from a fixed height of 2 m and observes that all reach the ground at the same time (in the absence of significant air resistance). Students infer that gravity accelerates all objects equally. Data on drop height and time are recorded and used to estimate g.</w:t>
-            </w:r>
-          </w:p>
-          <w:p>
-            <w:pPr>
-              <w:spacing w:after="40" w:before="0"/>
-              <w:jc w:val="left"/>
-            </w:pPr>
-            <w:r>
-              <w:rPr>
-                <w:rFonts w:ascii="Arial" w:cs="Arial" w:eastAsia="Arial" w:hAnsi="Arial"/>
-                <w:b w:val="false"/>
-                <w:bCs w:val="false"/>
-                <w:i w:val="false"/>
-                <w:iCs w:val="false"/>
-                <w:color w:val="000000"/>
-                <w:sz w:val="18"/>
-                <w:szCs w:val="18"/>
-              </w:rPr>
-              <w:t xml:space="preserve"/>
-            </w:r>
-          </w:p>
-          <w:p>
-            <w:pPr>
-              <w:spacing w:after="40" w:before="0"/>
-              <w:jc w:val="left"/>
-            </w:pPr>
-            <w:r>
-              <w:rPr>
-                <w:rFonts w:ascii="Arial" w:cs="Arial" w:eastAsia="Arial" w:hAnsi="Arial"/>
-                <w:b w:val="false"/>
-                <w:bCs w:val="false"/>
-                <w:i w:val="false"/>
-                <w:iCs w:val="false"/>
-                <w:color w:val="000000"/>
-                <w:sz w:val="18"/>
-                <w:szCs w:val="18"/>
-              </w:rPr>
-              <w:t xml:space="preserve">Lesson 5 — Freely Falling Bodies (Explain &amp; Calculate): Students use their experimental data from Lesson 4 and the equations of linear motion (with u = 0, a = g ≈ 10 m/s²) to calculate the speed of the mkokoteni at various points along the escarpment, the time taken for the mango to fall from the tree, and the height from which an object was dropped given its impact speed. The teacher explicitly connects each calculation back to the anchoring phenomenon. Students discuss the dangers of free fall on sloping surfaces and steep roads in Kenya.</w:t>
-            </w:r>
-          </w:p>
-          <w:p>
-            <w:pPr>
-              <w:spacing w:after="40" w:before="0"/>
-              <w:jc w:val="left"/>
-            </w:pPr>
-            <w:r>
-              <w:rPr>
-                <w:rFonts w:ascii="Arial" w:cs="Arial" w:eastAsia="Arial" w:hAnsi="Arial"/>
-                <w:b w:val="false"/>
-                <w:bCs w:val="false"/>
-                <w:i w:val="false"/>
-                <w:iCs w:val="false"/>
-                <w:color w:val="000000"/>
-                <w:sz w:val="18"/>
-                <w:szCs w:val="18"/>
-              </w:rPr>
-              <w:t xml:space="preserve"/>
-            </w:r>
-          </w:p>
-          <w:p>
-            <w:pPr>
-              <w:spacing w:after="40" w:before="0"/>
-              <w:jc w:val="left"/>
-            </w:pPr>
-            <w:r>
-              <w:rPr>
-                <w:rFonts w:ascii="Arial" w:cs="Arial" w:eastAsia="Arial" w:hAnsi="Arial"/>
-                <w:b w:val="false"/>
-                <w:bCs w:val="false"/>
-                <w:i w:val="false"/>
-                <w:iCs w:val="false"/>
-                <w:color w:val="000000"/>
-                <w:sz w:val="18"/>
-                <w:szCs w:val="18"/>
-              </w:rPr>
-              <w:t xml:space="preserve">Lesson 6 — Applications, Road Safety &amp; Real-Life Contexts: Using the equations and free-fall principles, students investigate the braking distance of a matatu travelling at different speeds on Mombasa Road. They discuss road safety (NTSA guidelines, signage on steep roads such as the Kinangop descent) and how understanding linear motion can save lives. Students research (using digital devices or print media) one additional real-life application of linear motion in Kenya (e.g., SGR train scheduling, pole-vault athletics, construction safety) and prepare a brief group presentation.</w:t>
-            </w:r>
-          </w:p>
-          <w:p>
-            <w:pPr>
-              <w:spacing w:after="40" w:before="0"/>
-              <w:jc w:val="left"/>
-            </w:pPr>
-            <w:r>
-              <w:rPr>
-                <w:rFonts w:ascii="Arial" w:cs="Arial" w:eastAsia="Arial" w:hAnsi="Arial"/>
-                <w:b w:val="false"/>
-                <w:bCs w:val="false"/>
-                <w:i w:val="false"/>
-                <w:iCs w:val="false"/>
-                <w:color w:val="000000"/>
-                <w:sz w:val="18"/>
-                <w:szCs w:val="18"/>
-              </w:rPr>
-              <w:t xml:space="preserve"/>
-            </w:r>
-          </w:p>
-          <w:p>
-            <w:pPr>
-              <w:spacing w:after="40" w:before="0"/>
-              <w:jc w:val="left"/>
-            </w:pPr>
-            <w:r>
-              <w:rPr>
-                <w:rFonts w:ascii="Arial" w:cs="Arial" w:eastAsia="Arial" w:hAnsi="Arial"/>
-                <w:b w:val="false"/>
-                <w:bCs w:val="false"/>
-                <w:i w:val="false"/>
-                <w:iCs w:val="false"/>
-                <w:color w:val="000000"/>
-                <w:sz w:val="18"/>
-                <w:szCs w:val="18"/>
-              </w:rPr>
-              <w:t xml:space="preserve">Lesson 7 — Group Presentations &amp; Model Building: Groups present their real-life application research from Lesson 6 (3 minutes per group; teacher cold-calls 2 members per group for follow-up questions). The class collaboratively builds and refines a visual explanatory model (annotated diagram or motion-time graph sequence) connecting the anchoring phenomenon — the mkokoteni on the escarpment — to all sub-strand concepts: motion terms, equations, free fall, gravity, and road safety mitigation. The DQB is reviewed and students identify which questions have been answered and which remain.</w:t>
-            </w:r>
-          </w:p>
-          <w:p>
-            <w:pPr>
-              <w:spacing w:after="40" w:before="0"/>
-              <w:jc w:val="left"/>
-            </w:pPr>
-            <w:r>
-              <w:rPr>
-                <w:rFonts w:ascii="Arial" w:cs="Arial" w:eastAsia="Arial" w:hAnsi="Arial"/>
-                <w:b w:val="false"/>
-                <w:bCs w:val="false"/>
-                <w:i w:val="false"/>
-                <w:iCs w:val="false"/>
-                <w:color w:val="000000"/>
-                <w:sz w:val="18"/>
-                <w:szCs w:val="18"/>
-              </w:rPr>
-              <w:t xml:space="preserve"/>
-            </w:r>
-          </w:p>
-          <w:p>
-            <w:pPr>
-              <w:spacing w:after="40" w:before="0"/>
-              <w:jc w:val="left"/>
-            </w:pPr>
-            <w:r>
-              <w:rPr>
-                <w:rFonts w:ascii="Arial" w:cs="Arial" w:eastAsia="Arial" w:hAnsi="Arial"/>
-                <w:b w:val="false"/>
-                <w:bCs w:val="false"/>
-                <w:i w:val="false"/>
-                <w:iCs w:val="false"/>
-                <w:color w:val="000000"/>
-                <w:sz w:val="18"/>
-                <w:szCs w:val="18"/>
-              </w:rPr>
-              <w:t xml:space="preserve">Lesson 8 — Consolidation, DQB Review &amp; Assessment: Students individually solve a structured set of problems revisiting all four equations and free fall, set in the context of the anchoring phenomenon (the mkokoteni) and supporting phenomena (Kenyan sprinter, falling mango). The class conducts a final DQB review — remaining questions are discussed and answered collectively. Students reflect in their journals on how their thinking about the anchoring phenomenon has changed since Lesson 1, articulating the role of gravity, constant acceleration, and the equations of motion in explaining and predicting the mkokoteni's dangerous descent.</w:t>
-            </w:r>
-          </w:p>
-        </w:tc>
-      </w:tr>
-      <w:tr>
-        <w:tc>
-          <w:tcPr>
-            <w:tcW w:type="dxa" w:w="3000"/>
-            <w:shd w:fill="EAD1F5" w:color="auto" w:val="clear"/>
-            <w:tcMar>
-              <w:top w:type="dxa" w:w="60"/>
-              <w:left w:type="dxa" w:w="120"/>
-              <w:bottom w:type="dxa" w:w="60"/>
-              <w:right w:type="dxa" w:w="120"/>
-            </w:tcMar>
-            <w:vAlign w:val="top"/>
-          </w:tcPr>
-          <w:p>
-            <w:pPr>
-              <w:spacing w:after="40" w:before="0"/>
-              <w:jc w:val="left"/>
-            </w:pPr>
-            <w:r>
-              <w:rPr>
-                <w:rFonts w:ascii="Arial" w:cs="Arial" w:eastAsia="Arial" w:hAnsi="Arial"/>
-                <w:b/>
-                <w:bCs/>
-                <w:i w:val="false"/>
-                <w:iCs w:val="false"/>
-                <w:color w:val="000000"/>
-                <w:sz w:val="18"/>
-                <w:szCs w:val="18"/>
-              </w:rPr>
-              <w:t xml:space="preserve">Supporting Phenomena</w:t>
-            </w:r>
-          </w:p>
-        </w:tc>
-        <w:tc>
-          <w:tcPr>
-            <w:tcW w:type="dxa" w:w="10680"/>
-            <w:shd w:fill="FFFFFF" w:color="auto" w:val="clear"/>
-            <w:tcMar>
-              <w:top w:type="dxa" w:w="60"/>
-              <w:left w:type="dxa" w:w="120"/>
-              <w:bottom w:type="dxa" w:w="60"/>
-              <w:right w:type="dxa" w:w="120"/>
-            </w:tcMar>
-            <w:vAlign w:val="top"/>
-          </w:tcPr>
-          <w:p>
-            <w:pPr>
-              <w:spacing w:after="30" w:before="0"/>
-              <w:ind w:left="360" w:hanging="180"/>
-              <w:jc w:val="left"/>
-            </w:pPr>
-            <w:r>
-              <w:rPr>
-                <w:rFonts w:ascii="Arial" w:cs="Arial" w:eastAsia="Arial" w:hAnsi="Arial"/>
-                <w:b w:val="false"/>
-                <w:bCs w:val="false"/>
-                <w:i w:val="false"/>
-                <w:iCs w:val="false"/>
-                <w:color w:val="000000"/>
-                <w:sz w:val="18"/>
-                <w:szCs w:val="18"/>
-              </w:rPr>
-              <w:t xml:space="preserve">–  A ripe mango falling from a tree on a Kisumu farm — students notice it falls faster and faster rather than at a constant speed, raising the question of what determines how quickly it accelerates.</w:t>
-            </w:r>
-          </w:p>
-          <w:p>
-            <w:pPr>
-              <w:spacing w:after="30" w:before="0"/>
-              <w:ind w:left="360" w:hanging="180"/>
-              <w:jc w:val="left"/>
-            </w:pPr>
-            <w:r>
-              <w:rPr>
-                <w:rFonts w:ascii="Arial" w:cs="Arial" w:eastAsia="Arial" w:hAnsi="Arial"/>
-                <w:b w:val="false"/>
-                <w:bCs w:val="false"/>
-                <w:i w:val="false"/>
-                <w:iCs w:val="false"/>
-                <w:color w:val="000000"/>
-                <w:sz w:val="18"/>
-                <w:szCs w:val="18"/>
-              </w:rPr>
-              <w:t xml:space="preserve">–  A Kenyan 100 m sprinter (e.g., a school athletics champion) filmed from the starting blocks — the video shows the athlete accelerating from rest to top speed, illustrating real-world non-uniform linear motion with measurable displacement and time intervals.</w:t>
-            </w:r>
-          </w:p>
-          <w:p>
-            <w:pPr>
-              <w:spacing w:after="30" w:before="0"/>
-              <w:ind w:left="360" w:hanging="180"/>
-              <w:jc w:val="left"/>
-            </w:pPr>
-            <w:r>
-              <w:rPr>
-                <w:rFonts w:ascii="Arial" w:cs="Arial" w:eastAsia="Arial" w:hAnsi="Arial"/>
-                <w:b w:val="false"/>
-                <w:bCs w:val="false"/>
-                <w:i w:val="false"/>
-                <w:iCs w:val="false"/>
-                <w:color w:val="000000"/>
-                <w:sz w:val="18"/>
-                <w:szCs w:val="18"/>
-              </w:rPr>
-              <w:t xml:space="preserve">–  A water tank filling on a Nairobi rooftop where a pipe drips at constant intervals — drops photographed with a phone stroboscope show increasing spacing between successive positions, providing visual evidence of acceleration under gravity.</w:t>
-            </w:r>
-          </w:p>
-          <w:p>
-            <w:pPr>
-              <w:spacing w:after="30" w:before="0"/>
-              <w:ind w:left="360" w:hanging="180"/>
-              <w:jc w:val="left"/>
-            </w:pPr>
-            <w:r>
-              <w:rPr>
-                <w:rFonts w:ascii="Arial" w:cs="Arial" w:eastAsia="Arial" w:hAnsi="Arial"/>
-                <w:b w:val="false"/>
-                <w:bCs w:val="false"/>
-                <w:i w:val="false"/>
-                <w:iCs w:val="false"/>
-                <w:color w:val="000000"/>
-                <w:sz w:val="18"/>
-                <w:szCs w:val="18"/>
-              </w:rPr>
-              <w:t xml:space="preserve">–  A matatu braking to a stop on Mombasa Road — passengers lurch forward, prompting discussion of deceleration (negative acceleration), braking distance, and road safety.</w:t>
-            </w:r>
-          </w:p>
-        </w:tc>
-      </w:tr>
-    </w:tbl>
-    <w:p>
-      <w:pPr>
-        <w:spacing w:after="120"/>
-      </w:pPr>
-      <w:r>
-        <w:t xml:space="preserve"/>
       </w:r>
     </w:p>
     <w:p>
@@ -3178,7 +3178,7 @@
             <w:pPr>
               <w:spacing w:after="20" w:before="0"/>
             </w:pPr>
-            <w:hyperlink w:history="1" r:id="rId4ldabvbpy2vfi9bqn21ln">
+            <w:hyperlink w:history="1" r:id="rIdkz8jqh7dv9_mnywz9eosh">
               <w:r>
                 <w:rPr>
                   <w:rFonts w:ascii="Arial" w:cs="Arial" w:eastAsia="Arial" w:hAnsi="Arial"/>
@@ -3211,7 +3211,7 @@
               <w:spacing w:after="10" w:before="0"/>
               <w:ind w:left="120"/>
             </w:pPr>
-            <w:hyperlink w:history="1" r:id="rIdsa4vnxihsim4qdgfy7au_">
+            <w:hyperlink w:history="1" r:id="rId6hzuu4n-yi6iqounhc_v4">
               <w:r>
                 <w:rPr>
                   <w:rFonts w:ascii="Arial" w:cs="Arial" w:eastAsia="Arial" w:hAnsi="Arial"/>
@@ -3256,7 +3256,7 @@
             <w:pPr>
               <w:spacing w:after="20" w:before="0"/>
             </w:pPr>
-            <w:hyperlink w:history="1" r:id="rId46otbkqufhgnd9udumbjc">
+            <w:hyperlink w:history="1" r:id="rId7bmi_ykgvbk4jk232jsph">
               <w:r>
                 <w:rPr>
                   <w:rFonts w:ascii="Arial" w:cs="Arial" w:eastAsia="Arial" w:hAnsi="Arial"/>
@@ -3289,7 +3289,7 @@
               <w:spacing w:after="10" w:before="0"/>
               <w:ind w:left="120"/>
             </w:pPr>
-            <w:hyperlink w:history="1" r:id="rIdjxjfq67jf4mi314qyyezq">
+            <w:hyperlink w:history="1" r:id="rIdjf_7mrac-h7q4xyjdqaju">
               <w:r>
                 <w:rPr>
                   <w:rFonts w:ascii="Arial" w:cs="Arial" w:eastAsia="Arial" w:hAnsi="Arial"/>
@@ -3484,7 +3484,7 @@
             <w:pPr>
               <w:spacing w:after="20" w:before="0"/>
             </w:pPr>
-            <w:hyperlink w:history="1" r:id="rIdszq_4-dwc0uomowt9zauq">
+            <w:hyperlink w:history="1" r:id="rIdrrrue0xlpwqjhl84rbyh6">
               <w:r>
                 <w:rPr>
                   <w:rFonts w:ascii="Arial" w:cs="Arial" w:eastAsia="Arial" w:hAnsi="Arial"/>
@@ -3517,7 +3517,7 @@
               <w:spacing w:after="10" w:before="0"/>
               <w:ind w:left="120"/>
             </w:pPr>
-            <w:hyperlink w:history="1" r:id="rIdnoip9ay4m1wmk8uwl_rtn">
+            <w:hyperlink w:history="1" r:id="rIdpd4pea7eptz3cznxtiwg0">
               <w:r>
                 <w:rPr>
                   <w:rFonts w:ascii="Arial" w:cs="Arial" w:eastAsia="Arial" w:hAnsi="Arial"/>
@@ -3562,7 +3562,7 @@
             <w:pPr>
               <w:spacing w:after="20" w:before="0"/>
             </w:pPr>
-            <w:hyperlink w:history="1" r:id="rIddjyrdjzegfv5gti9hgqoq">
+            <w:hyperlink w:history="1" r:id="rId204b0_osh1bbo6bkea22l">
               <w:r>
                 <w:rPr>
                   <w:rFonts w:ascii="Arial" w:cs="Arial" w:eastAsia="Arial" w:hAnsi="Arial"/>
@@ -3595,7 +3595,7 @@
               <w:spacing w:after="10" w:before="0"/>
               <w:ind w:left="120"/>
             </w:pPr>
-            <w:hyperlink w:history="1" r:id="rIdrjx_egejrhf_qjnsaapps">
+            <w:hyperlink w:history="1" r:id="rIdz-imymc7bfii1y4w4s-de">
               <w:r>
                 <w:rPr>
                   <w:rFonts w:ascii="Arial" w:cs="Arial" w:eastAsia="Arial" w:hAnsi="Arial"/>
@@ -3790,7 +3790,7 @@
             <w:pPr>
               <w:spacing w:after="20" w:before="0"/>
             </w:pPr>
-            <w:hyperlink w:history="1" r:id="rId_kgwmtxld5abo3pkzc3jn">
+            <w:hyperlink w:history="1" r:id="rIdligfkv4-zpieo1w2vwvx-">
               <w:r>
                 <w:rPr>
                   <w:rFonts w:ascii="Arial" w:cs="Arial" w:eastAsia="Arial" w:hAnsi="Arial"/>
@@ -3823,7 +3823,7 @@
               <w:spacing w:after="10" w:before="0"/>
               <w:ind w:left="120"/>
             </w:pPr>
-            <w:hyperlink w:history="1" r:id="rIdcmwt2bmb6zu1jcu-d_snd">
+            <w:hyperlink w:history="1" r:id="rIdmllnsndb0j5x-pmpcpymm">
               <w:r>
                 <w:rPr>
                   <w:rFonts w:ascii="Arial" w:cs="Arial" w:eastAsia="Arial" w:hAnsi="Arial"/>
@@ -3868,7 +3868,7 @@
             <w:pPr>
               <w:spacing w:after="20" w:before="0"/>
             </w:pPr>
-            <w:hyperlink w:history="1" r:id="rIdwvcmcz74-hdw7icxivsfu">
+            <w:hyperlink w:history="1" r:id="rIdy-rqk4fl82mxctveszsot">
               <w:r>
                 <w:rPr>
                   <w:rFonts w:ascii="Arial" w:cs="Arial" w:eastAsia="Arial" w:hAnsi="Arial"/>
@@ -3901,7 +3901,7 @@
               <w:spacing w:after="10" w:before="0"/>
               <w:ind w:left="120"/>
             </w:pPr>
-            <w:hyperlink w:history="1" r:id="rIdf3nkwdfhxvqptgs4h6ysg">
+            <w:hyperlink w:history="1" r:id="rId8ey8mxw5qrpuwf-bplx0z">
               <w:r>
                 <w:rPr>
                   <w:rFonts w:ascii="Arial" w:cs="Arial" w:eastAsia="Arial" w:hAnsi="Arial"/>
@@ -4096,7 +4096,7 @@
             <w:pPr>
               <w:spacing w:after="20" w:before="0"/>
             </w:pPr>
-            <w:hyperlink w:history="1" r:id="rId7o7bfrcz1bitzd8o24oej">
+            <w:hyperlink w:history="1" r:id="rIdadf2ykxt312nkkk2gomo1">
               <w:r>
                 <w:rPr>
                   <w:rFonts w:ascii="Arial" w:cs="Arial" w:eastAsia="Arial" w:hAnsi="Arial"/>
@@ -4129,7 +4129,7 @@
               <w:spacing w:after="10" w:before="0"/>
               <w:ind w:left="120"/>
             </w:pPr>
-            <w:hyperlink w:history="1" r:id="rIdwsw8lnpqfqwcrav5-ij4b">
+            <w:hyperlink w:history="1" r:id="rId7umqe65pvkeeebzcsockm">
               <w:r>
                 <w:rPr>
                   <w:rFonts w:ascii="Arial" w:cs="Arial" w:eastAsia="Arial" w:hAnsi="Arial"/>
@@ -4174,7 +4174,7 @@
             <w:pPr>
               <w:spacing w:after="20" w:before="0"/>
             </w:pPr>
-            <w:hyperlink w:history="1" r:id="rIdvg63zxox2axylavm8xqnd">
+            <w:hyperlink w:history="1" r:id="rIdlajw83ausoaklt5lffxka">
               <w:r>
                 <w:rPr>
                   <w:rFonts w:ascii="Arial" w:cs="Arial" w:eastAsia="Arial" w:hAnsi="Arial"/>
@@ -4207,7 +4207,7 @@
               <w:spacing w:after="10" w:before="0"/>
               <w:ind w:left="120"/>
             </w:pPr>
-            <w:hyperlink w:history="1" r:id="rId79xpukr__yft4lvrnsu3b">
+            <w:hyperlink w:history="1" r:id="rIdxm8heupv8h23bmq-0bpj4">
               <w:r>
                 <w:rPr>
                   <w:rFonts w:ascii="Arial" w:cs="Arial" w:eastAsia="Arial" w:hAnsi="Arial"/>
@@ -4402,7 +4402,7 @@
             <w:pPr>
               <w:spacing w:after="20" w:before="0"/>
             </w:pPr>
-            <w:hyperlink w:history="1" r:id="rIddn5ywqspzoqqvcuab-gm5">
+            <w:hyperlink w:history="1" r:id="rIdhhvg3ixriwsxxls0ggyfk">
               <w:r>
                 <w:rPr>
                   <w:rFonts w:ascii="Arial" w:cs="Arial" w:eastAsia="Arial" w:hAnsi="Arial"/>
@@ -4435,7 +4435,7 @@
               <w:spacing w:after="10" w:before="0"/>
               <w:ind w:left="120"/>
             </w:pPr>
-            <w:hyperlink w:history="1" r:id="rIdyh0cxgtwayant3xduhe2-">
+            <w:hyperlink w:history="1" r:id="rIdzmhqh_i-4iuisujjeonqv">
               <w:r>
                 <w:rPr>
                   <w:rFonts w:ascii="Arial" w:cs="Arial" w:eastAsia="Arial" w:hAnsi="Arial"/>
@@ -4480,7 +4480,7 @@
             <w:pPr>
               <w:spacing w:after="20" w:before="0"/>
             </w:pPr>
-            <w:hyperlink w:history="1" r:id="rIdjddotc3aodhe349sx4cwe">
+            <w:hyperlink w:history="1" r:id="rIdpbh1jar0vgaroriekdsjj">
               <w:r>
                 <w:rPr>
                   <w:rFonts w:ascii="Arial" w:cs="Arial" w:eastAsia="Arial" w:hAnsi="Arial"/>
@@ -4513,7 +4513,7 @@
               <w:spacing w:after="10" w:before="0"/>
               <w:ind w:left="120"/>
             </w:pPr>
-            <w:hyperlink w:history="1" r:id="rIdtw7kv_dgkoirspxleji2-">
+            <w:hyperlink w:history="1" r:id="rIdr78-q9fbxsykz-0qsjtng">
               <w:r>
                 <w:rPr>
                   <w:rFonts w:ascii="Arial" w:cs="Arial" w:eastAsia="Arial" w:hAnsi="Arial"/>
@@ -5025,7 +5025,7 @@
         </w:rPr>
         <w:t xml:space="preserve">© 2026 SeaVuria and ARES. Aligned with KICD objectives. Developed by SeaVuria; technical implementation by ARES (with AI assistance from Claude). Licensed under </w:t>
       </w:r>
-      <w:hyperlink w:history="1" r:id="rIdlfcva8rsra7vlfl2eawyj">
+      <w:hyperlink w:history="1" r:id="rIdvqbwqdbbnv7yimebg0ldt">
         <w:r>
           <w:rPr>
             <w:rFonts w:ascii="Arial" w:cs="Arial" w:eastAsia="Arial" w:hAnsi="Arial"/>
@@ -5046,7 +5046,7 @@
         </w:rPr>
         <w:t xml:space="preserve"> (</w:t>
       </w:r>
-      <w:hyperlink w:history="1" r:id="rIdzzapk6-na39qzy7kfiasi">
+      <w:hyperlink w:history="1" r:id="rIdmbatpximftxtqlhmc4dvf">
         <w:r>
           <w:rPr>
             <w:rFonts w:ascii="Arial" w:cs="Arial" w:eastAsia="Arial" w:hAnsi="Arial"/>
@@ -6059,7 +6059,7 @@
             <w:pPr>
               <w:spacing w:after="20" w:before="0"/>
             </w:pPr>
-            <w:hyperlink w:history="1" r:id="rIdydiztsblz9eoimvvxbrho">
+            <w:hyperlink w:history="1" r:id="rIdxp7xaqym9wkgswzx1z01c">
               <w:r>
                 <w:rPr>
                   <w:rFonts w:ascii="Arial" w:cs="Arial" w:eastAsia="Arial" w:hAnsi="Arial"/>
@@ -6092,7 +6092,7 @@
               <w:spacing w:after="10" w:before="0"/>
               <w:ind w:left="120"/>
             </w:pPr>
-            <w:hyperlink w:history="1" r:id="rId3uyxs3qw9og1wuxb_gfh1">
+            <w:hyperlink w:history="1" r:id="rIdpageav4gny7-ynyz6sumr">
               <w:r>
                 <w:rPr>
                   <w:rFonts w:ascii="Arial" w:cs="Arial" w:eastAsia="Arial" w:hAnsi="Arial"/>
@@ -6137,7 +6137,7 @@
             <w:pPr>
               <w:spacing w:after="20" w:before="0"/>
             </w:pPr>
-            <w:hyperlink w:history="1" r:id="rIdshrgz6_rrag6t3gdw6vbf">
+            <w:hyperlink w:history="1" r:id="rIdv-eppjqstyhtuzterxh-j">
               <w:r>
                 <w:rPr>
                   <w:rFonts w:ascii="Arial" w:cs="Arial" w:eastAsia="Arial" w:hAnsi="Arial"/>
@@ -6170,7 +6170,7 @@
               <w:spacing w:after="10" w:before="0"/>
               <w:ind w:left="120"/>
             </w:pPr>
-            <w:hyperlink w:history="1" r:id="rIdf4jjpbn9ugh45ypwioyhp">
+            <w:hyperlink w:history="1" r:id="rIdbvgsppoztxalibs7foghn">
               <w:r>
                 <w:rPr>
                   <w:rFonts w:ascii="Arial" w:cs="Arial" w:eastAsia="Arial" w:hAnsi="Arial"/>
@@ -6365,7 +6365,7 @@
             <w:pPr>
               <w:spacing w:after="20" w:before="0"/>
             </w:pPr>
-            <w:hyperlink w:history="1" r:id="rIdhjj-dksvitnglnrvox43s">
+            <w:hyperlink w:history="1" r:id="rIdssr63lsjgbsqfvgoxjerr">
               <w:r>
                 <w:rPr>
                   <w:rFonts w:ascii="Arial" w:cs="Arial" w:eastAsia="Arial" w:hAnsi="Arial"/>
@@ -6398,7 +6398,7 @@
               <w:spacing w:after="10" w:before="0"/>
               <w:ind w:left="120"/>
             </w:pPr>
-            <w:hyperlink w:history="1" r:id="rIdctdmpn8kklb0pbuplrcut">
+            <w:hyperlink w:history="1" r:id="rIdesxbol-rgwajuxwwny6ev">
               <w:r>
                 <w:rPr>
                   <w:rFonts w:ascii="Arial" w:cs="Arial" w:eastAsia="Arial" w:hAnsi="Arial"/>
@@ -6443,7 +6443,7 @@
             <w:pPr>
               <w:spacing w:after="20" w:before="0"/>
             </w:pPr>
-            <w:hyperlink w:history="1" r:id="rIds3ps1rnkqdyy4axw2p9hb">
+            <w:hyperlink w:history="1" r:id="rIdmgtufr75uxmy7vwded6p6">
               <w:r>
                 <w:rPr>
                   <w:rFonts w:ascii="Arial" w:cs="Arial" w:eastAsia="Arial" w:hAnsi="Arial"/>
@@ -6476,7 +6476,7 @@
               <w:spacing w:after="10" w:before="0"/>
               <w:ind w:left="120"/>
             </w:pPr>
-            <w:hyperlink w:history="1" r:id="rIdnsxbtp4esmazficxcha8k">
+            <w:hyperlink w:history="1" r:id="rId4bsr7mpfmy-s-3nesmzmo">
               <w:r>
                 <w:rPr>
                   <w:rFonts w:ascii="Arial" w:cs="Arial" w:eastAsia="Arial" w:hAnsi="Arial"/>
@@ -6671,7 +6671,7 @@
             <w:pPr>
               <w:spacing w:after="20" w:before="0"/>
             </w:pPr>
-            <w:hyperlink w:history="1" r:id="rIdl2wwu4bqkfjngd97pzgz8">
+            <w:hyperlink w:history="1" r:id="rIdr2asc74gxla8fwukvqpyh">
               <w:r>
                 <w:rPr>
                   <w:rFonts w:ascii="Arial" w:cs="Arial" w:eastAsia="Arial" w:hAnsi="Arial"/>
@@ -6704,7 +6704,7 @@
               <w:spacing w:after="10" w:before="0"/>
               <w:ind w:left="120"/>
             </w:pPr>
-            <w:hyperlink w:history="1" r:id="rIdqd6fysa0ar1_40rs1i24g">
+            <w:hyperlink w:history="1" r:id="rIdrmgevominxn1in_a-81qu">
               <w:r>
                 <w:rPr>
                   <w:rFonts w:ascii="Arial" w:cs="Arial" w:eastAsia="Arial" w:hAnsi="Arial"/>
@@ -6749,7 +6749,7 @@
             <w:pPr>
               <w:spacing w:after="20" w:before="0"/>
             </w:pPr>
-            <w:hyperlink w:history="1" r:id="rIdfmk_iftrh0zjb5_vhkuxd">
+            <w:hyperlink w:history="1" r:id="rId6gqtkohmucm7fi8mxmyad">
               <w:r>
                 <w:rPr>
                   <w:rFonts w:ascii="Arial" w:cs="Arial" w:eastAsia="Arial" w:hAnsi="Arial"/>
@@ -6782,7 +6782,7 @@
               <w:spacing w:after="10" w:before="0"/>
               <w:ind w:left="120"/>
             </w:pPr>
-            <w:hyperlink w:history="1" r:id="rIdufkzs37xsw_pktp65uyad">
+            <w:hyperlink w:history="1" r:id="rIdinfrffpd9aznp5zffpo--">
               <w:r>
                 <w:rPr>
                   <w:rFonts w:ascii="Arial" w:cs="Arial" w:eastAsia="Arial" w:hAnsi="Arial"/>
@@ -6977,7 +6977,7 @@
             <w:pPr>
               <w:spacing w:after="20" w:before="0"/>
             </w:pPr>
-            <w:hyperlink w:history="1" r:id="rId4nmohbnwdbnpjcgklefzt">
+            <w:hyperlink w:history="1" r:id="rIdf1gvsnnaqytj7kj5o6k7p">
               <w:r>
                 <w:rPr>
                   <w:rFonts w:ascii="Arial" w:cs="Arial" w:eastAsia="Arial" w:hAnsi="Arial"/>
@@ -7010,7 +7010,7 @@
               <w:spacing w:after="10" w:before="0"/>
               <w:ind w:left="120"/>
             </w:pPr>
-            <w:hyperlink w:history="1" r:id="rIdkgpwzilsczdo491m9moj4">
+            <w:hyperlink w:history="1" r:id="rIdtp4t-qqeurhxqbj5ul_f0">
               <w:r>
                 <w:rPr>
                   <w:rFonts w:ascii="Arial" w:cs="Arial" w:eastAsia="Arial" w:hAnsi="Arial"/>
@@ -7055,7 +7055,7 @@
             <w:pPr>
               <w:spacing w:after="20" w:before="0"/>
             </w:pPr>
-            <w:hyperlink w:history="1" r:id="rId_q_uvvryksltobmjjscxu">
+            <w:hyperlink w:history="1" r:id="rIdkro-tdk_qnmjd14rqjgyl">
               <w:r>
                 <w:rPr>
                   <w:rFonts w:ascii="Arial" w:cs="Arial" w:eastAsia="Arial" w:hAnsi="Arial"/>
@@ -7088,7 +7088,7 @@
               <w:spacing w:after="10" w:before="0"/>
               <w:ind w:left="120"/>
             </w:pPr>
-            <w:hyperlink w:history="1" r:id="rIdstn_g_v2qawckojp_ihb1">
+            <w:hyperlink w:history="1" r:id="rId9ioue67rzpq8gixzjkdf1">
               <w:r>
                 <w:rPr>
                   <w:rFonts w:ascii="Arial" w:cs="Arial" w:eastAsia="Arial" w:hAnsi="Arial"/>
@@ -7283,7 +7283,7 @@
             <w:pPr>
               <w:spacing w:after="20" w:before="0"/>
             </w:pPr>
-            <w:hyperlink w:history="1" r:id="rIdr0bw3nvj0swey6ognu6pc">
+            <w:hyperlink w:history="1" r:id="rIdibk9ec38cnsrtuh3vwvi6">
               <w:r>
                 <w:rPr>
                   <w:rFonts w:ascii="Arial" w:cs="Arial" w:eastAsia="Arial" w:hAnsi="Arial"/>
@@ -7316,7 +7316,7 @@
               <w:spacing w:after="10" w:before="0"/>
               <w:ind w:left="120"/>
             </w:pPr>
-            <w:hyperlink w:history="1" r:id="rId-uhcnj6cycbdir_mppnqb">
+            <w:hyperlink w:history="1" r:id="rIdssdwj-b6x6dttirvuijl3">
               <w:r>
                 <w:rPr>
                   <w:rFonts w:ascii="Arial" w:cs="Arial" w:eastAsia="Arial" w:hAnsi="Arial"/>
@@ -7361,7 +7361,7 @@
             <w:pPr>
               <w:spacing w:after="20" w:before="0"/>
             </w:pPr>
-            <w:hyperlink w:history="1" r:id="rIdndplmh6-ptoztqk8qfip8">
+            <w:hyperlink w:history="1" r:id="rIdgtnmb2ymzaqjkwkaqdnyb">
               <w:r>
                 <w:rPr>
                   <w:rFonts w:ascii="Arial" w:cs="Arial" w:eastAsia="Arial" w:hAnsi="Arial"/>
@@ -7394,7 +7394,7 @@
               <w:spacing w:after="10" w:before="0"/>
               <w:ind w:left="120"/>
             </w:pPr>
-            <w:hyperlink w:history="1" r:id="rId3byocpyvk8b83fs3plhau">
+            <w:hyperlink w:history="1" r:id="rIdo8wuu6r9bbjgwdspnpwlp">
               <w:r>
                 <w:rPr>
                   <w:rFonts w:ascii="Arial" w:cs="Arial" w:eastAsia="Arial" w:hAnsi="Arial"/>
@@ -7906,7 +7906,7 @@
         </w:rPr>
         <w:t xml:space="preserve">© 2026 SeaVuria and ARES. Aligned with KICD objectives. Developed by SeaVuria; technical implementation by ARES (with AI assistance from Claude). Licensed under </w:t>
       </w:r>
-      <w:hyperlink w:history="1" r:id="rIdegus5cdj9bznlbuhlwcvh">
+      <w:hyperlink w:history="1" r:id="rIdu1jktz_tyq_qeho2yk9u2">
         <w:r>
           <w:rPr>
             <w:rFonts w:ascii="Arial" w:cs="Arial" w:eastAsia="Arial" w:hAnsi="Arial"/>
@@ -7927,7 +7927,7 @@
         </w:rPr>
         <w:t xml:space="preserve"> (</w:t>
       </w:r>
-      <w:hyperlink w:history="1" r:id="rIdeg7evy6wvcwin-r-gxvu7">
+      <w:hyperlink w:history="1" r:id="rIdl1z808r4qknrhechp1cxm">
         <w:r>
           <w:rPr>
             <w:rFonts w:ascii="Arial" w:cs="Arial" w:eastAsia="Arial" w:hAnsi="Arial"/>
@@ -8940,7 +8940,7 @@
             <w:pPr>
               <w:spacing w:after="20" w:before="0"/>
             </w:pPr>
-            <w:hyperlink w:history="1" r:id="rIdudlzywjnil6oxrvfff2uh">
+            <w:hyperlink w:history="1" r:id="rIdqhgb3fimw2tgtzezop9el">
               <w:r>
                 <w:rPr>
                   <w:rFonts w:ascii="Arial" w:cs="Arial" w:eastAsia="Arial" w:hAnsi="Arial"/>
@@ -8973,7 +8973,7 @@
               <w:spacing w:after="10" w:before="0"/>
               <w:ind w:left="120"/>
             </w:pPr>
-            <w:hyperlink w:history="1" r:id="rIduqpqtovtzxyd9toysyqf8">
+            <w:hyperlink w:history="1" r:id="rIdum3brqubusjddb1lvwicp">
               <w:r>
                 <w:rPr>
                   <w:rFonts w:ascii="Arial" w:cs="Arial" w:eastAsia="Arial" w:hAnsi="Arial"/>
@@ -9018,7 +9018,7 @@
             <w:pPr>
               <w:spacing w:after="20" w:before="0"/>
             </w:pPr>
-            <w:hyperlink w:history="1" r:id="rIdtjaxoujeogisn5ecgtcbj">
+            <w:hyperlink w:history="1" r:id="rIds46xwhdko0fhgpm938dcu">
               <w:r>
                 <w:rPr>
                   <w:rFonts w:ascii="Arial" w:cs="Arial" w:eastAsia="Arial" w:hAnsi="Arial"/>
@@ -9051,7 +9051,7 @@
               <w:spacing w:after="10" w:before="0"/>
               <w:ind w:left="120"/>
             </w:pPr>
-            <w:hyperlink w:history="1" r:id="rIdi53hujw32r6zm-modm5gw">
+            <w:hyperlink w:history="1" r:id="rIdmhwgmsdabmu6ketxednvf">
               <w:r>
                 <w:rPr>
                   <w:rFonts w:ascii="Arial" w:cs="Arial" w:eastAsia="Arial" w:hAnsi="Arial"/>
@@ -9246,7 +9246,7 @@
             <w:pPr>
               <w:spacing w:after="20" w:before="0"/>
             </w:pPr>
-            <w:hyperlink w:history="1" r:id="rIddtnjb_-jfdms-r75_2i4s">
+            <w:hyperlink w:history="1" r:id="rIdu4nuup7m999gubg6mlcfn">
               <w:r>
                 <w:rPr>
                   <w:rFonts w:ascii="Arial" w:cs="Arial" w:eastAsia="Arial" w:hAnsi="Arial"/>
@@ -9279,7 +9279,7 @@
               <w:spacing w:after="10" w:before="0"/>
               <w:ind w:left="120"/>
             </w:pPr>
-            <w:hyperlink w:history="1" r:id="rId9dvmtucu1ub8aqhppr2kk">
+            <w:hyperlink w:history="1" r:id="rId5_b6dhfxmp4mpjekwpmdg">
               <w:r>
                 <w:rPr>
                   <w:rFonts w:ascii="Arial" w:cs="Arial" w:eastAsia="Arial" w:hAnsi="Arial"/>
@@ -9324,7 +9324,7 @@
             <w:pPr>
               <w:spacing w:after="20" w:before="0"/>
             </w:pPr>
-            <w:hyperlink w:history="1" r:id="rIdi_uzttjqruz_vq0qlpaav">
+            <w:hyperlink w:history="1" r:id="rIdoq9fwhylrqd9ghzpa3vut">
               <w:r>
                 <w:rPr>
                   <w:rFonts w:ascii="Arial" w:cs="Arial" w:eastAsia="Arial" w:hAnsi="Arial"/>
@@ -9357,7 +9357,7 @@
               <w:spacing w:after="10" w:before="0"/>
               <w:ind w:left="120"/>
             </w:pPr>
-            <w:hyperlink w:history="1" r:id="rId4jk5jwk9cg2iwcw0lmux2">
+            <w:hyperlink w:history="1" r:id="rIdbigbs9xtgtuxxx98gurj5">
               <w:r>
                 <w:rPr>
                   <w:rFonts w:ascii="Arial" w:cs="Arial" w:eastAsia="Arial" w:hAnsi="Arial"/>
@@ -9552,7 +9552,7 @@
             <w:pPr>
               <w:spacing w:after="20" w:before="0"/>
             </w:pPr>
-            <w:hyperlink w:history="1" r:id="rIdlo_c5zdyitfn2yuqb46hk">
+            <w:hyperlink w:history="1" r:id="rIddvuszvvcjzuvysucoxjgi">
               <w:r>
                 <w:rPr>
                   <w:rFonts w:ascii="Arial" w:cs="Arial" w:eastAsia="Arial" w:hAnsi="Arial"/>
@@ -9585,7 +9585,7 @@
               <w:spacing w:after="10" w:before="0"/>
               <w:ind w:left="120"/>
             </w:pPr>
-            <w:hyperlink w:history="1" r:id="rIdfd_zt9_pyvevawu8y9x8w">
+            <w:hyperlink w:history="1" r:id="rIdd3qlchaiohoht-vqjjdda">
               <w:r>
                 <w:rPr>
                   <w:rFonts w:ascii="Arial" w:cs="Arial" w:eastAsia="Arial" w:hAnsi="Arial"/>
@@ -9630,7 +9630,7 @@
             <w:pPr>
               <w:spacing w:after="20" w:before="0"/>
             </w:pPr>
-            <w:hyperlink w:history="1" r:id="rId9yud_mxtjyeegcsnffy0j">
+            <w:hyperlink w:history="1" r:id="rIdarbkobkvhdt5liynryaxy">
               <w:r>
                 <w:rPr>
                   <w:rFonts w:ascii="Arial" w:cs="Arial" w:eastAsia="Arial" w:hAnsi="Arial"/>
@@ -9663,7 +9663,7 @@
               <w:spacing w:after="10" w:before="0"/>
               <w:ind w:left="120"/>
             </w:pPr>
-            <w:hyperlink w:history="1" r:id="rIdzch7q7sjbb72nds5ykgrk">
+            <w:hyperlink w:history="1" r:id="rIdwcoklmbna3zscff0fs8gy">
               <w:r>
                 <w:rPr>
                   <w:rFonts w:ascii="Arial" w:cs="Arial" w:eastAsia="Arial" w:hAnsi="Arial"/>
@@ -9858,7 +9858,7 @@
             <w:pPr>
               <w:spacing w:after="20" w:before="0"/>
             </w:pPr>
-            <w:hyperlink w:history="1" r:id="rId_pahyvxuvxhncjrbeq7ru">
+            <w:hyperlink w:history="1" r:id="rIdb9of0ldei7vxt60sawjqt">
               <w:r>
                 <w:rPr>
                   <w:rFonts w:ascii="Arial" w:cs="Arial" w:eastAsia="Arial" w:hAnsi="Arial"/>
@@ -9891,7 +9891,7 @@
               <w:spacing w:after="10" w:before="0"/>
               <w:ind w:left="120"/>
             </w:pPr>
-            <w:hyperlink w:history="1" r:id="rIdm9fqwhghlwkynzoelekcu">
+            <w:hyperlink w:history="1" r:id="rIdzq26_si4waenxvwds2nfo">
               <w:r>
                 <w:rPr>
                   <w:rFonts w:ascii="Arial" w:cs="Arial" w:eastAsia="Arial" w:hAnsi="Arial"/>
@@ -9936,7 +9936,7 @@
             <w:pPr>
               <w:spacing w:after="20" w:before="0"/>
             </w:pPr>
-            <w:hyperlink w:history="1" r:id="rIdzrnjptmvmgnfvc5rdwt-e">
+            <w:hyperlink w:history="1" r:id="rIdrtv2ai3-u_bsbzgiwoftb">
               <w:r>
                 <w:rPr>
                   <w:rFonts w:ascii="Arial" w:cs="Arial" w:eastAsia="Arial" w:hAnsi="Arial"/>
@@ -9969,7 +9969,7 @@
               <w:spacing w:after="10" w:before="0"/>
               <w:ind w:left="120"/>
             </w:pPr>
-            <w:hyperlink w:history="1" r:id="rId7t37nfihymrcsl4ixrogx">
+            <w:hyperlink w:history="1" r:id="rIdsyrrk-ut6em3iqvxf2jbo">
               <w:r>
                 <w:rPr>
                   <w:rFonts w:ascii="Arial" w:cs="Arial" w:eastAsia="Arial" w:hAnsi="Arial"/>
@@ -10164,7 +10164,7 @@
             <w:pPr>
               <w:spacing w:after="20" w:before="0"/>
             </w:pPr>
-            <w:hyperlink w:history="1" r:id="rIdzrkvvaoqx_dsqatdeanin">
+            <w:hyperlink w:history="1" r:id="rIdtx-vscp0ctv0gvgvfyubj">
               <w:r>
                 <w:rPr>
                   <w:rFonts w:ascii="Arial" w:cs="Arial" w:eastAsia="Arial" w:hAnsi="Arial"/>
@@ -10197,7 +10197,7 @@
               <w:spacing w:after="10" w:before="0"/>
               <w:ind w:left="120"/>
             </w:pPr>
-            <w:hyperlink w:history="1" r:id="rIdm1ya4lknok7mm0wbwr7-t">
+            <w:hyperlink w:history="1" r:id="rIdwvmykdou2yfbwjm_sygst">
               <w:r>
                 <w:rPr>
                   <w:rFonts w:ascii="Arial" w:cs="Arial" w:eastAsia="Arial" w:hAnsi="Arial"/>
@@ -10242,7 +10242,7 @@
             <w:pPr>
               <w:spacing w:after="20" w:before="0"/>
             </w:pPr>
-            <w:hyperlink w:history="1" r:id="rId4plmkv71o7dsmubxzyne3">
+            <w:hyperlink w:history="1" r:id="rIdpc8kog0jkju1p1qflyvwz">
               <w:r>
                 <w:rPr>
                   <w:rFonts w:ascii="Arial" w:cs="Arial" w:eastAsia="Arial" w:hAnsi="Arial"/>
@@ -10275,7 +10275,7 @@
               <w:spacing w:after="10" w:before="0"/>
               <w:ind w:left="120"/>
             </w:pPr>
-            <w:hyperlink w:history="1" r:id="rIdafkjmqupovzvjefxdaql9">
+            <w:hyperlink w:history="1" r:id="rIdh6vottiohk-bibzcmblty">
               <w:r>
                 <w:rPr>
                   <w:rFonts w:ascii="Arial" w:cs="Arial" w:eastAsia="Arial" w:hAnsi="Arial"/>
@@ -10787,7 +10787,7 @@
         </w:rPr>
         <w:t xml:space="preserve">© 2026 SeaVuria and ARES. Aligned with KICD objectives. Developed by SeaVuria; technical implementation by ARES (with AI assistance from Claude). Licensed under </w:t>
       </w:r>
-      <w:hyperlink w:history="1" r:id="rIdad6ljk5qqezw1ktwszxmk">
+      <w:hyperlink w:history="1" r:id="rId5hi49c9ps6ul6-1qeiudp">
         <w:r>
           <w:rPr>
             <w:rFonts w:ascii="Arial" w:cs="Arial" w:eastAsia="Arial" w:hAnsi="Arial"/>
@@ -10808,7 +10808,7 @@
         </w:rPr>
         <w:t xml:space="preserve"> (</w:t>
       </w:r>
-      <w:hyperlink w:history="1" r:id="rIdyvo3tn938xl7ieoqkrr6s">
+      <w:hyperlink w:history="1" r:id="rIdsbu57epnkdkcfgpz2uigf">
         <w:r>
           <w:rPr>
             <w:rFonts w:ascii="Arial" w:cs="Arial" w:eastAsia="Arial" w:hAnsi="Arial"/>
@@ -11821,7 +11821,7 @@
             <w:pPr>
               <w:spacing w:after="20" w:before="0"/>
             </w:pPr>
-            <w:hyperlink w:history="1" r:id="rId7rhvceo_a8-moxw_bzlev">
+            <w:hyperlink w:history="1" r:id="rIdbkhfudxkl_4pvlguyqywk">
               <w:r>
                 <w:rPr>
                   <w:rFonts w:ascii="Arial" w:cs="Arial" w:eastAsia="Arial" w:hAnsi="Arial"/>
@@ -11854,7 +11854,7 @@
               <w:spacing w:after="10" w:before="0"/>
               <w:ind w:left="120"/>
             </w:pPr>
-            <w:hyperlink w:history="1" r:id="rIdqhydmjikd8rwxibeo3nkm">
+            <w:hyperlink w:history="1" r:id="rIdhhya1mrnpjwrhrhz06ncc">
               <w:r>
                 <w:rPr>
                   <w:rFonts w:ascii="Arial" w:cs="Arial" w:eastAsia="Arial" w:hAnsi="Arial"/>
@@ -11916,7 +11916,7 @@
               <w:spacing w:after="10" w:before="0"/>
               <w:ind w:left="120"/>
             </w:pPr>
-            <w:hyperlink w:history="1" r:id="rIdlab1bzewx643pbykm4rkw">
+            <w:hyperlink w:history="1" r:id="rIdlef20lmnrmec80prd1g4c">
               <w:r>
                 <w:rPr>
                   <w:rFonts w:ascii="Arial" w:cs="Arial" w:eastAsia="Arial" w:hAnsi="Arial"/>
@@ -12126,7 +12126,7 @@
             <w:pPr>
               <w:spacing w:after="20" w:before="0"/>
             </w:pPr>
-            <w:hyperlink w:history="1" r:id="rId4g6jd4mbngdvkwczcilw8">
+            <w:hyperlink w:history="1" r:id="rIdzhn-soryw-ql4dj-gg7yj">
               <w:r>
                 <w:rPr>
                   <w:rFonts w:ascii="Arial" w:cs="Arial" w:eastAsia="Arial" w:hAnsi="Arial"/>
@@ -12159,7 +12159,7 @@
               <w:spacing w:after="10" w:before="0"/>
               <w:ind w:left="120"/>
             </w:pPr>
-            <w:hyperlink w:history="1" r:id="rIdmk_4bj_sqyjwjrbr0l7wl">
+            <w:hyperlink w:history="1" r:id="rIdgqjpwfowhjipmoqgww5lf">
               <w:r>
                 <w:rPr>
                   <w:rFonts w:ascii="Arial" w:cs="Arial" w:eastAsia="Arial" w:hAnsi="Arial"/>
@@ -12221,7 +12221,7 @@
               <w:spacing w:after="10" w:before="0"/>
               <w:ind w:left="120"/>
             </w:pPr>
-            <w:hyperlink w:history="1" r:id="rId215olf2ezponpnht0jubv">
+            <w:hyperlink w:history="1" r:id="rIdsihuyrgrgviehprhc-ofo">
               <w:r>
                 <w:rPr>
                   <w:rFonts w:ascii="Arial" w:cs="Arial" w:eastAsia="Arial" w:hAnsi="Arial"/>
@@ -12431,7 +12431,7 @@
             <w:pPr>
               <w:spacing w:after="20" w:before="0"/>
             </w:pPr>
-            <w:hyperlink w:history="1" r:id="rIdmdpibzlleayeoh5lr3lq6">
+            <w:hyperlink w:history="1" r:id="rIdosni3yhpemugvw2ruxuib">
               <w:r>
                 <w:rPr>
                   <w:rFonts w:ascii="Arial" w:cs="Arial" w:eastAsia="Arial" w:hAnsi="Arial"/>
@@ -12464,7 +12464,7 @@
               <w:spacing w:after="10" w:before="0"/>
               <w:ind w:left="120"/>
             </w:pPr>
-            <w:hyperlink w:history="1" r:id="rIdononc9drtwr8zr-yujue3">
+            <w:hyperlink w:history="1" r:id="rId9p6d6ueq2pjs_otw26ra0">
               <w:r>
                 <w:rPr>
                   <w:rFonts w:ascii="Arial" w:cs="Arial" w:eastAsia="Arial" w:hAnsi="Arial"/>
@@ -12526,7 +12526,7 @@
               <w:spacing w:after="10" w:before="0"/>
               <w:ind w:left="120"/>
             </w:pPr>
-            <w:hyperlink w:history="1" r:id="rId7cegqqr1sjmm58yrste6q">
+            <w:hyperlink w:history="1" r:id="rIdlggbcvjcakg_2rlkmhz6j">
               <w:r>
                 <w:rPr>
                   <w:rFonts w:ascii="Arial" w:cs="Arial" w:eastAsia="Arial" w:hAnsi="Arial"/>
@@ -12736,7 +12736,7 @@
             <w:pPr>
               <w:spacing w:after="20" w:before="0"/>
             </w:pPr>
-            <w:hyperlink w:history="1" r:id="rIdz5yzsczsi20dgtmvatgge">
+            <w:hyperlink w:history="1" r:id="rId-r7adrbo-z1od2m5tno-c">
               <w:r>
                 <w:rPr>
                   <w:rFonts w:ascii="Arial" w:cs="Arial" w:eastAsia="Arial" w:hAnsi="Arial"/>
@@ -12769,7 +12769,7 @@
               <w:spacing w:after="10" w:before="0"/>
               <w:ind w:left="120"/>
             </w:pPr>
-            <w:hyperlink w:history="1" r:id="rIdlexdbhrfukjalfxprv1m9">
+            <w:hyperlink w:history="1" r:id="rIdysslvwcssdmrm3xyees9r">
               <w:r>
                 <w:rPr>
                   <w:rFonts w:ascii="Arial" w:cs="Arial" w:eastAsia="Arial" w:hAnsi="Arial"/>
@@ -12831,7 +12831,7 @@
               <w:spacing w:after="10" w:before="0"/>
               <w:ind w:left="120"/>
             </w:pPr>
-            <w:hyperlink w:history="1" r:id="rId4rpal_2_bm8m3yp8urzr4">
+            <w:hyperlink w:history="1" r:id="rIdagfvpuxsvcwxvvr0jd1vs">
               <w:r>
                 <w:rPr>
                   <w:rFonts w:ascii="Arial" w:cs="Arial" w:eastAsia="Arial" w:hAnsi="Arial"/>
@@ -13041,7 +13041,7 @@
             <w:pPr>
               <w:spacing w:after="20" w:before="0"/>
             </w:pPr>
-            <w:hyperlink w:history="1" r:id="rIdlg38huzebfmdbpabf80xb">
+            <w:hyperlink w:history="1" r:id="rIds-jt42kpllxa9dou8gzlt">
               <w:r>
                 <w:rPr>
                   <w:rFonts w:ascii="Arial" w:cs="Arial" w:eastAsia="Arial" w:hAnsi="Arial"/>
@@ -13074,7 +13074,7 @@
               <w:spacing w:after="10" w:before="0"/>
               <w:ind w:left="120"/>
             </w:pPr>
-            <w:hyperlink w:history="1" r:id="rId0jejou_zcgugt_58spb4j">
+            <w:hyperlink w:history="1" r:id="rId9rxeyqc-gy-b4sseeybcu">
               <w:r>
                 <w:rPr>
                   <w:rFonts w:ascii="Arial" w:cs="Arial" w:eastAsia="Arial" w:hAnsi="Arial"/>
@@ -13136,7 +13136,7 @@
               <w:spacing w:after="10" w:before="0"/>
               <w:ind w:left="120"/>
             </w:pPr>
-            <w:hyperlink w:history="1" r:id="rIdtlewpw5sgdtqbqh2lt_yr">
+            <w:hyperlink w:history="1" r:id="rIdrtoiwtthvvxvlwtlnw3ac">
               <w:r>
                 <w:rPr>
                   <w:rFonts w:ascii="Arial" w:cs="Arial" w:eastAsia="Arial" w:hAnsi="Arial"/>
@@ -13663,7 +13663,7 @@
         </w:rPr>
         <w:t xml:space="preserve">© 2026 SeaVuria and ARES. Aligned with KICD objectives. Developed by SeaVuria; technical implementation by ARES (with AI assistance from Claude). Licensed under </w:t>
       </w:r>
-      <w:hyperlink w:history="1" r:id="rIdjlwltnnvxzui_8ocuw8q7">
+      <w:hyperlink w:history="1" r:id="rIdeo6ffvcw5bnt0w_1xtejr">
         <w:r>
           <w:rPr>
             <w:rFonts w:ascii="Arial" w:cs="Arial" w:eastAsia="Arial" w:hAnsi="Arial"/>
@@ -13684,7 +13684,7 @@
         </w:rPr>
         <w:t xml:space="preserve"> (</w:t>
       </w:r>
-      <w:hyperlink w:history="1" r:id="rIddbii7utw6yoip9h91j7cj">
+      <w:hyperlink w:history="1" r:id="rIdjaizcrlbvor2kskccec5d">
         <w:r>
           <w:rPr>
             <w:rFonts w:ascii="Arial" w:cs="Arial" w:eastAsia="Arial" w:hAnsi="Arial"/>
@@ -14697,7 +14697,7 @@
             <w:pPr>
               <w:spacing w:after="20" w:before="0"/>
             </w:pPr>
-            <w:hyperlink w:history="1" r:id="rId5jxdqkpkfrdkaiqkpbeka">
+            <w:hyperlink w:history="1" r:id="rIdim22-6uvs_oc2gkkefmu4">
               <w:r>
                 <w:rPr>
                   <w:rFonts w:ascii="Arial" w:cs="Arial" w:eastAsia="Arial" w:hAnsi="Arial"/>
@@ -14730,7 +14730,7 @@
               <w:spacing w:after="10" w:before="0"/>
               <w:ind w:left="120"/>
             </w:pPr>
-            <w:hyperlink w:history="1" r:id="rIdpki5oz21kexchdrlv2tll">
+            <w:hyperlink w:history="1" r:id="rIdsemvd_14moltsobsn1ubd">
               <w:r>
                 <w:rPr>
                   <w:rFonts w:ascii="Arial" w:cs="Arial" w:eastAsia="Arial" w:hAnsi="Arial"/>
@@ -14775,7 +14775,7 @@
             <w:pPr>
               <w:spacing w:after="20" w:before="0"/>
             </w:pPr>
-            <w:hyperlink w:history="1" r:id="rIdhcer8zy0wcifmssf9pqqk">
+            <w:hyperlink w:history="1" r:id="rIdghazkolffqj3lkcgxbjo8">
               <w:r>
                 <w:rPr>
                   <w:rFonts w:ascii="Arial" w:cs="Arial" w:eastAsia="Arial" w:hAnsi="Arial"/>
@@ -14808,7 +14808,7 @@
               <w:spacing w:after="10" w:before="0"/>
               <w:ind w:left="120"/>
             </w:pPr>
-            <w:hyperlink w:history="1" r:id="rIdzxb_7wjbl0tf8qg59zlky">
+            <w:hyperlink w:history="1" r:id="rIdvnsk51qzosozq-rvbzhv4">
               <w:r>
                 <w:rPr>
                   <w:rFonts w:ascii="Arial" w:cs="Arial" w:eastAsia="Arial" w:hAnsi="Arial"/>
@@ -15003,7 +15003,7 @@
             <w:pPr>
               <w:spacing w:after="20" w:before="0"/>
             </w:pPr>
-            <w:hyperlink w:history="1" r:id="rIdsufnlmau4tr1mxrwnuvl7">
+            <w:hyperlink w:history="1" r:id="rId_dotrz6zqujzcea3fjial">
               <w:r>
                 <w:rPr>
                   <w:rFonts w:ascii="Arial" w:cs="Arial" w:eastAsia="Arial" w:hAnsi="Arial"/>
@@ -15036,7 +15036,7 @@
               <w:spacing w:after="10" w:before="0"/>
               <w:ind w:left="120"/>
             </w:pPr>
-            <w:hyperlink w:history="1" r:id="rId2sprmw75spmwwk3pys7ts">
+            <w:hyperlink w:history="1" r:id="rIdwwp-_jfb1elthdt1fpb_q">
               <w:r>
                 <w:rPr>
                   <w:rFonts w:ascii="Arial" w:cs="Arial" w:eastAsia="Arial" w:hAnsi="Arial"/>
@@ -15081,7 +15081,7 @@
             <w:pPr>
               <w:spacing w:after="20" w:before="0"/>
             </w:pPr>
-            <w:hyperlink w:history="1" r:id="rIdaomjrmtjuvtd3msatdild">
+            <w:hyperlink w:history="1" r:id="rIdzohbd2qwwzk6s1pzdmjms">
               <w:r>
                 <w:rPr>
                   <w:rFonts w:ascii="Arial" w:cs="Arial" w:eastAsia="Arial" w:hAnsi="Arial"/>
@@ -15114,7 +15114,7 @@
               <w:spacing w:after="10" w:before="0"/>
               <w:ind w:left="120"/>
             </w:pPr>
-            <w:hyperlink w:history="1" r:id="rIdu2wqleqpz27kteqmvbkzw">
+            <w:hyperlink w:history="1" r:id="rIdzk7cgiamdehwwfryq-bbv">
               <w:r>
                 <w:rPr>
                   <w:rFonts w:ascii="Arial" w:cs="Arial" w:eastAsia="Arial" w:hAnsi="Arial"/>
@@ -15309,7 +15309,7 @@
             <w:pPr>
               <w:spacing w:after="20" w:before="0"/>
             </w:pPr>
-            <w:hyperlink w:history="1" r:id="rIde218apdrfr8dsdfnveuzk">
+            <w:hyperlink w:history="1" r:id="rIdztym-klbgze1ha6mwjakq">
               <w:r>
                 <w:rPr>
                   <w:rFonts w:ascii="Arial" w:cs="Arial" w:eastAsia="Arial" w:hAnsi="Arial"/>
@@ -15342,7 +15342,7 @@
               <w:spacing w:after="10" w:before="0"/>
               <w:ind w:left="120"/>
             </w:pPr>
-            <w:hyperlink w:history="1" r:id="rIdqw2gxoim3vjyqjfhv8lyn">
+            <w:hyperlink w:history="1" r:id="rId6ghsi14ouz6wwhqjrawfx">
               <w:r>
                 <w:rPr>
                   <w:rFonts w:ascii="Arial" w:cs="Arial" w:eastAsia="Arial" w:hAnsi="Arial"/>
@@ -15387,7 +15387,7 @@
             <w:pPr>
               <w:spacing w:after="20" w:before="0"/>
             </w:pPr>
-            <w:hyperlink w:history="1" r:id="rIdvdlqyo6vfrmmcjgt_plzt">
+            <w:hyperlink w:history="1" r:id="rIdjvdvcjxanpnlo7fn5b8f_">
               <w:r>
                 <w:rPr>
                   <w:rFonts w:ascii="Arial" w:cs="Arial" w:eastAsia="Arial" w:hAnsi="Arial"/>
@@ -15420,7 +15420,7 @@
               <w:spacing w:after="10" w:before="0"/>
               <w:ind w:left="120"/>
             </w:pPr>
-            <w:hyperlink w:history="1" r:id="rIdhrguxxspyrvln9pv3ol99">
+            <w:hyperlink w:history="1" r:id="rIdaktlv6oyf6cfppu1kp1rd">
               <w:r>
                 <w:rPr>
                   <w:rFonts w:ascii="Arial" w:cs="Arial" w:eastAsia="Arial" w:hAnsi="Arial"/>
@@ -15615,7 +15615,7 @@
             <w:pPr>
               <w:spacing w:after="20" w:before="0"/>
             </w:pPr>
-            <w:hyperlink w:history="1" r:id="rIdptslrqlofahoeud0eeh97">
+            <w:hyperlink w:history="1" r:id="rIdv5yiydybu_4xdsranisve">
               <w:r>
                 <w:rPr>
                   <w:rFonts w:ascii="Arial" w:cs="Arial" w:eastAsia="Arial" w:hAnsi="Arial"/>
@@ -15648,7 +15648,7 @@
               <w:spacing w:after="10" w:before="0"/>
               <w:ind w:left="120"/>
             </w:pPr>
-            <w:hyperlink w:history="1" r:id="rIdasoretbuxricp6merccw6">
+            <w:hyperlink w:history="1" r:id="rIdizwfgpzfbvtr5oc4phjom">
               <w:r>
                 <w:rPr>
                   <w:rFonts w:ascii="Arial" w:cs="Arial" w:eastAsia="Arial" w:hAnsi="Arial"/>
@@ -15693,7 +15693,7 @@
             <w:pPr>
               <w:spacing w:after="20" w:before="0"/>
             </w:pPr>
-            <w:hyperlink w:history="1" r:id="rIdx6-a3kucaypnvfgnwig1g">
+            <w:hyperlink w:history="1" r:id="rIdl5iq5w3nys84e7p_cvhab">
               <w:r>
                 <w:rPr>
                   <w:rFonts w:ascii="Arial" w:cs="Arial" w:eastAsia="Arial" w:hAnsi="Arial"/>
@@ -15726,7 +15726,7 @@
               <w:spacing w:after="10" w:before="0"/>
               <w:ind w:left="120"/>
             </w:pPr>
-            <w:hyperlink w:history="1" r:id="rIdfea6pnth51szuda06f4_q">
+            <w:hyperlink w:history="1" r:id="rIdmmhm15nas9ze-0whxibr8">
               <w:r>
                 <w:rPr>
                   <w:rFonts w:ascii="Arial" w:cs="Arial" w:eastAsia="Arial" w:hAnsi="Arial"/>
@@ -15921,7 +15921,7 @@
             <w:pPr>
               <w:spacing w:after="20" w:before="0"/>
             </w:pPr>
-            <w:hyperlink w:history="1" r:id="rIdptye8952vwucmuuxwxwju">
+            <w:hyperlink w:history="1" r:id="rIdocuq-jjmfeuqhgnqrqpyt">
               <w:r>
                 <w:rPr>
                   <w:rFonts w:ascii="Arial" w:cs="Arial" w:eastAsia="Arial" w:hAnsi="Arial"/>
@@ -15954,7 +15954,7 @@
               <w:spacing w:after="10" w:before="0"/>
               <w:ind w:left="120"/>
             </w:pPr>
-            <w:hyperlink w:history="1" r:id="rIdyndjojswa-h3skaggtcdi">
+            <w:hyperlink w:history="1" r:id="rIdtyufttmyijjtapanpp2ti">
               <w:r>
                 <w:rPr>
                   <w:rFonts w:ascii="Arial" w:cs="Arial" w:eastAsia="Arial" w:hAnsi="Arial"/>
@@ -15999,7 +15999,7 @@
             <w:pPr>
               <w:spacing w:after="20" w:before="0"/>
             </w:pPr>
-            <w:hyperlink w:history="1" r:id="rId9tmfqyaz_0lv6k0o-kbc2">
+            <w:hyperlink w:history="1" r:id="rIdh9e9u39ebqi3pezkwhphc">
               <w:r>
                 <w:rPr>
                   <w:rFonts w:ascii="Arial" w:cs="Arial" w:eastAsia="Arial" w:hAnsi="Arial"/>
@@ -16032,7 +16032,7 @@
               <w:spacing w:after="10" w:before="0"/>
               <w:ind w:left="120"/>
             </w:pPr>
-            <w:hyperlink w:history="1" r:id="rIdtnd5tcnajiaflxl-c5yxy">
+            <w:hyperlink w:history="1" r:id="rId6r7kvimf7entmjiuvukvm">
               <w:r>
                 <w:rPr>
                   <w:rFonts w:ascii="Arial" w:cs="Arial" w:eastAsia="Arial" w:hAnsi="Arial"/>
@@ -16544,7 +16544,7 @@
         </w:rPr>
         <w:t xml:space="preserve">© 2026 SeaVuria and ARES. Aligned with KICD objectives. Developed by SeaVuria; technical implementation by ARES (with AI assistance from Claude). Licensed under </w:t>
       </w:r>
-      <w:hyperlink w:history="1" r:id="rId_95l3xzsxxy6kz4zyin60">
+      <w:hyperlink w:history="1" r:id="rIdutczjpides_rhimgfrq7y">
         <w:r>
           <w:rPr>
             <w:rFonts w:ascii="Arial" w:cs="Arial" w:eastAsia="Arial" w:hAnsi="Arial"/>
@@ -16565,7 +16565,7 @@
         </w:rPr>
         <w:t xml:space="preserve"> (</w:t>
       </w:r>
-      <w:hyperlink w:history="1" r:id="rIdl440fgnjobbzucqqjiudi">
+      <w:hyperlink w:history="1" r:id="rIdhpuktz0cfxefnngjhen5-">
         <w:r>
           <w:rPr>
             <w:rFonts w:ascii="Arial" w:cs="Arial" w:eastAsia="Arial" w:hAnsi="Arial"/>
@@ -17595,7 +17595,7 @@
               <w:spacing w:after="10" w:before="0"/>
               <w:ind w:left="120"/>
             </w:pPr>
-            <w:hyperlink w:history="1" r:id="rIdcpzoi7qyafe4gpreklkfd">
+            <w:hyperlink w:history="1" r:id="rIdukurbs9pv70_29-r5f_he">
               <w:r>
                 <w:rPr>
                   <w:rFonts w:ascii="Arial" w:cs="Arial" w:eastAsia="Arial" w:hAnsi="Arial"/>
@@ -17672,7 +17672,7 @@
               <w:spacing w:after="10" w:before="0"/>
               <w:ind w:left="120"/>
             </w:pPr>
-            <w:hyperlink w:history="1" r:id="rIdpikgdtkt2p7ezky66d0ag">
+            <w:hyperlink w:history="1" r:id="rId9wc26oagkm83r7tfhmwub">
               <w:r>
                 <w:rPr>
                   <w:rFonts w:ascii="Arial" w:cs="Arial" w:eastAsia="Arial" w:hAnsi="Arial"/>
@@ -17899,7 +17899,7 @@
               <w:spacing w:after="10" w:before="0"/>
               <w:ind w:left="120"/>
             </w:pPr>
-            <w:hyperlink w:history="1" r:id="rIdg-0xpf28qenkvq_b4l6hz">
+            <w:hyperlink w:history="1" r:id="rId8fd3uf7apl1fc_fz4lbn8">
               <w:r>
                 <w:rPr>
                   <w:rFonts w:ascii="Arial" w:cs="Arial" w:eastAsia="Arial" w:hAnsi="Arial"/>
@@ -17976,7 +17976,7 @@
               <w:spacing w:after="10" w:before="0"/>
               <w:ind w:left="120"/>
             </w:pPr>
-            <w:hyperlink w:history="1" r:id="rIdmrgzmgramdnnqgtaqn8jg">
+            <w:hyperlink w:history="1" r:id="rId7et0fniiycdjdpl_i5tq8">
               <w:r>
                 <w:rPr>
                   <w:rFonts w:ascii="Arial" w:cs="Arial" w:eastAsia="Arial" w:hAnsi="Arial"/>
@@ -18203,7 +18203,7 @@
               <w:spacing w:after="10" w:before="0"/>
               <w:ind w:left="120"/>
             </w:pPr>
-            <w:hyperlink w:history="1" r:id="rIdkzebbsyprxi7nubnyqnvj">
+            <w:hyperlink w:history="1" r:id="rIddgb66ozlfiil3h3hhz-od">
               <w:r>
                 <w:rPr>
                   <w:rFonts w:ascii="Arial" w:cs="Arial" w:eastAsia="Arial" w:hAnsi="Arial"/>
@@ -18280,7 +18280,7 @@
               <w:spacing w:after="10" w:before="0"/>
               <w:ind w:left="120"/>
             </w:pPr>
-            <w:hyperlink w:history="1" r:id="rId3yuovtqp2fo2ykuvftyea">
+            <w:hyperlink w:history="1" r:id="rIdfojdu5jsp92cpq7m0fanh">
               <w:r>
                 <w:rPr>
                   <w:rFonts w:ascii="Arial" w:cs="Arial" w:eastAsia="Arial" w:hAnsi="Arial"/>
@@ -18507,7 +18507,7 @@
               <w:spacing w:after="10" w:before="0"/>
               <w:ind w:left="120"/>
             </w:pPr>
-            <w:hyperlink w:history="1" r:id="rId4z6r0ew5gplgkttqkrgbl">
+            <w:hyperlink w:history="1" r:id="rIdflypcaxrcdkdrpm2uswyn">
               <w:r>
                 <w:rPr>
                   <w:rFonts w:ascii="Arial" w:cs="Arial" w:eastAsia="Arial" w:hAnsi="Arial"/>
@@ -18584,7 +18584,7 @@
               <w:spacing w:after="10" w:before="0"/>
               <w:ind w:left="120"/>
             </w:pPr>
-            <w:hyperlink w:history="1" r:id="rIdqh4yiegbmd3wewgjimbdw">
+            <w:hyperlink w:history="1" r:id="rIdqa7eajveiuut2vf8h3e1x">
               <w:r>
                 <w:rPr>
                   <w:rFonts w:ascii="Arial" w:cs="Arial" w:eastAsia="Arial" w:hAnsi="Arial"/>
@@ -18811,7 +18811,7 @@
               <w:spacing w:after="10" w:before="0"/>
               <w:ind w:left="120"/>
             </w:pPr>
-            <w:hyperlink w:history="1" r:id="rId_7xi1doolb8coftxaks4b">
+            <w:hyperlink w:history="1" r:id="rIdpvwqaqlppw3mqevqtavsi">
               <w:r>
                 <w:rPr>
                   <w:rFonts w:ascii="Arial" w:cs="Arial" w:eastAsia="Arial" w:hAnsi="Arial"/>
@@ -18888,7 +18888,7 @@
               <w:spacing w:after="10" w:before="0"/>
               <w:ind w:left="120"/>
             </w:pPr>
-            <w:hyperlink w:history="1" r:id="rIdsd_xq6xydjopf1rbhv7f7">
+            <w:hyperlink w:history="1" r:id="rIdykxjlgjghkbvnzd7rbvcb">
               <w:r>
                 <w:rPr>
                   <w:rFonts w:ascii="Arial" w:cs="Arial" w:eastAsia="Arial" w:hAnsi="Arial"/>
@@ -19415,7 +19415,7 @@
         </w:rPr>
         <w:t xml:space="preserve">© 2026 SeaVuria and ARES. Aligned with KICD objectives. Developed by SeaVuria; technical implementation by ARES (with AI assistance from Claude). Licensed under </w:t>
       </w:r>
-      <w:hyperlink w:history="1" r:id="rIdc6_gs5hkwc73tj2lt5ho7">
+      <w:hyperlink w:history="1" r:id="rIdjjqbinwlxbdcagnylgohd">
         <w:r>
           <w:rPr>
             <w:rFonts w:ascii="Arial" w:cs="Arial" w:eastAsia="Arial" w:hAnsi="Arial"/>
@@ -19436,7 +19436,7 @@
         </w:rPr>
         <w:t xml:space="preserve"> (</w:t>
       </w:r>
-      <w:hyperlink w:history="1" r:id="rIdub7pgbrjcvodupathymwt">
+      <w:hyperlink w:history="1" r:id="rId6q5tyz9ysctz0hbsczwbr">
         <w:r>
           <w:rPr>
             <w:rFonts w:ascii="Arial" w:cs="Arial" w:eastAsia="Arial" w:hAnsi="Arial"/>
@@ -20449,7 +20449,7 @@
             <w:pPr>
               <w:spacing w:after="20" w:before="0"/>
             </w:pPr>
-            <w:hyperlink w:history="1" r:id="rIdl7lx8lkekhaaykeqwab2v">
+            <w:hyperlink w:history="1" r:id="rIdiqn4xzhrp5mr09cdwvtbo">
               <w:r>
                 <w:rPr>
                   <w:rFonts w:ascii="Arial" w:cs="Arial" w:eastAsia="Arial" w:hAnsi="Arial"/>
@@ -20482,7 +20482,7 @@
               <w:spacing w:after="10" w:before="0"/>
               <w:ind w:left="120"/>
             </w:pPr>
-            <w:hyperlink w:history="1" r:id="rIdcptb6fnbhee_3puvmyl_w">
+            <w:hyperlink w:history="1" r:id="rIdwbvz8tq9modjj1_prjc5k">
               <w:r>
                 <w:rPr>
                   <w:rFonts w:ascii="Arial" w:cs="Arial" w:eastAsia="Arial" w:hAnsi="Arial"/>
@@ -20527,7 +20527,7 @@
             <w:pPr>
               <w:spacing w:after="20" w:before="0"/>
             </w:pPr>
-            <w:hyperlink w:history="1" r:id="rIdw6pqtxtww5t3u9kzvqdva">
+            <w:hyperlink w:history="1" r:id="rIduzrhpfhznrdvspffgkzxv">
               <w:r>
                 <w:rPr>
                   <w:rFonts w:ascii="Arial" w:cs="Arial" w:eastAsia="Arial" w:hAnsi="Arial"/>
@@ -20560,7 +20560,7 @@
               <w:spacing w:after="10" w:before="0"/>
               <w:ind w:left="120"/>
             </w:pPr>
-            <w:hyperlink w:history="1" r:id="rIdvhnhbxvllah84qkmfnrzf">
+            <w:hyperlink w:history="1" r:id="rIdyi6if1yvj3za6asz-1mjl">
               <w:r>
                 <w:rPr>
                   <w:rFonts w:ascii="Arial" w:cs="Arial" w:eastAsia="Arial" w:hAnsi="Arial"/>
@@ -20755,7 +20755,7 @@
             <w:pPr>
               <w:spacing w:after="20" w:before="0"/>
             </w:pPr>
-            <w:hyperlink w:history="1" r:id="rId6nhsu5b_2ucsqhgfxds-a">
+            <w:hyperlink w:history="1" r:id="rIdw5ja-i2cs3-1spoo3nz-4">
               <w:r>
                 <w:rPr>
                   <w:rFonts w:ascii="Arial" w:cs="Arial" w:eastAsia="Arial" w:hAnsi="Arial"/>
@@ -20788,7 +20788,7 @@
               <w:spacing w:after="10" w:before="0"/>
               <w:ind w:left="120"/>
             </w:pPr>
-            <w:hyperlink w:history="1" r:id="rIdzrahohy35m3ycbfn6jrpw">
+            <w:hyperlink w:history="1" r:id="rIdrp2wivqvl-si0k7vptnjw">
               <w:r>
                 <w:rPr>
                   <w:rFonts w:ascii="Arial" w:cs="Arial" w:eastAsia="Arial" w:hAnsi="Arial"/>
@@ -20833,7 +20833,7 @@
             <w:pPr>
               <w:spacing w:after="20" w:before="0"/>
             </w:pPr>
-            <w:hyperlink w:history="1" r:id="rIdpdtr00x_oxs2vxiig1w-a">
+            <w:hyperlink w:history="1" r:id="rIdmjiefylditkfifr0ow6lk">
               <w:r>
                 <w:rPr>
                   <w:rFonts w:ascii="Arial" w:cs="Arial" w:eastAsia="Arial" w:hAnsi="Arial"/>
@@ -20866,7 +20866,7 @@
               <w:spacing w:after="10" w:before="0"/>
               <w:ind w:left="120"/>
             </w:pPr>
-            <w:hyperlink w:history="1" r:id="rIdtxrjgz33j-jyecxrkxx6l">
+            <w:hyperlink w:history="1" r:id="rIddzqi4x_hbvms-du8h9d4_">
               <w:r>
                 <w:rPr>
                   <w:rFonts w:ascii="Arial" w:cs="Arial" w:eastAsia="Arial" w:hAnsi="Arial"/>
@@ -21061,7 +21061,7 @@
             <w:pPr>
               <w:spacing w:after="20" w:before="0"/>
             </w:pPr>
-            <w:hyperlink w:history="1" r:id="rIdbidd-gnf78rcabu1j1wwk">
+            <w:hyperlink w:history="1" r:id="rIdbmrqycenrzoqkciddx3-g">
               <w:r>
                 <w:rPr>
                   <w:rFonts w:ascii="Arial" w:cs="Arial" w:eastAsia="Arial" w:hAnsi="Arial"/>
@@ -21094,7 +21094,7 @@
               <w:spacing w:after="10" w:before="0"/>
               <w:ind w:left="120"/>
             </w:pPr>
-            <w:hyperlink w:history="1" r:id="rIdezijvr0gk3_rzg26rqpqt">
+            <w:hyperlink w:history="1" r:id="rIduws0vyu7hwdhafhlm6e2h">
               <w:r>
                 <w:rPr>
                   <w:rFonts w:ascii="Arial" w:cs="Arial" w:eastAsia="Arial" w:hAnsi="Arial"/>
@@ -21139,7 +21139,7 @@
             <w:pPr>
               <w:spacing w:after="20" w:before="0"/>
             </w:pPr>
-            <w:hyperlink w:history="1" r:id="rIdbzt5jr7aj3wry96s5gaft">
+            <w:hyperlink w:history="1" r:id="rIddq9ufct6dq_h_tc3fv20a">
               <w:r>
                 <w:rPr>
                   <w:rFonts w:ascii="Arial" w:cs="Arial" w:eastAsia="Arial" w:hAnsi="Arial"/>
@@ -21172,7 +21172,7 @@
               <w:spacing w:after="10" w:before="0"/>
               <w:ind w:left="120"/>
             </w:pPr>
-            <w:hyperlink w:history="1" r:id="rIdvlgffak9jglkz9v4t84ps">
+            <w:hyperlink w:history="1" r:id="rId7xqozm-uybtsmcpi8xyg2">
               <w:r>
                 <w:rPr>
                   <w:rFonts w:ascii="Arial" w:cs="Arial" w:eastAsia="Arial" w:hAnsi="Arial"/>
@@ -21367,7 +21367,7 @@
             <w:pPr>
               <w:spacing w:after="20" w:before="0"/>
             </w:pPr>
-            <w:hyperlink w:history="1" r:id="rIdqbbdg6j-60zc5b8upcwgb">
+            <w:hyperlink w:history="1" r:id="rIdpfrviuc28_rs99abx0qkn">
               <w:r>
                 <w:rPr>
                   <w:rFonts w:ascii="Arial" w:cs="Arial" w:eastAsia="Arial" w:hAnsi="Arial"/>
@@ -21400,7 +21400,7 @@
               <w:spacing w:after="10" w:before="0"/>
               <w:ind w:left="120"/>
             </w:pPr>
-            <w:hyperlink w:history="1" r:id="rIdr8yxu4xhpv-mmu4dci5mp">
+            <w:hyperlink w:history="1" r:id="rIdmmeloxhg77h2x_ss52zx-">
               <w:r>
                 <w:rPr>
                   <w:rFonts w:ascii="Arial" w:cs="Arial" w:eastAsia="Arial" w:hAnsi="Arial"/>
@@ -21445,7 +21445,7 @@
             <w:pPr>
               <w:spacing w:after="20" w:before="0"/>
             </w:pPr>
-            <w:hyperlink w:history="1" r:id="rIdvoek-_3yzkqznvzfd8am5">
+            <w:hyperlink w:history="1" r:id="rIdnikvldnnmvcuzug_l9igv">
               <w:r>
                 <w:rPr>
                   <w:rFonts w:ascii="Arial" w:cs="Arial" w:eastAsia="Arial" w:hAnsi="Arial"/>
@@ -21478,7 +21478,7 @@
               <w:spacing w:after="10" w:before="0"/>
               <w:ind w:left="120"/>
             </w:pPr>
-            <w:hyperlink w:history="1" r:id="rIdgfy0nlcugzc0t7zhfvgt-">
+            <w:hyperlink w:history="1" r:id="rId2vkvd6ufdi_mnyey5pwx6">
               <w:r>
                 <w:rPr>
                   <w:rFonts w:ascii="Arial" w:cs="Arial" w:eastAsia="Arial" w:hAnsi="Arial"/>
@@ -21673,7 +21673,7 @@
             <w:pPr>
               <w:spacing w:after="20" w:before="0"/>
             </w:pPr>
-            <w:hyperlink w:history="1" r:id="rIda3qyixln4ner8ybspfwql">
+            <w:hyperlink w:history="1" r:id="rId22v_7zvq9zmw630vh6__n">
               <w:r>
                 <w:rPr>
                   <w:rFonts w:ascii="Arial" w:cs="Arial" w:eastAsia="Arial" w:hAnsi="Arial"/>
@@ -21706,7 +21706,7 @@
               <w:spacing w:after="10" w:before="0"/>
               <w:ind w:left="120"/>
             </w:pPr>
-            <w:hyperlink w:history="1" r:id="rId60-vuyf-at8b3s9lfdbtz">
+            <w:hyperlink w:history="1" r:id="rId-euemmfag474bj794uucm">
               <w:r>
                 <w:rPr>
                   <w:rFonts w:ascii="Arial" w:cs="Arial" w:eastAsia="Arial" w:hAnsi="Arial"/>
@@ -21751,7 +21751,7 @@
             <w:pPr>
               <w:spacing w:after="20" w:before="0"/>
             </w:pPr>
-            <w:hyperlink w:history="1" r:id="rIdut9gsdaitqhs390qgruwe">
+            <w:hyperlink w:history="1" r:id="rIdtqvoxuyfqijzs4zmyyizw">
               <w:r>
                 <w:rPr>
                   <w:rFonts w:ascii="Arial" w:cs="Arial" w:eastAsia="Arial" w:hAnsi="Arial"/>
@@ -21784,7 +21784,7 @@
               <w:spacing w:after="10" w:before="0"/>
               <w:ind w:left="120"/>
             </w:pPr>
-            <w:hyperlink w:history="1" r:id="rId74oodi3oohis1zgafxtfz">
+            <w:hyperlink w:history="1" r:id="rIddxu2ttiiqwk0opl7-ymli">
               <w:r>
                 <w:rPr>
                   <w:rFonts w:ascii="Arial" w:cs="Arial" w:eastAsia="Arial" w:hAnsi="Arial"/>
@@ -22296,7 +22296,7 @@
         </w:rPr>
         <w:t xml:space="preserve">© 2026 SeaVuria and ARES. Aligned with KICD objectives. Developed by SeaVuria; technical implementation by ARES (with AI assistance from Claude). Licensed under </w:t>
       </w:r>
-      <w:hyperlink w:history="1" r:id="rIdg_6lytnjwntia_ormcesg">
+      <w:hyperlink w:history="1" r:id="rIdk9vbn011llyjq-nthybaj">
         <w:r>
           <w:rPr>
             <w:rFonts w:ascii="Arial" w:cs="Arial" w:eastAsia="Arial" w:hAnsi="Arial"/>
@@ -22317,7 +22317,7 @@
         </w:rPr>
         <w:t xml:space="preserve"> (</w:t>
       </w:r>
-      <w:hyperlink w:history="1" r:id="rIdtdotkj_gtbr5m-6tkuqms">
+      <w:hyperlink w:history="1" r:id="rIdax4cgblt3hq_cnz9tu7ft">
         <w:r>
           <w:rPr>
             <w:rFonts w:ascii="Arial" w:cs="Arial" w:eastAsia="Arial" w:hAnsi="Arial"/>
@@ -23330,7 +23330,7 @@
             <w:pPr>
               <w:spacing w:after="20" w:before="0"/>
             </w:pPr>
-            <w:hyperlink w:history="1" r:id="rIduy-duf5r9uby_6c4olum6">
+            <w:hyperlink w:history="1" r:id="rIdihu7rsiqhc3zvyzm14yiq">
               <w:r>
                 <w:rPr>
                   <w:rFonts w:ascii="Arial" w:cs="Arial" w:eastAsia="Arial" w:hAnsi="Arial"/>
@@ -23363,7 +23363,7 @@
               <w:spacing w:after="10" w:before="0"/>
               <w:ind w:left="120"/>
             </w:pPr>
-            <w:hyperlink w:history="1" r:id="rIdye-u7u-mtmwcizkhtic6a">
+            <w:hyperlink w:history="1" r:id="rIdlpnumhct8kvqmauulpzcy">
               <w:r>
                 <w:rPr>
                   <w:rFonts w:ascii="Arial" w:cs="Arial" w:eastAsia="Arial" w:hAnsi="Arial"/>
@@ -23408,7 +23408,7 @@
             <w:pPr>
               <w:spacing w:after="20" w:before="0"/>
             </w:pPr>
-            <w:hyperlink w:history="1" r:id="rIdwmvjk0egypwfysdpliwex">
+            <w:hyperlink w:history="1" r:id="rIdhxfqpvwsaqxjdnhuu8dgs">
               <w:r>
                 <w:rPr>
                   <w:rFonts w:ascii="Arial" w:cs="Arial" w:eastAsia="Arial" w:hAnsi="Arial"/>
@@ -23441,7 +23441,7 @@
               <w:spacing w:after="10" w:before="0"/>
               <w:ind w:left="120"/>
             </w:pPr>
-            <w:hyperlink w:history="1" r:id="rIdb6mhrtodmrncfabqcgmu0">
+            <w:hyperlink w:history="1" r:id="rIdlvsiyt1m81h-0olw9jz0i">
               <w:r>
                 <w:rPr>
                   <w:rFonts w:ascii="Arial" w:cs="Arial" w:eastAsia="Arial" w:hAnsi="Arial"/>
@@ -23636,7 +23636,7 @@
             <w:pPr>
               <w:spacing w:after="20" w:before="0"/>
             </w:pPr>
-            <w:hyperlink w:history="1" r:id="rId3lkpwu9o52ezznxrtwyhk">
+            <w:hyperlink w:history="1" r:id="rIdr6u4a2mawvnos9jttpzvj">
               <w:r>
                 <w:rPr>
                   <w:rFonts w:ascii="Arial" w:cs="Arial" w:eastAsia="Arial" w:hAnsi="Arial"/>
@@ -23669,7 +23669,7 @@
               <w:spacing w:after="10" w:before="0"/>
               <w:ind w:left="120"/>
             </w:pPr>
-            <w:hyperlink w:history="1" r:id="rId71kv5_-ghq2qzwwaw87fz">
+            <w:hyperlink w:history="1" r:id="rId9bpkhb7_bk9maz2h1ybk7">
               <w:r>
                 <w:rPr>
                   <w:rFonts w:ascii="Arial" w:cs="Arial" w:eastAsia="Arial" w:hAnsi="Arial"/>
@@ -23714,7 +23714,7 @@
             <w:pPr>
               <w:spacing w:after="20" w:before="0"/>
             </w:pPr>
-            <w:hyperlink w:history="1" r:id="rIdyb2ii2tlltucind70_hsm">
+            <w:hyperlink w:history="1" r:id="rIdjtgfk-8-n21wuxdylqlwu">
               <w:r>
                 <w:rPr>
                   <w:rFonts w:ascii="Arial" w:cs="Arial" w:eastAsia="Arial" w:hAnsi="Arial"/>
@@ -23747,7 +23747,7 @@
               <w:spacing w:after="10" w:before="0"/>
               <w:ind w:left="120"/>
             </w:pPr>
-            <w:hyperlink w:history="1" r:id="rId-1eqq_x19jm2sbxoei00h">
+            <w:hyperlink w:history="1" r:id="rIdd4zvjg1wcyjfjal2zxu_z">
               <w:r>
                 <w:rPr>
                   <w:rFonts w:ascii="Arial" w:cs="Arial" w:eastAsia="Arial" w:hAnsi="Arial"/>
@@ -24170,7 +24170,7 @@
             <w:pPr>
               <w:spacing w:after="20" w:before="0"/>
             </w:pPr>
-            <w:hyperlink w:history="1" r:id="rIdksgximrnt-veuh2jd7b_g">
+            <w:hyperlink w:history="1" r:id="rIdd31amvbxav-obxf8doiaw">
               <w:r>
                 <w:rPr>
                   <w:rFonts w:ascii="Arial" w:cs="Arial" w:eastAsia="Arial" w:hAnsi="Arial"/>
@@ -24203,7 +24203,7 @@
               <w:spacing w:after="10" w:before="0"/>
               <w:ind w:left="120"/>
             </w:pPr>
-            <w:hyperlink w:history="1" r:id="rIdm-6lk-8wefw3iszly4rzi">
+            <w:hyperlink w:history="1" r:id="rIdtqbcdjdu81it0wah9bwqd">
               <w:r>
                 <w:rPr>
                   <w:rFonts w:ascii="Arial" w:cs="Arial" w:eastAsia="Arial" w:hAnsi="Arial"/>
@@ -24248,7 +24248,7 @@
             <w:pPr>
               <w:spacing w:after="20" w:before="0"/>
             </w:pPr>
-            <w:hyperlink w:history="1" r:id="rIdpqy6cg8vwcwf0bl62sjn5">
+            <w:hyperlink w:history="1" r:id="rId9ijirwbvzeevqx2mvczxz">
               <w:r>
                 <w:rPr>
                   <w:rFonts w:ascii="Arial" w:cs="Arial" w:eastAsia="Arial" w:hAnsi="Arial"/>
@@ -24281,7 +24281,7 @@
               <w:spacing w:after="10" w:before="0"/>
               <w:ind w:left="120"/>
             </w:pPr>
-            <w:hyperlink w:history="1" r:id="rIdewg0vfxb9xrocvy2rsqxq">
+            <w:hyperlink w:history="1" r:id="rIdvj-6fuixlupzwmutj0lyz">
               <w:r>
                 <w:rPr>
                   <w:rFonts w:ascii="Arial" w:cs="Arial" w:eastAsia="Arial" w:hAnsi="Arial"/>
@@ -24476,7 +24476,7 @@
             <w:pPr>
               <w:spacing w:after="20" w:before="0"/>
             </w:pPr>
-            <w:hyperlink w:history="1" r:id="rIdjaosevt3w9bqmesvdlh01">
+            <w:hyperlink w:history="1" r:id="rIdok-c54oaipen2qycr2bwo">
               <w:r>
                 <w:rPr>
                   <w:rFonts w:ascii="Arial" w:cs="Arial" w:eastAsia="Arial" w:hAnsi="Arial"/>
@@ -24509,7 +24509,7 @@
               <w:spacing w:after="10" w:before="0"/>
               <w:ind w:left="120"/>
             </w:pPr>
-            <w:hyperlink w:history="1" r:id="rIdgpdht62d9ggmuqgbbrsqc">
+            <w:hyperlink w:history="1" r:id="rId1de-h8_cghunqs-xuupgf">
               <w:r>
                 <w:rPr>
                   <w:rFonts w:ascii="Arial" w:cs="Arial" w:eastAsia="Arial" w:hAnsi="Arial"/>
@@ -24554,7 +24554,7 @@
             <w:pPr>
               <w:spacing w:after="20" w:before="0"/>
             </w:pPr>
-            <w:hyperlink w:history="1" r:id="rIdw9kvswkbkh6ydpr0avanz">
+            <w:hyperlink w:history="1" r:id="rId5xduegtf7yneh4j_sx2sj">
               <w:r>
                 <w:rPr>
                   <w:rFonts w:ascii="Arial" w:cs="Arial" w:eastAsia="Arial" w:hAnsi="Arial"/>
@@ -24587,7 +24587,7 @@
               <w:spacing w:after="10" w:before="0"/>
               <w:ind w:left="120"/>
             </w:pPr>
-            <w:hyperlink w:history="1" r:id="rIdkjjx1ow78xcxcd6j6aicf">
+            <w:hyperlink w:history="1" r:id="rId3l2sychqpaiswo_p6jqsw">
               <w:r>
                 <w:rPr>
                   <w:rFonts w:ascii="Arial" w:cs="Arial" w:eastAsia="Arial" w:hAnsi="Arial"/>
@@ -24782,7 +24782,7 @@
             <w:pPr>
               <w:spacing w:after="20" w:before="0"/>
             </w:pPr>
-            <w:hyperlink w:history="1" r:id="rIdykd7pbc2urjto7hyevbpz">
+            <w:hyperlink w:history="1" r:id="rIdkt0uxlqwfxidsxbpxizgl">
               <w:r>
                 <w:rPr>
                   <w:rFonts w:ascii="Arial" w:cs="Arial" w:eastAsia="Arial" w:hAnsi="Arial"/>
@@ -24815,7 +24815,7 @@
               <w:spacing w:after="10" w:before="0"/>
               <w:ind w:left="120"/>
             </w:pPr>
-            <w:hyperlink w:history="1" r:id="rIdw6_cscgnuouaafo82op5x">
+            <w:hyperlink w:history="1" r:id="rIdgo3yknv_u2pu3n3zgbw-u">
               <w:r>
                 <w:rPr>
                   <w:rFonts w:ascii="Arial" w:cs="Arial" w:eastAsia="Arial" w:hAnsi="Arial"/>
@@ -24860,7 +24860,7 @@
             <w:pPr>
               <w:spacing w:after="20" w:before="0"/>
             </w:pPr>
-            <w:hyperlink w:history="1" r:id="rIdzhuhifqoatgwhsklq4369">
+            <w:hyperlink w:history="1" r:id="rIdq0cqibolmzuqdfo6zkp5l">
               <w:r>
                 <w:rPr>
                   <w:rFonts w:ascii="Arial" w:cs="Arial" w:eastAsia="Arial" w:hAnsi="Arial"/>
@@ -24893,7 +24893,7 @@
               <w:spacing w:after="10" w:before="0"/>
               <w:ind w:left="120"/>
             </w:pPr>
-            <w:hyperlink w:history="1" r:id="rIdu6xniozovt5jmpbq3pmtq">
+            <w:hyperlink w:history="1" r:id="rIdebgs32o5vetjsxjgx41il">
               <w:r>
                 <w:rPr>
                   <w:rFonts w:ascii="Arial" w:cs="Arial" w:eastAsia="Arial" w:hAnsi="Arial"/>
@@ -25633,7 +25633,7 @@
         </w:rPr>
         <w:t xml:space="preserve">© 2026 SeaVuria and ARES. Aligned with KICD objectives. Developed by SeaVuria; technical implementation by ARES (with AI assistance from Claude). Licensed under </w:t>
       </w:r>
-      <w:hyperlink w:history="1" r:id="rId6xowhu_t1w4czp37qzhck">
+      <w:hyperlink w:history="1" r:id="rIdgw_zyctkygfcbgyagufjl">
         <w:r>
           <w:rPr>
             <w:rFonts w:ascii="Arial" w:cs="Arial" w:eastAsia="Arial" w:hAnsi="Arial"/>
@@ -25654,7 +25654,7 @@
         </w:rPr>
         <w:t xml:space="preserve"> (</w:t>
       </w:r>
-      <w:hyperlink w:history="1" r:id="rIdhtzjzuqsttxyzvpjypw5d">
+      <w:hyperlink w:history="1" r:id="rIdjnszftbbmf_sf9otcjv49">
         <w:r>
           <w:rPr>
             <w:rFonts w:ascii="Arial" w:cs="Arial" w:eastAsia="Arial" w:hAnsi="Arial"/>

--- a/data/outputs/v2/General_Science/SS3.2_Linear_Motion/General_Science_Linear_Motion_CBE_LessonSequence.docx
+++ b/data/outputs/v2/General_Science/SS3.2_Linear_Motion/General_Science_Linear_Motion_CBE_LessonSequence.docx
@@ -2126,7 +2126,7 @@
         </w:rPr>
         <w:t xml:space="preserve">© 2026 SeaVuria and ARES. This work is licensed under a </w:t>
       </w:r>
-      <w:hyperlink w:history="1" r:id="rIdurukt1vrkx699mj2ygrdw">
+      <w:hyperlink w:history="1" r:id="rIdq4z1xoxf0gjz2woex-de7">
         <w:r>
           <w:rPr>
             <w:rFonts w:ascii="Arial" w:cs="Arial" w:eastAsia="Arial" w:hAnsi="Arial"/>
@@ -2146,7 +2146,7 @@
         </w:rPr>
         <w:t xml:space="preserve"> (</w:t>
       </w:r>
-      <w:hyperlink w:history="1" r:id="rId_-hplwcp9_kdbfepvdndn">
+      <w:hyperlink w:history="1" r:id="rIdn2j6yyjckxrqmpwfdsj50">
         <w:r>
           <w:rPr>
             <w:rFonts w:ascii="Arial" w:cs="Arial" w:eastAsia="Arial" w:hAnsi="Arial"/>
@@ -2166,7 +2166,7 @@
         </w:rPr>
         <w:t xml:space="preserve">). To view a copy of this license, visit </w:t>
       </w:r>
-      <w:hyperlink w:history="1" r:id="rIdgf4w7ehnsvzdmbmatqr_j">
+      <w:hyperlink w:history="1" r:id="rId8owel1ig2tlfeceqneaar">
         <w:r>
           <w:rPr>
             <w:rFonts w:ascii="Arial" w:cs="Arial" w:eastAsia="Arial" w:hAnsi="Arial"/>
@@ -3178,7 +3178,7 @@
             <w:pPr>
               <w:spacing w:after="20" w:before="0"/>
             </w:pPr>
-            <w:hyperlink w:history="1" r:id="rIdepnw-cudqkc_l4yijgfom">
+            <w:hyperlink w:history="1" r:id="rIdj6swoq7z00eswpbp-kngj">
               <w:r>
                 <w:rPr>
                   <w:rFonts w:ascii="Arial" w:cs="Arial" w:eastAsia="Arial" w:hAnsi="Arial"/>
@@ -3211,7 +3211,7 @@
               <w:spacing w:after="10" w:before="0"/>
               <w:ind w:left="120"/>
             </w:pPr>
-            <w:hyperlink w:history="1" r:id="rIdtqvbbtjb51x-kx48cy_xl">
+            <w:hyperlink w:history="1" r:id="rIdjqpbcy0zvcddtlj6ayxp_">
               <w:r>
                 <w:rPr>
                   <w:rFonts w:ascii="Arial" w:cs="Arial" w:eastAsia="Arial" w:hAnsi="Arial"/>
@@ -3256,7 +3256,7 @@
             <w:pPr>
               <w:spacing w:after="20" w:before="0"/>
             </w:pPr>
-            <w:hyperlink w:history="1" r:id="rId8vvv__lrloheuhvsefwro">
+            <w:hyperlink w:history="1" r:id="rIdcjmvitxghmu6kipgfja30">
               <w:r>
                 <w:rPr>
                   <w:rFonts w:ascii="Arial" w:cs="Arial" w:eastAsia="Arial" w:hAnsi="Arial"/>
@@ -3289,7 +3289,7 @@
               <w:spacing w:after="10" w:before="0"/>
               <w:ind w:left="120"/>
             </w:pPr>
-            <w:hyperlink w:history="1" r:id="rIdc4d-bw52zf7by2jw-lggp">
+            <w:hyperlink w:history="1" r:id="rIdlhp7wsewqgzoogpos1wra">
               <w:r>
                 <w:rPr>
                   <w:rFonts w:ascii="Arial" w:cs="Arial" w:eastAsia="Arial" w:hAnsi="Arial"/>
@@ -3484,7 +3484,7 @@
             <w:pPr>
               <w:spacing w:after="20" w:before="0"/>
             </w:pPr>
-            <w:hyperlink w:history="1" r:id="rIdldrctvh3exumdfzs0bjas">
+            <w:hyperlink w:history="1" r:id="rId_rjuqvtvluplyacgdkhsw">
               <w:r>
                 <w:rPr>
                   <w:rFonts w:ascii="Arial" w:cs="Arial" w:eastAsia="Arial" w:hAnsi="Arial"/>
@@ -3517,7 +3517,7 @@
               <w:spacing w:after="10" w:before="0"/>
               <w:ind w:left="120"/>
             </w:pPr>
-            <w:hyperlink w:history="1" r:id="rIdltsx-fp1795akegqdmqst">
+            <w:hyperlink w:history="1" r:id="rIdwcua1kjv8lowq2egg7qiu">
               <w:r>
                 <w:rPr>
                   <w:rFonts w:ascii="Arial" w:cs="Arial" w:eastAsia="Arial" w:hAnsi="Arial"/>
@@ -3562,7 +3562,7 @@
             <w:pPr>
               <w:spacing w:after="20" w:before="0"/>
             </w:pPr>
-            <w:hyperlink w:history="1" r:id="rIduqc0sl8zmfeias42yzff4">
+            <w:hyperlink w:history="1" r:id="rId-htnzelukcm5rmv32wi6p">
               <w:r>
                 <w:rPr>
                   <w:rFonts w:ascii="Arial" w:cs="Arial" w:eastAsia="Arial" w:hAnsi="Arial"/>
@@ -3595,7 +3595,7 @@
               <w:spacing w:after="10" w:before="0"/>
               <w:ind w:left="120"/>
             </w:pPr>
-            <w:hyperlink w:history="1" r:id="rId3q4w2kmt6gqbiw-ityel_">
+            <w:hyperlink w:history="1" r:id="rIdq9n4k5zndjt95eawraprh">
               <w:r>
                 <w:rPr>
                   <w:rFonts w:ascii="Arial" w:cs="Arial" w:eastAsia="Arial" w:hAnsi="Arial"/>
@@ -3790,7 +3790,7 @@
             <w:pPr>
               <w:spacing w:after="20" w:before="0"/>
             </w:pPr>
-            <w:hyperlink w:history="1" r:id="rIdz39bjrxsxkqoq7iltlroi">
+            <w:hyperlink w:history="1" r:id="rIdcfq3pryyimmsjgum5yoku">
               <w:r>
                 <w:rPr>
                   <w:rFonts w:ascii="Arial" w:cs="Arial" w:eastAsia="Arial" w:hAnsi="Arial"/>
@@ -3823,7 +3823,7 @@
               <w:spacing w:after="10" w:before="0"/>
               <w:ind w:left="120"/>
             </w:pPr>
-            <w:hyperlink w:history="1" r:id="rIdh1vsbj2lur3hcjeki4ozp">
+            <w:hyperlink w:history="1" r:id="rIdtpul3pbyv-kbaaqr6oi0t">
               <w:r>
                 <w:rPr>
                   <w:rFonts w:ascii="Arial" w:cs="Arial" w:eastAsia="Arial" w:hAnsi="Arial"/>
@@ -3868,7 +3868,7 @@
             <w:pPr>
               <w:spacing w:after="20" w:before="0"/>
             </w:pPr>
-            <w:hyperlink w:history="1" r:id="rIdqlg4xl8qzi6nf16cocxp8">
+            <w:hyperlink w:history="1" r:id="rIdxf4p1jzqshddu9gqgb0lp">
               <w:r>
                 <w:rPr>
                   <w:rFonts w:ascii="Arial" w:cs="Arial" w:eastAsia="Arial" w:hAnsi="Arial"/>
@@ -3917,7 +3917,7 @@
               <w:spacing w:after="10" w:before="0"/>
               <w:ind w:left="120"/>
             </w:pPr>
-            <w:hyperlink w:history="1" r:id="rIdnu0jrcqs0xynsrwv4yno-">
+            <w:hyperlink w:history="1" r:id="rId0lfqgs7ffvbbhgmiz4mez">
               <w:r>
                 <w:rPr>
                   <w:rFonts w:ascii="Arial" w:cs="Arial" w:eastAsia="Arial" w:hAnsi="Arial"/>
@@ -4112,7 +4112,7 @@
             <w:pPr>
               <w:spacing w:after="20" w:before="0"/>
             </w:pPr>
-            <w:hyperlink w:history="1" r:id="rIdae26k-8_llmfbrt75q8bu">
+            <w:hyperlink w:history="1" r:id="rIdygs-f0-lfc2o1fpnhgwp0">
               <w:r>
                 <w:rPr>
                   <w:rFonts w:ascii="Arial" w:cs="Arial" w:eastAsia="Arial" w:hAnsi="Arial"/>
@@ -4145,7 +4145,7 @@
               <w:spacing w:after="10" w:before="0"/>
               <w:ind w:left="120"/>
             </w:pPr>
-            <w:hyperlink w:history="1" r:id="rId1vqwcs_wairktmqm0q8iu">
+            <w:hyperlink w:history="1" r:id="rIdyunrnhjfqyztm3jucqg3w">
               <w:r>
                 <w:rPr>
                   <w:rFonts w:ascii="Arial" w:cs="Arial" w:eastAsia="Arial" w:hAnsi="Arial"/>
@@ -4190,7 +4190,7 @@
             <w:pPr>
               <w:spacing w:after="20" w:before="0"/>
             </w:pPr>
-            <w:hyperlink w:history="1" r:id="rIdp4abwk3vxqjpxu3piedhb">
+            <w:hyperlink w:history="1" r:id="rIdiikeosaqcg8zw2wg5icfa">
               <w:r>
                 <w:rPr>
                   <w:rFonts w:ascii="Arial" w:cs="Arial" w:eastAsia="Arial" w:hAnsi="Arial"/>
@@ -4239,7 +4239,7 @@
               <w:spacing w:after="10" w:before="0"/>
               <w:ind w:left="120"/>
             </w:pPr>
-            <w:hyperlink w:history="1" r:id="rId6b3-mraqyngrxtnxmldqo">
+            <w:hyperlink w:history="1" r:id="rIdpowrz8hv2xccewpki0b7e">
               <w:r>
                 <w:rPr>
                   <w:rFonts w:ascii="Arial" w:cs="Arial" w:eastAsia="Arial" w:hAnsi="Arial"/>
@@ -4434,7 +4434,7 @@
             <w:pPr>
               <w:spacing w:after="20" w:before="0"/>
             </w:pPr>
-            <w:hyperlink w:history="1" r:id="rIddlixiymbzvdxtmhjdccvb">
+            <w:hyperlink w:history="1" r:id="rIdv0kghg0chpi_xc7kbh7ja">
               <w:r>
                 <w:rPr>
                   <w:rFonts w:ascii="Arial" w:cs="Arial" w:eastAsia="Arial" w:hAnsi="Arial"/>
@@ -4483,7 +4483,7 @@
               <w:spacing w:after="10" w:before="0"/>
               <w:ind w:left="120"/>
             </w:pPr>
-            <w:hyperlink w:history="1" r:id="rIdxyghrqicymiga2jqfib7n">
+            <w:hyperlink w:history="1" r:id="rId94czkzwvn-0jztvcqr6yd">
               <w:r>
                 <w:rPr>
                   <w:rFonts w:ascii="Arial" w:cs="Arial" w:eastAsia="Arial" w:hAnsi="Arial"/>
@@ -4528,7 +4528,7 @@
             <w:pPr>
               <w:spacing w:after="20" w:before="0"/>
             </w:pPr>
-            <w:hyperlink w:history="1" r:id="rIdmekbaxm3xmnxvb09tunba">
+            <w:hyperlink w:history="1" r:id="rIdmayt93xnp_epixw9c8axz">
               <w:r>
                 <w:rPr>
                   <w:rFonts w:ascii="Arial" w:cs="Arial" w:eastAsia="Arial" w:hAnsi="Arial"/>
@@ -4577,7 +4577,7 @@
               <w:spacing w:after="10" w:before="0"/>
               <w:ind w:left="120"/>
             </w:pPr>
-            <w:hyperlink w:history="1" r:id="rIdowdfplb-rg3n61k-gatdo">
+            <w:hyperlink w:history="1" r:id="rIduq3fxaedm8xnlmicfyt8g">
               <w:r>
                 <w:rPr>
                   <w:rFonts w:ascii="Arial" w:cs="Arial" w:eastAsia="Arial" w:hAnsi="Arial"/>
@@ -5089,7 +5089,7 @@
         </w:rPr>
         <w:t xml:space="preserve">© 2026 SeaVuria and ARES. Aligned with KICD objectives. Developed by SeaVuria; technical implementation by ARES (with AI assistance from Claude). Licensed under </w:t>
       </w:r>
-      <w:hyperlink w:history="1" r:id="rId8w02rwn3al2rviacmt7ce">
+      <w:hyperlink w:history="1" r:id="rId4fc5bmjnljjnialiqhqau">
         <w:r>
           <w:rPr>
             <w:rFonts w:ascii="Arial" w:cs="Arial" w:eastAsia="Arial" w:hAnsi="Arial"/>
@@ -5110,7 +5110,7 @@
         </w:rPr>
         <w:t xml:space="preserve"> (</w:t>
       </w:r>
-      <w:hyperlink w:history="1" r:id="rIdwy9ygazqicq11mwhl-_um">
+      <w:hyperlink w:history="1" r:id="rIdxmgv6o_0kr0kqrvwu6fsj">
         <w:r>
           <w:rPr>
             <w:rFonts w:ascii="Arial" w:cs="Arial" w:eastAsia="Arial" w:hAnsi="Arial"/>
@@ -6123,7 +6123,7 @@
             <w:pPr>
               <w:spacing w:after="20" w:before="0"/>
             </w:pPr>
-            <w:hyperlink w:history="1" r:id="rIdieuc-qiq4ku4ycswmtokq">
+            <w:hyperlink w:history="1" r:id="rId1txbiago3pkabthspaogz">
               <w:r>
                 <w:rPr>
                   <w:rFonts w:ascii="Arial" w:cs="Arial" w:eastAsia="Arial" w:hAnsi="Arial"/>
@@ -6156,7 +6156,7 @@
               <w:spacing w:after="10" w:before="0"/>
               <w:ind w:left="120"/>
             </w:pPr>
-            <w:hyperlink w:history="1" r:id="rIdtmsdzr0ffeblgmxr4eudq">
+            <w:hyperlink w:history="1" r:id="rIdnrvwir83k4md3g-xuep2y">
               <w:r>
                 <w:rPr>
                   <w:rFonts w:ascii="Arial" w:cs="Arial" w:eastAsia="Arial" w:hAnsi="Arial"/>
@@ -6201,7 +6201,7 @@
             <w:pPr>
               <w:spacing w:after="20" w:before="0"/>
             </w:pPr>
-            <w:hyperlink w:history="1" r:id="rId8xgnm_o-k9y2msm2v1bjx">
+            <w:hyperlink w:history="1" r:id="rIdxgrsbyrao7qw4i4pkiv4s">
               <w:r>
                 <w:rPr>
                   <w:rFonts w:ascii="Arial" w:cs="Arial" w:eastAsia="Arial" w:hAnsi="Arial"/>
@@ -6234,7 +6234,7 @@
               <w:spacing w:after="10" w:before="0"/>
               <w:ind w:left="120"/>
             </w:pPr>
-            <w:hyperlink w:history="1" r:id="rId8xna2jn2u7jrvwzhclgqd">
+            <w:hyperlink w:history="1" r:id="rId3o7lsceglhbco0u-0nt98">
               <w:r>
                 <w:rPr>
                   <w:rFonts w:ascii="Arial" w:cs="Arial" w:eastAsia="Arial" w:hAnsi="Arial"/>
@@ -6429,7 +6429,7 @@
             <w:pPr>
               <w:spacing w:after="20" w:before="0"/>
             </w:pPr>
-            <w:hyperlink w:history="1" r:id="rIdbzcyyxiqxxrxqqzwtyuf6">
+            <w:hyperlink w:history="1" r:id="rIdjobwmsghisz72xclwu53r">
               <w:r>
                 <w:rPr>
                   <w:rFonts w:ascii="Arial" w:cs="Arial" w:eastAsia="Arial" w:hAnsi="Arial"/>
@@ -6462,7 +6462,7 @@
               <w:spacing w:after="10" w:before="0"/>
               <w:ind w:left="120"/>
             </w:pPr>
-            <w:hyperlink w:history="1" r:id="rIdu2ei8j6nrub7wlasddyxd">
+            <w:hyperlink w:history="1" r:id="rIdbjmnpd3xpjt4_tzt9zuhh">
               <w:r>
                 <w:rPr>
                   <w:rFonts w:ascii="Arial" w:cs="Arial" w:eastAsia="Arial" w:hAnsi="Arial"/>
@@ -6507,7 +6507,7 @@
             <w:pPr>
               <w:spacing w:after="20" w:before="0"/>
             </w:pPr>
-            <w:hyperlink w:history="1" r:id="rIdy9sln88ei1nz2nq5suqnf">
+            <w:hyperlink w:history="1" r:id="rIdftlgimnf2s8ysgrd_fpo6">
               <w:r>
                 <w:rPr>
                   <w:rFonts w:ascii="Arial" w:cs="Arial" w:eastAsia="Arial" w:hAnsi="Arial"/>
@@ -6540,7 +6540,7 @@
               <w:spacing w:after="10" w:before="0"/>
               <w:ind w:left="120"/>
             </w:pPr>
-            <w:hyperlink w:history="1" r:id="rId7yfaies_8dq7ulshq6rzg">
+            <w:hyperlink w:history="1" r:id="rId2i6oja-2hsm9m755rulmk">
               <w:r>
                 <w:rPr>
                   <w:rFonts w:ascii="Arial" w:cs="Arial" w:eastAsia="Arial" w:hAnsi="Arial"/>
@@ -6735,7 +6735,7 @@
             <w:pPr>
               <w:spacing w:after="20" w:before="0"/>
             </w:pPr>
-            <w:hyperlink w:history="1" r:id="rIdv8urffmw-u6q5ti72fv1n">
+            <w:hyperlink w:history="1" r:id="rId5doevgnlgyzi_oxiqgkg1">
               <w:r>
                 <w:rPr>
                   <w:rFonts w:ascii="Arial" w:cs="Arial" w:eastAsia="Arial" w:hAnsi="Arial"/>
@@ -6768,7 +6768,7 @@
               <w:spacing w:after="10" w:before="0"/>
               <w:ind w:left="120"/>
             </w:pPr>
-            <w:hyperlink w:history="1" r:id="rIdttlvxphwnnhjqlf2gx6lk">
+            <w:hyperlink w:history="1" r:id="rIdptvlzkboy00hz16jmn6qi">
               <w:r>
                 <w:rPr>
                   <w:rFonts w:ascii="Arial" w:cs="Arial" w:eastAsia="Arial" w:hAnsi="Arial"/>
@@ -6813,7 +6813,7 @@
             <w:pPr>
               <w:spacing w:after="20" w:before="0"/>
             </w:pPr>
-            <w:hyperlink w:history="1" r:id="rIdzumqedv8umtu7wjijpec7">
+            <w:hyperlink w:history="1" r:id="rIdudxpntgzyijwsmmoojqj8">
               <w:r>
                 <w:rPr>
                   <w:rFonts w:ascii="Arial" w:cs="Arial" w:eastAsia="Arial" w:hAnsi="Arial"/>
@@ -6846,7 +6846,7 @@
               <w:spacing w:after="10" w:before="0"/>
               <w:ind w:left="120"/>
             </w:pPr>
-            <w:hyperlink w:history="1" r:id="rIdxjh80laejbp5zfgoclum3">
+            <w:hyperlink w:history="1" r:id="rIdkr5hglvxyz1jkwtyhcxuf">
               <w:r>
                 <w:rPr>
                   <w:rFonts w:ascii="Arial" w:cs="Arial" w:eastAsia="Arial" w:hAnsi="Arial"/>
@@ -7041,7 +7041,7 @@
             <w:pPr>
               <w:spacing w:after="20" w:before="0"/>
             </w:pPr>
-            <w:hyperlink w:history="1" r:id="rIdhq3f0gvu7ajolk1bqzqj6">
+            <w:hyperlink w:history="1" r:id="rIdwq02c3ehbwgp7swirirco">
               <w:r>
                 <w:rPr>
                   <w:rFonts w:ascii="Arial" w:cs="Arial" w:eastAsia="Arial" w:hAnsi="Arial"/>
@@ -7074,7 +7074,7 @@
               <w:spacing w:after="10" w:before="0"/>
               <w:ind w:left="120"/>
             </w:pPr>
-            <w:hyperlink w:history="1" r:id="rId9za98cp7n_ayrmzdzfj34">
+            <w:hyperlink w:history="1" r:id="rIdfur-pvxgfyzpcp8ugblwj">
               <w:r>
                 <w:rPr>
                   <w:rFonts w:ascii="Arial" w:cs="Arial" w:eastAsia="Arial" w:hAnsi="Arial"/>
@@ -7119,7 +7119,7 @@
             <w:pPr>
               <w:spacing w:after="20" w:before="0"/>
             </w:pPr>
-            <w:hyperlink w:history="1" r:id="rIddja5gnlpj4zffbeudcqj3">
+            <w:hyperlink w:history="1" r:id="rIdvrwel5pjo06_umnmpeuxy">
               <w:r>
                 <w:rPr>
                   <w:rFonts w:ascii="Arial" w:cs="Arial" w:eastAsia="Arial" w:hAnsi="Arial"/>
@@ -7152,7 +7152,7 @@
               <w:spacing w:after="10" w:before="0"/>
               <w:ind w:left="120"/>
             </w:pPr>
-            <w:hyperlink w:history="1" r:id="rIdostyritqvhkh0sesnnkny">
+            <w:hyperlink w:history="1" r:id="rIdlgqw4sgs8yqzve-d6tpof">
               <w:r>
                 <w:rPr>
                   <w:rFonts w:ascii="Arial" w:cs="Arial" w:eastAsia="Arial" w:hAnsi="Arial"/>
@@ -7347,7 +7347,7 @@
             <w:pPr>
               <w:spacing w:after="20" w:before="0"/>
             </w:pPr>
-            <w:hyperlink w:history="1" r:id="rIdol8ryxn1qepken4gmymdz">
+            <w:hyperlink w:history="1" r:id="rId7vjxq8e3waq6ees9hhscr">
               <w:r>
                 <w:rPr>
                   <w:rFonts w:ascii="Arial" w:cs="Arial" w:eastAsia="Arial" w:hAnsi="Arial"/>
@@ -7396,7 +7396,7 @@
               <w:spacing w:after="10" w:before="0"/>
               <w:ind w:left="120"/>
             </w:pPr>
-            <w:hyperlink w:history="1" r:id="rIdcunyjetvrrf8u5cyf2cww">
+            <w:hyperlink w:history="1" r:id="rId_q0-04o0em5nsb5pzr5rx">
               <w:r>
                 <w:rPr>
                   <w:rFonts w:ascii="Arial" w:cs="Arial" w:eastAsia="Arial" w:hAnsi="Arial"/>
@@ -7441,7 +7441,7 @@
             <w:pPr>
               <w:spacing w:after="20" w:before="0"/>
             </w:pPr>
-            <w:hyperlink w:history="1" r:id="rIdgyyd0hhz8hrj4jxnqafct">
+            <w:hyperlink w:history="1" r:id="rIdwxiquqryrwmxfez9b5zjy">
               <w:r>
                 <w:rPr>
                   <w:rFonts w:ascii="Arial" w:cs="Arial" w:eastAsia="Arial" w:hAnsi="Arial"/>
@@ -7474,7 +7474,7 @@
               <w:spacing w:after="10" w:before="0"/>
               <w:ind w:left="120"/>
             </w:pPr>
-            <w:hyperlink w:history="1" r:id="rIdtqefzfshf9btwql2n9h4m">
+            <w:hyperlink w:history="1" r:id="rIdd90h5icye09a7b5h503ie">
               <w:r>
                 <w:rPr>
                   <w:rFonts w:ascii="Arial" w:cs="Arial" w:eastAsia="Arial" w:hAnsi="Arial"/>
@@ -7986,7 +7986,7 @@
         </w:rPr>
         <w:t xml:space="preserve">© 2026 SeaVuria and ARES. Aligned with KICD objectives. Developed by SeaVuria; technical implementation by ARES (with AI assistance from Claude). Licensed under </w:t>
       </w:r>
-      <w:hyperlink w:history="1" r:id="rIdubpnd24opilrk-5qimalh">
+      <w:hyperlink w:history="1" r:id="rIdu4_tb6z7cqtpeiimemmeh">
         <w:r>
           <w:rPr>
             <w:rFonts w:ascii="Arial" w:cs="Arial" w:eastAsia="Arial" w:hAnsi="Arial"/>
@@ -8007,7 +8007,7 @@
         </w:rPr>
         <w:t xml:space="preserve"> (</w:t>
       </w:r>
-      <w:hyperlink w:history="1" r:id="rIdqsribe0bsup5mlrow8n-d">
+      <w:hyperlink w:history="1" r:id="rIdla6yyt1t5dcnxqmowaosx">
         <w:r>
           <w:rPr>
             <w:rFonts w:ascii="Arial" w:cs="Arial" w:eastAsia="Arial" w:hAnsi="Arial"/>
@@ -9020,7 +9020,7 @@
             <w:pPr>
               <w:spacing w:after="20" w:before="0"/>
             </w:pPr>
-            <w:hyperlink w:history="1" r:id="rId4twpemmbfi3i2bid7iawx">
+            <w:hyperlink w:history="1" r:id="rIdex96ftdthpz2mgqouo2lr">
               <w:r>
                 <w:rPr>
                   <w:rFonts w:ascii="Arial" w:cs="Arial" w:eastAsia="Arial" w:hAnsi="Arial"/>
@@ -9053,7 +9053,7 @@
               <w:spacing w:after="10" w:before="0"/>
               <w:ind w:left="120"/>
             </w:pPr>
-            <w:hyperlink w:history="1" r:id="rIdaicppbi7uaadirderar8j">
+            <w:hyperlink w:history="1" r:id="rIdzxgcyqqkv1swfigcakh79">
               <w:r>
                 <w:rPr>
                   <w:rFonts w:ascii="Arial" w:cs="Arial" w:eastAsia="Arial" w:hAnsi="Arial"/>
@@ -9098,7 +9098,7 @@
             <w:pPr>
               <w:spacing w:after="20" w:before="0"/>
             </w:pPr>
-            <w:hyperlink w:history="1" r:id="rIdz8hkhyrujkamovpljhifv">
+            <w:hyperlink w:history="1" r:id="rIdjxh5k2bnr7hrpg6qsxge2">
               <w:r>
                 <w:rPr>
                   <w:rFonts w:ascii="Arial" w:cs="Arial" w:eastAsia="Arial" w:hAnsi="Arial"/>
@@ -9131,7 +9131,7 @@
               <w:spacing w:after="10" w:before="0"/>
               <w:ind w:left="120"/>
             </w:pPr>
-            <w:hyperlink w:history="1" r:id="rIdsbjw6mcjhtt3kynhov3vr">
+            <w:hyperlink w:history="1" r:id="rIdncp52uc0eovt-_k1fqdeo">
               <w:r>
                 <w:rPr>
                   <w:rFonts w:ascii="Arial" w:cs="Arial" w:eastAsia="Arial" w:hAnsi="Arial"/>
@@ -9173,7 +9173,7 @@
                 <w:sz w:val="18"/>
                 <w:szCs w:val="18"/>
               </w:rPr>
-              <w:t xml:space="preserve">Students view a single projected slide showing a silhouette of the mkokoteni at the top of the Limuru escarpment with three labelled data points: initial velocity u = 0 m/s, constant acceleration a = 2.5 m/s² (value from previous lesson's estimate), and elapsed time t = 8 s. Working individually and silently for 3 minutes, each student writes their prediction for (a) the cart's speed after 8 s and (b) the distance it has travelled, in their exercise books — using whichever method they currently feel most confident with. Students are NOT yet required to use a specific equation; the goal is to surface prior understanding and expose misconceptions about which equation to choose.</w:t>
+              <w:t xml:space="preserve">Students view a single projected slide showing a silhouette of the mkokoteni at the top of the Limuru escarpment with three labelled data points: initial velocity u = 0 m/s, constant acceleration a = 2.5 m/s², and elapsed time t = 8 s. Working individually and silently for 3 minutes, each student writes their prediction for (a) the cart's speed after 8 s and (b) the distance it has travelled, in their exercise books — using whichever method they currently feel most confident with. Students are NOT yet required to use a specific equation; the goal is to surface prior understanding and expose misconceptions about which equation to choose.</w:t>
             </w:r>
           </w:p>
         </w:tc>
@@ -9326,7 +9326,7 @@
             <w:pPr>
               <w:spacing w:after="20" w:before="0"/>
             </w:pPr>
-            <w:hyperlink w:history="1" r:id="rIdy5xutl5m8otzokkvk1sny">
+            <w:hyperlink w:history="1" r:id="rIdvhr16faytleofqfl20nbc">
               <w:r>
                 <w:rPr>
                   <w:rFonts w:ascii="Arial" w:cs="Arial" w:eastAsia="Arial" w:hAnsi="Arial"/>
@@ -9359,7 +9359,7 @@
               <w:spacing w:after="10" w:before="0"/>
               <w:ind w:left="120"/>
             </w:pPr>
-            <w:hyperlink w:history="1" r:id="rId6z414lyic2q_y_bp_jmbs">
+            <w:hyperlink w:history="1" r:id="rIdnpbrqvil3xcjxnorsqg_-">
               <w:r>
                 <w:rPr>
                   <w:rFonts w:ascii="Arial" w:cs="Arial" w:eastAsia="Arial" w:hAnsi="Arial"/>
@@ -9404,7 +9404,7 @@
             <w:pPr>
               <w:spacing w:after="20" w:before="0"/>
             </w:pPr>
-            <w:hyperlink w:history="1" r:id="rId6v7euyfqrwzj52xj8w9yr">
+            <w:hyperlink w:history="1" r:id="rIdimhnj-siemmhwifwwpsqw">
               <w:r>
                 <w:rPr>
                   <w:rFonts w:ascii="Arial" w:cs="Arial" w:eastAsia="Arial" w:hAnsi="Arial"/>
@@ -9437,7 +9437,7 @@
               <w:spacing w:after="10" w:before="0"/>
               <w:ind w:left="120"/>
             </w:pPr>
-            <w:hyperlink w:history="1" r:id="rIdlcskix71he487gvv5fi8t">
+            <w:hyperlink w:history="1" r:id="rIdxbpr1rs8lqczv0fn9s52r">
               <w:r>
                 <w:rPr>
                   <w:rFonts w:ascii="Arial" w:cs="Arial" w:eastAsia="Arial" w:hAnsi="Arial"/>
@@ -9632,7 +9632,7 @@
             <w:pPr>
               <w:spacing w:after="20" w:before="0"/>
             </w:pPr>
-            <w:hyperlink w:history="1" r:id="rIdctukhntpkvbfv7dc6qh_z">
+            <w:hyperlink w:history="1" r:id="rIdad-cey-ftf6pwdbdhajvg">
               <w:r>
                 <w:rPr>
                   <w:rFonts w:ascii="Arial" w:cs="Arial" w:eastAsia="Arial" w:hAnsi="Arial"/>
@@ -9665,7 +9665,7 @@
               <w:spacing w:after="10" w:before="0"/>
               <w:ind w:left="120"/>
             </w:pPr>
-            <w:hyperlink w:history="1" r:id="rIdydrn_fwcygzkbixkgw4ng">
+            <w:hyperlink w:history="1" r:id="rIdheas0yefbjfdq2mzqvueq">
               <w:r>
                 <w:rPr>
                   <w:rFonts w:ascii="Arial" w:cs="Arial" w:eastAsia="Arial" w:hAnsi="Arial"/>
@@ -9710,7 +9710,7 @@
             <w:pPr>
               <w:spacing w:after="20" w:before="0"/>
             </w:pPr>
-            <w:hyperlink w:history="1" r:id="rId-etw3fzslbwzpll_1ng2-">
+            <w:hyperlink w:history="1" r:id="rId9lwccsmu4chbql4awvj1t">
               <w:r>
                 <w:rPr>
                   <w:rFonts w:ascii="Arial" w:cs="Arial" w:eastAsia="Arial" w:hAnsi="Arial"/>
@@ -9743,7 +9743,7 @@
               <w:spacing w:after="10" w:before="0"/>
               <w:ind w:left="120"/>
             </w:pPr>
-            <w:hyperlink w:history="1" r:id="rId_qvikgow8ugatlaf55ykw">
+            <w:hyperlink w:history="1" r:id="rId5wkwxu4vri4e2z31volri">
               <w:r>
                 <w:rPr>
                   <w:rFonts w:ascii="Arial" w:cs="Arial" w:eastAsia="Arial" w:hAnsi="Arial"/>
@@ -9938,7 +9938,7 @@
             <w:pPr>
               <w:spacing w:after="20" w:before="0"/>
             </w:pPr>
-            <w:hyperlink w:history="1" r:id="rIdvfzcdejn0spmudtye9mrp">
+            <w:hyperlink w:history="1" r:id="rIds1rkvk4nkyvijommv2p1f">
               <w:r>
                 <w:rPr>
                   <w:rFonts w:ascii="Arial" w:cs="Arial" w:eastAsia="Arial" w:hAnsi="Arial"/>
@@ -9971,7 +9971,7 @@
               <w:spacing w:after="10" w:before="0"/>
               <w:ind w:left="120"/>
             </w:pPr>
-            <w:hyperlink w:history="1" r:id="rIdtjgd9bnbjmyww1oxnlcw6">
+            <w:hyperlink w:history="1" r:id="rIdwuzfwgpnocnvxhx2l866y">
               <w:r>
                 <w:rPr>
                   <w:rFonts w:ascii="Arial" w:cs="Arial" w:eastAsia="Arial" w:hAnsi="Arial"/>
@@ -10016,7 +10016,7 @@
             <w:pPr>
               <w:spacing w:after="20" w:before="0"/>
             </w:pPr>
-            <w:hyperlink w:history="1" r:id="rIdhotnctmbfsw-qupe05fpf">
+            <w:hyperlink w:history="1" r:id="rIdkexyhkbvrpnjefcvwkuat">
               <w:r>
                 <w:rPr>
                   <w:rFonts w:ascii="Arial" w:cs="Arial" w:eastAsia="Arial" w:hAnsi="Arial"/>
@@ -10049,7 +10049,7 @@
               <w:spacing w:after="10" w:before="0"/>
               <w:ind w:left="120"/>
             </w:pPr>
-            <w:hyperlink w:history="1" r:id="rIdrxyxyoxysd47l--28cj7b">
+            <w:hyperlink w:history="1" r:id="rId6gpi3v3p8bbhrj45baqcz">
               <w:r>
                 <w:rPr>
                   <w:rFonts w:ascii="Arial" w:cs="Arial" w:eastAsia="Arial" w:hAnsi="Arial"/>
@@ -10244,7 +10244,7 @@
             <w:pPr>
               <w:spacing w:after="20" w:before="0"/>
             </w:pPr>
-            <w:hyperlink w:history="1" r:id="rIdz56auznldra3catja_db5">
+            <w:hyperlink w:history="1" r:id="rIdwes-3awe2lsuwd8ikfmgq">
               <w:r>
                 <w:rPr>
                   <w:rFonts w:ascii="Arial" w:cs="Arial" w:eastAsia="Arial" w:hAnsi="Arial"/>
@@ -10293,7 +10293,7 @@
               <w:spacing w:after="10" w:before="0"/>
               <w:ind w:left="120"/>
             </w:pPr>
-            <w:hyperlink w:history="1" r:id="rId5tobwdmlmh0-ig6a8cflt">
+            <w:hyperlink w:history="1" r:id="rIdcfvt6vcar-veaze2p3eq9">
               <w:r>
                 <w:rPr>
                   <w:rFonts w:ascii="Arial" w:cs="Arial" w:eastAsia="Arial" w:hAnsi="Arial"/>
@@ -10338,7 +10338,7 @@
             <w:pPr>
               <w:spacing w:after="20" w:before="0"/>
             </w:pPr>
-            <w:hyperlink w:history="1" r:id="rIdjxk9qpfxbwbokgzblgovd">
+            <w:hyperlink w:history="1" r:id="rId5jajcgg02gzvvogfzivht">
               <w:r>
                 <w:rPr>
                   <w:rFonts w:ascii="Arial" w:cs="Arial" w:eastAsia="Arial" w:hAnsi="Arial"/>
@@ -10387,7 +10387,7 @@
               <w:spacing w:after="10" w:before="0"/>
               <w:ind w:left="120"/>
             </w:pPr>
-            <w:hyperlink w:history="1" r:id="rIdqbx5kzp3mx_dpeqfdzxmt">
+            <w:hyperlink w:history="1" r:id="rIduethsjfckucjcdnambbtw">
               <w:r>
                 <w:rPr>
                   <w:rFonts w:ascii="Arial" w:cs="Arial" w:eastAsia="Arial" w:hAnsi="Arial"/>
@@ -10899,7 +10899,7 @@
         </w:rPr>
         <w:t xml:space="preserve">© 2026 SeaVuria and ARES. Aligned with KICD objectives. Developed by SeaVuria; technical implementation by ARES (with AI assistance from Claude). Licensed under </w:t>
       </w:r>
-      <w:hyperlink w:history="1" r:id="rId9kzz-49etjosdejutartu">
+      <w:hyperlink w:history="1" r:id="rIdco1glrwzcsomo3xvoozbp">
         <w:r>
           <w:rPr>
             <w:rFonts w:ascii="Arial" w:cs="Arial" w:eastAsia="Arial" w:hAnsi="Arial"/>
@@ -10920,7 +10920,7 @@
         </w:rPr>
         <w:t xml:space="preserve"> (</w:t>
       </w:r>
-      <w:hyperlink w:history="1" r:id="rIdje2ivukpjrgjtedx0lwym">
+      <w:hyperlink w:history="1" r:id="rId2zpgewy7m-knaha8ffp-t">
         <w:r>
           <w:rPr>
             <w:rFonts w:ascii="Arial" w:cs="Arial" w:eastAsia="Arial" w:hAnsi="Arial"/>
@@ -11933,7 +11933,7 @@
             <w:pPr>
               <w:spacing w:after="20" w:before="0"/>
             </w:pPr>
-            <w:hyperlink w:history="1" r:id="rIdmdm7zdjgg_vbljwscikej">
+            <w:hyperlink w:history="1" r:id="rIdnjauny4hofwur8he24eq2">
               <w:r>
                 <w:rPr>
                   <w:rFonts w:ascii="Arial" w:cs="Arial" w:eastAsia="Arial" w:hAnsi="Arial"/>
@@ -11982,7 +11982,7 @@
               <w:spacing w:after="10" w:before="0"/>
               <w:ind w:left="120"/>
             </w:pPr>
-            <w:hyperlink w:history="1" r:id="rId4fcenbdr9nug7lmxyvglu">
+            <w:hyperlink w:history="1" r:id="rIdik6t7mtvlrmtockgj24wg">
               <w:r>
                 <w:rPr>
                   <w:rFonts w:ascii="Arial" w:cs="Arial" w:eastAsia="Arial" w:hAnsi="Arial"/>
@@ -12044,7 +12044,7 @@
               <w:spacing w:after="10" w:before="0"/>
               <w:ind w:left="120"/>
             </w:pPr>
-            <w:hyperlink w:history="1" r:id="rId-nmg9tjf1_cwfmt046mrd">
+            <w:hyperlink w:history="1" r:id="rIdo9y94nmvgaq_aigjjfgb3">
               <w:r>
                 <w:rPr>
                   <w:rFonts w:ascii="Arial" w:cs="Arial" w:eastAsia="Arial" w:hAnsi="Arial"/>
@@ -12254,7 +12254,7 @@
             <w:pPr>
               <w:spacing w:after="20" w:before="0"/>
             </w:pPr>
-            <w:hyperlink w:history="1" r:id="rId4ueo9bj5cedcsyoklljdn">
+            <w:hyperlink w:history="1" r:id="rId-j2qtot1l2v_mwrrjxoka">
               <w:r>
                 <w:rPr>
                   <w:rFonts w:ascii="Arial" w:cs="Arial" w:eastAsia="Arial" w:hAnsi="Arial"/>
@@ -12303,7 +12303,7 @@
               <w:spacing w:after="10" w:before="0"/>
               <w:ind w:left="120"/>
             </w:pPr>
-            <w:hyperlink w:history="1" r:id="rIdmrcuppnnolrzqelclivpo">
+            <w:hyperlink w:history="1" r:id="rIdhcmzlimfftsmcb9z2hqyr">
               <w:r>
                 <w:rPr>
                   <w:rFonts w:ascii="Arial" w:cs="Arial" w:eastAsia="Arial" w:hAnsi="Arial"/>
@@ -12365,7 +12365,7 @@
               <w:spacing w:after="10" w:before="0"/>
               <w:ind w:left="120"/>
             </w:pPr>
-            <w:hyperlink w:history="1" r:id="rIdmllzafqy2uxb_ekifi5eq">
+            <w:hyperlink w:history="1" r:id="rId534mlgkpwrr9xohzsflvy">
               <w:r>
                 <w:rPr>
                   <w:rFonts w:ascii="Arial" w:cs="Arial" w:eastAsia="Arial" w:hAnsi="Arial"/>
@@ -12575,7 +12575,7 @@
             <w:pPr>
               <w:spacing w:after="20" w:before="0"/>
             </w:pPr>
-            <w:hyperlink w:history="1" r:id="rId3dubze2zynzm587nyypnt">
+            <w:hyperlink w:history="1" r:id="rIdd8w2ytekltkjq-kx0jzg6">
               <w:r>
                 <w:rPr>
                   <w:rFonts w:ascii="Arial" w:cs="Arial" w:eastAsia="Arial" w:hAnsi="Arial"/>
@@ -12624,7 +12624,7 @@
               <w:spacing w:after="10" w:before="0"/>
               <w:ind w:left="120"/>
             </w:pPr>
-            <w:hyperlink w:history="1" r:id="rIdii2oy4dlkvmgr217w20kc">
+            <w:hyperlink w:history="1" r:id="rIdfw4_lkbj2ji9iejjmhqho">
               <w:r>
                 <w:rPr>
                   <w:rFonts w:ascii="Arial" w:cs="Arial" w:eastAsia="Arial" w:hAnsi="Arial"/>
@@ -12686,7 +12686,7 @@
               <w:spacing w:after="10" w:before="0"/>
               <w:ind w:left="120"/>
             </w:pPr>
-            <w:hyperlink w:history="1" r:id="rIdrnqf3jjhtrke7emwodxpd">
+            <w:hyperlink w:history="1" r:id="rIdzajfksxziprk8nw275x9h">
               <w:r>
                 <w:rPr>
                   <w:rFonts w:ascii="Arial" w:cs="Arial" w:eastAsia="Arial" w:hAnsi="Arial"/>
@@ -12896,7 +12896,7 @@
             <w:pPr>
               <w:spacing w:after="20" w:before="0"/>
             </w:pPr>
-            <w:hyperlink w:history="1" r:id="rId2ewxh1yz4gc-eyswvu3ac">
+            <w:hyperlink w:history="1" r:id="rIdxbf-umbkesysh-i-yrqyl">
               <w:r>
                 <w:rPr>
                   <w:rFonts w:ascii="Arial" w:cs="Arial" w:eastAsia="Arial" w:hAnsi="Arial"/>
@@ -12945,7 +12945,7 @@
               <w:spacing w:after="10" w:before="0"/>
               <w:ind w:left="120"/>
             </w:pPr>
-            <w:hyperlink w:history="1" r:id="rId8fwepv-tjwn13hvrkugag">
+            <w:hyperlink w:history="1" r:id="rIdfqgscuvrhysd4f9dg3raw">
               <w:r>
                 <w:rPr>
                   <w:rFonts w:ascii="Arial" w:cs="Arial" w:eastAsia="Arial" w:hAnsi="Arial"/>
@@ -13007,7 +13007,7 @@
               <w:spacing w:after="10" w:before="0"/>
               <w:ind w:left="120"/>
             </w:pPr>
-            <w:hyperlink w:history="1" r:id="rIdkeb_wdojrxarmn81x9z8w">
+            <w:hyperlink w:history="1" r:id="rIdpd45g-2x4ub4hu3vfa9kk">
               <w:r>
                 <w:rPr>
                   <w:rFonts w:ascii="Arial" w:cs="Arial" w:eastAsia="Arial" w:hAnsi="Arial"/>
@@ -13217,7 +13217,7 @@
             <w:pPr>
               <w:spacing w:after="20" w:before="0"/>
             </w:pPr>
-            <w:hyperlink w:history="1" r:id="rIdopvqt0n15pndadqi04q4k">
+            <w:hyperlink w:history="1" r:id="rIdkkxj1sbyszcpe7f159rtd">
               <w:r>
                 <w:rPr>
                   <w:rFonts w:ascii="Arial" w:cs="Arial" w:eastAsia="Arial" w:hAnsi="Arial"/>
@@ -13266,7 +13266,7 @@
               <w:spacing w:after="10" w:before="0"/>
               <w:ind w:left="120"/>
             </w:pPr>
-            <w:hyperlink w:history="1" r:id="rIdlsk3yqkl8b6mvnubirkh7">
+            <w:hyperlink w:history="1" r:id="rId9b7jrby-hhbnyklbhy2ds">
               <w:r>
                 <w:rPr>
                   <w:rFonts w:ascii="Arial" w:cs="Arial" w:eastAsia="Arial" w:hAnsi="Arial"/>
@@ -13328,7 +13328,7 @@
               <w:spacing w:after="10" w:before="0"/>
               <w:ind w:left="120"/>
             </w:pPr>
-            <w:hyperlink w:history="1" r:id="rIdoxkubrx6jqcdbq1d_dfro">
+            <w:hyperlink w:history="1" r:id="rIdy4tqdlwghhx3--0zep6xe">
               <w:r>
                 <w:rPr>
                   <w:rFonts w:ascii="Arial" w:cs="Arial" w:eastAsia="Arial" w:hAnsi="Arial"/>
@@ -13855,7 +13855,7 @@
         </w:rPr>
         <w:t xml:space="preserve">© 2026 SeaVuria and ARES. Aligned with KICD objectives. Developed by SeaVuria; technical implementation by ARES (with AI assistance from Claude). Licensed under </w:t>
       </w:r>
-      <w:hyperlink w:history="1" r:id="rIdmfur2spoyckjb9ewo50jk">
+      <w:hyperlink w:history="1" r:id="rIdn_s59o127_arhijqiy9v3">
         <w:r>
           <w:rPr>
             <w:rFonts w:ascii="Arial" w:cs="Arial" w:eastAsia="Arial" w:hAnsi="Arial"/>
@@ -13876,7 +13876,7 @@
         </w:rPr>
         <w:t xml:space="preserve"> (</w:t>
       </w:r>
-      <w:hyperlink w:history="1" r:id="rIdsw5ent25gygkuv8uesjv8">
+      <w:hyperlink w:history="1" r:id="rIdsos_uppwxdh4wrq0tsope">
         <w:r>
           <w:rPr>
             <w:rFonts w:ascii="Arial" w:cs="Arial" w:eastAsia="Arial" w:hAnsi="Arial"/>
@@ -14889,7 +14889,7 @@
             <w:pPr>
               <w:spacing w:after="20" w:before="0"/>
             </w:pPr>
-            <w:hyperlink w:history="1" r:id="rIduuyvrstbzereaeeslkagz">
+            <w:hyperlink w:history="1" r:id="rIdmpmgat4xxwidtq-pgkpct">
               <w:r>
                 <w:rPr>
                   <w:rFonts w:ascii="Arial" w:cs="Arial" w:eastAsia="Arial" w:hAnsi="Arial"/>
@@ -14938,7 +14938,7 @@
               <w:spacing w:after="10" w:before="0"/>
               <w:ind w:left="120"/>
             </w:pPr>
-            <w:hyperlink w:history="1" r:id="rIdfsla6zzzp6o37icdh1kem">
+            <w:hyperlink w:history="1" r:id="rIdqtlxpwgq7yqfgvqfsgnpl">
               <w:r>
                 <w:rPr>
                   <w:rFonts w:ascii="Arial" w:cs="Arial" w:eastAsia="Arial" w:hAnsi="Arial"/>
@@ -15000,7 +15000,7 @@
               <w:spacing w:after="10" w:before="0"/>
               <w:ind w:left="120"/>
             </w:pPr>
-            <w:hyperlink w:history="1" r:id="rIdjqk4bdco9gpl8khiudkic">
+            <w:hyperlink w:history="1" r:id="rIdq2-k7dkaccnvl5y8nhtgb">
               <w:r>
                 <w:rPr>
                   <w:rFonts w:ascii="Arial" w:cs="Arial" w:eastAsia="Arial" w:hAnsi="Arial"/>
@@ -15057,7 +15057,7 @@
                 <w:sz w:val="18"/>
                 <w:szCs w:val="18"/>
               </w:rPr>
-              <w:t xml:space="preserve">Students receive a printed 'Escarpment Checkpoint Card' showing a simplified side-profile of the Limuru–Nairobi road with three marked positions: Point A (top, where the mkokoteni is released), Point B (200 m down the slope, ~5 s after release), and Point C (500 m down, ~10 s after release). Working individually in silence (3 minutes), students write their gut-feel estimates: 'How fast (in km/h) is the mkokoteni travelling when it passes Point B? Point C?' They also write one sentence explaining their reasoning. Pairs then share estimates (2 minutes). A class show-of-hands poll records the distribution of guesses on the board in a rough table: &lt;30 km/h / 30–60 km/h / 60–90 km/h / &gt;90 km/h. Students note that the class cannot agree — motivating the need for a mathematical method. Students keep their Checkpoint Cards; they will return to them in Phase 3 to compare predictions with calculated values.</w:t>
+              <w:t xml:space="preserve">Students receive a printed 'Escarpment Checkpoint Card' showing a simplified side-profile of the Limuru–Nairobi road with three marked positions: Point A (top, where the mkokoteni is released), Point B (125 m down the slope, ~5 s after release), and Point C (500 m down, ~10 s after release). Working individually in silence (3 minutes), students write their gut-feel estimates: 'How fast (in km/h) is the mkokoteni travelling when it passes Point B? Point C?' They also write one sentence explaining their reasoning. Pairs then share estimates (2 minutes). A class show-of-hands poll records the distribution of guesses on the board in a rough table: &lt;30 km/h / 30–60 km/h / 60–90 km/h / &gt;90 km/h. Students note that the class cannot agree — motivating the need for a mathematical method. Students keep their Checkpoint Cards; they will return to them in Phase 3 to compare predictions with calculated values.</w:t>
             </w:r>
           </w:p>
         </w:tc>
@@ -15210,7 +15210,7 @@
             <w:pPr>
               <w:spacing w:after="20" w:before="0"/>
             </w:pPr>
-            <w:hyperlink w:history="1" r:id="rId6pritzsm7wasddvikl4bj">
+            <w:hyperlink w:history="1" r:id="rId1_4k0lstcuj2anq0btt25">
               <w:r>
                 <w:rPr>
                   <w:rFonts w:ascii="Arial" w:cs="Arial" w:eastAsia="Arial" w:hAnsi="Arial"/>
@@ -15259,7 +15259,7 @@
               <w:spacing w:after="10" w:before="0"/>
               <w:ind w:left="120"/>
             </w:pPr>
-            <w:hyperlink w:history="1" r:id="rIdag0mvlyzpcn-zf6lixogx">
+            <w:hyperlink w:history="1" r:id="rIdxrwytzrqahgr5749dibkd">
               <w:r>
                 <w:rPr>
                   <w:rFonts w:ascii="Arial" w:cs="Arial" w:eastAsia="Arial" w:hAnsi="Arial"/>
@@ -15321,7 +15321,7 @@
               <w:spacing w:after="10" w:before="0"/>
               <w:ind w:left="120"/>
             </w:pPr>
-            <w:hyperlink w:history="1" r:id="rIdqykahvceikac6nk8n82zf">
+            <w:hyperlink w:history="1" r:id="rIdtghbrz1foncagpa0yuvxu">
               <w:r>
                 <w:rPr>
                   <w:rFonts w:ascii="Arial" w:cs="Arial" w:eastAsia="Arial" w:hAnsi="Arial"/>
@@ -15531,7 +15531,7 @@
             <w:pPr>
               <w:spacing w:after="20" w:before="0"/>
             </w:pPr>
-            <w:hyperlink w:history="1" r:id="rIdt36qhxwewy0xgp61fazr6">
+            <w:hyperlink w:history="1" r:id="rIdpdozgz_vefkklsgdbjuzo">
               <w:r>
                 <w:rPr>
                   <w:rFonts w:ascii="Arial" w:cs="Arial" w:eastAsia="Arial" w:hAnsi="Arial"/>
@@ -15580,7 +15580,7 @@
               <w:spacing w:after="10" w:before="0"/>
               <w:ind w:left="120"/>
             </w:pPr>
-            <w:hyperlink w:history="1" r:id="rIdtdw2usp85exlybksftibh">
+            <w:hyperlink w:history="1" r:id="rIdxevvkutopmfbb-1gzikow">
               <w:r>
                 <w:rPr>
                   <w:rFonts w:ascii="Arial" w:cs="Arial" w:eastAsia="Arial" w:hAnsi="Arial"/>
@@ -15642,7 +15642,7 @@
               <w:spacing w:after="10" w:before="0"/>
               <w:ind w:left="120"/>
             </w:pPr>
-            <w:hyperlink w:history="1" r:id="rIdkzqw4hizsn1ng97acs_54">
+            <w:hyperlink w:history="1" r:id="rIdo_pvtenkfdqzio4zdcsin">
               <w:r>
                 <w:rPr>
                   <w:rFonts w:ascii="Arial" w:cs="Arial" w:eastAsia="Arial" w:hAnsi="Arial"/>
@@ -15852,7 +15852,7 @@
             <w:pPr>
               <w:spacing w:after="20" w:before="0"/>
             </w:pPr>
-            <w:hyperlink w:history="1" r:id="rIdbudn6yxy0zejfqzcnjlpr">
+            <w:hyperlink w:history="1" r:id="rIdti9fvpqhuhgbiuxdnbbst">
               <w:r>
                 <w:rPr>
                   <w:rFonts w:ascii="Arial" w:cs="Arial" w:eastAsia="Arial" w:hAnsi="Arial"/>
@@ -15901,7 +15901,7 @@
               <w:spacing w:after="10" w:before="0"/>
               <w:ind w:left="120"/>
             </w:pPr>
-            <w:hyperlink w:history="1" r:id="rIdqtpuxfjxeuz9pczp_ws_u">
+            <w:hyperlink w:history="1" r:id="rIdwihen_yl377qmie2qdopn">
               <w:r>
                 <w:rPr>
                   <w:rFonts w:ascii="Arial" w:cs="Arial" w:eastAsia="Arial" w:hAnsi="Arial"/>
@@ -15963,7 +15963,7 @@
               <w:spacing w:after="10" w:before="0"/>
               <w:ind w:left="120"/>
             </w:pPr>
-            <w:hyperlink w:history="1" r:id="rIdfqphav_gunbmt_3__0efc">
+            <w:hyperlink w:history="1" r:id="rIdfljg6zvvzdxemt6oal9kc">
               <w:r>
                 <w:rPr>
                   <w:rFonts w:ascii="Arial" w:cs="Arial" w:eastAsia="Arial" w:hAnsi="Arial"/>
@@ -16173,7 +16173,7 @@
             <w:pPr>
               <w:spacing w:after="20" w:before="0"/>
             </w:pPr>
-            <w:hyperlink w:history="1" r:id="rIdwv5xu6bkaqe3jfcuuthkt">
+            <w:hyperlink w:history="1" r:id="rIdxqlgtn8njgfgyvyxqbvcu">
               <w:r>
                 <w:rPr>
                   <w:rFonts w:ascii="Arial" w:cs="Arial" w:eastAsia="Arial" w:hAnsi="Arial"/>
@@ -16222,7 +16222,7 @@
               <w:spacing w:after="10" w:before="0"/>
               <w:ind w:left="120"/>
             </w:pPr>
-            <w:hyperlink w:history="1" r:id="rIdxcjitzyvn8-h8xcwci8li">
+            <w:hyperlink w:history="1" r:id="rIdlbc9jfrss-t-bomrqtq9_">
               <w:r>
                 <w:rPr>
                   <w:rFonts w:ascii="Arial" w:cs="Arial" w:eastAsia="Arial" w:hAnsi="Arial"/>
@@ -16284,7 +16284,7 @@
               <w:spacing w:after="10" w:before="0"/>
               <w:ind w:left="120"/>
             </w:pPr>
-            <w:hyperlink w:history="1" r:id="rIdpabwqz_to6c-guvg-uasy">
+            <w:hyperlink w:history="1" r:id="rIdnzjixmt6qaxc6foviphar">
               <w:r>
                 <w:rPr>
                   <w:rFonts w:ascii="Arial" w:cs="Arial" w:eastAsia="Arial" w:hAnsi="Arial"/>
@@ -16811,7 +16811,7 @@
         </w:rPr>
         <w:t xml:space="preserve">© 2026 SeaVuria and ARES. Aligned with KICD objectives. Developed by SeaVuria; technical implementation by ARES (with AI assistance from Claude). Licensed under </w:t>
       </w:r>
-      <w:hyperlink w:history="1" r:id="rIde1augqmj1cjixspjd6rws">
+      <w:hyperlink w:history="1" r:id="rId5twun2t5rwqb96g8egtve">
         <w:r>
           <w:rPr>
             <w:rFonts w:ascii="Arial" w:cs="Arial" w:eastAsia="Arial" w:hAnsi="Arial"/>
@@ -16832,7 +16832,7 @@
         </w:rPr>
         <w:t xml:space="preserve"> (</w:t>
       </w:r>
-      <w:hyperlink w:history="1" r:id="rIdvx2stl-3zbgkzv7g2bmb_">
+      <w:hyperlink w:history="1" r:id="rIdepehlb-a6r3kw2dvacnim">
         <w:r>
           <w:rPr>
             <w:rFonts w:ascii="Arial" w:cs="Arial" w:eastAsia="Arial" w:hAnsi="Arial"/>
@@ -17862,7 +17862,7 @@
               <w:spacing w:after="10" w:before="0"/>
               <w:ind w:left="120"/>
             </w:pPr>
-            <w:hyperlink w:history="1" r:id="rIdd7zezbpc9logpjt9axy6m">
+            <w:hyperlink w:history="1" r:id="rId5w4hmlvqb2qzjwekhezvj">
               <w:r>
                 <w:rPr>
                   <w:rFonts w:ascii="Arial" w:cs="Arial" w:eastAsia="Arial" w:hAnsi="Arial"/>
@@ -17939,7 +17939,7 @@
               <w:spacing w:after="10" w:before="0"/>
               <w:ind w:left="120"/>
             </w:pPr>
-            <w:hyperlink w:history="1" r:id="rId_p4mc4kiis2degyp1ggvk">
+            <w:hyperlink w:history="1" r:id="rIdalt22vp2oyuyj7-krafah">
               <w:r>
                 <w:rPr>
                   <w:rFonts w:ascii="Arial" w:cs="Arial" w:eastAsia="Arial" w:hAnsi="Arial"/>
@@ -18166,7 +18166,7 @@
               <w:spacing w:after="10" w:before="0"/>
               <w:ind w:left="120"/>
             </w:pPr>
-            <w:hyperlink w:history="1" r:id="rIdc0mppon64rqnpso3chsni">
+            <w:hyperlink w:history="1" r:id="rIdlpuf96ep8uxqqqmddapva">
               <w:r>
                 <w:rPr>
                   <w:rFonts w:ascii="Arial" w:cs="Arial" w:eastAsia="Arial" w:hAnsi="Arial"/>
@@ -18243,7 +18243,7 @@
               <w:spacing w:after="10" w:before="0"/>
               <w:ind w:left="120"/>
             </w:pPr>
-            <w:hyperlink w:history="1" r:id="rIdcxs4rmium0aytkpka4ono">
+            <w:hyperlink w:history="1" r:id="rIdzpgcjnvp0oibjczlnrlte">
               <w:r>
                 <w:rPr>
                   <w:rFonts w:ascii="Arial" w:cs="Arial" w:eastAsia="Arial" w:hAnsi="Arial"/>
@@ -18470,7 +18470,7 @@
               <w:spacing w:after="10" w:before="0"/>
               <w:ind w:left="120"/>
             </w:pPr>
-            <w:hyperlink w:history="1" r:id="rIdg3yxurcj1l6wdybmizmi6">
+            <w:hyperlink w:history="1" r:id="rIdh6gvohdonetfxvp-r_mpx">
               <w:r>
                 <w:rPr>
                   <w:rFonts w:ascii="Arial" w:cs="Arial" w:eastAsia="Arial" w:hAnsi="Arial"/>
@@ -18547,7 +18547,7 @@
               <w:spacing w:after="10" w:before="0"/>
               <w:ind w:left="120"/>
             </w:pPr>
-            <w:hyperlink w:history="1" r:id="rIdnjeks6ieurjbo6dy96mbr">
+            <w:hyperlink w:history="1" r:id="rIdnouuubvmmuzqvbmp_qo4r">
               <w:r>
                 <w:rPr>
                   <w:rFonts w:ascii="Arial" w:cs="Arial" w:eastAsia="Arial" w:hAnsi="Arial"/>
@@ -18774,7 +18774,7 @@
               <w:spacing w:after="10" w:before="0"/>
               <w:ind w:left="120"/>
             </w:pPr>
-            <w:hyperlink w:history="1" r:id="rIdwbju8lep_ful5ibpwyyxm">
+            <w:hyperlink w:history="1" r:id="rIdjrq8qou3nqtmzuml6nxlb">
               <w:r>
                 <w:rPr>
                   <w:rFonts w:ascii="Arial" w:cs="Arial" w:eastAsia="Arial" w:hAnsi="Arial"/>
@@ -18851,7 +18851,7 @@
               <w:spacing w:after="10" w:before="0"/>
               <w:ind w:left="120"/>
             </w:pPr>
-            <w:hyperlink w:history="1" r:id="rId7b4sdx_la0dh1mbgymibx">
+            <w:hyperlink w:history="1" r:id="rIdwkkcv0jyhjexpatppu7my">
               <w:r>
                 <w:rPr>
                   <w:rFonts w:ascii="Arial" w:cs="Arial" w:eastAsia="Arial" w:hAnsi="Arial"/>
@@ -19078,7 +19078,7 @@
               <w:spacing w:after="10" w:before="0"/>
               <w:ind w:left="120"/>
             </w:pPr>
-            <w:hyperlink w:history="1" r:id="rIdibowjsblvsyxc2pbr0ntl">
+            <w:hyperlink w:history="1" r:id="rIdlrpvmywpgzeftamhifihx">
               <w:r>
                 <w:rPr>
                   <w:rFonts w:ascii="Arial" w:cs="Arial" w:eastAsia="Arial" w:hAnsi="Arial"/>
@@ -19155,7 +19155,7 @@
               <w:spacing w:after="10" w:before="0"/>
               <w:ind w:left="120"/>
             </w:pPr>
-            <w:hyperlink w:history="1" r:id="rIdagoq8acjn9m6zegrrvyvl">
+            <w:hyperlink w:history="1" r:id="rId_e6xfy-b42s3lqauuewyv">
               <w:r>
                 <w:rPr>
                   <w:rFonts w:ascii="Arial" w:cs="Arial" w:eastAsia="Arial" w:hAnsi="Arial"/>
@@ -19682,7 +19682,7 @@
         </w:rPr>
         <w:t xml:space="preserve">© 2026 SeaVuria and ARES. Aligned with KICD objectives. Developed by SeaVuria; technical implementation by ARES (with AI assistance from Claude). Licensed under </w:t>
       </w:r>
-      <w:hyperlink w:history="1" r:id="rIdcvnfkcd2wg0vmu9ynn9pr">
+      <w:hyperlink w:history="1" r:id="rIdxjaie1pdswtcmf7pp2hpc">
         <w:r>
           <w:rPr>
             <w:rFonts w:ascii="Arial" w:cs="Arial" w:eastAsia="Arial" w:hAnsi="Arial"/>
@@ -19703,7 +19703,7 @@
         </w:rPr>
         <w:t xml:space="preserve"> (</w:t>
       </w:r>
-      <w:hyperlink w:history="1" r:id="rIdtwzeye2oo7-wgbmlukdhe">
+      <w:hyperlink w:history="1" r:id="rIdc_ws3tuj0kd-4fwrkq5l1">
         <w:r>
           <w:rPr>
             <w:rFonts w:ascii="Arial" w:cs="Arial" w:eastAsia="Arial" w:hAnsi="Arial"/>
@@ -20716,7 +20716,7 @@
             <w:pPr>
               <w:spacing w:after="20" w:before="0"/>
             </w:pPr>
-            <w:hyperlink w:history="1" r:id="rIdyokcoutttmi0wxhnuk4ag">
+            <w:hyperlink w:history="1" r:id="rIdxoa_zzw9-8myyfa_x6lpr">
               <w:r>
                 <w:rPr>
                   <w:rFonts w:ascii="Arial" w:cs="Arial" w:eastAsia="Arial" w:hAnsi="Arial"/>
@@ -20749,7 +20749,7 @@
               <w:spacing w:after="10" w:before="0"/>
               <w:ind w:left="120"/>
             </w:pPr>
-            <w:hyperlink w:history="1" r:id="rIdxrwad9e9kr9_wjaag_0la">
+            <w:hyperlink w:history="1" r:id="rIdithevn1a9lu5stne3j7mg">
               <w:r>
                 <w:rPr>
                   <w:rFonts w:ascii="Arial" w:cs="Arial" w:eastAsia="Arial" w:hAnsi="Arial"/>
@@ -20794,7 +20794,7 @@
             <w:pPr>
               <w:spacing w:after="20" w:before="0"/>
             </w:pPr>
-            <w:hyperlink w:history="1" r:id="rIdez2a16o6sg0wv-5izefxz">
+            <w:hyperlink w:history="1" r:id="rId2hs2vtjzwdmzwt5iwnx8d">
               <w:r>
                 <w:rPr>
                   <w:rFonts w:ascii="Arial" w:cs="Arial" w:eastAsia="Arial" w:hAnsi="Arial"/>
@@ -20827,7 +20827,7 @@
               <w:spacing w:after="10" w:before="0"/>
               <w:ind w:left="120"/>
             </w:pPr>
-            <w:hyperlink w:history="1" r:id="rIdxhc7-ful_ciix8n2zx3mq">
+            <w:hyperlink w:history="1" r:id="rIdgcqmy3xbmm8dmchfaz0xx">
               <w:r>
                 <w:rPr>
                   <w:rFonts w:ascii="Arial" w:cs="Arial" w:eastAsia="Arial" w:hAnsi="Arial"/>
@@ -21022,7 +21022,7 @@
             <w:pPr>
               <w:spacing w:after="20" w:before="0"/>
             </w:pPr>
-            <w:hyperlink w:history="1" r:id="rId8qmjcmscplikn_h7eenlm">
+            <w:hyperlink w:history="1" r:id="rIdahn1db9lyeigwxq0p7cdw">
               <w:r>
                 <w:rPr>
                   <w:rFonts w:ascii="Arial" w:cs="Arial" w:eastAsia="Arial" w:hAnsi="Arial"/>
@@ -21055,7 +21055,7 @@
               <w:spacing w:after="10" w:before="0"/>
               <w:ind w:left="120"/>
             </w:pPr>
-            <w:hyperlink w:history="1" r:id="rIdlbkioiftbya-xl6wpr3av">
+            <w:hyperlink w:history="1" r:id="rIdmencdwvyksnwyfthucpzx">
               <w:r>
                 <w:rPr>
                   <w:rFonts w:ascii="Arial" w:cs="Arial" w:eastAsia="Arial" w:hAnsi="Arial"/>
@@ -21100,7 +21100,7 @@
             <w:pPr>
               <w:spacing w:after="20" w:before="0"/>
             </w:pPr>
-            <w:hyperlink w:history="1" r:id="rIde0ohhxtk0eddlxa_nzthb">
+            <w:hyperlink w:history="1" r:id="rId9n2tj_pb2v7_dvs_jmo57">
               <w:r>
                 <w:rPr>
                   <w:rFonts w:ascii="Arial" w:cs="Arial" w:eastAsia="Arial" w:hAnsi="Arial"/>
@@ -21133,7 +21133,7 @@
               <w:spacing w:after="10" w:before="0"/>
               <w:ind w:left="120"/>
             </w:pPr>
-            <w:hyperlink w:history="1" r:id="rIdoxbssyzcf7zxg5vd44htl">
+            <w:hyperlink w:history="1" r:id="rIdzdl93qumpgtlilabwmv5h">
               <w:r>
                 <w:rPr>
                   <w:rFonts w:ascii="Arial" w:cs="Arial" w:eastAsia="Arial" w:hAnsi="Arial"/>
@@ -21328,7 +21328,7 @@
             <w:pPr>
               <w:spacing w:after="20" w:before="0"/>
             </w:pPr>
-            <w:hyperlink w:history="1" r:id="rIdoghrxgtpmlpk6esoyntvp">
+            <w:hyperlink w:history="1" r:id="rIdhkh94klb1exusikbjg_ac">
               <w:r>
                 <w:rPr>
                   <w:rFonts w:ascii="Arial" w:cs="Arial" w:eastAsia="Arial" w:hAnsi="Arial"/>
@@ -21361,7 +21361,7 @@
               <w:spacing w:after="10" w:before="0"/>
               <w:ind w:left="120"/>
             </w:pPr>
-            <w:hyperlink w:history="1" r:id="rIddli_x0k5nhhdkky4uw795">
+            <w:hyperlink w:history="1" r:id="rId6fovkhteddputwkcoko7g">
               <w:r>
                 <w:rPr>
                   <w:rFonts w:ascii="Arial" w:cs="Arial" w:eastAsia="Arial" w:hAnsi="Arial"/>
@@ -21406,7 +21406,7 @@
             <w:pPr>
               <w:spacing w:after="20" w:before="0"/>
             </w:pPr>
-            <w:hyperlink w:history="1" r:id="rId96ipi84bfph0tvuomgolk">
+            <w:hyperlink w:history="1" r:id="rId3purlvfnmzzhmlkk5lrpw">
               <w:r>
                 <w:rPr>
                   <w:rFonts w:ascii="Arial" w:cs="Arial" w:eastAsia="Arial" w:hAnsi="Arial"/>
@@ -21439,7 +21439,7 @@
               <w:spacing w:after="10" w:before="0"/>
               <w:ind w:left="120"/>
             </w:pPr>
-            <w:hyperlink w:history="1" r:id="rIdlwvy_o1wnzkmm-sny3dth">
+            <w:hyperlink w:history="1" r:id="rIdupam3zztghoba5zgvjwiz">
               <w:r>
                 <w:rPr>
                   <w:rFonts w:ascii="Arial" w:cs="Arial" w:eastAsia="Arial" w:hAnsi="Arial"/>
@@ -21634,7 +21634,7 @@
             <w:pPr>
               <w:spacing w:after="20" w:before="0"/>
             </w:pPr>
-            <w:hyperlink w:history="1" r:id="rIdwrwy8u30qhltuauxlbq_y">
+            <w:hyperlink w:history="1" r:id="rIdpy8gie7mcnbsdmlvggbfq">
               <w:r>
                 <w:rPr>
                   <w:rFonts w:ascii="Arial" w:cs="Arial" w:eastAsia="Arial" w:hAnsi="Arial"/>
@@ -21667,7 +21667,7 @@
               <w:spacing w:after="10" w:before="0"/>
               <w:ind w:left="120"/>
             </w:pPr>
-            <w:hyperlink w:history="1" r:id="rIdiyxjumadqtutnambair5k">
+            <w:hyperlink w:history="1" r:id="rIdxqe1cu6ic5ec3hyoivg9u">
               <w:r>
                 <w:rPr>
                   <w:rFonts w:ascii="Arial" w:cs="Arial" w:eastAsia="Arial" w:hAnsi="Arial"/>
@@ -21712,7 +21712,7 @@
             <w:pPr>
               <w:spacing w:after="20" w:before="0"/>
             </w:pPr>
-            <w:hyperlink w:history="1" r:id="rId-rwrxkh6rmquz2_11qqd7">
+            <w:hyperlink w:history="1" r:id="rIdgolmiepln_vkyol7g0sen">
               <w:r>
                 <w:rPr>
                   <w:rFonts w:ascii="Arial" w:cs="Arial" w:eastAsia="Arial" w:hAnsi="Arial"/>
@@ -21745,7 +21745,7 @@
               <w:spacing w:after="10" w:before="0"/>
               <w:ind w:left="120"/>
             </w:pPr>
-            <w:hyperlink w:history="1" r:id="rIdbpelmrmjpp52ayhwhmchg">
+            <w:hyperlink w:history="1" r:id="rIdx9-tro9msgw5r6kmi06jh">
               <w:r>
                 <w:rPr>
                   <w:rFonts w:ascii="Arial" w:cs="Arial" w:eastAsia="Arial" w:hAnsi="Arial"/>
@@ -21940,7 +21940,7 @@
             <w:pPr>
               <w:spacing w:after="20" w:before="0"/>
             </w:pPr>
-            <w:hyperlink w:history="1" r:id="rId3dygdpxxatduqrjghx_4w">
+            <w:hyperlink w:history="1" r:id="rId8pchcbeifkpzoazwbc2ai">
               <w:r>
                 <w:rPr>
                   <w:rFonts w:ascii="Arial" w:cs="Arial" w:eastAsia="Arial" w:hAnsi="Arial"/>
@@ -21989,7 +21989,7 @@
               <w:spacing w:after="10" w:before="0"/>
               <w:ind w:left="120"/>
             </w:pPr>
-            <w:hyperlink w:history="1" r:id="rIdivlvh70efwld6_x8dfrq2">
+            <w:hyperlink w:history="1" r:id="rIdpzloqh8meicgcugpnptld">
               <w:r>
                 <w:rPr>
                   <w:rFonts w:ascii="Arial" w:cs="Arial" w:eastAsia="Arial" w:hAnsi="Arial"/>
@@ -22034,7 +22034,7 @@
             <w:pPr>
               <w:spacing w:after="20" w:before="0"/>
             </w:pPr>
-            <w:hyperlink w:history="1" r:id="rIdxq_xt8o4bjnfghmuz4fks">
+            <w:hyperlink w:history="1" r:id="rIdnmlgllxzbuw8g-yh97rwv">
               <w:r>
                 <w:rPr>
                   <w:rFonts w:ascii="Arial" w:cs="Arial" w:eastAsia="Arial" w:hAnsi="Arial"/>
@@ -22067,7 +22067,7 @@
               <w:spacing w:after="10" w:before="0"/>
               <w:ind w:left="120"/>
             </w:pPr>
-            <w:hyperlink w:history="1" r:id="rIdmoskw_bjp8q4domxvevyw">
+            <w:hyperlink w:history="1" r:id="rId8n68ry8qe0ug39hadex1h">
               <w:r>
                 <w:rPr>
                   <w:rFonts w:ascii="Arial" w:cs="Arial" w:eastAsia="Arial" w:hAnsi="Arial"/>
@@ -22579,7 +22579,7 @@
         </w:rPr>
         <w:t xml:space="preserve">© 2026 SeaVuria and ARES. Aligned with KICD objectives. Developed by SeaVuria; technical implementation by ARES (with AI assistance from Claude). Licensed under </w:t>
       </w:r>
-      <w:hyperlink w:history="1" r:id="rIdwngkilm3fj2rcozuuwxnc">
+      <w:hyperlink w:history="1" r:id="rIdsoycu50volgdqpstmsczg">
         <w:r>
           <w:rPr>
             <w:rFonts w:ascii="Arial" w:cs="Arial" w:eastAsia="Arial" w:hAnsi="Arial"/>
@@ -22600,7 +22600,7 @@
         </w:rPr>
         <w:t xml:space="preserve"> (</w:t>
       </w:r>
-      <w:hyperlink w:history="1" r:id="rIdmkymkv14vkcahui22lobi">
+      <w:hyperlink w:history="1" r:id="rId-wj3-cutfee4u4eho69j3">
         <w:r>
           <w:rPr>
             <w:rFonts w:ascii="Arial" w:cs="Arial" w:eastAsia="Arial" w:hAnsi="Arial"/>
@@ -23613,7 +23613,7 @@
             <w:pPr>
               <w:spacing w:after="20" w:before="0"/>
             </w:pPr>
-            <w:hyperlink w:history="1" r:id="rIdnywztixrc4bzw6kkhjjh1">
+            <w:hyperlink w:history="1" r:id="rIdzk_rgyeipnbhaoqf-fmfz">
               <w:r>
                 <w:rPr>
                   <w:rFonts w:ascii="Arial" w:cs="Arial" w:eastAsia="Arial" w:hAnsi="Arial"/>
@@ -23646,7 +23646,7 @@
               <w:spacing w:after="10" w:before="0"/>
               <w:ind w:left="120"/>
             </w:pPr>
-            <w:hyperlink w:history="1" r:id="rIdmlyi2fkrgzc9c_1_hmfbw">
+            <w:hyperlink w:history="1" r:id="rIdmmweuv1fyulyliebatt0f">
               <w:r>
                 <w:rPr>
                   <w:rFonts w:ascii="Arial" w:cs="Arial" w:eastAsia="Arial" w:hAnsi="Arial"/>
@@ -23691,7 +23691,7 @@
             <w:pPr>
               <w:spacing w:after="20" w:before="0"/>
             </w:pPr>
-            <w:hyperlink w:history="1" r:id="rIdkb9e4f0fehcoq_b2bnz-z">
+            <w:hyperlink w:history="1" r:id="rIdhoao80suhvqf9zgl5wcok">
               <w:r>
                 <w:rPr>
                   <w:rFonts w:ascii="Arial" w:cs="Arial" w:eastAsia="Arial" w:hAnsi="Arial"/>
@@ -23724,7 +23724,7 @@
               <w:spacing w:after="10" w:before="0"/>
               <w:ind w:left="120"/>
             </w:pPr>
-            <w:hyperlink w:history="1" r:id="rIdjwvo5xwfjwlj9pipyix2k">
+            <w:hyperlink w:history="1" r:id="rIdhg8bhmmdw54vaagetudou">
               <w:r>
                 <w:rPr>
                   <w:rFonts w:ascii="Arial" w:cs="Arial" w:eastAsia="Arial" w:hAnsi="Arial"/>
@@ -23919,7 +23919,7 @@
             <w:pPr>
               <w:spacing w:after="20" w:before="0"/>
             </w:pPr>
-            <w:hyperlink w:history="1" r:id="rIde2fm9nharjxjerzx2oixv">
+            <w:hyperlink w:history="1" r:id="rId5lemgvw2usdcd3o-hphg4">
               <w:r>
                 <w:rPr>
                   <w:rFonts w:ascii="Arial" w:cs="Arial" w:eastAsia="Arial" w:hAnsi="Arial"/>
@@ -23952,7 +23952,7 @@
               <w:spacing w:after="10" w:before="0"/>
               <w:ind w:left="120"/>
             </w:pPr>
-            <w:hyperlink w:history="1" r:id="rIdgbgfxzc0njdsbefba53ja">
+            <w:hyperlink w:history="1" r:id="rIdp1wly9b-2hlrvheh9vxjh">
               <w:r>
                 <w:rPr>
                   <w:rFonts w:ascii="Arial" w:cs="Arial" w:eastAsia="Arial" w:hAnsi="Arial"/>
@@ -23997,7 +23997,7 @@
             <w:pPr>
               <w:spacing w:after="20" w:before="0"/>
             </w:pPr>
-            <w:hyperlink w:history="1" r:id="rIdf4v5zamr1cpgus9grx4ka">
+            <w:hyperlink w:history="1" r:id="rIdwsoavy9uq2lhnxhqxzut7">
               <w:r>
                 <w:rPr>
                   <w:rFonts w:ascii="Arial" w:cs="Arial" w:eastAsia="Arial" w:hAnsi="Arial"/>
@@ -24030,7 +24030,7 @@
               <w:spacing w:after="10" w:before="0"/>
               <w:ind w:left="120"/>
             </w:pPr>
-            <w:hyperlink w:history="1" r:id="rIdolh2dodlii--k4e1zthby">
+            <w:hyperlink w:history="1" r:id="rId_igwibouvd8_zq3bbgwot">
               <w:r>
                 <w:rPr>
                   <w:rFonts w:ascii="Arial" w:cs="Arial" w:eastAsia="Arial" w:hAnsi="Arial"/>
@@ -24453,7 +24453,7 @@
             <w:pPr>
               <w:spacing w:after="20" w:before="0"/>
             </w:pPr>
-            <w:hyperlink w:history="1" r:id="rIdq4ptwueuqt_uoea6m71_7">
+            <w:hyperlink w:history="1" r:id="rIdd5krkbjw-fiyrga-bozep">
               <w:r>
                 <w:rPr>
                   <w:rFonts w:ascii="Arial" w:cs="Arial" w:eastAsia="Arial" w:hAnsi="Arial"/>
@@ -24502,7 +24502,7 @@
               <w:spacing w:after="10" w:before="0"/>
               <w:ind w:left="120"/>
             </w:pPr>
-            <w:hyperlink w:history="1" r:id="rIdtu7ki4erbs3mmxuwojslz">
+            <w:hyperlink w:history="1" r:id="rIdvtixq8lde3wujhm95z765">
               <w:r>
                 <w:rPr>
                   <w:rFonts w:ascii="Arial" w:cs="Arial" w:eastAsia="Arial" w:hAnsi="Arial"/>
@@ -24547,7 +24547,7 @@
             <w:pPr>
               <w:spacing w:after="20" w:before="0"/>
             </w:pPr>
-            <w:hyperlink w:history="1" r:id="rIdpat_zy2shpblqqshpz0w2">
+            <w:hyperlink w:history="1" r:id="rIdzulx4ij9jydwh6q0i7vu3">
               <w:r>
                 <w:rPr>
                   <w:rFonts w:ascii="Arial" w:cs="Arial" w:eastAsia="Arial" w:hAnsi="Arial"/>
@@ -24580,7 +24580,7 @@
               <w:spacing w:after="10" w:before="0"/>
               <w:ind w:left="120"/>
             </w:pPr>
-            <w:hyperlink w:history="1" r:id="rIdck9s4g5c7ifhmjwfodefg">
+            <w:hyperlink w:history="1" r:id="rIdpcpk-9ur1c3rhaaptpqvr">
               <w:r>
                 <w:rPr>
                   <w:rFonts w:ascii="Arial" w:cs="Arial" w:eastAsia="Arial" w:hAnsi="Arial"/>
@@ -24775,7 +24775,7 @@
             <w:pPr>
               <w:spacing w:after="20" w:before="0"/>
             </w:pPr>
-            <w:hyperlink w:history="1" r:id="rId-dyfquestpd9r8z-pgta-">
+            <w:hyperlink w:history="1" r:id="rIdariisdk5agbfr8ev-xfvs">
               <w:r>
                 <w:rPr>
                   <w:rFonts w:ascii="Arial" w:cs="Arial" w:eastAsia="Arial" w:hAnsi="Arial"/>
@@ -24824,7 +24824,7 @@
               <w:spacing w:after="10" w:before="0"/>
               <w:ind w:left="120"/>
             </w:pPr>
-            <w:hyperlink w:history="1" r:id="rIdwxx5fiyynu2sj_qcv2jon">
+            <w:hyperlink w:history="1" r:id="rIds_ume5to-xmxfcmcw_epj">
               <w:r>
                 <w:rPr>
                   <w:rFonts w:ascii="Arial" w:cs="Arial" w:eastAsia="Arial" w:hAnsi="Arial"/>
@@ -24869,7 +24869,7 @@
             <w:pPr>
               <w:spacing w:after="20" w:before="0"/>
             </w:pPr>
-            <w:hyperlink w:history="1" r:id="rId-vkb8zxiq3wzfxypevxfm">
+            <w:hyperlink w:history="1" r:id="rIdlybadpgegeyrfcmodycze">
               <w:r>
                 <w:rPr>
                   <w:rFonts w:ascii="Arial" w:cs="Arial" w:eastAsia="Arial" w:hAnsi="Arial"/>
@@ -24902,7 +24902,7 @@
               <w:spacing w:after="10" w:before="0"/>
               <w:ind w:left="120"/>
             </w:pPr>
-            <w:hyperlink w:history="1" r:id="rId5wbflnckmnb7pevo3fgpd">
+            <w:hyperlink w:history="1" r:id="rIdmbhtgclcudkbuxnmlxiiv">
               <w:r>
                 <w:rPr>
                   <w:rFonts w:ascii="Arial" w:cs="Arial" w:eastAsia="Arial" w:hAnsi="Arial"/>
@@ -25097,7 +25097,7 @@
             <w:pPr>
               <w:spacing w:after="20" w:before="0"/>
             </w:pPr>
-            <w:hyperlink w:history="1" r:id="rIdeusall-t26agcd5abxuyw">
+            <w:hyperlink w:history="1" r:id="rId45jmelfxclrpeujee4hxu">
               <w:r>
                 <w:rPr>
                   <w:rFonts w:ascii="Arial" w:cs="Arial" w:eastAsia="Arial" w:hAnsi="Arial"/>
@@ -25146,7 +25146,7 @@
               <w:spacing w:after="10" w:before="0"/>
               <w:ind w:left="120"/>
             </w:pPr>
-            <w:hyperlink w:history="1" r:id="rIdtu7edi-hogmguioxiwhfp">
+            <w:hyperlink w:history="1" r:id="rId7gs3a8ctxsn96spwht6t8">
               <w:r>
                 <w:rPr>
                   <w:rFonts w:ascii="Arial" w:cs="Arial" w:eastAsia="Arial" w:hAnsi="Arial"/>
@@ -25191,7 +25191,7 @@
             <w:pPr>
               <w:spacing w:after="20" w:before="0"/>
             </w:pPr>
-            <w:hyperlink w:history="1" r:id="rId9s3rjyzsbr8mah01miolz">
+            <w:hyperlink w:history="1" r:id="rIdnswany4un_pyylykaziyn">
               <w:r>
                 <w:rPr>
                   <w:rFonts w:ascii="Arial" w:cs="Arial" w:eastAsia="Arial" w:hAnsi="Arial"/>
@@ -25240,7 +25240,7 @@
               <w:spacing w:after="10" w:before="0"/>
               <w:ind w:left="120"/>
             </w:pPr>
-            <w:hyperlink w:history="1" r:id="rIddi3q-tr7dug6hy7q1edem">
+            <w:hyperlink w:history="1" r:id="rId5syho-wducr6sroxxbgvh">
               <w:r>
                 <w:rPr>
                   <w:rFonts w:ascii="Arial" w:cs="Arial" w:eastAsia="Arial" w:hAnsi="Arial"/>
@@ -25980,7 +25980,7 @@
         </w:rPr>
         <w:t xml:space="preserve">© 2026 SeaVuria and ARES. Aligned with KICD objectives. Developed by SeaVuria; technical implementation by ARES (with AI assistance from Claude). Licensed under </w:t>
       </w:r>
-      <w:hyperlink w:history="1" r:id="rIdbgsbm5jtqu3l7ssaqz4i6">
+      <w:hyperlink w:history="1" r:id="rId9jureb9va0z3hd-vi17t4">
         <w:r>
           <w:rPr>
             <w:rFonts w:ascii="Arial" w:cs="Arial" w:eastAsia="Arial" w:hAnsi="Arial"/>
@@ -26001,7 +26001,7 @@
         </w:rPr>
         <w:t xml:space="preserve"> (</w:t>
       </w:r>
-      <w:hyperlink w:history="1" r:id="rIdvxaozhxegkmpb9aehvpej">
+      <w:hyperlink w:history="1" r:id="rIddlsqq3vfaj7jqbxwzqgs_">
         <w:r>
           <w:rPr>
             <w:rFonts w:ascii="Arial" w:cs="Arial" w:eastAsia="Arial" w:hAnsi="Arial"/>

--- a/data/outputs/v2/General_Science/SS3.2_Linear_Motion/General_Science_Linear_Motion_CBE_LessonSequence.docx
+++ b/data/outputs/v2/General_Science/SS3.2_Linear_Motion/General_Science_Linear_Motion_CBE_LessonSequence.docx
@@ -2126,7 +2126,7 @@
         </w:rPr>
         <w:t xml:space="preserve">© 2026 SeaVuria and ARES. This work is licensed under a </w:t>
       </w:r>
-      <w:hyperlink w:history="1" r:id="rIdq4z1xoxf0gjz2woex-de7">
+      <w:hyperlink w:history="1" r:id="rIdk4npwiqhytqziyrl3-s7y">
         <w:r>
           <w:rPr>
             <w:rFonts w:ascii="Arial" w:cs="Arial" w:eastAsia="Arial" w:hAnsi="Arial"/>
@@ -2146,7 +2146,7 @@
         </w:rPr>
         <w:t xml:space="preserve"> (</w:t>
       </w:r>
-      <w:hyperlink w:history="1" r:id="rIdn2j6yyjckxrqmpwfdsj50">
+      <w:hyperlink w:history="1" r:id="rIddqtlelqcouk2ec8unugfr">
         <w:r>
           <w:rPr>
             <w:rFonts w:ascii="Arial" w:cs="Arial" w:eastAsia="Arial" w:hAnsi="Arial"/>
@@ -2166,7 +2166,7 @@
         </w:rPr>
         <w:t xml:space="preserve">). To view a copy of this license, visit </w:t>
       </w:r>
-      <w:hyperlink w:history="1" r:id="rId8owel1ig2tlfeceqneaar">
+      <w:hyperlink w:history="1" r:id="rIda0jr57myn1ojnphr7oili">
         <w:r>
           <w:rPr>
             <w:rFonts w:ascii="Arial" w:cs="Arial" w:eastAsia="Arial" w:hAnsi="Arial"/>
@@ -3178,7 +3178,7 @@
             <w:pPr>
               <w:spacing w:after="20" w:before="0"/>
             </w:pPr>
-            <w:hyperlink w:history="1" r:id="rIdj6swoq7z00eswpbp-kngj">
+            <w:hyperlink w:history="1" r:id="rIddqyejfsd_6rurauh1wr9s">
               <w:r>
                 <w:rPr>
                   <w:rFonts w:ascii="Arial" w:cs="Arial" w:eastAsia="Arial" w:hAnsi="Arial"/>
@@ -3211,7 +3211,7 @@
               <w:spacing w:after="10" w:before="0"/>
               <w:ind w:left="120"/>
             </w:pPr>
-            <w:hyperlink w:history="1" r:id="rIdjqpbcy0zvcddtlj6ayxp_">
+            <w:hyperlink w:history="1" r:id="rIdpsms5aywnaziqroszda5y">
               <w:r>
                 <w:rPr>
                   <w:rFonts w:ascii="Arial" w:cs="Arial" w:eastAsia="Arial" w:hAnsi="Arial"/>
@@ -3256,7 +3256,7 @@
             <w:pPr>
               <w:spacing w:after="20" w:before="0"/>
             </w:pPr>
-            <w:hyperlink w:history="1" r:id="rIdcjmvitxghmu6kipgfja30">
+            <w:hyperlink w:history="1" r:id="rIdds8uxtqmji_npzp20asqb">
               <w:r>
                 <w:rPr>
                   <w:rFonts w:ascii="Arial" w:cs="Arial" w:eastAsia="Arial" w:hAnsi="Arial"/>
@@ -3289,7 +3289,7 @@
               <w:spacing w:after="10" w:before="0"/>
               <w:ind w:left="120"/>
             </w:pPr>
-            <w:hyperlink w:history="1" r:id="rIdlhp7wsewqgzoogpos1wra">
+            <w:hyperlink w:history="1" r:id="rIdorhm90tttao_kuedpdqat">
               <w:r>
                 <w:rPr>
                   <w:rFonts w:ascii="Arial" w:cs="Arial" w:eastAsia="Arial" w:hAnsi="Arial"/>
@@ -3484,7 +3484,7 @@
             <w:pPr>
               <w:spacing w:after="20" w:before="0"/>
             </w:pPr>
-            <w:hyperlink w:history="1" r:id="rId_rjuqvtvluplyacgdkhsw">
+            <w:hyperlink w:history="1" r:id="rIdyz7m3-l_ectzboeerqwao">
               <w:r>
                 <w:rPr>
                   <w:rFonts w:ascii="Arial" w:cs="Arial" w:eastAsia="Arial" w:hAnsi="Arial"/>
@@ -3517,7 +3517,7 @@
               <w:spacing w:after="10" w:before="0"/>
               <w:ind w:left="120"/>
             </w:pPr>
-            <w:hyperlink w:history="1" r:id="rIdwcua1kjv8lowq2egg7qiu">
+            <w:hyperlink w:history="1" r:id="rId0iuqzzdxvt473yezzjmax">
               <w:r>
                 <w:rPr>
                   <w:rFonts w:ascii="Arial" w:cs="Arial" w:eastAsia="Arial" w:hAnsi="Arial"/>
@@ -3562,7 +3562,7 @@
             <w:pPr>
               <w:spacing w:after="20" w:before="0"/>
             </w:pPr>
-            <w:hyperlink w:history="1" r:id="rId-htnzelukcm5rmv32wi6p">
+            <w:hyperlink w:history="1" r:id="rId_2uckqljbdiajxraf86gu">
               <w:r>
                 <w:rPr>
                   <w:rFonts w:ascii="Arial" w:cs="Arial" w:eastAsia="Arial" w:hAnsi="Arial"/>
@@ -3595,7 +3595,7 @@
               <w:spacing w:after="10" w:before="0"/>
               <w:ind w:left="120"/>
             </w:pPr>
-            <w:hyperlink w:history="1" r:id="rIdq9n4k5zndjt95eawraprh">
+            <w:hyperlink w:history="1" r:id="rIdwt_8j9hylh-uurc2dsk5b">
               <w:r>
                 <w:rPr>
                   <w:rFonts w:ascii="Arial" w:cs="Arial" w:eastAsia="Arial" w:hAnsi="Arial"/>
@@ -3790,7 +3790,7 @@
             <w:pPr>
               <w:spacing w:after="20" w:before="0"/>
             </w:pPr>
-            <w:hyperlink w:history="1" r:id="rIdcfq3pryyimmsjgum5yoku">
+            <w:hyperlink w:history="1" r:id="rIdoiilh7rkp6ziqshphhxla">
               <w:r>
                 <w:rPr>
                   <w:rFonts w:ascii="Arial" w:cs="Arial" w:eastAsia="Arial" w:hAnsi="Arial"/>
@@ -3823,7 +3823,7 @@
               <w:spacing w:after="10" w:before="0"/>
               <w:ind w:left="120"/>
             </w:pPr>
-            <w:hyperlink w:history="1" r:id="rIdtpul3pbyv-kbaaqr6oi0t">
+            <w:hyperlink w:history="1" r:id="rIdg2lxwiems5klmhbcobst5">
               <w:r>
                 <w:rPr>
                   <w:rFonts w:ascii="Arial" w:cs="Arial" w:eastAsia="Arial" w:hAnsi="Arial"/>
@@ -3868,7 +3868,7 @@
             <w:pPr>
               <w:spacing w:after="20" w:before="0"/>
             </w:pPr>
-            <w:hyperlink w:history="1" r:id="rIdxf4p1jzqshddu9gqgb0lp">
+            <w:hyperlink w:history="1" r:id="rIdmus_xxiho5eksqwqxao1q">
               <w:r>
                 <w:rPr>
                   <w:rFonts w:ascii="Arial" w:cs="Arial" w:eastAsia="Arial" w:hAnsi="Arial"/>
@@ -3917,7 +3917,7 @@
               <w:spacing w:after="10" w:before="0"/>
               <w:ind w:left="120"/>
             </w:pPr>
-            <w:hyperlink w:history="1" r:id="rId0lfqgs7ffvbbhgmiz4mez">
+            <w:hyperlink w:history="1" r:id="rIdtlglltjpf4kjfdnedys0s">
               <w:r>
                 <w:rPr>
                   <w:rFonts w:ascii="Arial" w:cs="Arial" w:eastAsia="Arial" w:hAnsi="Arial"/>
@@ -4112,7 +4112,7 @@
             <w:pPr>
               <w:spacing w:after="20" w:before="0"/>
             </w:pPr>
-            <w:hyperlink w:history="1" r:id="rIdygs-f0-lfc2o1fpnhgwp0">
+            <w:hyperlink w:history="1" r:id="rIduwfeahdvi21_damwq4wyr">
               <w:r>
                 <w:rPr>
                   <w:rFonts w:ascii="Arial" w:cs="Arial" w:eastAsia="Arial" w:hAnsi="Arial"/>
@@ -4145,7 +4145,7 @@
               <w:spacing w:after="10" w:before="0"/>
               <w:ind w:left="120"/>
             </w:pPr>
-            <w:hyperlink w:history="1" r:id="rIdyunrnhjfqyztm3jucqg3w">
+            <w:hyperlink w:history="1" r:id="rIdeocgz_afqlyg8hffbv9-p">
               <w:r>
                 <w:rPr>
                   <w:rFonts w:ascii="Arial" w:cs="Arial" w:eastAsia="Arial" w:hAnsi="Arial"/>
@@ -4190,7 +4190,7 @@
             <w:pPr>
               <w:spacing w:after="20" w:before="0"/>
             </w:pPr>
-            <w:hyperlink w:history="1" r:id="rIdiikeosaqcg8zw2wg5icfa">
+            <w:hyperlink w:history="1" r:id="rIdgbnf7kfhw-yo9envns-sf">
               <w:r>
                 <w:rPr>
                   <w:rFonts w:ascii="Arial" w:cs="Arial" w:eastAsia="Arial" w:hAnsi="Arial"/>
@@ -4239,7 +4239,7 @@
               <w:spacing w:after="10" w:before="0"/>
               <w:ind w:left="120"/>
             </w:pPr>
-            <w:hyperlink w:history="1" r:id="rIdpowrz8hv2xccewpki0b7e">
+            <w:hyperlink w:history="1" r:id="rIdidl_ofluoyoa_3b_ypf89">
               <w:r>
                 <w:rPr>
                   <w:rFonts w:ascii="Arial" w:cs="Arial" w:eastAsia="Arial" w:hAnsi="Arial"/>
@@ -4434,7 +4434,7 @@
             <w:pPr>
               <w:spacing w:after="20" w:before="0"/>
             </w:pPr>
-            <w:hyperlink w:history="1" r:id="rIdv0kghg0chpi_xc7kbh7ja">
+            <w:hyperlink w:history="1" r:id="rIdbxt1yth5qe2a93gouqf7l">
               <w:r>
                 <w:rPr>
                   <w:rFonts w:ascii="Arial" w:cs="Arial" w:eastAsia="Arial" w:hAnsi="Arial"/>
@@ -4483,7 +4483,7 @@
               <w:spacing w:after="10" w:before="0"/>
               <w:ind w:left="120"/>
             </w:pPr>
-            <w:hyperlink w:history="1" r:id="rId94czkzwvn-0jztvcqr6yd">
+            <w:hyperlink w:history="1" r:id="rIdb1agah_v4njajm0cgc8va">
               <w:r>
                 <w:rPr>
                   <w:rFonts w:ascii="Arial" w:cs="Arial" w:eastAsia="Arial" w:hAnsi="Arial"/>
@@ -4528,7 +4528,7 @@
             <w:pPr>
               <w:spacing w:after="20" w:before="0"/>
             </w:pPr>
-            <w:hyperlink w:history="1" r:id="rIdmayt93xnp_epixw9c8axz">
+            <w:hyperlink w:history="1" r:id="rId5olsnoenkcz4tofpq9rag">
               <w:r>
                 <w:rPr>
                   <w:rFonts w:ascii="Arial" w:cs="Arial" w:eastAsia="Arial" w:hAnsi="Arial"/>
@@ -4577,7 +4577,7 @@
               <w:spacing w:after="10" w:before="0"/>
               <w:ind w:left="120"/>
             </w:pPr>
-            <w:hyperlink w:history="1" r:id="rIduq3fxaedm8xnlmicfyt8g">
+            <w:hyperlink w:history="1" r:id="rIdm3vl8eoaccxh4_upq_bst">
               <w:r>
                 <w:rPr>
                   <w:rFonts w:ascii="Arial" w:cs="Arial" w:eastAsia="Arial" w:hAnsi="Arial"/>
@@ -5089,7 +5089,7 @@
         </w:rPr>
         <w:t xml:space="preserve">© 2026 SeaVuria and ARES. Aligned with KICD objectives. Developed by SeaVuria; technical implementation by ARES (with AI assistance from Claude). Licensed under </w:t>
       </w:r>
-      <w:hyperlink w:history="1" r:id="rId4fc5bmjnljjnialiqhqau">
+      <w:hyperlink w:history="1" r:id="rIdy48erft9_cljffqsu5dep">
         <w:r>
           <w:rPr>
             <w:rFonts w:ascii="Arial" w:cs="Arial" w:eastAsia="Arial" w:hAnsi="Arial"/>
@@ -5110,7 +5110,7 @@
         </w:rPr>
         <w:t xml:space="preserve"> (</w:t>
       </w:r>
-      <w:hyperlink w:history="1" r:id="rIdxmgv6o_0kr0kqrvwu6fsj">
+      <w:hyperlink w:history="1" r:id="rId4ftvgfodpivtyx6-u721o">
         <w:r>
           <w:rPr>
             <w:rFonts w:ascii="Arial" w:cs="Arial" w:eastAsia="Arial" w:hAnsi="Arial"/>
@@ -6123,7 +6123,7 @@
             <w:pPr>
               <w:spacing w:after="20" w:before="0"/>
             </w:pPr>
-            <w:hyperlink w:history="1" r:id="rId1txbiago3pkabthspaogz">
+            <w:hyperlink w:history="1" r:id="rIdi-mr67y6cihde45cur1u6">
               <w:r>
                 <w:rPr>
                   <w:rFonts w:ascii="Arial" w:cs="Arial" w:eastAsia="Arial" w:hAnsi="Arial"/>
@@ -6156,7 +6156,7 @@
               <w:spacing w:after="10" w:before="0"/>
               <w:ind w:left="120"/>
             </w:pPr>
-            <w:hyperlink w:history="1" r:id="rIdnrvwir83k4md3g-xuep2y">
+            <w:hyperlink w:history="1" r:id="rIdvecoshhpijztuqqgxw1zs">
               <w:r>
                 <w:rPr>
                   <w:rFonts w:ascii="Arial" w:cs="Arial" w:eastAsia="Arial" w:hAnsi="Arial"/>
@@ -6201,7 +6201,7 @@
             <w:pPr>
               <w:spacing w:after="20" w:before="0"/>
             </w:pPr>
-            <w:hyperlink w:history="1" r:id="rIdxgrsbyrao7qw4i4pkiv4s">
+            <w:hyperlink w:history="1" r:id="rIdxv0jmt2k3t-gjledihjh2">
               <w:r>
                 <w:rPr>
                   <w:rFonts w:ascii="Arial" w:cs="Arial" w:eastAsia="Arial" w:hAnsi="Arial"/>
@@ -6234,7 +6234,7 @@
               <w:spacing w:after="10" w:before="0"/>
               <w:ind w:left="120"/>
             </w:pPr>
-            <w:hyperlink w:history="1" r:id="rId3o7lsceglhbco0u-0nt98">
+            <w:hyperlink w:history="1" r:id="rId8sedzbtkll78ekmip7b7o">
               <w:r>
                 <w:rPr>
                   <w:rFonts w:ascii="Arial" w:cs="Arial" w:eastAsia="Arial" w:hAnsi="Arial"/>
@@ -6429,7 +6429,7 @@
             <w:pPr>
               <w:spacing w:after="20" w:before="0"/>
             </w:pPr>
-            <w:hyperlink w:history="1" r:id="rIdjobwmsghisz72xclwu53r">
+            <w:hyperlink w:history="1" r:id="rIdfvkugdsdnqpauu7tpxk__">
               <w:r>
                 <w:rPr>
                   <w:rFonts w:ascii="Arial" w:cs="Arial" w:eastAsia="Arial" w:hAnsi="Arial"/>
@@ -6462,7 +6462,7 @@
               <w:spacing w:after="10" w:before="0"/>
               <w:ind w:left="120"/>
             </w:pPr>
-            <w:hyperlink w:history="1" r:id="rIdbjmnpd3xpjt4_tzt9zuhh">
+            <w:hyperlink w:history="1" r:id="rIdnx2_rzvyemcjngtng9aqy">
               <w:r>
                 <w:rPr>
                   <w:rFonts w:ascii="Arial" w:cs="Arial" w:eastAsia="Arial" w:hAnsi="Arial"/>
@@ -6507,7 +6507,7 @@
             <w:pPr>
               <w:spacing w:after="20" w:before="0"/>
             </w:pPr>
-            <w:hyperlink w:history="1" r:id="rIdftlgimnf2s8ysgrd_fpo6">
+            <w:hyperlink w:history="1" r:id="rIdapnoblhye_vkcpjoijwum">
               <w:r>
                 <w:rPr>
                   <w:rFonts w:ascii="Arial" w:cs="Arial" w:eastAsia="Arial" w:hAnsi="Arial"/>
@@ -6540,7 +6540,7 @@
               <w:spacing w:after="10" w:before="0"/>
               <w:ind w:left="120"/>
             </w:pPr>
-            <w:hyperlink w:history="1" r:id="rId2i6oja-2hsm9m755rulmk">
+            <w:hyperlink w:history="1" r:id="rIdtt4ar0xuh9w4ujogilnbz">
               <w:r>
                 <w:rPr>
                   <w:rFonts w:ascii="Arial" w:cs="Arial" w:eastAsia="Arial" w:hAnsi="Arial"/>
@@ -6735,7 +6735,7 @@
             <w:pPr>
               <w:spacing w:after="20" w:before="0"/>
             </w:pPr>
-            <w:hyperlink w:history="1" r:id="rId5doevgnlgyzi_oxiqgkg1">
+            <w:hyperlink w:history="1" r:id="rIdtgozgsogcmdprkhiecjyf">
               <w:r>
                 <w:rPr>
                   <w:rFonts w:ascii="Arial" w:cs="Arial" w:eastAsia="Arial" w:hAnsi="Arial"/>
@@ -6768,7 +6768,7 @@
               <w:spacing w:after="10" w:before="0"/>
               <w:ind w:left="120"/>
             </w:pPr>
-            <w:hyperlink w:history="1" r:id="rIdptvlzkboy00hz16jmn6qi">
+            <w:hyperlink w:history="1" r:id="rIdtrtbcaoxtwg96wgn8gsh1">
               <w:r>
                 <w:rPr>
                   <w:rFonts w:ascii="Arial" w:cs="Arial" w:eastAsia="Arial" w:hAnsi="Arial"/>
@@ -6813,7 +6813,7 @@
             <w:pPr>
               <w:spacing w:after="20" w:before="0"/>
             </w:pPr>
-            <w:hyperlink w:history="1" r:id="rIdudxpntgzyijwsmmoojqj8">
+            <w:hyperlink w:history="1" r:id="rId2wrrqdiula_9vfldxke0u">
               <w:r>
                 <w:rPr>
                   <w:rFonts w:ascii="Arial" w:cs="Arial" w:eastAsia="Arial" w:hAnsi="Arial"/>
@@ -6846,7 +6846,7 @@
               <w:spacing w:after="10" w:before="0"/>
               <w:ind w:left="120"/>
             </w:pPr>
-            <w:hyperlink w:history="1" r:id="rIdkr5hglvxyz1jkwtyhcxuf">
+            <w:hyperlink w:history="1" r:id="rId0jlhmytfdxseqnruabnzb">
               <w:r>
                 <w:rPr>
                   <w:rFonts w:ascii="Arial" w:cs="Arial" w:eastAsia="Arial" w:hAnsi="Arial"/>
@@ -7041,7 +7041,7 @@
             <w:pPr>
               <w:spacing w:after="20" w:before="0"/>
             </w:pPr>
-            <w:hyperlink w:history="1" r:id="rIdwq02c3ehbwgp7swirirco">
+            <w:hyperlink w:history="1" r:id="rId5ienr5vdg7j9gjwahuh8x">
               <w:r>
                 <w:rPr>
                   <w:rFonts w:ascii="Arial" w:cs="Arial" w:eastAsia="Arial" w:hAnsi="Arial"/>
@@ -7074,7 +7074,7 @@
               <w:spacing w:after="10" w:before="0"/>
               <w:ind w:left="120"/>
             </w:pPr>
-            <w:hyperlink w:history="1" r:id="rIdfur-pvxgfyzpcp8ugblwj">
+            <w:hyperlink w:history="1" r:id="rIdegwcc9i7x2nztnwsgdite">
               <w:r>
                 <w:rPr>
                   <w:rFonts w:ascii="Arial" w:cs="Arial" w:eastAsia="Arial" w:hAnsi="Arial"/>
@@ -7119,7 +7119,7 @@
             <w:pPr>
               <w:spacing w:after="20" w:before="0"/>
             </w:pPr>
-            <w:hyperlink w:history="1" r:id="rIdvrwel5pjo06_umnmpeuxy">
+            <w:hyperlink w:history="1" r:id="rId_ewazx08pwgcopzobe-fs">
               <w:r>
                 <w:rPr>
                   <w:rFonts w:ascii="Arial" w:cs="Arial" w:eastAsia="Arial" w:hAnsi="Arial"/>
@@ -7152,7 +7152,7 @@
               <w:spacing w:after="10" w:before="0"/>
               <w:ind w:left="120"/>
             </w:pPr>
-            <w:hyperlink w:history="1" r:id="rIdlgqw4sgs8yqzve-d6tpof">
+            <w:hyperlink w:history="1" r:id="rIdzbbwxjheslgwrybqqskod">
               <w:r>
                 <w:rPr>
                   <w:rFonts w:ascii="Arial" w:cs="Arial" w:eastAsia="Arial" w:hAnsi="Arial"/>
@@ -7347,7 +7347,7 @@
             <w:pPr>
               <w:spacing w:after="20" w:before="0"/>
             </w:pPr>
-            <w:hyperlink w:history="1" r:id="rId7vjxq8e3waq6ees9hhscr">
+            <w:hyperlink w:history="1" r:id="rIda0oycbm9af9jhpyhurxml">
               <w:r>
                 <w:rPr>
                   <w:rFonts w:ascii="Arial" w:cs="Arial" w:eastAsia="Arial" w:hAnsi="Arial"/>
@@ -7396,7 +7396,7 @@
               <w:spacing w:after="10" w:before="0"/>
               <w:ind w:left="120"/>
             </w:pPr>
-            <w:hyperlink w:history="1" r:id="rId_q0-04o0em5nsb5pzr5rx">
+            <w:hyperlink w:history="1" r:id="rId_i2vrz7r8smx3_w7m3bqk">
               <w:r>
                 <w:rPr>
                   <w:rFonts w:ascii="Arial" w:cs="Arial" w:eastAsia="Arial" w:hAnsi="Arial"/>
@@ -7441,7 +7441,7 @@
             <w:pPr>
               <w:spacing w:after="20" w:before="0"/>
             </w:pPr>
-            <w:hyperlink w:history="1" r:id="rIdwxiquqryrwmxfez9b5zjy">
+            <w:hyperlink w:history="1" r:id="rIdjzcqhouy7iec-jht70xdz">
               <w:r>
                 <w:rPr>
                   <w:rFonts w:ascii="Arial" w:cs="Arial" w:eastAsia="Arial" w:hAnsi="Arial"/>
@@ -7474,7 +7474,7 @@
               <w:spacing w:after="10" w:before="0"/>
               <w:ind w:left="120"/>
             </w:pPr>
-            <w:hyperlink w:history="1" r:id="rIdd90h5icye09a7b5h503ie">
+            <w:hyperlink w:history="1" r:id="rIdt-sjfphsk3acbz9erioqm">
               <w:r>
                 <w:rPr>
                   <w:rFonts w:ascii="Arial" w:cs="Arial" w:eastAsia="Arial" w:hAnsi="Arial"/>
@@ -7986,7 +7986,7 @@
         </w:rPr>
         <w:t xml:space="preserve">© 2026 SeaVuria and ARES. Aligned with KICD objectives. Developed by SeaVuria; technical implementation by ARES (with AI assistance from Claude). Licensed under </w:t>
       </w:r>
-      <w:hyperlink w:history="1" r:id="rIdu4_tb6z7cqtpeiimemmeh">
+      <w:hyperlink w:history="1" r:id="rIdc1cnlyf2pre3vfjnsdx1v">
         <w:r>
           <w:rPr>
             <w:rFonts w:ascii="Arial" w:cs="Arial" w:eastAsia="Arial" w:hAnsi="Arial"/>
@@ -8007,7 +8007,7 @@
         </w:rPr>
         <w:t xml:space="preserve"> (</w:t>
       </w:r>
-      <w:hyperlink w:history="1" r:id="rIdla6yyt1t5dcnxqmowaosx">
+      <w:hyperlink w:history="1" r:id="rIdumm4axa7e5d_dg1-lrn-1">
         <w:r>
           <w:rPr>
             <w:rFonts w:ascii="Arial" w:cs="Arial" w:eastAsia="Arial" w:hAnsi="Arial"/>
@@ -9020,7 +9020,7 @@
             <w:pPr>
               <w:spacing w:after="20" w:before="0"/>
             </w:pPr>
-            <w:hyperlink w:history="1" r:id="rIdex96ftdthpz2mgqouo2lr">
+            <w:hyperlink w:history="1" r:id="rIdg5o0uum01nlkdlp-jwli4">
               <w:r>
                 <w:rPr>
                   <w:rFonts w:ascii="Arial" w:cs="Arial" w:eastAsia="Arial" w:hAnsi="Arial"/>
@@ -9053,7 +9053,7 @@
               <w:spacing w:after="10" w:before="0"/>
               <w:ind w:left="120"/>
             </w:pPr>
-            <w:hyperlink w:history="1" r:id="rIdzxgcyqqkv1swfigcakh79">
+            <w:hyperlink w:history="1" r:id="rIdhec34w1hqbk4zoyzdvzb0">
               <w:r>
                 <w:rPr>
                   <w:rFonts w:ascii="Arial" w:cs="Arial" w:eastAsia="Arial" w:hAnsi="Arial"/>
@@ -9098,7 +9098,7 @@
             <w:pPr>
               <w:spacing w:after="20" w:before="0"/>
             </w:pPr>
-            <w:hyperlink w:history="1" r:id="rIdjxh5k2bnr7hrpg6qsxge2">
+            <w:hyperlink w:history="1" r:id="rIdpnq7qg5i5q8o_6v8wuuc5">
               <w:r>
                 <w:rPr>
                   <w:rFonts w:ascii="Arial" w:cs="Arial" w:eastAsia="Arial" w:hAnsi="Arial"/>
@@ -9131,7 +9131,7 @@
               <w:spacing w:after="10" w:before="0"/>
               <w:ind w:left="120"/>
             </w:pPr>
-            <w:hyperlink w:history="1" r:id="rIdncp52uc0eovt-_k1fqdeo">
+            <w:hyperlink w:history="1" r:id="rId3i4h8xhiit8bq7of-i4ew">
               <w:r>
                 <w:rPr>
                   <w:rFonts w:ascii="Arial" w:cs="Arial" w:eastAsia="Arial" w:hAnsi="Arial"/>
@@ -9326,7 +9326,7 @@
             <w:pPr>
               <w:spacing w:after="20" w:before="0"/>
             </w:pPr>
-            <w:hyperlink w:history="1" r:id="rIdvhr16faytleofqfl20nbc">
+            <w:hyperlink w:history="1" r:id="rIdyq8sqktnlvu8ecybptmyq">
               <w:r>
                 <w:rPr>
                   <w:rFonts w:ascii="Arial" w:cs="Arial" w:eastAsia="Arial" w:hAnsi="Arial"/>
@@ -9359,7 +9359,7 @@
               <w:spacing w:after="10" w:before="0"/>
               <w:ind w:left="120"/>
             </w:pPr>
-            <w:hyperlink w:history="1" r:id="rIdnpbrqvil3xcjxnorsqg_-">
+            <w:hyperlink w:history="1" r:id="rIdjc2i-vr0w88rpdkntio9p">
               <w:r>
                 <w:rPr>
                   <w:rFonts w:ascii="Arial" w:cs="Arial" w:eastAsia="Arial" w:hAnsi="Arial"/>
@@ -9404,7 +9404,7 @@
             <w:pPr>
               <w:spacing w:after="20" w:before="0"/>
             </w:pPr>
-            <w:hyperlink w:history="1" r:id="rIdimhnj-siemmhwifwwpsqw">
+            <w:hyperlink w:history="1" r:id="rIdtf6v7t_u6k_xzaefhapsb">
               <w:r>
                 <w:rPr>
                   <w:rFonts w:ascii="Arial" w:cs="Arial" w:eastAsia="Arial" w:hAnsi="Arial"/>
@@ -9437,7 +9437,7 @@
               <w:spacing w:after="10" w:before="0"/>
               <w:ind w:left="120"/>
             </w:pPr>
-            <w:hyperlink w:history="1" r:id="rIdxbpr1rs8lqczv0fn9s52r">
+            <w:hyperlink w:history="1" r:id="rIdk3uiw3t0secupf5oiqj17">
               <w:r>
                 <w:rPr>
                   <w:rFonts w:ascii="Arial" w:cs="Arial" w:eastAsia="Arial" w:hAnsi="Arial"/>
@@ -9632,7 +9632,7 @@
             <w:pPr>
               <w:spacing w:after="20" w:before="0"/>
             </w:pPr>
-            <w:hyperlink w:history="1" r:id="rIdad-cey-ftf6pwdbdhajvg">
+            <w:hyperlink w:history="1" r:id="rIdoj3jvakcnlbfv-lrbyent">
               <w:r>
                 <w:rPr>
                   <w:rFonts w:ascii="Arial" w:cs="Arial" w:eastAsia="Arial" w:hAnsi="Arial"/>
@@ -9665,7 +9665,7 @@
               <w:spacing w:after="10" w:before="0"/>
               <w:ind w:left="120"/>
             </w:pPr>
-            <w:hyperlink w:history="1" r:id="rIdheas0yefbjfdq2mzqvueq">
+            <w:hyperlink w:history="1" r:id="rId-zvxkryz8ouxvi8zbvjp9">
               <w:r>
                 <w:rPr>
                   <w:rFonts w:ascii="Arial" w:cs="Arial" w:eastAsia="Arial" w:hAnsi="Arial"/>
@@ -9710,7 +9710,7 @@
             <w:pPr>
               <w:spacing w:after="20" w:before="0"/>
             </w:pPr>
-            <w:hyperlink w:history="1" r:id="rId9lwccsmu4chbql4awvj1t">
+            <w:hyperlink w:history="1" r:id="rId895bzrpueelfs05bwod2x">
               <w:r>
                 <w:rPr>
                   <w:rFonts w:ascii="Arial" w:cs="Arial" w:eastAsia="Arial" w:hAnsi="Arial"/>
@@ -9743,7 +9743,7 @@
               <w:spacing w:after="10" w:before="0"/>
               <w:ind w:left="120"/>
             </w:pPr>
-            <w:hyperlink w:history="1" r:id="rId5wkwxu4vri4e2z31volri">
+            <w:hyperlink w:history="1" r:id="rIdqng3mg_5tk38zl2jycktj">
               <w:r>
                 <w:rPr>
                   <w:rFonts w:ascii="Arial" w:cs="Arial" w:eastAsia="Arial" w:hAnsi="Arial"/>
@@ -9938,7 +9938,7 @@
             <w:pPr>
               <w:spacing w:after="20" w:before="0"/>
             </w:pPr>
-            <w:hyperlink w:history="1" r:id="rIds1rkvk4nkyvijommv2p1f">
+            <w:hyperlink w:history="1" r:id="rIdhcruh96a_peeyivpqsjfv">
               <w:r>
                 <w:rPr>
                   <w:rFonts w:ascii="Arial" w:cs="Arial" w:eastAsia="Arial" w:hAnsi="Arial"/>
@@ -9971,7 +9971,7 @@
               <w:spacing w:after="10" w:before="0"/>
               <w:ind w:left="120"/>
             </w:pPr>
-            <w:hyperlink w:history="1" r:id="rIdwuzfwgpnocnvxhx2l866y">
+            <w:hyperlink w:history="1" r:id="rId0kb7t2ghsgqteflljamc0">
               <w:r>
                 <w:rPr>
                   <w:rFonts w:ascii="Arial" w:cs="Arial" w:eastAsia="Arial" w:hAnsi="Arial"/>
@@ -10016,7 +10016,7 @@
             <w:pPr>
               <w:spacing w:after="20" w:before="0"/>
             </w:pPr>
-            <w:hyperlink w:history="1" r:id="rIdkexyhkbvrpnjefcvwkuat">
+            <w:hyperlink w:history="1" r:id="rIdgvp8wuymyrbgf9b7pl_rk">
               <w:r>
                 <w:rPr>
                   <w:rFonts w:ascii="Arial" w:cs="Arial" w:eastAsia="Arial" w:hAnsi="Arial"/>
@@ -10049,7 +10049,7 @@
               <w:spacing w:after="10" w:before="0"/>
               <w:ind w:left="120"/>
             </w:pPr>
-            <w:hyperlink w:history="1" r:id="rId6gpi3v3p8bbhrj45baqcz">
+            <w:hyperlink w:history="1" r:id="rIdbolnsa8mio8js_azk4ctr">
               <w:r>
                 <w:rPr>
                   <w:rFonts w:ascii="Arial" w:cs="Arial" w:eastAsia="Arial" w:hAnsi="Arial"/>
@@ -10244,7 +10244,7 @@
             <w:pPr>
               <w:spacing w:after="20" w:before="0"/>
             </w:pPr>
-            <w:hyperlink w:history="1" r:id="rIdwes-3awe2lsuwd8ikfmgq">
+            <w:hyperlink w:history="1" r:id="rId3yl1dmvwzlyttkkbsr6jp">
               <w:r>
                 <w:rPr>
                   <w:rFonts w:ascii="Arial" w:cs="Arial" w:eastAsia="Arial" w:hAnsi="Arial"/>
@@ -10293,7 +10293,7 @@
               <w:spacing w:after="10" w:before="0"/>
               <w:ind w:left="120"/>
             </w:pPr>
-            <w:hyperlink w:history="1" r:id="rIdcfvt6vcar-veaze2p3eq9">
+            <w:hyperlink w:history="1" r:id="rId010ethmvljzt_o0dpwp8c">
               <w:r>
                 <w:rPr>
                   <w:rFonts w:ascii="Arial" w:cs="Arial" w:eastAsia="Arial" w:hAnsi="Arial"/>
@@ -10338,7 +10338,7 @@
             <w:pPr>
               <w:spacing w:after="20" w:before="0"/>
             </w:pPr>
-            <w:hyperlink w:history="1" r:id="rId5jajcgg02gzvvogfzivht">
+            <w:hyperlink w:history="1" r:id="rIdg2x4vn3xokf-k-21dmp07">
               <w:r>
                 <w:rPr>
                   <w:rFonts w:ascii="Arial" w:cs="Arial" w:eastAsia="Arial" w:hAnsi="Arial"/>
@@ -10387,7 +10387,7 @@
               <w:spacing w:after="10" w:before="0"/>
               <w:ind w:left="120"/>
             </w:pPr>
-            <w:hyperlink w:history="1" r:id="rIduethsjfckucjcdnambbtw">
+            <w:hyperlink w:history="1" r:id="rIdohzj8yg6nontg3f-zy12x">
               <w:r>
                 <w:rPr>
                   <w:rFonts w:ascii="Arial" w:cs="Arial" w:eastAsia="Arial" w:hAnsi="Arial"/>
@@ -10899,7 +10899,7 @@
         </w:rPr>
         <w:t xml:space="preserve">© 2026 SeaVuria and ARES. Aligned with KICD objectives. Developed by SeaVuria; technical implementation by ARES (with AI assistance from Claude). Licensed under </w:t>
       </w:r>
-      <w:hyperlink w:history="1" r:id="rIdco1glrwzcsomo3xvoozbp">
+      <w:hyperlink w:history="1" r:id="rIddlcyhsc1k_3orqpmcfnuf">
         <w:r>
           <w:rPr>
             <w:rFonts w:ascii="Arial" w:cs="Arial" w:eastAsia="Arial" w:hAnsi="Arial"/>
@@ -10920,7 +10920,7 @@
         </w:rPr>
         <w:t xml:space="preserve"> (</w:t>
       </w:r>
-      <w:hyperlink w:history="1" r:id="rId2zpgewy7m-knaha8ffp-t">
+      <w:hyperlink w:history="1" r:id="rIdpx-dqpb7nhfsbmkziypvr">
         <w:r>
           <w:rPr>
             <w:rFonts w:ascii="Arial" w:cs="Arial" w:eastAsia="Arial" w:hAnsi="Arial"/>
@@ -11933,7 +11933,7 @@
             <w:pPr>
               <w:spacing w:after="20" w:before="0"/>
             </w:pPr>
-            <w:hyperlink w:history="1" r:id="rIdnjauny4hofwur8he24eq2">
+            <w:hyperlink w:history="1" r:id="rIdurhqy7ghdzadfvu1aq0pd">
               <w:r>
                 <w:rPr>
                   <w:rFonts w:ascii="Arial" w:cs="Arial" w:eastAsia="Arial" w:hAnsi="Arial"/>
@@ -11982,7 +11982,7 @@
               <w:spacing w:after="10" w:before="0"/>
               <w:ind w:left="120"/>
             </w:pPr>
-            <w:hyperlink w:history="1" r:id="rIdik6t7mtvlrmtockgj24wg">
+            <w:hyperlink w:history="1" r:id="rId2qjgtosmyk78q0kla5i7p">
               <w:r>
                 <w:rPr>
                   <w:rFonts w:ascii="Arial" w:cs="Arial" w:eastAsia="Arial" w:hAnsi="Arial"/>
@@ -12044,7 +12044,7 @@
               <w:spacing w:after="10" w:before="0"/>
               <w:ind w:left="120"/>
             </w:pPr>
-            <w:hyperlink w:history="1" r:id="rIdo9y94nmvgaq_aigjjfgb3">
+            <w:hyperlink w:history="1" r:id="rIdeeis9eibyrnttwxts5fik">
               <w:r>
                 <w:rPr>
                   <w:rFonts w:ascii="Arial" w:cs="Arial" w:eastAsia="Arial" w:hAnsi="Arial"/>
@@ -12254,7 +12254,7 @@
             <w:pPr>
               <w:spacing w:after="20" w:before="0"/>
             </w:pPr>
-            <w:hyperlink w:history="1" r:id="rId-j2qtot1l2v_mwrrjxoka">
+            <w:hyperlink w:history="1" r:id="rIdgtbp87hcovhsevovqmayx">
               <w:r>
                 <w:rPr>
                   <w:rFonts w:ascii="Arial" w:cs="Arial" w:eastAsia="Arial" w:hAnsi="Arial"/>
@@ -12303,7 +12303,7 @@
               <w:spacing w:after="10" w:before="0"/>
               <w:ind w:left="120"/>
             </w:pPr>
-            <w:hyperlink w:history="1" r:id="rIdhcmzlimfftsmcb9z2hqyr">
+            <w:hyperlink w:history="1" r:id="rId0izprlj0hkxj8w2nafz9e">
               <w:r>
                 <w:rPr>
                   <w:rFonts w:ascii="Arial" w:cs="Arial" w:eastAsia="Arial" w:hAnsi="Arial"/>
@@ -12365,7 +12365,7 @@
               <w:spacing w:after="10" w:before="0"/>
               <w:ind w:left="120"/>
             </w:pPr>
-            <w:hyperlink w:history="1" r:id="rId534mlgkpwrr9xohzsflvy">
+            <w:hyperlink w:history="1" r:id="rIdy81ranptgnh0mdaw9tueq">
               <w:r>
                 <w:rPr>
                   <w:rFonts w:ascii="Arial" w:cs="Arial" w:eastAsia="Arial" w:hAnsi="Arial"/>
@@ -12575,7 +12575,7 @@
             <w:pPr>
               <w:spacing w:after="20" w:before="0"/>
             </w:pPr>
-            <w:hyperlink w:history="1" r:id="rIdd8w2ytekltkjq-kx0jzg6">
+            <w:hyperlink w:history="1" r:id="rIdiieboqbmbgnfljl-eox8q">
               <w:r>
                 <w:rPr>
                   <w:rFonts w:ascii="Arial" w:cs="Arial" w:eastAsia="Arial" w:hAnsi="Arial"/>
@@ -12624,7 +12624,7 @@
               <w:spacing w:after="10" w:before="0"/>
               <w:ind w:left="120"/>
             </w:pPr>
-            <w:hyperlink w:history="1" r:id="rIdfw4_lkbj2ji9iejjmhqho">
+            <w:hyperlink w:history="1" r:id="rIdg3hqa4bhfvcjpbqu2kuoz">
               <w:r>
                 <w:rPr>
                   <w:rFonts w:ascii="Arial" w:cs="Arial" w:eastAsia="Arial" w:hAnsi="Arial"/>
@@ -12686,7 +12686,7 @@
               <w:spacing w:after="10" w:before="0"/>
               <w:ind w:left="120"/>
             </w:pPr>
-            <w:hyperlink w:history="1" r:id="rIdzajfksxziprk8nw275x9h">
+            <w:hyperlink w:history="1" r:id="rIdzxguzxxbkgp-idqin8gip">
               <w:r>
                 <w:rPr>
                   <w:rFonts w:ascii="Arial" w:cs="Arial" w:eastAsia="Arial" w:hAnsi="Arial"/>
@@ -12896,7 +12896,7 @@
             <w:pPr>
               <w:spacing w:after="20" w:before="0"/>
             </w:pPr>
-            <w:hyperlink w:history="1" r:id="rIdxbf-umbkesysh-i-yrqyl">
+            <w:hyperlink w:history="1" r:id="rId-4-o7ko42bvbwdo4n9bz4">
               <w:r>
                 <w:rPr>
                   <w:rFonts w:ascii="Arial" w:cs="Arial" w:eastAsia="Arial" w:hAnsi="Arial"/>
@@ -12945,7 +12945,7 @@
               <w:spacing w:after="10" w:before="0"/>
               <w:ind w:left="120"/>
             </w:pPr>
-            <w:hyperlink w:history="1" r:id="rIdfqgscuvrhysd4f9dg3raw">
+            <w:hyperlink w:history="1" r:id="rIdewjyw6docgq6-id1o-xbe">
               <w:r>
                 <w:rPr>
                   <w:rFonts w:ascii="Arial" w:cs="Arial" w:eastAsia="Arial" w:hAnsi="Arial"/>
@@ -13007,7 +13007,7 @@
               <w:spacing w:after="10" w:before="0"/>
               <w:ind w:left="120"/>
             </w:pPr>
-            <w:hyperlink w:history="1" r:id="rIdpd45g-2x4ub4hu3vfa9kk">
+            <w:hyperlink w:history="1" r:id="rIddshtb6a_reqqk8emcac5v">
               <w:r>
                 <w:rPr>
                   <w:rFonts w:ascii="Arial" w:cs="Arial" w:eastAsia="Arial" w:hAnsi="Arial"/>
@@ -13217,7 +13217,7 @@
             <w:pPr>
               <w:spacing w:after="20" w:before="0"/>
             </w:pPr>
-            <w:hyperlink w:history="1" r:id="rIdkkxj1sbyszcpe7f159rtd">
+            <w:hyperlink w:history="1" r:id="rIdperm3vlqnmfefa-bz2ast">
               <w:r>
                 <w:rPr>
                   <w:rFonts w:ascii="Arial" w:cs="Arial" w:eastAsia="Arial" w:hAnsi="Arial"/>
@@ -13266,7 +13266,7 @@
               <w:spacing w:after="10" w:before="0"/>
               <w:ind w:left="120"/>
             </w:pPr>
-            <w:hyperlink w:history="1" r:id="rId9b7jrby-hhbnyklbhy2ds">
+            <w:hyperlink w:history="1" r:id="rIdjlpj1ggmbgvvbl-g9l7lk">
               <w:r>
                 <w:rPr>
                   <w:rFonts w:ascii="Arial" w:cs="Arial" w:eastAsia="Arial" w:hAnsi="Arial"/>
@@ -13328,7 +13328,7 @@
               <w:spacing w:after="10" w:before="0"/>
               <w:ind w:left="120"/>
             </w:pPr>
-            <w:hyperlink w:history="1" r:id="rIdy4tqdlwghhx3--0zep6xe">
+            <w:hyperlink w:history="1" r:id="rIdngdpe8wabixu1siophce0">
               <w:r>
                 <w:rPr>
                   <w:rFonts w:ascii="Arial" w:cs="Arial" w:eastAsia="Arial" w:hAnsi="Arial"/>
@@ -13855,7 +13855,7 @@
         </w:rPr>
         <w:t xml:space="preserve">© 2026 SeaVuria and ARES. Aligned with KICD objectives. Developed by SeaVuria; technical implementation by ARES (with AI assistance from Claude). Licensed under </w:t>
       </w:r>
-      <w:hyperlink w:history="1" r:id="rIdn_s59o127_arhijqiy9v3">
+      <w:hyperlink w:history="1" r:id="rIdn4xqodcbpa9qboz62ccqq">
         <w:r>
           <w:rPr>
             <w:rFonts w:ascii="Arial" w:cs="Arial" w:eastAsia="Arial" w:hAnsi="Arial"/>
@@ -13876,7 +13876,7 @@
         </w:rPr>
         <w:t xml:space="preserve"> (</w:t>
       </w:r>
-      <w:hyperlink w:history="1" r:id="rIdsos_uppwxdh4wrq0tsope">
+      <w:hyperlink w:history="1" r:id="rIdmemh8ps6xseof5rg9zelj">
         <w:r>
           <w:rPr>
             <w:rFonts w:ascii="Arial" w:cs="Arial" w:eastAsia="Arial" w:hAnsi="Arial"/>
@@ -14889,7 +14889,7 @@
             <w:pPr>
               <w:spacing w:after="20" w:before="0"/>
             </w:pPr>
-            <w:hyperlink w:history="1" r:id="rIdmpmgat4xxwidtq-pgkpct">
+            <w:hyperlink w:history="1" r:id="rIdpjsskygvfhosegwbuxcxr">
               <w:r>
                 <w:rPr>
                   <w:rFonts w:ascii="Arial" w:cs="Arial" w:eastAsia="Arial" w:hAnsi="Arial"/>
@@ -14938,7 +14938,7 @@
               <w:spacing w:after="10" w:before="0"/>
               <w:ind w:left="120"/>
             </w:pPr>
-            <w:hyperlink w:history="1" r:id="rIdqtlxpwgq7yqfgvqfsgnpl">
+            <w:hyperlink w:history="1" r:id="rIdnlsnbsuuywq4knhrqnkmj">
               <w:r>
                 <w:rPr>
                   <w:rFonts w:ascii="Arial" w:cs="Arial" w:eastAsia="Arial" w:hAnsi="Arial"/>
@@ -15000,7 +15000,7 @@
               <w:spacing w:after="10" w:before="0"/>
               <w:ind w:left="120"/>
             </w:pPr>
-            <w:hyperlink w:history="1" r:id="rIdq2-k7dkaccnvl5y8nhtgb">
+            <w:hyperlink w:history="1" r:id="rIddxsj4eoo-xth5zuswyeti">
               <w:r>
                 <w:rPr>
                   <w:rFonts w:ascii="Arial" w:cs="Arial" w:eastAsia="Arial" w:hAnsi="Arial"/>
@@ -15210,7 +15210,7 @@
             <w:pPr>
               <w:spacing w:after="20" w:before="0"/>
             </w:pPr>
-            <w:hyperlink w:history="1" r:id="rId1_4k0lstcuj2anq0btt25">
+            <w:hyperlink w:history="1" r:id="rIdmks_qcf_hph3wmg4qfixq">
               <w:r>
                 <w:rPr>
                   <w:rFonts w:ascii="Arial" w:cs="Arial" w:eastAsia="Arial" w:hAnsi="Arial"/>
@@ -15259,7 +15259,7 @@
               <w:spacing w:after="10" w:before="0"/>
               <w:ind w:left="120"/>
             </w:pPr>
-            <w:hyperlink w:history="1" r:id="rIdxrwytzrqahgr5749dibkd">
+            <w:hyperlink w:history="1" r:id="rIdzuwyz67hrj9yrmb19kehm">
               <w:r>
                 <w:rPr>
                   <w:rFonts w:ascii="Arial" w:cs="Arial" w:eastAsia="Arial" w:hAnsi="Arial"/>
@@ -15321,7 +15321,7 @@
               <w:spacing w:after="10" w:before="0"/>
               <w:ind w:left="120"/>
             </w:pPr>
-            <w:hyperlink w:history="1" r:id="rIdtghbrz1foncagpa0yuvxu">
+            <w:hyperlink w:history="1" r:id="rIdcia0gkd7rwjqinridtx6v">
               <w:r>
                 <w:rPr>
                   <w:rFonts w:ascii="Arial" w:cs="Arial" w:eastAsia="Arial" w:hAnsi="Arial"/>
@@ -15531,7 +15531,7 @@
             <w:pPr>
               <w:spacing w:after="20" w:before="0"/>
             </w:pPr>
-            <w:hyperlink w:history="1" r:id="rIdpdozgz_vefkklsgdbjuzo">
+            <w:hyperlink w:history="1" r:id="rIduaztqmlkc7couj0y0zhef">
               <w:r>
                 <w:rPr>
                   <w:rFonts w:ascii="Arial" w:cs="Arial" w:eastAsia="Arial" w:hAnsi="Arial"/>
@@ -15580,7 +15580,7 @@
               <w:spacing w:after="10" w:before="0"/>
               <w:ind w:left="120"/>
             </w:pPr>
-            <w:hyperlink w:history="1" r:id="rIdxevvkutopmfbb-1gzikow">
+            <w:hyperlink w:history="1" r:id="rIdu_ft7jaktz7-3jltjozsp">
               <w:r>
                 <w:rPr>
                   <w:rFonts w:ascii="Arial" w:cs="Arial" w:eastAsia="Arial" w:hAnsi="Arial"/>
@@ -15642,7 +15642,7 @@
               <w:spacing w:after="10" w:before="0"/>
               <w:ind w:left="120"/>
             </w:pPr>
-            <w:hyperlink w:history="1" r:id="rIdo_pvtenkfdqzio4zdcsin">
+            <w:hyperlink w:history="1" r:id="rIdrvwwxljqaroolxhs-78ki">
               <w:r>
                 <w:rPr>
                   <w:rFonts w:ascii="Arial" w:cs="Arial" w:eastAsia="Arial" w:hAnsi="Arial"/>
@@ -15852,7 +15852,7 @@
             <w:pPr>
               <w:spacing w:after="20" w:before="0"/>
             </w:pPr>
-            <w:hyperlink w:history="1" r:id="rIdti9fvpqhuhgbiuxdnbbst">
+            <w:hyperlink w:history="1" r:id="rIdimnnvxacwj2vpzeovaxku">
               <w:r>
                 <w:rPr>
                   <w:rFonts w:ascii="Arial" w:cs="Arial" w:eastAsia="Arial" w:hAnsi="Arial"/>
@@ -15901,7 +15901,7 @@
               <w:spacing w:after="10" w:before="0"/>
               <w:ind w:left="120"/>
             </w:pPr>
-            <w:hyperlink w:history="1" r:id="rIdwihen_yl377qmie2qdopn">
+            <w:hyperlink w:history="1" r:id="rId9lbht0ptcu1ccwqjk1u8f">
               <w:r>
                 <w:rPr>
                   <w:rFonts w:ascii="Arial" w:cs="Arial" w:eastAsia="Arial" w:hAnsi="Arial"/>
@@ -15963,7 +15963,7 @@
               <w:spacing w:after="10" w:before="0"/>
               <w:ind w:left="120"/>
             </w:pPr>
-            <w:hyperlink w:history="1" r:id="rIdfljg6zvvzdxemt6oal9kc">
+            <w:hyperlink w:history="1" r:id="rIddgzenb1dcmdsfqbkok9nt">
               <w:r>
                 <w:rPr>
                   <w:rFonts w:ascii="Arial" w:cs="Arial" w:eastAsia="Arial" w:hAnsi="Arial"/>
@@ -16173,7 +16173,7 @@
             <w:pPr>
               <w:spacing w:after="20" w:before="0"/>
             </w:pPr>
-            <w:hyperlink w:history="1" r:id="rIdxqlgtn8njgfgyvyxqbvcu">
+            <w:hyperlink w:history="1" r:id="rIdxasd6xauy_vakjzdvhc00">
               <w:r>
                 <w:rPr>
                   <w:rFonts w:ascii="Arial" w:cs="Arial" w:eastAsia="Arial" w:hAnsi="Arial"/>
@@ -16222,7 +16222,7 @@
               <w:spacing w:after="10" w:before="0"/>
               <w:ind w:left="120"/>
             </w:pPr>
-            <w:hyperlink w:history="1" r:id="rIdlbc9jfrss-t-bomrqtq9_">
+            <w:hyperlink w:history="1" r:id="rIdh6pvhyvzg5rmoanmo7hl3">
               <w:r>
                 <w:rPr>
                   <w:rFonts w:ascii="Arial" w:cs="Arial" w:eastAsia="Arial" w:hAnsi="Arial"/>
@@ -16284,7 +16284,7 @@
               <w:spacing w:after="10" w:before="0"/>
               <w:ind w:left="120"/>
             </w:pPr>
-            <w:hyperlink w:history="1" r:id="rIdnzjixmt6qaxc6foviphar">
+            <w:hyperlink w:history="1" r:id="rId304qgo2iv3gk-ox0gthf9">
               <w:r>
                 <w:rPr>
                   <w:rFonts w:ascii="Arial" w:cs="Arial" w:eastAsia="Arial" w:hAnsi="Arial"/>
@@ -16811,7 +16811,7 @@
         </w:rPr>
         <w:t xml:space="preserve">© 2026 SeaVuria and ARES. Aligned with KICD objectives. Developed by SeaVuria; technical implementation by ARES (with AI assistance from Claude). Licensed under </w:t>
       </w:r>
-      <w:hyperlink w:history="1" r:id="rId5twun2t5rwqb96g8egtve">
+      <w:hyperlink w:history="1" r:id="rId68x-74acv_bvz0nrewp2j">
         <w:r>
           <w:rPr>
             <w:rFonts w:ascii="Arial" w:cs="Arial" w:eastAsia="Arial" w:hAnsi="Arial"/>
@@ -16832,7 +16832,7 @@
         </w:rPr>
         <w:t xml:space="preserve"> (</w:t>
       </w:r>
-      <w:hyperlink w:history="1" r:id="rIdepehlb-a6r3kw2dvacnim">
+      <w:hyperlink w:history="1" r:id="rIdjakqresdcrzox60sfmdtw">
         <w:r>
           <w:rPr>
             <w:rFonts w:ascii="Arial" w:cs="Arial" w:eastAsia="Arial" w:hAnsi="Arial"/>
@@ -17862,7 +17862,7 @@
               <w:spacing w:after="10" w:before="0"/>
               <w:ind w:left="120"/>
             </w:pPr>
-            <w:hyperlink w:history="1" r:id="rId5w4hmlvqb2qzjwekhezvj">
+            <w:hyperlink w:history="1" r:id="rIdb_4pggxvnku-zhkqafcid">
               <w:r>
                 <w:rPr>
                   <w:rFonts w:ascii="Arial" w:cs="Arial" w:eastAsia="Arial" w:hAnsi="Arial"/>
@@ -17939,7 +17939,7 @@
               <w:spacing w:after="10" w:before="0"/>
               <w:ind w:left="120"/>
             </w:pPr>
-            <w:hyperlink w:history="1" r:id="rIdalt22vp2oyuyj7-krafah">
+            <w:hyperlink w:history="1" r:id="rIdj-esd_5pugvkj8a7u_4ee">
               <w:r>
                 <w:rPr>
                   <w:rFonts w:ascii="Arial" w:cs="Arial" w:eastAsia="Arial" w:hAnsi="Arial"/>
@@ -18166,7 +18166,7 @@
               <w:spacing w:after="10" w:before="0"/>
               <w:ind w:left="120"/>
             </w:pPr>
-            <w:hyperlink w:history="1" r:id="rIdlpuf96ep8uxqqqmddapva">
+            <w:hyperlink w:history="1" r:id="rId7vjfiotztcs9hvarwr7hr">
               <w:r>
                 <w:rPr>
                   <w:rFonts w:ascii="Arial" w:cs="Arial" w:eastAsia="Arial" w:hAnsi="Arial"/>
@@ -18243,7 +18243,7 @@
               <w:spacing w:after="10" w:before="0"/>
               <w:ind w:left="120"/>
             </w:pPr>
-            <w:hyperlink w:history="1" r:id="rIdzpgcjnvp0oibjczlnrlte">
+            <w:hyperlink w:history="1" r:id="rIdq-tyzw2xoeayvkhxglh5g">
               <w:r>
                 <w:rPr>
                   <w:rFonts w:ascii="Arial" w:cs="Arial" w:eastAsia="Arial" w:hAnsi="Arial"/>
@@ -18470,7 +18470,7 @@
               <w:spacing w:after="10" w:before="0"/>
               <w:ind w:left="120"/>
             </w:pPr>
-            <w:hyperlink w:history="1" r:id="rIdh6gvohdonetfxvp-r_mpx">
+            <w:hyperlink w:history="1" r:id="rIdqrzud-uzgc2ljyjn9xqpn">
               <w:r>
                 <w:rPr>
                   <w:rFonts w:ascii="Arial" w:cs="Arial" w:eastAsia="Arial" w:hAnsi="Arial"/>
@@ -18547,7 +18547,7 @@
               <w:spacing w:after="10" w:before="0"/>
               <w:ind w:left="120"/>
             </w:pPr>
-            <w:hyperlink w:history="1" r:id="rIdnouuubvmmuzqvbmp_qo4r">
+            <w:hyperlink w:history="1" r:id="rIdkfb_c_g4r4ygvixrfxae3">
               <w:r>
                 <w:rPr>
                   <w:rFonts w:ascii="Arial" w:cs="Arial" w:eastAsia="Arial" w:hAnsi="Arial"/>
@@ -18774,7 +18774,7 @@
               <w:spacing w:after="10" w:before="0"/>
               <w:ind w:left="120"/>
             </w:pPr>
-            <w:hyperlink w:history="1" r:id="rIdjrq8qou3nqtmzuml6nxlb">
+            <w:hyperlink w:history="1" r:id="rIdheqpsaioz24trvxwxfbam">
               <w:r>
                 <w:rPr>
                   <w:rFonts w:ascii="Arial" w:cs="Arial" w:eastAsia="Arial" w:hAnsi="Arial"/>
@@ -18851,7 +18851,7 @@
               <w:spacing w:after="10" w:before="0"/>
               <w:ind w:left="120"/>
             </w:pPr>
-            <w:hyperlink w:history="1" r:id="rIdwkkcv0jyhjexpatppu7my">
+            <w:hyperlink w:history="1" r:id="rIdy0pqs8v7flkkwetx0we_f">
               <w:r>
                 <w:rPr>
                   <w:rFonts w:ascii="Arial" w:cs="Arial" w:eastAsia="Arial" w:hAnsi="Arial"/>
@@ -19078,7 +19078,7 @@
               <w:spacing w:after="10" w:before="0"/>
               <w:ind w:left="120"/>
             </w:pPr>
-            <w:hyperlink w:history="1" r:id="rIdlrpvmywpgzeftamhifihx">
+            <w:hyperlink w:history="1" r:id="rIdwfzupd9uvnjxuj4-fease">
               <w:r>
                 <w:rPr>
                   <w:rFonts w:ascii="Arial" w:cs="Arial" w:eastAsia="Arial" w:hAnsi="Arial"/>
@@ -19155,7 +19155,7 @@
               <w:spacing w:after="10" w:before="0"/>
               <w:ind w:left="120"/>
             </w:pPr>
-            <w:hyperlink w:history="1" r:id="rId_e6xfy-b42s3lqauuewyv">
+            <w:hyperlink w:history="1" r:id="rIdljwemkwbnz5l-1h9ynxub">
               <w:r>
                 <w:rPr>
                   <w:rFonts w:ascii="Arial" w:cs="Arial" w:eastAsia="Arial" w:hAnsi="Arial"/>
@@ -19682,7 +19682,7 @@
         </w:rPr>
         <w:t xml:space="preserve">© 2026 SeaVuria and ARES. Aligned with KICD objectives. Developed by SeaVuria; technical implementation by ARES (with AI assistance from Claude). Licensed under </w:t>
       </w:r>
-      <w:hyperlink w:history="1" r:id="rIdxjaie1pdswtcmf7pp2hpc">
+      <w:hyperlink w:history="1" r:id="rIdcjgljfze0jew4w8urn8l_">
         <w:r>
           <w:rPr>
             <w:rFonts w:ascii="Arial" w:cs="Arial" w:eastAsia="Arial" w:hAnsi="Arial"/>
@@ -19703,7 +19703,7 @@
         </w:rPr>
         <w:t xml:space="preserve"> (</w:t>
       </w:r>
-      <w:hyperlink w:history="1" r:id="rIdc_ws3tuj0kd-4fwrkq5l1">
+      <w:hyperlink w:history="1" r:id="rId5bf6sfjq0j0vjwgab6owa">
         <w:r>
           <w:rPr>
             <w:rFonts w:ascii="Arial" w:cs="Arial" w:eastAsia="Arial" w:hAnsi="Arial"/>
@@ -20716,7 +20716,7 @@
             <w:pPr>
               <w:spacing w:after="20" w:before="0"/>
             </w:pPr>
-            <w:hyperlink w:history="1" r:id="rIdxoa_zzw9-8myyfa_x6lpr">
+            <w:hyperlink w:history="1" r:id="rIdtihumyjuxwkp_yli0isub">
               <w:r>
                 <w:rPr>
                   <w:rFonts w:ascii="Arial" w:cs="Arial" w:eastAsia="Arial" w:hAnsi="Arial"/>
@@ -20749,7 +20749,7 @@
               <w:spacing w:after="10" w:before="0"/>
               <w:ind w:left="120"/>
             </w:pPr>
-            <w:hyperlink w:history="1" r:id="rIdithevn1a9lu5stne3j7mg">
+            <w:hyperlink w:history="1" r:id="rIdas0ena3iowczlgr8ee1-6">
               <w:r>
                 <w:rPr>
                   <w:rFonts w:ascii="Arial" w:cs="Arial" w:eastAsia="Arial" w:hAnsi="Arial"/>
@@ -20794,7 +20794,7 @@
             <w:pPr>
               <w:spacing w:after="20" w:before="0"/>
             </w:pPr>
-            <w:hyperlink w:history="1" r:id="rId2hs2vtjzwdmzwt5iwnx8d">
+            <w:hyperlink w:history="1" r:id="rIdf5ui5ii7yllz0t3jrzrkm">
               <w:r>
                 <w:rPr>
                   <w:rFonts w:ascii="Arial" w:cs="Arial" w:eastAsia="Arial" w:hAnsi="Arial"/>
@@ -20827,7 +20827,7 @@
               <w:spacing w:after="10" w:before="0"/>
               <w:ind w:left="120"/>
             </w:pPr>
-            <w:hyperlink w:history="1" r:id="rIdgcqmy3xbmm8dmchfaz0xx">
+            <w:hyperlink w:history="1" r:id="rIdxhalh8qryi478f-3ssmj3">
               <w:r>
                 <w:rPr>
                   <w:rFonts w:ascii="Arial" w:cs="Arial" w:eastAsia="Arial" w:hAnsi="Arial"/>
@@ -21022,7 +21022,7 @@
             <w:pPr>
               <w:spacing w:after="20" w:before="0"/>
             </w:pPr>
-            <w:hyperlink w:history="1" r:id="rIdahn1db9lyeigwxq0p7cdw">
+            <w:hyperlink w:history="1" r:id="rId_w7yo28xjdt7m7va5omhn">
               <w:r>
                 <w:rPr>
                   <w:rFonts w:ascii="Arial" w:cs="Arial" w:eastAsia="Arial" w:hAnsi="Arial"/>
@@ -21055,7 +21055,7 @@
               <w:spacing w:after="10" w:before="0"/>
               <w:ind w:left="120"/>
             </w:pPr>
-            <w:hyperlink w:history="1" r:id="rIdmencdwvyksnwyfthucpzx">
+            <w:hyperlink w:history="1" r:id="rIdzoxbxloofah3gufrhudvp">
               <w:r>
                 <w:rPr>
                   <w:rFonts w:ascii="Arial" w:cs="Arial" w:eastAsia="Arial" w:hAnsi="Arial"/>
@@ -21100,7 +21100,7 @@
             <w:pPr>
               <w:spacing w:after="20" w:before="0"/>
             </w:pPr>
-            <w:hyperlink w:history="1" r:id="rId9n2tj_pb2v7_dvs_jmo57">
+            <w:hyperlink w:history="1" r:id="rIdvkvl9ju-rcc2yruxzrijc">
               <w:r>
                 <w:rPr>
                   <w:rFonts w:ascii="Arial" w:cs="Arial" w:eastAsia="Arial" w:hAnsi="Arial"/>
@@ -21133,7 +21133,7 @@
               <w:spacing w:after="10" w:before="0"/>
               <w:ind w:left="120"/>
             </w:pPr>
-            <w:hyperlink w:history="1" r:id="rIdzdl93qumpgtlilabwmv5h">
+            <w:hyperlink w:history="1" r:id="rIdi5lc3mvwy_jasmxvzuwrb">
               <w:r>
                 <w:rPr>
                   <w:rFonts w:ascii="Arial" w:cs="Arial" w:eastAsia="Arial" w:hAnsi="Arial"/>
@@ -21328,7 +21328,7 @@
             <w:pPr>
               <w:spacing w:after="20" w:before="0"/>
             </w:pPr>
-            <w:hyperlink w:history="1" r:id="rIdhkh94klb1exusikbjg_ac">
+            <w:hyperlink w:history="1" r:id="rId1yw_6fqf9wzmxdvfuvfxe">
               <w:r>
                 <w:rPr>
                   <w:rFonts w:ascii="Arial" w:cs="Arial" w:eastAsia="Arial" w:hAnsi="Arial"/>
@@ -21361,7 +21361,7 @@
               <w:spacing w:after="10" w:before="0"/>
               <w:ind w:left="120"/>
             </w:pPr>
-            <w:hyperlink w:history="1" r:id="rId6fovkhteddputwkcoko7g">
+            <w:hyperlink w:history="1" r:id="rIdqs5-ivnn2l-ej6fi6itie">
               <w:r>
                 <w:rPr>
                   <w:rFonts w:ascii="Arial" w:cs="Arial" w:eastAsia="Arial" w:hAnsi="Arial"/>
@@ -21406,7 +21406,7 @@
             <w:pPr>
               <w:spacing w:after="20" w:before="0"/>
             </w:pPr>
-            <w:hyperlink w:history="1" r:id="rId3purlvfnmzzhmlkk5lrpw">
+            <w:hyperlink w:history="1" r:id="rIdmfhtwamyja-fft9q3d6mf">
               <w:r>
                 <w:rPr>
                   <w:rFonts w:ascii="Arial" w:cs="Arial" w:eastAsia="Arial" w:hAnsi="Arial"/>
@@ -21439,7 +21439,7 @@
               <w:spacing w:after="10" w:before="0"/>
               <w:ind w:left="120"/>
             </w:pPr>
-            <w:hyperlink w:history="1" r:id="rIdupam3zztghoba5zgvjwiz">
+            <w:hyperlink w:history="1" r:id="rId1jsaiwga7slmf4nioonme">
               <w:r>
                 <w:rPr>
                   <w:rFonts w:ascii="Arial" w:cs="Arial" w:eastAsia="Arial" w:hAnsi="Arial"/>
@@ -21634,7 +21634,7 @@
             <w:pPr>
               <w:spacing w:after="20" w:before="0"/>
             </w:pPr>
-            <w:hyperlink w:history="1" r:id="rIdpy8gie7mcnbsdmlvggbfq">
+            <w:hyperlink w:history="1" r:id="rIdlo2ab85eza-rnkr38zrfk">
               <w:r>
                 <w:rPr>
                   <w:rFonts w:ascii="Arial" w:cs="Arial" w:eastAsia="Arial" w:hAnsi="Arial"/>
@@ -21667,7 +21667,7 @@
               <w:spacing w:after="10" w:before="0"/>
               <w:ind w:left="120"/>
             </w:pPr>
-            <w:hyperlink w:history="1" r:id="rIdxqe1cu6ic5ec3hyoivg9u">
+            <w:hyperlink w:history="1" r:id="rIdewh-6umyqaf8mnxws6yzx">
               <w:r>
                 <w:rPr>
                   <w:rFonts w:ascii="Arial" w:cs="Arial" w:eastAsia="Arial" w:hAnsi="Arial"/>
@@ -21712,7 +21712,7 @@
             <w:pPr>
               <w:spacing w:after="20" w:before="0"/>
             </w:pPr>
-            <w:hyperlink w:history="1" r:id="rIdgolmiepln_vkyol7g0sen">
+            <w:hyperlink w:history="1" r:id="rIdf5pyjtdqhah4mjblnmpif">
               <w:r>
                 <w:rPr>
                   <w:rFonts w:ascii="Arial" w:cs="Arial" w:eastAsia="Arial" w:hAnsi="Arial"/>
@@ -21745,7 +21745,7 @@
               <w:spacing w:after="10" w:before="0"/>
               <w:ind w:left="120"/>
             </w:pPr>
-            <w:hyperlink w:history="1" r:id="rIdx9-tro9msgw5r6kmi06jh">
+            <w:hyperlink w:history="1" r:id="rIdfiamgvff1v9eub3allcge">
               <w:r>
                 <w:rPr>
                   <w:rFonts w:ascii="Arial" w:cs="Arial" w:eastAsia="Arial" w:hAnsi="Arial"/>
@@ -21940,7 +21940,7 @@
             <w:pPr>
               <w:spacing w:after="20" w:before="0"/>
             </w:pPr>
-            <w:hyperlink w:history="1" r:id="rId8pchcbeifkpzoazwbc2ai">
+            <w:hyperlink w:history="1" r:id="rIdelr4nsk4jhtqjqjrsf5be">
               <w:r>
                 <w:rPr>
                   <w:rFonts w:ascii="Arial" w:cs="Arial" w:eastAsia="Arial" w:hAnsi="Arial"/>
@@ -21989,7 +21989,7 @@
               <w:spacing w:after="10" w:before="0"/>
               <w:ind w:left="120"/>
             </w:pPr>
-            <w:hyperlink w:history="1" r:id="rIdpzloqh8meicgcugpnptld">
+            <w:hyperlink w:history="1" r:id="rId4mavyivnp2zxjiuszjtbb">
               <w:r>
                 <w:rPr>
                   <w:rFonts w:ascii="Arial" w:cs="Arial" w:eastAsia="Arial" w:hAnsi="Arial"/>
@@ -22034,7 +22034,7 @@
             <w:pPr>
               <w:spacing w:after="20" w:before="0"/>
             </w:pPr>
-            <w:hyperlink w:history="1" r:id="rIdnmlgllxzbuw8g-yh97rwv">
+            <w:hyperlink w:history="1" r:id="rIdl7inf3i_39afcwx2tevdq">
               <w:r>
                 <w:rPr>
                   <w:rFonts w:ascii="Arial" w:cs="Arial" w:eastAsia="Arial" w:hAnsi="Arial"/>
@@ -22067,7 +22067,7 @@
               <w:spacing w:after="10" w:before="0"/>
               <w:ind w:left="120"/>
             </w:pPr>
-            <w:hyperlink w:history="1" r:id="rId8n68ry8qe0ug39hadex1h">
+            <w:hyperlink w:history="1" r:id="rIdnz_dyzri5tt-ti0v6miqy">
               <w:r>
                 <w:rPr>
                   <w:rFonts w:ascii="Arial" w:cs="Arial" w:eastAsia="Arial" w:hAnsi="Arial"/>
@@ -22579,7 +22579,7 @@
         </w:rPr>
         <w:t xml:space="preserve">© 2026 SeaVuria and ARES. Aligned with KICD objectives. Developed by SeaVuria; technical implementation by ARES (with AI assistance from Claude). Licensed under </w:t>
       </w:r>
-      <w:hyperlink w:history="1" r:id="rIdsoycu50volgdqpstmsczg">
+      <w:hyperlink w:history="1" r:id="rId6qgyd3-r2qdrrzohbzhsq">
         <w:r>
           <w:rPr>
             <w:rFonts w:ascii="Arial" w:cs="Arial" w:eastAsia="Arial" w:hAnsi="Arial"/>
@@ -22600,7 +22600,7 @@
         </w:rPr>
         <w:t xml:space="preserve"> (</w:t>
       </w:r>
-      <w:hyperlink w:history="1" r:id="rId-wj3-cutfee4u4eho69j3">
+      <w:hyperlink w:history="1" r:id="rId03ytpnpqddjs-ltnixnnf">
         <w:r>
           <w:rPr>
             <w:rFonts w:ascii="Arial" w:cs="Arial" w:eastAsia="Arial" w:hAnsi="Arial"/>
@@ -23613,7 +23613,7 @@
             <w:pPr>
               <w:spacing w:after="20" w:before="0"/>
             </w:pPr>
-            <w:hyperlink w:history="1" r:id="rIdzk_rgyeipnbhaoqf-fmfz">
+            <w:hyperlink w:history="1" r:id="rIdkhsaxzrff77tyd7kj0yqj">
               <w:r>
                 <w:rPr>
                   <w:rFonts w:ascii="Arial" w:cs="Arial" w:eastAsia="Arial" w:hAnsi="Arial"/>
@@ -23646,7 +23646,7 @@
               <w:spacing w:after="10" w:before="0"/>
               <w:ind w:left="120"/>
             </w:pPr>
-            <w:hyperlink w:history="1" r:id="rIdmmweuv1fyulyliebatt0f">
+            <w:hyperlink w:history="1" r:id="rIdc4wfepccyf_ihmarlonho">
               <w:r>
                 <w:rPr>
                   <w:rFonts w:ascii="Arial" w:cs="Arial" w:eastAsia="Arial" w:hAnsi="Arial"/>
@@ -23691,7 +23691,7 @@
             <w:pPr>
               <w:spacing w:after="20" w:before="0"/>
             </w:pPr>
-            <w:hyperlink w:history="1" r:id="rIdhoao80suhvqf9zgl5wcok">
+            <w:hyperlink w:history="1" r:id="rIdwe6pagivjvq-qbztxmuef">
               <w:r>
                 <w:rPr>
                   <w:rFonts w:ascii="Arial" w:cs="Arial" w:eastAsia="Arial" w:hAnsi="Arial"/>
@@ -23724,7 +23724,7 @@
               <w:spacing w:after="10" w:before="0"/>
               <w:ind w:left="120"/>
             </w:pPr>
-            <w:hyperlink w:history="1" r:id="rIdhg8bhmmdw54vaagetudou">
+            <w:hyperlink w:history="1" r:id="rId9flkslxycdllzwswlg0ua">
               <w:r>
                 <w:rPr>
                   <w:rFonts w:ascii="Arial" w:cs="Arial" w:eastAsia="Arial" w:hAnsi="Arial"/>
@@ -23919,7 +23919,7 @@
             <w:pPr>
               <w:spacing w:after="20" w:before="0"/>
             </w:pPr>
-            <w:hyperlink w:history="1" r:id="rId5lemgvw2usdcd3o-hphg4">
+            <w:hyperlink w:history="1" r:id="rIdq7ji-tvs0whcwongjv_xo">
               <w:r>
                 <w:rPr>
                   <w:rFonts w:ascii="Arial" w:cs="Arial" w:eastAsia="Arial" w:hAnsi="Arial"/>
@@ -23952,7 +23952,7 @@
               <w:spacing w:after="10" w:before="0"/>
               <w:ind w:left="120"/>
             </w:pPr>
-            <w:hyperlink w:history="1" r:id="rIdp1wly9b-2hlrvheh9vxjh">
+            <w:hyperlink w:history="1" r:id="rIdcwcl9vbel1daqbovgnunc">
               <w:r>
                 <w:rPr>
                   <w:rFonts w:ascii="Arial" w:cs="Arial" w:eastAsia="Arial" w:hAnsi="Arial"/>
@@ -23997,7 +23997,7 @@
             <w:pPr>
               <w:spacing w:after="20" w:before="0"/>
             </w:pPr>
-            <w:hyperlink w:history="1" r:id="rIdwsoavy9uq2lhnxhqxzut7">
+            <w:hyperlink w:history="1" r:id="rId-6hpva5fxt1ubxsonpdko">
               <w:r>
                 <w:rPr>
                   <w:rFonts w:ascii="Arial" w:cs="Arial" w:eastAsia="Arial" w:hAnsi="Arial"/>
@@ -24030,7 +24030,7 @@
               <w:spacing w:after="10" w:before="0"/>
               <w:ind w:left="120"/>
             </w:pPr>
-            <w:hyperlink w:history="1" r:id="rId_igwibouvd8_zq3bbgwot">
+            <w:hyperlink w:history="1" r:id="rIdkebezeyll2yppielo7zya">
               <w:r>
                 <w:rPr>
                   <w:rFonts w:ascii="Arial" w:cs="Arial" w:eastAsia="Arial" w:hAnsi="Arial"/>
@@ -24453,7 +24453,7 @@
             <w:pPr>
               <w:spacing w:after="20" w:before="0"/>
             </w:pPr>
-            <w:hyperlink w:history="1" r:id="rIdd5krkbjw-fiyrga-bozep">
+            <w:hyperlink w:history="1" r:id="rId76sxhrexmu-dvsp4a2uzd">
               <w:r>
                 <w:rPr>
                   <w:rFonts w:ascii="Arial" w:cs="Arial" w:eastAsia="Arial" w:hAnsi="Arial"/>
@@ -24502,7 +24502,7 @@
               <w:spacing w:after="10" w:before="0"/>
               <w:ind w:left="120"/>
             </w:pPr>
-            <w:hyperlink w:history="1" r:id="rIdvtixq8lde3wujhm95z765">
+            <w:hyperlink w:history="1" r:id="rIdovf9qfiwtrmgaugi3byjs">
               <w:r>
                 <w:rPr>
                   <w:rFonts w:ascii="Arial" w:cs="Arial" w:eastAsia="Arial" w:hAnsi="Arial"/>
@@ -24547,7 +24547,7 @@
             <w:pPr>
               <w:spacing w:after="20" w:before="0"/>
             </w:pPr>
-            <w:hyperlink w:history="1" r:id="rIdzulx4ij9jydwh6q0i7vu3">
+            <w:hyperlink w:history="1" r:id="rIdnn-x_3t0exw4cwi8lz5tn">
               <w:r>
                 <w:rPr>
                   <w:rFonts w:ascii="Arial" w:cs="Arial" w:eastAsia="Arial" w:hAnsi="Arial"/>
@@ -24580,7 +24580,7 @@
               <w:spacing w:after="10" w:before="0"/>
               <w:ind w:left="120"/>
             </w:pPr>
-            <w:hyperlink w:history="1" r:id="rIdpcpk-9ur1c3rhaaptpqvr">
+            <w:hyperlink w:history="1" r:id="rIdm33vwxafoihydngmi-juf">
               <w:r>
                 <w:rPr>
                   <w:rFonts w:ascii="Arial" w:cs="Arial" w:eastAsia="Arial" w:hAnsi="Arial"/>
@@ -24775,7 +24775,7 @@
             <w:pPr>
               <w:spacing w:after="20" w:before="0"/>
             </w:pPr>
-            <w:hyperlink w:history="1" r:id="rIdariisdk5agbfr8ev-xfvs">
+            <w:hyperlink w:history="1" r:id="rIdahumsirlgntosrga9tits">
               <w:r>
                 <w:rPr>
                   <w:rFonts w:ascii="Arial" w:cs="Arial" w:eastAsia="Arial" w:hAnsi="Arial"/>
@@ -24824,7 +24824,7 @@
               <w:spacing w:after="10" w:before="0"/>
               <w:ind w:left="120"/>
             </w:pPr>
-            <w:hyperlink w:history="1" r:id="rIds_ume5to-xmxfcmcw_epj">
+            <w:hyperlink w:history="1" r:id="rIdcvnogobo6y1pv748ok36y">
               <w:r>
                 <w:rPr>
                   <w:rFonts w:ascii="Arial" w:cs="Arial" w:eastAsia="Arial" w:hAnsi="Arial"/>
@@ -24869,7 +24869,7 @@
             <w:pPr>
               <w:spacing w:after="20" w:before="0"/>
             </w:pPr>
-            <w:hyperlink w:history="1" r:id="rIdlybadpgegeyrfcmodycze">
+            <w:hyperlink w:history="1" r:id="rIdkqrtoneu6qhsslmk4usww">
               <w:r>
                 <w:rPr>
                   <w:rFonts w:ascii="Arial" w:cs="Arial" w:eastAsia="Arial" w:hAnsi="Arial"/>
@@ -24902,7 +24902,7 @@
               <w:spacing w:after="10" w:before="0"/>
               <w:ind w:left="120"/>
             </w:pPr>
-            <w:hyperlink w:history="1" r:id="rIdmbhtgclcudkbuxnmlxiiv">
+            <w:hyperlink w:history="1" r:id="rId2ddgnmtnaj-qxuxhhszoq">
               <w:r>
                 <w:rPr>
                   <w:rFonts w:ascii="Arial" w:cs="Arial" w:eastAsia="Arial" w:hAnsi="Arial"/>
@@ -25097,7 +25097,7 @@
             <w:pPr>
               <w:spacing w:after="20" w:before="0"/>
             </w:pPr>
-            <w:hyperlink w:history="1" r:id="rId45jmelfxclrpeujee4hxu">
+            <w:hyperlink w:history="1" r:id="rId6gfxupbqf_um6v4j_i8hg">
               <w:r>
                 <w:rPr>
                   <w:rFonts w:ascii="Arial" w:cs="Arial" w:eastAsia="Arial" w:hAnsi="Arial"/>
@@ -25146,7 +25146,7 @@
               <w:spacing w:after="10" w:before="0"/>
               <w:ind w:left="120"/>
             </w:pPr>
-            <w:hyperlink w:history="1" r:id="rId7gs3a8ctxsn96spwht6t8">
+            <w:hyperlink w:history="1" r:id="rIdlcb3qihu9coudy4xf-rjn">
               <w:r>
                 <w:rPr>
                   <w:rFonts w:ascii="Arial" w:cs="Arial" w:eastAsia="Arial" w:hAnsi="Arial"/>
@@ -25191,7 +25191,7 @@
             <w:pPr>
               <w:spacing w:after="20" w:before="0"/>
             </w:pPr>
-            <w:hyperlink w:history="1" r:id="rIdnswany4un_pyylykaziyn">
+            <w:hyperlink w:history="1" r:id="rIdphxal1y6khitxr3iedwad">
               <w:r>
                 <w:rPr>
                   <w:rFonts w:ascii="Arial" w:cs="Arial" w:eastAsia="Arial" w:hAnsi="Arial"/>
@@ -25240,7 +25240,7 @@
               <w:spacing w:after="10" w:before="0"/>
               <w:ind w:left="120"/>
             </w:pPr>
-            <w:hyperlink w:history="1" r:id="rId5syho-wducr6sroxxbgvh">
+            <w:hyperlink w:history="1" r:id="rIdqvl81ur0lwl5enq_0gvnv">
               <w:r>
                 <w:rPr>
                   <w:rFonts w:ascii="Arial" w:cs="Arial" w:eastAsia="Arial" w:hAnsi="Arial"/>
@@ -25980,7 +25980,7 @@
         </w:rPr>
         <w:t xml:space="preserve">© 2026 SeaVuria and ARES. Aligned with KICD objectives. Developed by SeaVuria; technical implementation by ARES (with AI assistance from Claude). Licensed under </w:t>
       </w:r>
-      <w:hyperlink w:history="1" r:id="rId9jureb9va0z3hd-vi17t4">
+      <w:hyperlink w:history="1" r:id="rIdohcnek_al97lron3ejdgm">
         <w:r>
           <w:rPr>
             <w:rFonts w:ascii="Arial" w:cs="Arial" w:eastAsia="Arial" w:hAnsi="Arial"/>
@@ -26001,7 +26001,7 @@
         </w:rPr>
         <w:t xml:space="preserve"> (</w:t>
       </w:r>
-      <w:hyperlink w:history="1" r:id="rIddlsqq3vfaj7jqbxwzqgs_">
+      <w:hyperlink w:history="1" r:id="rIddra8xgddg0xpfu-7-rvxh">
         <w:r>
           <w:rPr>
             <w:rFonts w:ascii="Arial" w:cs="Arial" w:eastAsia="Arial" w:hAnsi="Arial"/>

--- a/data/outputs/v2/General_Science/SS3.2_Linear_Motion/General_Science_Linear_Motion_CBE_LessonSequence.docx
+++ b/data/outputs/v2/General_Science/SS3.2_Linear_Motion/General_Science_Linear_Motion_CBE_LessonSequence.docx
@@ -2126,7 +2126,7 @@
         </w:rPr>
         <w:t xml:space="preserve">© 2026 SeaVuria and ARES. This work is licensed under a </w:t>
       </w:r>
-      <w:hyperlink w:history="1" r:id="rIdk4npwiqhytqziyrl3-s7y">
+      <w:hyperlink w:history="1" r:id="rIdlfau-qnezocza_-fpdwv9">
         <w:r>
           <w:rPr>
             <w:rFonts w:ascii="Arial" w:cs="Arial" w:eastAsia="Arial" w:hAnsi="Arial"/>
@@ -2146,7 +2146,7 @@
         </w:rPr>
         <w:t xml:space="preserve"> (</w:t>
       </w:r>
-      <w:hyperlink w:history="1" r:id="rIddqtlelqcouk2ec8unugfr">
+      <w:hyperlink w:history="1" r:id="rIdrcwewbl4abp5quwbuhnve">
         <w:r>
           <w:rPr>
             <w:rFonts w:ascii="Arial" w:cs="Arial" w:eastAsia="Arial" w:hAnsi="Arial"/>
@@ -2166,7 +2166,7 @@
         </w:rPr>
         <w:t xml:space="preserve">). To view a copy of this license, visit </w:t>
       </w:r>
-      <w:hyperlink w:history="1" r:id="rIda0jr57myn1ojnphr7oili">
+      <w:hyperlink w:history="1" r:id="rIdbjd9ezqk14pxujrl-1mdc">
         <w:r>
           <w:rPr>
             <w:rFonts w:ascii="Arial" w:cs="Arial" w:eastAsia="Arial" w:hAnsi="Arial"/>
@@ -3178,7 +3178,7 @@
             <w:pPr>
               <w:spacing w:after="20" w:before="0"/>
             </w:pPr>
-            <w:hyperlink w:history="1" r:id="rIddqyejfsd_6rurauh1wr9s">
+            <w:hyperlink w:history="1" r:id="rIdki9l1iymuqttbt0s-0enk">
               <w:r>
                 <w:rPr>
                   <w:rFonts w:ascii="Arial" w:cs="Arial" w:eastAsia="Arial" w:hAnsi="Arial"/>
@@ -3211,7 +3211,7 @@
               <w:spacing w:after="10" w:before="0"/>
               <w:ind w:left="120"/>
             </w:pPr>
-            <w:hyperlink w:history="1" r:id="rIdpsms5aywnaziqroszda5y">
+            <w:hyperlink w:history="1" r:id="rIdjs3ppz9yoeeflx141qofm">
               <w:r>
                 <w:rPr>
                   <w:rFonts w:ascii="Arial" w:cs="Arial" w:eastAsia="Arial" w:hAnsi="Arial"/>
@@ -3256,7 +3256,7 @@
             <w:pPr>
               <w:spacing w:after="20" w:before="0"/>
             </w:pPr>
-            <w:hyperlink w:history="1" r:id="rIdds8uxtqmji_npzp20asqb">
+            <w:hyperlink w:history="1" r:id="rId1wkm_ptkf7k4grwnznw-e">
               <w:r>
                 <w:rPr>
                   <w:rFonts w:ascii="Arial" w:cs="Arial" w:eastAsia="Arial" w:hAnsi="Arial"/>
@@ -3289,7 +3289,7 @@
               <w:spacing w:after="10" w:before="0"/>
               <w:ind w:left="120"/>
             </w:pPr>
-            <w:hyperlink w:history="1" r:id="rIdorhm90tttao_kuedpdqat">
+            <w:hyperlink w:history="1" r:id="rIdpcrz-qnfdqlkarwwggeul">
               <w:r>
                 <w:rPr>
                   <w:rFonts w:ascii="Arial" w:cs="Arial" w:eastAsia="Arial" w:hAnsi="Arial"/>
@@ -3484,7 +3484,7 @@
             <w:pPr>
               <w:spacing w:after="20" w:before="0"/>
             </w:pPr>
-            <w:hyperlink w:history="1" r:id="rIdyz7m3-l_ectzboeerqwao">
+            <w:hyperlink w:history="1" r:id="rIdwgrtdt6mb0ksvc8qxbdve">
               <w:r>
                 <w:rPr>
                   <w:rFonts w:ascii="Arial" w:cs="Arial" w:eastAsia="Arial" w:hAnsi="Arial"/>
@@ -3517,7 +3517,7 @@
               <w:spacing w:after="10" w:before="0"/>
               <w:ind w:left="120"/>
             </w:pPr>
-            <w:hyperlink w:history="1" r:id="rId0iuqzzdxvt473yezzjmax">
+            <w:hyperlink w:history="1" r:id="rIdrsnd510xe7ncuk56deqrx">
               <w:r>
                 <w:rPr>
                   <w:rFonts w:ascii="Arial" w:cs="Arial" w:eastAsia="Arial" w:hAnsi="Arial"/>
@@ -3562,7 +3562,7 @@
             <w:pPr>
               <w:spacing w:after="20" w:before="0"/>
             </w:pPr>
-            <w:hyperlink w:history="1" r:id="rId_2uckqljbdiajxraf86gu">
+            <w:hyperlink w:history="1" r:id="rIdwunw8gr27x6atz-3ganyn">
               <w:r>
                 <w:rPr>
                   <w:rFonts w:ascii="Arial" w:cs="Arial" w:eastAsia="Arial" w:hAnsi="Arial"/>
@@ -3595,7 +3595,7 @@
               <w:spacing w:after="10" w:before="0"/>
               <w:ind w:left="120"/>
             </w:pPr>
-            <w:hyperlink w:history="1" r:id="rIdwt_8j9hylh-uurc2dsk5b">
+            <w:hyperlink w:history="1" r:id="rId5hjs28dsexmqkrfyrn-hf">
               <w:r>
                 <w:rPr>
                   <w:rFonts w:ascii="Arial" w:cs="Arial" w:eastAsia="Arial" w:hAnsi="Arial"/>
@@ -3790,7 +3790,7 @@
             <w:pPr>
               <w:spacing w:after="20" w:before="0"/>
             </w:pPr>
-            <w:hyperlink w:history="1" r:id="rIdoiilh7rkp6ziqshphhxla">
+            <w:hyperlink w:history="1" r:id="rIdeifxitk-p7lvulaxrlkwa">
               <w:r>
                 <w:rPr>
                   <w:rFonts w:ascii="Arial" w:cs="Arial" w:eastAsia="Arial" w:hAnsi="Arial"/>
@@ -3823,7 +3823,7 @@
               <w:spacing w:after="10" w:before="0"/>
               <w:ind w:left="120"/>
             </w:pPr>
-            <w:hyperlink w:history="1" r:id="rIdg2lxwiems5klmhbcobst5">
+            <w:hyperlink w:history="1" r:id="rIdaufox4aawizbf7v21sj2a">
               <w:r>
                 <w:rPr>
                   <w:rFonts w:ascii="Arial" w:cs="Arial" w:eastAsia="Arial" w:hAnsi="Arial"/>
@@ -3868,7 +3868,7 @@
             <w:pPr>
               <w:spacing w:after="20" w:before="0"/>
             </w:pPr>
-            <w:hyperlink w:history="1" r:id="rIdmus_xxiho5eksqwqxao1q">
+            <w:hyperlink w:history="1" r:id="rIdjwilbsffnctmug5w8jfsf">
               <w:r>
                 <w:rPr>
                   <w:rFonts w:ascii="Arial" w:cs="Arial" w:eastAsia="Arial" w:hAnsi="Arial"/>
@@ -3917,7 +3917,7 @@
               <w:spacing w:after="10" w:before="0"/>
               <w:ind w:left="120"/>
             </w:pPr>
-            <w:hyperlink w:history="1" r:id="rIdtlglltjpf4kjfdnedys0s">
+            <w:hyperlink w:history="1" r:id="rIdfmvgqnwjo5qt5yt76a3z2">
               <w:r>
                 <w:rPr>
                   <w:rFonts w:ascii="Arial" w:cs="Arial" w:eastAsia="Arial" w:hAnsi="Arial"/>
@@ -4112,7 +4112,7 @@
             <w:pPr>
               <w:spacing w:after="20" w:before="0"/>
             </w:pPr>
-            <w:hyperlink w:history="1" r:id="rIduwfeahdvi21_damwq4wyr">
+            <w:hyperlink w:history="1" r:id="rId1-wswmh4s0o2ou-msutyv">
               <w:r>
                 <w:rPr>
                   <w:rFonts w:ascii="Arial" w:cs="Arial" w:eastAsia="Arial" w:hAnsi="Arial"/>
@@ -4145,7 +4145,7 @@
               <w:spacing w:after="10" w:before="0"/>
               <w:ind w:left="120"/>
             </w:pPr>
-            <w:hyperlink w:history="1" r:id="rIdeocgz_afqlyg8hffbv9-p">
+            <w:hyperlink w:history="1" r:id="rIdok_ay9ohrl69zlu5fi6_m">
               <w:r>
                 <w:rPr>
                   <w:rFonts w:ascii="Arial" w:cs="Arial" w:eastAsia="Arial" w:hAnsi="Arial"/>
@@ -4190,7 +4190,7 @@
             <w:pPr>
               <w:spacing w:after="20" w:before="0"/>
             </w:pPr>
-            <w:hyperlink w:history="1" r:id="rIdgbnf7kfhw-yo9envns-sf">
+            <w:hyperlink w:history="1" r:id="rId3kjku5pr9lrdwzpetkzlm">
               <w:r>
                 <w:rPr>
                   <w:rFonts w:ascii="Arial" w:cs="Arial" w:eastAsia="Arial" w:hAnsi="Arial"/>
@@ -4239,7 +4239,7 @@
               <w:spacing w:after="10" w:before="0"/>
               <w:ind w:left="120"/>
             </w:pPr>
-            <w:hyperlink w:history="1" r:id="rIdidl_ofluoyoa_3b_ypf89">
+            <w:hyperlink w:history="1" r:id="rIdr_t7m_qh8gh5hl4p755k4">
               <w:r>
                 <w:rPr>
                   <w:rFonts w:ascii="Arial" w:cs="Arial" w:eastAsia="Arial" w:hAnsi="Arial"/>
@@ -4434,7 +4434,7 @@
             <w:pPr>
               <w:spacing w:after="20" w:before="0"/>
             </w:pPr>
-            <w:hyperlink w:history="1" r:id="rIdbxt1yth5qe2a93gouqf7l">
+            <w:hyperlink w:history="1" r:id="rId-8c_f2jq6yztlddengkbk">
               <w:r>
                 <w:rPr>
                   <w:rFonts w:ascii="Arial" w:cs="Arial" w:eastAsia="Arial" w:hAnsi="Arial"/>
@@ -4483,7 +4483,7 @@
               <w:spacing w:after="10" w:before="0"/>
               <w:ind w:left="120"/>
             </w:pPr>
-            <w:hyperlink w:history="1" r:id="rIdb1agah_v4njajm0cgc8va">
+            <w:hyperlink w:history="1" r:id="rIdwsftkqihvatv2yweocech">
               <w:r>
                 <w:rPr>
                   <w:rFonts w:ascii="Arial" w:cs="Arial" w:eastAsia="Arial" w:hAnsi="Arial"/>
@@ -4528,7 +4528,7 @@
             <w:pPr>
               <w:spacing w:after="20" w:before="0"/>
             </w:pPr>
-            <w:hyperlink w:history="1" r:id="rId5olsnoenkcz4tofpq9rag">
+            <w:hyperlink w:history="1" r:id="rIdk6xslp3x66mkr3uz4lxyr">
               <w:r>
                 <w:rPr>
                   <w:rFonts w:ascii="Arial" w:cs="Arial" w:eastAsia="Arial" w:hAnsi="Arial"/>
@@ -4577,7 +4577,7 @@
               <w:spacing w:after="10" w:before="0"/>
               <w:ind w:left="120"/>
             </w:pPr>
-            <w:hyperlink w:history="1" r:id="rIdm3vl8eoaccxh4_upq_bst">
+            <w:hyperlink w:history="1" r:id="rIdyy0butvc4bmx0y8v1sl4a">
               <w:r>
                 <w:rPr>
                   <w:rFonts w:ascii="Arial" w:cs="Arial" w:eastAsia="Arial" w:hAnsi="Arial"/>
@@ -5089,7 +5089,7 @@
         </w:rPr>
         <w:t xml:space="preserve">© 2026 SeaVuria and ARES. Aligned with KICD objectives. Developed by SeaVuria; technical implementation by ARES (with AI assistance from Claude). Licensed under </w:t>
       </w:r>
-      <w:hyperlink w:history="1" r:id="rIdy48erft9_cljffqsu5dep">
+      <w:hyperlink w:history="1" r:id="rIdjzpb6i4bnkpvsxx_d2gqn">
         <w:r>
           <w:rPr>
             <w:rFonts w:ascii="Arial" w:cs="Arial" w:eastAsia="Arial" w:hAnsi="Arial"/>
@@ -5110,7 +5110,7 @@
         </w:rPr>
         <w:t xml:space="preserve"> (</w:t>
       </w:r>
-      <w:hyperlink w:history="1" r:id="rId4ftvgfodpivtyx6-u721o">
+      <w:hyperlink w:history="1" r:id="rIdkocn4wng3k60cl8yxwu-7">
         <w:r>
           <w:rPr>
             <w:rFonts w:ascii="Arial" w:cs="Arial" w:eastAsia="Arial" w:hAnsi="Arial"/>
@@ -6123,7 +6123,7 @@
             <w:pPr>
               <w:spacing w:after="20" w:before="0"/>
             </w:pPr>
-            <w:hyperlink w:history="1" r:id="rIdi-mr67y6cihde45cur1u6">
+            <w:hyperlink w:history="1" r:id="rId0k7fqv1parsh8qbhcp1i-">
               <w:r>
                 <w:rPr>
                   <w:rFonts w:ascii="Arial" w:cs="Arial" w:eastAsia="Arial" w:hAnsi="Arial"/>
@@ -6156,7 +6156,7 @@
               <w:spacing w:after="10" w:before="0"/>
               <w:ind w:left="120"/>
             </w:pPr>
-            <w:hyperlink w:history="1" r:id="rIdvecoshhpijztuqqgxw1zs">
+            <w:hyperlink w:history="1" r:id="rId9ubflszlcmzc4yuzb4tgf">
               <w:r>
                 <w:rPr>
                   <w:rFonts w:ascii="Arial" w:cs="Arial" w:eastAsia="Arial" w:hAnsi="Arial"/>
@@ -6201,7 +6201,7 @@
             <w:pPr>
               <w:spacing w:after="20" w:before="0"/>
             </w:pPr>
-            <w:hyperlink w:history="1" r:id="rIdxv0jmt2k3t-gjledihjh2">
+            <w:hyperlink w:history="1" r:id="rIddbsqmmwpq0xnenvzrzz6r">
               <w:r>
                 <w:rPr>
                   <w:rFonts w:ascii="Arial" w:cs="Arial" w:eastAsia="Arial" w:hAnsi="Arial"/>
@@ -6234,7 +6234,7 @@
               <w:spacing w:after="10" w:before="0"/>
               <w:ind w:left="120"/>
             </w:pPr>
-            <w:hyperlink w:history="1" r:id="rId8sedzbtkll78ekmip7b7o">
+            <w:hyperlink w:history="1" r:id="rIdr0au1plzoqqvrgeylzx7z">
               <w:r>
                 <w:rPr>
                   <w:rFonts w:ascii="Arial" w:cs="Arial" w:eastAsia="Arial" w:hAnsi="Arial"/>
@@ -6429,7 +6429,7 @@
             <w:pPr>
               <w:spacing w:after="20" w:before="0"/>
             </w:pPr>
-            <w:hyperlink w:history="1" r:id="rIdfvkugdsdnqpauu7tpxk__">
+            <w:hyperlink w:history="1" r:id="rIdh-swt2_9g9sfna_05cjon">
               <w:r>
                 <w:rPr>
                   <w:rFonts w:ascii="Arial" w:cs="Arial" w:eastAsia="Arial" w:hAnsi="Arial"/>
@@ -6462,7 +6462,7 @@
               <w:spacing w:after="10" w:before="0"/>
               <w:ind w:left="120"/>
             </w:pPr>
-            <w:hyperlink w:history="1" r:id="rIdnx2_rzvyemcjngtng9aqy">
+            <w:hyperlink w:history="1" r:id="rIdyoaebg-agdllvd2paxax9">
               <w:r>
                 <w:rPr>
                   <w:rFonts w:ascii="Arial" w:cs="Arial" w:eastAsia="Arial" w:hAnsi="Arial"/>
@@ -6507,7 +6507,7 @@
             <w:pPr>
               <w:spacing w:after="20" w:before="0"/>
             </w:pPr>
-            <w:hyperlink w:history="1" r:id="rIdapnoblhye_vkcpjoijwum">
+            <w:hyperlink w:history="1" r:id="rId_ncnzdbn4i8q7r7_r_92-">
               <w:r>
                 <w:rPr>
                   <w:rFonts w:ascii="Arial" w:cs="Arial" w:eastAsia="Arial" w:hAnsi="Arial"/>
@@ -6540,7 +6540,7 @@
               <w:spacing w:after="10" w:before="0"/>
               <w:ind w:left="120"/>
             </w:pPr>
-            <w:hyperlink w:history="1" r:id="rIdtt4ar0xuh9w4ujogilnbz">
+            <w:hyperlink w:history="1" r:id="rIdk-hs6-08vn6xinzcgjxbj">
               <w:r>
                 <w:rPr>
                   <w:rFonts w:ascii="Arial" w:cs="Arial" w:eastAsia="Arial" w:hAnsi="Arial"/>
@@ -6735,7 +6735,7 @@
             <w:pPr>
               <w:spacing w:after="20" w:before="0"/>
             </w:pPr>
-            <w:hyperlink w:history="1" r:id="rIdtgozgsogcmdprkhiecjyf">
+            <w:hyperlink w:history="1" r:id="rIdi030w2sdvqgcw24q41r-z">
               <w:r>
                 <w:rPr>
                   <w:rFonts w:ascii="Arial" w:cs="Arial" w:eastAsia="Arial" w:hAnsi="Arial"/>
@@ -6768,7 +6768,7 @@
               <w:spacing w:after="10" w:before="0"/>
               <w:ind w:left="120"/>
             </w:pPr>
-            <w:hyperlink w:history="1" r:id="rIdtrtbcaoxtwg96wgn8gsh1">
+            <w:hyperlink w:history="1" r:id="rIdl_oyiubdta_eo4nvqr2vy">
               <w:r>
                 <w:rPr>
                   <w:rFonts w:ascii="Arial" w:cs="Arial" w:eastAsia="Arial" w:hAnsi="Arial"/>
@@ -6813,7 +6813,7 @@
             <w:pPr>
               <w:spacing w:after="20" w:before="0"/>
             </w:pPr>
-            <w:hyperlink w:history="1" r:id="rId2wrrqdiula_9vfldxke0u">
+            <w:hyperlink w:history="1" r:id="rIdnmhplk1homgj49w6qa9px">
               <w:r>
                 <w:rPr>
                   <w:rFonts w:ascii="Arial" w:cs="Arial" w:eastAsia="Arial" w:hAnsi="Arial"/>
@@ -6846,7 +6846,7 @@
               <w:spacing w:after="10" w:before="0"/>
               <w:ind w:left="120"/>
             </w:pPr>
-            <w:hyperlink w:history="1" r:id="rId0jlhmytfdxseqnruabnzb">
+            <w:hyperlink w:history="1" r:id="rIdfqf22guhgr-oktlyipgyp">
               <w:r>
                 <w:rPr>
                   <w:rFonts w:ascii="Arial" w:cs="Arial" w:eastAsia="Arial" w:hAnsi="Arial"/>
@@ -7041,7 +7041,7 @@
             <w:pPr>
               <w:spacing w:after="20" w:before="0"/>
             </w:pPr>
-            <w:hyperlink w:history="1" r:id="rId5ienr5vdg7j9gjwahuh8x">
+            <w:hyperlink w:history="1" r:id="rIdhzytul5m1ytxwsue0jsha">
               <w:r>
                 <w:rPr>
                   <w:rFonts w:ascii="Arial" w:cs="Arial" w:eastAsia="Arial" w:hAnsi="Arial"/>
@@ -7074,7 +7074,7 @@
               <w:spacing w:after="10" w:before="0"/>
               <w:ind w:left="120"/>
             </w:pPr>
-            <w:hyperlink w:history="1" r:id="rIdegwcc9i7x2nztnwsgdite">
+            <w:hyperlink w:history="1" r:id="rIdkjb6nmwesr9ybfvummvd-">
               <w:r>
                 <w:rPr>
                   <w:rFonts w:ascii="Arial" w:cs="Arial" w:eastAsia="Arial" w:hAnsi="Arial"/>
@@ -7119,7 +7119,7 @@
             <w:pPr>
               <w:spacing w:after="20" w:before="0"/>
             </w:pPr>
-            <w:hyperlink w:history="1" r:id="rId_ewazx08pwgcopzobe-fs">
+            <w:hyperlink w:history="1" r:id="rIdqbqvdzymvwcmw7oqeobhp">
               <w:r>
                 <w:rPr>
                   <w:rFonts w:ascii="Arial" w:cs="Arial" w:eastAsia="Arial" w:hAnsi="Arial"/>
@@ -7152,7 +7152,7 @@
               <w:spacing w:after="10" w:before="0"/>
               <w:ind w:left="120"/>
             </w:pPr>
-            <w:hyperlink w:history="1" r:id="rIdzbbwxjheslgwrybqqskod">
+            <w:hyperlink w:history="1" r:id="rIds7kyrn1rwfne8vtvgjsfy">
               <w:r>
                 <w:rPr>
                   <w:rFonts w:ascii="Arial" w:cs="Arial" w:eastAsia="Arial" w:hAnsi="Arial"/>
@@ -7347,7 +7347,7 @@
             <w:pPr>
               <w:spacing w:after="20" w:before="0"/>
             </w:pPr>
-            <w:hyperlink w:history="1" r:id="rIda0oycbm9af9jhpyhurxml">
+            <w:hyperlink w:history="1" r:id="rId6i2vdvzyl7uyncmnewjxa">
               <w:r>
                 <w:rPr>
                   <w:rFonts w:ascii="Arial" w:cs="Arial" w:eastAsia="Arial" w:hAnsi="Arial"/>
@@ -7396,7 +7396,7 @@
               <w:spacing w:after="10" w:before="0"/>
               <w:ind w:left="120"/>
             </w:pPr>
-            <w:hyperlink w:history="1" r:id="rId_i2vrz7r8smx3_w7m3bqk">
+            <w:hyperlink w:history="1" r:id="rIdg20ezc113nr__qwxem516">
               <w:r>
                 <w:rPr>
                   <w:rFonts w:ascii="Arial" w:cs="Arial" w:eastAsia="Arial" w:hAnsi="Arial"/>
@@ -7441,7 +7441,7 @@
             <w:pPr>
               <w:spacing w:after="20" w:before="0"/>
             </w:pPr>
-            <w:hyperlink w:history="1" r:id="rIdjzcqhouy7iec-jht70xdz">
+            <w:hyperlink w:history="1" r:id="rId94ueyery-_96qf0rwyyjx">
               <w:r>
                 <w:rPr>
                   <w:rFonts w:ascii="Arial" w:cs="Arial" w:eastAsia="Arial" w:hAnsi="Arial"/>
@@ -7474,7 +7474,7 @@
               <w:spacing w:after="10" w:before="0"/>
               <w:ind w:left="120"/>
             </w:pPr>
-            <w:hyperlink w:history="1" r:id="rIdt-sjfphsk3acbz9erioqm">
+            <w:hyperlink w:history="1" r:id="rIdm06trg_1zvbrdgiebk2vf">
               <w:r>
                 <w:rPr>
                   <w:rFonts w:ascii="Arial" w:cs="Arial" w:eastAsia="Arial" w:hAnsi="Arial"/>
@@ -7832,7 +7832,7 @@
                 <w:sz w:val="18"/>
                 <w:szCs w:val="18"/>
               </w:rPr>
-              <w:t xml:space="preserve">The mkokoteni started from rest on the Limuru escarpment and accelerated continuously. Witnesses said it became dangerously fast within seconds. We knew from Lesson 1 that acceleration means a constant change in velocity, but we could not yet put exact numbers to it.</w:t>
+              <w:t xml:space="preserve">The mkokoteni started from rest on the Limuru escarpment and accelerated continuously. Witnesses said it became dangerously fast within seconds. We knew from Lesson 1 that acceleration means the rate of change of velocity, but we could not yet put exact numbers to it.</w:t>
             </w:r>
           </w:p>
         </w:tc>
@@ -7986,7 +7986,7 @@
         </w:rPr>
         <w:t xml:space="preserve">© 2026 SeaVuria and ARES. Aligned with KICD objectives. Developed by SeaVuria; technical implementation by ARES (with AI assistance from Claude). Licensed under </w:t>
       </w:r>
-      <w:hyperlink w:history="1" r:id="rIdc1cnlyf2pre3vfjnsdx1v">
+      <w:hyperlink w:history="1" r:id="rIdlqnpfkrfsxn2mcgjs03x5">
         <w:r>
           <w:rPr>
             <w:rFonts w:ascii="Arial" w:cs="Arial" w:eastAsia="Arial" w:hAnsi="Arial"/>
@@ -8007,7 +8007,7 @@
         </w:rPr>
         <w:t xml:space="preserve"> (</w:t>
       </w:r>
-      <w:hyperlink w:history="1" r:id="rIdumm4axa7e5d_dg1-lrn-1">
+      <w:hyperlink w:history="1" r:id="rIdsyb-x60ii2njvmewa4dzk">
         <w:r>
           <w:rPr>
             <w:rFonts w:ascii="Arial" w:cs="Arial" w:eastAsia="Arial" w:hAnsi="Arial"/>
@@ -9020,7 +9020,7 @@
             <w:pPr>
               <w:spacing w:after="20" w:before="0"/>
             </w:pPr>
-            <w:hyperlink w:history="1" r:id="rIdg5o0uum01nlkdlp-jwli4">
+            <w:hyperlink w:history="1" r:id="rIdwlirdtx675o05a_4p9fjn">
               <w:r>
                 <w:rPr>
                   <w:rFonts w:ascii="Arial" w:cs="Arial" w:eastAsia="Arial" w:hAnsi="Arial"/>
@@ -9053,7 +9053,7 @@
               <w:spacing w:after="10" w:before="0"/>
               <w:ind w:left="120"/>
             </w:pPr>
-            <w:hyperlink w:history="1" r:id="rIdhec34w1hqbk4zoyzdvzb0">
+            <w:hyperlink w:history="1" r:id="rId3ca2e4t3jaa3h25inbr5q">
               <w:r>
                 <w:rPr>
                   <w:rFonts w:ascii="Arial" w:cs="Arial" w:eastAsia="Arial" w:hAnsi="Arial"/>
@@ -9098,7 +9098,7 @@
             <w:pPr>
               <w:spacing w:after="20" w:before="0"/>
             </w:pPr>
-            <w:hyperlink w:history="1" r:id="rIdpnq7qg5i5q8o_6v8wuuc5">
+            <w:hyperlink w:history="1" r:id="rIdihtypsx6g8bxapxohpaaf">
               <w:r>
                 <w:rPr>
                   <w:rFonts w:ascii="Arial" w:cs="Arial" w:eastAsia="Arial" w:hAnsi="Arial"/>
@@ -9131,7 +9131,7 @@
               <w:spacing w:after="10" w:before="0"/>
               <w:ind w:left="120"/>
             </w:pPr>
-            <w:hyperlink w:history="1" r:id="rId3i4h8xhiit8bq7of-i4ew">
+            <w:hyperlink w:history="1" r:id="rIdnctfyouwzypqkmzxrhiue">
               <w:r>
                 <w:rPr>
                   <w:rFonts w:ascii="Arial" w:cs="Arial" w:eastAsia="Arial" w:hAnsi="Arial"/>
@@ -9326,7 +9326,7 @@
             <w:pPr>
               <w:spacing w:after="20" w:before="0"/>
             </w:pPr>
-            <w:hyperlink w:history="1" r:id="rIdyq8sqktnlvu8ecybptmyq">
+            <w:hyperlink w:history="1" r:id="rIdba-g1lgxpj7qam20luo9o">
               <w:r>
                 <w:rPr>
                   <w:rFonts w:ascii="Arial" w:cs="Arial" w:eastAsia="Arial" w:hAnsi="Arial"/>
@@ -9359,7 +9359,7 @@
               <w:spacing w:after="10" w:before="0"/>
               <w:ind w:left="120"/>
             </w:pPr>
-            <w:hyperlink w:history="1" r:id="rIdjc2i-vr0w88rpdkntio9p">
+            <w:hyperlink w:history="1" r:id="rIdneoctw2zpcf4zaxewh5s1">
               <w:r>
                 <w:rPr>
                   <w:rFonts w:ascii="Arial" w:cs="Arial" w:eastAsia="Arial" w:hAnsi="Arial"/>
@@ -9404,7 +9404,7 @@
             <w:pPr>
               <w:spacing w:after="20" w:before="0"/>
             </w:pPr>
-            <w:hyperlink w:history="1" r:id="rIdtf6v7t_u6k_xzaefhapsb">
+            <w:hyperlink w:history="1" r:id="rId9bffbe8e0nlstaoaolr6k">
               <w:r>
                 <w:rPr>
                   <w:rFonts w:ascii="Arial" w:cs="Arial" w:eastAsia="Arial" w:hAnsi="Arial"/>
@@ -9437,7 +9437,7 @@
               <w:spacing w:after="10" w:before="0"/>
               <w:ind w:left="120"/>
             </w:pPr>
-            <w:hyperlink w:history="1" r:id="rIdk3uiw3t0secupf5oiqj17">
+            <w:hyperlink w:history="1" r:id="rIdj4fxhuqcxeubiwhwawx76">
               <w:r>
                 <w:rPr>
                   <w:rFonts w:ascii="Arial" w:cs="Arial" w:eastAsia="Arial" w:hAnsi="Arial"/>
@@ -9632,7 +9632,7 @@
             <w:pPr>
               <w:spacing w:after="20" w:before="0"/>
             </w:pPr>
-            <w:hyperlink w:history="1" r:id="rIdoj3jvakcnlbfv-lrbyent">
+            <w:hyperlink w:history="1" r:id="rId4ffkpnzuhtkc42hz0azdc">
               <w:r>
                 <w:rPr>
                   <w:rFonts w:ascii="Arial" w:cs="Arial" w:eastAsia="Arial" w:hAnsi="Arial"/>
@@ -9665,7 +9665,7 @@
               <w:spacing w:after="10" w:before="0"/>
               <w:ind w:left="120"/>
             </w:pPr>
-            <w:hyperlink w:history="1" r:id="rId-zvxkryz8ouxvi8zbvjp9">
+            <w:hyperlink w:history="1" r:id="rIdyouhkzsylmaok9h2cge_m">
               <w:r>
                 <w:rPr>
                   <w:rFonts w:ascii="Arial" w:cs="Arial" w:eastAsia="Arial" w:hAnsi="Arial"/>
@@ -9710,7 +9710,7 @@
             <w:pPr>
               <w:spacing w:after="20" w:before="0"/>
             </w:pPr>
-            <w:hyperlink w:history="1" r:id="rId895bzrpueelfs05bwod2x">
+            <w:hyperlink w:history="1" r:id="rIdiilzymq2-relkc9sshrwb">
               <w:r>
                 <w:rPr>
                   <w:rFonts w:ascii="Arial" w:cs="Arial" w:eastAsia="Arial" w:hAnsi="Arial"/>
@@ -9743,7 +9743,7 @@
               <w:spacing w:after="10" w:before="0"/>
               <w:ind w:left="120"/>
             </w:pPr>
-            <w:hyperlink w:history="1" r:id="rIdqng3mg_5tk38zl2jycktj">
+            <w:hyperlink w:history="1" r:id="rIdr22-7tj-cibp0wdszideu">
               <w:r>
                 <w:rPr>
                   <w:rFonts w:ascii="Arial" w:cs="Arial" w:eastAsia="Arial" w:hAnsi="Arial"/>
@@ -9938,7 +9938,7 @@
             <w:pPr>
               <w:spacing w:after="20" w:before="0"/>
             </w:pPr>
-            <w:hyperlink w:history="1" r:id="rIdhcruh96a_peeyivpqsjfv">
+            <w:hyperlink w:history="1" r:id="rId8_bncqxuel8dacbywep46">
               <w:r>
                 <w:rPr>
                   <w:rFonts w:ascii="Arial" w:cs="Arial" w:eastAsia="Arial" w:hAnsi="Arial"/>
@@ -9971,7 +9971,7 @@
               <w:spacing w:after="10" w:before="0"/>
               <w:ind w:left="120"/>
             </w:pPr>
-            <w:hyperlink w:history="1" r:id="rId0kb7t2ghsgqteflljamc0">
+            <w:hyperlink w:history="1" r:id="rIdwt8v40lws1mz0vaigfodj">
               <w:r>
                 <w:rPr>
                   <w:rFonts w:ascii="Arial" w:cs="Arial" w:eastAsia="Arial" w:hAnsi="Arial"/>
@@ -10016,7 +10016,7 @@
             <w:pPr>
               <w:spacing w:after="20" w:before="0"/>
             </w:pPr>
-            <w:hyperlink w:history="1" r:id="rIdgvp8wuymyrbgf9b7pl_rk">
+            <w:hyperlink w:history="1" r:id="rIdsifdtw3hx8ewcux69gw7p">
               <w:r>
                 <w:rPr>
                   <w:rFonts w:ascii="Arial" w:cs="Arial" w:eastAsia="Arial" w:hAnsi="Arial"/>
@@ -10049,7 +10049,7 @@
               <w:spacing w:after="10" w:before="0"/>
               <w:ind w:left="120"/>
             </w:pPr>
-            <w:hyperlink w:history="1" r:id="rIdbolnsa8mio8js_azk4ctr">
+            <w:hyperlink w:history="1" r:id="rId6kx823tioowdot5dbdywy">
               <w:r>
                 <w:rPr>
                   <w:rFonts w:ascii="Arial" w:cs="Arial" w:eastAsia="Arial" w:hAnsi="Arial"/>
@@ -10244,7 +10244,7 @@
             <w:pPr>
               <w:spacing w:after="20" w:before="0"/>
             </w:pPr>
-            <w:hyperlink w:history="1" r:id="rId3yl1dmvwzlyttkkbsr6jp">
+            <w:hyperlink w:history="1" r:id="rIdzz0ux9tl0vu8rmedkequp">
               <w:r>
                 <w:rPr>
                   <w:rFonts w:ascii="Arial" w:cs="Arial" w:eastAsia="Arial" w:hAnsi="Arial"/>
@@ -10293,7 +10293,7 @@
               <w:spacing w:after="10" w:before="0"/>
               <w:ind w:left="120"/>
             </w:pPr>
-            <w:hyperlink w:history="1" r:id="rId010ethmvljzt_o0dpwp8c">
+            <w:hyperlink w:history="1" r:id="rIdimrouuwwbwjaafwtnuyob">
               <w:r>
                 <w:rPr>
                   <w:rFonts w:ascii="Arial" w:cs="Arial" w:eastAsia="Arial" w:hAnsi="Arial"/>
@@ -10338,7 +10338,7 @@
             <w:pPr>
               <w:spacing w:after="20" w:before="0"/>
             </w:pPr>
-            <w:hyperlink w:history="1" r:id="rIdg2x4vn3xokf-k-21dmp07">
+            <w:hyperlink w:history="1" r:id="rIdrr-ci9pqamzoez4skc5us">
               <w:r>
                 <w:rPr>
                   <w:rFonts w:ascii="Arial" w:cs="Arial" w:eastAsia="Arial" w:hAnsi="Arial"/>
@@ -10387,7 +10387,7 @@
               <w:spacing w:after="10" w:before="0"/>
               <w:ind w:left="120"/>
             </w:pPr>
-            <w:hyperlink w:history="1" r:id="rIdohzj8yg6nontg3f-zy12x">
+            <w:hyperlink w:history="1" r:id="rIdcee-c0ljpo5p9cme4gp9i">
               <w:r>
                 <w:rPr>
                   <w:rFonts w:ascii="Arial" w:cs="Arial" w:eastAsia="Arial" w:hAnsi="Arial"/>
@@ -10899,7 +10899,7 @@
         </w:rPr>
         <w:t xml:space="preserve">© 2026 SeaVuria and ARES. Aligned with KICD objectives. Developed by SeaVuria; technical implementation by ARES (with AI assistance from Claude). Licensed under </w:t>
       </w:r>
-      <w:hyperlink w:history="1" r:id="rIddlcyhsc1k_3orqpmcfnuf">
+      <w:hyperlink w:history="1" r:id="rIdvfsamjf-weetmdm0fue0e">
         <w:r>
           <w:rPr>
             <w:rFonts w:ascii="Arial" w:cs="Arial" w:eastAsia="Arial" w:hAnsi="Arial"/>
@@ -10920,7 +10920,7 @@
         </w:rPr>
         <w:t xml:space="preserve"> (</w:t>
       </w:r>
-      <w:hyperlink w:history="1" r:id="rIdpx-dqpb7nhfsbmkziypvr">
+      <w:hyperlink w:history="1" r:id="rIdgaofwgg82huzbrmvylqdd">
         <w:r>
           <w:rPr>
             <w:rFonts w:ascii="Arial" w:cs="Arial" w:eastAsia="Arial" w:hAnsi="Arial"/>
@@ -11933,7 +11933,7 @@
             <w:pPr>
               <w:spacing w:after="20" w:before="0"/>
             </w:pPr>
-            <w:hyperlink w:history="1" r:id="rIdurhqy7ghdzadfvu1aq0pd">
+            <w:hyperlink w:history="1" r:id="rIdewdafbxirld6b4z_g1z-n">
               <w:r>
                 <w:rPr>
                   <w:rFonts w:ascii="Arial" w:cs="Arial" w:eastAsia="Arial" w:hAnsi="Arial"/>
@@ -11982,7 +11982,7 @@
               <w:spacing w:after="10" w:before="0"/>
               <w:ind w:left="120"/>
             </w:pPr>
-            <w:hyperlink w:history="1" r:id="rId2qjgtosmyk78q0kla5i7p">
+            <w:hyperlink w:history="1" r:id="rIdds5vau1nwon6k_hrooovu">
               <w:r>
                 <w:rPr>
                   <w:rFonts w:ascii="Arial" w:cs="Arial" w:eastAsia="Arial" w:hAnsi="Arial"/>
@@ -12044,7 +12044,7 @@
               <w:spacing w:after="10" w:before="0"/>
               <w:ind w:left="120"/>
             </w:pPr>
-            <w:hyperlink w:history="1" r:id="rIdeeis9eibyrnttwxts5fik">
+            <w:hyperlink w:history="1" r:id="rIdrxozyr9pciuy3ycua1tlo">
               <w:r>
                 <w:rPr>
                   <w:rFonts w:ascii="Arial" w:cs="Arial" w:eastAsia="Arial" w:hAnsi="Arial"/>
@@ -12254,7 +12254,7 @@
             <w:pPr>
               <w:spacing w:after="20" w:before="0"/>
             </w:pPr>
-            <w:hyperlink w:history="1" r:id="rIdgtbp87hcovhsevovqmayx">
+            <w:hyperlink w:history="1" r:id="rIdypuql6jztwfwrzeb8xtz5">
               <w:r>
                 <w:rPr>
                   <w:rFonts w:ascii="Arial" w:cs="Arial" w:eastAsia="Arial" w:hAnsi="Arial"/>
@@ -12303,7 +12303,7 @@
               <w:spacing w:after="10" w:before="0"/>
               <w:ind w:left="120"/>
             </w:pPr>
-            <w:hyperlink w:history="1" r:id="rId0izprlj0hkxj8w2nafz9e">
+            <w:hyperlink w:history="1" r:id="rIdennfh7vkl3v1pw3h8nkgp">
               <w:r>
                 <w:rPr>
                   <w:rFonts w:ascii="Arial" w:cs="Arial" w:eastAsia="Arial" w:hAnsi="Arial"/>
@@ -12365,7 +12365,7 @@
               <w:spacing w:after="10" w:before="0"/>
               <w:ind w:left="120"/>
             </w:pPr>
-            <w:hyperlink w:history="1" r:id="rIdy81ranptgnh0mdaw9tueq">
+            <w:hyperlink w:history="1" r:id="rIdcwwyyleeouwuxfrollzua">
               <w:r>
                 <w:rPr>
                   <w:rFonts w:ascii="Arial" w:cs="Arial" w:eastAsia="Arial" w:hAnsi="Arial"/>
@@ -12575,7 +12575,7 @@
             <w:pPr>
               <w:spacing w:after="20" w:before="0"/>
             </w:pPr>
-            <w:hyperlink w:history="1" r:id="rIdiieboqbmbgnfljl-eox8q">
+            <w:hyperlink w:history="1" r:id="rIdqp6qajccyy7ig3lheykvm">
               <w:r>
                 <w:rPr>
                   <w:rFonts w:ascii="Arial" w:cs="Arial" w:eastAsia="Arial" w:hAnsi="Arial"/>
@@ -12624,7 +12624,7 @@
               <w:spacing w:after="10" w:before="0"/>
               <w:ind w:left="120"/>
             </w:pPr>
-            <w:hyperlink w:history="1" r:id="rIdg3hqa4bhfvcjpbqu2kuoz">
+            <w:hyperlink w:history="1" r:id="rIdfr4ifukd0266tdjjs4df6">
               <w:r>
                 <w:rPr>
                   <w:rFonts w:ascii="Arial" w:cs="Arial" w:eastAsia="Arial" w:hAnsi="Arial"/>
@@ -12686,7 +12686,7 @@
               <w:spacing w:after="10" w:before="0"/>
               <w:ind w:left="120"/>
             </w:pPr>
-            <w:hyperlink w:history="1" r:id="rIdzxguzxxbkgp-idqin8gip">
+            <w:hyperlink w:history="1" r:id="rId8bzjpjth5rsgagafmjfhg">
               <w:r>
                 <w:rPr>
                   <w:rFonts w:ascii="Arial" w:cs="Arial" w:eastAsia="Arial" w:hAnsi="Arial"/>
@@ -12896,7 +12896,7 @@
             <w:pPr>
               <w:spacing w:after="20" w:before="0"/>
             </w:pPr>
-            <w:hyperlink w:history="1" r:id="rId-4-o7ko42bvbwdo4n9bz4">
+            <w:hyperlink w:history="1" r:id="rIdnhstrgatqabvjavrzw5kp">
               <w:r>
                 <w:rPr>
                   <w:rFonts w:ascii="Arial" w:cs="Arial" w:eastAsia="Arial" w:hAnsi="Arial"/>
@@ -12945,7 +12945,7 @@
               <w:spacing w:after="10" w:before="0"/>
               <w:ind w:left="120"/>
             </w:pPr>
-            <w:hyperlink w:history="1" r:id="rIdewjyw6docgq6-id1o-xbe">
+            <w:hyperlink w:history="1" r:id="rIduijslal1jf0klvvgg8wc7">
               <w:r>
                 <w:rPr>
                   <w:rFonts w:ascii="Arial" w:cs="Arial" w:eastAsia="Arial" w:hAnsi="Arial"/>
@@ -13007,7 +13007,7 @@
               <w:spacing w:after="10" w:before="0"/>
               <w:ind w:left="120"/>
             </w:pPr>
-            <w:hyperlink w:history="1" r:id="rIddshtb6a_reqqk8emcac5v">
+            <w:hyperlink w:history="1" r:id="rIdkgqeb8h5zdflk1tqlbf9i">
               <w:r>
                 <w:rPr>
                   <w:rFonts w:ascii="Arial" w:cs="Arial" w:eastAsia="Arial" w:hAnsi="Arial"/>
@@ -13217,7 +13217,7 @@
             <w:pPr>
               <w:spacing w:after="20" w:before="0"/>
             </w:pPr>
-            <w:hyperlink w:history="1" r:id="rIdperm3vlqnmfefa-bz2ast">
+            <w:hyperlink w:history="1" r:id="rIdnmu15s7bmnrginv9ul6vk">
               <w:r>
                 <w:rPr>
                   <w:rFonts w:ascii="Arial" w:cs="Arial" w:eastAsia="Arial" w:hAnsi="Arial"/>
@@ -13266,7 +13266,7 @@
               <w:spacing w:after="10" w:before="0"/>
               <w:ind w:left="120"/>
             </w:pPr>
-            <w:hyperlink w:history="1" r:id="rIdjlpj1ggmbgvvbl-g9l7lk">
+            <w:hyperlink w:history="1" r:id="rIdagae7wivzxwp-c8am0vu3">
               <w:r>
                 <w:rPr>
                   <w:rFonts w:ascii="Arial" w:cs="Arial" w:eastAsia="Arial" w:hAnsi="Arial"/>
@@ -13328,7 +13328,7 @@
               <w:spacing w:after="10" w:before="0"/>
               <w:ind w:left="120"/>
             </w:pPr>
-            <w:hyperlink w:history="1" r:id="rIdngdpe8wabixu1siophce0">
+            <w:hyperlink w:history="1" r:id="rIdfzilbi_xwc2lvi6cwytls">
               <w:r>
                 <w:rPr>
                   <w:rFonts w:ascii="Arial" w:cs="Arial" w:eastAsia="Arial" w:hAnsi="Arial"/>
@@ -13855,7 +13855,7 @@
         </w:rPr>
         <w:t xml:space="preserve">© 2026 SeaVuria and ARES. Aligned with KICD objectives. Developed by SeaVuria; technical implementation by ARES (with AI assistance from Claude). Licensed under </w:t>
       </w:r>
-      <w:hyperlink w:history="1" r:id="rIdn4xqodcbpa9qboz62ccqq">
+      <w:hyperlink w:history="1" r:id="rIdgi8ply6fnihk0hpefegar">
         <w:r>
           <w:rPr>
             <w:rFonts w:ascii="Arial" w:cs="Arial" w:eastAsia="Arial" w:hAnsi="Arial"/>
@@ -13876,7 +13876,7 @@
         </w:rPr>
         <w:t xml:space="preserve"> (</w:t>
       </w:r>
-      <w:hyperlink w:history="1" r:id="rIdmemh8ps6xseof5rg9zelj">
+      <w:hyperlink w:history="1" r:id="rIdkosrbqg49iqcnglim64zf">
         <w:r>
           <w:rPr>
             <w:rFonts w:ascii="Arial" w:cs="Arial" w:eastAsia="Arial" w:hAnsi="Arial"/>
@@ -14889,7 +14889,7 @@
             <w:pPr>
               <w:spacing w:after="20" w:before="0"/>
             </w:pPr>
-            <w:hyperlink w:history="1" r:id="rIdpjsskygvfhosegwbuxcxr">
+            <w:hyperlink w:history="1" r:id="rId3vqrt6pzj8njmq43wojjy">
               <w:r>
                 <w:rPr>
                   <w:rFonts w:ascii="Arial" w:cs="Arial" w:eastAsia="Arial" w:hAnsi="Arial"/>
@@ -14938,7 +14938,7 @@
               <w:spacing w:after="10" w:before="0"/>
               <w:ind w:left="120"/>
             </w:pPr>
-            <w:hyperlink w:history="1" r:id="rIdnlsnbsuuywq4knhrqnkmj">
+            <w:hyperlink w:history="1" r:id="rId80wwlbq_rlsuzjzsl-vzt">
               <w:r>
                 <w:rPr>
                   <w:rFonts w:ascii="Arial" w:cs="Arial" w:eastAsia="Arial" w:hAnsi="Arial"/>
@@ -15000,7 +15000,7 @@
               <w:spacing w:after="10" w:before="0"/>
               <w:ind w:left="120"/>
             </w:pPr>
-            <w:hyperlink w:history="1" r:id="rIddxsj4eoo-xth5zuswyeti">
+            <w:hyperlink w:history="1" r:id="rIdquiqs9zpgbeaw4snzgy14">
               <w:r>
                 <w:rPr>
                   <w:rFonts w:ascii="Arial" w:cs="Arial" w:eastAsia="Arial" w:hAnsi="Arial"/>
@@ -15210,7 +15210,7 @@
             <w:pPr>
               <w:spacing w:after="20" w:before="0"/>
             </w:pPr>
-            <w:hyperlink w:history="1" r:id="rIdmks_qcf_hph3wmg4qfixq">
+            <w:hyperlink w:history="1" r:id="rIdne3vht1setwnoqcnpwsys">
               <w:r>
                 <w:rPr>
                   <w:rFonts w:ascii="Arial" w:cs="Arial" w:eastAsia="Arial" w:hAnsi="Arial"/>
@@ -15259,7 +15259,7 @@
               <w:spacing w:after="10" w:before="0"/>
               <w:ind w:left="120"/>
             </w:pPr>
-            <w:hyperlink w:history="1" r:id="rIdzuwyz67hrj9yrmb19kehm">
+            <w:hyperlink w:history="1" r:id="rIdktvf4i2ypkzfj3n4iqrci">
               <w:r>
                 <w:rPr>
                   <w:rFonts w:ascii="Arial" w:cs="Arial" w:eastAsia="Arial" w:hAnsi="Arial"/>
@@ -15321,7 +15321,7 @@
               <w:spacing w:after="10" w:before="0"/>
               <w:ind w:left="120"/>
             </w:pPr>
-            <w:hyperlink w:history="1" r:id="rIdcia0gkd7rwjqinridtx6v">
+            <w:hyperlink w:history="1" r:id="rId7aajx0ex7ce0gy1uoctwj">
               <w:r>
                 <w:rPr>
                   <w:rFonts w:ascii="Arial" w:cs="Arial" w:eastAsia="Arial" w:hAnsi="Arial"/>
@@ -15531,7 +15531,7 @@
             <w:pPr>
               <w:spacing w:after="20" w:before="0"/>
             </w:pPr>
-            <w:hyperlink w:history="1" r:id="rIduaztqmlkc7couj0y0zhef">
+            <w:hyperlink w:history="1" r:id="rIdzprufeazlipnzjr1kcieu">
               <w:r>
                 <w:rPr>
                   <w:rFonts w:ascii="Arial" w:cs="Arial" w:eastAsia="Arial" w:hAnsi="Arial"/>
@@ -15580,7 +15580,7 @@
               <w:spacing w:after="10" w:before="0"/>
               <w:ind w:left="120"/>
             </w:pPr>
-            <w:hyperlink w:history="1" r:id="rIdu_ft7jaktz7-3jltjozsp">
+            <w:hyperlink w:history="1" r:id="rId6dk2g9fa_rmvoujs1s8-a">
               <w:r>
                 <w:rPr>
                   <w:rFonts w:ascii="Arial" w:cs="Arial" w:eastAsia="Arial" w:hAnsi="Arial"/>
@@ -15642,7 +15642,7 @@
               <w:spacing w:after="10" w:before="0"/>
               <w:ind w:left="120"/>
             </w:pPr>
-            <w:hyperlink w:history="1" r:id="rIdrvwwxljqaroolxhs-78ki">
+            <w:hyperlink w:history="1" r:id="rIdqqvhbe6ebrewxnp65uixa">
               <w:r>
                 <w:rPr>
                   <w:rFonts w:ascii="Arial" w:cs="Arial" w:eastAsia="Arial" w:hAnsi="Arial"/>
@@ -15852,7 +15852,7 @@
             <w:pPr>
               <w:spacing w:after="20" w:before="0"/>
             </w:pPr>
-            <w:hyperlink w:history="1" r:id="rIdimnnvxacwj2vpzeovaxku">
+            <w:hyperlink w:history="1" r:id="rId4iav7sraffqoy7ldrjyga">
               <w:r>
                 <w:rPr>
                   <w:rFonts w:ascii="Arial" w:cs="Arial" w:eastAsia="Arial" w:hAnsi="Arial"/>
@@ -15901,7 +15901,7 @@
               <w:spacing w:after="10" w:before="0"/>
               <w:ind w:left="120"/>
             </w:pPr>
-            <w:hyperlink w:history="1" r:id="rId9lbht0ptcu1ccwqjk1u8f">
+            <w:hyperlink w:history="1" r:id="rIdeqvz61jy_vr6ct6q21_we">
               <w:r>
                 <w:rPr>
                   <w:rFonts w:ascii="Arial" w:cs="Arial" w:eastAsia="Arial" w:hAnsi="Arial"/>
@@ -15963,7 +15963,7 @@
               <w:spacing w:after="10" w:before="0"/>
               <w:ind w:left="120"/>
             </w:pPr>
-            <w:hyperlink w:history="1" r:id="rIddgzenb1dcmdsfqbkok9nt">
+            <w:hyperlink w:history="1" r:id="rIdrgi8w8_7whrdwg3_tr2el">
               <w:r>
                 <w:rPr>
                   <w:rFonts w:ascii="Arial" w:cs="Arial" w:eastAsia="Arial" w:hAnsi="Arial"/>
@@ -16173,7 +16173,7 @@
             <w:pPr>
               <w:spacing w:after="20" w:before="0"/>
             </w:pPr>
-            <w:hyperlink w:history="1" r:id="rIdxasd6xauy_vakjzdvhc00">
+            <w:hyperlink w:history="1" r:id="rIdpth-99ilu9gpj8gcrk92y">
               <w:r>
                 <w:rPr>
                   <w:rFonts w:ascii="Arial" w:cs="Arial" w:eastAsia="Arial" w:hAnsi="Arial"/>
@@ -16222,7 +16222,7 @@
               <w:spacing w:after="10" w:before="0"/>
               <w:ind w:left="120"/>
             </w:pPr>
-            <w:hyperlink w:history="1" r:id="rIdh6pvhyvzg5rmoanmo7hl3">
+            <w:hyperlink w:history="1" r:id="rIdgvfpibegke3j2bs2vfugp">
               <w:r>
                 <w:rPr>
                   <w:rFonts w:ascii="Arial" w:cs="Arial" w:eastAsia="Arial" w:hAnsi="Arial"/>
@@ -16284,7 +16284,7 @@
               <w:spacing w:after="10" w:before="0"/>
               <w:ind w:left="120"/>
             </w:pPr>
-            <w:hyperlink w:history="1" r:id="rId304qgo2iv3gk-ox0gthf9">
+            <w:hyperlink w:history="1" r:id="rIdjwbvum-c7t6legykkg06w">
               <w:r>
                 <w:rPr>
                   <w:rFonts w:ascii="Arial" w:cs="Arial" w:eastAsia="Arial" w:hAnsi="Arial"/>
@@ -16811,7 +16811,7 @@
         </w:rPr>
         <w:t xml:space="preserve">© 2026 SeaVuria and ARES. Aligned with KICD objectives. Developed by SeaVuria; technical implementation by ARES (with AI assistance from Claude). Licensed under </w:t>
       </w:r>
-      <w:hyperlink w:history="1" r:id="rId68x-74acv_bvz0nrewp2j">
+      <w:hyperlink w:history="1" r:id="rIdwba5qm5j3zwdhepiqzbtk">
         <w:r>
           <w:rPr>
             <w:rFonts w:ascii="Arial" w:cs="Arial" w:eastAsia="Arial" w:hAnsi="Arial"/>
@@ -16832,7 +16832,7 @@
         </w:rPr>
         <w:t xml:space="preserve"> (</w:t>
       </w:r>
-      <w:hyperlink w:history="1" r:id="rIdjakqresdcrzox60sfmdtw">
+      <w:hyperlink w:history="1" r:id="rIdsdqwlb2vw0dliammo8wkz">
         <w:r>
           <w:rPr>
             <w:rFonts w:ascii="Arial" w:cs="Arial" w:eastAsia="Arial" w:hAnsi="Arial"/>
@@ -17862,7 +17862,7 @@
               <w:spacing w:after="10" w:before="0"/>
               <w:ind w:left="120"/>
             </w:pPr>
-            <w:hyperlink w:history="1" r:id="rIdb_4pggxvnku-zhkqafcid">
+            <w:hyperlink w:history="1" r:id="rIdzns1ajg1twdnuz0-nynpi">
               <w:r>
                 <w:rPr>
                   <w:rFonts w:ascii="Arial" w:cs="Arial" w:eastAsia="Arial" w:hAnsi="Arial"/>
@@ -17939,7 +17939,7 @@
               <w:spacing w:after="10" w:before="0"/>
               <w:ind w:left="120"/>
             </w:pPr>
-            <w:hyperlink w:history="1" r:id="rIdj-esd_5pugvkj8a7u_4ee">
+            <w:hyperlink w:history="1" r:id="rIdew094qu2fvmgli7daao86">
               <w:r>
                 <w:rPr>
                   <w:rFonts w:ascii="Arial" w:cs="Arial" w:eastAsia="Arial" w:hAnsi="Arial"/>
@@ -18166,7 +18166,7 @@
               <w:spacing w:after="10" w:before="0"/>
               <w:ind w:left="120"/>
             </w:pPr>
-            <w:hyperlink w:history="1" r:id="rId7vjfiotztcs9hvarwr7hr">
+            <w:hyperlink w:history="1" r:id="rIdkgzzzb8wnupc4zyklu0us">
               <w:r>
                 <w:rPr>
                   <w:rFonts w:ascii="Arial" w:cs="Arial" w:eastAsia="Arial" w:hAnsi="Arial"/>
@@ -18243,7 +18243,7 @@
               <w:spacing w:after="10" w:before="0"/>
               <w:ind w:left="120"/>
             </w:pPr>
-            <w:hyperlink w:history="1" r:id="rIdq-tyzw2xoeayvkhxglh5g">
+            <w:hyperlink w:history="1" r:id="rIdkmftj10bsxvmmthtqdiyd">
               <w:r>
                 <w:rPr>
                   <w:rFonts w:ascii="Arial" w:cs="Arial" w:eastAsia="Arial" w:hAnsi="Arial"/>
@@ -18470,7 +18470,7 @@
               <w:spacing w:after="10" w:before="0"/>
               <w:ind w:left="120"/>
             </w:pPr>
-            <w:hyperlink w:history="1" r:id="rIdqrzud-uzgc2ljyjn9xqpn">
+            <w:hyperlink w:history="1" r:id="rIdchct9adkouvgzzhr5kohk">
               <w:r>
                 <w:rPr>
                   <w:rFonts w:ascii="Arial" w:cs="Arial" w:eastAsia="Arial" w:hAnsi="Arial"/>
@@ -18547,7 +18547,7 @@
               <w:spacing w:after="10" w:before="0"/>
               <w:ind w:left="120"/>
             </w:pPr>
-            <w:hyperlink w:history="1" r:id="rIdkfb_c_g4r4ygvixrfxae3">
+            <w:hyperlink w:history="1" r:id="rIdnmkcfwa7hvs2nwbq3qbs3">
               <w:r>
                 <w:rPr>
                   <w:rFonts w:ascii="Arial" w:cs="Arial" w:eastAsia="Arial" w:hAnsi="Arial"/>
@@ -18774,7 +18774,7 @@
               <w:spacing w:after="10" w:before="0"/>
               <w:ind w:left="120"/>
             </w:pPr>
-            <w:hyperlink w:history="1" r:id="rIdheqpsaioz24trvxwxfbam">
+            <w:hyperlink w:history="1" r:id="rIdwmwzxnsyifurlyg6th5fs">
               <w:r>
                 <w:rPr>
                   <w:rFonts w:ascii="Arial" w:cs="Arial" w:eastAsia="Arial" w:hAnsi="Arial"/>
@@ -18851,7 +18851,7 @@
               <w:spacing w:after="10" w:before="0"/>
               <w:ind w:left="120"/>
             </w:pPr>
-            <w:hyperlink w:history="1" r:id="rIdy0pqs8v7flkkwetx0we_f">
+            <w:hyperlink w:history="1" r:id="rIddjqnhotoq-lg--r_6v2vc">
               <w:r>
                 <w:rPr>
                   <w:rFonts w:ascii="Arial" w:cs="Arial" w:eastAsia="Arial" w:hAnsi="Arial"/>
@@ -19078,7 +19078,7 @@
               <w:spacing w:after="10" w:before="0"/>
               <w:ind w:left="120"/>
             </w:pPr>
-            <w:hyperlink w:history="1" r:id="rIdwfzupd9uvnjxuj4-fease">
+            <w:hyperlink w:history="1" r:id="rIdi7ydthwezcytzha39zaah">
               <w:r>
                 <w:rPr>
                   <w:rFonts w:ascii="Arial" w:cs="Arial" w:eastAsia="Arial" w:hAnsi="Arial"/>
@@ -19155,7 +19155,7 @@
               <w:spacing w:after="10" w:before="0"/>
               <w:ind w:left="120"/>
             </w:pPr>
-            <w:hyperlink w:history="1" r:id="rIdljwemkwbnz5l-1h9ynxub">
+            <w:hyperlink w:history="1" r:id="rIdjrylezdr20dgdku9oz2hs">
               <w:r>
                 <w:rPr>
                   <w:rFonts w:ascii="Arial" w:cs="Arial" w:eastAsia="Arial" w:hAnsi="Arial"/>
@@ -19682,7 +19682,7 @@
         </w:rPr>
         <w:t xml:space="preserve">© 2026 SeaVuria and ARES. Aligned with KICD objectives. Developed by SeaVuria; technical implementation by ARES (with AI assistance from Claude). Licensed under </w:t>
       </w:r>
-      <w:hyperlink w:history="1" r:id="rIdcjgljfze0jew4w8urn8l_">
+      <w:hyperlink w:history="1" r:id="rIdxhfedo2qj5tqw15llzebd">
         <w:r>
           <w:rPr>
             <w:rFonts w:ascii="Arial" w:cs="Arial" w:eastAsia="Arial" w:hAnsi="Arial"/>
@@ -19703,7 +19703,7 @@
         </w:rPr>
         <w:t xml:space="preserve"> (</w:t>
       </w:r>
-      <w:hyperlink w:history="1" r:id="rId5bf6sfjq0j0vjwgab6owa">
+      <w:hyperlink w:history="1" r:id="rIdejbw9jao3gnim60e1ld_8">
         <w:r>
           <w:rPr>
             <w:rFonts w:ascii="Arial" w:cs="Arial" w:eastAsia="Arial" w:hAnsi="Arial"/>
@@ -20716,7 +20716,7 @@
             <w:pPr>
               <w:spacing w:after="20" w:before="0"/>
             </w:pPr>
-            <w:hyperlink w:history="1" r:id="rIdtihumyjuxwkp_yli0isub">
+            <w:hyperlink w:history="1" r:id="rIdoymt8vfon9ge7k5hp3r6i">
               <w:r>
                 <w:rPr>
                   <w:rFonts w:ascii="Arial" w:cs="Arial" w:eastAsia="Arial" w:hAnsi="Arial"/>
@@ -20749,7 +20749,7 @@
               <w:spacing w:after="10" w:before="0"/>
               <w:ind w:left="120"/>
             </w:pPr>
-            <w:hyperlink w:history="1" r:id="rIdas0ena3iowczlgr8ee1-6">
+            <w:hyperlink w:history="1" r:id="rIderdw3pujvnfsb7ayxx_6b">
               <w:r>
                 <w:rPr>
                   <w:rFonts w:ascii="Arial" w:cs="Arial" w:eastAsia="Arial" w:hAnsi="Arial"/>
@@ -20794,7 +20794,7 @@
             <w:pPr>
               <w:spacing w:after="20" w:before="0"/>
             </w:pPr>
-            <w:hyperlink w:history="1" r:id="rIdf5ui5ii7yllz0t3jrzrkm">
+            <w:hyperlink w:history="1" r:id="rIdspholb3xzepdfxixdvy_t">
               <w:r>
                 <w:rPr>
                   <w:rFonts w:ascii="Arial" w:cs="Arial" w:eastAsia="Arial" w:hAnsi="Arial"/>
@@ -20827,7 +20827,7 @@
               <w:spacing w:after="10" w:before="0"/>
               <w:ind w:left="120"/>
             </w:pPr>
-            <w:hyperlink w:history="1" r:id="rIdxhalh8qryi478f-3ssmj3">
+            <w:hyperlink w:history="1" r:id="rIdig1-iuugexvcshqbsdloc">
               <w:r>
                 <w:rPr>
                   <w:rFonts w:ascii="Arial" w:cs="Arial" w:eastAsia="Arial" w:hAnsi="Arial"/>
@@ -21022,7 +21022,7 @@
             <w:pPr>
               <w:spacing w:after="20" w:before="0"/>
             </w:pPr>
-            <w:hyperlink w:history="1" r:id="rId_w7yo28xjdt7m7va5omhn">
+            <w:hyperlink w:history="1" r:id="rId6oovs1vhyccgodcies-g4">
               <w:r>
                 <w:rPr>
                   <w:rFonts w:ascii="Arial" w:cs="Arial" w:eastAsia="Arial" w:hAnsi="Arial"/>
@@ -21055,7 +21055,7 @@
               <w:spacing w:after="10" w:before="0"/>
               <w:ind w:left="120"/>
             </w:pPr>
-            <w:hyperlink w:history="1" r:id="rIdzoxbxloofah3gufrhudvp">
+            <w:hyperlink w:history="1" r:id="rId0kaqhhjoomjud_pj6kswv">
               <w:r>
                 <w:rPr>
                   <w:rFonts w:ascii="Arial" w:cs="Arial" w:eastAsia="Arial" w:hAnsi="Arial"/>
@@ -21100,7 +21100,7 @@
             <w:pPr>
               <w:spacing w:after="20" w:before="0"/>
             </w:pPr>
-            <w:hyperlink w:history="1" r:id="rIdvkvl9ju-rcc2yruxzrijc">
+            <w:hyperlink w:history="1" r:id="rIdkozzpazngzb8ze6bnsnuc">
               <w:r>
                 <w:rPr>
                   <w:rFonts w:ascii="Arial" w:cs="Arial" w:eastAsia="Arial" w:hAnsi="Arial"/>
@@ -21133,7 +21133,7 @@
               <w:spacing w:after="10" w:before="0"/>
               <w:ind w:left="120"/>
             </w:pPr>
-            <w:hyperlink w:history="1" r:id="rIdi5lc3mvwy_jasmxvzuwrb">
+            <w:hyperlink w:history="1" r:id="rId0a_octhsjhfotetdvik5b">
               <w:r>
                 <w:rPr>
                   <w:rFonts w:ascii="Arial" w:cs="Arial" w:eastAsia="Arial" w:hAnsi="Arial"/>
@@ -21328,7 +21328,7 @@
             <w:pPr>
               <w:spacing w:after="20" w:before="0"/>
             </w:pPr>
-            <w:hyperlink w:history="1" r:id="rId1yw_6fqf9wzmxdvfuvfxe">
+            <w:hyperlink w:history="1" r:id="rIdatjtsfqzfbfoomglsx_hc">
               <w:r>
                 <w:rPr>
                   <w:rFonts w:ascii="Arial" w:cs="Arial" w:eastAsia="Arial" w:hAnsi="Arial"/>
@@ -21361,7 +21361,7 @@
               <w:spacing w:after="10" w:before="0"/>
               <w:ind w:left="120"/>
             </w:pPr>
-            <w:hyperlink w:history="1" r:id="rIdqs5-ivnn2l-ej6fi6itie">
+            <w:hyperlink w:history="1" r:id="rIdwf63_cxyhmsmcbgb0awvj">
               <w:r>
                 <w:rPr>
                   <w:rFonts w:ascii="Arial" w:cs="Arial" w:eastAsia="Arial" w:hAnsi="Arial"/>
@@ -21406,7 +21406,7 @@
             <w:pPr>
               <w:spacing w:after="20" w:before="0"/>
             </w:pPr>
-            <w:hyperlink w:history="1" r:id="rIdmfhtwamyja-fft9q3d6mf">
+            <w:hyperlink w:history="1" r:id="rIdemuac1narawvp0hn6wrvi">
               <w:r>
                 <w:rPr>
                   <w:rFonts w:ascii="Arial" w:cs="Arial" w:eastAsia="Arial" w:hAnsi="Arial"/>
@@ -21439,7 +21439,7 @@
               <w:spacing w:after="10" w:before="0"/>
               <w:ind w:left="120"/>
             </w:pPr>
-            <w:hyperlink w:history="1" r:id="rId1jsaiwga7slmf4nioonme">
+            <w:hyperlink w:history="1" r:id="rIdu5jo1ecsbwpg67bviundy">
               <w:r>
                 <w:rPr>
                   <w:rFonts w:ascii="Arial" w:cs="Arial" w:eastAsia="Arial" w:hAnsi="Arial"/>
@@ -21634,7 +21634,7 @@
             <w:pPr>
               <w:spacing w:after="20" w:before="0"/>
             </w:pPr>
-            <w:hyperlink w:history="1" r:id="rIdlo2ab85eza-rnkr38zrfk">
+            <w:hyperlink w:history="1" r:id="rIdiwac3x5-hp5in7qllyuwh">
               <w:r>
                 <w:rPr>
                   <w:rFonts w:ascii="Arial" w:cs="Arial" w:eastAsia="Arial" w:hAnsi="Arial"/>
@@ -21667,7 +21667,7 @@
               <w:spacing w:after="10" w:before="0"/>
               <w:ind w:left="120"/>
             </w:pPr>
-            <w:hyperlink w:history="1" r:id="rIdewh-6umyqaf8mnxws6yzx">
+            <w:hyperlink w:history="1" r:id="rIdmkkz546nwrquty7ggsno8">
               <w:r>
                 <w:rPr>
                   <w:rFonts w:ascii="Arial" w:cs="Arial" w:eastAsia="Arial" w:hAnsi="Arial"/>
@@ -21712,7 +21712,7 @@
             <w:pPr>
               <w:spacing w:after="20" w:before="0"/>
             </w:pPr>
-            <w:hyperlink w:history="1" r:id="rIdf5pyjtdqhah4mjblnmpif">
+            <w:hyperlink w:history="1" r:id="rIdzxgfpvpvdiqdf5jxzalyl">
               <w:r>
                 <w:rPr>
                   <w:rFonts w:ascii="Arial" w:cs="Arial" w:eastAsia="Arial" w:hAnsi="Arial"/>
@@ -21745,7 +21745,7 @@
               <w:spacing w:after="10" w:before="0"/>
               <w:ind w:left="120"/>
             </w:pPr>
-            <w:hyperlink w:history="1" r:id="rIdfiamgvff1v9eub3allcge">
+            <w:hyperlink w:history="1" r:id="rIdt7ltd4o_eb1izwzfs4_eg">
               <w:r>
                 <w:rPr>
                   <w:rFonts w:ascii="Arial" w:cs="Arial" w:eastAsia="Arial" w:hAnsi="Arial"/>
@@ -21940,7 +21940,7 @@
             <w:pPr>
               <w:spacing w:after="20" w:before="0"/>
             </w:pPr>
-            <w:hyperlink w:history="1" r:id="rIdelr4nsk4jhtqjqjrsf5be">
+            <w:hyperlink w:history="1" r:id="rIdojqop7iyymgavzcmybkzz">
               <w:r>
                 <w:rPr>
                   <w:rFonts w:ascii="Arial" w:cs="Arial" w:eastAsia="Arial" w:hAnsi="Arial"/>
@@ -21989,7 +21989,7 @@
               <w:spacing w:after="10" w:before="0"/>
               <w:ind w:left="120"/>
             </w:pPr>
-            <w:hyperlink w:history="1" r:id="rId4mavyivnp2zxjiuszjtbb">
+            <w:hyperlink w:history="1" r:id="rIddm4oycvpywwgkkcd0mnn-">
               <w:r>
                 <w:rPr>
                   <w:rFonts w:ascii="Arial" w:cs="Arial" w:eastAsia="Arial" w:hAnsi="Arial"/>
@@ -22034,7 +22034,7 @@
             <w:pPr>
               <w:spacing w:after="20" w:before="0"/>
             </w:pPr>
-            <w:hyperlink w:history="1" r:id="rIdl7inf3i_39afcwx2tevdq">
+            <w:hyperlink w:history="1" r:id="rIdqaw5a4bsvdaojnm7dge7f">
               <w:r>
                 <w:rPr>
                   <w:rFonts w:ascii="Arial" w:cs="Arial" w:eastAsia="Arial" w:hAnsi="Arial"/>
@@ -22067,7 +22067,7 @@
               <w:spacing w:after="10" w:before="0"/>
               <w:ind w:left="120"/>
             </w:pPr>
-            <w:hyperlink w:history="1" r:id="rIdnz_dyzri5tt-ti0v6miqy">
+            <w:hyperlink w:history="1" r:id="rIdbt_ncbbkba3xbadttexzx">
               <w:r>
                 <w:rPr>
                   <w:rFonts w:ascii="Arial" w:cs="Arial" w:eastAsia="Arial" w:hAnsi="Arial"/>
@@ -22579,7 +22579,7 @@
         </w:rPr>
         <w:t xml:space="preserve">© 2026 SeaVuria and ARES. Aligned with KICD objectives. Developed by SeaVuria; technical implementation by ARES (with AI assistance from Claude). Licensed under </w:t>
       </w:r>
-      <w:hyperlink w:history="1" r:id="rId6qgyd3-r2qdrrzohbzhsq">
+      <w:hyperlink w:history="1" r:id="rIdjmzsp3wq_ltn-5nuswife">
         <w:r>
           <w:rPr>
             <w:rFonts w:ascii="Arial" w:cs="Arial" w:eastAsia="Arial" w:hAnsi="Arial"/>
@@ -22600,7 +22600,7 @@
         </w:rPr>
         <w:t xml:space="preserve"> (</w:t>
       </w:r>
-      <w:hyperlink w:history="1" r:id="rId03ytpnpqddjs-ltnixnnf">
+      <w:hyperlink w:history="1" r:id="rIdw2vxsrgmwpbwpehefia7m">
         <w:r>
           <w:rPr>
             <w:rFonts w:ascii="Arial" w:cs="Arial" w:eastAsia="Arial" w:hAnsi="Arial"/>
@@ -23613,7 +23613,7 @@
             <w:pPr>
               <w:spacing w:after="20" w:before="0"/>
             </w:pPr>
-            <w:hyperlink w:history="1" r:id="rIdkhsaxzrff77tyd7kj0yqj">
+            <w:hyperlink w:history="1" r:id="rIdochiwue7_ts0v3mztycoo">
               <w:r>
                 <w:rPr>
                   <w:rFonts w:ascii="Arial" w:cs="Arial" w:eastAsia="Arial" w:hAnsi="Arial"/>
@@ -23646,7 +23646,7 @@
               <w:spacing w:after="10" w:before="0"/>
               <w:ind w:left="120"/>
             </w:pPr>
-            <w:hyperlink w:history="1" r:id="rIdc4wfepccyf_ihmarlonho">
+            <w:hyperlink w:history="1" r:id="rIdnxcvuxiqucpitktvvcopw">
               <w:r>
                 <w:rPr>
                   <w:rFonts w:ascii="Arial" w:cs="Arial" w:eastAsia="Arial" w:hAnsi="Arial"/>
@@ -23691,7 +23691,7 @@
             <w:pPr>
               <w:spacing w:after="20" w:before="0"/>
             </w:pPr>
-            <w:hyperlink w:history="1" r:id="rIdwe6pagivjvq-qbztxmuef">
+            <w:hyperlink w:history="1" r:id="rId_iaf2bils8axtoln3a9uu">
               <w:r>
                 <w:rPr>
                   <w:rFonts w:ascii="Arial" w:cs="Arial" w:eastAsia="Arial" w:hAnsi="Arial"/>
@@ -23724,7 +23724,7 @@
               <w:spacing w:after="10" w:before="0"/>
               <w:ind w:left="120"/>
             </w:pPr>
-            <w:hyperlink w:history="1" r:id="rId9flkslxycdllzwswlg0ua">
+            <w:hyperlink w:history="1" r:id="rIdrkrfl7buumzqxygax9fy1">
               <w:r>
                 <w:rPr>
                   <w:rFonts w:ascii="Arial" w:cs="Arial" w:eastAsia="Arial" w:hAnsi="Arial"/>
@@ -23919,7 +23919,7 @@
             <w:pPr>
               <w:spacing w:after="20" w:before="0"/>
             </w:pPr>
-            <w:hyperlink w:history="1" r:id="rIdq7ji-tvs0whcwongjv_xo">
+            <w:hyperlink w:history="1" r:id="rIdzfj_u3kz-kpojqrtkwbjd">
               <w:r>
                 <w:rPr>
                   <w:rFonts w:ascii="Arial" w:cs="Arial" w:eastAsia="Arial" w:hAnsi="Arial"/>
@@ -23952,7 +23952,7 @@
               <w:spacing w:after="10" w:before="0"/>
               <w:ind w:left="120"/>
             </w:pPr>
-            <w:hyperlink w:history="1" r:id="rIdcwcl9vbel1daqbovgnunc">
+            <w:hyperlink w:history="1" r:id="rIdfavlatfdkgrukttejgkmt">
               <w:r>
                 <w:rPr>
                   <w:rFonts w:ascii="Arial" w:cs="Arial" w:eastAsia="Arial" w:hAnsi="Arial"/>
@@ -23997,7 +23997,7 @@
             <w:pPr>
               <w:spacing w:after="20" w:before="0"/>
             </w:pPr>
-            <w:hyperlink w:history="1" r:id="rId-6hpva5fxt1ubxsonpdko">
+            <w:hyperlink w:history="1" r:id="rIdijct8fvpgvocsu_hhhszl">
               <w:r>
                 <w:rPr>
                   <w:rFonts w:ascii="Arial" w:cs="Arial" w:eastAsia="Arial" w:hAnsi="Arial"/>
@@ -24030,7 +24030,7 @@
               <w:spacing w:after="10" w:before="0"/>
               <w:ind w:left="120"/>
             </w:pPr>
-            <w:hyperlink w:history="1" r:id="rIdkebezeyll2yppielo7zya">
+            <w:hyperlink w:history="1" r:id="rIdjciyhp3msspy7xxfazrdb">
               <w:r>
                 <w:rPr>
                   <w:rFonts w:ascii="Arial" w:cs="Arial" w:eastAsia="Arial" w:hAnsi="Arial"/>
@@ -24453,7 +24453,7 @@
             <w:pPr>
               <w:spacing w:after="20" w:before="0"/>
             </w:pPr>
-            <w:hyperlink w:history="1" r:id="rId76sxhrexmu-dvsp4a2uzd">
+            <w:hyperlink w:history="1" r:id="rIdbncvqbkhi0exwp2tycwjp">
               <w:r>
                 <w:rPr>
                   <w:rFonts w:ascii="Arial" w:cs="Arial" w:eastAsia="Arial" w:hAnsi="Arial"/>
@@ -24502,7 +24502,7 @@
               <w:spacing w:after="10" w:before="0"/>
               <w:ind w:left="120"/>
             </w:pPr>
-            <w:hyperlink w:history="1" r:id="rIdovf9qfiwtrmgaugi3byjs">
+            <w:hyperlink w:history="1" r:id="rIdffvgihv5kxfl2fo3rjvzu">
               <w:r>
                 <w:rPr>
                   <w:rFonts w:ascii="Arial" w:cs="Arial" w:eastAsia="Arial" w:hAnsi="Arial"/>
@@ -24547,7 +24547,7 @@
             <w:pPr>
               <w:spacing w:after="20" w:before="0"/>
             </w:pPr>
-            <w:hyperlink w:history="1" r:id="rIdnn-x_3t0exw4cwi8lz5tn">
+            <w:hyperlink w:history="1" r:id="rId3tkerjj3-ltqrcz6vj1dk">
               <w:r>
                 <w:rPr>
                   <w:rFonts w:ascii="Arial" w:cs="Arial" w:eastAsia="Arial" w:hAnsi="Arial"/>
@@ -24580,7 +24580,7 @@
               <w:spacing w:after="10" w:before="0"/>
               <w:ind w:left="120"/>
             </w:pPr>
-            <w:hyperlink w:history="1" r:id="rIdm33vwxafoihydngmi-juf">
+            <w:hyperlink w:history="1" r:id="rIdmli9cj0ndmeapvh-j77mt">
               <w:r>
                 <w:rPr>
                   <w:rFonts w:ascii="Arial" w:cs="Arial" w:eastAsia="Arial" w:hAnsi="Arial"/>
@@ -24775,7 +24775,7 @@
             <w:pPr>
               <w:spacing w:after="20" w:before="0"/>
             </w:pPr>
-            <w:hyperlink w:history="1" r:id="rIdahumsirlgntosrga9tits">
+            <w:hyperlink w:history="1" r:id="rIdffowesjejtx5otsmado_8">
               <w:r>
                 <w:rPr>
                   <w:rFonts w:ascii="Arial" w:cs="Arial" w:eastAsia="Arial" w:hAnsi="Arial"/>
@@ -24824,7 +24824,7 @@
               <w:spacing w:after="10" w:before="0"/>
               <w:ind w:left="120"/>
             </w:pPr>
-            <w:hyperlink w:history="1" r:id="rIdcvnogobo6y1pv748ok36y">
+            <w:hyperlink w:history="1" r:id="rIdvjqkgx6pvphnh00hznwn_">
               <w:r>
                 <w:rPr>
                   <w:rFonts w:ascii="Arial" w:cs="Arial" w:eastAsia="Arial" w:hAnsi="Arial"/>
@@ -24869,7 +24869,7 @@
             <w:pPr>
               <w:spacing w:after="20" w:before="0"/>
             </w:pPr>
-            <w:hyperlink w:history="1" r:id="rIdkqrtoneu6qhsslmk4usww">
+            <w:hyperlink w:history="1" r:id="rIdd7qpcigrwsjaal5pnievq">
               <w:r>
                 <w:rPr>
                   <w:rFonts w:ascii="Arial" w:cs="Arial" w:eastAsia="Arial" w:hAnsi="Arial"/>
@@ -24902,7 +24902,7 @@
               <w:spacing w:after="10" w:before="0"/>
               <w:ind w:left="120"/>
             </w:pPr>
-            <w:hyperlink w:history="1" r:id="rId2ddgnmtnaj-qxuxhhszoq">
+            <w:hyperlink w:history="1" r:id="rIdhc8dxdh3xg_klt3kl-lq9">
               <w:r>
                 <w:rPr>
                   <w:rFonts w:ascii="Arial" w:cs="Arial" w:eastAsia="Arial" w:hAnsi="Arial"/>
@@ -25097,7 +25097,7 @@
             <w:pPr>
               <w:spacing w:after="20" w:before="0"/>
             </w:pPr>
-            <w:hyperlink w:history="1" r:id="rId6gfxupbqf_um6v4j_i8hg">
+            <w:hyperlink w:history="1" r:id="rIduuxkl9bh16ge_-n0wb6ji">
               <w:r>
                 <w:rPr>
                   <w:rFonts w:ascii="Arial" w:cs="Arial" w:eastAsia="Arial" w:hAnsi="Arial"/>
@@ -25146,7 +25146,7 @@
               <w:spacing w:after="10" w:before="0"/>
               <w:ind w:left="120"/>
             </w:pPr>
-            <w:hyperlink w:history="1" r:id="rIdlcb3qihu9coudy4xf-rjn">
+            <w:hyperlink w:history="1" r:id="rId_jbbxo3zc7g9vjufapih6">
               <w:r>
                 <w:rPr>
                   <w:rFonts w:ascii="Arial" w:cs="Arial" w:eastAsia="Arial" w:hAnsi="Arial"/>
@@ -25191,7 +25191,7 @@
             <w:pPr>
               <w:spacing w:after="20" w:before="0"/>
             </w:pPr>
-            <w:hyperlink w:history="1" r:id="rIdphxal1y6khitxr3iedwad">
+            <w:hyperlink w:history="1" r:id="rIdo5y8puud9mvydoduu8xqq">
               <w:r>
                 <w:rPr>
                   <w:rFonts w:ascii="Arial" w:cs="Arial" w:eastAsia="Arial" w:hAnsi="Arial"/>
@@ -25240,7 +25240,7 @@
               <w:spacing w:after="10" w:before="0"/>
               <w:ind w:left="120"/>
             </w:pPr>
-            <w:hyperlink w:history="1" r:id="rIdqvl81ur0lwl5enq_0gvnv">
+            <w:hyperlink w:history="1" r:id="rId6gyxnzx_49wrtcakatj1b">
               <w:r>
                 <w:rPr>
                   <w:rFonts w:ascii="Arial" w:cs="Arial" w:eastAsia="Arial" w:hAnsi="Arial"/>
@@ -25980,7 +25980,7 @@
         </w:rPr>
         <w:t xml:space="preserve">© 2026 SeaVuria and ARES. Aligned with KICD objectives. Developed by SeaVuria; technical implementation by ARES (with AI assistance from Claude). Licensed under </w:t>
       </w:r>
-      <w:hyperlink w:history="1" r:id="rIdohcnek_al97lron3ejdgm">
+      <w:hyperlink w:history="1" r:id="rIdyihaeoougiqcvuhra9pl0">
         <w:r>
           <w:rPr>
             <w:rFonts w:ascii="Arial" w:cs="Arial" w:eastAsia="Arial" w:hAnsi="Arial"/>
@@ -26001,7 +26001,7 @@
         </w:rPr>
         <w:t xml:space="preserve"> (</w:t>
       </w:r>
-      <w:hyperlink w:history="1" r:id="rIddra8xgddg0xpfu-7-rvxh">
+      <w:hyperlink w:history="1" r:id="rId7e0pqfv5scllmn8bh9yk-">
         <w:r>
           <w:rPr>
             <w:rFonts w:ascii="Arial" w:cs="Arial" w:eastAsia="Arial" w:hAnsi="Arial"/>

--- a/data/outputs/v2/General_Science/SS3.2_Linear_Motion/General_Science_Linear_Motion_CBE_LessonSequence.docx
+++ b/data/outputs/v2/General_Science/SS3.2_Linear_Motion/General_Science_Linear_Motion_CBE_LessonSequence.docx
@@ -4,6 +4,7 @@
   <w:body>
     <w:p>
       <w:pPr>
+        <w:keepNext w:val="false"/>
         <w:spacing w:after="30" w:before="0"/>
         <w:jc w:val="center"/>
       </w:pPr>
@@ -23,6 +24,7 @@
     </w:p>
     <w:p>
       <w:pPr>
+        <w:keepNext w:val="false"/>
         <w:spacing w:after="60" w:before="0"/>
         <w:jc w:val="center"/>
       </w:pPr>
@@ -81,6 +83,7 @@
           </w:tcPr>
           <w:p>
             <w:pPr>
+              <w:keepNext w:val="false"/>
               <w:spacing w:after="40" w:before="0"/>
               <w:jc w:val="center"/>
             </w:pPr>
@@ -115,6 +118,7 @@
           </w:tcPr>
           <w:p>
             <w:pPr>
+              <w:keepNext w:val="false"/>
               <w:spacing w:after="40" w:before="0"/>
               <w:jc w:val="left"/>
             </w:pPr>
@@ -147,6 +151,7 @@
           </w:tcPr>
           <w:p>
             <w:pPr>
+              <w:keepNext w:val="false"/>
               <w:spacing w:after="40" w:before="0"/>
               <w:jc w:val="left"/>
             </w:pPr>
@@ -181,6 +186,7 @@
           </w:tcPr>
           <w:p>
             <w:pPr>
+              <w:keepNext w:val="false"/>
               <w:spacing w:after="40" w:before="0"/>
               <w:jc w:val="left"/>
             </w:pPr>
@@ -213,6 +219,7 @@
           </w:tcPr>
           <w:p>
             <w:pPr>
+              <w:keepNext w:val="false"/>
               <w:spacing w:after="40" w:before="0"/>
               <w:jc w:val="left"/>
             </w:pPr>
@@ -247,6 +254,7 @@
           </w:tcPr>
           <w:p>
             <w:pPr>
+              <w:keepNext w:val="false"/>
               <w:spacing w:after="40" w:before="0"/>
               <w:jc w:val="left"/>
             </w:pPr>
@@ -279,6 +287,7 @@
           </w:tcPr>
           <w:p>
             <w:pPr>
+              <w:keepNext w:val="false"/>
               <w:spacing w:after="40" w:before="0"/>
               <w:jc w:val="left"/>
             </w:pPr>
@@ -313,6 +322,7 @@
           </w:tcPr>
           <w:p>
             <w:pPr>
+              <w:keepNext w:val="false"/>
               <w:spacing w:after="40" w:before="0"/>
               <w:jc w:val="left"/>
             </w:pPr>
@@ -345,6 +355,7 @@
           </w:tcPr>
           <w:p>
             <w:pPr>
+              <w:keepNext w:val="false"/>
               <w:spacing w:after="40" w:before="0"/>
               <w:jc w:val="left"/>
             </w:pPr>
@@ -379,6 +390,7 @@
           </w:tcPr>
           <w:p>
             <w:pPr>
+              <w:keepNext w:val="false"/>
               <w:spacing w:after="40" w:before="0"/>
               <w:jc w:val="left"/>
             </w:pPr>
@@ -411,6 +423,7 @@
           </w:tcPr>
           <w:p>
             <w:pPr>
+              <w:keepNext w:val="false"/>
               <w:spacing w:after="40" w:before="0"/>
               <w:jc w:val="left"/>
             </w:pPr>
@@ -445,6 +458,7 @@
           </w:tcPr>
           <w:p>
             <w:pPr>
+              <w:keepNext w:val="false"/>
               <w:spacing w:after="40" w:before="0"/>
               <w:jc w:val="left"/>
             </w:pPr>
@@ -572,6 +586,7 @@
           </w:tcPr>
           <w:p>
             <w:pPr>
+              <w:keepNext w:val="false"/>
               <w:spacing w:after="40" w:before="0"/>
               <w:jc w:val="left"/>
             </w:pPr>
@@ -604,6 +619,7 @@
           </w:tcPr>
           <w:p>
             <w:pPr>
+              <w:keepNext w:val="false"/>
               <w:spacing w:after="40" w:before="0"/>
               <w:jc w:val="left"/>
             </w:pPr>
@@ -623,6 +639,7 @@
           </w:p>
           <w:p>
             <w:pPr>
+              <w:keepNext w:val="false"/>
               <w:spacing w:after="40" w:before="0"/>
               <w:jc w:val="left"/>
             </w:pPr>
@@ -642,6 +659,7 @@
           </w:p>
           <w:p>
             <w:pPr>
+              <w:keepNext w:val="false"/>
               <w:spacing w:after="40" w:before="0"/>
               <w:jc w:val="left"/>
             </w:pPr>
@@ -661,6 +679,7 @@
           </w:p>
           <w:p>
             <w:pPr>
+              <w:keepNext w:val="false"/>
               <w:spacing w:after="40" w:before="0"/>
               <w:jc w:val="left"/>
             </w:pPr>
@@ -680,6 +699,7 @@
           </w:p>
           <w:p>
             <w:pPr>
+              <w:keepNext w:val="false"/>
               <w:spacing w:after="40" w:before="0"/>
               <w:jc w:val="left"/>
             </w:pPr>
@@ -714,6 +734,7 @@
           </w:tcPr>
           <w:p>
             <w:pPr>
+              <w:keepNext w:val="false"/>
               <w:spacing w:after="40" w:before="0"/>
               <w:jc w:val="left"/>
             </w:pPr>
@@ -801,6 +822,7 @@
           </w:tcPr>
           <w:p>
             <w:pPr>
+              <w:keepNext w:val="false"/>
               <w:spacing w:after="40" w:before="0"/>
               <w:jc w:val="left"/>
             </w:pPr>
@@ -888,6 +910,7 @@
           </w:tcPr>
           <w:p>
             <w:pPr>
+              <w:keepNext w:val="false"/>
               <w:spacing w:after="40" w:before="0"/>
               <w:jc w:val="left"/>
             </w:pPr>
@@ -1055,6 +1078,7 @@
           </w:tcPr>
           <w:p>
             <w:pPr>
+              <w:keepNext w:val="false"/>
               <w:spacing w:after="40" w:before="0"/>
               <w:jc w:val="left"/>
             </w:pPr>
@@ -1142,6 +1166,7 @@
           </w:tcPr>
           <w:p>
             <w:pPr>
+              <w:keepNext w:val="false"/>
               <w:spacing w:after="40" w:before="0"/>
               <w:jc w:val="left"/>
             </w:pPr>
@@ -1289,6 +1314,7 @@
           </w:tcPr>
           <w:p>
             <w:pPr>
+              <w:keepNext w:val="false"/>
               <w:spacing w:after="40" w:before="0"/>
               <w:jc w:val="left"/>
             </w:pPr>
@@ -1321,6 +1347,7 @@
           </w:tcPr>
           <w:p>
             <w:pPr>
+              <w:keepNext w:val="false"/>
               <w:spacing w:after="40" w:before="0"/>
               <w:jc w:val="left"/>
             </w:pPr>
@@ -1355,6 +1382,7 @@
           </w:tcPr>
           <w:p>
             <w:pPr>
+              <w:keepNext w:val="false"/>
               <w:spacing w:after="40" w:before="0"/>
               <w:jc w:val="left"/>
             </w:pPr>
@@ -1387,6 +1415,7 @@
           </w:tcPr>
           <w:p>
             <w:pPr>
+              <w:keepNext w:val="false"/>
               <w:spacing w:after="40" w:before="0"/>
               <w:jc w:val="left"/>
             </w:pPr>
@@ -1406,6 +1435,7 @@
           </w:p>
           <w:p>
             <w:pPr>
+              <w:keepNext w:val="false"/>
               <w:spacing w:after="40" w:before="0"/>
               <w:jc w:val="left"/>
             </w:pPr>
@@ -1425,6 +1455,7 @@
           </w:p>
           <w:p>
             <w:pPr>
+              <w:keepNext w:val="false"/>
               <w:spacing w:after="40" w:before="0"/>
               <w:jc w:val="left"/>
             </w:pPr>
@@ -1444,6 +1475,7 @@
           </w:p>
           <w:p>
             <w:pPr>
+              <w:keepNext w:val="false"/>
               <w:spacing w:after="40" w:before="0"/>
               <w:jc w:val="left"/>
             </w:pPr>
@@ -1463,6 +1495,7 @@
           </w:p>
           <w:p>
             <w:pPr>
+              <w:keepNext w:val="false"/>
               <w:spacing w:after="40" w:before="0"/>
               <w:jc w:val="left"/>
             </w:pPr>
@@ -1497,6 +1530,7 @@
           </w:tcPr>
           <w:p>
             <w:pPr>
+              <w:keepNext w:val="false"/>
               <w:spacing w:after="40" w:before="0"/>
               <w:jc w:val="left"/>
             </w:pPr>
@@ -1529,6 +1563,7 @@
           </w:tcPr>
           <w:p>
             <w:pPr>
+              <w:keepNext w:val="false"/>
               <w:spacing w:after="40" w:before="0"/>
               <w:jc w:val="left"/>
             </w:pPr>
@@ -1563,6 +1598,7 @@
           </w:tcPr>
           <w:p>
             <w:pPr>
+              <w:keepNext w:val="false"/>
               <w:spacing w:after="40" w:before="0"/>
               <w:jc w:val="left"/>
             </w:pPr>
@@ -1595,6 +1631,7 @@
           </w:tcPr>
           <w:p>
             <w:pPr>
+              <w:keepNext w:val="false"/>
               <w:spacing w:after="40" w:before="0"/>
               <w:jc w:val="left"/>
             </w:pPr>
@@ -1614,6 +1651,7 @@
           </w:p>
           <w:p>
             <w:pPr>
+              <w:keepNext w:val="false"/>
               <w:spacing w:after="40" w:before="0"/>
               <w:jc w:val="left"/>
             </w:pPr>
@@ -1633,6 +1671,7 @@
           </w:p>
           <w:p>
             <w:pPr>
+              <w:keepNext w:val="false"/>
               <w:spacing w:after="40" w:before="0"/>
               <w:jc w:val="left"/>
             </w:pPr>
@@ -1652,6 +1691,7 @@
           </w:p>
           <w:p>
             <w:pPr>
+              <w:keepNext w:val="false"/>
               <w:spacing w:after="40" w:before="0"/>
               <w:jc w:val="left"/>
             </w:pPr>
@@ -1671,6 +1711,7 @@
           </w:p>
           <w:p>
             <w:pPr>
+              <w:keepNext w:val="false"/>
               <w:spacing w:after="40" w:before="0"/>
               <w:jc w:val="left"/>
             </w:pPr>
@@ -1690,6 +1731,7 @@
           </w:p>
           <w:p>
             <w:pPr>
+              <w:keepNext w:val="false"/>
               <w:spacing w:after="40" w:before="0"/>
               <w:jc w:val="left"/>
             </w:pPr>
@@ -1709,6 +1751,7 @@
           </w:p>
           <w:p>
             <w:pPr>
+              <w:keepNext w:val="false"/>
               <w:spacing w:after="40" w:before="0"/>
               <w:jc w:val="left"/>
             </w:pPr>
@@ -1728,6 +1771,7 @@
           </w:p>
           <w:p>
             <w:pPr>
+              <w:keepNext w:val="false"/>
               <w:spacing w:after="40" w:before="0"/>
               <w:jc w:val="left"/>
             </w:pPr>
@@ -1747,6 +1791,7 @@
           </w:p>
           <w:p>
             <w:pPr>
+              <w:keepNext w:val="false"/>
               <w:spacing w:after="40" w:before="0"/>
               <w:jc w:val="left"/>
             </w:pPr>
@@ -1766,6 +1811,7 @@
           </w:p>
           <w:p>
             <w:pPr>
+              <w:keepNext w:val="false"/>
               <w:spacing w:after="40" w:before="0"/>
               <w:jc w:val="left"/>
             </w:pPr>
@@ -1785,6 +1831,7 @@
           </w:p>
           <w:p>
             <w:pPr>
+              <w:keepNext w:val="false"/>
               <w:spacing w:after="40" w:before="0"/>
               <w:jc w:val="left"/>
             </w:pPr>
@@ -1804,6 +1851,7 @@
           </w:p>
           <w:p>
             <w:pPr>
+              <w:keepNext w:val="false"/>
               <w:spacing w:after="40" w:before="0"/>
               <w:jc w:val="left"/>
             </w:pPr>
@@ -1823,6 +1871,7 @@
           </w:p>
           <w:p>
             <w:pPr>
+              <w:keepNext w:val="false"/>
               <w:spacing w:after="40" w:before="0"/>
               <w:jc w:val="left"/>
             </w:pPr>
@@ -1842,6 +1891,7 @@
           </w:p>
           <w:p>
             <w:pPr>
+              <w:keepNext w:val="false"/>
               <w:spacing w:after="40" w:before="0"/>
               <w:jc w:val="left"/>
             </w:pPr>
@@ -1861,6 +1911,7 @@
           </w:p>
           <w:p>
             <w:pPr>
+              <w:keepNext w:val="false"/>
               <w:spacing w:after="40" w:before="0"/>
               <w:jc w:val="left"/>
             </w:pPr>
@@ -1895,6 +1946,7 @@
           </w:tcPr>
           <w:p>
             <w:pPr>
+              <w:keepNext w:val="false"/>
               <w:spacing w:after="40" w:before="0"/>
               <w:jc w:val="left"/>
             </w:pPr>
@@ -2126,7 +2178,7 @@
         </w:rPr>
         <w:t xml:space="preserve">© 2026 SeaVuria and ARES. This work is licensed under a </w:t>
       </w:r>
-      <w:hyperlink w:history="1" r:id="rIdkvbwgy7gr4pevzkx3fjzf">
+      <w:hyperlink w:history="1" r:id="rId6kdeowmmhw-vyiu-uumpy">
         <w:r>
           <w:rPr>
             <w:rFonts w:ascii="Arial" w:cs="Arial" w:eastAsia="Arial" w:hAnsi="Arial"/>
@@ -2146,7 +2198,7 @@
         </w:rPr>
         <w:t xml:space="preserve"> (</w:t>
       </w:r>
-      <w:hyperlink w:history="1" r:id="rIdhiqz4pj-9obds94a9r2u5">
+      <w:hyperlink w:history="1" r:id="rIdjxy7mt2kz_kdfynuqv0yf">
         <w:r>
           <w:rPr>
             <w:rFonts w:ascii="Arial" w:cs="Arial" w:eastAsia="Arial" w:hAnsi="Arial"/>
@@ -2166,7 +2218,7 @@
         </w:rPr>
         <w:t xml:space="preserve">). To view a copy of this license, visit </w:t>
       </w:r>
-      <w:hyperlink w:history="1" r:id="rIdgbwt4nam1nnvmyowuiiun">
+      <w:hyperlink w:history="1" r:id="rIdlkrfqcnetyvh2bq5rptg1">
         <w:r>
           <w:rPr>
             <w:rFonts w:ascii="Arial" w:cs="Arial" w:eastAsia="Arial" w:hAnsi="Arial"/>
@@ -2225,6 +2277,7 @@
           </w:tcPr>
           <w:p>
             <w:pPr>
+              <w:keepNext w:val="false"/>
               <w:spacing w:after="40" w:before="0"/>
               <w:jc w:val="center"/>
             </w:pPr>
@@ -2260,6 +2313,7 @@
           </w:tcPr>
           <w:p>
             <w:pPr>
+              <w:keepNext w:val="false"/>
               <w:spacing w:after="40" w:before="0"/>
               <w:jc w:val="center"/>
             </w:pPr>
@@ -2294,6 +2348,7 @@
           </w:tcPr>
           <w:p>
             <w:pPr>
+              <w:keepNext w:val="false"/>
               <w:spacing w:after="40" w:before="0"/>
               <w:jc w:val="left"/>
             </w:pPr>
@@ -2326,6 +2381,7 @@
           </w:tcPr>
           <w:p>
             <w:pPr>
+              <w:keepNext w:val="false"/>
               <w:spacing w:after="40" w:before="0"/>
               <w:jc w:val="left"/>
             </w:pPr>
@@ -2360,6 +2416,7 @@
           </w:tcPr>
           <w:p>
             <w:pPr>
+              <w:keepNext w:val="false"/>
               <w:spacing w:after="40" w:before="0"/>
               <w:jc w:val="left"/>
             </w:pPr>
@@ -2392,6 +2449,7 @@
           </w:tcPr>
           <w:p>
             <w:pPr>
+              <w:keepNext w:val="false"/>
               <w:spacing w:after="40" w:before="0"/>
               <w:jc w:val="left"/>
             </w:pPr>
@@ -2426,6 +2484,7 @@
           </w:tcPr>
           <w:p>
             <w:pPr>
+              <w:keepNext w:val="false"/>
               <w:spacing w:after="40" w:before="0"/>
               <w:jc w:val="left"/>
             </w:pPr>
@@ -2458,6 +2517,7 @@
           </w:tcPr>
           <w:p>
             <w:pPr>
+              <w:keepNext w:val="false"/>
               <w:spacing w:after="40" w:before="0"/>
               <w:jc w:val="left"/>
             </w:pPr>
@@ -2492,6 +2552,7 @@
           </w:tcPr>
           <w:p>
             <w:pPr>
+              <w:keepNext w:val="false"/>
               <w:spacing w:after="40" w:before="0"/>
               <w:jc w:val="left"/>
             </w:pPr>
@@ -2524,6 +2585,7 @@
           </w:tcPr>
           <w:p>
             <w:pPr>
+              <w:keepNext w:val="false"/>
               <w:spacing w:after="40" w:before="0"/>
               <w:jc w:val="left"/>
             </w:pPr>
@@ -2558,6 +2620,7 @@
           </w:tcPr>
           <w:p>
             <w:pPr>
+              <w:keepNext w:val="false"/>
               <w:spacing w:after="40" w:before="0"/>
               <w:jc w:val="left"/>
             </w:pPr>
@@ -2590,6 +2653,7 @@
           </w:tcPr>
           <w:p>
             <w:pPr>
+              <w:keepNext w:val="false"/>
               <w:spacing w:after="40" w:before="0"/>
               <w:jc w:val="left"/>
             </w:pPr>
@@ -2624,6 +2688,7 @@
           </w:tcPr>
           <w:p>
             <w:pPr>
+              <w:keepNext w:val="false"/>
               <w:spacing w:after="40" w:before="0"/>
               <w:jc w:val="left"/>
             </w:pPr>
@@ -2656,6 +2721,7 @@
           </w:tcPr>
           <w:p>
             <w:pPr>
+              <w:keepNext w:val="false"/>
               <w:spacing w:after="40" w:before="0"/>
               <w:jc w:val="left"/>
             </w:pPr>
@@ -2690,6 +2756,7 @@
           </w:tcPr>
           <w:p>
             <w:pPr>
+              <w:keepNext w:val="false"/>
               <w:spacing w:after="40" w:before="0"/>
               <w:jc w:val="left"/>
             </w:pPr>
@@ -2722,6 +2789,7 @@
           </w:tcPr>
           <w:p>
             <w:pPr>
+              <w:keepNext w:val="false"/>
               <w:spacing w:after="40" w:before="0"/>
               <w:jc w:val="left"/>
             </w:pPr>
@@ -2756,6 +2824,7 @@
           </w:tcPr>
           <w:p>
             <w:pPr>
+              <w:keepNext w:val="false"/>
               <w:spacing w:after="40" w:before="0"/>
               <w:jc w:val="left"/>
             </w:pPr>
@@ -2788,6 +2857,7 @@
           </w:tcPr>
           <w:p>
             <w:pPr>
+              <w:keepNext w:val="false"/>
               <w:spacing w:after="40" w:before="0"/>
               <w:jc w:val="left"/>
             </w:pPr>
@@ -2847,6 +2917,7 @@
           </w:tcPr>
           <w:p>
             <w:pPr>
+              <w:keepNext w:val="false"/>
               <w:spacing w:after="40" w:before="0"/>
               <w:jc w:val="center"/>
             </w:pPr>
@@ -2881,6 +2952,7 @@
           </w:tcPr>
           <w:p>
             <w:pPr>
+              <w:keepNext w:val="false"/>
               <w:spacing w:after="40" w:before="0"/>
               <w:jc w:val="left"/>
             </w:pPr>
@@ -2945,6 +3017,7 @@
           </w:tcPr>
           <w:p>
             <w:pPr>
+              <w:keepNext w:val="false"/>
               <w:spacing w:after="40" w:before="0"/>
               <w:jc w:val="center"/>
             </w:pPr>
@@ -2979,6 +3052,7 @@
           </w:tcPr>
           <w:p>
             <w:pPr>
+              <w:keepNext w:val="false"/>
               <w:spacing w:after="40" w:before="0"/>
               <w:jc w:val="left"/>
             </w:pPr>
@@ -3011,6 +3085,7 @@
           </w:tcPr>
           <w:p>
             <w:pPr>
+              <w:keepNext w:val="false"/>
               <w:spacing w:after="40" w:before="0"/>
               <w:jc w:val="left"/>
             </w:pPr>
@@ -3043,6 +3118,7 @@
           </w:tcPr>
           <w:p>
             <w:pPr>
+              <w:keepNext w:val="false"/>
               <w:spacing w:after="40" w:before="0"/>
               <w:jc w:val="left"/>
             </w:pPr>
@@ -3075,6 +3151,7 @@
           </w:tcPr>
           <w:p>
             <w:pPr>
+              <w:keepNext w:val="false"/>
               <w:spacing w:after="40" w:before="0"/>
               <w:jc w:val="left"/>
             </w:pPr>
@@ -3107,6 +3184,7 @@
           </w:tcPr>
           <w:p>
             <w:pPr>
+              <w:keepNext w:val="false"/>
               <w:spacing w:after="40" w:before="0"/>
               <w:jc w:val="left"/>
             </w:pPr>
@@ -3141,6 +3219,7 @@
           </w:tcPr>
           <w:p>
             <w:pPr>
+              <w:keepNext w:val="false"/>
               <w:spacing w:after="40" w:before="0"/>
               <w:jc w:val="left"/>
             </w:pPr>
@@ -3178,7 +3257,7 @@
             <w:pPr>
               <w:spacing w:after="20" w:before="0"/>
             </w:pPr>
-            <w:hyperlink w:history="1" r:id="rIdxg3nh8jw1tcreoiuilrkr">
+            <w:hyperlink w:history="1" r:id="rIdzwwk2xnndgj-vs-ac1aas">
               <w:r>
                 <w:rPr>
                   <w:rFonts w:ascii="Arial" w:cs="Arial" w:eastAsia="Arial" w:hAnsi="Arial"/>
@@ -3211,7 +3290,7 @@
               <w:spacing w:after="10" w:before="0"/>
               <w:ind w:left="120"/>
             </w:pPr>
-            <w:hyperlink w:history="1" r:id="rIdhentz-wctd-rczir-59rx">
+            <w:hyperlink w:history="1" r:id="rIda4egmqaz6zbjlnl32opjx">
               <w:r>
                 <w:rPr>
                   <w:rFonts w:ascii="Arial" w:cs="Arial" w:eastAsia="Arial" w:hAnsi="Arial"/>
@@ -3256,7 +3335,7 @@
             <w:pPr>
               <w:spacing w:after="20" w:before="0"/>
             </w:pPr>
-            <w:hyperlink w:history="1" r:id="rIdlykn1mkdssrmkeratw0wk">
+            <w:hyperlink w:history="1" r:id="rIdcvljpn1-hfquxb6anz6qk">
               <w:r>
                 <w:rPr>
                   <w:rFonts w:ascii="Arial" w:cs="Arial" w:eastAsia="Arial" w:hAnsi="Arial"/>
@@ -3289,7 +3368,7 @@
               <w:spacing w:after="10" w:before="0"/>
               <w:ind w:left="120"/>
             </w:pPr>
-            <w:hyperlink w:history="1" r:id="rIdau_ap7jp7pcggp5ou50pc">
+            <w:hyperlink w:history="1" r:id="rIdwiwp8s0ba2vje-uo_g55j">
               <w:r>
                 <w:rPr>
                   <w:rFonts w:ascii="Arial" w:cs="Arial" w:eastAsia="Arial" w:hAnsi="Arial"/>
@@ -3317,6 +3396,7 @@
           </w:tcPr>
           <w:p>
             <w:pPr>
+              <w:keepNext w:val="false"/>
               <w:spacing w:after="40" w:before="0"/>
               <w:jc w:val="left"/>
             </w:pPr>
@@ -3349,6 +3429,7 @@
           </w:tcPr>
           <w:p>
             <w:pPr>
+              <w:keepNext w:val="false"/>
               <w:spacing w:after="40" w:before="0"/>
               <w:jc w:val="left"/>
             </w:pPr>
@@ -3381,6 +3462,7 @@
           </w:tcPr>
           <w:p>
             <w:pPr>
+              <w:keepNext w:val="false"/>
               <w:spacing w:after="40" w:before="0"/>
               <w:jc w:val="left"/>
             </w:pPr>
@@ -3413,6 +3495,7 @@
           </w:tcPr>
           <w:p>
             <w:pPr>
+              <w:keepNext w:val="false"/>
               <w:spacing w:after="40" w:before="0"/>
               <w:jc w:val="left"/>
             </w:pPr>
@@ -3447,6 +3530,7 @@
           </w:tcPr>
           <w:p>
             <w:pPr>
+              <w:keepNext w:val="false"/>
               <w:spacing w:after="40" w:before="0"/>
               <w:jc w:val="left"/>
             </w:pPr>
@@ -3484,7 +3568,7 @@
             <w:pPr>
               <w:spacing w:after="20" w:before="0"/>
             </w:pPr>
-            <w:hyperlink w:history="1" r:id="rIdtbzhj5nn2p3_v-g9yjifo">
+            <w:hyperlink w:history="1" r:id="rId5t4nmnbipaw2vdxaxwmu6">
               <w:r>
                 <w:rPr>
                   <w:rFonts w:ascii="Arial" w:cs="Arial" w:eastAsia="Arial" w:hAnsi="Arial"/>
@@ -3517,7 +3601,7 @@
               <w:spacing w:after="10" w:before="0"/>
               <w:ind w:left="120"/>
             </w:pPr>
-            <w:hyperlink w:history="1" r:id="rIdwo9gd8rfxmrbyo_arfzdz">
+            <w:hyperlink w:history="1" r:id="rIdb5g-olrwd_psyc1llblh_">
               <w:r>
                 <w:rPr>
                   <w:rFonts w:ascii="Arial" w:cs="Arial" w:eastAsia="Arial" w:hAnsi="Arial"/>
@@ -3562,7 +3646,7 @@
             <w:pPr>
               <w:spacing w:after="20" w:before="0"/>
             </w:pPr>
-            <w:hyperlink w:history="1" r:id="rIdheehn6qodoinppqllkyty">
+            <w:hyperlink w:history="1" r:id="rIdxzzewnavgqzhtatbay45w">
               <w:r>
                 <w:rPr>
                   <w:rFonts w:ascii="Arial" w:cs="Arial" w:eastAsia="Arial" w:hAnsi="Arial"/>
@@ -3595,7 +3679,7 @@
               <w:spacing w:after="10" w:before="0"/>
               <w:ind w:left="120"/>
             </w:pPr>
-            <w:hyperlink w:history="1" r:id="rIdbpeh3wl5_9ddhw_sv57jh">
+            <w:hyperlink w:history="1" r:id="rIdph5ro6bxxu-lcjkbqexjz">
               <w:r>
                 <w:rPr>
                   <w:rFonts w:ascii="Arial" w:cs="Arial" w:eastAsia="Arial" w:hAnsi="Arial"/>
@@ -3623,6 +3707,7 @@
           </w:tcPr>
           <w:p>
             <w:pPr>
+              <w:keepNext w:val="false"/>
               <w:spacing w:after="40" w:before="0"/>
               <w:jc w:val="left"/>
             </w:pPr>
@@ -3655,6 +3740,7 @@
           </w:tcPr>
           <w:p>
             <w:pPr>
+              <w:keepNext w:val="false"/>
               <w:spacing w:after="40" w:before="0"/>
               <w:jc w:val="left"/>
             </w:pPr>
@@ -3687,6 +3773,7 @@
           </w:tcPr>
           <w:p>
             <w:pPr>
+              <w:keepNext w:val="false"/>
               <w:spacing w:after="40" w:before="0"/>
               <w:jc w:val="left"/>
             </w:pPr>
@@ -3719,6 +3806,7 @@
           </w:tcPr>
           <w:p>
             <w:pPr>
+              <w:keepNext w:val="false"/>
               <w:spacing w:after="40" w:before="0"/>
               <w:jc w:val="left"/>
             </w:pPr>
@@ -3753,6 +3841,7 @@
           </w:tcPr>
           <w:p>
             <w:pPr>
+              <w:keepNext w:val="false"/>
               <w:spacing w:after="40" w:before="0"/>
               <w:jc w:val="left"/>
             </w:pPr>
@@ -3790,7 +3879,7 @@
             <w:pPr>
               <w:spacing w:after="20" w:before="0"/>
             </w:pPr>
-            <w:hyperlink w:history="1" r:id="rId6a1ei3utifijp4ewadu4y">
+            <w:hyperlink w:history="1" r:id="rIdhmfchlsoqckfs60qzgqpo">
               <w:r>
                 <w:rPr>
                   <w:rFonts w:ascii="Arial" w:cs="Arial" w:eastAsia="Arial" w:hAnsi="Arial"/>
@@ -3839,7 +3928,7 @@
               <w:spacing w:after="10" w:before="0"/>
               <w:ind w:left="120"/>
             </w:pPr>
-            <w:hyperlink w:history="1" r:id="rIdt_86otrlrssoatok13zha">
+            <w:hyperlink w:history="1" r:id="rIducmgfx9hsooyfeaqctglc">
               <w:r>
                 <w:rPr>
                   <w:rFonts w:ascii="Arial" w:cs="Arial" w:eastAsia="Arial" w:hAnsi="Arial"/>
@@ -3884,7 +3973,7 @@
             <w:pPr>
               <w:spacing w:after="20" w:before="0"/>
             </w:pPr>
-            <w:hyperlink w:history="1" r:id="rIditsgxbhubwtsqtfasuslu">
+            <w:hyperlink w:history="1" r:id="rId869ir-y3nkhgyusto60f8">
               <w:r>
                 <w:rPr>
                   <w:rFonts w:ascii="Arial" w:cs="Arial" w:eastAsia="Arial" w:hAnsi="Arial"/>
@@ -3933,7 +4022,7 @@
               <w:spacing w:after="10" w:before="0"/>
               <w:ind w:left="120"/>
             </w:pPr>
-            <w:hyperlink w:history="1" r:id="rIdcweaj1awix1uov7049dl8">
+            <w:hyperlink w:history="1" r:id="rIdogyhthhjffyi6lywsosqa">
               <w:r>
                 <w:rPr>
                   <w:rFonts w:ascii="Arial" w:cs="Arial" w:eastAsia="Arial" w:hAnsi="Arial"/>
@@ -3961,6 +4050,7 @@
           </w:tcPr>
           <w:p>
             <w:pPr>
+              <w:keepNext w:val="false"/>
               <w:spacing w:after="40" w:before="0"/>
               <w:jc w:val="left"/>
             </w:pPr>
@@ -3993,6 +4083,7 @@
           </w:tcPr>
           <w:p>
             <w:pPr>
+              <w:keepNext w:val="false"/>
               <w:spacing w:after="40" w:before="0"/>
               <w:jc w:val="left"/>
             </w:pPr>
@@ -4025,6 +4116,7 @@
           </w:tcPr>
           <w:p>
             <w:pPr>
+              <w:keepNext w:val="false"/>
               <w:spacing w:after="40" w:before="0"/>
               <w:jc w:val="left"/>
             </w:pPr>
@@ -4057,6 +4149,7 @@
           </w:tcPr>
           <w:p>
             <w:pPr>
+              <w:keepNext w:val="false"/>
               <w:spacing w:after="40" w:before="0"/>
               <w:jc w:val="left"/>
             </w:pPr>
@@ -4091,6 +4184,7 @@
           </w:tcPr>
           <w:p>
             <w:pPr>
+              <w:keepNext w:val="false"/>
               <w:spacing w:after="40" w:before="0"/>
               <w:jc w:val="left"/>
             </w:pPr>
@@ -4128,7 +4222,7 @@
             <w:pPr>
               <w:spacing w:after="20" w:before="0"/>
             </w:pPr>
-            <w:hyperlink w:history="1" r:id="rIdqjbn2cm2dlpszsiywx8xe">
+            <w:hyperlink w:history="1" r:id="rIdtgoyef5rjhiryzdevzer7">
               <w:r>
                 <w:rPr>
                   <w:rFonts w:ascii="Arial" w:cs="Arial" w:eastAsia="Arial" w:hAnsi="Arial"/>
@@ -4177,7 +4271,7 @@
               <w:spacing w:after="10" w:before="0"/>
               <w:ind w:left="120"/>
             </w:pPr>
-            <w:hyperlink w:history="1" r:id="rId7jh6yylezfv5pfhlbax2f">
+            <w:hyperlink w:history="1" r:id="rIdcztmjleup8btobywiwtjv">
               <w:r>
                 <w:rPr>
                   <w:rFonts w:ascii="Arial" w:cs="Arial" w:eastAsia="Arial" w:hAnsi="Arial"/>
@@ -4222,7 +4316,7 @@
             <w:pPr>
               <w:spacing w:after="20" w:before="0"/>
             </w:pPr>
-            <w:hyperlink w:history="1" r:id="rId9ycmb49f9-muuloz7dqul">
+            <w:hyperlink w:history="1" r:id="rIdnqncojajojtfzvd-gfbqc">
               <w:r>
                 <w:rPr>
                   <w:rFonts w:ascii="Arial" w:cs="Arial" w:eastAsia="Arial" w:hAnsi="Arial"/>
@@ -4271,7 +4365,7 @@
               <w:spacing w:after="10" w:before="0"/>
               <w:ind w:left="120"/>
             </w:pPr>
-            <w:hyperlink w:history="1" r:id="rIdhstwy4bdwx4ocuftc7krd">
+            <w:hyperlink w:history="1" r:id="rIdjzq3zrburkwkiuabd7bjm">
               <w:r>
                 <w:rPr>
                   <w:rFonts w:ascii="Arial" w:cs="Arial" w:eastAsia="Arial" w:hAnsi="Arial"/>
@@ -4299,6 +4393,7 @@
           </w:tcPr>
           <w:p>
             <w:pPr>
+              <w:keepNext w:val="false"/>
               <w:spacing w:after="40" w:before="0"/>
               <w:jc w:val="left"/>
             </w:pPr>
@@ -4331,6 +4426,7 @@
           </w:tcPr>
           <w:p>
             <w:pPr>
+              <w:keepNext w:val="false"/>
               <w:spacing w:after="40" w:before="0"/>
               <w:jc w:val="left"/>
             </w:pPr>
@@ -4363,6 +4459,7 @@
           </w:tcPr>
           <w:p>
             <w:pPr>
+              <w:keepNext w:val="false"/>
               <w:spacing w:after="40" w:before="0"/>
               <w:jc w:val="left"/>
             </w:pPr>
@@ -4395,6 +4492,7 @@
           </w:tcPr>
           <w:p>
             <w:pPr>
+              <w:keepNext w:val="false"/>
               <w:spacing w:after="40" w:before="0"/>
               <w:jc w:val="left"/>
             </w:pPr>
@@ -4429,6 +4527,7 @@
           </w:tcPr>
           <w:p>
             <w:pPr>
+              <w:keepNext w:val="false"/>
               <w:spacing w:after="40" w:before="0"/>
               <w:jc w:val="left"/>
             </w:pPr>
@@ -4466,7 +4565,7 @@
             <w:pPr>
               <w:spacing w:after="20" w:before="0"/>
             </w:pPr>
-            <w:hyperlink w:history="1" r:id="rId4jlqs-vtnlbcmkocrr7sb">
+            <w:hyperlink w:history="1" r:id="rIdo-xxxz2bpu2vgjvepgvod">
               <w:r>
                 <w:rPr>
                   <w:rFonts w:ascii="Arial" w:cs="Arial" w:eastAsia="Arial" w:hAnsi="Arial"/>
@@ -4515,7 +4614,7 @@
               <w:spacing w:after="10" w:before="0"/>
               <w:ind w:left="120"/>
             </w:pPr>
-            <w:hyperlink w:history="1" r:id="rIdp_5hilia-vesgt7a5b6j0">
+            <w:hyperlink w:history="1" r:id="rIdtt0k7ve1bs0wdyhuhufnb">
               <w:r>
                 <w:rPr>
                   <w:rFonts w:ascii="Arial" w:cs="Arial" w:eastAsia="Arial" w:hAnsi="Arial"/>
@@ -4560,7 +4659,7 @@
             <w:pPr>
               <w:spacing w:after="20" w:before="0"/>
             </w:pPr>
-            <w:hyperlink w:history="1" r:id="rId839wjca2n10hhvnbnnyqz">
+            <w:hyperlink w:history="1" r:id="rIdv7jpckwwe9nmafwy50ibu">
               <w:r>
                 <w:rPr>
                   <w:rFonts w:ascii="Arial" w:cs="Arial" w:eastAsia="Arial" w:hAnsi="Arial"/>
@@ -4609,7 +4708,7 @@
               <w:spacing w:after="10" w:before="0"/>
               <w:ind w:left="120"/>
             </w:pPr>
-            <w:hyperlink w:history="1" r:id="rIdgqab76txedhyagezs-grk">
+            <w:hyperlink w:history="1" r:id="rIdxw3r51igu2xtk6acylwhs">
               <w:r>
                 <w:rPr>
                   <w:rFonts w:ascii="Arial" w:cs="Arial" w:eastAsia="Arial" w:hAnsi="Arial"/>
@@ -4637,6 +4736,7 @@
           </w:tcPr>
           <w:p>
             <w:pPr>
+              <w:keepNext w:val="false"/>
               <w:spacing w:after="40" w:before="0"/>
               <w:jc w:val="left"/>
             </w:pPr>
@@ -4669,6 +4769,7 @@
           </w:tcPr>
           <w:p>
             <w:pPr>
+              <w:keepNext w:val="false"/>
               <w:spacing w:after="40" w:before="0"/>
               <w:jc w:val="left"/>
             </w:pPr>
@@ -4701,6 +4802,7 @@
           </w:tcPr>
           <w:p>
             <w:pPr>
+              <w:keepNext w:val="false"/>
               <w:spacing w:after="40" w:before="0"/>
               <w:jc w:val="left"/>
             </w:pPr>
@@ -4733,6 +4835,7 @@
           </w:tcPr>
           <w:p>
             <w:pPr>
+              <w:keepNext w:val="false"/>
               <w:spacing w:after="40" w:before="0"/>
               <w:jc w:val="left"/>
             </w:pPr>
@@ -4792,6 +4895,7 @@
           </w:tcPr>
           <w:p>
             <w:pPr>
+              <w:keepNext w:val="false"/>
               <w:spacing w:after="40" w:before="0"/>
               <w:jc w:val="center"/>
             </w:pPr>
@@ -4826,6 +4930,7 @@
           </w:tcPr>
           <w:p>
             <w:pPr>
+              <w:keepNext w:val="false"/>
               <w:spacing w:after="40" w:before="0"/>
               <w:jc w:val="left"/>
             </w:pPr>
@@ -4887,6 +4992,7 @@
           </w:tcPr>
           <w:p>
             <w:pPr>
+              <w:keepNext w:val="false"/>
               <w:spacing w:after="40" w:before="0"/>
               <w:jc w:val="center"/>
             </w:pPr>
@@ -4921,6 +5027,7 @@
           </w:tcPr>
           <w:p>
             <w:pPr>
+              <w:keepNext w:val="false"/>
               <w:spacing w:after="40" w:before="0"/>
               <w:jc w:val="left"/>
             </w:pPr>
@@ -4953,6 +5060,7 @@
           </w:tcPr>
           <w:p>
             <w:pPr>
+              <w:keepNext w:val="false"/>
               <w:spacing w:after="40" w:before="0"/>
               <w:jc w:val="left"/>
             </w:pPr>
@@ -4987,6 +5095,7 @@
           </w:tcPr>
           <w:p>
             <w:pPr>
+              <w:keepNext w:val="false"/>
               <w:spacing w:after="40" w:before="0"/>
               <w:jc w:val="left"/>
             </w:pPr>
@@ -5019,6 +5128,7 @@
           </w:tcPr>
           <w:p>
             <w:pPr>
+              <w:keepNext w:val="false"/>
               <w:spacing w:after="40" w:before="0"/>
               <w:jc w:val="left"/>
             </w:pPr>
@@ -5053,6 +5163,7 @@
           </w:tcPr>
           <w:p>
             <w:pPr>
+              <w:keepNext w:val="false"/>
               <w:spacing w:after="40" w:before="0"/>
               <w:jc w:val="left"/>
             </w:pPr>
@@ -5085,6 +5196,7 @@
           </w:tcPr>
           <w:p>
             <w:pPr>
+              <w:keepNext w:val="false"/>
               <w:spacing w:after="40" w:before="0"/>
               <w:jc w:val="left"/>
             </w:pPr>
@@ -5121,7 +5233,7 @@
         </w:rPr>
         <w:t xml:space="preserve">© 2026 SeaVuria and ARES. Aligned with KICD objectives. Developed by SeaVuria; technical implementation by ARES (with AI assistance from Claude). Licensed under </w:t>
       </w:r>
-      <w:hyperlink w:history="1" r:id="rIdwwjp9tkskp3nlo8e5lapb">
+      <w:hyperlink w:history="1" r:id="rIdxmtx1xwuiju8grv-nqgpp">
         <w:r>
           <w:rPr>
             <w:rFonts w:ascii="Arial" w:cs="Arial" w:eastAsia="Arial" w:hAnsi="Arial"/>
@@ -5142,7 +5254,7 @@
         </w:rPr>
         <w:t xml:space="preserve"> (</w:t>
       </w:r>
-      <w:hyperlink w:history="1" r:id="rIdn3jc5i_vz3d88lqlbcqxw">
+      <w:hyperlink w:history="1" r:id="rIdhw3ntuo5w55nxfzi9ojyq">
         <w:r>
           <w:rPr>
             <w:rFonts w:ascii="Arial" w:cs="Arial" w:eastAsia="Arial" w:hAnsi="Arial"/>
@@ -5202,6 +5314,7 @@
           </w:tcPr>
           <w:p>
             <w:pPr>
+              <w:keepNext w:val="false"/>
               <w:spacing w:after="40" w:before="0"/>
               <w:jc w:val="center"/>
             </w:pPr>
@@ -5237,6 +5350,7 @@
           </w:tcPr>
           <w:p>
             <w:pPr>
+              <w:keepNext w:val="false"/>
               <w:spacing w:after="40" w:before="0"/>
               <w:jc w:val="center"/>
             </w:pPr>
@@ -5271,6 +5385,7 @@
           </w:tcPr>
           <w:p>
             <w:pPr>
+              <w:keepNext w:val="false"/>
               <w:spacing w:after="40" w:before="0"/>
               <w:jc w:val="left"/>
             </w:pPr>
@@ -5303,6 +5418,7 @@
           </w:tcPr>
           <w:p>
             <w:pPr>
+              <w:keepNext w:val="false"/>
               <w:spacing w:after="40" w:before="0"/>
               <w:jc w:val="left"/>
             </w:pPr>
@@ -5337,6 +5453,7 @@
           </w:tcPr>
           <w:p>
             <w:pPr>
+              <w:keepNext w:val="false"/>
               <w:spacing w:after="40" w:before="0"/>
               <w:jc w:val="left"/>
             </w:pPr>
@@ -5369,6 +5486,7 @@
           </w:tcPr>
           <w:p>
             <w:pPr>
+              <w:keepNext w:val="false"/>
               <w:spacing w:after="40" w:before="0"/>
               <w:jc w:val="left"/>
             </w:pPr>
@@ -5403,6 +5521,7 @@
           </w:tcPr>
           <w:p>
             <w:pPr>
+              <w:keepNext w:val="false"/>
               <w:spacing w:after="40" w:before="0"/>
               <w:jc w:val="left"/>
             </w:pPr>
@@ -5435,6 +5554,7 @@
           </w:tcPr>
           <w:p>
             <w:pPr>
+              <w:keepNext w:val="false"/>
               <w:spacing w:after="40" w:before="0"/>
               <w:jc w:val="left"/>
             </w:pPr>
@@ -5469,6 +5589,7 @@
           </w:tcPr>
           <w:p>
             <w:pPr>
+              <w:keepNext w:val="false"/>
               <w:spacing w:after="40" w:before="0"/>
               <w:jc w:val="left"/>
             </w:pPr>
@@ -5501,6 +5622,7 @@
           </w:tcPr>
           <w:p>
             <w:pPr>
+              <w:keepNext w:val="false"/>
               <w:spacing w:after="40" w:before="0"/>
               <w:jc w:val="left"/>
             </w:pPr>
@@ -5535,6 +5657,7 @@
           </w:tcPr>
           <w:p>
             <w:pPr>
+              <w:keepNext w:val="false"/>
               <w:spacing w:after="40" w:before="0"/>
               <w:jc w:val="left"/>
             </w:pPr>
@@ -5567,6 +5690,7 @@
           </w:tcPr>
           <w:p>
             <w:pPr>
+              <w:keepNext w:val="false"/>
               <w:spacing w:after="40" w:before="0"/>
               <w:jc w:val="left"/>
             </w:pPr>
@@ -5601,6 +5725,7 @@
           </w:tcPr>
           <w:p>
             <w:pPr>
+              <w:keepNext w:val="false"/>
               <w:spacing w:after="40" w:before="0"/>
               <w:jc w:val="left"/>
             </w:pPr>
@@ -5633,6 +5758,7 @@
           </w:tcPr>
           <w:p>
             <w:pPr>
+              <w:keepNext w:val="false"/>
               <w:spacing w:after="40" w:before="0"/>
               <w:jc w:val="left"/>
             </w:pPr>
@@ -5667,6 +5793,7 @@
           </w:tcPr>
           <w:p>
             <w:pPr>
+              <w:keepNext w:val="false"/>
               <w:spacing w:after="40" w:before="0"/>
               <w:jc w:val="left"/>
             </w:pPr>
@@ -5699,6 +5826,7 @@
           </w:tcPr>
           <w:p>
             <w:pPr>
+              <w:keepNext w:val="false"/>
               <w:spacing w:after="40" w:before="0"/>
               <w:jc w:val="left"/>
             </w:pPr>
@@ -5733,6 +5861,7 @@
           </w:tcPr>
           <w:p>
             <w:pPr>
+              <w:keepNext w:val="false"/>
               <w:spacing w:after="40" w:before="0"/>
               <w:jc w:val="left"/>
             </w:pPr>
@@ -5765,6 +5894,7 @@
           </w:tcPr>
           <w:p>
             <w:pPr>
+              <w:keepNext w:val="false"/>
               <w:spacing w:after="40" w:before="0"/>
               <w:jc w:val="left"/>
             </w:pPr>
@@ -5824,6 +5954,7 @@
           </w:tcPr>
           <w:p>
             <w:pPr>
+              <w:keepNext w:val="false"/>
               <w:spacing w:after="40" w:before="0"/>
               <w:jc w:val="center"/>
             </w:pPr>
@@ -5858,6 +5989,7 @@
           </w:tcPr>
           <w:p>
             <w:pPr>
+              <w:keepNext w:val="false"/>
               <w:spacing w:after="40" w:before="0"/>
               <w:jc w:val="left"/>
             </w:pPr>
@@ -5922,6 +6054,7 @@
           </w:tcPr>
           <w:p>
             <w:pPr>
+              <w:keepNext w:val="false"/>
               <w:spacing w:after="40" w:before="0"/>
               <w:jc w:val="center"/>
             </w:pPr>
@@ -5956,6 +6089,7 @@
           </w:tcPr>
           <w:p>
             <w:pPr>
+              <w:keepNext w:val="false"/>
               <w:spacing w:after="40" w:before="0"/>
               <w:jc w:val="left"/>
             </w:pPr>
@@ -5988,6 +6122,7 @@
           </w:tcPr>
           <w:p>
             <w:pPr>
+              <w:keepNext w:val="false"/>
               <w:spacing w:after="40" w:before="0"/>
               <w:jc w:val="left"/>
             </w:pPr>
@@ -6020,6 +6155,7 @@
           </w:tcPr>
           <w:p>
             <w:pPr>
+              <w:keepNext w:val="false"/>
               <w:spacing w:after="40" w:before="0"/>
               <w:jc w:val="left"/>
             </w:pPr>
@@ -6052,6 +6188,7 @@
           </w:tcPr>
           <w:p>
             <w:pPr>
+              <w:keepNext w:val="false"/>
               <w:spacing w:after="40" w:before="0"/>
               <w:jc w:val="left"/>
             </w:pPr>
@@ -6084,6 +6221,7 @@
           </w:tcPr>
           <w:p>
             <w:pPr>
+              <w:keepNext w:val="false"/>
               <w:spacing w:after="40" w:before="0"/>
               <w:jc w:val="left"/>
             </w:pPr>
@@ -6118,6 +6256,7 @@
           </w:tcPr>
           <w:p>
             <w:pPr>
+              <w:keepNext w:val="false"/>
               <w:spacing w:after="40" w:before="0"/>
               <w:jc w:val="left"/>
             </w:pPr>
@@ -6155,7 +6294,7 @@
             <w:pPr>
               <w:spacing w:after="20" w:before="0"/>
             </w:pPr>
-            <w:hyperlink w:history="1" r:id="rIdjhidvizse0ju0kkjpd4md">
+            <w:hyperlink w:history="1" r:id="rIdh8jknfu_sb0h-6qyowk_a">
               <w:r>
                 <w:rPr>
                   <w:rFonts w:ascii="Arial" w:cs="Arial" w:eastAsia="Arial" w:hAnsi="Arial"/>
@@ -6188,7 +6327,7 @@
               <w:spacing w:after="10" w:before="0"/>
               <w:ind w:left="120"/>
             </w:pPr>
-            <w:hyperlink w:history="1" r:id="rId2ysullgr4pirsoksfh3o3">
+            <w:hyperlink w:history="1" r:id="rIdtonjl9qhviytgzau0lwwz">
               <w:r>
                 <w:rPr>
                   <w:rFonts w:ascii="Arial" w:cs="Arial" w:eastAsia="Arial" w:hAnsi="Arial"/>
@@ -6233,7 +6372,7 @@
             <w:pPr>
               <w:spacing w:after="20" w:before="0"/>
             </w:pPr>
-            <w:hyperlink w:history="1" r:id="rId3zjylm4e6jigba5hmfuxd">
+            <w:hyperlink w:history="1" r:id="rIdgopzr3wvqcp38c0d52ng6">
               <w:r>
                 <w:rPr>
                   <w:rFonts w:ascii="Arial" w:cs="Arial" w:eastAsia="Arial" w:hAnsi="Arial"/>
@@ -6266,7 +6405,7 @@
               <w:spacing w:after="10" w:before="0"/>
               <w:ind w:left="120"/>
             </w:pPr>
-            <w:hyperlink w:history="1" r:id="rId6blwjd37bsfomq1x8sghn">
+            <w:hyperlink w:history="1" r:id="rIdq7bswwoluc9ksxrxsel59">
               <w:r>
                 <w:rPr>
                   <w:rFonts w:ascii="Arial" w:cs="Arial" w:eastAsia="Arial" w:hAnsi="Arial"/>
@@ -6294,6 +6433,7 @@
           </w:tcPr>
           <w:p>
             <w:pPr>
+              <w:keepNext w:val="false"/>
               <w:spacing w:after="40" w:before="0"/>
               <w:jc w:val="left"/>
             </w:pPr>
@@ -6326,6 +6466,7 @@
           </w:tcPr>
           <w:p>
             <w:pPr>
+              <w:keepNext w:val="false"/>
               <w:spacing w:after="40" w:before="0"/>
               <w:jc w:val="left"/>
             </w:pPr>
@@ -6358,6 +6499,7 @@
           </w:tcPr>
           <w:p>
             <w:pPr>
+              <w:keepNext w:val="false"/>
               <w:spacing w:after="40" w:before="0"/>
               <w:jc w:val="left"/>
             </w:pPr>
@@ -6390,6 +6532,7 @@
           </w:tcPr>
           <w:p>
             <w:pPr>
+              <w:keepNext w:val="false"/>
               <w:spacing w:after="40" w:before="0"/>
               <w:jc w:val="left"/>
             </w:pPr>
@@ -6424,6 +6567,7 @@
           </w:tcPr>
           <w:p>
             <w:pPr>
+              <w:keepNext w:val="false"/>
               <w:spacing w:after="40" w:before="0"/>
               <w:jc w:val="left"/>
             </w:pPr>
@@ -6461,7 +6605,7 @@
             <w:pPr>
               <w:spacing w:after="20" w:before="0"/>
             </w:pPr>
-            <w:hyperlink w:history="1" r:id="rIdotxkpwydn8tmbt8cquq-q">
+            <w:hyperlink w:history="1" r:id="rIdsrybhjqk9ypd849mertft">
               <w:r>
                 <w:rPr>
                   <w:rFonts w:ascii="Arial" w:cs="Arial" w:eastAsia="Arial" w:hAnsi="Arial"/>
@@ -6494,7 +6638,7 @@
               <w:spacing w:after="10" w:before="0"/>
               <w:ind w:left="120"/>
             </w:pPr>
-            <w:hyperlink w:history="1" r:id="rIdeo7qudsuu8ikbuxfe4w-r">
+            <w:hyperlink w:history="1" r:id="rIdye6ipscbjvducne_ltsj2">
               <w:r>
                 <w:rPr>
                   <w:rFonts w:ascii="Arial" w:cs="Arial" w:eastAsia="Arial" w:hAnsi="Arial"/>
@@ -6539,7 +6683,7 @@
             <w:pPr>
               <w:spacing w:after="20" w:before="0"/>
             </w:pPr>
-            <w:hyperlink w:history="1" r:id="rId-ivzgvbyt5fpcniqebdpx">
+            <w:hyperlink w:history="1" r:id="rIdqfdri2ehsoy6cler1ps3o">
               <w:r>
                 <w:rPr>
                   <w:rFonts w:ascii="Arial" w:cs="Arial" w:eastAsia="Arial" w:hAnsi="Arial"/>
@@ -6572,7 +6716,7 @@
               <w:spacing w:after="10" w:before="0"/>
               <w:ind w:left="120"/>
             </w:pPr>
-            <w:hyperlink w:history="1" r:id="rIdjvv_ibmfy4vxg209ud3mo">
+            <w:hyperlink w:history="1" r:id="rId7-gcjvzlej65gx_1se-sc">
               <w:r>
                 <w:rPr>
                   <w:rFonts w:ascii="Arial" w:cs="Arial" w:eastAsia="Arial" w:hAnsi="Arial"/>
@@ -6600,6 +6744,7 @@
           </w:tcPr>
           <w:p>
             <w:pPr>
+              <w:keepNext w:val="false"/>
               <w:spacing w:after="40" w:before="0"/>
               <w:jc w:val="left"/>
             </w:pPr>
@@ -6632,6 +6777,7 @@
           </w:tcPr>
           <w:p>
             <w:pPr>
+              <w:keepNext w:val="false"/>
               <w:spacing w:after="40" w:before="0"/>
               <w:jc w:val="left"/>
             </w:pPr>
@@ -6664,6 +6810,7 @@
           </w:tcPr>
           <w:p>
             <w:pPr>
+              <w:keepNext w:val="false"/>
               <w:spacing w:after="40" w:before="0"/>
               <w:jc w:val="left"/>
             </w:pPr>
@@ -6696,6 +6843,7 @@
           </w:tcPr>
           <w:p>
             <w:pPr>
+              <w:keepNext w:val="false"/>
               <w:spacing w:after="40" w:before="0"/>
               <w:jc w:val="left"/>
             </w:pPr>
@@ -6730,6 +6878,7 @@
           </w:tcPr>
           <w:p>
             <w:pPr>
+              <w:keepNext w:val="false"/>
               <w:spacing w:after="40" w:before="0"/>
               <w:jc w:val="left"/>
             </w:pPr>
@@ -6767,7 +6916,7 @@
             <w:pPr>
               <w:spacing w:after="20" w:before="0"/>
             </w:pPr>
-            <w:hyperlink w:history="1" r:id="rIdslezpszpjvysoiwjy2dzo">
+            <w:hyperlink w:history="1" r:id="rIdwogl1mtmztc9ndyw3knmk">
               <w:r>
                 <w:rPr>
                   <w:rFonts w:ascii="Arial" w:cs="Arial" w:eastAsia="Arial" w:hAnsi="Arial"/>
@@ -6800,7 +6949,7 @@
               <w:spacing w:after="10" w:before="0"/>
               <w:ind w:left="120"/>
             </w:pPr>
-            <w:hyperlink w:history="1" r:id="rIdapiy4s8nej6f6nijyr5ke">
+            <w:hyperlink w:history="1" r:id="rIdjbqscl77ynxpmfneny8rp">
               <w:r>
                 <w:rPr>
                   <w:rFonts w:ascii="Arial" w:cs="Arial" w:eastAsia="Arial" w:hAnsi="Arial"/>
@@ -6845,7 +6994,7 @@
             <w:pPr>
               <w:spacing w:after="20" w:before="0"/>
             </w:pPr>
-            <w:hyperlink w:history="1" r:id="rIdaxjzu3nqcwkmjbfbaxb5_">
+            <w:hyperlink w:history="1" r:id="rIdb6fisrdbugrn7rle4ehie">
               <w:r>
                 <w:rPr>
                   <w:rFonts w:ascii="Arial" w:cs="Arial" w:eastAsia="Arial" w:hAnsi="Arial"/>
@@ -6878,7 +7027,7 @@
               <w:spacing w:after="10" w:before="0"/>
               <w:ind w:left="120"/>
             </w:pPr>
-            <w:hyperlink w:history="1" r:id="rIdkptndlcnhnhejyulndnlb">
+            <w:hyperlink w:history="1" r:id="rIdjek7kmvrf44cl1y02lzsr">
               <w:r>
                 <w:rPr>
                   <w:rFonts w:ascii="Arial" w:cs="Arial" w:eastAsia="Arial" w:hAnsi="Arial"/>
@@ -6906,6 +7055,7 @@
           </w:tcPr>
           <w:p>
             <w:pPr>
+              <w:keepNext w:val="false"/>
               <w:spacing w:after="40" w:before="0"/>
               <w:jc w:val="left"/>
             </w:pPr>
@@ -6938,6 +7088,7 @@
           </w:tcPr>
           <w:p>
             <w:pPr>
+              <w:keepNext w:val="false"/>
               <w:spacing w:after="40" w:before="0"/>
               <w:jc w:val="left"/>
             </w:pPr>
@@ -6970,6 +7121,7 @@
           </w:tcPr>
           <w:p>
             <w:pPr>
+              <w:keepNext w:val="false"/>
               <w:spacing w:after="40" w:before="0"/>
               <w:jc w:val="left"/>
             </w:pPr>
@@ -7002,6 +7154,7 @@
           </w:tcPr>
           <w:p>
             <w:pPr>
+              <w:keepNext w:val="false"/>
               <w:spacing w:after="40" w:before="0"/>
               <w:jc w:val="left"/>
             </w:pPr>
@@ -7036,6 +7189,7 @@
           </w:tcPr>
           <w:p>
             <w:pPr>
+              <w:keepNext w:val="false"/>
               <w:spacing w:after="40" w:before="0"/>
               <w:jc w:val="left"/>
             </w:pPr>
@@ -7073,7 +7227,7 @@
             <w:pPr>
               <w:spacing w:after="20" w:before="0"/>
             </w:pPr>
-            <w:hyperlink w:history="1" r:id="rId9wfc_m0qrhhpkxya0-ang">
+            <w:hyperlink w:history="1" r:id="rIdvbdepk-m2wnche2ybmszi">
               <w:r>
                 <w:rPr>
                   <w:rFonts w:ascii="Arial" w:cs="Arial" w:eastAsia="Arial" w:hAnsi="Arial"/>
@@ -7106,7 +7260,7 @@
               <w:spacing w:after="10" w:before="0"/>
               <w:ind w:left="120"/>
             </w:pPr>
-            <w:hyperlink w:history="1" r:id="rIdvvwxeapikbwijf2yw9nco">
+            <w:hyperlink w:history="1" r:id="rIdwxayovkzmecf2_uu9rz6e">
               <w:r>
                 <w:rPr>
                   <w:rFonts w:ascii="Arial" w:cs="Arial" w:eastAsia="Arial" w:hAnsi="Arial"/>
@@ -7151,7 +7305,7 @@
             <w:pPr>
               <w:spacing w:after="20" w:before="0"/>
             </w:pPr>
-            <w:hyperlink w:history="1" r:id="rId51t-cbvckwv9s4lrojfkv">
+            <w:hyperlink w:history="1" r:id="rIdau0yrirtteviszfsxyzr7">
               <w:r>
                 <w:rPr>
                   <w:rFonts w:ascii="Arial" w:cs="Arial" w:eastAsia="Arial" w:hAnsi="Arial"/>
@@ -7184,7 +7338,7 @@
               <w:spacing w:after="10" w:before="0"/>
               <w:ind w:left="120"/>
             </w:pPr>
-            <w:hyperlink w:history="1" r:id="rIdphlo3z3385dbqgvrc7k3r">
+            <w:hyperlink w:history="1" r:id="rIdq8cbehh8firvg93dcsl-n">
               <w:r>
                 <w:rPr>
                   <w:rFonts w:ascii="Arial" w:cs="Arial" w:eastAsia="Arial" w:hAnsi="Arial"/>
@@ -7212,6 +7366,7 @@
           </w:tcPr>
           <w:p>
             <w:pPr>
+              <w:keepNext w:val="false"/>
               <w:spacing w:after="40" w:before="0"/>
               <w:jc w:val="left"/>
             </w:pPr>
@@ -7244,6 +7399,7 @@
           </w:tcPr>
           <w:p>
             <w:pPr>
+              <w:keepNext w:val="false"/>
               <w:spacing w:after="40" w:before="0"/>
               <w:jc w:val="left"/>
             </w:pPr>
@@ -7276,6 +7432,7 @@
           </w:tcPr>
           <w:p>
             <w:pPr>
+              <w:keepNext w:val="false"/>
               <w:spacing w:after="40" w:before="0"/>
               <w:jc w:val="left"/>
             </w:pPr>
@@ -7308,6 +7465,7 @@
           </w:tcPr>
           <w:p>
             <w:pPr>
+              <w:keepNext w:val="false"/>
               <w:spacing w:after="40" w:before="0"/>
               <w:jc w:val="left"/>
             </w:pPr>
@@ -7342,6 +7500,7 @@
           </w:tcPr>
           <w:p>
             <w:pPr>
+              <w:keepNext w:val="false"/>
               <w:spacing w:after="40" w:before="0"/>
               <w:jc w:val="left"/>
             </w:pPr>
@@ -7379,7 +7538,7 @@
             <w:pPr>
               <w:spacing w:after="20" w:before="0"/>
             </w:pPr>
-            <w:hyperlink w:history="1" r:id="rIdmeprojrwzrgrotsjzazbz">
+            <w:hyperlink w:history="1" r:id="rId-34dvnr_jrs1c0ivtamgv">
               <w:r>
                 <w:rPr>
                   <w:rFonts w:ascii="Arial" w:cs="Arial" w:eastAsia="Arial" w:hAnsi="Arial"/>
@@ -7412,7 +7571,7 @@
               <w:spacing w:after="10" w:before="0"/>
               <w:ind w:left="120"/>
             </w:pPr>
-            <w:hyperlink w:history="1" r:id="rIduqkfw5ohigbqdusr1and-">
+            <w:hyperlink w:history="1" r:id="rIdugo78uwdyjvxtiln77drb">
               <w:r>
                 <w:rPr>
                   <w:rFonts w:ascii="Arial" w:cs="Arial" w:eastAsia="Arial" w:hAnsi="Arial"/>
@@ -7457,7 +7616,7 @@
             <w:pPr>
               <w:spacing w:after="20" w:before="0"/>
             </w:pPr>
-            <w:hyperlink w:history="1" r:id="rIdqrevtz-nsrldsdfwzbueb">
+            <w:hyperlink w:history="1" r:id="rId22hezjazzwp5ipbxx2osv">
               <w:r>
                 <w:rPr>
                   <w:rFonts w:ascii="Arial" w:cs="Arial" w:eastAsia="Arial" w:hAnsi="Arial"/>
@@ -7506,7 +7665,7 @@
               <w:spacing w:after="10" w:before="0"/>
               <w:ind w:left="120"/>
             </w:pPr>
-            <w:hyperlink w:history="1" r:id="rIdjsfrgarnrr6se0-gymrhx">
+            <w:hyperlink w:history="1" r:id="rIdwbutu_8xihrppinmdnff8">
               <w:r>
                 <w:rPr>
                   <w:rFonts w:ascii="Arial" w:cs="Arial" w:eastAsia="Arial" w:hAnsi="Arial"/>
@@ -7534,6 +7693,7 @@
           </w:tcPr>
           <w:p>
             <w:pPr>
+              <w:keepNext w:val="false"/>
               <w:spacing w:after="40" w:before="0"/>
               <w:jc w:val="left"/>
             </w:pPr>
@@ -7566,6 +7726,7 @@
           </w:tcPr>
           <w:p>
             <w:pPr>
+              <w:keepNext w:val="false"/>
               <w:spacing w:after="40" w:before="0"/>
               <w:jc w:val="left"/>
             </w:pPr>
@@ -7598,6 +7759,7 @@
           </w:tcPr>
           <w:p>
             <w:pPr>
+              <w:keepNext w:val="false"/>
               <w:spacing w:after="40" w:before="0"/>
               <w:jc w:val="left"/>
             </w:pPr>
@@ -7630,6 +7792,7 @@
           </w:tcPr>
           <w:p>
             <w:pPr>
+              <w:keepNext w:val="false"/>
               <w:spacing w:after="40" w:before="0"/>
               <w:jc w:val="left"/>
             </w:pPr>
@@ -7689,6 +7852,7 @@
           </w:tcPr>
           <w:p>
             <w:pPr>
+              <w:keepNext w:val="false"/>
               <w:spacing w:after="40" w:before="0"/>
               <w:jc w:val="center"/>
             </w:pPr>
@@ -7723,6 +7887,7 @@
           </w:tcPr>
           <w:p>
             <w:pPr>
+              <w:keepNext w:val="false"/>
               <w:spacing w:after="40" w:before="0"/>
               <w:jc w:val="left"/>
             </w:pPr>
@@ -7784,6 +7949,7 @@
           </w:tcPr>
           <w:p>
             <w:pPr>
+              <w:keepNext w:val="false"/>
               <w:spacing w:after="40" w:before="0"/>
               <w:jc w:val="center"/>
             </w:pPr>
@@ -7818,6 +7984,7 @@
           </w:tcPr>
           <w:p>
             <w:pPr>
+              <w:keepNext w:val="false"/>
               <w:spacing w:after="40" w:before="0"/>
               <w:jc w:val="left"/>
             </w:pPr>
@@ -7850,6 +8017,7 @@
           </w:tcPr>
           <w:p>
             <w:pPr>
+              <w:keepNext w:val="false"/>
               <w:spacing w:after="40" w:before="0"/>
               <w:jc w:val="left"/>
             </w:pPr>
@@ -7884,6 +8052,7 @@
           </w:tcPr>
           <w:p>
             <w:pPr>
+              <w:keepNext w:val="false"/>
               <w:spacing w:after="40" w:before="0"/>
               <w:jc w:val="left"/>
             </w:pPr>
@@ -7916,6 +8085,7 @@
           </w:tcPr>
           <w:p>
             <w:pPr>
+              <w:keepNext w:val="false"/>
               <w:spacing w:after="40" w:before="0"/>
               <w:jc w:val="left"/>
             </w:pPr>
@@ -7950,6 +8120,7 @@
           </w:tcPr>
           <w:p>
             <w:pPr>
+              <w:keepNext w:val="false"/>
               <w:spacing w:after="40" w:before="0"/>
               <w:jc w:val="left"/>
             </w:pPr>
@@ -7982,6 +8153,7 @@
           </w:tcPr>
           <w:p>
             <w:pPr>
+              <w:keepNext w:val="false"/>
               <w:spacing w:after="40" w:before="0"/>
               <w:jc w:val="left"/>
             </w:pPr>
@@ -8018,7 +8190,7 @@
         </w:rPr>
         <w:t xml:space="preserve">© 2026 SeaVuria and ARES. Aligned with KICD objectives. Developed by SeaVuria; technical implementation by ARES (with AI assistance from Claude). Licensed under </w:t>
       </w:r>
-      <w:hyperlink w:history="1" r:id="rIdpnrk2c1jpcb-2guhvd_f9">
+      <w:hyperlink w:history="1" r:id="rIdixdcudhukiu2wypajuwuf">
         <w:r>
           <w:rPr>
             <w:rFonts w:ascii="Arial" w:cs="Arial" w:eastAsia="Arial" w:hAnsi="Arial"/>
@@ -8039,7 +8211,7 @@
         </w:rPr>
         <w:t xml:space="preserve"> (</w:t>
       </w:r>
-      <w:hyperlink w:history="1" r:id="rIdxka89-qun4rnhggab9b3q">
+      <w:hyperlink w:history="1" r:id="rIdl4qnezglq00ly6-bbzseu">
         <w:r>
           <w:rPr>
             <w:rFonts w:ascii="Arial" w:cs="Arial" w:eastAsia="Arial" w:hAnsi="Arial"/>
@@ -8099,6 +8271,7 @@
           </w:tcPr>
           <w:p>
             <w:pPr>
+              <w:keepNext w:val="false"/>
               <w:spacing w:after="40" w:before="0"/>
               <w:jc w:val="center"/>
             </w:pPr>
@@ -8134,6 +8307,7 @@
           </w:tcPr>
           <w:p>
             <w:pPr>
+              <w:keepNext w:val="false"/>
               <w:spacing w:after="40" w:before="0"/>
               <w:jc w:val="center"/>
             </w:pPr>
@@ -8168,6 +8342,7 @@
           </w:tcPr>
           <w:p>
             <w:pPr>
+              <w:keepNext w:val="false"/>
               <w:spacing w:after="40" w:before="0"/>
               <w:jc w:val="left"/>
             </w:pPr>
@@ -8200,6 +8375,7 @@
           </w:tcPr>
           <w:p>
             <w:pPr>
+              <w:keepNext w:val="false"/>
               <w:spacing w:after="40" w:before="0"/>
               <w:jc w:val="left"/>
             </w:pPr>
@@ -8234,6 +8410,7 @@
           </w:tcPr>
           <w:p>
             <w:pPr>
+              <w:keepNext w:val="false"/>
               <w:spacing w:after="40" w:before="0"/>
               <w:jc w:val="left"/>
             </w:pPr>
@@ -8266,6 +8443,7 @@
           </w:tcPr>
           <w:p>
             <w:pPr>
+              <w:keepNext w:val="false"/>
               <w:spacing w:after="40" w:before="0"/>
               <w:jc w:val="left"/>
             </w:pPr>
@@ -8300,6 +8478,7 @@
           </w:tcPr>
           <w:p>
             <w:pPr>
+              <w:keepNext w:val="false"/>
               <w:spacing w:after="40" w:before="0"/>
               <w:jc w:val="left"/>
             </w:pPr>
@@ -8332,6 +8511,7 @@
           </w:tcPr>
           <w:p>
             <w:pPr>
+              <w:keepNext w:val="false"/>
               <w:spacing w:after="40" w:before="0"/>
               <w:jc w:val="left"/>
             </w:pPr>
@@ -8366,6 +8546,7 @@
           </w:tcPr>
           <w:p>
             <w:pPr>
+              <w:keepNext w:val="false"/>
               <w:spacing w:after="40" w:before="0"/>
               <w:jc w:val="left"/>
             </w:pPr>
@@ -8398,6 +8579,7 @@
           </w:tcPr>
           <w:p>
             <w:pPr>
+              <w:keepNext w:val="false"/>
               <w:spacing w:after="40" w:before="0"/>
               <w:jc w:val="left"/>
             </w:pPr>
@@ -8432,6 +8614,7 @@
           </w:tcPr>
           <w:p>
             <w:pPr>
+              <w:keepNext w:val="false"/>
               <w:spacing w:after="40" w:before="0"/>
               <w:jc w:val="left"/>
             </w:pPr>
@@ -8464,6 +8647,7 @@
           </w:tcPr>
           <w:p>
             <w:pPr>
+              <w:keepNext w:val="false"/>
               <w:spacing w:after="40" w:before="0"/>
               <w:jc w:val="left"/>
             </w:pPr>
@@ -8498,6 +8682,7 @@
           </w:tcPr>
           <w:p>
             <w:pPr>
+              <w:keepNext w:val="false"/>
               <w:spacing w:after="40" w:before="0"/>
               <w:jc w:val="left"/>
             </w:pPr>
@@ -8530,6 +8715,7 @@
           </w:tcPr>
           <w:p>
             <w:pPr>
+              <w:keepNext w:val="false"/>
               <w:spacing w:after="40" w:before="0"/>
               <w:jc w:val="left"/>
             </w:pPr>
@@ -8564,6 +8750,7 @@
           </w:tcPr>
           <w:p>
             <w:pPr>
+              <w:keepNext w:val="false"/>
               <w:spacing w:after="40" w:before="0"/>
               <w:jc w:val="left"/>
             </w:pPr>
@@ -8596,6 +8783,7 @@
           </w:tcPr>
           <w:p>
             <w:pPr>
+              <w:keepNext w:val="false"/>
               <w:spacing w:after="40" w:before="0"/>
               <w:jc w:val="left"/>
             </w:pPr>
@@ -8630,6 +8818,7 @@
           </w:tcPr>
           <w:p>
             <w:pPr>
+              <w:keepNext w:val="false"/>
               <w:spacing w:after="40" w:before="0"/>
               <w:jc w:val="left"/>
             </w:pPr>
@@ -8662,6 +8851,7 @@
           </w:tcPr>
           <w:p>
             <w:pPr>
+              <w:keepNext w:val="false"/>
               <w:spacing w:after="40" w:before="0"/>
               <w:jc w:val="left"/>
             </w:pPr>
@@ -8721,6 +8911,7 @@
           </w:tcPr>
           <w:p>
             <w:pPr>
+              <w:keepNext w:val="false"/>
               <w:spacing w:after="40" w:before="0"/>
               <w:jc w:val="center"/>
             </w:pPr>
@@ -8755,6 +8946,7 @@
           </w:tcPr>
           <w:p>
             <w:pPr>
+              <w:keepNext w:val="false"/>
               <w:spacing w:after="40" w:before="0"/>
               <w:jc w:val="left"/>
             </w:pPr>
@@ -8819,6 +9011,7 @@
           </w:tcPr>
           <w:p>
             <w:pPr>
+              <w:keepNext w:val="false"/>
               <w:spacing w:after="40" w:before="0"/>
               <w:jc w:val="center"/>
             </w:pPr>
@@ -8853,6 +9046,7 @@
           </w:tcPr>
           <w:p>
             <w:pPr>
+              <w:keepNext w:val="false"/>
               <w:spacing w:after="40" w:before="0"/>
               <w:jc w:val="left"/>
             </w:pPr>
@@ -8885,6 +9079,7 @@
           </w:tcPr>
           <w:p>
             <w:pPr>
+              <w:keepNext w:val="false"/>
               <w:spacing w:after="40" w:before="0"/>
               <w:jc w:val="left"/>
             </w:pPr>
@@ -8917,6 +9112,7 @@
           </w:tcPr>
           <w:p>
             <w:pPr>
+              <w:keepNext w:val="false"/>
               <w:spacing w:after="40" w:before="0"/>
               <w:jc w:val="left"/>
             </w:pPr>
@@ -8949,6 +9145,7 @@
           </w:tcPr>
           <w:p>
             <w:pPr>
+              <w:keepNext w:val="false"/>
               <w:spacing w:after="40" w:before="0"/>
               <w:jc w:val="left"/>
             </w:pPr>
@@ -8981,6 +9178,7 @@
           </w:tcPr>
           <w:p>
             <w:pPr>
+              <w:keepNext w:val="false"/>
               <w:spacing w:after="40" w:before="0"/>
               <w:jc w:val="left"/>
             </w:pPr>
@@ -9015,6 +9213,7 @@
           </w:tcPr>
           <w:p>
             <w:pPr>
+              <w:keepNext w:val="false"/>
               <w:spacing w:after="40" w:before="0"/>
               <w:jc w:val="left"/>
             </w:pPr>
@@ -9069,7 +9268,7 @@
               <w:spacing w:after="10" w:before="0"/>
               <w:ind w:left="120"/>
             </w:pPr>
-            <w:hyperlink w:history="1" r:id="rIdprhfgs-z59arb1kyii-fd">
+            <w:hyperlink w:history="1" r:id="rIdz1g1zlbf8bkyaemy8ezru">
               <w:r>
                 <w:rPr>
                   <w:rFonts w:ascii="Arial" w:cs="Arial" w:eastAsia="Arial" w:hAnsi="Arial"/>
@@ -9129,7 +9328,7 @@
             <w:pPr>
               <w:spacing w:after="20" w:before="0"/>
             </w:pPr>
-            <w:hyperlink w:history="1" r:id="rIdyulk12p6m5d2axebutrn8">
+            <w:hyperlink w:history="1" r:id="rIdohkqrfz639gez9vvyulhq">
               <w:r>
                 <w:rPr>
                   <w:rFonts w:ascii="Arial" w:cs="Arial" w:eastAsia="Arial" w:hAnsi="Arial"/>
@@ -9178,7 +9377,7 @@
               <w:spacing w:after="10" w:before="0"/>
               <w:ind w:left="120"/>
             </w:pPr>
-            <w:hyperlink w:history="1" r:id="rIdspdxbuclbolo_9yj-dhv9">
+            <w:hyperlink w:history="1" r:id="rId655c2d0y4fsvsddaazleb">
               <w:r>
                 <w:rPr>
                   <w:rFonts w:ascii="Arial" w:cs="Arial" w:eastAsia="Arial" w:hAnsi="Arial"/>
@@ -9206,6 +9405,7 @@
           </w:tcPr>
           <w:p>
             <w:pPr>
+              <w:keepNext w:val="false"/>
               <w:spacing w:after="40" w:before="0"/>
               <w:jc w:val="left"/>
             </w:pPr>
@@ -9238,6 +9438,7 @@
           </w:tcPr>
           <w:p>
             <w:pPr>
+              <w:keepNext w:val="false"/>
               <w:spacing w:after="40" w:before="0"/>
               <w:jc w:val="left"/>
             </w:pPr>
@@ -9270,6 +9471,7 @@
           </w:tcPr>
           <w:p>
             <w:pPr>
+              <w:keepNext w:val="false"/>
               <w:spacing w:after="40" w:before="0"/>
               <w:jc w:val="left"/>
             </w:pPr>
@@ -9302,6 +9504,7 @@
           </w:tcPr>
           <w:p>
             <w:pPr>
+              <w:keepNext w:val="false"/>
               <w:spacing w:after="40" w:before="0"/>
               <w:jc w:val="left"/>
             </w:pPr>
@@ -9336,6 +9539,7 @@
           </w:tcPr>
           <w:p>
             <w:pPr>
+              <w:keepNext w:val="false"/>
               <w:spacing w:after="40" w:before="0"/>
               <w:jc w:val="left"/>
             </w:pPr>
@@ -9390,7 +9594,7 @@
               <w:spacing w:after="10" w:before="0"/>
               <w:ind w:left="120"/>
             </w:pPr>
-            <w:hyperlink w:history="1" r:id="rIdlmiqjxmawo0yfo5kc9ji5">
+            <w:hyperlink w:history="1" r:id="rIdskh3xx0mkzox9zcbdjh0p">
               <w:r>
                 <w:rPr>
                   <w:rFonts w:ascii="Arial" w:cs="Arial" w:eastAsia="Arial" w:hAnsi="Arial"/>
@@ -9450,7 +9654,7 @@
             <w:pPr>
               <w:spacing w:after="20" w:before="0"/>
             </w:pPr>
-            <w:hyperlink w:history="1" r:id="rId9fiuwd_z2wmnsewakunwm">
+            <w:hyperlink w:history="1" r:id="rId6d7hlrkvta9ukoj4i3s0y">
               <w:r>
                 <w:rPr>
                   <w:rFonts w:ascii="Arial" w:cs="Arial" w:eastAsia="Arial" w:hAnsi="Arial"/>
@@ -9499,7 +9703,7 @@
               <w:spacing w:after="10" w:before="0"/>
               <w:ind w:left="120"/>
             </w:pPr>
-            <w:hyperlink w:history="1" r:id="rIdsi2k8zrnv0jnikzslvtsa">
+            <w:hyperlink w:history="1" r:id="rIdwpqr1ki8ekdoq3t87oagv">
               <w:r>
                 <w:rPr>
                   <w:rFonts w:ascii="Arial" w:cs="Arial" w:eastAsia="Arial" w:hAnsi="Arial"/>
@@ -9527,6 +9731,7 @@
           </w:tcPr>
           <w:p>
             <w:pPr>
+              <w:keepNext w:val="false"/>
               <w:spacing w:after="40" w:before="0"/>
               <w:jc w:val="left"/>
             </w:pPr>
@@ -9559,6 +9764,7 @@
           </w:tcPr>
           <w:p>
             <w:pPr>
+              <w:keepNext w:val="false"/>
               <w:spacing w:after="40" w:before="0"/>
               <w:jc w:val="left"/>
             </w:pPr>
@@ -9591,6 +9797,7 @@
           </w:tcPr>
           <w:p>
             <w:pPr>
+              <w:keepNext w:val="false"/>
               <w:spacing w:after="40" w:before="0"/>
               <w:jc w:val="left"/>
             </w:pPr>
@@ -9623,6 +9830,7 @@
           </w:tcPr>
           <w:p>
             <w:pPr>
+              <w:keepNext w:val="false"/>
               <w:spacing w:after="40" w:before="0"/>
               <w:jc w:val="left"/>
             </w:pPr>
@@ -9657,6 +9865,7 @@
           </w:tcPr>
           <w:p>
             <w:pPr>
+              <w:keepNext w:val="false"/>
               <w:spacing w:after="40" w:before="0"/>
               <w:jc w:val="left"/>
             </w:pPr>
@@ -9711,7 +9920,7 @@
               <w:spacing w:after="10" w:before="0"/>
               <w:ind w:left="120"/>
             </w:pPr>
-            <w:hyperlink w:history="1" r:id="rIdlb8vg8t830b8580edl70t">
+            <w:hyperlink w:history="1" r:id="rIdhobgzrjp6dio9dksfuerv">
               <w:r>
                 <w:rPr>
                   <w:rFonts w:ascii="Arial" w:cs="Arial" w:eastAsia="Arial" w:hAnsi="Arial"/>
@@ -9771,7 +9980,7 @@
             <w:pPr>
               <w:spacing w:after="20" w:before="0"/>
             </w:pPr>
-            <w:hyperlink w:history="1" r:id="rIdetzknxe4milugm8vz2j5x">
+            <w:hyperlink w:history="1" r:id="rIds_okmdb4wee2rgnyyn-f4">
               <w:r>
                 <w:rPr>
                   <w:rFonts w:ascii="Arial" w:cs="Arial" w:eastAsia="Arial" w:hAnsi="Arial"/>
@@ -9820,7 +10029,7 @@
               <w:spacing w:after="10" w:before="0"/>
               <w:ind w:left="120"/>
             </w:pPr>
-            <w:hyperlink w:history="1" r:id="rIdvw5ovuxe_k7xazfgy7rhz">
+            <w:hyperlink w:history="1" r:id="rIdaolspy_ravmpduxegahwc">
               <w:r>
                 <w:rPr>
                   <w:rFonts w:ascii="Arial" w:cs="Arial" w:eastAsia="Arial" w:hAnsi="Arial"/>
@@ -9848,6 +10057,7 @@
           </w:tcPr>
           <w:p>
             <w:pPr>
+              <w:keepNext w:val="false"/>
               <w:spacing w:after="40" w:before="0"/>
               <w:jc w:val="left"/>
             </w:pPr>
@@ -9880,6 +10090,7 @@
           </w:tcPr>
           <w:p>
             <w:pPr>
+              <w:keepNext w:val="false"/>
               <w:spacing w:after="40" w:before="0"/>
               <w:jc w:val="left"/>
             </w:pPr>
@@ -9912,6 +10123,7 @@
           </w:tcPr>
           <w:p>
             <w:pPr>
+              <w:keepNext w:val="false"/>
               <w:spacing w:after="40" w:before="0"/>
               <w:jc w:val="left"/>
             </w:pPr>
@@ -9944,6 +10156,7 @@
           </w:tcPr>
           <w:p>
             <w:pPr>
+              <w:keepNext w:val="false"/>
               <w:spacing w:after="40" w:before="0"/>
               <w:jc w:val="left"/>
             </w:pPr>
@@ -9978,6 +10191,7 @@
           </w:tcPr>
           <w:p>
             <w:pPr>
+              <w:keepNext w:val="false"/>
               <w:spacing w:after="40" w:before="0"/>
               <w:jc w:val="left"/>
             </w:pPr>
@@ -10032,7 +10246,7 @@
               <w:spacing w:after="10" w:before="0"/>
               <w:ind w:left="120"/>
             </w:pPr>
-            <w:hyperlink w:history="1" r:id="rIdk0bdlrmtj248wd5qotswr">
+            <w:hyperlink w:history="1" r:id="rId_v_9x9_z73ovdvnnrwum1">
               <w:r>
                 <w:rPr>
                   <w:rFonts w:ascii="Arial" w:cs="Arial" w:eastAsia="Arial" w:hAnsi="Arial"/>
@@ -10092,7 +10306,7 @@
             <w:pPr>
               <w:spacing w:after="20" w:before="0"/>
             </w:pPr>
-            <w:hyperlink w:history="1" r:id="rId5v2z2plugbkuek1brdxkg">
+            <w:hyperlink w:history="1" r:id="rIdvepbqegh9wtozt0c5e43f">
               <w:r>
                 <w:rPr>
                   <w:rFonts w:ascii="Arial" w:cs="Arial" w:eastAsia="Arial" w:hAnsi="Arial"/>
@@ -10141,7 +10355,7 @@
               <w:spacing w:after="10" w:before="0"/>
               <w:ind w:left="120"/>
             </w:pPr>
-            <w:hyperlink w:history="1" r:id="rIdhkfxomtarm6gr8tgqufq0">
+            <w:hyperlink w:history="1" r:id="rIdfko2jdrs6vfk7_quckwdm">
               <w:r>
                 <w:rPr>
                   <w:rFonts w:ascii="Arial" w:cs="Arial" w:eastAsia="Arial" w:hAnsi="Arial"/>
@@ -10169,6 +10383,7 @@
           </w:tcPr>
           <w:p>
             <w:pPr>
+              <w:keepNext w:val="false"/>
               <w:spacing w:after="40" w:before="0"/>
               <w:jc w:val="left"/>
             </w:pPr>
@@ -10201,6 +10416,7 @@
           </w:tcPr>
           <w:p>
             <w:pPr>
+              <w:keepNext w:val="false"/>
               <w:spacing w:after="40" w:before="0"/>
               <w:jc w:val="left"/>
             </w:pPr>
@@ -10233,6 +10449,7 @@
           </w:tcPr>
           <w:p>
             <w:pPr>
+              <w:keepNext w:val="false"/>
               <w:spacing w:after="40" w:before="0"/>
               <w:jc w:val="left"/>
             </w:pPr>
@@ -10265,6 +10482,7 @@
           </w:tcPr>
           <w:p>
             <w:pPr>
+              <w:keepNext w:val="false"/>
               <w:spacing w:after="40" w:before="0"/>
               <w:jc w:val="left"/>
             </w:pPr>
@@ -10299,6 +10517,7 @@
           </w:tcPr>
           <w:p>
             <w:pPr>
+              <w:keepNext w:val="false"/>
               <w:spacing w:after="40" w:before="0"/>
               <w:jc w:val="left"/>
             </w:pPr>
@@ -10353,7 +10572,7 @@
               <w:spacing w:after="10" w:before="0"/>
               <w:ind w:left="120"/>
             </w:pPr>
-            <w:hyperlink w:history="1" r:id="rIdowueepey6-bc9r9kr8suo">
+            <w:hyperlink w:history="1" r:id="rIdwgcqarfvoiwwepnidzgrs">
               <w:r>
                 <w:rPr>
                   <w:rFonts w:ascii="Arial" w:cs="Arial" w:eastAsia="Arial" w:hAnsi="Arial"/>
@@ -10413,7 +10632,7 @@
             <w:pPr>
               <w:spacing w:after="20" w:before="0"/>
             </w:pPr>
-            <w:hyperlink w:history="1" r:id="rIdoglfi5valbivoawo57hdd">
+            <w:hyperlink w:history="1" r:id="rIdjfk6aalh4stvhafbxupar">
               <w:r>
                 <w:rPr>
                   <w:rFonts w:ascii="Arial" w:cs="Arial" w:eastAsia="Arial" w:hAnsi="Arial"/>
@@ -10462,7 +10681,7 @@
               <w:spacing w:after="10" w:before="0"/>
               <w:ind w:left="120"/>
             </w:pPr>
-            <w:hyperlink w:history="1" r:id="rIdxrq_oszufciy4usqan-zi">
+            <w:hyperlink w:history="1" r:id="rIdcfhhzv9akrtlm0omcnot9">
               <w:r>
                 <w:rPr>
                   <w:rFonts w:ascii="Arial" w:cs="Arial" w:eastAsia="Arial" w:hAnsi="Arial"/>
@@ -10490,6 +10709,7 @@
           </w:tcPr>
           <w:p>
             <w:pPr>
+              <w:keepNext w:val="false"/>
               <w:spacing w:after="40" w:before="0"/>
               <w:jc w:val="left"/>
             </w:pPr>
@@ -10522,6 +10742,7 @@
           </w:tcPr>
           <w:p>
             <w:pPr>
+              <w:keepNext w:val="false"/>
               <w:spacing w:after="40" w:before="0"/>
               <w:jc w:val="left"/>
             </w:pPr>
@@ -10554,6 +10775,7 @@
           </w:tcPr>
           <w:p>
             <w:pPr>
+              <w:keepNext w:val="false"/>
               <w:spacing w:after="40" w:before="0"/>
               <w:jc w:val="left"/>
             </w:pPr>
@@ -10586,6 +10808,7 @@
           </w:tcPr>
           <w:p>
             <w:pPr>
+              <w:keepNext w:val="false"/>
               <w:spacing w:after="40" w:before="0"/>
               <w:jc w:val="left"/>
             </w:pPr>
@@ -10645,6 +10868,7 @@
           </w:tcPr>
           <w:p>
             <w:pPr>
+              <w:keepNext w:val="false"/>
               <w:spacing w:after="40" w:before="0"/>
               <w:jc w:val="center"/>
             </w:pPr>
@@ -10679,6 +10903,7 @@
           </w:tcPr>
           <w:p>
             <w:pPr>
+              <w:keepNext w:val="false"/>
               <w:spacing w:after="40" w:before="0"/>
               <w:jc w:val="left"/>
             </w:pPr>
@@ -10740,6 +10965,7 @@
           </w:tcPr>
           <w:p>
             <w:pPr>
+              <w:keepNext w:val="false"/>
               <w:spacing w:after="40" w:before="0"/>
               <w:jc w:val="center"/>
             </w:pPr>
@@ -10774,6 +11000,7 @@
           </w:tcPr>
           <w:p>
             <w:pPr>
+              <w:keepNext w:val="false"/>
               <w:spacing w:after="40" w:before="0"/>
               <w:jc w:val="left"/>
             </w:pPr>
@@ -10806,6 +11033,7 @@
           </w:tcPr>
           <w:p>
             <w:pPr>
+              <w:keepNext w:val="false"/>
               <w:spacing w:after="40" w:before="0"/>
               <w:jc w:val="left"/>
             </w:pPr>
@@ -10840,6 +11068,7 @@
           </w:tcPr>
           <w:p>
             <w:pPr>
+              <w:keepNext w:val="false"/>
               <w:spacing w:after="40" w:before="0"/>
               <w:jc w:val="left"/>
             </w:pPr>
@@ -10872,6 +11101,7 @@
           </w:tcPr>
           <w:p>
             <w:pPr>
+              <w:keepNext w:val="false"/>
               <w:spacing w:after="40" w:before="0"/>
               <w:jc w:val="left"/>
             </w:pPr>
@@ -10906,6 +11136,7 @@
           </w:tcPr>
           <w:p>
             <w:pPr>
+              <w:keepNext w:val="false"/>
               <w:spacing w:after="40" w:before="0"/>
               <w:jc w:val="left"/>
             </w:pPr>
@@ -10938,6 +11169,7 @@
           </w:tcPr>
           <w:p>
             <w:pPr>
+              <w:keepNext w:val="false"/>
               <w:spacing w:after="40" w:before="0"/>
               <w:jc w:val="left"/>
             </w:pPr>
@@ -10974,7 +11206,7 @@
         </w:rPr>
         <w:t xml:space="preserve">© 2026 SeaVuria and ARES. Aligned with KICD objectives. Developed by SeaVuria; technical implementation by ARES (with AI assistance from Claude). Licensed under </w:t>
       </w:r>
-      <w:hyperlink w:history="1" r:id="rIdjrhfd-hve35gzffzkb0ug">
+      <w:hyperlink w:history="1" r:id="rIdynj8qwlezzwtyt6ielo1w">
         <w:r>
           <w:rPr>
             <w:rFonts w:ascii="Arial" w:cs="Arial" w:eastAsia="Arial" w:hAnsi="Arial"/>
@@ -10995,7 +11227,7 @@
         </w:rPr>
         <w:t xml:space="preserve"> (</w:t>
       </w:r>
-      <w:hyperlink w:history="1" r:id="rId_eqsmtgw-4yhuo7-xoqbn">
+      <w:hyperlink w:history="1" r:id="rIdqsjlu69kf4bcreufj1eyb">
         <w:r>
           <w:rPr>
             <w:rFonts w:ascii="Arial" w:cs="Arial" w:eastAsia="Arial" w:hAnsi="Arial"/>
@@ -11055,6 +11287,7 @@
           </w:tcPr>
           <w:p>
             <w:pPr>
+              <w:keepNext w:val="false"/>
               <w:spacing w:after="40" w:before="0"/>
               <w:jc w:val="center"/>
             </w:pPr>
@@ -11090,6 +11323,7 @@
           </w:tcPr>
           <w:p>
             <w:pPr>
+              <w:keepNext w:val="false"/>
               <w:spacing w:after="40" w:before="0"/>
               <w:jc w:val="center"/>
             </w:pPr>
@@ -11124,6 +11358,7 @@
           </w:tcPr>
           <w:p>
             <w:pPr>
+              <w:keepNext w:val="false"/>
               <w:spacing w:after="40" w:before="0"/>
               <w:jc w:val="left"/>
             </w:pPr>
@@ -11156,6 +11391,7 @@
           </w:tcPr>
           <w:p>
             <w:pPr>
+              <w:keepNext w:val="false"/>
               <w:spacing w:after="40" w:before="0"/>
               <w:jc w:val="left"/>
             </w:pPr>
@@ -11190,6 +11426,7 @@
           </w:tcPr>
           <w:p>
             <w:pPr>
+              <w:keepNext w:val="false"/>
               <w:spacing w:after="40" w:before="0"/>
               <w:jc w:val="left"/>
             </w:pPr>
@@ -11222,6 +11459,7 @@
           </w:tcPr>
           <w:p>
             <w:pPr>
+              <w:keepNext w:val="false"/>
               <w:spacing w:after="40" w:before="0"/>
               <w:jc w:val="left"/>
             </w:pPr>
@@ -11256,6 +11494,7 @@
           </w:tcPr>
           <w:p>
             <w:pPr>
+              <w:keepNext w:val="false"/>
               <w:spacing w:after="40" w:before="0"/>
               <w:jc w:val="left"/>
             </w:pPr>
@@ -11288,6 +11527,7 @@
           </w:tcPr>
           <w:p>
             <w:pPr>
+              <w:keepNext w:val="false"/>
               <w:spacing w:after="40" w:before="0"/>
               <w:jc w:val="left"/>
             </w:pPr>
@@ -11322,6 +11562,7 @@
           </w:tcPr>
           <w:p>
             <w:pPr>
+              <w:keepNext w:val="false"/>
               <w:spacing w:after="40" w:before="0"/>
               <w:jc w:val="left"/>
             </w:pPr>
@@ -11354,6 +11595,7 @@
           </w:tcPr>
           <w:p>
             <w:pPr>
+              <w:keepNext w:val="false"/>
               <w:spacing w:after="40" w:before="0"/>
               <w:jc w:val="left"/>
             </w:pPr>
@@ -11388,6 +11630,7 @@
           </w:tcPr>
           <w:p>
             <w:pPr>
+              <w:keepNext w:val="false"/>
               <w:spacing w:after="40" w:before="0"/>
               <w:jc w:val="left"/>
             </w:pPr>
@@ -11420,6 +11663,7 @@
           </w:tcPr>
           <w:p>
             <w:pPr>
+              <w:keepNext w:val="false"/>
               <w:spacing w:after="40" w:before="0"/>
               <w:jc w:val="left"/>
             </w:pPr>
@@ -11454,6 +11698,7 @@
           </w:tcPr>
           <w:p>
             <w:pPr>
+              <w:keepNext w:val="false"/>
               <w:spacing w:after="40" w:before="0"/>
               <w:jc w:val="left"/>
             </w:pPr>
@@ -11486,6 +11731,7 @@
           </w:tcPr>
           <w:p>
             <w:pPr>
+              <w:keepNext w:val="false"/>
               <w:spacing w:after="40" w:before="0"/>
               <w:jc w:val="left"/>
             </w:pPr>
@@ -11520,6 +11766,7 @@
           </w:tcPr>
           <w:p>
             <w:pPr>
+              <w:keepNext w:val="false"/>
               <w:spacing w:after="40" w:before="0"/>
               <w:jc w:val="left"/>
             </w:pPr>
@@ -11552,6 +11799,7 @@
           </w:tcPr>
           <w:p>
             <w:pPr>
+              <w:keepNext w:val="false"/>
               <w:spacing w:after="40" w:before="0"/>
               <w:jc w:val="left"/>
             </w:pPr>
@@ -11586,6 +11834,7 @@
           </w:tcPr>
           <w:p>
             <w:pPr>
+              <w:keepNext w:val="false"/>
               <w:spacing w:after="40" w:before="0"/>
               <w:jc w:val="left"/>
             </w:pPr>
@@ -11618,6 +11867,7 @@
           </w:tcPr>
           <w:p>
             <w:pPr>
+              <w:keepNext w:val="false"/>
               <w:spacing w:after="40" w:before="0"/>
               <w:jc w:val="left"/>
             </w:pPr>
@@ -11677,6 +11927,7 @@
           </w:tcPr>
           <w:p>
             <w:pPr>
+              <w:keepNext w:val="false"/>
               <w:spacing w:after="40" w:before="0"/>
               <w:jc w:val="center"/>
             </w:pPr>
@@ -11711,6 +11962,7 @@
           </w:tcPr>
           <w:p>
             <w:pPr>
+              <w:keepNext w:val="false"/>
               <w:spacing w:after="40" w:before="0"/>
               <w:jc w:val="left"/>
             </w:pPr>
@@ -11775,6 +12027,7 @@
           </w:tcPr>
           <w:p>
             <w:pPr>
+              <w:keepNext w:val="false"/>
               <w:spacing w:after="40" w:before="0"/>
               <w:jc w:val="center"/>
             </w:pPr>
@@ -11809,6 +12062,7 @@
           </w:tcPr>
           <w:p>
             <w:pPr>
+              <w:keepNext w:val="false"/>
               <w:spacing w:after="40" w:before="0"/>
               <w:jc w:val="left"/>
             </w:pPr>
@@ -11841,6 +12095,7 @@
           </w:tcPr>
           <w:p>
             <w:pPr>
+              <w:keepNext w:val="false"/>
               <w:spacing w:after="40" w:before="0"/>
               <w:jc w:val="left"/>
             </w:pPr>
@@ -11873,6 +12128,7 @@
           </w:tcPr>
           <w:p>
             <w:pPr>
+              <w:keepNext w:val="false"/>
               <w:spacing w:after="40" w:before="0"/>
               <w:jc w:val="left"/>
             </w:pPr>
@@ -11905,6 +12161,7 @@
           </w:tcPr>
           <w:p>
             <w:pPr>
+              <w:keepNext w:val="false"/>
               <w:spacing w:after="40" w:before="0"/>
               <w:jc w:val="left"/>
             </w:pPr>
@@ -11937,6 +12194,7 @@
           </w:tcPr>
           <w:p>
             <w:pPr>
+              <w:keepNext w:val="false"/>
               <w:spacing w:after="40" w:before="0"/>
               <w:jc w:val="left"/>
             </w:pPr>
@@ -11971,6 +12229,7 @@
           </w:tcPr>
           <w:p>
             <w:pPr>
+              <w:keepNext w:val="false"/>
               <w:spacing w:after="40" w:before="0"/>
               <w:jc w:val="left"/>
             </w:pPr>
@@ -12008,7 +12267,7 @@
             <w:pPr>
               <w:spacing w:after="20" w:before="0"/>
             </w:pPr>
-            <w:hyperlink w:history="1" r:id="rId8oxgctvh5ktu_t6avh8ig">
+            <w:hyperlink w:history="1" r:id="rIdju1z5fht4xs-h3n6mj88f">
               <w:r>
                 <w:rPr>
                   <w:rFonts w:ascii="Arial" w:cs="Arial" w:eastAsia="Arial" w:hAnsi="Arial"/>
@@ -12041,7 +12300,7 @@
               <w:spacing w:after="10" w:before="0"/>
               <w:ind w:left="120"/>
             </w:pPr>
-            <w:hyperlink w:history="1" r:id="rIdz1meaucz423_-ylcmkl6a">
+            <w:hyperlink w:history="1" r:id="rId7d_ak-0ggqjmbdv257rl8">
               <w:r>
                 <w:rPr>
                   <w:rFonts w:ascii="Arial" w:cs="Arial" w:eastAsia="Arial" w:hAnsi="Arial"/>
@@ -12086,7 +12345,7 @@
             <w:pPr>
               <w:spacing w:after="20" w:before="0"/>
             </w:pPr>
-            <w:hyperlink w:history="1" r:id="rIdsupp3nhusu9iiubjvs_dp">
+            <w:hyperlink w:history="1" r:id="rIdsgujg5j77tyai-3ldbwlw">
               <w:r>
                 <w:rPr>
                   <w:rFonts w:ascii="Arial" w:cs="Arial" w:eastAsia="Arial" w:hAnsi="Arial"/>
@@ -12119,7 +12378,7 @@
               <w:spacing w:after="10" w:before="0"/>
               <w:ind w:left="120"/>
             </w:pPr>
-            <w:hyperlink w:history="1" r:id="rId-cbgwiaw3btxvnetjywns">
+            <w:hyperlink w:history="1" r:id="rIdj_t0d_sr-gut1ashcekys">
               <w:r>
                 <w:rPr>
                   <w:rFonts w:ascii="Arial" w:cs="Arial" w:eastAsia="Arial" w:hAnsi="Arial"/>
@@ -12147,6 +12406,7 @@
           </w:tcPr>
           <w:p>
             <w:pPr>
+              <w:keepNext w:val="false"/>
               <w:spacing w:after="40" w:before="0"/>
               <w:jc w:val="left"/>
             </w:pPr>
@@ -12179,6 +12439,7 @@
           </w:tcPr>
           <w:p>
             <w:pPr>
+              <w:keepNext w:val="false"/>
               <w:spacing w:after="40" w:before="0"/>
               <w:jc w:val="left"/>
             </w:pPr>
@@ -12211,6 +12472,7 @@
           </w:tcPr>
           <w:p>
             <w:pPr>
+              <w:keepNext w:val="false"/>
               <w:spacing w:after="40" w:before="0"/>
               <w:jc w:val="left"/>
             </w:pPr>
@@ -12243,6 +12505,7 @@
           </w:tcPr>
           <w:p>
             <w:pPr>
+              <w:keepNext w:val="false"/>
               <w:spacing w:after="40" w:before="0"/>
               <w:jc w:val="left"/>
             </w:pPr>
@@ -12277,6 +12540,7 @@
           </w:tcPr>
           <w:p>
             <w:pPr>
+              <w:keepNext w:val="false"/>
               <w:spacing w:after="40" w:before="0"/>
               <w:jc w:val="left"/>
             </w:pPr>
@@ -12314,7 +12578,7 @@
             <w:pPr>
               <w:spacing w:after="20" w:before="0"/>
             </w:pPr>
-            <w:hyperlink w:history="1" r:id="rIdzxinq34eglougsk5dr4w9">
+            <w:hyperlink w:history="1" r:id="rIdq2gedoimrhfl_w0d9cnxy">
               <w:r>
                 <w:rPr>
                   <w:rFonts w:ascii="Arial" w:cs="Arial" w:eastAsia="Arial" w:hAnsi="Arial"/>
@@ -12347,7 +12611,7 @@
               <w:spacing w:after="10" w:before="0"/>
               <w:ind w:left="120"/>
             </w:pPr>
-            <w:hyperlink w:history="1" r:id="rIdd8gy-ge2wk8d8baousxql">
+            <w:hyperlink w:history="1" r:id="rIdwtrkvyletoi7j-0ewku5g">
               <w:r>
                 <w:rPr>
                   <w:rFonts w:ascii="Arial" w:cs="Arial" w:eastAsia="Arial" w:hAnsi="Arial"/>
@@ -12392,7 +12656,7 @@
             <w:pPr>
               <w:spacing w:after="20" w:before="0"/>
             </w:pPr>
-            <w:hyperlink w:history="1" r:id="rIdxb8z5hz3rfpn01-ydcu8-">
+            <w:hyperlink w:history="1" r:id="rId58kzysxrmcr2ce-c8an4s">
               <w:r>
                 <w:rPr>
                   <w:rFonts w:ascii="Arial" w:cs="Arial" w:eastAsia="Arial" w:hAnsi="Arial"/>
@@ -12425,7 +12689,7 @@
               <w:spacing w:after="10" w:before="0"/>
               <w:ind w:left="120"/>
             </w:pPr>
-            <w:hyperlink w:history="1" r:id="rIdqljnyevg7en8l2haukzhi">
+            <w:hyperlink w:history="1" r:id="rIdxre9s7-3-1_xdu2vtco6k">
               <w:r>
                 <w:rPr>
                   <w:rFonts w:ascii="Arial" w:cs="Arial" w:eastAsia="Arial" w:hAnsi="Arial"/>
@@ -12453,6 +12717,7 @@
           </w:tcPr>
           <w:p>
             <w:pPr>
+              <w:keepNext w:val="false"/>
               <w:spacing w:after="40" w:before="0"/>
               <w:jc w:val="left"/>
             </w:pPr>
@@ -12485,6 +12750,7 @@
           </w:tcPr>
           <w:p>
             <w:pPr>
+              <w:keepNext w:val="false"/>
               <w:spacing w:after="40" w:before="0"/>
               <w:jc w:val="left"/>
             </w:pPr>
@@ -12517,6 +12783,7 @@
           </w:tcPr>
           <w:p>
             <w:pPr>
+              <w:keepNext w:val="false"/>
               <w:spacing w:after="40" w:before="0"/>
               <w:jc w:val="left"/>
             </w:pPr>
@@ -12549,6 +12816,7 @@
           </w:tcPr>
           <w:p>
             <w:pPr>
+              <w:keepNext w:val="false"/>
               <w:spacing w:after="40" w:before="0"/>
               <w:jc w:val="left"/>
             </w:pPr>
@@ -12583,6 +12851,7 @@
           </w:tcPr>
           <w:p>
             <w:pPr>
+              <w:keepNext w:val="false"/>
               <w:spacing w:after="40" w:before="0"/>
               <w:jc w:val="left"/>
             </w:pPr>
@@ -12620,7 +12889,7 @@
             <w:pPr>
               <w:spacing w:after="20" w:before="0"/>
             </w:pPr>
-            <w:hyperlink w:history="1" r:id="rIdker54o_-rs3vhcv2tjsgj">
+            <w:hyperlink w:history="1" r:id="rId0gkimog6hnlpwvwgzc0_f">
               <w:r>
                 <w:rPr>
                   <w:rFonts w:ascii="Arial" w:cs="Arial" w:eastAsia="Arial" w:hAnsi="Arial"/>
@@ -12669,7 +12938,7 @@
               <w:spacing w:after="10" w:before="0"/>
               <w:ind w:left="120"/>
             </w:pPr>
-            <w:hyperlink w:history="1" r:id="rIdkrpgis2vixjvhfliwh-5-">
+            <w:hyperlink w:history="1" r:id="rIdek28ur_wjqatctsrk4uk6">
               <w:r>
                 <w:rPr>
                   <w:rFonts w:ascii="Arial" w:cs="Arial" w:eastAsia="Arial" w:hAnsi="Arial"/>
@@ -12714,7 +12983,7 @@
             <w:pPr>
               <w:spacing w:after="20" w:before="0"/>
             </w:pPr>
-            <w:hyperlink w:history="1" r:id="rIdqnt_btyv0m_rj_zrsgrhy">
+            <w:hyperlink w:history="1" r:id="rIdxtz7o7ggwtyhidxtfaxba">
               <w:r>
                 <w:rPr>
                   <w:rFonts w:ascii="Arial" w:cs="Arial" w:eastAsia="Arial" w:hAnsi="Arial"/>
@@ -12747,7 +13016,7 @@
               <w:spacing w:after="10" w:before="0"/>
               <w:ind w:left="120"/>
             </w:pPr>
-            <w:hyperlink w:history="1" r:id="rId5timfbaqg48d6hposoqv1">
+            <w:hyperlink w:history="1" r:id="rIdcya7pnz352qcq06ibya8a">
               <w:r>
                 <w:rPr>
                   <w:rFonts w:ascii="Arial" w:cs="Arial" w:eastAsia="Arial" w:hAnsi="Arial"/>
@@ -12775,6 +13044,7 @@
           </w:tcPr>
           <w:p>
             <w:pPr>
+              <w:keepNext w:val="false"/>
               <w:spacing w:after="40" w:before="0"/>
               <w:jc w:val="left"/>
             </w:pPr>
@@ -12807,6 +13077,7 @@
           </w:tcPr>
           <w:p>
             <w:pPr>
+              <w:keepNext w:val="false"/>
               <w:spacing w:after="40" w:before="0"/>
               <w:jc w:val="left"/>
             </w:pPr>
@@ -12839,6 +13110,7 @@
           </w:tcPr>
           <w:p>
             <w:pPr>
+              <w:keepNext w:val="false"/>
               <w:spacing w:after="40" w:before="0"/>
               <w:jc w:val="left"/>
             </w:pPr>
@@ -12871,6 +13143,7 @@
           </w:tcPr>
           <w:p>
             <w:pPr>
+              <w:keepNext w:val="false"/>
               <w:spacing w:after="40" w:before="0"/>
               <w:jc w:val="left"/>
             </w:pPr>
@@ -12905,6 +13178,7 @@
           </w:tcPr>
           <w:p>
             <w:pPr>
+              <w:keepNext w:val="false"/>
               <w:spacing w:after="40" w:before="0"/>
               <w:jc w:val="left"/>
             </w:pPr>
@@ -12942,7 +13216,7 @@
             <w:pPr>
               <w:spacing w:after="20" w:before="0"/>
             </w:pPr>
-            <w:hyperlink w:history="1" r:id="rIdo9ky_k0embrquuwlkm1pd">
+            <w:hyperlink w:history="1" r:id="rIdcqt5jni7rtv7yrg9sc_j4">
               <w:r>
                 <w:rPr>
                   <w:rFonts w:ascii="Arial" w:cs="Arial" w:eastAsia="Arial" w:hAnsi="Arial"/>
@@ -12991,7 +13265,7 @@
               <w:spacing w:after="10" w:before="0"/>
               <w:ind w:left="120"/>
             </w:pPr>
-            <w:hyperlink w:history="1" r:id="rIdpt4xhpl3b02l5pestrdbj">
+            <w:hyperlink w:history="1" r:id="rIdfoulbxygyt2rglko30vsm">
               <w:r>
                 <w:rPr>
                   <w:rFonts w:ascii="Arial" w:cs="Arial" w:eastAsia="Arial" w:hAnsi="Arial"/>
@@ -13036,7 +13310,7 @@
             <w:pPr>
               <w:spacing w:after="20" w:before="0"/>
             </w:pPr>
-            <w:hyperlink w:history="1" r:id="rIdbkbvrq7y6q4ouwp2slyy_">
+            <w:hyperlink w:history="1" r:id="rId9t5zbetgggp05eqhyw8fn">
               <w:r>
                 <w:rPr>
                   <w:rFonts w:ascii="Arial" w:cs="Arial" w:eastAsia="Arial" w:hAnsi="Arial"/>
@@ -13069,7 +13343,7 @@
               <w:spacing w:after="10" w:before="0"/>
               <w:ind w:left="120"/>
             </w:pPr>
-            <w:hyperlink w:history="1" r:id="rId-oi5xcb2p3xjpra30smfw">
+            <w:hyperlink w:history="1" r:id="rIdhl5l06_gfywhk7c5-cq1n">
               <w:r>
                 <w:rPr>
                   <w:rFonts w:ascii="Arial" w:cs="Arial" w:eastAsia="Arial" w:hAnsi="Arial"/>
@@ -13097,6 +13371,7 @@
           </w:tcPr>
           <w:p>
             <w:pPr>
+              <w:keepNext w:val="false"/>
               <w:spacing w:after="40" w:before="0"/>
               <w:jc w:val="left"/>
             </w:pPr>
@@ -13129,6 +13404,7 @@
           </w:tcPr>
           <w:p>
             <w:pPr>
+              <w:keepNext w:val="false"/>
               <w:spacing w:after="40" w:before="0"/>
               <w:jc w:val="left"/>
             </w:pPr>
@@ -13161,6 +13437,7 @@
           </w:tcPr>
           <w:p>
             <w:pPr>
+              <w:keepNext w:val="false"/>
               <w:spacing w:after="40" w:before="0"/>
               <w:jc w:val="left"/>
             </w:pPr>
@@ -13193,6 +13470,7 @@
           </w:tcPr>
           <w:p>
             <w:pPr>
+              <w:keepNext w:val="false"/>
               <w:spacing w:after="40" w:before="0"/>
               <w:jc w:val="left"/>
             </w:pPr>
@@ -13227,6 +13505,7 @@
           </w:tcPr>
           <w:p>
             <w:pPr>
+              <w:keepNext w:val="false"/>
               <w:spacing w:after="40" w:before="0"/>
               <w:jc w:val="left"/>
             </w:pPr>
@@ -13264,7 +13543,7 @@
             <w:pPr>
               <w:spacing w:after="20" w:before="0"/>
             </w:pPr>
-            <w:hyperlink w:history="1" r:id="rId8euy7kmaz6k8lffekar5k">
+            <w:hyperlink w:history="1" r:id="rIdgf6jqvnrgteyk7aenpiat">
               <w:r>
                 <w:rPr>
                   <w:rFonts w:ascii="Arial" w:cs="Arial" w:eastAsia="Arial" w:hAnsi="Arial"/>
@@ -13297,7 +13576,7 @@
               <w:spacing w:after="10" w:before="0"/>
               <w:ind w:left="120"/>
             </w:pPr>
-            <w:hyperlink w:history="1" r:id="rIdmq0iwk5f2mwnoklcatyml">
+            <w:hyperlink w:history="1" r:id="rId8wxa2kitkoamxgazhfj5o">
               <w:r>
                 <w:rPr>
                   <w:rFonts w:ascii="Arial" w:cs="Arial" w:eastAsia="Arial" w:hAnsi="Arial"/>
@@ -13342,7 +13621,7 @@
             <w:pPr>
               <w:spacing w:after="20" w:before="0"/>
             </w:pPr>
-            <w:hyperlink w:history="1" r:id="rId5kxitw96gc0d9z7c_mnrz">
+            <w:hyperlink w:history="1" r:id="rId7njmvnu97oqqnqx5leipw">
               <w:r>
                 <w:rPr>
                   <w:rFonts w:ascii="Arial" w:cs="Arial" w:eastAsia="Arial" w:hAnsi="Arial"/>
@@ -13375,7 +13654,7 @@
               <w:spacing w:after="10" w:before="0"/>
               <w:ind w:left="120"/>
             </w:pPr>
-            <w:hyperlink w:history="1" r:id="rIdvmpdbwwshc7xcugh8uadb">
+            <w:hyperlink w:history="1" r:id="rIdqotxpkxjw_w66md9ocpq9">
               <w:r>
                 <w:rPr>
                   <w:rFonts w:ascii="Arial" w:cs="Arial" w:eastAsia="Arial" w:hAnsi="Arial"/>
@@ -13403,6 +13682,7 @@
           </w:tcPr>
           <w:p>
             <w:pPr>
+              <w:keepNext w:val="false"/>
               <w:spacing w:after="40" w:before="0"/>
               <w:jc w:val="left"/>
             </w:pPr>
@@ -13435,6 +13715,7 @@
           </w:tcPr>
           <w:p>
             <w:pPr>
+              <w:keepNext w:val="false"/>
               <w:spacing w:after="40" w:before="0"/>
               <w:jc w:val="left"/>
             </w:pPr>
@@ -13467,6 +13748,7 @@
           </w:tcPr>
           <w:p>
             <w:pPr>
+              <w:keepNext w:val="false"/>
               <w:spacing w:after="40" w:before="0"/>
               <w:jc w:val="left"/>
             </w:pPr>
@@ -13499,6 +13781,7 @@
           </w:tcPr>
           <w:p>
             <w:pPr>
+              <w:keepNext w:val="false"/>
               <w:spacing w:after="40" w:before="0"/>
               <w:jc w:val="left"/>
             </w:pPr>
@@ -13558,6 +13841,7 @@
           </w:tcPr>
           <w:p>
             <w:pPr>
+              <w:keepNext w:val="false"/>
               <w:spacing w:after="40" w:before="0"/>
               <w:jc w:val="center"/>
             </w:pPr>
@@ -13592,6 +13876,7 @@
           </w:tcPr>
           <w:p>
             <w:pPr>
+              <w:keepNext w:val="false"/>
               <w:spacing w:after="40" w:before="0"/>
               <w:jc w:val="left"/>
             </w:pPr>
@@ -13653,6 +13938,7 @@
           </w:tcPr>
           <w:p>
             <w:pPr>
+              <w:keepNext w:val="false"/>
               <w:spacing w:after="40" w:before="0"/>
               <w:jc w:val="center"/>
             </w:pPr>
@@ -13687,6 +13973,7 @@
           </w:tcPr>
           <w:p>
             <w:pPr>
+              <w:keepNext w:val="false"/>
               <w:spacing w:after="40" w:before="0"/>
               <w:jc w:val="left"/>
             </w:pPr>
@@ -13719,6 +14006,7 @@
           </w:tcPr>
           <w:p>
             <w:pPr>
+              <w:keepNext w:val="false"/>
               <w:spacing w:after="40" w:before="0"/>
               <w:jc w:val="left"/>
             </w:pPr>
@@ -13753,6 +14041,7 @@
           </w:tcPr>
           <w:p>
             <w:pPr>
+              <w:keepNext w:val="false"/>
               <w:spacing w:after="40" w:before="0"/>
               <w:jc w:val="left"/>
             </w:pPr>
@@ -13785,6 +14074,7 @@
           </w:tcPr>
           <w:p>
             <w:pPr>
+              <w:keepNext w:val="false"/>
               <w:spacing w:after="40" w:before="0"/>
               <w:jc w:val="left"/>
             </w:pPr>
@@ -13819,6 +14109,7 @@
           </w:tcPr>
           <w:p>
             <w:pPr>
+              <w:keepNext w:val="false"/>
               <w:spacing w:after="40" w:before="0"/>
               <w:jc w:val="left"/>
             </w:pPr>
@@ -13851,6 +14142,7 @@
           </w:tcPr>
           <w:p>
             <w:pPr>
+              <w:keepNext w:val="false"/>
               <w:spacing w:after="40" w:before="0"/>
               <w:jc w:val="left"/>
             </w:pPr>
@@ -13887,7 +14179,7 @@
         </w:rPr>
         <w:t xml:space="preserve">© 2026 SeaVuria and ARES. Aligned with KICD objectives. Developed by SeaVuria; technical implementation by ARES (with AI assistance from Claude). Licensed under </w:t>
       </w:r>
-      <w:hyperlink w:history="1" r:id="rIdlvwe274mkvpte628clxhg">
+      <w:hyperlink w:history="1" r:id="rIdjztds5bu9wdstplruwnky">
         <w:r>
           <w:rPr>
             <w:rFonts w:ascii="Arial" w:cs="Arial" w:eastAsia="Arial" w:hAnsi="Arial"/>
@@ -13908,7 +14200,7 @@
         </w:rPr>
         <w:t xml:space="preserve"> (</w:t>
       </w:r>
-      <w:hyperlink w:history="1" r:id="rIdftoybanxnsecejytgeiob">
+      <w:hyperlink w:history="1" r:id="rIdyba3q658rokibus0sa2ez">
         <w:r>
           <w:rPr>
             <w:rFonts w:ascii="Arial" w:cs="Arial" w:eastAsia="Arial" w:hAnsi="Arial"/>
@@ -13968,6 +14260,7 @@
           </w:tcPr>
           <w:p>
             <w:pPr>
+              <w:keepNext w:val="false"/>
               <w:spacing w:after="40" w:before="0"/>
               <w:jc w:val="center"/>
             </w:pPr>
@@ -14003,6 +14296,7 @@
           </w:tcPr>
           <w:p>
             <w:pPr>
+              <w:keepNext w:val="false"/>
               <w:spacing w:after="40" w:before="0"/>
               <w:jc w:val="center"/>
             </w:pPr>
@@ -14037,6 +14331,7 @@
           </w:tcPr>
           <w:p>
             <w:pPr>
+              <w:keepNext w:val="false"/>
               <w:spacing w:after="40" w:before="0"/>
               <w:jc w:val="left"/>
             </w:pPr>
@@ -14069,6 +14364,7 @@
           </w:tcPr>
           <w:p>
             <w:pPr>
+              <w:keepNext w:val="false"/>
               <w:spacing w:after="40" w:before="0"/>
               <w:jc w:val="left"/>
             </w:pPr>
@@ -14103,6 +14399,7 @@
           </w:tcPr>
           <w:p>
             <w:pPr>
+              <w:keepNext w:val="false"/>
               <w:spacing w:after="40" w:before="0"/>
               <w:jc w:val="left"/>
             </w:pPr>
@@ -14135,6 +14432,7 @@
           </w:tcPr>
           <w:p>
             <w:pPr>
+              <w:keepNext w:val="false"/>
               <w:spacing w:after="40" w:before="0"/>
               <w:jc w:val="left"/>
             </w:pPr>
@@ -14169,6 +14467,7 @@
           </w:tcPr>
           <w:p>
             <w:pPr>
+              <w:keepNext w:val="false"/>
               <w:spacing w:after="40" w:before="0"/>
               <w:jc w:val="left"/>
             </w:pPr>
@@ -14201,6 +14500,7 @@
           </w:tcPr>
           <w:p>
             <w:pPr>
+              <w:keepNext w:val="false"/>
               <w:spacing w:after="40" w:before="0"/>
               <w:jc w:val="left"/>
             </w:pPr>
@@ -14235,6 +14535,7 @@
           </w:tcPr>
           <w:p>
             <w:pPr>
+              <w:keepNext w:val="false"/>
               <w:spacing w:after="40" w:before="0"/>
               <w:jc w:val="left"/>
             </w:pPr>
@@ -14267,6 +14568,7 @@
           </w:tcPr>
           <w:p>
             <w:pPr>
+              <w:keepNext w:val="false"/>
               <w:spacing w:after="40" w:before="0"/>
               <w:jc w:val="left"/>
             </w:pPr>
@@ -14301,6 +14603,7 @@
           </w:tcPr>
           <w:p>
             <w:pPr>
+              <w:keepNext w:val="false"/>
               <w:spacing w:after="40" w:before="0"/>
               <w:jc w:val="left"/>
             </w:pPr>
@@ -14333,6 +14636,7 @@
           </w:tcPr>
           <w:p>
             <w:pPr>
+              <w:keepNext w:val="false"/>
               <w:spacing w:after="40" w:before="0"/>
               <w:jc w:val="left"/>
             </w:pPr>
@@ -14367,6 +14671,7 @@
           </w:tcPr>
           <w:p>
             <w:pPr>
+              <w:keepNext w:val="false"/>
               <w:spacing w:after="40" w:before="0"/>
               <w:jc w:val="left"/>
             </w:pPr>
@@ -14399,6 +14704,7 @@
           </w:tcPr>
           <w:p>
             <w:pPr>
+              <w:keepNext w:val="false"/>
               <w:spacing w:after="40" w:before="0"/>
               <w:jc w:val="left"/>
             </w:pPr>
@@ -14433,6 +14739,7 @@
           </w:tcPr>
           <w:p>
             <w:pPr>
+              <w:keepNext w:val="false"/>
               <w:spacing w:after="40" w:before="0"/>
               <w:jc w:val="left"/>
             </w:pPr>
@@ -14465,6 +14772,7 @@
           </w:tcPr>
           <w:p>
             <w:pPr>
+              <w:keepNext w:val="false"/>
               <w:spacing w:after="40" w:before="0"/>
               <w:jc w:val="left"/>
             </w:pPr>
@@ -14499,6 +14807,7 @@
           </w:tcPr>
           <w:p>
             <w:pPr>
+              <w:keepNext w:val="false"/>
               <w:spacing w:after="40" w:before="0"/>
               <w:jc w:val="left"/>
             </w:pPr>
@@ -14531,6 +14840,7 @@
           </w:tcPr>
           <w:p>
             <w:pPr>
+              <w:keepNext w:val="false"/>
               <w:spacing w:after="40" w:before="0"/>
               <w:jc w:val="left"/>
             </w:pPr>
@@ -14590,6 +14900,7 @@
           </w:tcPr>
           <w:p>
             <w:pPr>
+              <w:keepNext w:val="false"/>
               <w:spacing w:after="40" w:before="0"/>
               <w:jc w:val="center"/>
             </w:pPr>
@@ -14624,6 +14935,7 @@
           </w:tcPr>
           <w:p>
             <w:pPr>
+              <w:keepNext w:val="false"/>
               <w:spacing w:after="40" w:before="0"/>
               <w:jc w:val="left"/>
             </w:pPr>
@@ -14688,6 +15000,7 @@
           </w:tcPr>
           <w:p>
             <w:pPr>
+              <w:keepNext w:val="false"/>
               <w:spacing w:after="40" w:before="0"/>
               <w:jc w:val="center"/>
             </w:pPr>
@@ -14722,6 +15035,7 @@
           </w:tcPr>
           <w:p>
             <w:pPr>
+              <w:keepNext w:val="false"/>
               <w:spacing w:after="40" w:before="0"/>
               <w:jc w:val="left"/>
             </w:pPr>
@@ -14754,6 +15068,7 @@
           </w:tcPr>
           <w:p>
             <w:pPr>
+              <w:keepNext w:val="false"/>
               <w:spacing w:after="40" w:before="0"/>
               <w:jc w:val="left"/>
             </w:pPr>
@@ -14786,6 +15101,7 @@
           </w:tcPr>
           <w:p>
             <w:pPr>
+              <w:keepNext w:val="false"/>
               <w:spacing w:after="40" w:before="0"/>
               <w:jc w:val="left"/>
             </w:pPr>
@@ -14818,6 +15134,7 @@
           </w:tcPr>
           <w:p>
             <w:pPr>
+              <w:keepNext w:val="false"/>
               <w:spacing w:after="40" w:before="0"/>
               <w:jc w:val="left"/>
             </w:pPr>
@@ -14850,6 +15167,7 @@
           </w:tcPr>
           <w:p>
             <w:pPr>
+              <w:keepNext w:val="false"/>
               <w:spacing w:after="40" w:before="0"/>
               <w:jc w:val="left"/>
             </w:pPr>
@@ -14884,6 +15202,7 @@
           </w:tcPr>
           <w:p>
             <w:pPr>
+              <w:keepNext w:val="false"/>
               <w:spacing w:after="40" w:before="0"/>
               <w:jc w:val="left"/>
             </w:pPr>
@@ -14921,7 +15240,7 @@
             <w:pPr>
               <w:spacing w:after="20" w:before="0"/>
             </w:pPr>
-            <w:hyperlink w:history="1" r:id="rIdw4lalb8ycuejjvgsgnxlv">
+            <w:hyperlink w:history="1" r:id="rIddsguuj68ihbwxi7mvl_1s">
               <w:r>
                 <w:rPr>
                   <w:rFonts w:ascii="Arial" w:cs="Arial" w:eastAsia="Arial" w:hAnsi="Arial"/>
@@ -14954,7 +15273,7 @@
               <w:spacing w:after="10" w:before="0"/>
               <w:ind w:left="120"/>
             </w:pPr>
-            <w:hyperlink w:history="1" r:id="rIdmw8xjzxyf4tcsvy8ubq_0">
+            <w:hyperlink w:history="1" r:id="rIdcgyvgzqnch5mhs-cvtru_">
               <w:r>
                 <w:rPr>
                   <w:rFonts w:ascii="Arial" w:cs="Arial" w:eastAsia="Arial" w:hAnsi="Arial"/>
@@ -14999,7 +15318,7 @@
             <w:pPr>
               <w:spacing w:after="20" w:before="0"/>
             </w:pPr>
-            <w:hyperlink w:history="1" r:id="rIdwgvxtsaamsygkl7let8sq">
+            <w:hyperlink w:history="1" r:id="rId3byo0mvv3efu6_lmviy-r">
               <w:r>
                 <w:rPr>
                   <w:rFonts w:ascii="Arial" w:cs="Arial" w:eastAsia="Arial" w:hAnsi="Arial"/>
@@ -15032,7 +15351,7 @@
               <w:spacing w:after="10" w:before="0"/>
               <w:ind w:left="120"/>
             </w:pPr>
-            <w:hyperlink w:history="1" r:id="rIduspiaf-_homyxy1g86jph">
+            <w:hyperlink w:history="1" r:id="rId9mi_5rnvesanck2c56yqd">
               <w:r>
                 <w:rPr>
                   <w:rFonts w:ascii="Arial" w:cs="Arial" w:eastAsia="Arial" w:hAnsi="Arial"/>
@@ -15060,6 +15379,7 @@
           </w:tcPr>
           <w:p>
             <w:pPr>
+              <w:keepNext w:val="false"/>
               <w:spacing w:after="40" w:before="0"/>
               <w:jc w:val="left"/>
             </w:pPr>
@@ -15092,6 +15412,7 @@
           </w:tcPr>
           <w:p>
             <w:pPr>
+              <w:keepNext w:val="false"/>
               <w:spacing w:after="40" w:before="0"/>
               <w:jc w:val="left"/>
             </w:pPr>
@@ -15124,6 +15445,7 @@
           </w:tcPr>
           <w:p>
             <w:pPr>
+              <w:keepNext w:val="false"/>
               <w:spacing w:after="40" w:before="0"/>
               <w:jc w:val="left"/>
             </w:pPr>
@@ -15156,6 +15478,7 @@
           </w:tcPr>
           <w:p>
             <w:pPr>
+              <w:keepNext w:val="false"/>
               <w:spacing w:after="40" w:before="0"/>
               <w:jc w:val="left"/>
             </w:pPr>
@@ -15190,6 +15513,7 @@
           </w:tcPr>
           <w:p>
             <w:pPr>
+              <w:keepNext w:val="false"/>
               <w:spacing w:after="40" w:before="0"/>
               <w:jc w:val="left"/>
             </w:pPr>
@@ -15227,7 +15551,7 @@
             <w:pPr>
               <w:spacing w:after="20" w:before="0"/>
             </w:pPr>
-            <w:hyperlink w:history="1" r:id="rIddltgdbs5omigrpzlrgjp0">
+            <w:hyperlink w:history="1" r:id="rIdsoyricmnepjdxbhlfuugs">
               <w:r>
                 <w:rPr>
                   <w:rFonts w:ascii="Arial" w:cs="Arial" w:eastAsia="Arial" w:hAnsi="Arial"/>
@@ -15260,7 +15584,7 @@
               <w:spacing w:after="10" w:before="0"/>
               <w:ind w:left="120"/>
             </w:pPr>
-            <w:hyperlink w:history="1" r:id="rIdm4k8m1dbdcvhcu2_5oqzg">
+            <w:hyperlink w:history="1" r:id="rIdcttdwzgvmhirboswcvowv">
               <w:r>
                 <w:rPr>
                   <w:rFonts w:ascii="Arial" w:cs="Arial" w:eastAsia="Arial" w:hAnsi="Arial"/>
@@ -15305,7 +15629,7 @@
             <w:pPr>
               <w:spacing w:after="20" w:before="0"/>
             </w:pPr>
-            <w:hyperlink w:history="1" r:id="rIdgimuguvvzycwspvden-m0">
+            <w:hyperlink w:history="1" r:id="rIdn2ujiv6x3kjbuvrovcudi">
               <w:r>
                 <w:rPr>
                   <w:rFonts w:ascii="Arial" w:cs="Arial" w:eastAsia="Arial" w:hAnsi="Arial"/>
@@ -15338,7 +15662,7 @@
               <w:spacing w:after="10" w:before="0"/>
               <w:ind w:left="120"/>
             </w:pPr>
-            <w:hyperlink w:history="1" r:id="rId2k7j2sfyjoka8uyzfy_c2">
+            <w:hyperlink w:history="1" r:id="rIdq_txnhlocze7e1dcyjbxe">
               <w:r>
                 <w:rPr>
                   <w:rFonts w:ascii="Arial" w:cs="Arial" w:eastAsia="Arial" w:hAnsi="Arial"/>
@@ -15366,6 +15690,7 @@
           </w:tcPr>
           <w:p>
             <w:pPr>
+              <w:keepNext w:val="false"/>
               <w:spacing w:after="40" w:before="0"/>
               <w:jc w:val="left"/>
             </w:pPr>
@@ -15398,6 +15723,7 @@
           </w:tcPr>
           <w:p>
             <w:pPr>
+              <w:keepNext w:val="false"/>
               <w:spacing w:after="40" w:before="0"/>
               <w:jc w:val="left"/>
             </w:pPr>
@@ -15430,6 +15756,7 @@
           </w:tcPr>
           <w:p>
             <w:pPr>
+              <w:keepNext w:val="false"/>
               <w:spacing w:after="40" w:before="0"/>
               <w:jc w:val="left"/>
             </w:pPr>
@@ -15462,6 +15789,7 @@
           </w:tcPr>
           <w:p>
             <w:pPr>
+              <w:keepNext w:val="false"/>
               <w:spacing w:after="40" w:before="0"/>
               <w:jc w:val="left"/>
             </w:pPr>
@@ -15496,6 +15824,7 @@
           </w:tcPr>
           <w:p>
             <w:pPr>
+              <w:keepNext w:val="false"/>
               <w:spacing w:after="40" w:before="0"/>
               <w:jc w:val="left"/>
             </w:pPr>
@@ -15533,7 +15862,7 @@
             <w:pPr>
               <w:spacing w:after="20" w:before="0"/>
             </w:pPr>
-            <w:hyperlink w:history="1" r:id="rIdmtlvjpnr_-qqvwqwf8mei">
+            <w:hyperlink w:history="1" r:id="rIdqgiw90cjhwovhj7dpdtzp">
               <w:r>
                 <w:rPr>
                   <w:rFonts w:ascii="Arial" w:cs="Arial" w:eastAsia="Arial" w:hAnsi="Arial"/>
@@ -15582,7 +15911,7 @@
               <w:spacing w:after="10" w:before="0"/>
               <w:ind w:left="120"/>
             </w:pPr>
-            <w:hyperlink w:history="1" r:id="rIdq6zpqhelrlhshg1e9dyyx">
+            <w:hyperlink w:history="1" r:id="rIdzalfb9liz58bm6dwpg6kq">
               <w:r>
                 <w:rPr>
                   <w:rFonts w:ascii="Arial" w:cs="Arial" w:eastAsia="Arial" w:hAnsi="Arial"/>
@@ -15627,7 +15956,7 @@
             <w:pPr>
               <w:spacing w:after="20" w:before="0"/>
             </w:pPr>
-            <w:hyperlink w:history="1" r:id="rId8no9emajtjf3y6wf5tqga">
+            <w:hyperlink w:history="1" r:id="rIdtct2lpxrd-1zbyssjqbk4">
               <w:r>
                 <w:rPr>
                   <w:rFonts w:ascii="Arial" w:cs="Arial" w:eastAsia="Arial" w:hAnsi="Arial"/>
@@ -15660,7 +15989,7 @@
               <w:spacing w:after="10" w:before="0"/>
               <w:ind w:left="120"/>
             </w:pPr>
-            <w:hyperlink w:history="1" r:id="rIdprtcfvdkpmi4ypakxnzcr">
+            <w:hyperlink w:history="1" r:id="rId7q4ngy-yysmafbvw348fe">
               <w:r>
                 <w:rPr>
                   <w:rFonts w:ascii="Arial" w:cs="Arial" w:eastAsia="Arial" w:hAnsi="Arial"/>
@@ -15688,6 +16017,7 @@
           </w:tcPr>
           <w:p>
             <w:pPr>
+              <w:keepNext w:val="false"/>
               <w:spacing w:after="40" w:before="0"/>
               <w:jc w:val="left"/>
             </w:pPr>
@@ -15720,6 +16050,7 @@
           </w:tcPr>
           <w:p>
             <w:pPr>
+              <w:keepNext w:val="false"/>
               <w:spacing w:after="40" w:before="0"/>
               <w:jc w:val="left"/>
             </w:pPr>
@@ -15752,6 +16083,7 @@
           </w:tcPr>
           <w:p>
             <w:pPr>
+              <w:keepNext w:val="false"/>
               <w:spacing w:after="40" w:before="0"/>
               <w:jc w:val="left"/>
             </w:pPr>
@@ -15784,6 +16116,7 @@
           </w:tcPr>
           <w:p>
             <w:pPr>
+              <w:keepNext w:val="false"/>
               <w:spacing w:after="40" w:before="0"/>
               <w:jc w:val="left"/>
             </w:pPr>
@@ -15818,6 +16151,7 @@
           </w:tcPr>
           <w:p>
             <w:pPr>
+              <w:keepNext w:val="false"/>
               <w:spacing w:after="40" w:before="0"/>
               <w:jc w:val="left"/>
             </w:pPr>
@@ -15855,7 +16189,7 @@
             <w:pPr>
               <w:spacing w:after="20" w:before="0"/>
             </w:pPr>
-            <w:hyperlink w:history="1" r:id="rIdts3ox1azaffuahp1gub7t">
+            <w:hyperlink w:history="1" r:id="rIdpk71f6wp4v5ryeackutun">
               <w:r>
                 <w:rPr>
                   <w:rFonts w:ascii="Arial" w:cs="Arial" w:eastAsia="Arial" w:hAnsi="Arial"/>
@@ -15904,7 +16238,7 @@
               <w:spacing w:after="10" w:before="0"/>
               <w:ind w:left="120"/>
             </w:pPr>
-            <w:hyperlink w:history="1" r:id="rIdvdd1z3u8oi85_npfc2aat">
+            <w:hyperlink w:history="1" r:id="rIdwf-u1i9b6ycpfd6zx-jdx">
               <w:r>
                 <w:rPr>
                   <w:rFonts w:ascii="Arial" w:cs="Arial" w:eastAsia="Arial" w:hAnsi="Arial"/>
@@ -15949,7 +16283,7 @@
             <w:pPr>
               <w:spacing w:after="20" w:before="0"/>
             </w:pPr>
-            <w:hyperlink w:history="1" r:id="rIdrpwmqtx36nhxsnf1xfgcw">
+            <w:hyperlink w:history="1" r:id="rIdm9z7f6mahswxvoeqoortp">
               <w:r>
                 <w:rPr>
                   <w:rFonts w:ascii="Arial" w:cs="Arial" w:eastAsia="Arial" w:hAnsi="Arial"/>
@@ -15982,7 +16316,7 @@
               <w:spacing w:after="10" w:before="0"/>
               <w:ind w:left="120"/>
             </w:pPr>
-            <w:hyperlink w:history="1" r:id="rIdsht5ct4l2twahswk2qzx1">
+            <w:hyperlink w:history="1" r:id="rIdafapipxkdvfpibp9gp31e">
               <w:r>
                 <w:rPr>
                   <w:rFonts w:ascii="Arial" w:cs="Arial" w:eastAsia="Arial" w:hAnsi="Arial"/>
@@ -16010,6 +16344,7 @@
           </w:tcPr>
           <w:p>
             <w:pPr>
+              <w:keepNext w:val="false"/>
               <w:spacing w:after="40" w:before="0"/>
               <w:jc w:val="left"/>
             </w:pPr>
@@ -16042,6 +16377,7 @@
           </w:tcPr>
           <w:p>
             <w:pPr>
+              <w:keepNext w:val="false"/>
               <w:spacing w:after="40" w:before="0"/>
               <w:jc w:val="left"/>
             </w:pPr>
@@ -16074,6 +16410,7 @@
           </w:tcPr>
           <w:p>
             <w:pPr>
+              <w:keepNext w:val="false"/>
               <w:spacing w:after="40" w:before="0"/>
               <w:jc w:val="left"/>
             </w:pPr>
@@ -16106,6 +16443,7 @@
           </w:tcPr>
           <w:p>
             <w:pPr>
+              <w:keepNext w:val="false"/>
               <w:spacing w:after="40" w:before="0"/>
               <w:jc w:val="left"/>
             </w:pPr>
@@ -16140,6 +16478,7 @@
           </w:tcPr>
           <w:p>
             <w:pPr>
+              <w:keepNext w:val="false"/>
               <w:spacing w:after="40" w:before="0"/>
               <w:jc w:val="left"/>
             </w:pPr>
@@ -16177,7 +16516,7 @@
             <w:pPr>
               <w:spacing w:after="20" w:before="0"/>
             </w:pPr>
-            <w:hyperlink w:history="1" r:id="rIdrkxqj_fyh86h4iu_pomdw">
+            <w:hyperlink w:history="1" r:id="rIdh1ggbjtfaeeeuuo5i-vgr">
               <w:r>
                 <w:rPr>
                   <w:rFonts w:ascii="Arial" w:cs="Arial" w:eastAsia="Arial" w:hAnsi="Arial"/>
@@ -16210,7 +16549,7 @@
               <w:spacing w:after="10" w:before="0"/>
               <w:ind w:left="120"/>
             </w:pPr>
-            <w:hyperlink w:history="1" r:id="rIdq96jx4ur-bnysm8dq8is4">
+            <w:hyperlink w:history="1" r:id="rIdydlgcopcmwna_1ghp4ak7">
               <w:r>
                 <w:rPr>
                   <w:rFonts w:ascii="Arial" w:cs="Arial" w:eastAsia="Arial" w:hAnsi="Arial"/>
@@ -16255,7 +16594,7 @@
             <w:pPr>
               <w:spacing w:after="20" w:before="0"/>
             </w:pPr>
-            <w:hyperlink w:history="1" r:id="rId-wsnsp8ecrnp1fmhz8hxx">
+            <w:hyperlink w:history="1" r:id="rIdnuqedf2mlhdwrteoo3nyw">
               <w:r>
                 <w:rPr>
                   <w:rFonts w:ascii="Arial" w:cs="Arial" w:eastAsia="Arial" w:hAnsi="Arial"/>
@@ -16288,7 +16627,7 @@
               <w:spacing w:after="10" w:before="0"/>
               <w:ind w:left="120"/>
             </w:pPr>
-            <w:hyperlink w:history="1" r:id="rIdlz252mpg27pwwp_4wbrko">
+            <w:hyperlink w:history="1" r:id="rIdyc1upxlcheq20wi0dtrwv">
               <w:r>
                 <w:rPr>
                   <w:rFonts w:ascii="Arial" w:cs="Arial" w:eastAsia="Arial" w:hAnsi="Arial"/>
@@ -16316,6 +16655,7 @@
           </w:tcPr>
           <w:p>
             <w:pPr>
+              <w:keepNext w:val="false"/>
               <w:spacing w:after="40" w:before="0"/>
               <w:jc w:val="left"/>
             </w:pPr>
@@ -16348,6 +16688,7 @@
           </w:tcPr>
           <w:p>
             <w:pPr>
+              <w:keepNext w:val="false"/>
               <w:spacing w:after="40" w:before="0"/>
               <w:jc w:val="left"/>
             </w:pPr>
@@ -16380,6 +16721,7 @@
           </w:tcPr>
           <w:p>
             <w:pPr>
+              <w:keepNext w:val="false"/>
               <w:spacing w:after="40" w:before="0"/>
               <w:jc w:val="left"/>
             </w:pPr>
@@ -16412,6 +16754,7 @@
           </w:tcPr>
           <w:p>
             <w:pPr>
+              <w:keepNext w:val="false"/>
               <w:spacing w:after="40" w:before="0"/>
               <w:jc w:val="left"/>
             </w:pPr>
@@ -16471,6 +16814,7 @@
           </w:tcPr>
           <w:p>
             <w:pPr>
+              <w:keepNext w:val="false"/>
               <w:spacing w:after="40" w:before="0"/>
               <w:jc w:val="center"/>
             </w:pPr>
@@ -16505,6 +16849,7 @@
           </w:tcPr>
           <w:p>
             <w:pPr>
+              <w:keepNext w:val="false"/>
               <w:spacing w:after="40" w:before="0"/>
               <w:jc w:val="left"/>
             </w:pPr>
@@ -16566,6 +16911,7 @@
           </w:tcPr>
           <w:p>
             <w:pPr>
+              <w:keepNext w:val="false"/>
               <w:spacing w:after="40" w:before="0"/>
               <w:jc w:val="center"/>
             </w:pPr>
@@ -16600,6 +16946,7 @@
           </w:tcPr>
           <w:p>
             <w:pPr>
+              <w:keepNext w:val="false"/>
               <w:spacing w:after="40" w:before="0"/>
               <w:jc w:val="left"/>
             </w:pPr>
@@ -16632,6 +16979,7 @@
           </w:tcPr>
           <w:p>
             <w:pPr>
+              <w:keepNext w:val="false"/>
               <w:spacing w:after="40" w:before="0"/>
               <w:jc w:val="left"/>
             </w:pPr>
@@ -16666,6 +17014,7 @@
           </w:tcPr>
           <w:p>
             <w:pPr>
+              <w:keepNext w:val="false"/>
               <w:spacing w:after="40" w:before="0"/>
               <w:jc w:val="left"/>
             </w:pPr>
@@ -16698,6 +17047,7 @@
           </w:tcPr>
           <w:p>
             <w:pPr>
+              <w:keepNext w:val="false"/>
               <w:spacing w:after="40" w:before="0"/>
               <w:jc w:val="left"/>
             </w:pPr>
@@ -16732,6 +17082,7 @@
           </w:tcPr>
           <w:p>
             <w:pPr>
+              <w:keepNext w:val="false"/>
               <w:spacing w:after="40" w:before="0"/>
               <w:jc w:val="left"/>
             </w:pPr>
@@ -16764,6 +17115,7 @@
           </w:tcPr>
           <w:p>
             <w:pPr>
+              <w:keepNext w:val="false"/>
               <w:spacing w:after="40" w:before="0"/>
               <w:jc w:val="left"/>
             </w:pPr>
@@ -16800,7 +17152,7 @@
         </w:rPr>
         <w:t xml:space="preserve">© 2026 SeaVuria and ARES. Aligned with KICD objectives. Developed by SeaVuria; technical implementation by ARES (with AI assistance from Claude). Licensed under </w:t>
       </w:r>
-      <w:hyperlink w:history="1" r:id="rIdakhoe7-nufrvh-00ysbfr">
+      <w:hyperlink w:history="1" r:id="rIdmxluu5x06pz9ylw1utqb_">
         <w:r>
           <w:rPr>
             <w:rFonts w:ascii="Arial" w:cs="Arial" w:eastAsia="Arial" w:hAnsi="Arial"/>
@@ -16821,7 +17173,7 @@
         </w:rPr>
         <w:t xml:space="preserve"> (</w:t>
       </w:r>
-      <w:hyperlink w:history="1" r:id="rIdz9v_dt_24hzo2vp8jgmz8">
+      <w:hyperlink w:history="1" r:id="rIdn0xfarxachm4mmlch8hg3">
         <w:r>
           <w:rPr>
             <w:rFonts w:ascii="Arial" w:cs="Arial" w:eastAsia="Arial" w:hAnsi="Arial"/>
@@ -16881,6 +17233,7 @@
           </w:tcPr>
           <w:p>
             <w:pPr>
+              <w:keepNext w:val="false"/>
               <w:spacing w:after="40" w:before="0"/>
               <w:jc w:val="center"/>
             </w:pPr>
@@ -16916,6 +17269,7 @@
           </w:tcPr>
           <w:p>
             <w:pPr>
+              <w:keepNext w:val="false"/>
               <w:spacing w:after="40" w:before="0"/>
               <w:jc w:val="center"/>
             </w:pPr>
@@ -16950,6 +17304,7 @@
           </w:tcPr>
           <w:p>
             <w:pPr>
+              <w:keepNext w:val="false"/>
               <w:spacing w:after="40" w:before="0"/>
               <w:jc w:val="left"/>
             </w:pPr>
@@ -16982,6 +17337,7 @@
           </w:tcPr>
           <w:p>
             <w:pPr>
+              <w:keepNext w:val="false"/>
               <w:spacing w:after="40" w:before="0"/>
               <w:jc w:val="left"/>
             </w:pPr>
@@ -17016,6 +17372,7 @@
           </w:tcPr>
           <w:p>
             <w:pPr>
+              <w:keepNext w:val="false"/>
               <w:spacing w:after="40" w:before="0"/>
               <w:jc w:val="left"/>
             </w:pPr>
@@ -17048,6 +17405,7 @@
           </w:tcPr>
           <w:p>
             <w:pPr>
+              <w:keepNext w:val="false"/>
               <w:spacing w:after="40" w:before="0"/>
               <w:jc w:val="left"/>
             </w:pPr>
@@ -17082,6 +17440,7 @@
           </w:tcPr>
           <w:p>
             <w:pPr>
+              <w:keepNext w:val="false"/>
               <w:spacing w:after="40" w:before="0"/>
               <w:jc w:val="left"/>
             </w:pPr>
@@ -17114,6 +17473,7 @@
           </w:tcPr>
           <w:p>
             <w:pPr>
+              <w:keepNext w:val="false"/>
               <w:spacing w:after="40" w:before="0"/>
               <w:jc w:val="left"/>
             </w:pPr>
@@ -17148,6 +17508,7 @@
           </w:tcPr>
           <w:p>
             <w:pPr>
+              <w:keepNext w:val="false"/>
               <w:spacing w:after="40" w:before="0"/>
               <w:jc w:val="left"/>
             </w:pPr>
@@ -17180,6 +17541,7 @@
           </w:tcPr>
           <w:p>
             <w:pPr>
+              <w:keepNext w:val="false"/>
               <w:spacing w:after="40" w:before="0"/>
               <w:jc w:val="left"/>
             </w:pPr>
@@ -17214,6 +17576,7 @@
           </w:tcPr>
           <w:p>
             <w:pPr>
+              <w:keepNext w:val="false"/>
               <w:spacing w:after="40" w:before="0"/>
               <w:jc w:val="left"/>
             </w:pPr>
@@ -17246,6 +17609,7 @@
           </w:tcPr>
           <w:p>
             <w:pPr>
+              <w:keepNext w:val="false"/>
               <w:spacing w:after="40" w:before="0"/>
               <w:jc w:val="left"/>
             </w:pPr>
@@ -17280,6 +17644,7 @@
           </w:tcPr>
           <w:p>
             <w:pPr>
+              <w:keepNext w:val="false"/>
               <w:spacing w:after="40" w:before="0"/>
               <w:jc w:val="left"/>
             </w:pPr>
@@ -17312,6 +17677,7 @@
           </w:tcPr>
           <w:p>
             <w:pPr>
+              <w:keepNext w:val="false"/>
               <w:spacing w:after="40" w:before="0"/>
               <w:jc w:val="left"/>
             </w:pPr>
@@ -17346,6 +17712,7 @@
           </w:tcPr>
           <w:p>
             <w:pPr>
+              <w:keepNext w:val="false"/>
               <w:spacing w:after="40" w:before="0"/>
               <w:jc w:val="left"/>
             </w:pPr>
@@ -17378,6 +17745,7 @@
           </w:tcPr>
           <w:p>
             <w:pPr>
+              <w:keepNext w:val="false"/>
               <w:spacing w:after="40" w:before="0"/>
               <w:jc w:val="left"/>
             </w:pPr>
@@ -17412,6 +17780,7 @@
           </w:tcPr>
           <w:p>
             <w:pPr>
+              <w:keepNext w:val="false"/>
               <w:spacing w:after="40" w:before="0"/>
               <w:jc w:val="left"/>
             </w:pPr>
@@ -17444,6 +17813,7 @@
           </w:tcPr>
           <w:p>
             <w:pPr>
+              <w:keepNext w:val="false"/>
               <w:spacing w:after="40" w:before="0"/>
               <w:jc w:val="left"/>
             </w:pPr>
@@ -17503,6 +17873,7 @@
           </w:tcPr>
           <w:p>
             <w:pPr>
+              <w:keepNext w:val="false"/>
               <w:spacing w:after="40" w:before="0"/>
               <w:jc w:val="center"/>
             </w:pPr>
@@ -17537,6 +17908,7 @@
           </w:tcPr>
           <w:p>
             <w:pPr>
+              <w:keepNext w:val="false"/>
               <w:spacing w:after="40" w:before="0"/>
               <w:jc w:val="left"/>
             </w:pPr>
@@ -17601,6 +17973,7 @@
           </w:tcPr>
           <w:p>
             <w:pPr>
+              <w:keepNext w:val="false"/>
               <w:spacing w:after="40" w:before="0"/>
               <w:jc w:val="center"/>
             </w:pPr>
@@ -17635,6 +18008,7 @@
           </w:tcPr>
           <w:p>
             <w:pPr>
+              <w:keepNext w:val="false"/>
               <w:spacing w:after="40" w:before="0"/>
               <w:jc w:val="left"/>
             </w:pPr>
@@ -17667,6 +18041,7 @@
           </w:tcPr>
           <w:p>
             <w:pPr>
+              <w:keepNext w:val="false"/>
               <w:spacing w:after="40" w:before="0"/>
               <w:jc w:val="left"/>
             </w:pPr>
@@ -17699,6 +18074,7 @@
           </w:tcPr>
           <w:p>
             <w:pPr>
+              <w:keepNext w:val="false"/>
               <w:spacing w:after="40" w:before="0"/>
               <w:jc w:val="left"/>
             </w:pPr>
@@ -17731,6 +18107,7 @@
           </w:tcPr>
           <w:p>
             <w:pPr>
+              <w:keepNext w:val="false"/>
               <w:spacing w:after="40" w:before="0"/>
               <w:jc w:val="left"/>
             </w:pPr>
@@ -17763,6 +18140,7 @@
           </w:tcPr>
           <w:p>
             <w:pPr>
+              <w:keepNext w:val="false"/>
               <w:spacing w:after="40" w:before="0"/>
               <w:jc w:val="left"/>
             </w:pPr>
@@ -17797,6 +18175,7 @@
           </w:tcPr>
           <w:p>
             <w:pPr>
+              <w:keepNext w:val="false"/>
               <w:spacing w:after="40" w:before="0"/>
               <w:jc w:val="left"/>
             </w:pPr>
@@ -17851,7 +18230,7 @@
               <w:spacing w:after="10" w:before="0"/>
               <w:ind w:left="120"/>
             </w:pPr>
-            <w:hyperlink w:history="1" r:id="rId_nksnq1uhicl7sxc0b7rx">
+            <w:hyperlink w:history="1" r:id="rId6jhmpco6j22wx5pxkfwfs">
               <w:r>
                 <w:rPr>
                   <w:rFonts w:ascii="Arial" w:cs="Arial" w:eastAsia="Arial" w:hAnsi="Arial"/>
@@ -17928,7 +18307,7 @@
               <w:spacing w:after="10" w:before="0"/>
               <w:ind w:left="120"/>
             </w:pPr>
-            <w:hyperlink w:history="1" r:id="rIdynkoe2yzzfdp3wwluuy3g">
+            <w:hyperlink w:history="1" r:id="rId87tum1f412zayibfegisw">
               <w:r>
                 <w:rPr>
                   <w:rFonts w:ascii="Arial" w:cs="Arial" w:eastAsia="Arial" w:hAnsi="Arial"/>
@@ -17971,6 +18350,7 @@
           </w:tcPr>
           <w:p>
             <w:pPr>
+              <w:keepNext w:val="false"/>
               <w:spacing w:after="40" w:before="0"/>
               <w:jc w:val="left"/>
             </w:pPr>
@@ -18003,6 +18383,7 @@
           </w:tcPr>
           <w:p>
             <w:pPr>
+              <w:keepNext w:val="false"/>
               <w:spacing w:after="40" w:before="0"/>
               <w:jc w:val="left"/>
             </w:pPr>
@@ -18035,6 +18416,7 @@
           </w:tcPr>
           <w:p>
             <w:pPr>
+              <w:keepNext w:val="false"/>
               <w:spacing w:after="40" w:before="0"/>
               <w:jc w:val="left"/>
             </w:pPr>
@@ -18067,6 +18449,7 @@
           </w:tcPr>
           <w:p>
             <w:pPr>
+              <w:keepNext w:val="false"/>
               <w:spacing w:after="40" w:before="0"/>
               <w:jc w:val="left"/>
             </w:pPr>
@@ -18101,6 +18484,7 @@
           </w:tcPr>
           <w:p>
             <w:pPr>
+              <w:keepNext w:val="false"/>
               <w:spacing w:after="40" w:before="0"/>
               <w:jc w:val="left"/>
             </w:pPr>
@@ -18155,7 +18539,7 @@
               <w:spacing w:after="10" w:before="0"/>
               <w:ind w:left="120"/>
             </w:pPr>
-            <w:hyperlink w:history="1" r:id="rIdowl6wm26_ayjwvozi0tpw">
+            <w:hyperlink w:history="1" r:id="rIdfoawhyw75_4srxzug-lwg">
               <w:r>
                 <w:rPr>
                   <w:rFonts w:ascii="Arial" w:cs="Arial" w:eastAsia="Arial" w:hAnsi="Arial"/>
@@ -18232,7 +18616,7 @@
               <w:spacing w:after="10" w:before="0"/>
               <w:ind w:left="120"/>
             </w:pPr>
-            <w:hyperlink w:history="1" r:id="rIdvgoow8zru1s_fwnuad01q">
+            <w:hyperlink w:history="1" r:id="rId4vlpeceveubmctmd7jc2u">
               <w:r>
                 <w:rPr>
                   <w:rFonts w:ascii="Arial" w:cs="Arial" w:eastAsia="Arial" w:hAnsi="Arial"/>
@@ -18275,6 +18659,7 @@
           </w:tcPr>
           <w:p>
             <w:pPr>
+              <w:keepNext w:val="false"/>
               <w:spacing w:after="40" w:before="0"/>
               <w:jc w:val="left"/>
             </w:pPr>
@@ -18307,6 +18692,7 @@
           </w:tcPr>
           <w:p>
             <w:pPr>
+              <w:keepNext w:val="false"/>
               <w:spacing w:after="40" w:before="0"/>
               <w:jc w:val="left"/>
             </w:pPr>
@@ -18339,6 +18725,7 @@
           </w:tcPr>
           <w:p>
             <w:pPr>
+              <w:keepNext w:val="false"/>
               <w:spacing w:after="40" w:before="0"/>
               <w:jc w:val="left"/>
             </w:pPr>
@@ -18371,6 +18758,7 @@
           </w:tcPr>
           <w:p>
             <w:pPr>
+              <w:keepNext w:val="false"/>
               <w:spacing w:after="40" w:before="0"/>
               <w:jc w:val="left"/>
             </w:pPr>
@@ -18405,6 +18793,7 @@
           </w:tcPr>
           <w:p>
             <w:pPr>
+              <w:keepNext w:val="false"/>
               <w:spacing w:after="40" w:before="0"/>
               <w:jc w:val="left"/>
             </w:pPr>
@@ -18459,7 +18848,7 @@
               <w:spacing w:after="10" w:before="0"/>
               <w:ind w:left="120"/>
             </w:pPr>
-            <w:hyperlink w:history="1" r:id="rIdjjhk_mtpws1szpwcos5jz">
+            <w:hyperlink w:history="1" r:id="rId_f4q_oonilulgwvar1vhx">
               <w:r>
                 <w:rPr>
                   <w:rFonts w:ascii="Arial" w:cs="Arial" w:eastAsia="Arial" w:hAnsi="Arial"/>
@@ -18536,7 +18925,7 @@
               <w:spacing w:after="10" w:before="0"/>
               <w:ind w:left="120"/>
             </w:pPr>
-            <w:hyperlink w:history="1" r:id="rIdwjrdshxriwcgsmfgfdgfq">
+            <w:hyperlink w:history="1" r:id="rId2jcjc7e31c8jbiub2qqna">
               <w:r>
                 <w:rPr>
                   <w:rFonts w:ascii="Arial" w:cs="Arial" w:eastAsia="Arial" w:hAnsi="Arial"/>
@@ -18579,6 +18968,7 @@
           </w:tcPr>
           <w:p>
             <w:pPr>
+              <w:keepNext w:val="false"/>
               <w:spacing w:after="40" w:before="0"/>
               <w:jc w:val="left"/>
             </w:pPr>
@@ -18611,6 +19001,7 @@
           </w:tcPr>
           <w:p>
             <w:pPr>
+              <w:keepNext w:val="false"/>
               <w:spacing w:after="40" w:before="0"/>
               <w:jc w:val="left"/>
             </w:pPr>
@@ -18643,6 +19034,7 @@
           </w:tcPr>
           <w:p>
             <w:pPr>
+              <w:keepNext w:val="false"/>
               <w:spacing w:after="40" w:before="0"/>
               <w:jc w:val="left"/>
             </w:pPr>
@@ -18675,6 +19067,7 @@
           </w:tcPr>
           <w:p>
             <w:pPr>
+              <w:keepNext w:val="false"/>
               <w:spacing w:after="40" w:before="0"/>
               <w:jc w:val="left"/>
             </w:pPr>
@@ -18709,6 +19102,7 @@
           </w:tcPr>
           <w:p>
             <w:pPr>
+              <w:keepNext w:val="false"/>
               <w:spacing w:after="40" w:before="0"/>
               <w:jc w:val="left"/>
             </w:pPr>
@@ -18763,7 +19157,7 @@
               <w:spacing w:after="10" w:before="0"/>
               <w:ind w:left="120"/>
             </w:pPr>
-            <w:hyperlink w:history="1" r:id="rIdhpnao_cojbufvn12pid6z">
+            <w:hyperlink w:history="1" r:id="rIdl2mfszaljx6zxa_-tdxig">
               <w:r>
                 <w:rPr>
                   <w:rFonts w:ascii="Arial" w:cs="Arial" w:eastAsia="Arial" w:hAnsi="Arial"/>
@@ -18840,7 +19234,7 @@
               <w:spacing w:after="10" w:before="0"/>
               <w:ind w:left="120"/>
             </w:pPr>
-            <w:hyperlink w:history="1" r:id="rId_gdzrae_qvximabarb41u">
+            <w:hyperlink w:history="1" r:id="rIdcu6cuyeifwjqrtzpm-30l">
               <w:r>
                 <w:rPr>
                   <w:rFonts w:ascii="Arial" w:cs="Arial" w:eastAsia="Arial" w:hAnsi="Arial"/>
@@ -18883,6 +19277,7 @@
           </w:tcPr>
           <w:p>
             <w:pPr>
+              <w:keepNext w:val="false"/>
               <w:spacing w:after="40" w:before="0"/>
               <w:jc w:val="left"/>
             </w:pPr>
@@ -18915,6 +19310,7 @@
           </w:tcPr>
           <w:p>
             <w:pPr>
+              <w:keepNext w:val="false"/>
               <w:spacing w:after="40" w:before="0"/>
               <w:jc w:val="left"/>
             </w:pPr>
@@ -18947,6 +19343,7 @@
           </w:tcPr>
           <w:p>
             <w:pPr>
+              <w:keepNext w:val="false"/>
               <w:spacing w:after="40" w:before="0"/>
               <w:jc w:val="left"/>
             </w:pPr>
@@ -18979,6 +19376,7 @@
           </w:tcPr>
           <w:p>
             <w:pPr>
+              <w:keepNext w:val="false"/>
               <w:spacing w:after="40" w:before="0"/>
               <w:jc w:val="left"/>
             </w:pPr>
@@ -19013,6 +19411,7 @@
           </w:tcPr>
           <w:p>
             <w:pPr>
+              <w:keepNext w:val="false"/>
               <w:spacing w:after="40" w:before="0"/>
               <w:jc w:val="left"/>
             </w:pPr>
@@ -19067,7 +19466,7 @@
               <w:spacing w:after="10" w:before="0"/>
               <w:ind w:left="120"/>
             </w:pPr>
-            <w:hyperlink w:history="1" r:id="rIdtsut6kjwhn-vbqjtrik5i">
+            <w:hyperlink w:history="1" r:id="rIdq26czkhrc84xcgkkozdez">
               <w:r>
                 <w:rPr>
                   <w:rFonts w:ascii="Arial" w:cs="Arial" w:eastAsia="Arial" w:hAnsi="Arial"/>
@@ -19144,7 +19543,7 @@
               <w:spacing w:after="10" w:before="0"/>
               <w:ind w:left="120"/>
             </w:pPr>
-            <w:hyperlink w:history="1" r:id="rIdn2y9ggt9clqibi5tpi9zj">
+            <w:hyperlink w:history="1" r:id="rIdzrjz8h4mfr6hijdmhjumc">
               <w:r>
                 <w:rPr>
                   <w:rFonts w:ascii="Arial" w:cs="Arial" w:eastAsia="Arial" w:hAnsi="Arial"/>
@@ -19187,6 +19586,7 @@
           </w:tcPr>
           <w:p>
             <w:pPr>
+              <w:keepNext w:val="false"/>
               <w:spacing w:after="40" w:before="0"/>
               <w:jc w:val="left"/>
             </w:pPr>
@@ -19219,6 +19619,7 @@
           </w:tcPr>
           <w:p>
             <w:pPr>
+              <w:keepNext w:val="false"/>
               <w:spacing w:after="40" w:before="0"/>
               <w:jc w:val="left"/>
             </w:pPr>
@@ -19251,6 +19652,7 @@
           </w:tcPr>
           <w:p>
             <w:pPr>
+              <w:keepNext w:val="false"/>
               <w:spacing w:after="40" w:before="0"/>
               <w:jc w:val="left"/>
             </w:pPr>
@@ -19283,6 +19685,7 @@
           </w:tcPr>
           <w:p>
             <w:pPr>
+              <w:keepNext w:val="false"/>
               <w:spacing w:after="40" w:before="0"/>
               <w:jc w:val="left"/>
             </w:pPr>
@@ -19342,6 +19745,7 @@
           </w:tcPr>
           <w:p>
             <w:pPr>
+              <w:keepNext w:val="false"/>
               <w:spacing w:after="40" w:before="0"/>
               <w:jc w:val="center"/>
             </w:pPr>
@@ -19376,6 +19780,7 @@
           </w:tcPr>
           <w:p>
             <w:pPr>
+              <w:keepNext w:val="false"/>
               <w:spacing w:after="40" w:before="0"/>
               <w:jc w:val="left"/>
             </w:pPr>
@@ -19437,6 +19842,7 @@
           </w:tcPr>
           <w:p>
             <w:pPr>
+              <w:keepNext w:val="false"/>
               <w:spacing w:after="40" w:before="0"/>
               <w:jc w:val="center"/>
             </w:pPr>
@@ -19471,6 +19877,7 @@
           </w:tcPr>
           <w:p>
             <w:pPr>
+              <w:keepNext w:val="false"/>
               <w:spacing w:after="40" w:before="0"/>
               <w:jc w:val="left"/>
             </w:pPr>
@@ -19503,6 +19910,7 @@
           </w:tcPr>
           <w:p>
             <w:pPr>
+              <w:keepNext w:val="false"/>
               <w:spacing w:after="40" w:before="0"/>
               <w:jc w:val="left"/>
             </w:pPr>
@@ -19537,6 +19945,7 @@
           </w:tcPr>
           <w:p>
             <w:pPr>
+              <w:keepNext w:val="false"/>
               <w:spacing w:after="40" w:before="0"/>
               <w:jc w:val="left"/>
             </w:pPr>
@@ -19569,6 +19978,7 @@
           </w:tcPr>
           <w:p>
             <w:pPr>
+              <w:keepNext w:val="false"/>
               <w:spacing w:after="40" w:before="0"/>
               <w:jc w:val="left"/>
             </w:pPr>
@@ -19603,6 +20013,7 @@
           </w:tcPr>
           <w:p>
             <w:pPr>
+              <w:keepNext w:val="false"/>
               <w:spacing w:after="40" w:before="0"/>
               <w:jc w:val="left"/>
             </w:pPr>
@@ -19635,6 +20046,7 @@
           </w:tcPr>
           <w:p>
             <w:pPr>
+              <w:keepNext w:val="false"/>
               <w:spacing w:after="40" w:before="0"/>
               <w:jc w:val="left"/>
             </w:pPr>
@@ -19671,7 +20083,7 @@
         </w:rPr>
         <w:t xml:space="preserve">© 2026 SeaVuria and ARES. Aligned with KICD objectives. Developed by SeaVuria; technical implementation by ARES (with AI assistance from Claude). Licensed under </w:t>
       </w:r>
-      <w:hyperlink w:history="1" r:id="rIdstlihzskzg9vm_rfwnfgf">
+      <w:hyperlink w:history="1" r:id="rId3cx0e5kymilhhsnl8rwfy">
         <w:r>
           <w:rPr>
             <w:rFonts w:ascii="Arial" w:cs="Arial" w:eastAsia="Arial" w:hAnsi="Arial"/>
@@ -19692,7 +20104,7 @@
         </w:rPr>
         <w:t xml:space="preserve"> (</w:t>
       </w:r>
-      <w:hyperlink w:history="1" r:id="rIdr7xrttzmaex3xmrsw8wlh">
+      <w:hyperlink w:history="1" r:id="rIdaxpc0we27i5k8tkt2r4uv">
         <w:r>
           <w:rPr>
             <w:rFonts w:ascii="Arial" w:cs="Arial" w:eastAsia="Arial" w:hAnsi="Arial"/>
@@ -19752,6 +20164,7 @@
           </w:tcPr>
           <w:p>
             <w:pPr>
+              <w:keepNext w:val="false"/>
               <w:spacing w:after="40" w:before="0"/>
               <w:jc w:val="center"/>
             </w:pPr>
@@ -19787,6 +20200,7 @@
           </w:tcPr>
           <w:p>
             <w:pPr>
+              <w:keepNext w:val="false"/>
               <w:spacing w:after="40" w:before="0"/>
               <w:jc w:val="center"/>
             </w:pPr>
@@ -19821,6 +20235,7 @@
           </w:tcPr>
           <w:p>
             <w:pPr>
+              <w:keepNext w:val="false"/>
               <w:spacing w:after="40" w:before="0"/>
               <w:jc w:val="left"/>
             </w:pPr>
@@ -19853,6 +20268,7 @@
           </w:tcPr>
           <w:p>
             <w:pPr>
+              <w:keepNext w:val="false"/>
               <w:spacing w:after="40" w:before="0"/>
               <w:jc w:val="left"/>
             </w:pPr>
@@ -19887,6 +20303,7 @@
           </w:tcPr>
           <w:p>
             <w:pPr>
+              <w:keepNext w:val="false"/>
               <w:spacing w:after="40" w:before="0"/>
               <w:jc w:val="left"/>
             </w:pPr>
@@ -19919,6 +20336,7 @@
           </w:tcPr>
           <w:p>
             <w:pPr>
+              <w:keepNext w:val="false"/>
               <w:spacing w:after="40" w:before="0"/>
               <w:jc w:val="left"/>
             </w:pPr>
@@ -19953,6 +20371,7 @@
           </w:tcPr>
           <w:p>
             <w:pPr>
+              <w:keepNext w:val="false"/>
               <w:spacing w:after="40" w:before="0"/>
               <w:jc w:val="left"/>
             </w:pPr>
@@ -19985,6 +20404,7 @@
           </w:tcPr>
           <w:p>
             <w:pPr>
+              <w:keepNext w:val="false"/>
               <w:spacing w:after="40" w:before="0"/>
               <w:jc w:val="left"/>
             </w:pPr>
@@ -20019,6 +20439,7 @@
           </w:tcPr>
           <w:p>
             <w:pPr>
+              <w:keepNext w:val="false"/>
               <w:spacing w:after="40" w:before="0"/>
               <w:jc w:val="left"/>
             </w:pPr>
@@ -20051,6 +20472,7 @@
           </w:tcPr>
           <w:p>
             <w:pPr>
+              <w:keepNext w:val="false"/>
               <w:spacing w:after="40" w:before="0"/>
               <w:jc w:val="left"/>
             </w:pPr>
@@ -20085,6 +20507,7 @@
           </w:tcPr>
           <w:p>
             <w:pPr>
+              <w:keepNext w:val="false"/>
               <w:spacing w:after="40" w:before="0"/>
               <w:jc w:val="left"/>
             </w:pPr>
@@ -20117,6 +20540,7 @@
           </w:tcPr>
           <w:p>
             <w:pPr>
+              <w:keepNext w:val="false"/>
               <w:spacing w:after="40" w:before="0"/>
               <w:jc w:val="left"/>
             </w:pPr>
@@ -20151,6 +20575,7 @@
           </w:tcPr>
           <w:p>
             <w:pPr>
+              <w:keepNext w:val="false"/>
               <w:spacing w:after="40" w:before="0"/>
               <w:jc w:val="left"/>
             </w:pPr>
@@ -20183,6 +20608,7 @@
           </w:tcPr>
           <w:p>
             <w:pPr>
+              <w:keepNext w:val="false"/>
               <w:spacing w:after="40" w:before="0"/>
               <w:jc w:val="left"/>
             </w:pPr>
@@ -20217,6 +20643,7 @@
           </w:tcPr>
           <w:p>
             <w:pPr>
+              <w:keepNext w:val="false"/>
               <w:spacing w:after="40" w:before="0"/>
               <w:jc w:val="left"/>
             </w:pPr>
@@ -20249,6 +20676,7 @@
           </w:tcPr>
           <w:p>
             <w:pPr>
+              <w:keepNext w:val="false"/>
               <w:spacing w:after="40" w:before="0"/>
               <w:jc w:val="left"/>
             </w:pPr>
@@ -20283,6 +20711,7 @@
           </w:tcPr>
           <w:p>
             <w:pPr>
+              <w:keepNext w:val="false"/>
               <w:spacing w:after="40" w:before="0"/>
               <w:jc w:val="left"/>
             </w:pPr>
@@ -20315,6 +20744,7 @@
           </w:tcPr>
           <w:p>
             <w:pPr>
+              <w:keepNext w:val="false"/>
               <w:spacing w:after="40" w:before="0"/>
               <w:jc w:val="left"/>
             </w:pPr>
@@ -20374,6 +20804,7 @@
           </w:tcPr>
           <w:p>
             <w:pPr>
+              <w:keepNext w:val="false"/>
               <w:spacing w:after="40" w:before="0"/>
               <w:jc w:val="center"/>
             </w:pPr>
@@ -20408,6 +20839,7 @@
           </w:tcPr>
           <w:p>
             <w:pPr>
+              <w:keepNext w:val="false"/>
               <w:spacing w:after="40" w:before="0"/>
               <w:jc w:val="left"/>
             </w:pPr>
@@ -20472,6 +20904,7 @@
           </w:tcPr>
           <w:p>
             <w:pPr>
+              <w:keepNext w:val="false"/>
               <w:spacing w:after="40" w:before="0"/>
               <w:jc w:val="center"/>
             </w:pPr>
@@ -20506,6 +20939,7 @@
           </w:tcPr>
           <w:p>
             <w:pPr>
+              <w:keepNext w:val="false"/>
               <w:spacing w:after="40" w:before="0"/>
               <w:jc w:val="left"/>
             </w:pPr>
@@ -20538,6 +20972,7 @@
           </w:tcPr>
           <w:p>
             <w:pPr>
+              <w:keepNext w:val="false"/>
               <w:spacing w:after="40" w:before="0"/>
               <w:jc w:val="left"/>
             </w:pPr>
@@ -20570,6 +21005,7 @@
           </w:tcPr>
           <w:p>
             <w:pPr>
+              <w:keepNext w:val="false"/>
               <w:spacing w:after="40" w:before="0"/>
               <w:jc w:val="left"/>
             </w:pPr>
@@ -20602,6 +21038,7 @@
           </w:tcPr>
           <w:p>
             <w:pPr>
+              <w:keepNext w:val="false"/>
               <w:spacing w:after="40" w:before="0"/>
               <w:jc w:val="left"/>
             </w:pPr>
@@ -20634,6 +21071,7 @@
           </w:tcPr>
           <w:p>
             <w:pPr>
+              <w:keepNext w:val="false"/>
               <w:spacing w:after="40" w:before="0"/>
               <w:jc w:val="left"/>
             </w:pPr>
@@ -20668,6 +21106,7 @@
           </w:tcPr>
           <w:p>
             <w:pPr>
+              <w:keepNext w:val="false"/>
               <w:spacing w:after="40" w:before="0"/>
               <w:jc w:val="left"/>
             </w:pPr>
@@ -20705,7 +21144,7 @@
             <w:pPr>
               <w:spacing w:after="20" w:before="0"/>
             </w:pPr>
-            <w:hyperlink w:history="1" r:id="rIdwhdxsbaekvce7akyi4qko">
+            <w:hyperlink w:history="1" r:id="rIdmeuis1uxmsipeyuzssiuk">
               <w:r>
                 <w:rPr>
                   <w:rFonts w:ascii="Arial" w:cs="Arial" w:eastAsia="Arial" w:hAnsi="Arial"/>
@@ -20738,7 +21177,7 @@
               <w:spacing w:after="10" w:before="0"/>
               <w:ind w:left="120"/>
             </w:pPr>
-            <w:hyperlink w:history="1" r:id="rIdjizlnlanm-mef7ltaxglw">
+            <w:hyperlink w:history="1" r:id="rId3lteld7vszaf3lyhupstl">
               <w:r>
                 <w:rPr>
                   <w:rFonts w:ascii="Arial" w:cs="Arial" w:eastAsia="Arial" w:hAnsi="Arial"/>
@@ -20783,7 +21222,7 @@
             <w:pPr>
               <w:spacing w:after="20" w:before="0"/>
             </w:pPr>
-            <w:hyperlink w:history="1" r:id="rId6jstoi3wirteoidoxd0lh">
+            <w:hyperlink w:history="1" r:id="rIdw02ism-w1jfosufn7fcic">
               <w:r>
                 <w:rPr>
                   <w:rFonts w:ascii="Arial" w:cs="Arial" w:eastAsia="Arial" w:hAnsi="Arial"/>
@@ -20816,7 +21255,7 @@
               <w:spacing w:after="10" w:before="0"/>
               <w:ind w:left="120"/>
             </w:pPr>
-            <w:hyperlink w:history="1" r:id="rIdipcn6y-qkc1irxtxkevqs">
+            <w:hyperlink w:history="1" r:id="rIdeuczegiot9zeuv5dr4zkn">
               <w:r>
                 <w:rPr>
                   <w:rFonts w:ascii="Arial" w:cs="Arial" w:eastAsia="Arial" w:hAnsi="Arial"/>
@@ -20844,6 +21283,7 @@
           </w:tcPr>
           <w:p>
             <w:pPr>
+              <w:keepNext w:val="false"/>
               <w:spacing w:after="40" w:before="0"/>
               <w:jc w:val="left"/>
             </w:pPr>
@@ -20876,6 +21316,7 @@
           </w:tcPr>
           <w:p>
             <w:pPr>
+              <w:keepNext w:val="false"/>
               <w:spacing w:after="40" w:before="0"/>
               <w:jc w:val="left"/>
             </w:pPr>
@@ -20908,6 +21349,7 @@
           </w:tcPr>
           <w:p>
             <w:pPr>
+              <w:keepNext w:val="false"/>
               <w:spacing w:after="40" w:before="0"/>
               <w:jc w:val="left"/>
             </w:pPr>
@@ -20940,6 +21382,7 @@
           </w:tcPr>
           <w:p>
             <w:pPr>
+              <w:keepNext w:val="false"/>
               <w:spacing w:after="40" w:before="0"/>
               <w:jc w:val="left"/>
             </w:pPr>
@@ -20974,6 +21417,7 @@
           </w:tcPr>
           <w:p>
             <w:pPr>
+              <w:keepNext w:val="false"/>
               <w:spacing w:after="40" w:before="0"/>
               <w:jc w:val="left"/>
             </w:pPr>
@@ -21011,7 +21455,7 @@
             <w:pPr>
               <w:spacing w:after="20" w:before="0"/>
             </w:pPr>
-            <w:hyperlink w:history="1" r:id="rIdchxnc69lojsnhycplfolm">
+            <w:hyperlink w:history="1" r:id="rIdmr8pw2cc-plej9bmqt4eg">
               <w:r>
                 <w:rPr>
                   <w:rFonts w:ascii="Arial" w:cs="Arial" w:eastAsia="Arial" w:hAnsi="Arial"/>
@@ -21044,7 +21488,7 @@
               <w:spacing w:after="10" w:before="0"/>
               <w:ind w:left="120"/>
             </w:pPr>
-            <w:hyperlink w:history="1" r:id="rIdwcelhrqidyatocwe7aubt">
+            <w:hyperlink w:history="1" r:id="rIdirlwebgxdhnnzcfyvnwqp">
               <w:r>
                 <w:rPr>
                   <w:rFonts w:ascii="Arial" w:cs="Arial" w:eastAsia="Arial" w:hAnsi="Arial"/>
@@ -21089,7 +21533,7 @@
             <w:pPr>
               <w:spacing w:after="20" w:before="0"/>
             </w:pPr>
-            <w:hyperlink w:history="1" r:id="rIdaird2ovvgrwfnqwgpwgg9">
+            <w:hyperlink w:history="1" r:id="rId_7hk0raryeik1s3gouvcp">
               <w:r>
                 <w:rPr>
                   <w:rFonts w:ascii="Arial" w:cs="Arial" w:eastAsia="Arial" w:hAnsi="Arial"/>
@@ -21122,7 +21566,7 @@
               <w:spacing w:after="10" w:before="0"/>
               <w:ind w:left="120"/>
             </w:pPr>
-            <w:hyperlink w:history="1" r:id="rIdyo4p7w2g3-8ytpwtq6dbk">
+            <w:hyperlink w:history="1" r:id="rIdhlg5gdecfhv2vplswssef">
               <w:r>
                 <w:rPr>
                   <w:rFonts w:ascii="Arial" w:cs="Arial" w:eastAsia="Arial" w:hAnsi="Arial"/>
@@ -21150,6 +21594,7 @@
           </w:tcPr>
           <w:p>
             <w:pPr>
+              <w:keepNext w:val="false"/>
               <w:spacing w:after="40" w:before="0"/>
               <w:jc w:val="left"/>
             </w:pPr>
@@ -21182,6 +21627,7 @@
           </w:tcPr>
           <w:p>
             <w:pPr>
+              <w:keepNext w:val="false"/>
               <w:spacing w:after="40" w:before="0"/>
               <w:jc w:val="left"/>
             </w:pPr>
@@ -21214,6 +21660,7 @@
           </w:tcPr>
           <w:p>
             <w:pPr>
+              <w:keepNext w:val="false"/>
               <w:spacing w:after="40" w:before="0"/>
               <w:jc w:val="left"/>
             </w:pPr>
@@ -21246,6 +21693,7 @@
           </w:tcPr>
           <w:p>
             <w:pPr>
+              <w:keepNext w:val="false"/>
               <w:spacing w:after="40" w:before="0"/>
               <w:jc w:val="left"/>
             </w:pPr>
@@ -21280,6 +21728,7 @@
           </w:tcPr>
           <w:p>
             <w:pPr>
+              <w:keepNext w:val="false"/>
               <w:spacing w:after="40" w:before="0"/>
               <w:jc w:val="left"/>
             </w:pPr>
@@ -21317,7 +21766,7 @@
             <w:pPr>
               <w:spacing w:after="20" w:before="0"/>
             </w:pPr>
-            <w:hyperlink w:history="1" r:id="rIdgtg3pc_hijelbkp4hffi7">
+            <w:hyperlink w:history="1" r:id="rIdpurkm3-y5npob3zqlhoxd">
               <w:r>
                 <w:rPr>
                   <w:rFonts w:ascii="Arial" w:cs="Arial" w:eastAsia="Arial" w:hAnsi="Arial"/>
@@ -21350,7 +21799,7 @@
               <w:spacing w:after="10" w:before="0"/>
               <w:ind w:left="120"/>
             </w:pPr>
-            <w:hyperlink w:history="1" r:id="rIdmvjwgeah9wlbglhnbnr_i">
+            <w:hyperlink w:history="1" r:id="rIdctxyxypz9pmvsx9lojcxl">
               <w:r>
                 <w:rPr>
                   <w:rFonts w:ascii="Arial" w:cs="Arial" w:eastAsia="Arial" w:hAnsi="Arial"/>
@@ -21395,7 +21844,7 @@
             <w:pPr>
               <w:spacing w:after="20" w:before="0"/>
             </w:pPr>
-            <w:hyperlink w:history="1" r:id="rIdpcuieta33p7vdxmoxgwh6">
+            <w:hyperlink w:history="1" r:id="rIdjwi51gahixv7uzbsehbqw">
               <w:r>
                 <w:rPr>
                   <w:rFonts w:ascii="Arial" w:cs="Arial" w:eastAsia="Arial" w:hAnsi="Arial"/>
@@ -21444,7 +21893,7 @@
               <w:spacing w:after="10" w:before="0"/>
               <w:ind w:left="120"/>
             </w:pPr>
-            <w:hyperlink w:history="1" r:id="rIdmxtaiuvjz3pkf_ntu9lm5">
+            <w:hyperlink w:history="1" r:id="rIddl9ngajudejj4absqzorc">
               <w:r>
                 <w:rPr>
                   <w:rFonts w:ascii="Arial" w:cs="Arial" w:eastAsia="Arial" w:hAnsi="Arial"/>
@@ -21472,6 +21921,7 @@
           </w:tcPr>
           <w:p>
             <w:pPr>
+              <w:keepNext w:val="false"/>
               <w:spacing w:after="40" w:before="0"/>
               <w:jc w:val="left"/>
             </w:pPr>
@@ -21504,6 +21954,7 @@
           </w:tcPr>
           <w:p>
             <w:pPr>
+              <w:keepNext w:val="false"/>
               <w:spacing w:after="40" w:before="0"/>
               <w:jc w:val="left"/>
             </w:pPr>
@@ -21536,6 +21987,7 @@
           </w:tcPr>
           <w:p>
             <w:pPr>
+              <w:keepNext w:val="false"/>
               <w:spacing w:after="40" w:before="0"/>
               <w:jc w:val="left"/>
             </w:pPr>
@@ -21568,6 +22020,7 @@
           </w:tcPr>
           <w:p>
             <w:pPr>
+              <w:keepNext w:val="false"/>
               <w:spacing w:after="40" w:before="0"/>
               <w:jc w:val="left"/>
             </w:pPr>
@@ -21602,6 +22055,7 @@
           </w:tcPr>
           <w:p>
             <w:pPr>
+              <w:keepNext w:val="false"/>
               <w:spacing w:after="40" w:before="0"/>
               <w:jc w:val="left"/>
             </w:pPr>
@@ -21639,7 +22093,7 @@
             <w:pPr>
               <w:spacing w:after="20" w:before="0"/>
             </w:pPr>
-            <w:hyperlink w:history="1" r:id="rIddxzbdxwf11rnwpp0amees">
+            <w:hyperlink w:history="1" r:id="rIdafpxr_-cfwi_v5j_mkr0u">
               <w:r>
                 <w:rPr>
                   <w:rFonts w:ascii="Arial" w:cs="Arial" w:eastAsia="Arial" w:hAnsi="Arial"/>
@@ -21672,7 +22126,7 @@
               <w:spacing w:after="10" w:before="0"/>
               <w:ind w:left="120"/>
             </w:pPr>
-            <w:hyperlink w:history="1" r:id="rIdvz0mrx7a5zxkj4jza149l">
+            <w:hyperlink w:history="1" r:id="rIdutm63bdipefop6zqoinok">
               <w:r>
                 <w:rPr>
                   <w:rFonts w:ascii="Arial" w:cs="Arial" w:eastAsia="Arial" w:hAnsi="Arial"/>
@@ -21717,7 +22171,7 @@
             <w:pPr>
               <w:spacing w:after="20" w:before="0"/>
             </w:pPr>
-            <w:hyperlink w:history="1" r:id="rId_yw2xre6loja31eiqtjuq">
+            <w:hyperlink w:history="1" r:id="rIdinji4mnjwe9s8ai3gb5kc">
               <w:r>
                 <w:rPr>
                   <w:rFonts w:ascii="Arial" w:cs="Arial" w:eastAsia="Arial" w:hAnsi="Arial"/>
@@ -21766,7 +22220,7 @@
               <w:spacing w:after="10" w:before="0"/>
               <w:ind w:left="120"/>
             </w:pPr>
-            <w:hyperlink w:history="1" r:id="rIdqaqee4eoqus9cbwojhp4p">
+            <w:hyperlink w:history="1" r:id="rIdojtfns0a7iohcpu6wkvme">
               <w:r>
                 <w:rPr>
                   <w:rFonts w:ascii="Arial" w:cs="Arial" w:eastAsia="Arial" w:hAnsi="Arial"/>
@@ -21794,6 +22248,7 @@
           </w:tcPr>
           <w:p>
             <w:pPr>
+              <w:keepNext w:val="false"/>
               <w:spacing w:after="40" w:before="0"/>
               <w:jc w:val="left"/>
             </w:pPr>
@@ -21826,6 +22281,7 @@
           </w:tcPr>
           <w:p>
             <w:pPr>
+              <w:keepNext w:val="false"/>
               <w:spacing w:after="40" w:before="0"/>
               <w:jc w:val="left"/>
             </w:pPr>
@@ -21858,6 +22314,7 @@
           </w:tcPr>
           <w:p>
             <w:pPr>
+              <w:keepNext w:val="false"/>
               <w:spacing w:after="40" w:before="0"/>
               <w:jc w:val="left"/>
             </w:pPr>
@@ -21890,6 +22347,7 @@
           </w:tcPr>
           <w:p>
             <w:pPr>
+              <w:keepNext w:val="false"/>
               <w:spacing w:after="40" w:before="0"/>
               <w:jc w:val="left"/>
             </w:pPr>
@@ -21924,6 +22382,7 @@
           </w:tcPr>
           <w:p>
             <w:pPr>
+              <w:keepNext w:val="false"/>
               <w:spacing w:after="40" w:before="0"/>
               <w:jc w:val="left"/>
             </w:pPr>
@@ -21961,7 +22420,7 @@
             <w:pPr>
               <w:spacing w:after="20" w:before="0"/>
             </w:pPr>
-            <w:hyperlink w:history="1" r:id="rIdlgusdw4osgdw1cl4ob9z6">
+            <w:hyperlink w:history="1" r:id="rIdzjzfpwzod9wrdivw1yb15">
               <w:r>
                 <w:rPr>
                   <w:rFonts w:ascii="Arial" w:cs="Arial" w:eastAsia="Arial" w:hAnsi="Arial"/>
@@ -22010,7 +22469,7 @@
               <w:spacing w:after="10" w:before="0"/>
               <w:ind w:left="120"/>
             </w:pPr>
-            <w:hyperlink w:history="1" r:id="rIdfyupr4yrnabl0bz5ebc4l">
+            <w:hyperlink w:history="1" r:id="rIdfk5r-yojgrbv7skawk8lc">
               <w:r>
                 <w:rPr>
                   <w:rFonts w:ascii="Arial" w:cs="Arial" w:eastAsia="Arial" w:hAnsi="Arial"/>
@@ -22055,7 +22514,7 @@
             <w:pPr>
               <w:spacing w:after="20" w:before="0"/>
             </w:pPr>
-            <w:hyperlink w:history="1" r:id="rIdcfpxvlazb07ric7q1g5pi">
+            <w:hyperlink w:history="1" r:id="rId70lnbbinji1ewudavlpxa">
               <w:r>
                 <w:rPr>
                   <w:rFonts w:ascii="Arial" w:cs="Arial" w:eastAsia="Arial" w:hAnsi="Arial"/>
@@ -22104,7 +22563,7 @@
               <w:spacing w:after="10" w:before="0"/>
               <w:ind w:left="120"/>
             </w:pPr>
-            <w:hyperlink w:history="1" r:id="rIdfhqkhvh5pzzo55kmuq2to">
+            <w:hyperlink w:history="1" r:id="rIdaxgxg0mdqt_dl3zz3ykcg">
               <w:r>
                 <w:rPr>
                   <w:rFonts w:ascii="Arial" w:cs="Arial" w:eastAsia="Arial" w:hAnsi="Arial"/>
@@ -22132,6 +22591,7 @@
           </w:tcPr>
           <w:p>
             <w:pPr>
+              <w:keepNext w:val="false"/>
               <w:spacing w:after="40" w:before="0"/>
               <w:jc w:val="left"/>
             </w:pPr>
@@ -22164,6 +22624,7 @@
           </w:tcPr>
           <w:p>
             <w:pPr>
+              <w:keepNext w:val="false"/>
               <w:spacing w:after="40" w:before="0"/>
               <w:jc w:val="left"/>
             </w:pPr>
@@ -22196,6 +22657,7 @@
           </w:tcPr>
           <w:p>
             <w:pPr>
+              <w:keepNext w:val="false"/>
               <w:spacing w:after="40" w:before="0"/>
               <w:jc w:val="left"/>
             </w:pPr>
@@ -22228,6 +22690,7 @@
           </w:tcPr>
           <w:p>
             <w:pPr>
+              <w:keepNext w:val="false"/>
               <w:spacing w:after="40" w:before="0"/>
               <w:jc w:val="left"/>
             </w:pPr>
@@ -22287,6 +22750,7 @@
           </w:tcPr>
           <w:p>
             <w:pPr>
+              <w:keepNext w:val="false"/>
               <w:spacing w:after="40" w:before="0"/>
               <w:jc w:val="center"/>
             </w:pPr>
@@ -22321,6 +22785,7 @@
           </w:tcPr>
           <w:p>
             <w:pPr>
+              <w:keepNext w:val="false"/>
               <w:spacing w:after="40" w:before="0"/>
               <w:jc w:val="left"/>
             </w:pPr>
@@ -22382,6 +22847,7 @@
           </w:tcPr>
           <w:p>
             <w:pPr>
+              <w:keepNext w:val="false"/>
               <w:spacing w:after="40" w:before="0"/>
               <w:jc w:val="center"/>
             </w:pPr>
@@ -22416,6 +22882,7 @@
           </w:tcPr>
           <w:p>
             <w:pPr>
+              <w:keepNext w:val="false"/>
               <w:spacing w:after="40" w:before="0"/>
               <w:jc w:val="left"/>
             </w:pPr>
@@ -22448,6 +22915,7 @@
           </w:tcPr>
           <w:p>
             <w:pPr>
+              <w:keepNext w:val="false"/>
               <w:spacing w:after="40" w:before="0"/>
               <w:jc w:val="left"/>
             </w:pPr>
@@ -22482,6 +22950,7 @@
           </w:tcPr>
           <w:p>
             <w:pPr>
+              <w:keepNext w:val="false"/>
               <w:spacing w:after="40" w:before="0"/>
               <w:jc w:val="left"/>
             </w:pPr>
@@ -22514,6 +22983,7 @@
           </w:tcPr>
           <w:p>
             <w:pPr>
+              <w:keepNext w:val="false"/>
               <w:spacing w:after="40" w:before="0"/>
               <w:jc w:val="left"/>
             </w:pPr>
@@ -22548,6 +23018,7 @@
           </w:tcPr>
           <w:p>
             <w:pPr>
+              <w:keepNext w:val="false"/>
               <w:spacing w:after="40" w:before="0"/>
               <w:jc w:val="left"/>
             </w:pPr>
@@ -22580,6 +23051,7 @@
           </w:tcPr>
           <w:p>
             <w:pPr>
+              <w:keepNext w:val="false"/>
               <w:spacing w:after="40" w:before="0"/>
               <w:jc w:val="left"/>
             </w:pPr>
@@ -22616,7 +23088,7 @@
         </w:rPr>
         <w:t xml:space="preserve">© 2026 SeaVuria and ARES. Aligned with KICD objectives. Developed by SeaVuria; technical implementation by ARES (with AI assistance from Claude). Licensed under </w:t>
       </w:r>
-      <w:hyperlink w:history="1" r:id="rIdzzu-3ajf_mdihwlhulmla">
+      <w:hyperlink w:history="1" r:id="rIdec642sibkk_q8tgcrcm_-">
         <w:r>
           <w:rPr>
             <w:rFonts w:ascii="Arial" w:cs="Arial" w:eastAsia="Arial" w:hAnsi="Arial"/>
@@ -22637,7 +23109,7 @@
         </w:rPr>
         <w:t xml:space="preserve"> (</w:t>
       </w:r>
-      <w:hyperlink w:history="1" r:id="rId40ecuudixa0sckdfldzf6">
+      <w:hyperlink w:history="1" r:id="rIdxs8dltmgnd1pckbh-bxqx">
         <w:r>
           <w:rPr>
             <w:rFonts w:ascii="Arial" w:cs="Arial" w:eastAsia="Arial" w:hAnsi="Arial"/>
@@ -22697,6 +23169,7 @@
           </w:tcPr>
           <w:p>
             <w:pPr>
+              <w:keepNext w:val="false"/>
               <w:spacing w:after="40" w:before="0"/>
               <w:jc w:val="center"/>
             </w:pPr>
@@ -22732,6 +23205,7 @@
           </w:tcPr>
           <w:p>
             <w:pPr>
+              <w:keepNext w:val="false"/>
               <w:spacing w:after="40" w:before="0"/>
               <w:jc w:val="center"/>
             </w:pPr>
@@ -22766,6 +23240,7 @@
           </w:tcPr>
           <w:p>
             <w:pPr>
+              <w:keepNext w:val="false"/>
               <w:spacing w:after="40" w:before="0"/>
               <w:jc w:val="left"/>
             </w:pPr>
@@ -22798,6 +23273,7 @@
           </w:tcPr>
           <w:p>
             <w:pPr>
+              <w:keepNext w:val="false"/>
               <w:spacing w:after="40" w:before="0"/>
               <w:jc w:val="left"/>
             </w:pPr>
@@ -22832,6 +23308,7 @@
           </w:tcPr>
           <w:p>
             <w:pPr>
+              <w:keepNext w:val="false"/>
               <w:spacing w:after="40" w:before="0"/>
               <w:jc w:val="left"/>
             </w:pPr>
@@ -22864,6 +23341,7 @@
           </w:tcPr>
           <w:p>
             <w:pPr>
+              <w:keepNext w:val="false"/>
               <w:spacing w:after="40" w:before="0"/>
               <w:jc w:val="left"/>
             </w:pPr>
@@ -22898,6 +23376,7 @@
           </w:tcPr>
           <w:p>
             <w:pPr>
+              <w:keepNext w:val="false"/>
               <w:spacing w:after="40" w:before="0"/>
               <w:jc w:val="left"/>
             </w:pPr>
@@ -22930,6 +23409,7 @@
           </w:tcPr>
           <w:p>
             <w:pPr>
+              <w:keepNext w:val="false"/>
               <w:spacing w:after="40" w:before="0"/>
               <w:jc w:val="left"/>
             </w:pPr>
@@ -22964,6 +23444,7 @@
           </w:tcPr>
           <w:p>
             <w:pPr>
+              <w:keepNext w:val="false"/>
               <w:spacing w:after="40" w:before="0"/>
               <w:jc w:val="left"/>
             </w:pPr>
@@ -22996,6 +23477,7 @@
           </w:tcPr>
           <w:p>
             <w:pPr>
+              <w:keepNext w:val="false"/>
               <w:spacing w:after="40" w:before="0"/>
               <w:jc w:val="left"/>
             </w:pPr>
@@ -23030,6 +23512,7 @@
           </w:tcPr>
           <w:p>
             <w:pPr>
+              <w:keepNext w:val="false"/>
               <w:spacing w:after="40" w:before="0"/>
               <w:jc w:val="left"/>
             </w:pPr>
@@ -23062,6 +23545,7 @@
           </w:tcPr>
           <w:p>
             <w:pPr>
+              <w:keepNext w:val="false"/>
               <w:spacing w:after="40" w:before="0"/>
               <w:jc w:val="left"/>
             </w:pPr>
@@ -23096,6 +23580,7 @@
           </w:tcPr>
           <w:p>
             <w:pPr>
+              <w:keepNext w:val="false"/>
               <w:spacing w:after="40" w:before="0"/>
               <w:jc w:val="left"/>
             </w:pPr>
@@ -23128,6 +23613,7 @@
           </w:tcPr>
           <w:p>
             <w:pPr>
+              <w:keepNext w:val="false"/>
               <w:spacing w:after="40" w:before="0"/>
               <w:jc w:val="left"/>
             </w:pPr>
@@ -23162,6 +23648,7 @@
           </w:tcPr>
           <w:p>
             <w:pPr>
+              <w:keepNext w:val="false"/>
               <w:spacing w:after="40" w:before="0"/>
               <w:jc w:val="left"/>
             </w:pPr>
@@ -23194,6 +23681,7 @@
           </w:tcPr>
           <w:p>
             <w:pPr>
+              <w:keepNext w:val="false"/>
               <w:spacing w:after="40" w:before="0"/>
               <w:jc w:val="left"/>
             </w:pPr>
@@ -23228,6 +23716,7 @@
           </w:tcPr>
           <w:p>
             <w:pPr>
+              <w:keepNext w:val="false"/>
               <w:spacing w:after="40" w:before="0"/>
               <w:jc w:val="left"/>
             </w:pPr>
@@ -23260,6 +23749,7 @@
           </w:tcPr>
           <w:p>
             <w:pPr>
+              <w:keepNext w:val="false"/>
               <w:spacing w:after="40" w:before="0"/>
               <w:jc w:val="left"/>
             </w:pPr>
@@ -23319,6 +23809,7 @@
           </w:tcPr>
           <w:p>
             <w:pPr>
+              <w:keepNext w:val="false"/>
               <w:spacing w:after="40" w:before="0"/>
               <w:jc w:val="center"/>
             </w:pPr>
@@ -23353,6 +23844,7 @@
           </w:tcPr>
           <w:p>
             <w:pPr>
+              <w:keepNext w:val="false"/>
               <w:spacing w:after="40" w:before="0"/>
               <w:jc w:val="left"/>
             </w:pPr>
@@ -23417,6 +23909,7 @@
           </w:tcPr>
           <w:p>
             <w:pPr>
+              <w:keepNext w:val="false"/>
               <w:spacing w:after="40" w:before="0"/>
               <w:jc w:val="center"/>
             </w:pPr>
@@ -23451,6 +23944,7 @@
           </w:tcPr>
           <w:p>
             <w:pPr>
+              <w:keepNext w:val="false"/>
               <w:spacing w:after="40" w:before="0"/>
               <w:jc w:val="left"/>
             </w:pPr>
@@ -23483,6 +23977,7 @@
           </w:tcPr>
           <w:p>
             <w:pPr>
+              <w:keepNext w:val="false"/>
               <w:spacing w:after="40" w:before="0"/>
               <w:jc w:val="left"/>
             </w:pPr>
@@ -23515,6 +24010,7 @@
           </w:tcPr>
           <w:p>
             <w:pPr>
+              <w:keepNext w:val="false"/>
               <w:spacing w:after="40" w:before="0"/>
               <w:jc w:val="left"/>
             </w:pPr>
@@ -23547,6 +24043,7 @@
           </w:tcPr>
           <w:p>
             <w:pPr>
+              <w:keepNext w:val="false"/>
               <w:spacing w:after="40" w:before="0"/>
               <w:jc w:val="left"/>
             </w:pPr>
@@ -23579,6 +24076,7 @@
           </w:tcPr>
           <w:p>
             <w:pPr>
+              <w:keepNext w:val="false"/>
               <w:spacing w:after="40" w:before="0"/>
               <w:jc w:val="left"/>
             </w:pPr>
@@ -23613,6 +24111,7 @@
           </w:tcPr>
           <w:p>
             <w:pPr>
+              <w:keepNext w:val="false"/>
               <w:spacing w:after="40" w:before="0"/>
               <w:jc w:val="left"/>
             </w:pPr>
@@ -23650,7 +24149,7 @@
             <w:pPr>
               <w:spacing w:after="20" w:before="0"/>
             </w:pPr>
-            <w:hyperlink w:history="1" r:id="rIdbr9mpn8bkf_elnrk6prer">
+            <w:hyperlink w:history="1" r:id="rIdagv-2ewyfxa_2nuqdys65">
               <w:r>
                 <w:rPr>
                   <w:rFonts w:ascii="Arial" w:cs="Arial" w:eastAsia="Arial" w:hAnsi="Arial"/>
@@ -23683,7 +24182,7 @@
               <w:spacing w:after="10" w:before="0"/>
               <w:ind w:left="120"/>
             </w:pPr>
-            <w:hyperlink w:history="1" r:id="rId_xvpfcsufclcjqjxeau39">
+            <w:hyperlink w:history="1" r:id="rIdvjvyquu-c2kldtjghjz1f">
               <w:r>
                 <w:rPr>
                   <w:rFonts w:ascii="Arial" w:cs="Arial" w:eastAsia="Arial" w:hAnsi="Arial"/>
@@ -23728,7 +24227,7 @@
             <w:pPr>
               <w:spacing w:after="20" w:before="0"/>
             </w:pPr>
-            <w:hyperlink w:history="1" r:id="rIdcirdlopytbfrvwtezoqpq">
+            <w:hyperlink w:history="1" r:id="rIdnh7u1vmie4yu2tpq0nuhf">
               <w:r>
                 <w:rPr>
                   <w:rFonts w:ascii="Arial" w:cs="Arial" w:eastAsia="Arial" w:hAnsi="Arial"/>
@@ -23761,7 +24260,7 @@
               <w:spacing w:after="10" w:before="0"/>
               <w:ind w:left="120"/>
             </w:pPr>
-            <w:hyperlink w:history="1" r:id="rIdbfvohk2peouhsugej8hzj">
+            <w:hyperlink w:history="1" r:id="rIdyaqvmrh07wzam1e8-xaig">
               <w:r>
                 <w:rPr>
                   <w:rFonts w:ascii="Arial" w:cs="Arial" w:eastAsia="Arial" w:hAnsi="Arial"/>
@@ -23789,6 +24288,7 @@
           </w:tcPr>
           <w:p>
             <w:pPr>
+              <w:keepNext w:val="false"/>
               <w:spacing w:after="40" w:before="0"/>
               <w:jc w:val="left"/>
             </w:pPr>
@@ -23821,6 +24321,7 @@
           </w:tcPr>
           <w:p>
             <w:pPr>
+              <w:keepNext w:val="false"/>
               <w:spacing w:after="40" w:before="0"/>
               <w:jc w:val="left"/>
             </w:pPr>
@@ -23853,6 +24354,7 @@
           </w:tcPr>
           <w:p>
             <w:pPr>
+              <w:keepNext w:val="false"/>
               <w:spacing w:after="40" w:before="0"/>
               <w:jc w:val="left"/>
             </w:pPr>
@@ -23885,6 +24387,7 @@
           </w:tcPr>
           <w:p>
             <w:pPr>
+              <w:keepNext w:val="false"/>
               <w:spacing w:after="40" w:before="0"/>
               <w:jc w:val="left"/>
             </w:pPr>
@@ -23919,6 +24422,7 @@
           </w:tcPr>
           <w:p>
             <w:pPr>
+              <w:keepNext w:val="false"/>
               <w:spacing w:after="40" w:before="0"/>
               <w:jc w:val="left"/>
             </w:pPr>
@@ -23956,7 +24460,7 @@
             <w:pPr>
               <w:spacing w:after="20" w:before="0"/>
             </w:pPr>
-            <w:hyperlink w:history="1" r:id="rIdmwsnpwhm63babk1pac3id">
+            <w:hyperlink w:history="1" r:id="rId98b8kiyvwn368bmi4y-mh">
               <w:r>
                 <w:rPr>
                   <w:rFonts w:ascii="Arial" w:cs="Arial" w:eastAsia="Arial" w:hAnsi="Arial"/>
@@ -23989,7 +24493,7 @@
               <w:spacing w:after="10" w:before="0"/>
               <w:ind w:left="120"/>
             </w:pPr>
-            <w:hyperlink w:history="1" r:id="rIdiayirgy0zw4bpdd3ev8su">
+            <w:hyperlink w:history="1" r:id="rIdgk6xwszwo4hfdmuou9ixk">
               <w:r>
                 <w:rPr>
                   <w:rFonts w:ascii="Arial" w:cs="Arial" w:eastAsia="Arial" w:hAnsi="Arial"/>
@@ -24034,7 +24538,7 @@
             <w:pPr>
               <w:spacing w:after="20" w:before="0"/>
             </w:pPr>
-            <w:hyperlink w:history="1" r:id="rIdqnn_pjrur0tu9c-5cmchm">
+            <w:hyperlink w:history="1" r:id="rIdi-j3vdscmktx11c7uzhl5">
               <w:r>
                 <w:rPr>
                   <w:rFonts w:ascii="Arial" w:cs="Arial" w:eastAsia="Arial" w:hAnsi="Arial"/>
@@ -24067,7 +24571,7 @@
               <w:spacing w:after="10" w:before="0"/>
               <w:ind w:left="120"/>
             </w:pPr>
-            <w:hyperlink w:history="1" r:id="rIdt67_n-yvvmkn6r_fwkakg">
+            <w:hyperlink w:history="1" r:id="rIdsqay4yuqwjc4ef8dzn56x">
               <w:r>
                 <w:rPr>
                   <w:rFonts w:ascii="Arial" w:cs="Arial" w:eastAsia="Arial" w:hAnsi="Arial"/>
@@ -24095,6 +24599,7 @@
           </w:tcPr>
           <w:p>
             <w:pPr>
+              <w:keepNext w:val="false"/>
               <w:spacing w:after="40" w:before="0"/>
               <w:jc w:val="left"/>
             </w:pPr>
@@ -24127,6 +24632,7 @@
           </w:tcPr>
           <w:p>
             <w:pPr>
+              <w:keepNext w:val="false"/>
               <w:spacing w:after="40" w:before="0"/>
               <w:jc w:val="left"/>
             </w:pPr>
@@ -24159,6 +24665,7 @@
           </w:tcPr>
           <w:p>
             <w:pPr>
+              <w:keepNext w:val="false"/>
               <w:spacing w:after="40" w:before="0"/>
               <w:jc w:val="left"/>
             </w:pPr>
@@ -24191,6 +24698,7 @@
           </w:tcPr>
           <w:p>
             <w:pPr>
+              <w:keepNext w:val="false"/>
               <w:spacing w:after="40" w:before="0"/>
               <w:jc w:val="left"/>
             </w:pPr>
@@ -24225,6 +24733,7 @@
           </w:tcPr>
           <w:p>
             <w:pPr>
+              <w:keepNext w:val="false"/>
               <w:spacing w:after="40" w:before="0"/>
               <w:jc w:val="left"/>
             </w:pPr>
@@ -24262,7 +24771,7 @@
             <w:pPr>
               <w:spacing w:after="20" w:before="0"/>
             </w:pPr>
-            <w:hyperlink w:history="1" r:id="rIdadrcp37daiwlpg0ompj5n">
+            <w:hyperlink w:history="1" r:id="rIdgdtoso2gugpf_kligqhtn">
               <w:r>
                 <w:rPr>
                   <w:rFonts w:ascii="Arial" w:cs="Arial" w:eastAsia="Arial" w:hAnsi="Arial"/>
@@ -24295,7 +24804,7 @@
               <w:spacing w:after="10" w:before="0"/>
               <w:ind w:left="120"/>
             </w:pPr>
-            <w:hyperlink w:history="1" r:id="rIda4kb8f9r5ed34w-7qqbfs">
+            <w:hyperlink w:history="1" r:id="rIdbojbnrvgz_pmcydv2el9z">
               <w:r>
                 <w:rPr>
                   <w:rFonts w:ascii="Arial" w:cs="Arial" w:eastAsia="Arial" w:hAnsi="Arial"/>
@@ -24340,7 +24849,7 @@
             <w:pPr>
               <w:spacing w:after="20" w:before="0"/>
             </w:pPr>
-            <w:hyperlink w:history="1" r:id="rIdlpjvy7au7markjjskbpao">
+            <w:hyperlink w:history="1" r:id="rIdy4lqbhqduv_y0_xiydpsy">
               <w:r>
                 <w:rPr>
                   <w:rFonts w:ascii="Arial" w:cs="Arial" w:eastAsia="Arial" w:hAnsi="Arial"/>
@@ -24373,7 +24882,7 @@
               <w:spacing w:after="10" w:before="0"/>
               <w:ind w:left="120"/>
             </w:pPr>
-            <w:hyperlink w:history="1" r:id="rIdxm4ftbsj2h-6bobcde8ph">
+            <w:hyperlink w:history="1" r:id="rIdfhr0gzc9wbabi0u0j1lmw">
               <w:r>
                 <w:rPr>
                   <w:rFonts w:ascii="Arial" w:cs="Arial" w:eastAsia="Arial" w:hAnsi="Arial"/>
@@ -24401,6 +24910,7 @@
           </w:tcPr>
           <w:p>
             <w:pPr>
+              <w:keepNext w:val="false"/>
               <w:spacing w:after="40" w:before="0"/>
               <w:jc w:val="left"/>
             </w:pPr>
@@ -24433,6 +24943,7 @@
           </w:tcPr>
           <w:p>
             <w:pPr>
+              <w:keepNext w:val="false"/>
               <w:spacing w:after="40" w:before="0"/>
               <w:jc w:val="left"/>
             </w:pPr>
@@ -24465,6 +24976,7 @@
           </w:tcPr>
           <w:p>
             <w:pPr>
+              <w:keepNext w:val="false"/>
               <w:spacing w:after="40" w:before="0"/>
               <w:jc w:val="left"/>
             </w:pPr>
@@ -24497,6 +25009,7 @@
           </w:tcPr>
           <w:p>
             <w:pPr>
+              <w:keepNext w:val="false"/>
               <w:spacing w:after="40" w:before="0"/>
               <w:jc w:val="left"/>
             </w:pPr>
@@ -24531,6 +25044,7 @@
           </w:tcPr>
           <w:p>
             <w:pPr>
+              <w:keepNext w:val="false"/>
               <w:spacing w:after="40" w:before="0"/>
               <w:jc w:val="left"/>
             </w:pPr>
@@ -24568,7 +25082,7 @@
             <w:pPr>
               <w:spacing w:after="20" w:before="0"/>
             </w:pPr>
-            <w:hyperlink w:history="1" r:id="rIdosxu43xrgewsz12xovsz5">
+            <w:hyperlink w:history="1" r:id="rIdgxdra78ayuxhdklsfodaz">
               <w:r>
                 <w:rPr>
                   <w:rFonts w:ascii="Arial" w:cs="Arial" w:eastAsia="Arial" w:hAnsi="Arial"/>
@@ -24601,7 +25115,7 @@
               <w:spacing w:after="10" w:before="0"/>
               <w:ind w:left="120"/>
             </w:pPr>
-            <w:hyperlink w:history="1" r:id="rIdx2gci_a6p5_vp2av0kprw">
+            <w:hyperlink w:history="1" r:id="rIdus0tywamsifbt-siqzprf">
               <w:r>
                 <w:rPr>
                   <w:rFonts w:ascii="Arial" w:cs="Arial" w:eastAsia="Arial" w:hAnsi="Arial"/>
@@ -24646,7 +25160,7 @@
             <w:pPr>
               <w:spacing w:after="20" w:before="0"/>
             </w:pPr>
-            <w:hyperlink w:history="1" r:id="rIduwsmkpd7himdjoj4mbkpq">
+            <w:hyperlink w:history="1" r:id="rIdr4tkte2j3t3bml03w2x2y">
               <w:r>
                 <w:rPr>
                   <w:rFonts w:ascii="Arial" w:cs="Arial" w:eastAsia="Arial" w:hAnsi="Arial"/>
@@ -24679,7 +25193,7 @@
               <w:spacing w:after="10" w:before="0"/>
               <w:ind w:left="120"/>
             </w:pPr>
-            <w:hyperlink w:history="1" r:id="rIdedjlkq5k9f22pntfhq0ld">
+            <w:hyperlink w:history="1" r:id="rId7ktdtjl1brnnatyse6ugw">
               <w:r>
                 <w:rPr>
                   <w:rFonts w:ascii="Arial" w:cs="Arial" w:eastAsia="Arial" w:hAnsi="Arial"/>
@@ -24707,6 +25221,7 @@
           </w:tcPr>
           <w:p>
             <w:pPr>
+              <w:keepNext w:val="false"/>
               <w:spacing w:after="40" w:before="0"/>
               <w:jc w:val="left"/>
             </w:pPr>
@@ -24739,6 +25254,7 @@
           </w:tcPr>
           <w:p>
             <w:pPr>
+              <w:keepNext w:val="false"/>
               <w:spacing w:after="40" w:before="0"/>
               <w:jc w:val="left"/>
             </w:pPr>
@@ -24771,6 +25287,7 @@
           </w:tcPr>
           <w:p>
             <w:pPr>
+              <w:keepNext w:val="false"/>
               <w:spacing w:after="40" w:before="0"/>
               <w:jc w:val="left"/>
             </w:pPr>
@@ -24803,6 +25320,7 @@
           </w:tcPr>
           <w:p>
             <w:pPr>
+              <w:keepNext w:val="false"/>
               <w:spacing w:after="40" w:before="0"/>
               <w:jc w:val="left"/>
             </w:pPr>
@@ -24837,6 +25355,7 @@
           </w:tcPr>
           <w:p>
             <w:pPr>
+              <w:keepNext w:val="false"/>
               <w:spacing w:after="40" w:before="0"/>
               <w:jc w:val="left"/>
             </w:pPr>
@@ -24874,7 +25393,7 @@
             <w:pPr>
               <w:spacing w:after="20" w:before="0"/>
             </w:pPr>
-            <w:hyperlink w:history="1" r:id="rIdlyluhqijozddck7hhlld1">
+            <w:hyperlink w:history="1" r:id="rId0stnd_iz1l8wzji-zmvto">
               <w:r>
                 <w:rPr>
                   <w:rFonts w:ascii="Arial" w:cs="Arial" w:eastAsia="Arial" w:hAnsi="Arial"/>
@@ -24907,7 +25426,7 @@
               <w:spacing w:after="10" w:before="0"/>
               <w:ind w:left="120"/>
             </w:pPr>
-            <w:hyperlink w:history="1" r:id="rId8p6kl2sblougrmlnluky6">
+            <w:hyperlink w:history="1" r:id="rIddxjadl6kcoosgmecylxt9">
               <w:r>
                 <w:rPr>
                   <w:rFonts w:ascii="Arial" w:cs="Arial" w:eastAsia="Arial" w:hAnsi="Arial"/>
@@ -24952,7 +25471,7 @@
             <w:pPr>
               <w:spacing w:after="20" w:before="0"/>
             </w:pPr>
-            <w:hyperlink w:history="1" r:id="rIdghe0fdspijqndw2mvde33">
+            <w:hyperlink w:history="1" r:id="rIds3ce5ltvpajrpyiltz8a5">
               <w:r>
                 <w:rPr>
                   <w:rFonts w:ascii="Arial" w:cs="Arial" w:eastAsia="Arial" w:hAnsi="Arial"/>
@@ -24985,7 +25504,7 @@
               <w:spacing w:after="10" w:before="0"/>
               <w:ind w:left="120"/>
             </w:pPr>
-            <w:hyperlink w:history="1" r:id="rIddptqgqtan39z7dm5uicpj">
+            <w:hyperlink w:history="1" r:id="rIdj4ynxrxlksg0x-mnghnye">
               <w:r>
                 <w:rPr>
                   <w:rFonts w:ascii="Arial" w:cs="Arial" w:eastAsia="Arial" w:hAnsi="Arial"/>
@@ -25013,6 +25532,7 @@
           </w:tcPr>
           <w:p>
             <w:pPr>
+              <w:keepNext w:val="false"/>
               <w:spacing w:after="40" w:before="0"/>
               <w:jc w:val="left"/>
             </w:pPr>
@@ -25045,6 +25565,7 @@
           </w:tcPr>
           <w:p>
             <w:pPr>
+              <w:keepNext w:val="false"/>
               <w:spacing w:after="40" w:before="0"/>
               <w:jc w:val="left"/>
             </w:pPr>
@@ -25077,6 +25598,7 @@
           </w:tcPr>
           <w:p>
             <w:pPr>
+              <w:keepNext w:val="false"/>
               <w:spacing w:after="40" w:before="0"/>
               <w:jc w:val="left"/>
             </w:pPr>
@@ -25109,6 +25631,7 @@
           </w:tcPr>
           <w:p>
             <w:pPr>
+              <w:keepNext w:val="false"/>
               <w:spacing w:after="40" w:before="0"/>
               <w:jc w:val="left"/>
             </w:pPr>
@@ -25168,6 +25691,7 @@
           </w:tcPr>
           <w:p>
             <w:pPr>
+              <w:keepNext w:val="false"/>
               <w:spacing w:after="40" w:before="0"/>
               <w:jc w:val="center"/>
             </w:pPr>
@@ -25202,6 +25726,7 @@
           </w:tcPr>
           <w:p>
             <w:pPr>
+              <w:keepNext w:val="false"/>
               <w:spacing w:after="40" w:before="0"/>
               <w:jc w:val="left"/>
             </w:pPr>
@@ -25263,6 +25788,7 @@
           </w:tcPr>
           <w:p>
             <w:pPr>
+              <w:keepNext w:val="false"/>
               <w:spacing w:after="40" w:before="0"/>
               <w:jc w:val="center"/>
             </w:pPr>
@@ -25297,6 +25823,7 @@
           </w:tcPr>
           <w:p>
             <w:pPr>
+              <w:keepNext w:val="false"/>
               <w:spacing w:after="40" w:before="0"/>
               <w:jc w:val="left"/>
             </w:pPr>
@@ -25329,6 +25856,7 @@
           </w:tcPr>
           <w:p>
             <w:pPr>
+              <w:keepNext w:val="false"/>
               <w:spacing w:after="40" w:before="0"/>
               <w:jc w:val="left"/>
             </w:pPr>
@@ -25363,6 +25891,7 @@
           </w:tcPr>
           <w:p>
             <w:pPr>
+              <w:keepNext w:val="false"/>
               <w:spacing w:after="40" w:before="0"/>
               <w:jc w:val="left"/>
             </w:pPr>
@@ -25395,6 +25924,7 @@
           </w:tcPr>
           <w:p>
             <w:pPr>
+              <w:keepNext w:val="false"/>
               <w:spacing w:after="40" w:before="0"/>
               <w:jc w:val="left"/>
             </w:pPr>
@@ -25429,6 +25959,7 @@
           </w:tcPr>
           <w:p>
             <w:pPr>
+              <w:keepNext w:val="false"/>
               <w:spacing w:after="40" w:before="0"/>
               <w:jc w:val="left"/>
             </w:pPr>
@@ -25461,6 +25992,7 @@
           </w:tcPr>
           <w:p>
             <w:pPr>
+              <w:keepNext w:val="false"/>
               <w:spacing w:after="40" w:before="0"/>
               <w:jc w:val="left"/>
             </w:pPr>
@@ -25497,7 +26029,7 @@
         </w:rPr>
         <w:t xml:space="preserve">© 2026 SeaVuria and ARES. Aligned with KICD objectives. Developed by SeaVuria; technical implementation by ARES (with AI assistance from Claude). Licensed under </w:t>
       </w:r>
-      <w:hyperlink w:history="1" r:id="rIdvxc3fjfzwn7xtm0mwsczx">
+      <w:hyperlink w:history="1" r:id="rIdfmkmy7pahvcqktwz_mzcc">
         <w:r>
           <w:rPr>
             <w:rFonts w:ascii="Arial" w:cs="Arial" w:eastAsia="Arial" w:hAnsi="Arial"/>
@@ -25518,7 +26050,7 @@
         </w:rPr>
         <w:t xml:space="preserve"> (</w:t>
       </w:r>
-      <w:hyperlink w:history="1" r:id="rIdc_ztge_fic4zbgezwox3_">
+      <w:hyperlink w:history="1" r:id="rIdmskqmzmfxixmonuvhczz7">
         <w:r>
           <w:rPr>
             <w:rFonts w:ascii="Arial" w:cs="Arial" w:eastAsia="Arial" w:hAnsi="Arial"/>
@@ -25579,6 +26111,7 @@
           </w:tcPr>
           <w:p>
             <w:pPr>
+              <w:keepNext w:val="false"/>
               <w:spacing w:after="40" w:before="0"/>
               <w:jc w:val="center"/>
             </w:pPr>
@@ -25613,6 +26146,7 @@
           </w:tcPr>
           <w:p>
             <w:pPr>
+              <w:keepNext w:val="false"/>
               <w:spacing w:after="40" w:before="0"/>
               <w:jc w:val="left"/>
             </w:pPr>
@@ -25645,6 +26179,7 @@
           </w:tcPr>
           <w:p>
             <w:pPr>
+              <w:keepNext w:val="false"/>
               <w:spacing w:after="40" w:before="0"/>
               <w:jc w:val="left"/>
             </w:pPr>
@@ -25677,6 +26212,7 @@
           </w:tcPr>
           <w:p>
             <w:pPr>
+              <w:keepNext w:val="false"/>
               <w:spacing w:after="40" w:before="0"/>
               <w:jc w:val="left"/>
             </w:pPr>
@@ -25711,6 +26247,7 @@
           </w:tcPr>
           <w:p>
             <w:pPr>
+              <w:keepNext w:val="false"/>
               <w:spacing w:after="40" w:before="0"/>
               <w:jc w:val="left"/>
             </w:pPr>
@@ -25743,6 +26280,7 @@
           </w:tcPr>
           <w:p>
             <w:pPr>
+              <w:keepNext w:val="false"/>
               <w:spacing w:after="40" w:before="0"/>
               <w:jc w:val="left"/>
             </w:pPr>
@@ -25775,6 +26313,7 @@
           </w:tcPr>
           <w:p>
             <w:pPr>
+              <w:keepNext w:val="false"/>
               <w:spacing w:after="40" w:before="0"/>
               <w:jc w:val="left"/>
             </w:pPr>
@@ -25809,6 +26348,7 @@
           </w:tcPr>
           <w:p>
             <w:pPr>
+              <w:keepNext w:val="false"/>
               <w:spacing w:after="40" w:before="0"/>
               <w:jc w:val="left"/>
             </w:pPr>
@@ -25841,6 +26381,7 @@
           </w:tcPr>
           <w:p>
             <w:pPr>
+              <w:keepNext w:val="false"/>
               <w:spacing w:after="40" w:before="0"/>
               <w:jc w:val="left"/>
             </w:pPr>
@@ -25873,6 +26414,7 @@
           </w:tcPr>
           <w:p>
             <w:pPr>
+              <w:keepNext w:val="false"/>
               <w:spacing w:after="40" w:before="0"/>
               <w:jc w:val="left"/>
             </w:pPr>
@@ -25907,6 +26449,7 @@
           </w:tcPr>
           <w:p>
             <w:pPr>
+              <w:keepNext w:val="false"/>
               <w:spacing w:after="40" w:before="0"/>
               <w:jc w:val="left"/>
             </w:pPr>
@@ -25939,6 +26482,7 @@
           </w:tcPr>
           <w:p>
             <w:pPr>
+              <w:keepNext w:val="false"/>
               <w:spacing w:after="40" w:before="0"/>
               <w:jc w:val="left"/>
             </w:pPr>
@@ -25971,6 +26515,7 @@
           </w:tcPr>
           <w:p>
             <w:pPr>
+              <w:keepNext w:val="false"/>
               <w:spacing w:after="40" w:before="0"/>
               <w:jc w:val="left"/>
             </w:pPr>

--- a/data/outputs/v2/General_Science/SS3.2_Linear_Motion/General_Science_Linear_Motion_CBE_LessonSequence.docx
+++ b/data/outputs/v2/General_Science/SS3.2_Linear_Motion/General_Science_Linear_Motion_CBE_LessonSequence.docx
@@ -2178,7 +2178,7 @@
         </w:rPr>
         <w:t xml:space="preserve">© 2026 SeaVuria and ARES. This work is licensed under a </w:t>
       </w:r>
-      <w:hyperlink w:history="1" r:id="rId6kdeowmmhw-vyiu-uumpy">
+      <w:hyperlink w:history="1" r:id="rIdg-waq67dmfcnlwqcs6fl9">
         <w:r>
           <w:rPr>
             <w:rFonts w:ascii="Arial" w:cs="Arial" w:eastAsia="Arial" w:hAnsi="Arial"/>
@@ -2198,7 +2198,7 @@
         </w:rPr>
         <w:t xml:space="preserve"> (</w:t>
       </w:r>
-      <w:hyperlink w:history="1" r:id="rIdjxy7mt2kz_kdfynuqv0yf">
+      <w:hyperlink w:history="1" r:id="rIdnaw4o6slakukh8eih4dpt">
         <w:r>
           <w:rPr>
             <w:rFonts w:ascii="Arial" w:cs="Arial" w:eastAsia="Arial" w:hAnsi="Arial"/>
@@ -2218,7 +2218,7 @@
         </w:rPr>
         <w:t xml:space="preserve">). To view a copy of this license, visit </w:t>
       </w:r>
-      <w:hyperlink w:history="1" r:id="rIdlkrfqcnetyvh2bq5rptg1">
+      <w:hyperlink w:history="1" r:id="rIdv8ejsdzkcuhonelkjaxss">
         <w:r>
           <w:rPr>
             <w:rFonts w:ascii="Arial" w:cs="Arial" w:eastAsia="Arial" w:hAnsi="Arial"/>
@@ -3257,7 +3257,7 @@
             <w:pPr>
               <w:spacing w:after="20" w:before="0"/>
             </w:pPr>
-            <w:hyperlink w:history="1" r:id="rIdzwwk2xnndgj-vs-ac1aas">
+            <w:hyperlink w:history="1" r:id="rIdh-zzoz9qq-23a_znxfe3p">
               <w:r>
                 <w:rPr>
                   <w:rFonts w:ascii="Arial" w:cs="Arial" w:eastAsia="Arial" w:hAnsi="Arial"/>
@@ -3290,7 +3290,7 @@
               <w:spacing w:after="10" w:before="0"/>
               <w:ind w:left="120"/>
             </w:pPr>
-            <w:hyperlink w:history="1" r:id="rIda4egmqaz6zbjlnl32opjx">
+            <w:hyperlink w:history="1" r:id="rIdnkc9yn-lwg5c5sarvxkwq">
               <w:r>
                 <w:rPr>
                   <w:rFonts w:ascii="Arial" w:cs="Arial" w:eastAsia="Arial" w:hAnsi="Arial"/>
@@ -3335,7 +3335,7 @@
             <w:pPr>
               <w:spacing w:after="20" w:before="0"/>
             </w:pPr>
-            <w:hyperlink w:history="1" r:id="rIdcvljpn1-hfquxb6anz6qk">
+            <w:hyperlink w:history="1" r:id="rIdy7horxqii16xrepb3bv5j">
               <w:r>
                 <w:rPr>
                   <w:rFonts w:ascii="Arial" w:cs="Arial" w:eastAsia="Arial" w:hAnsi="Arial"/>
@@ -3368,7 +3368,7 @@
               <w:spacing w:after="10" w:before="0"/>
               <w:ind w:left="120"/>
             </w:pPr>
-            <w:hyperlink w:history="1" r:id="rIdwiwp8s0ba2vje-uo_g55j">
+            <w:hyperlink w:history="1" r:id="rId1hp5ynxtafevi-qhziuov">
               <w:r>
                 <w:rPr>
                   <w:rFonts w:ascii="Arial" w:cs="Arial" w:eastAsia="Arial" w:hAnsi="Arial"/>
@@ -3568,7 +3568,7 @@
             <w:pPr>
               <w:spacing w:after="20" w:before="0"/>
             </w:pPr>
-            <w:hyperlink w:history="1" r:id="rId5t4nmnbipaw2vdxaxwmu6">
+            <w:hyperlink w:history="1" r:id="rId-ktntbxubtwua7djwim8v">
               <w:r>
                 <w:rPr>
                   <w:rFonts w:ascii="Arial" w:cs="Arial" w:eastAsia="Arial" w:hAnsi="Arial"/>
@@ -3601,7 +3601,7 @@
               <w:spacing w:after="10" w:before="0"/>
               <w:ind w:left="120"/>
             </w:pPr>
-            <w:hyperlink w:history="1" r:id="rIdb5g-olrwd_psyc1llblh_">
+            <w:hyperlink w:history="1" r:id="rId8dr7jj_wtjkf_sityif7t">
               <w:r>
                 <w:rPr>
                   <w:rFonts w:ascii="Arial" w:cs="Arial" w:eastAsia="Arial" w:hAnsi="Arial"/>
@@ -3646,7 +3646,7 @@
             <w:pPr>
               <w:spacing w:after="20" w:before="0"/>
             </w:pPr>
-            <w:hyperlink w:history="1" r:id="rIdxzzewnavgqzhtatbay45w">
+            <w:hyperlink w:history="1" r:id="rIdtyvi6otxikjmekavc-dnw">
               <w:r>
                 <w:rPr>
                   <w:rFonts w:ascii="Arial" w:cs="Arial" w:eastAsia="Arial" w:hAnsi="Arial"/>
@@ -3679,7 +3679,7 @@
               <w:spacing w:after="10" w:before="0"/>
               <w:ind w:left="120"/>
             </w:pPr>
-            <w:hyperlink w:history="1" r:id="rIdph5ro6bxxu-lcjkbqexjz">
+            <w:hyperlink w:history="1" r:id="rIdhngfjkmw6t23gglcnhj26">
               <w:r>
                 <w:rPr>
                   <w:rFonts w:ascii="Arial" w:cs="Arial" w:eastAsia="Arial" w:hAnsi="Arial"/>
@@ -3879,7 +3879,7 @@
             <w:pPr>
               <w:spacing w:after="20" w:before="0"/>
             </w:pPr>
-            <w:hyperlink w:history="1" r:id="rIdhmfchlsoqckfs60qzgqpo">
+            <w:hyperlink w:history="1" r:id="rIdsltbpgz1zcumlpa2fn2yr">
               <w:r>
                 <w:rPr>
                   <w:rFonts w:ascii="Arial" w:cs="Arial" w:eastAsia="Arial" w:hAnsi="Arial"/>
@@ -3928,7 +3928,7 @@
               <w:spacing w:after="10" w:before="0"/>
               <w:ind w:left="120"/>
             </w:pPr>
-            <w:hyperlink w:history="1" r:id="rIducmgfx9hsooyfeaqctglc">
+            <w:hyperlink w:history="1" r:id="rIdazpk1y2bgdpjcqg-b46zx">
               <w:r>
                 <w:rPr>
                   <w:rFonts w:ascii="Arial" w:cs="Arial" w:eastAsia="Arial" w:hAnsi="Arial"/>
@@ -3973,7 +3973,7 @@
             <w:pPr>
               <w:spacing w:after="20" w:before="0"/>
             </w:pPr>
-            <w:hyperlink w:history="1" r:id="rId869ir-y3nkhgyusto60f8">
+            <w:hyperlink w:history="1" r:id="rIdyop_dbs3iqovvcktj3hu2">
               <w:r>
                 <w:rPr>
                   <w:rFonts w:ascii="Arial" w:cs="Arial" w:eastAsia="Arial" w:hAnsi="Arial"/>
@@ -4022,7 +4022,7 @@
               <w:spacing w:after="10" w:before="0"/>
               <w:ind w:left="120"/>
             </w:pPr>
-            <w:hyperlink w:history="1" r:id="rIdogyhthhjffyi6lywsosqa">
+            <w:hyperlink w:history="1" r:id="rId4vvrfnbolgarafy_yvzhl">
               <w:r>
                 <w:rPr>
                   <w:rFonts w:ascii="Arial" w:cs="Arial" w:eastAsia="Arial" w:hAnsi="Arial"/>
@@ -4222,7 +4222,7 @@
             <w:pPr>
               <w:spacing w:after="20" w:before="0"/>
             </w:pPr>
-            <w:hyperlink w:history="1" r:id="rIdtgoyef5rjhiryzdevzer7">
+            <w:hyperlink w:history="1" r:id="rIdncac9rg81i-xyt8upo_b3">
               <w:r>
                 <w:rPr>
                   <w:rFonts w:ascii="Arial" w:cs="Arial" w:eastAsia="Arial" w:hAnsi="Arial"/>
@@ -4271,7 +4271,7 @@
               <w:spacing w:after="10" w:before="0"/>
               <w:ind w:left="120"/>
             </w:pPr>
-            <w:hyperlink w:history="1" r:id="rIdcztmjleup8btobywiwtjv">
+            <w:hyperlink w:history="1" r:id="rIdgr23tiajmzwb4eqfzmsb2">
               <w:r>
                 <w:rPr>
                   <w:rFonts w:ascii="Arial" w:cs="Arial" w:eastAsia="Arial" w:hAnsi="Arial"/>
@@ -4316,7 +4316,7 @@
             <w:pPr>
               <w:spacing w:after="20" w:before="0"/>
             </w:pPr>
-            <w:hyperlink w:history="1" r:id="rIdnqncojajojtfzvd-gfbqc">
+            <w:hyperlink w:history="1" r:id="rIdifyheatpyuuxkat1oe8x5">
               <w:r>
                 <w:rPr>
                   <w:rFonts w:ascii="Arial" w:cs="Arial" w:eastAsia="Arial" w:hAnsi="Arial"/>
@@ -4365,7 +4365,7 @@
               <w:spacing w:after="10" w:before="0"/>
               <w:ind w:left="120"/>
             </w:pPr>
-            <w:hyperlink w:history="1" r:id="rIdjzq3zrburkwkiuabd7bjm">
+            <w:hyperlink w:history="1" r:id="rIda1vveslbv6sasvjhxdtrn">
               <w:r>
                 <w:rPr>
                   <w:rFonts w:ascii="Arial" w:cs="Arial" w:eastAsia="Arial" w:hAnsi="Arial"/>
@@ -4565,7 +4565,7 @@
             <w:pPr>
               <w:spacing w:after="20" w:before="0"/>
             </w:pPr>
-            <w:hyperlink w:history="1" r:id="rIdo-xxxz2bpu2vgjvepgvod">
+            <w:hyperlink w:history="1" r:id="rIdp3w97bkgy0brcvbvesopj">
               <w:r>
                 <w:rPr>
                   <w:rFonts w:ascii="Arial" w:cs="Arial" w:eastAsia="Arial" w:hAnsi="Arial"/>
@@ -4614,7 +4614,7 @@
               <w:spacing w:after="10" w:before="0"/>
               <w:ind w:left="120"/>
             </w:pPr>
-            <w:hyperlink w:history="1" r:id="rIdtt0k7ve1bs0wdyhuhufnb">
+            <w:hyperlink w:history="1" r:id="rId8mfiu7qefg_bm3xudqmoa">
               <w:r>
                 <w:rPr>
                   <w:rFonts w:ascii="Arial" w:cs="Arial" w:eastAsia="Arial" w:hAnsi="Arial"/>
@@ -4659,7 +4659,7 @@
             <w:pPr>
               <w:spacing w:after="20" w:before="0"/>
             </w:pPr>
-            <w:hyperlink w:history="1" r:id="rIdv7jpckwwe9nmafwy50ibu">
+            <w:hyperlink w:history="1" r:id="rIdnrznvwprdyzgao8z96ucj">
               <w:r>
                 <w:rPr>
                   <w:rFonts w:ascii="Arial" w:cs="Arial" w:eastAsia="Arial" w:hAnsi="Arial"/>
@@ -4708,7 +4708,7 @@
               <w:spacing w:after="10" w:before="0"/>
               <w:ind w:left="120"/>
             </w:pPr>
-            <w:hyperlink w:history="1" r:id="rIdxw3r51igu2xtk6acylwhs">
+            <w:hyperlink w:history="1" r:id="rIdnsxzhlijb14ubcfmrn4aq">
               <w:r>
                 <w:rPr>
                   <w:rFonts w:ascii="Arial" w:cs="Arial" w:eastAsia="Arial" w:hAnsi="Arial"/>
@@ -5233,7 +5233,7 @@
         </w:rPr>
         <w:t xml:space="preserve">© 2026 SeaVuria and ARES. Aligned with KICD objectives. Developed by SeaVuria; technical implementation by ARES (with AI assistance from Claude). Licensed under </w:t>
       </w:r>
-      <w:hyperlink w:history="1" r:id="rIdxmtx1xwuiju8grv-nqgpp">
+      <w:hyperlink w:history="1" r:id="rIdbolvxsyfwqkuwvy4_6rqp">
         <w:r>
           <w:rPr>
             <w:rFonts w:ascii="Arial" w:cs="Arial" w:eastAsia="Arial" w:hAnsi="Arial"/>
@@ -5254,7 +5254,7 @@
         </w:rPr>
         <w:t xml:space="preserve"> (</w:t>
       </w:r>
-      <w:hyperlink w:history="1" r:id="rIdhw3ntuo5w55nxfzi9ojyq">
+      <w:hyperlink w:history="1" r:id="rIdghc7lyx3_ykuyww6iyuz7">
         <w:r>
           <w:rPr>
             <w:rFonts w:ascii="Arial" w:cs="Arial" w:eastAsia="Arial" w:hAnsi="Arial"/>
@@ -6294,7 +6294,7 @@
             <w:pPr>
               <w:spacing w:after="20" w:before="0"/>
             </w:pPr>
-            <w:hyperlink w:history="1" r:id="rIdh8jknfu_sb0h-6qyowk_a">
+            <w:hyperlink w:history="1" r:id="rId5kzqdheea3a8t50w5zsp2">
               <w:r>
                 <w:rPr>
                   <w:rFonts w:ascii="Arial" w:cs="Arial" w:eastAsia="Arial" w:hAnsi="Arial"/>
@@ -6327,7 +6327,7 @@
               <w:spacing w:after="10" w:before="0"/>
               <w:ind w:left="120"/>
             </w:pPr>
-            <w:hyperlink w:history="1" r:id="rIdtonjl9qhviytgzau0lwwz">
+            <w:hyperlink w:history="1" r:id="rIduth1ikkhq6xbqjek-bupk">
               <w:r>
                 <w:rPr>
                   <w:rFonts w:ascii="Arial" w:cs="Arial" w:eastAsia="Arial" w:hAnsi="Arial"/>
@@ -6372,7 +6372,7 @@
             <w:pPr>
               <w:spacing w:after="20" w:before="0"/>
             </w:pPr>
-            <w:hyperlink w:history="1" r:id="rIdgopzr3wvqcp38c0d52ng6">
+            <w:hyperlink w:history="1" r:id="rIds9e8tguj9rwlasrxkyco7">
               <w:r>
                 <w:rPr>
                   <w:rFonts w:ascii="Arial" w:cs="Arial" w:eastAsia="Arial" w:hAnsi="Arial"/>
@@ -6405,7 +6405,7 @@
               <w:spacing w:after="10" w:before="0"/>
               <w:ind w:left="120"/>
             </w:pPr>
-            <w:hyperlink w:history="1" r:id="rIdq7bswwoluc9ksxrxsel59">
+            <w:hyperlink w:history="1" r:id="rIdxuckfqmjqjwtn2rl_ablj">
               <w:r>
                 <w:rPr>
                   <w:rFonts w:ascii="Arial" w:cs="Arial" w:eastAsia="Arial" w:hAnsi="Arial"/>
@@ -6605,7 +6605,7 @@
             <w:pPr>
               <w:spacing w:after="20" w:before="0"/>
             </w:pPr>
-            <w:hyperlink w:history="1" r:id="rIdsrybhjqk9ypd849mertft">
+            <w:hyperlink w:history="1" r:id="rIduy7kxvmqevcr1bkc5e9qb">
               <w:r>
                 <w:rPr>
                   <w:rFonts w:ascii="Arial" w:cs="Arial" w:eastAsia="Arial" w:hAnsi="Arial"/>
@@ -6638,7 +6638,7 @@
               <w:spacing w:after="10" w:before="0"/>
               <w:ind w:left="120"/>
             </w:pPr>
-            <w:hyperlink w:history="1" r:id="rIdye6ipscbjvducne_ltsj2">
+            <w:hyperlink w:history="1" r:id="rIdhx62kdib9ynwudxcq19a3">
               <w:r>
                 <w:rPr>
                   <w:rFonts w:ascii="Arial" w:cs="Arial" w:eastAsia="Arial" w:hAnsi="Arial"/>
@@ -6683,7 +6683,7 @@
             <w:pPr>
               <w:spacing w:after="20" w:before="0"/>
             </w:pPr>
-            <w:hyperlink w:history="1" r:id="rIdqfdri2ehsoy6cler1ps3o">
+            <w:hyperlink w:history="1" r:id="rIdrcvpubio3bd7apb0ii0fb">
               <w:r>
                 <w:rPr>
                   <w:rFonts w:ascii="Arial" w:cs="Arial" w:eastAsia="Arial" w:hAnsi="Arial"/>
@@ -6716,7 +6716,7 @@
               <w:spacing w:after="10" w:before="0"/>
               <w:ind w:left="120"/>
             </w:pPr>
-            <w:hyperlink w:history="1" r:id="rId7-gcjvzlej65gx_1se-sc">
+            <w:hyperlink w:history="1" r:id="rIdisdvd4cbmz7gl-pvhbd8h">
               <w:r>
                 <w:rPr>
                   <w:rFonts w:ascii="Arial" w:cs="Arial" w:eastAsia="Arial" w:hAnsi="Arial"/>
@@ -6916,7 +6916,7 @@
             <w:pPr>
               <w:spacing w:after="20" w:before="0"/>
             </w:pPr>
-            <w:hyperlink w:history="1" r:id="rIdwogl1mtmztc9ndyw3knmk">
+            <w:hyperlink w:history="1" r:id="rIdqzvwzmlggcgxjtch9vefx">
               <w:r>
                 <w:rPr>
                   <w:rFonts w:ascii="Arial" w:cs="Arial" w:eastAsia="Arial" w:hAnsi="Arial"/>
@@ -6949,7 +6949,7 @@
               <w:spacing w:after="10" w:before="0"/>
               <w:ind w:left="120"/>
             </w:pPr>
-            <w:hyperlink w:history="1" r:id="rIdjbqscl77ynxpmfneny8rp">
+            <w:hyperlink w:history="1" r:id="rIdtx74togjbswx-xp50czwn">
               <w:r>
                 <w:rPr>
                   <w:rFonts w:ascii="Arial" w:cs="Arial" w:eastAsia="Arial" w:hAnsi="Arial"/>
@@ -6994,7 +6994,7 @@
             <w:pPr>
               <w:spacing w:after="20" w:before="0"/>
             </w:pPr>
-            <w:hyperlink w:history="1" r:id="rIdb6fisrdbugrn7rle4ehie">
+            <w:hyperlink w:history="1" r:id="rIdnqlhjrcc4kiomlokkd1a2">
               <w:r>
                 <w:rPr>
                   <w:rFonts w:ascii="Arial" w:cs="Arial" w:eastAsia="Arial" w:hAnsi="Arial"/>
@@ -7027,7 +7027,7 @@
               <w:spacing w:after="10" w:before="0"/>
               <w:ind w:left="120"/>
             </w:pPr>
-            <w:hyperlink w:history="1" r:id="rIdjek7kmvrf44cl1y02lzsr">
+            <w:hyperlink w:history="1" r:id="rIdgrtygoqfjgm_pgay2uec7">
               <w:r>
                 <w:rPr>
                   <w:rFonts w:ascii="Arial" w:cs="Arial" w:eastAsia="Arial" w:hAnsi="Arial"/>
@@ -7227,7 +7227,7 @@
             <w:pPr>
               <w:spacing w:after="20" w:before="0"/>
             </w:pPr>
-            <w:hyperlink w:history="1" r:id="rIdvbdepk-m2wnche2ybmszi">
+            <w:hyperlink w:history="1" r:id="rIdtylye5_y6p4enlf5lafcd">
               <w:r>
                 <w:rPr>
                   <w:rFonts w:ascii="Arial" w:cs="Arial" w:eastAsia="Arial" w:hAnsi="Arial"/>
@@ -7260,7 +7260,7 @@
               <w:spacing w:after="10" w:before="0"/>
               <w:ind w:left="120"/>
             </w:pPr>
-            <w:hyperlink w:history="1" r:id="rIdwxayovkzmecf2_uu9rz6e">
+            <w:hyperlink w:history="1" r:id="rIdacgaf36oyxcdqu5ldnwa_">
               <w:r>
                 <w:rPr>
                   <w:rFonts w:ascii="Arial" w:cs="Arial" w:eastAsia="Arial" w:hAnsi="Arial"/>
@@ -7305,7 +7305,7 @@
             <w:pPr>
               <w:spacing w:after="20" w:before="0"/>
             </w:pPr>
-            <w:hyperlink w:history="1" r:id="rIdau0yrirtteviszfsxyzr7">
+            <w:hyperlink w:history="1" r:id="rIdrluxswvubqll71ucdn21b">
               <w:r>
                 <w:rPr>
                   <w:rFonts w:ascii="Arial" w:cs="Arial" w:eastAsia="Arial" w:hAnsi="Arial"/>
@@ -7338,7 +7338,7 @@
               <w:spacing w:after="10" w:before="0"/>
               <w:ind w:left="120"/>
             </w:pPr>
-            <w:hyperlink w:history="1" r:id="rIdq8cbehh8firvg93dcsl-n">
+            <w:hyperlink w:history="1" r:id="rIdf0aakkog78jexvc6xjjqz">
               <w:r>
                 <w:rPr>
                   <w:rFonts w:ascii="Arial" w:cs="Arial" w:eastAsia="Arial" w:hAnsi="Arial"/>
@@ -7538,7 +7538,7 @@
             <w:pPr>
               <w:spacing w:after="20" w:before="0"/>
             </w:pPr>
-            <w:hyperlink w:history="1" r:id="rId-34dvnr_jrs1c0ivtamgv">
+            <w:hyperlink w:history="1" r:id="rIdr_dhuufitttcsslgesxza">
               <w:r>
                 <w:rPr>
                   <w:rFonts w:ascii="Arial" w:cs="Arial" w:eastAsia="Arial" w:hAnsi="Arial"/>
@@ -7571,7 +7571,7 @@
               <w:spacing w:after="10" w:before="0"/>
               <w:ind w:left="120"/>
             </w:pPr>
-            <w:hyperlink w:history="1" r:id="rIdugo78uwdyjvxtiln77drb">
+            <w:hyperlink w:history="1" r:id="rIduxvruqg2yridocecqkpyg">
               <w:r>
                 <w:rPr>
                   <w:rFonts w:ascii="Arial" w:cs="Arial" w:eastAsia="Arial" w:hAnsi="Arial"/>
@@ -7616,7 +7616,7 @@
             <w:pPr>
               <w:spacing w:after="20" w:before="0"/>
             </w:pPr>
-            <w:hyperlink w:history="1" r:id="rId22hezjazzwp5ipbxx2osv">
+            <w:hyperlink w:history="1" r:id="rIdqyy_vxuc77ofjuqrxlq2l">
               <w:r>
                 <w:rPr>
                   <w:rFonts w:ascii="Arial" w:cs="Arial" w:eastAsia="Arial" w:hAnsi="Arial"/>
@@ -7665,7 +7665,7 @@
               <w:spacing w:after="10" w:before="0"/>
               <w:ind w:left="120"/>
             </w:pPr>
-            <w:hyperlink w:history="1" r:id="rIdwbutu_8xihrppinmdnff8">
+            <w:hyperlink w:history="1" r:id="rId6arxfdn6qeebeflbdqnno">
               <w:r>
                 <w:rPr>
                   <w:rFonts w:ascii="Arial" w:cs="Arial" w:eastAsia="Arial" w:hAnsi="Arial"/>
@@ -8190,7 +8190,7 @@
         </w:rPr>
         <w:t xml:space="preserve">© 2026 SeaVuria and ARES. Aligned with KICD objectives. Developed by SeaVuria; technical implementation by ARES (with AI assistance from Claude). Licensed under </w:t>
       </w:r>
-      <w:hyperlink w:history="1" r:id="rIdixdcudhukiu2wypajuwuf">
+      <w:hyperlink w:history="1" r:id="rIdgdydcesysrcttzruxbzga">
         <w:r>
           <w:rPr>
             <w:rFonts w:ascii="Arial" w:cs="Arial" w:eastAsia="Arial" w:hAnsi="Arial"/>
@@ -8211,7 +8211,7 @@
         </w:rPr>
         <w:t xml:space="preserve"> (</w:t>
       </w:r>
-      <w:hyperlink w:history="1" r:id="rIdl4qnezglq00ly6-bbzseu">
+      <w:hyperlink w:history="1" r:id="rIdzjozrdpm84fext0pvsf36">
         <w:r>
           <w:rPr>
             <w:rFonts w:ascii="Arial" w:cs="Arial" w:eastAsia="Arial" w:hAnsi="Arial"/>
@@ -9268,7 +9268,7 @@
               <w:spacing w:after="10" w:before="0"/>
               <w:ind w:left="120"/>
             </w:pPr>
-            <w:hyperlink w:history="1" r:id="rIdz1g1zlbf8bkyaemy8ezru">
+            <w:hyperlink w:history="1" r:id="rIdtmzhzgtnzr5krx0kutyhp">
               <w:r>
                 <w:rPr>
                   <w:rFonts w:ascii="Arial" w:cs="Arial" w:eastAsia="Arial" w:hAnsi="Arial"/>
@@ -9328,7 +9328,7 @@
             <w:pPr>
               <w:spacing w:after="20" w:before="0"/>
             </w:pPr>
-            <w:hyperlink w:history="1" r:id="rIdohkqrfz639gez9vvyulhq">
+            <w:hyperlink w:history="1" r:id="rId9rqr4ar2oz5xywhzwurb6">
               <w:r>
                 <w:rPr>
                   <w:rFonts w:ascii="Arial" w:cs="Arial" w:eastAsia="Arial" w:hAnsi="Arial"/>
@@ -9377,7 +9377,7 @@
               <w:spacing w:after="10" w:before="0"/>
               <w:ind w:left="120"/>
             </w:pPr>
-            <w:hyperlink w:history="1" r:id="rId655c2d0y4fsvsddaazleb">
+            <w:hyperlink w:history="1" r:id="rId-hyevxmoo8q55hi12zttc">
               <w:r>
                 <w:rPr>
                   <w:rFonts w:ascii="Arial" w:cs="Arial" w:eastAsia="Arial" w:hAnsi="Arial"/>
@@ -9594,7 +9594,7 @@
               <w:spacing w:after="10" w:before="0"/>
               <w:ind w:left="120"/>
             </w:pPr>
-            <w:hyperlink w:history="1" r:id="rIdskh3xx0mkzox9zcbdjh0p">
+            <w:hyperlink w:history="1" r:id="rIdn5ozjr0zupnbbsnulklul">
               <w:r>
                 <w:rPr>
                   <w:rFonts w:ascii="Arial" w:cs="Arial" w:eastAsia="Arial" w:hAnsi="Arial"/>
@@ -9654,7 +9654,7 @@
             <w:pPr>
               <w:spacing w:after="20" w:before="0"/>
             </w:pPr>
-            <w:hyperlink w:history="1" r:id="rId6d7hlrkvta9ukoj4i3s0y">
+            <w:hyperlink w:history="1" r:id="rIdta_wce_8oomgit28z4und">
               <w:r>
                 <w:rPr>
                   <w:rFonts w:ascii="Arial" w:cs="Arial" w:eastAsia="Arial" w:hAnsi="Arial"/>
@@ -9703,7 +9703,7 @@
               <w:spacing w:after="10" w:before="0"/>
               <w:ind w:left="120"/>
             </w:pPr>
-            <w:hyperlink w:history="1" r:id="rIdwpqr1ki8ekdoq3t87oagv">
+            <w:hyperlink w:history="1" r:id="rIdcytlgahr_upm2uhwxo6yl">
               <w:r>
                 <w:rPr>
                   <w:rFonts w:ascii="Arial" w:cs="Arial" w:eastAsia="Arial" w:hAnsi="Arial"/>
@@ -9920,7 +9920,7 @@
               <w:spacing w:after="10" w:before="0"/>
               <w:ind w:left="120"/>
             </w:pPr>
-            <w:hyperlink w:history="1" r:id="rIdhobgzrjp6dio9dksfuerv">
+            <w:hyperlink w:history="1" r:id="rIdb6e3q0fwzceci695vdegy">
               <w:r>
                 <w:rPr>
                   <w:rFonts w:ascii="Arial" w:cs="Arial" w:eastAsia="Arial" w:hAnsi="Arial"/>
@@ -9980,7 +9980,7 @@
             <w:pPr>
               <w:spacing w:after="20" w:before="0"/>
             </w:pPr>
-            <w:hyperlink w:history="1" r:id="rIds_okmdb4wee2rgnyyn-f4">
+            <w:hyperlink w:history="1" r:id="rIdwfmq31yt-c-lje0u4cwsn">
               <w:r>
                 <w:rPr>
                   <w:rFonts w:ascii="Arial" w:cs="Arial" w:eastAsia="Arial" w:hAnsi="Arial"/>
@@ -10029,7 +10029,7 @@
               <w:spacing w:after="10" w:before="0"/>
               <w:ind w:left="120"/>
             </w:pPr>
-            <w:hyperlink w:history="1" r:id="rIdaolspy_ravmpduxegahwc">
+            <w:hyperlink w:history="1" r:id="rId4dw_mqddlxfnmfq5idvaj">
               <w:r>
                 <w:rPr>
                   <w:rFonts w:ascii="Arial" w:cs="Arial" w:eastAsia="Arial" w:hAnsi="Arial"/>
@@ -10246,7 +10246,7 @@
               <w:spacing w:after="10" w:before="0"/>
               <w:ind w:left="120"/>
             </w:pPr>
-            <w:hyperlink w:history="1" r:id="rId_v_9x9_z73ovdvnnrwum1">
+            <w:hyperlink w:history="1" r:id="rIdcvqrpz6mtl-vggncobqas">
               <w:r>
                 <w:rPr>
                   <w:rFonts w:ascii="Arial" w:cs="Arial" w:eastAsia="Arial" w:hAnsi="Arial"/>
@@ -10306,7 +10306,7 @@
             <w:pPr>
               <w:spacing w:after="20" w:before="0"/>
             </w:pPr>
-            <w:hyperlink w:history="1" r:id="rIdvepbqegh9wtozt0c5e43f">
+            <w:hyperlink w:history="1" r:id="rIdvb7l5sghmuo4cfgcqtjvr">
               <w:r>
                 <w:rPr>
                   <w:rFonts w:ascii="Arial" w:cs="Arial" w:eastAsia="Arial" w:hAnsi="Arial"/>
@@ -10355,7 +10355,7 @@
               <w:spacing w:after="10" w:before="0"/>
               <w:ind w:left="120"/>
             </w:pPr>
-            <w:hyperlink w:history="1" r:id="rIdfko2jdrs6vfk7_quckwdm">
+            <w:hyperlink w:history="1" r:id="rIdk_8wtl32jbwf-gcifhyku">
               <w:r>
                 <w:rPr>
                   <w:rFonts w:ascii="Arial" w:cs="Arial" w:eastAsia="Arial" w:hAnsi="Arial"/>
@@ -10572,7 +10572,7 @@
               <w:spacing w:after="10" w:before="0"/>
               <w:ind w:left="120"/>
             </w:pPr>
-            <w:hyperlink w:history="1" r:id="rIdwgcqarfvoiwwepnidzgrs">
+            <w:hyperlink w:history="1" r:id="rIdgxsseftddyuosgq2lm6xh">
               <w:r>
                 <w:rPr>
                   <w:rFonts w:ascii="Arial" w:cs="Arial" w:eastAsia="Arial" w:hAnsi="Arial"/>
@@ -10632,7 +10632,7 @@
             <w:pPr>
               <w:spacing w:after="20" w:before="0"/>
             </w:pPr>
-            <w:hyperlink w:history="1" r:id="rIdjfk6aalh4stvhafbxupar">
+            <w:hyperlink w:history="1" r:id="rIdoai2zdahd_gwnpfbhy6ud">
               <w:r>
                 <w:rPr>
                   <w:rFonts w:ascii="Arial" w:cs="Arial" w:eastAsia="Arial" w:hAnsi="Arial"/>
@@ -10681,7 +10681,7 @@
               <w:spacing w:after="10" w:before="0"/>
               <w:ind w:left="120"/>
             </w:pPr>
-            <w:hyperlink w:history="1" r:id="rIdcfhhzv9akrtlm0omcnot9">
+            <w:hyperlink w:history="1" r:id="rId42yrynfj6pidzahtggsch">
               <w:r>
                 <w:rPr>
                   <w:rFonts w:ascii="Arial" w:cs="Arial" w:eastAsia="Arial" w:hAnsi="Arial"/>
@@ -11206,7 +11206,7 @@
         </w:rPr>
         <w:t xml:space="preserve">© 2026 SeaVuria and ARES. Aligned with KICD objectives. Developed by SeaVuria; technical implementation by ARES (with AI assistance from Claude). Licensed under </w:t>
       </w:r>
-      <w:hyperlink w:history="1" r:id="rIdynj8qwlezzwtyt6ielo1w">
+      <w:hyperlink w:history="1" r:id="rIda4ycxbmkn0mnd4dwdqxeb">
         <w:r>
           <w:rPr>
             <w:rFonts w:ascii="Arial" w:cs="Arial" w:eastAsia="Arial" w:hAnsi="Arial"/>
@@ -11227,7 +11227,7 @@
         </w:rPr>
         <w:t xml:space="preserve"> (</w:t>
       </w:r>
-      <w:hyperlink w:history="1" r:id="rIdqsjlu69kf4bcreufj1eyb">
+      <w:hyperlink w:history="1" r:id="rIdqceqnfd1pe-agatmbmrg4">
         <w:r>
           <w:rPr>
             <w:rFonts w:ascii="Arial" w:cs="Arial" w:eastAsia="Arial" w:hAnsi="Arial"/>
@@ -12267,7 +12267,7 @@
             <w:pPr>
               <w:spacing w:after="20" w:before="0"/>
             </w:pPr>
-            <w:hyperlink w:history="1" r:id="rIdju1z5fht4xs-h3n6mj88f">
+            <w:hyperlink w:history="1" r:id="rIdybyi_pjx8es_y8xk2vyof">
               <w:r>
                 <w:rPr>
                   <w:rFonts w:ascii="Arial" w:cs="Arial" w:eastAsia="Arial" w:hAnsi="Arial"/>
@@ -12300,7 +12300,7 @@
               <w:spacing w:after="10" w:before="0"/>
               <w:ind w:left="120"/>
             </w:pPr>
-            <w:hyperlink w:history="1" r:id="rId7d_ak-0ggqjmbdv257rl8">
+            <w:hyperlink w:history="1" r:id="rIdwfdta2_lla_pggdtbtyf6">
               <w:r>
                 <w:rPr>
                   <w:rFonts w:ascii="Arial" w:cs="Arial" w:eastAsia="Arial" w:hAnsi="Arial"/>
@@ -12345,7 +12345,7 @@
             <w:pPr>
               <w:spacing w:after="20" w:before="0"/>
             </w:pPr>
-            <w:hyperlink w:history="1" r:id="rIdsgujg5j77tyai-3ldbwlw">
+            <w:hyperlink w:history="1" r:id="rId04gkrrjaf9hvyld2jvb6q">
               <w:r>
                 <w:rPr>
                   <w:rFonts w:ascii="Arial" w:cs="Arial" w:eastAsia="Arial" w:hAnsi="Arial"/>
@@ -12378,7 +12378,7 @@
               <w:spacing w:after="10" w:before="0"/>
               <w:ind w:left="120"/>
             </w:pPr>
-            <w:hyperlink w:history="1" r:id="rIdj_t0d_sr-gut1ashcekys">
+            <w:hyperlink w:history="1" r:id="rIdhxpqtifac_ymzoaa4qrkp">
               <w:r>
                 <w:rPr>
                   <w:rFonts w:ascii="Arial" w:cs="Arial" w:eastAsia="Arial" w:hAnsi="Arial"/>
@@ -12578,7 +12578,7 @@
             <w:pPr>
               <w:spacing w:after="20" w:before="0"/>
             </w:pPr>
-            <w:hyperlink w:history="1" r:id="rIdq2gedoimrhfl_w0d9cnxy">
+            <w:hyperlink w:history="1" r:id="rIdat0leocmqvoytt4hvc3zm">
               <w:r>
                 <w:rPr>
                   <w:rFonts w:ascii="Arial" w:cs="Arial" w:eastAsia="Arial" w:hAnsi="Arial"/>
@@ -12611,7 +12611,7 @@
               <w:spacing w:after="10" w:before="0"/>
               <w:ind w:left="120"/>
             </w:pPr>
-            <w:hyperlink w:history="1" r:id="rIdwtrkvyletoi7j-0ewku5g">
+            <w:hyperlink w:history="1" r:id="rId0ajpqthnhcvurp4iatdbp">
               <w:r>
                 <w:rPr>
                   <w:rFonts w:ascii="Arial" w:cs="Arial" w:eastAsia="Arial" w:hAnsi="Arial"/>
@@ -12656,7 +12656,7 @@
             <w:pPr>
               <w:spacing w:after="20" w:before="0"/>
             </w:pPr>
-            <w:hyperlink w:history="1" r:id="rId58kzysxrmcr2ce-c8an4s">
+            <w:hyperlink w:history="1" r:id="rIdwtolfehc8-66urgsfrtrt">
               <w:r>
                 <w:rPr>
                   <w:rFonts w:ascii="Arial" w:cs="Arial" w:eastAsia="Arial" w:hAnsi="Arial"/>
@@ -12689,7 +12689,7 @@
               <w:spacing w:after="10" w:before="0"/>
               <w:ind w:left="120"/>
             </w:pPr>
-            <w:hyperlink w:history="1" r:id="rIdxre9s7-3-1_xdu2vtco6k">
+            <w:hyperlink w:history="1" r:id="rIda0jd2dnxmlakxjjjlxg3f">
               <w:r>
                 <w:rPr>
                   <w:rFonts w:ascii="Arial" w:cs="Arial" w:eastAsia="Arial" w:hAnsi="Arial"/>
@@ -12889,7 +12889,7 @@
             <w:pPr>
               <w:spacing w:after="20" w:before="0"/>
             </w:pPr>
-            <w:hyperlink w:history="1" r:id="rId0gkimog6hnlpwvwgzc0_f">
+            <w:hyperlink w:history="1" r:id="rIdknhujztrjfddpfh-u0vzs">
               <w:r>
                 <w:rPr>
                   <w:rFonts w:ascii="Arial" w:cs="Arial" w:eastAsia="Arial" w:hAnsi="Arial"/>
@@ -12938,7 +12938,7 @@
               <w:spacing w:after="10" w:before="0"/>
               <w:ind w:left="120"/>
             </w:pPr>
-            <w:hyperlink w:history="1" r:id="rIdek28ur_wjqatctsrk4uk6">
+            <w:hyperlink w:history="1" r:id="rIdlflsanhed_cchb2jdxcfr">
               <w:r>
                 <w:rPr>
                   <w:rFonts w:ascii="Arial" w:cs="Arial" w:eastAsia="Arial" w:hAnsi="Arial"/>
@@ -12983,7 +12983,7 @@
             <w:pPr>
               <w:spacing w:after="20" w:before="0"/>
             </w:pPr>
-            <w:hyperlink w:history="1" r:id="rIdxtz7o7ggwtyhidxtfaxba">
+            <w:hyperlink w:history="1" r:id="rIdsp613sfyfil9zdizkcsft">
               <w:r>
                 <w:rPr>
                   <w:rFonts w:ascii="Arial" w:cs="Arial" w:eastAsia="Arial" w:hAnsi="Arial"/>
@@ -13016,7 +13016,7 @@
               <w:spacing w:after="10" w:before="0"/>
               <w:ind w:left="120"/>
             </w:pPr>
-            <w:hyperlink w:history="1" r:id="rIdcya7pnz352qcq06ibya8a">
+            <w:hyperlink w:history="1" r:id="rIdz4vvvqdwvxr1phjsvkkbg">
               <w:r>
                 <w:rPr>
                   <w:rFonts w:ascii="Arial" w:cs="Arial" w:eastAsia="Arial" w:hAnsi="Arial"/>
@@ -13216,7 +13216,7 @@
             <w:pPr>
               <w:spacing w:after="20" w:before="0"/>
             </w:pPr>
-            <w:hyperlink w:history="1" r:id="rIdcqt5jni7rtv7yrg9sc_j4">
+            <w:hyperlink w:history="1" r:id="rIdjgc7lbo398uchzjuoifzi">
               <w:r>
                 <w:rPr>
                   <w:rFonts w:ascii="Arial" w:cs="Arial" w:eastAsia="Arial" w:hAnsi="Arial"/>
@@ -13265,7 +13265,7 @@
               <w:spacing w:after="10" w:before="0"/>
               <w:ind w:left="120"/>
             </w:pPr>
-            <w:hyperlink w:history="1" r:id="rIdfoulbxygyt2rglko30vsm">
+            <w:hyperlink w:history="1" r:id="rIdxgae0zqsby7x2rwlnlkye">
               <w:r>
                 <w:rPr>
                   <w:rFonts w:ascii="Arial" w:cs="Arial" w:eastAsia="Arial" w:hAnsi="Arial"/>
@@ -13310,7 +13310,7 @@
             <w:pPr>
               <w:spacing w:after="20" w:before="0"/>
             </w:pPr>
-            <w:hyperlink w:history="1" r:id="rId9t5zbetgggp05eqhyw8fn">
+            <w:hyperlink w:history="1" r:id="rIdgfwsfdq2nlhfocbgwc9rt">
               <w:r>
                 <w:rPr>
                   <w:rFonts w:ascii="Arial" w:cs="Arial" w:eastAsia="Arial" w:hAnsi="Arial"/>
@@ -13343,7 +13343,7 @@
               <w:spacing w:after="10" w:before="0"/>
               <w:ind w:left="120"/>
             </w:pPr>
-            <w:hyperlink w:history="1" r:id="rIdhl5l06_gfywhk7c5-cq1n">
+            <w:hyperlink w:history="1" r:id="rIdyslemimeqpenntq07o9f3">
               <w:r>
                 <w:rPr>
                   <w:rFonts w:ascii="Arial" w:cs="Arial" w:eastAsia="Arial" w:hAnsi="Arial"/>
@@ -13543,7 +13543,7 @@
             <w:pPr>
               <w:spacing w:after="20" w:before="0"/>
             </w:pPr>
-            <w:hyperlink w:history="1" r:id="rIdgf6jqvnrgteyk7aenpiat">
+            <w:hyperlink w:history="1" r:id="rIdy9zblk9zwshslmttmz9vv">
               <w:r>
                 <w:rPr>
                   <w:rFonts w:ascii="Arial" w:cs="Arial" w:eastAsia="Arial" w:hAnsi="Arial"/>
@@ -13576,7 +13576,7 @@
               <w:spacing w:after="10" w:before="0"/>
               <w:ind w:left="120"/>
             </w:pPr>
-            <w:hyperlink w:history="1" r:id="rId8wxa2kitkoamxgazhfj5o">
+            <w:hyperlink w:history="1" r:id="rId5cranikrbuhediwh7vcyq">
               <w:r>
                 <w:rPr>
                   <w:rFonts w:ascii="Arial" w:cs="Arial" w:eastAsia="Arial" w:hAnsi="Arial"/>
@@ -13621,7 +13621,7 @@
             <w:pPr>
               <w:spacing w:after="20" w:before="0"/>
             </w:pPr>
-            <w:hyperlink w:history="1" r:id="rId7njmvnu97oqqnqx5leipw">
+            <w:hyperlink w:history="1" r:id="rIdxgjkao-ne1maymb2ojqyt">
               <w:r>
                 <w:rPr>
                   <w:rFonts w:ascii="Arial" w:cs="Arial" w:eastAsia="Arial" w:hAnsi="Arial"/>
@@ -13654,7 +13654,7 @@
               <w:spacing w:after="10" w:before="0"/>
               <w:ind w:left="120"/>
             </w:pPr>
-            <w:hyperlink w:history="1" r:id="rIdqotxpkxjw_w66md9ocpq9">
+            <w:hyperlink w:history="1" r:id="rIdfq-egb86dzif-tqfasxfc">
               <w:r>
                 <w:rPr>
                   <w:rFonts w:ascii="Arial" w:cs="Arial" w:eastAsia="Arial" w:hAnsi="Arial"/>
@@ -14179,7 +14179,7 @@
         </w:rPr>
         <w:t xml:space="preserve">© 2026 SeaVuria and ARES. Aligned with KICD objectives. Developed by SeaVuria; technical implementation by ARES (with AI assistance from Claude). Licensed under </w:t>
       </w:r>
-      <w:hyperlink w:history="1" r:id="rIdjztds5bu9wdstplruwnky">
+      <w:hyperlink w:history="1" r:id="rIdfvozg9b6ttwlucykk3e_g">
         <w:r>
           <w:rPr>
             <w:rFonts w:ascii="Arial" w:cs="Arial" w:eastAsia="Arial" w:hAnsi="Arial"/>
@@ -14200,7 +14200,7 @@
         </w:rPr>
         <w:t xml:space="preserve"> (</w:t>
       </w:r>
-      <w:hyperlink w:history="1" r:id="rIdyba3q658rokibus0sa2ez">
+      <w:hyperlink w:history="1" r:id="rIdztilmhsdlqqo6p4jfn0qi">
         <w:r>
           <w:rPr>
             <w:rFonts w:ascii="Arial" w:cs="Arial" w:eastAsia="Arial" w:hAnsi="Arial"/>
@@ -15240,7 +15240,7 @@
             <w:pPr>
               <w:spacing w:after="20" w:before="0"/>
             </w:pPr>
-            <w:hyperlink w:history="1" r:id="rIddsguuj68ihbwxi7mvl_1s">
+            <w:hyperlink w:history="1" r:id="rIdflzkyta4ala80szbwjzj-">
               <w:r>
                 <w:rPr>
                   <w:rFonts w:ascii="Arial" w:cs="Arial" w:eastAsia="Arial" w:hAnsi="Arial"/>
@@ -15273,7 +15273,7 @@
               <w:spacing w:after="10" w:before="0"/>
               <w:ind w:left="120"/>
             </w:pPr>
-            <w:hyperlink w:history="1" r:id="rIdcgyvgzqnch5mhs-cvtru_">
+            <w:hyperlink w:history="1" r:id="rIdnyhj9b_htjmf4g2rr9zeg">
               <w:r>
                 <w:rPr>
                   <w:rFonts w:ascii="Arial" w:cs="Arial" w:eastAsia="Arial" w:hAnsi="Arial"/>
@@ -15318,7 +15318,7 @@
             <w:pPr>
               <w:spacing w:after="20" w:before="0"/>
             </w:pPr>
-            <w:hyperlink w:history="1" r:id="rId3byo0mvv3efu6_lmviy-r">
+            <w:hyperlink w:history="1" r:id="rIdpg5ju-1ewpajyqdjrwhk4">
               <w:r>
                 <w:rPr>
                   <w:rFonts w:ascii="Arial" w:cs="Arial" w:eastAsia="Arial" w:hAnsi="Arial"/>
@@ -15351,7 +15351,7 @@
               <w:spacing w:after="10" w:before="0"/>
               <w:ind w:left="120"/>
             </w:pPr>
-            <w:hyperlink w:history="1" r:id="rId9mi_5rnvesanck2c56yqd">
+            <w:hyperlink w:history="1" r:id="rIdj_5co7eeeeiotfveo9chu">
               <w:r>
                 <w:rPr>
                   <w:rFonts w:ascii="Arial" w:cs="Arial" w:eastAsia="Arial" w:hAnsi="Arial"/>
@@ -15551,7 +15551,7 @@
             <w:pPr>
               <w:spacing w:after="20" w:before="0"/>
             </w:pPr>
-            <w:hyperlink w:history="1" r:id="rIdsoyricmnepjdxbhlfuugs">
+            <w:hyperlink w:history="1" r:id="rIdeivnxkqes_p1hy0ebdctv">
               <w:r>
                 <w:rPr>
                   <w:rFonts w:ascii="Arial" w:cs="Arial" w:eastAsia="Arial" w:hAnsi="Arial"/>
@@ -15584,7 +15584,7 @@
               <w:spacing w:after="10" w:before="0"/>
               <w:ind w:left="120"/>
             </w:pPr>
-            <w:hyperlink w:history="1" r:id="rIdcttdwzgvmhirboswcvowv">
+            <w:hyperlink w:history="1" r:id="rIdrzglc9bl_6ufmlciukvwv">
               <w:r>
                 <w:rPr>
                   <w:rFonts w:ascii="Arial" w:cs="Arial" w:eastAsia="Arial" w:hAnsi="Arial"/>
@@ -15629,7 +15629,7 @@
             <w:pPr>
               <w:spacing w:after="20" w:before="0"/>
             </w:pPr>
-            <w:hyperlink w:history="1" r:id="rIdn2ujiv6x3kjbuvrovcudi">
+            <w:hyperlink w:history="1" r:id="rIdbuwso9tehy206eczqorc7">
               <w:r>
                 <w:rPr>
                   <w:rFonts w:ascii="Arial" w:cs="Arial" w:eastAsia="Arial" w:hAnsi="Arial"/>
@@ -15662,7 +15662,7 @@
               <w:spacing w:after="10" w:before="0"/>
               <w:ind w:left="120"/>
             </w:pPr>
-            <w:hyperlink w:history="1" r:id="rIdq_txnhlocze7e1dcyjbxe">
+            <w:hyperlink w:history="1" r:id="rId32swprxy9pf908ydizyoa">
               <w:r>
                 <w:rPr>
                   <w:rFonts w:ascii="Arial" w:cs="Arial" w:eastAsia="Arial" w:hAnsi="Arial"/>
@@ -15862,7 +15862,7 @@
             <w:pPr>
               <w:spacing w:after="20" w:before="0"/>
             </w:pPr>
-            <w:hyperlink w:history="1" r:id="rIdqgiw90cjhwovhj7dpdtzp">
+            <w:hyperlink w:history="1" r:id="rIdcz0aklpsc2nmd3e3-5pls">
               <w:r>
                 <w:rPr>
                   <w:rFonts w:ascii="Arial" w:cs="Arial" w:eastAsia="Arial" w:hAnsi="Arial"/>
@@ -15911,7 +15911,7 @@
               <w:spacing w:after="10" w:before="0"/>
               <w:ind w:left="120"/>
             </w:pPr>
-            <w:hyperlink w:history="1" r:id="rIdzalfb9liz58bm6dwpg6kq">
+            <w:hyperlink w:history="1" r:id="rIdku-tllmaqmrllk8icqbxv">
               <w:r>
                 <w:rPr>
                   <w:rFonts w:ascii="Arial" w:cs="Arial" w:eastAsia="Arial" w:hAnsi="Arial"/>
@@ -15956,7 +15956,7 @@
             <w:pPr>
               <w:spacing w:after="20" w:before="0"/>
             </w:pPr>
-            <w:hyperlink w:history="1" r:id="rIdtct2lpxrd-1zbyssjqbk4">
+            <w:hyperlink w:history="1" r:id="rId43fx1ynyi-ssyn3l4tukp">
               <w:r>
                 <w:rPr>
                   <w:rFonts w:ascii="Arial" w:cs="Arial" w:eastAsia="Arial" w:hAnsi="Arial"/>
@@ -15989,7 +15989,7 @@
               <w:spacing w:after="10" w:before="0"/>
               <w:ind w:left="120"/>
             </w:pPr>
-            <w:hyperlink w:history="1" r:id="rId7q4ngy-yysmafbvw348fe">
+            <w:hyperlink w:history="1" r:id="rIdra7eio1tberr529t9iqwy">
               <w:r>
                 <w:rPr>
                   <w:rFonts w:ascii="Arial" w:cs="Arial" w:eastAsia="Arial" w:hAnsi="Arial"/>
@@ -16189,7 +16189,7 @@
             <w:pPr>
               <w:spacing w:after="20" w:before="0"/>
             </w:pPr>
-            <w:hyperlink w:history="1" r:id="rIdpk71f6wp4v5ryeackutun">
+            <w:hyperlink w:history="1" r:id="rIdz8nfguigdcpk404x4d_1f">
               <w:r>
                 <w:rPr>
                   <w:rFonts w:ascii="Arial" w:cs="Arial" w:eastAsia="Arial" w:hAnsi="Arial"/>
@@ -16238,7 +16238,7 @@
               <w:spacing w:after="10" w:before="0"/>
               <w:ind w:left="120"/>
             </w:pPr>
-            <w:hyperlink w:history="1" r:id="rIdwf-u1i9b6ycpfd6zx-jdx">
+            <w:hyperlink w:history="1" r:id="rIdxk7fnp8ibjeypiq_ejmwb">
               <w:r>
                 <w:rPr>
                   <w:rFonts w:ascii="Arial" w:cs="Arial" w:eastAsia="Arial" w:hAnsi="Arial"/>
@@ -16283,7 +16283,7 @@
             <w:pPr>
               <w:spacing w:after="20" w:before="0"/>
             </w:pPr>
-            <w:hyperlink w:history="1" r:id="rIdm9z7f6mahswxvoeqoortp">
+            <w:hyperlink w:history="1" r:id="rId_ugtr3zvpzrhcdi_bo29v">
               <w:r>
                 <w:rPr>
                   <w:rFonts w:ascii="Arial" w:cs="Arial" w:eastAsia="Arial" w:hAnsi="Arial"/>
@@ -16316,7 +16316,7 @@
               <w:spacing w:after="10" w:before="0"/>
               <w:ind w:left="120"/>
             </w:pPr>
-            <w:hyperlink w:history="1" r:id="rIdafapipxkdvfpibp9gp31e">
+            <w:hyperlink w:history="1" r:id="rId4h_qmm88zxyrrmyhf8uz3">
               <w:r>
                 <w:rPr>
                   <w:rFonts w:ascii="Arial" w:cs="Arial" w:eastAsia="Arial" w:hAnsi="Arial"/>
@@ -16516,7 +16516,7 @@
             <w:pPr>
               <w:spacing w:after="20" w:before="0"/>
             </w:pPr>
-            <w:hyperlink w:history="1" r:id="rIdh1ggbjtfaeeeuuo5i-vgr">
+            <w:hyperlink w:history="1" r:id="rIdv59adhuferprcm0tpeyzl">
               <w:r>
                 <w:rPr>
                   <w:rFonts w:ascii="Arial" w:cs="Arial" w:eastAsia="Arial" w:hAnsi="Arial"/>
@@ -16549,7 +16549,7 @@
               <w:spacing w:after="10" w:before="0"/>
               <w:ind w:left="120"/>
             </w:pPr>
-            <w:hyperlink w:history="1" r:id="rIdydlgcopcmwna_1ghp4ak7">
+            <w:hyperlink w:history="1" r:id="rIdg7sbxpmoy5n-_0h701q45">
               <w:r>
                 <w:rPr>
                   <w:rFonts w:ascii="Arial" w:cs="Arial" w:eastAsia="Arial" w:hAnsi="Arial"/>
@@ -16594,7 +16594,7 @@
             <w:pPr>
               <w:spacing w:after="20" w:before="0"/>
             </w:pPr>
-            <w:hyperlink w:history="1" r:id="rIdnuqedf2mlhdwrteoo3nyw">
+            <w:hyperlink w:history="1" r:id="rIdaj3arzycl8gscf-d4hfpi">
               <w:r>
                 <w:rPr>
                   <w:rFonts w:ascii="Arial" w:cs="Arial" w:eastAsia="Arial" w:hAnsi="Arial"/>
@@ -16627,7 +16627,7 @@
               <w:spacing w:after="10" w:before="0"/>
               <w:ind w:left="120"/>
             </w:pPr>
-            <w:hyperlink w:history="1" r:id="rIdyc1upxlcheq20wi0dtrwv">
+            <w:hyperlink w:history="1" r:id="rIdydnio9ftjw9fhryhnoiy-">
               <w:r>
                 <w:rPr>
                   <w:rFonts w:ascii="Arial" w:cs="Arial" w:eastAsia="Arial" w:hAnsi="Arial"/>
@@ -17152,7 +17152,7 @@
         </w:rPr>
         <w:t xml:space="preserve">© 2026 SeaVuria and ARES. Aligned with KICD objectives. Developed by SeaVuria; technical implementation by ARES (with AI assistance from Claude). Licensed under </w:t>
       </w:r>
-      <w:hyperlink w:history="1" r:id="rIdmxluu5x06pz9ylw1utqb_">
+      <w:hyperlink w:history="1" r:id="rIddjptlqu_y4avqu3c_jkct">
         <w:r>
           <w:rPr>
             <w:rFonts w:ascii="Arial" w:cs="Arial" w:eastAsia="Arial" w:hAnsi="Arial"/>
@@ -17173,7 +17173,7 @@
         </w:rPr>
         <w:t xml:space="preserve"> (</w:t>
       </w:r>
-      <w:hyperlink w:history="1" r:id="rIdn0xfarxachm4mmlch8hg3">
+      <w:hyperlink w:history="1" r:id="rIdavb4fgdwrgqolmlzlgvyk">
         <w:r>
           <w:rPr>
             <w:rFonts w:ascii="Arial" w:cs="Arial" w:eastAsia="Arial" w:hAnsi="Arial"/>
@@ -18230,7 +18230,7 @@
               <w:spacing w:after="10" w:before="0"/>
               <w:ind w:left="120"/>
             </w:pPr>
-            <w:hyperlink w:history="1" r:id="rId6jhmpco6j22wx5pxkfwfs">
+            <w:hyperlink w:history="1" r:id="rIdwxodqevsrifxd8uhahdfh">
               <w:r>
                 <w:rPr>
                   <w:rFonts w:ascii="Arial" w:cs="Arial" w:eastAsia="Arial" w:hAnsi="Arial"/>
@@ -18307,7 +18307,7 @@
               <w:spacing w:after="10" w:before="0"/>
               <w:ind w:left="120"/>
             </w:pPr>
-            <w:hyperlink w:history="1" r:id="rId87tum1f412zayibfegisw">
+            <w:hyperlink w:history="1" r:id="rIdfcpohdg67d8hjcqnlw9pr">
               <w:r>
                 <w:rPr>
                   <w:rFonts w:ascii="Arial" w:cs="Arial" w:eastAsia="Arial" w:hAnsi="Arial"/>
@@ -18539,7 +18539,7 @@
               <w:spacing w:after="10" w:before="0"/>
               <w:ind w:left="120"/>
             </w:pPr>
-            <w:hyperlink w:history="1" r:id="rIdfoawhyw75_4srxzug-lwg">
+            <w:hyperlink w:history="1" r:id="rIdpz0qbh8ap46jyhpewo-ql">
               <w:r>
                 <w:rPr>
                   <w:rFonts w:ascii="Arial" w:cs="Arial" w:eastAsia="Arial" w:hAnsi="Arial"/>
@@ -18616,7 +18616,7 @@
               <w:spacing w:after="10" w:before="0"/>
               <w:ind w:left="120"/>
             </w:pPr>
-            <w:hyperlink w:history="1" r:id="rId4vlpeceveubmctmd7jc2u">
+            <w:hyperlink w:history="1" r:id="rIdyqdtlthaq623nqk8dwlgk">
               <w:r>
                 <w:rPr>
                   <w:rFonts w:ascii="Arial" w:cs="Arial" w:eastAsia="Arial" w:hAnsi="Arial"/>
@@ -18848,7 +18848,7 @@
               <w:spacing w:after="10" w:before="0"/>
               <w:ind w:left="120"/>
             </w:pPr>
-            <w:hyperlink w:history="1" r:id="rId_f4q_oonilulgwvar1vhx">
+            <w:hyperlink w:history="1" r:id="rId7cez6eusetih0zadymb8e">
               <w:r>
                 <w:rPr>
                   <w:rFonts w:ascii="Arial" w:cs="Arial" w:eastAsia="Arial" w:hAnsi="Arial"/>
@@ -18925,7 +18925,7 @@
               <w:spacing w:after="10" w:before="0"/>
               <w:ind w:left="120"/>
             </w:pPr>
-            <w:hyperlink w:history="1" r:id="rId2jcjc7e31c8jbiub2qqna">
+            <w:hyperlink w:history="1" r:id="rIdhgviupu99ub7wzuqwwjna">
               <w:r>
                 <w:rPr>
                   <w:rFonts w:ascii="Arial" w:cs="Arial" w:eastAsia="Arial" w:hAnsi="Arial"/>
@@ -19157,7 +19157,7 @@
               <w:spacing w:after="10" w:before="0"/>
               <w:ind w:left="120"/>
             </w:pPr>
-            <w:hyperlink w:history="1" r:id="rIdl2mfszaljx6zxa_-tdxig">
+            <w:hyperlink w:history="1" r:id="rIdxemg_bguwc5dkfpeaoeai">
               <w:r>
                 <w:rPr>
                   <w:rFonts w:ascii="Arial" w:cs="Arial" w:eastAsia="Arial" w:hAnsi="Arial"/>
@@ -19234,7 +19234,7 @@
               <w:spacing w:after="10" w:before="0"/>
               <w:ind w:left="120"/>
             </w:pPr>
-            <w:hyperlink w:history="1" r:id="rIdcu6cuyeifwjqrtzpm-30l">
+            <w:hyperlink w:history="1" r:id="rIdpwahgyagta_nynbuoyfkd">
               <w:r>
                 <w:rPr>
                   <w:rFonts w:ascii="Arial" w:cs="Arial" w:eastAsia="Arial" w:hAnsi="Arial"/>
@@ -19466,7 +19466,7 @@
               <w:spacing w:after="10" w:before="0"/>
               <w:ind w:left="120"/>
             </w:pPr>
-            <w:hyperlink w:history="1" r:id="rIdq26czkhrc84xcgkkozdez">
+            <w:hyperlink w:history="1" r:id="rId-oileuxb0kpadvketie4x">
               <w:r>
                 <w:rPr>
                   <w:rFonts w:ascii="Arial" w:cs="Arial" w:eastAsia="Arial" w:hAnsi="Arial"/>
@@ -19543,7 +19543,7 @@
               <w:spacing w:after="10" w:before="0"/>
               <w:ind w:left="120"/>
             </w:pPr>
-            <w:hyperlink w:history="1" r:id="rIdzrjz8h4mfr6hijdmhjumc">
+            <w:hyperlink w:history="1" r:id="rIde0vj7k2xbqww32or7cojh">
               <w:r>
                 <w:rPr>
                   <w:rFonts w:ascii="Arial" w:cs="Arial" w:eastAsia="Arial" w:hAnsi="Arial"/>
@@ -20083,7 +20083,7 @@
         </w:rPr>
         <w:t xml:space="preserve">© 2026 SeaVuria and ARES. Aligned with KICD objectives. Developed by SeaVuria; technical implementation by ARES (with AI assistance from Claude). Licensed under </w:t>
       </w:r>
-      <w:hyperlink w:history="1" r:id="rId3cx0e5kymilhhsnl8rwfy">
+      <w:hyperlink w:history="1" r:id="rIdlpcpbfybyxdzzt7lzl1cy">
         <w:r>
           <w:rPr>
             <w:rFonts w:ascii="Arial" w:cs="Arial" w:eastAsia="Arial" w:hAnsi="Arial"/>
@@ -20104,7 +20104,7 @@
         </w:rPr>
         <w:t xml:space="preserve"> (</w:t>
       </w:r>
-      <w:hyperlink w:history="1" r:id="rIdaxpc0we27i5k8tkt2r4uv">
+      <w:hyperlink w:history="1" r:id="rIdea-vktcx8zk64irwe9teq">
         <w:r>
           <w:rPr>
             <w:rFonts w:ascii="Arial" w:cs="Arial" w:eastAsia="Arial" w:hAnsi="Arial"/>
@@ -21144,7 +21144,7 @@
             <w:pPr>
               <w:spacing w:after="20" w:before="0"/>
             </w:pPr>
-            <w:hyperlink w:history="1" r:id="rIdmeuis1uxmsipeyuzssiuk">
+            <w:hyperlink w:history="1" r:id="rIdrooi_qxzi7smtqtu7s9gr">
               <w:r>
                 <w:rPr>
                   <w:rFonts w:ascii="Arial" w:cs="Arial" w:eastAsia="Arial" w:hAnsi="Arial"/>
@@ -21177,7 +21177,7 @@
               <w:spacing w:after="10" w:before="0"/>
               <w:ind w:left="120"/>
             </w:pPr>
-            <w:hyperlink w:history="1" r:id="rId3lteld7vszaf3lyhupstl">
+            <w:hyperlink w:history="1" r:id="rIdkz2uw29tml_uotygalrfe">
               <w:r>
                 <w:rPr>
                   <w:rFonts w:ascii="Arial" w:cs="Arial" w:eastAsia="Arial" w:hAnsi="Arial"/>
@@ -21222,7 +21222,7 @@
             <w:pPr>
               <w:spacing w:after="20" w:before="0"/>
             </w:pPr>
-            <w:hyperlink w:history="1" r:id="rIdw02ism-w1jfosufn7fcic">
+            <w:hyperlink w:history="1" r:id="rIdbr_xt_tfsin5zbqbkwhrv">
               <w:r>
                 <w:rPr>
                   <w:rFonts w:ascii="Arial" w:cs="Arial" w:eastAsia="Arial" w:hAnsi="Arial"/>
@@ -21255,7 +21255,7 @@
               <w:spacing w:after="10" w:before="0"/>
               <w:ind w:left="120"/>
             </w:pPr>
-            <w:hyperlink w:history="1" r:id="rIdeuczegiot9zeuv5dr4zkn">
+            <w:hyperlink w:history="1" r:id="rId35rizrhgld81otxdzyine">
               <w:r>
                 <w:rPr>
                   <w:rFonts w:ascii="Arial" w:cs="Arial" w:eastAsia="Arial" w:hAnsi="Arial"/>
@@ -21455,7 +21455,7 @@
             <w:pPr>
               <w:spacing w:after="20" w:before="0"/>
             </w:pPr>
-            <w:hyperlink w:history="1" r:id="rIdmr8pw2cc-plej9bmqt4eg">
+            <w:hyperlink w:history="1" r:id="rIdgqk08tgnhkk4q_e9xv_7v">
               <w:r>
                 <w:rPr>
                   <w:rFonts w:ascii="Arial" w:cs="Arial" w:eastAsia="Arial" w:hAnsi="Arial"/>
@@ -21488,7 +21488,7 @@
               <w:spacing w:after="10" w:before="0"/>
               <w:ind w:left="120"/>
             </w:pPr>
-            <w:hyperlink w:history="1" r:id="rIdirlwebgxdhnnzcfyvnwqp">
+            <w:hyperlink w:history="1" r:id="rIdzca3t-zbayzsddnaokgab">
               <w:r>
                 <w:rPr>
                   <w:rFonts w:ascii="Arial" w:cs="Arial" w:eastAsia="Arial" w:hAnsi="Arial"/>
@@ -21533,7 +21533,7 @@
             <w:pPr>
               <w:spacing w:after="20" w:before="0"/>
             </w:pPr>
-            <w:hyperlink w:history="1" r:id="rId_7hk0raryeik1s3gouvcp">
+            <w:hyperlink w:history="1" r:id="rIdmfukta5oejhc8dc6gghvm">
               <w:r>
                 <w:rPr>
                   <w:rFonts w:ascii="Arial" w:cs="Arial" w:eastAsia="Arial" w:hAnsi="Arial"/>
@@ -21566,7 +21566,7 @@
               <w:spacing w:after="10" w:before="0"/>
               <w:ind w:left="120"/>
             </w:pPr>
-            <w:hyperlink w:history="1" r:id="rIdhlg5gdecfhv2vplswssef">
+            <w:hyperlink w:history="1" r:id="rIdf225ry1xznlzvc4wht21j">
               <w:r>
                 <w:rPr>
                   <w:rFonts w:ascii="Arial" w:cs="Arial" w:eastAsia="Arial" w:hAnsi="Arial"/>
@@ -21766,7 +21766,7 @@
             <w:pPr>
               <w:spacing w:after="20" w:before="0"/>
             </w:pPr>
-            <w:hyperlink w:history="1" r:id="rIdpurkm3-y5npob3zqlhoxd">
+            <w:hyperlink w:history="1" r:id="rIdfgalc919oyumusjgvygsi">
               <w:r>
                 <w:rPr>
                   <w:rFonts w:ascii="Arial" w:cs="Arial" w:eastAsia="Arial" w:hAnsi="Arial"/>
@@ -21799,7 +21799,7 @@
               <w:spacing w:after="10" w:before="0"/>
               <w:ind w:left="120"/>
             </w:pPr>
-            <w:hyperlink w:history="1" r:id="rIdctxyxypz9pmvsx9lojcxl">
+            <w:hyperlink w:history="1" r:id="rId77geuqgag8e-ajmuo_xbj">
               <w:r>
                 <w:rPr>
                   <w:rFonts w:ascii="Arial" w:cs="Arial" w:eastAsia="Arial" w:hAnsi="Arial"/>
@@ -21844,7 +21844,7 @@
             <w:pPr>
               <w:spacing w:after="20" w:before="0"/>
             </w:pPr>
-            <w:hyperlink w:history="1" r:id="rIdjwi51gahixv7uzbsehbqw">
+            <w:hyperlink w:history="1" r:id="rIdoeo2rdra14r5nbdsdusnk">
               <w:r>
                 <w:rPr>
                   <w:rFonts w:ascii="Arial" w:cs="Arial" w:eastAsia="Arial" w:hAnsi="Arial"/>
@@ -21893,7 +21893,7 @@
               <w:spacing w:after="10" w:before="0"/>
               <w:ind w:left="120"/>
             </w:pPr>
-            <w:hyperlink w:history="1" r:id="rIddl9ngajudejj4absqzorc">
+            <w:hyperlink w:history="1" r:id="rIdndi0tha1lnyvinnboqd4f">
               <w:r>
                 <w:rPr>
                   <w:rFonts w:ascii="Arial" w:cs="Arial" w:eastAsia="Arial" w:hAnsi="Arial"/>
@@ -22093,7 +22093,7 @@
             <w:pPr>
               <w:spacing w:after="20" w:before="0"/>
             </w:pPr>
-            <w:hyperlink w:history="1" r:id="rIdafpxr_-cfwi_v5j_mkr0u">
+            <w:hyperlink w:history="1" r:id="rIdkjavlrxd_7nrqmpoo4ag-">
               <w:r>
                 <w:rPr>
                   <w:rFonts w:ascii="Arial" w:cs="Arial" w:eastAsia="Arial" w:hAnsi="Arial"/>
@@ -22126,7 +22126,7 @@
               <w:spacing w:after="10" w:before="0"/>
               <w:ind w:left="120"/>
             </w:pPr>
-            <w:hyperlink w:history="1" r:id="rIdutm63bdipefop6zqoinok">
+            <w:hyperlink w:history="1" r:id="rIdbubsc9mu_62yeuzux_fx7">
               <w:r>
                 <w:rPr>
                   <w:rFonts w:ascii="Arial" w:cs="Arial" w:eastAsia="Arial" w:hAnsi="Arial"/>
@@ -22171,7 +22171,7 @@
             <w:pPr>
               <w:spacing w:after="20" w:before="0"/>
             </w:pPr>
-            <w:hyperlink w:history="1" r:id="rIdinji4mnjwe9s8ai3gb5kc">
+            <w:hyperlink w:history="1" r:id="rId-esal5hesgczy7qk4clqv">
               <w:r>
                 <w:rPr>
                   <w:rFonts w:ascii="Arial" w:cs="Arial" w:eastAsia="Arial" w:hAnsi="Arial"/>
@@ -22220,7 +22220,7 @@
               <w:spacing w:after="10" w:before="0"/>
               <w:ind w:left="120"/>
             </w:pPr>
-            <w:hyperlink w:history="1" r:id="rIdojtfns0a7iohcpu6wkvme">
+            <w:hyperlink w:history="1" r:id="rIdt_z4skvgw7jfl5gb_odr-">
               <w:r>
                 <w:rPr>
                   <w:rFonts w:ascii="Arial" w:cs="Arial" w:eastAsia="Arial" w:hAnsi="Arial"/>
@@ -22420,7 +22420,7 @@
             <w:pPr>
               <w:spacing w:after="20" w:before="0"/>
             </w:pPr>
-            <w:hyperlink w:history="1" r:id="rIdzjzfpwzod9wrdivw1yb15">
+            <w:hyperlink w:history="1" r:id="rIdatgbjthkemxjbdgycr5f5">
               <w:r>
                 <w:rPr>
                   <w:rFonts w:ascii="Arial" w:cs="Arial" w:eastAsia="Arial" w:hAnsi="Arial"/>
@@ -22469,7 +22469,7 @@
               <w:spacing w:after="10" w:before="0"/>
               <w:ind w:left="120"/>
             </w:pPr>
-            <w:hyperlink w:history="1" r:id="rIdfk5r-yojgrbv7skawk8lc">
+            <w:hyperlink w:history="1" r:id="rId8s10cqiozu1eden9ksg5m">
               <w:r>
                 <w:rPr>
                   <w:rFonts w:ascii="Arial" w:cs="Arial" w:eastAsia="Arial" w:hAnsi="Arial"/>
@@ -22514,7 +22514,7 @@
             <w:pPr>
               <w:spacing w:after="20" w:before="0"/>
             </w:pPr>
-            <w:hyperlink w:history="1" r:id="rId70lnbbinji1ewudavlpxa">
+            <w:hyperlink w:history="1" r:id="rIdqzxivrz0-mjbzrkwozeit">
               <w:r>
                 <w:rPr>
                   <w:rFonts w:ascii="Arial" w:cs="Arial" w:eastAsia="Arial" w:hAnsi="Arial"/>
@@ -22563,7 +22563,7 @@
               <w:spacing w:after="10" w:before="0"/>
               <w:ind w:left="120"/>
             </w:pPr>
-            <w:hyperlink w:history="1" r:id="rIdaxgxg0mdqt_dl3zz3ykcg">
+            <w:hyperlink w:history="1" r:id="rId6knpdtwdyrwplbtqff2gq">
               <w:r>
                 <w:rPr>
                   <w:rFonts w:ascii="Arial" w:cs="Arial" w:eastAsia="Arial" w:hAnsi="Arial"/>
@@ -23088,7 +23088,7 @@
         </w:rPr>
         <w:t xml:space="preserve">© 2026 SeaVuria and ARES. Aligned with KICD objectives. Developed by SeaVuria; technical implementation by ARES (with AI assistance from Claude). Licensed under </w:t>
       </w:r>
-      <w:hyperlink w:history="1" r:id="rIdec642sibkk_q8tgcrcm_-">
+      <w:hyperlink w:history="1" r:id="rIdqh24bmyqz037-7il-2p0d">
         <w:r>
           <w:rPr>
             <w:rFonts w:ascii="Arial" w:cs="Arial" w:eastAsia="Arial" w:hAnsi="Arial"/>
@@ -23109,7 +23109,7 @@
         </w:rPr>
         <w:t xml:space="preserve"> (</w:t>
       </w:r>
-      <w:hyperlink w:history="1" r:id="rIdxs8dltmgnd1pckbh-bxqx">
+      <w:hyperlink w:history="1" r:id="rIdvagoihvvhcho9mpqs513i">
         <w:r>
           <w:rPr>
             <w:rFonts w:ascii="Arial" w:cs="Arial" w:eastAsia="Arial" w:hAnsi="Arial"/>
@@ -24149,7 +24149,7 @@
             <w:pPr>
               <w:spacing w:after="20" w:before="0"/>
             </w:pPr>
-            <w:hyperlink w:history="1" r:id="rIdagv-2ewyfxa_2nuqdys65">
+            <w:hyperlink w:history="1" r:id="rId7nq9kjqqaqbittpwejcwb">
               <w:r>
                 <w:rPr>
                   <w:rFonts w:ascii="Arial" w:cs="Arial" w:eastAsia="Arial" w:hAnsi="Arial"/>
@@ -24182,7 +24182,7 @@
               <w:spacing w:after="10" w:before="0"/>
               <w:ind w:left="120"/>
             </w:pPr>
-            <w:hyperlink w:history="1" r:id="rIdvjvyquu-c2kldtjghjz1f">
+            <w:hyperlink w:history="1" r:id="rIdkldj6unj7hovrribwlsmi">
               <w:r>
                 <w:rPr>
                   <w:rFonts w:ascii="Arial" w:cs="Arial" w:eastAsia="Arial" w:hAnsi="Arial"/>
@@ -24227,7 +24227,7 @@
             <w:pPr>
               <w:spacing w:after="20" w:before="0"/>
             </w:pPr>
-            <w:hyperlink w:history="1" r:id="rIdnh7u1vmie4yu2tpq0nuhf">
+            <w:hyperlink w:history="1" r:id="rIda13wkoh975lyjcfg1cge1">
               <w:r>
                 <w:rPr>
                   <w:rFonts w:ascii="Arial" w:cs="Arial" w:eastAsia="Arial" w:hAnsi="Arial"/>
@@ -24260,7 +24260,7 @@
               <w:spacing w:after="10" w:before="0"/>
               <w:ind w:left="120"/>
             </w:pPr>
-            <w:hyperlink w:history="1" r:id="rIdyaqvmrh07wzam1e8-xaig">
+            <w:hyperlink w:history="1" r:id="rIdjcak6qziqv1xxexdkrgbh">
               <w:r>
                 <w:rPr>
                   <w:rFonts w:ascii="Arial" w:cs="Arial" w:eastAsia="Arial" w:hAnsi="Arial"/>
@@ -24460,7 +24460,7 @@
             <w:pPr>
               <w:spacing w:after="20" w:before="0"/>
             </w:pPr>
-            <w:hyperlink w:history="1" r:id="rId98b8kiyvwn368bmi4y-mh">
+            <w:hyperlink w:history="1" r:id="rIdca1ifablhuj2vmhtiu8vg">
               <w:r>
                 <w:rPr>
                   <w:rFonts w:ascii="Arial" w:cs="Arial" w:eastAsia="Arial" w:hAnsi="Arial"/>
@@ -24493,7 +24493,7 @@
               <w:spacing w:after="10" w:before="0"/>
               <w:ind w:left="120"/>
             </w:pPr>
-            <w:hyperlink w:history="1" r:id="rIdgk6xwszwo4hfdmuou9ixk">
+            <w:hyperlink w:history="1" r:id="rIdm6uaxymf_fo_v67c_tave">
               <w:r>
                 <w:rPr>
                   <w:rFonts w:ascii="Arial" w:cs="Arial" w:eastAsia="Arial" w:hAnsi="Arial"/>
@@ -24538,7 +24538,7 @@
             <w:pPr>
               <w:spacing w:after="20" w:before="0"/>
             </w:pPr>
-            <w:hyperlink w:history="1" r:id="rIdi-j3vdscmktx11c7uzhl5">
+            <w:hyperlink w:history="1" r:id="rIditmo1iodopnr8xmzpp4ps">
               <w:r>
                 <w:rPr>
                   <w:rFonts w:ascii="Arial" w:cs="Arial" w:eastAsia="Arial" w:hAnsi="Arial"/>
@@ -24571,7 +24571,7 @@
               <w:spacing w:after="10" w:before="0"/>
               <w:ind w:left="120"/>
             </w:pPr>
-            <w:hyperlink w:history="1" r:id="rIdsqay4yuqwjc4ef8dzn56x">
+            <w:hyperlink w:history="1" r:id="rIdqs36t_prvw8-ttew_2_zw">
               <w:r>
                 <w:rPr>
                   <w:rFonts w:ascii="Arial" w:cs="Arial" w:eastAsia="Arial" w:hAnsi="Arial"/>
@@ -24771,7 +24771,7 @@
             <w:pPr>
               <w:spacing w:after="20" w:before="0"/>
             </w:pPr>
-            <w:hyperlink w:history="1" r:id="rIdgdtoso2gugpf_kligqhtn">
+            <w:hyperlink w:history="1" r:id="rId0m9cq1tyzmb2qkxdaxzhu">
               <w:r>
                 <w:rPr>
                   <w:rFonts w:ascii="Arial" w:cs="Arial" w:eastAsia="Arial" w:hAnsi="Arial"/>
@@ -24804,7 +24804,7 @@
               <w:spacing w:after="10" w:before="0"/>
               <w:ind w:left="120"/>
             </w:pPr>
-            <w:hyperlink w:history="1" r:id="rIdbojbnrvgz_pmcydv2el9z">
+            <w:hyperlink w:history="1" r:id="rIdjtsc6jesg-uql6zxmyti6">
               <w:r>
                 <w:rPr>
                   <w:rFonts w:ascii="Arial" w:cs="Arial" w:eastAsia="Arial" w:hAnsi="Arial"/>
@@ -24849,7 +24849,7 @@
             <w:pPr>
               <w:spacing w:after="20" w:before="0"/>
             </w:pPr>
-            <w:hyperlink w:history="1" r:id="rIdy4lqbhqduv_y0_xiydpsy">
+            <w:hyperlink w:history="1" r:id="rId3ft0wn6j7msr6-6x3derm">
               <w:r>
                 <w:rPr>
                   <w:rFonts w:ascii="Arial" w:cs="Arial" w:eastAsia="Arial" w:hAnsi="Arial"/>
@@ -24882,7 +24882,7 @@
               <w:spacing w:after="10" w:before="0"/>
               <w:ind w:left="120"/>
             </w:pPr>
-            <w:hyperlink w:history="1" r:id="rIdfhr0gzc9wbabi0u0j1lmw">
+            <w:hyperlink w:history="1" r:id="rIda6vto7wx5o8mxtnwwup-8">
               <w:r>
                 <w:rPr>
                   <w:rFonts w:ascii="Arial" w:cs="Arial" w:eastAsia="Arial" w:hAnsi="Arial"/>
@@ -25082,7 +25082,7 @@
             <w:pPr>
               <w:spacing w:after="20" w:before="0"/>
             </w:pPr>
-            <w:hyperlink w:history="1" r:id="rIdgxdra78ayuxhdklsfodaz">
+            <w:hyperlink w:history="1" r:id="rId3dkkx7ef_g-cqewb4c07p">
               <w:r>
                 <w:rPr>
                   <w:rFonts w:ascii="Arial" w:cs="Arial" w:eastAsia="Arial" w:hAnsi="Arial"/>
@@ -25115,7 +25115,7 @@
               <w:spacing w:after="10" w:before="0"/>
               <w:ind w:left="120"/>
             </w:pPr>
-            <w:hyperlink w:history="1" r:id="rIdus0tywamsifbt-siqzprf">
+            <w:hyperlink w:history="1" r:id="rIdjnh4g3jmyx1cm155ahj7q">
               <w:r>
                 <w:rPr>
                   <w:rFonts w:ascii="Arial" w:cs="Arial" w:eastAsia="Arial" w:hAnsi="Arial"/>
@@ -25160,7 +25160,7 @@
             <w:pPr>
               <w:spacing w:after="20" w:before="0"/>
             </w:pPr>
-            <w:hyperlink w:history="1" r:id="rIdr4tkte2j3t3bml03w2x2y">
+            <w:hyperlink w:history="1" r:id="rIdrtuqyklspmkxszic5_6-f">
               <w:r>
                 <w:rPr>
                   <w:rFonts w:ascii="Arial" w:cs="Arial" w:eastAsia="Arial" w:hAnsi="Arial"/>
@@ -25193,7 +25193,7 @@
               <w:spacing w:after="10" w:before="0"/>
               <w:ind w:left="120"/>
             </w:pPr>
-            <w:hyperlink w:history="1" r:id="rId7ktdtjl1brnnatyse6ugw">
+            <w:hyperlink w:history="1" r:id="rId_eolhlp6ttcutgvpn2bhe">
               <w:r>
                 <w:rPr>
                   <w:rFonts w:ascii="Arial" w:cs="Arial" w:eastAsia="Arial" w:hAnsi="Arial"/>
@@ -25393,7 +25393,7 @@
             <w:pPr>
               <w:spacing w:after="20" w:before="0"/>
             </w:pPr>
-            <w:hyperlink w:history="1" r:id="rId0stnd_iz1l8wzji-zmvto">
+            <w:hyperlink w:history="1" r:id="rIdzbc3aw10pqfouofwn2zmz">
               <w:r>
                 <w:rPr>
                   <w:rFonts w:ascii="Arial" w:cs="Arial" w:eastAsia="Arial" w:hAnsi="Arial"/>
@@ -25426,7 +25426,7 @@
               <w:spacing w:after="10" w:before="0"/>
               <w:ind w:left="120"/>
             </w:pPr>
-            <w:hyperlink w:history="1" r:id="rIddxjadl6kcoosgmecylxt9">
+            <w:hyperlink w:history="1" r:id="rIducj_3pooy_pj4r_erqigz">
               <w:r>
                 <w:rPr>
                   <w:rFonts w:ascii="Arial" w:cs="Arial" w:eastAsia="Arial" w:hAnsi="Arial"/>
@@ -25471,7 +25471,7 @@
             <w:pPr>
               <w:spacing w:after="20" w:before="0"/>
             </w:pPr>
-            <w:hyperlink w:history="1" r:id="rIds3ce5ltvpajrpyiltz8a5">
+            <w:hyperlink w:history="1" r:id="rIdt6b719bwi6heyeb3umy4b">
               <w:r>
                 <w:rPr>
                   <w:rFonts w:ascii="Arial" w:cs="Arial" w:eastAsia="Arial" w:hAnsi="Arial"/>
@@ -25504,7 +25504,7 @@
               <w:spacing w:after="10" w:before="0"/>
               <w:ind w:left="120"/>
             </w:pPr>
-            <w:hyperlink w:history="1" r:id="rIdj4ynxrxlksg0x-mnghnye">
+            <w:hyperlink w:history="1" r:id="rIdrdqg-jg6umt3qjqif5wst">
               <w:r>
                 <w:rPr>
                   <w:rFonts w:ascii="Arial" w:cs="Arial" w:eastAsia="Arial" w:hAnsi="Arial"/>
@@ -26029,7 +26029,7 @@
         </w:rPr>
         <w:t xml:space="preserve">© 2026 SeaVuria and ARES. Aligned with KICD objectives. Developed by SeaVuria; technical implementation by ARES (with AI assistance from Claude). Licensed under </w:t>
       </w:r>
-      <w:hyperlink w:history="1" r:id="rIdfmkmy7pahvcqktwz_mzcc">
+      <w:hyperlink w:history="1" r:id="rIdbkqhp3ediu1p69siyjovw">
         <w:r>
           <w:rPr>
             <w:rFonts w:ascii="Arial" w:cs="Arial" w:eastAsia="Arial" w:hAnsi="Arial"/>
@@ -26050,7 +26050,7 @@
         </w:rPr>
         <w:t xml:space="preserve"> (</w:t>
       </w:r>
-      <w:hyperlink w:history="1" r:id="rIdmskqmzmfxixmonuvhczz7">
+      <w:hyperlink w:history="1" r:id="rIdw77hiyd9kdphmoltpzuvk">
         <w:r>
           <w:rPr>
             <w:rFonts w:ascii="Arial" w:cs="Arial" w:eastAsia="Arial" w:hAnsi="Arial"/>
